--- a/docs/manuals/ABF-FST_Portal_System_Manual.docx
+++ b/docs/manuals/ABF-FST_Portal_System_Manual.docx
@@ -69,7 +69,7 @@
           <w:left w:w="10" w:type="dxa"/>
           <w:right w:w="10" w:type="dxa"/>
         </w:tblCellMar>
-        <w:tblLook w:val="0000" w:firstRow="0" w:lastRow="0" w:firstColumn="0" w:lastColumn="0" w:noHBand="0" w:noVBand="0"/>
+        <w:tblLook w:val="04A0" w:firstRow="1" w:lastRow="0" w:firstColumn="1" w:lastColumn="0" w:noHBand="0" w:noVBand="1"/>
       </w:tblPr>
       <w:tblGrid>
         <w:gridCol w:w="2300"/>
@@ -538,7 +538,7 @@
     <w:sdt>
       <w:sdtPr>
         <w:alias w:val="Contents"/>
-        <w:id w:val="-1867360204"/>
+        <w:id w:val="-1467817048"/>
       </w:sdtPr>
       <w:sdtEndPr/>
       <w:sdtContent>
@@ -567,7 +567,7 @@
           <w:r>
             <w:fldChar w:fldCharType="separate"/>
           </w:r>
-          <w:hyperlink w:anchor="_Toc240394905" w:history="1">
+          <w:hyperlink w:anchor="_Toc240405675" w:history="1">
             <w:r>
               <w:rPr>
                 <w:rStyle w:val="Hyperlink"/>
@@ -591,7 +591,7 @@
               <w:rPr>
                 <w:noProof/>
               </w:rPr>
-              <w:instrText xml:space="preserve"> PAGEREF _Toc240394905 \h </w:instrText>
+              <w:instrText xml:space="preserve"> PAGEREF _Toc240405675 \h </w:instrText>
             </w:r>
             <w:r>
               <w:rPr>
@@ -634,7 +634,7 @@
               <w14:ligatures w14:val="standardContextual"/>
             </w:rPr>
           </w:pPr>
-          <w:hyperlink w:anchor="_Toc240394906" w:history="1">
+          <w:hyperlink w:anchor="_Toc240405676" w:history="1">
             <w:r>
               <w:rPr>
                 <w:rStyle w:val="Hyperlink"/>
@@ -658,7 +658,7 @@
               <w:rPr>
                 <w:noProof/>
               </w:rPr>
-              <w:instrText xml:space="preserve"> PAGEREF _Toc240394906 \h </w:instrText>
+              <w:instrText xml:space="preserve"> PAGEREF _Toc240405676 \h </w:instrText>
             </w:r>
             <w:r>
               <w:rPr>
@@ -701,7 +701,7 @@
               <w14:ligatures w14:val="standardContextual"/>
             </w:rPr>
           </w:pPr>
-          <w:hyperlink w:anchor="_Toc240394907" w:history="1">
+          <w:hyperlink w:anchor="_Toc240405677" w:history="1">
             <w:r>
               <w:rPr>
                 <w:rStyle w:val="Hyperlink"/>
@@ -725,7 +725,7 @@
               <w:rPr>
                 <w:noProof/>
               </w:rPr>
-              <w:instrText xml:space="preserve"> PAGEREF _Toc240394907 \h </w:instrText>
+              <w:instrText xml:space="preserve"> PAGEREF _Toc240405677 \h </w:instrText>
             </w:r>
             <w:r>
               <w:rPr>
@@ -768,7 +768,7 @@
               <w14:ligatures w14:val="standardContextual"/>
             </w:rPr>
           </w:pPr>
-          <w:hyperlink w:anchor="_Toc240394908" w:history="1">
+          <w:hyperlink w:anchor="_Toc240405678" w:history="1">
             <w:r>
               <w:rPr>
                 <w:rStyle w:val="Hyperlink"/>
@@ -792,7 +792,7 @@
               <w:rPr>
                 <w:noProof/>
               </w:rPr>
-              <w:instrText xml:space="preserve"> PAGEREF _Toc240394908 \h </w:instrText>
+              <w:instrText xml:space="preserve"> PAGEREF _Toc240405678 \h </w:instrText>
             </w:r>
             <w:r>
               <w:rPr>
@@ -835,7 +835,7 @@
               <w14:ligatures w14:val="standardContextual"/>
             </w:rPr>
           </w:pPr>
-          <w:hyperlink w:anchor="_Toc240394909" w:history="1">
+          <w:hyperlink w:anchor="_Toc240405679" w:history="1">
             <w:r>
               <w:rPr>
                 <w:rStyle w:val="Hyperlink"/>
@@ -859,7 +859,7 @@
               <w:rPr>
                 <w:noProof/>
               </w:rPr>
-              <w:instrText xml:space="preserve"> PAGEREF _Toc240394909 \h </w:instrText>
+              <w:instrText xml:space="preserve"> PAGEREF _Toc240405679 \h </w:instrText>
             </w:r>
             <w:r>
               <w:rPr>
@@ -902,7 +902,7 @@
               <w14:ligatures w14:val="standardContextual"/>
             </w:rPr>
           </w:pPr>
-          <w:hyperlink w:anchor="_Toc240394910" w:history="1">
+          <w:hyperlink w:anchor="_Toc240405680" w:history="1">
             <w:r>
               <w:rPr>
                 <w:rStyle w:val="Hyperlink"/>
@@ -926,7 +926,7 @@
               <w:rPr>
                 <w:noProof/>
               </w:rPr>
-              <w:instrText xml:space="preserve"> PAGEREF _Toc240394910 \h </w:instrText>
+              <w:instrText xml:space="preserve"> PAGEREF _Toc240405680 \h </w:instrText>
             </w:r>
             <w:r>
               <w:rPr>
@@ -969,7 +969,7 @@
               <w14:ligatures w14:val="standardContextual"/>
             </w:rPr>
           </w:pPr>
-          <w:hyperlink w:anchor="_Toc240394911" w:history="1">
+          <w:hyperlink w:anchor="_Toc240405681" w:history="1">
             <w:r>
               <w:rPr>
                 <w:rStyle w:val="Hyperlink"/>
@@ -993,7 +993,7 @@
               <w:rPr>
                 <w:noProof/>
               </w:rPr>
-              <w:instrText xml:space="preserve"> PAGEREF _Toc240394911 \h </w:instrText>
+              <w:instrText xml:space="preserve"> PAGEREF _Toc240405681 \h </w:instrText>
             </w:r>
             <w:r>
               <w:rPr>
@@ -1036,7 +1036,7 @@
               <w14:ligatures w14:val="standardContextual"/>
             </w:rPr>
           </w:pPr>
-          <w:hyperlink w:anchor="_Toc240394912" w:history="1">
+          <w:hyperlink w:anchor="_Toc240405682" w:history="1">
             <w:r>
               <w:rPr>
                 <w:rStyle w:val="Hyperlink"/>
@@ -1060,7 +1060,7 @@
               <w:rPr>
                 <w:noProof/>
               </w:rPr>
-              <w:instrText xml:space="preserve"> PAGEREF _Toc240394912 \h </w:instrText>
+              <w:instrText xml:space="preserve"> PAGEREF _Toc240405682 \h </w:instrText>
             </w:r>
             <w:r>
               <w:rPr>
@@ -1103,7 +1103,7 @@
               <w14:ligatures w14:val="standardContextual"/>
             </w:rPr>
           </w:pPr>
-          <w:hyperlink w:anchor="_Toc240394913" w:history="1">
+          <w:hyperlink w:anchor="_Toc240405683" w:history="1">
             <w:r>
               <w:rPr>
                 <w:rStyle w:val="Hyperlink"/>
@@ -1127,7 +1127,7 @@
               <w:rPr>
                 <w:noProof/>
               </w:rPr>
-              <w:instrText xml:space="preserve"> PAGEREF _Toc240394913 \h </w:instrText>
+              <w:instrText xml:space="preserve"> PAGEREF _Toc240405683 \h </w:instrText>
             </w:r>
             <w:r>
               <w:rPr>
@@ -1170,7 +1170,7 @@
               <w14:ligatures w14:val="standardContextual"/>
             </w:rPr>
           </w:pPr>
-          <w:hyperlink w:anchor="_Toc240394914" w:history="1">
+          <w:hyperlink w:anchor="_Toc240405684" w:history="1">
             <w:r>
               <w:rPr>
                 <w:rStyle w:val="Hyperlink"/>
@@ -1194,7 +1194,7 @@
               <w:rPr>
                 <w:noProof/>
               </w:rPr>
-              <w:instrText xml:space="preserve"> PAGEREF _Toc240394914 \h </w:instrText>
+              <w:instrText xml:space="preserve"> PAGEREF _Toc240405684 \h </w:instrText>
             </w:r>
             <w:r>
               <w:rPr>
@@ -1237,7 +1237,7 @@
               <w14:ligatures w14:val="standardContextual"/>
             </w:rPr>
           </w:pPr>
-          <w:hyperlink w:anchor="_Toc240394915" w:history="1">
+          <w:hyperlink w:anchor="_Toc240405685" w:history="1">
             <w:r>
               <w:rPr>
                 <w:rStyle w:val="Hyperlink"/>
@@ -1261,7 +1261,7 @@
               <w:rPr>
                 <w:noProof/>
               </w:rPr>
-              <w:instrText xml:space="preserve"> PAGEREF _Toc240394915 \h </w:instrText>
+              <w:instrText xml:space="preserve"> PAGEREF _Toc240405685 \h </w:instrText>
             </w:r>
             <w:r>
               <w:rPr>
@@ -1304,7 +1304,7 @@
               <w14:ligatures w14:val="standardContextual"/>
             </w:rPr>
           </w:pPr>
-          <w:hyperlink w:anchor="_Toc240394916" w:history="1">
+          <w:hyperlink w:anchor="_Toc240405686" w:history="1">
             <w:r>
               <w:rPr>
                 <w:rStyle w:val="Hyperlink"/>
@@ -1328,7 +1328,7 @@
               <w:rPr>
                 <w:noProof/>
               </w:rPr>
-              <w:instrText xml:space="preserve"> PAGEREF _Toc240394916 \h </w:instrText>
+              <w:instrText xml:space="preserve"> PAGEREF _Toc240405686 \h </w:instrText>
             </w:r>
             <w:r>
               <w:rPr>
@@ -1371,7 +1371,7 @@
               <w14:ligatures w14:val="standardContextual"/>
             </w:rPr>
           </w:pPr>
-          <w:hyperlink w:anchor="_Toc240394917" w:history="1">
+          <w:hyperlink w:anchor="_Toc240405687" w:history="1">
             <w:r>
               <w:rPr>
                 <w:rStyle w:val="Hyperlink"/>
@@ -1395,7 +1395,7 @@
               <w:rPr>
                 <w:noProof/>
               </w:rPr>
-              <w:instrText xml:space="preserve"> PAGEREF _Toc240394917 \h </w:instrText>
+              <w:instrText xml:space="preserve"> PAGEREF _Toc240405687 \h </w:instrText>
             </w:r>
             <w:r>
               <w:rPr>
@@ -1438,7 +1438,7 @@
               <w14:ligatures w14:val="standardContextual"/>
             </w:rPr>
           </w:pPr>
-          <w:hyperlink w:anchor="_Toc240394918" w:history="1">
+          <w:hyperlink w:anchor="_Toc240405688" w:history="1">
             <w:r>
               <w:rPr>
                 <w:rStyle w:val="Hyperlink"/>
@@ -1462,7 +1462,7 @@
               <w:rPr>
                 <w:noProof/>
               </w:rPr>
-              <w:instrText xml:space="preserve"> PAGEREF _Toc240394918 \h </w:instrText>
+              <w:instrText xml:space="preserve"> PAGEREF _Toc240405688 \h </w:instrText>
             </w:r>
             <w:r>
               <w:rPr>
@@ -1505,7 +1505,7 @@
               <w14:ligatures w14:val="standardContextual"/>
             </w:rPr>
           </w:pPr>
-          <w:hyperlink w:anchor="_Toc240394919" w:history="1">
+          <w:hyperlink w:anchor="_Toc240405689" w:history="1">
             <w:r>
               <w:rPr>
                 <w:rStyle w:val="Hyperlink"/>
@@ -1529,7 +1529,7 @@
               <w:rPr>
                 <w:noProof/>
               </w:rPr>
-              <w:instrText xml:space="preserve"> PAGEREF _Toc240394919 \h </w:instrText>
+              <w:instrText xml:space="preserve"> PAGEREF _Toc240405689 \h </w:instrText>
             </w:r>
             <w:r>
               <w:rPr>
@@ -1572,7 +1572,7 @@
               <w14:ligatures w14:val="standardContextual"/>
             </w:rPr>
           </w:pPr>
-          <w:hyperlink w:anchor="_Toc240394920" w:history="1">
+          <w:hyperlink w:anchor="_Toc240405690" w:history="1">
             <w:r>
               <w:rPr>
                 <w:rStyle w:val="Hyperlink"/>
@@ -1596,7 +1596,7 @@
               <w:rPr>
                 <w:noProof/>
               </w:rPr>
-              <w:instrText xml:space="preserve"> PAGEREF _Toc240394920 \h </w:instrText>
+              <w:instrText xml:space="preserve"> PAGEREF _Toc240405690 \h </w:instrText>
             </w:r>
             <w:r>
               <w:rPr>
@@ -1639,7 +1639,7 @@
               <w14:ligatures w14:val="standardContextual"/>
             </w:rPr>
           </w:pPr>
-          <w:hyperlink w:anchor="_Toc240394921" w:history="1">
+          <w:hyperlink w:anchor="_Toc240405691" w:history="1">
             <w:r>
               <w:rPr>
                 <w:rStyle w:val="Hyperlink"/>
@@ -1663,7 +1663,7 @@
               <w:rPr>
                 <w:noProof/>
               </w:rPr>
-              <w:instrText xml:space="preserve"> PAGEREF _Toc240394921 \h </w:instrText>
+              <w:instrText xml:space="preserve"> PAGEREF _Toc240405691 \h </w:instrText>
             </w:r>
             <w:r>
               <w:rPr>
@@ -1706,7 +1706,7 @@
               <w14:ligatures w14:val="standardContextual"/>
             </w:rPr>
           </w:pPr>
-          <w:hyperlink w:anchor="_Toc240394922" w:history="1">
+          <w:hyperlink w:anchor="_Toc240405692" w:history="1">
             <w:r>
               <w:rPr>
                 <w:rStyle w:val="Hyperlink"/>
@@ -1730,7 +1730,7 @@
               <w:rPr>
                 <w:noProof/>
               </w:rPr>
-              <w:instrText xml:space="preserve"> PAGEREF _Toc240394922 \h </w:instrText>
+              <w:instrText xml:space="preserve"> PAGEREF _Toc240405692 \h </w:instrText>
             </w:r>
             <w:r>
               <w:rPr>
@@ -1773,7 +1773,7 @@
               <w14:ligatures w14:val="standardContextual"/>
             </w:rPr>
           </w:pPr>
-          <w:hyperlink w:anchor="_Toc240394923" w:history="1">
+          <w:hyperlink w:anchor="_Toc240405693" w:history="1">
             <w:r>
               <w:rPr>
                 <w:rStyle w:val="Hyperlink"/>
@@ -1797,7 +1797,7 @@
               <w:rPr>
                 <w:noProof/>
               </w:rPr>
-              <w:instrText xml:space="preserve"> PAGEREF _Toc240394923 \h </w:instrText>
+              <w:instrText xml:space="preserve"> PAGEREF _Toc240405693 \h </w:instrText>
             </w:r>
             <w:r>
               <w:rPr>
@@ -1840,7 +1840,7 @@
               <w14:ligatures w14:val="standardContextual"/>
             </w:rPr>
           </w:pPr>
-          <w:hyperlink w:anchor="_Toc240394924" w:history="1">
+          <w:hyperlink w:anchor="_Toc240405694" w:history="1">
             <w:r>
               <w:rPr>
                 <w:rStyle w:val="Hyperlink"/>
@@ -1864,7 +1864,7 @@
               <w:rPr>
                 <w:noProof/>
               </w:rPr>
-              <w:instrText xml:space="preserve"> PAGEREF _Toc240394924 \h </w:instrText>
+              <w:instrText xml:space="preserve"> PAGEREF _Toc240405694 \h </w:instrText>
             </w:r>
             <w:r>
               <w:rPr>
@@ -1907,7 +1907,7 @@
               <w14:ligatures w14:val="standardContextual"/>
             </w:rPr>
           </w:pPr>
-          <w:hyperlink w:anchor="_Toc240394925" w:history="1">
+          <w:hyperlink w:anchor="_Toc240405695" w:history="1">
             <w:r>
               <w:rPr>
                 <w:rStyle w:val="Hyperlink"/>
@@ -1931,7 +1931,7 @@
               <w:rPr>
                 <w:noProof/>
               </w:rPr>
-              <w:instrText xml:space="preserve"> PAGEREF _Toc240394925 \h </w:instrText>
+              <w:instrText xml:space="preserve"> PAGEREF _Toc240405695 \h </w:instrText>
             </w:r>
             <w:r>
               <w:rPr>
@@ -1974,7 +1974,7 @@
               <w14:ligatures w14:val="standardContextual"/>
             </w:rPr>
           </w:pPr>
-          <w:hyperlink w:anchor="_Toc240394926" w:history="1">
+          <w:hyperlink w:anchor="_Toc240405696" w:history="1">
             <w:r>
               <w:rPr>
                 <w:rStyle w:val="Hyperlink"/>
@@ -1998,7 +1998,7 @@
               <w:rPr>
                 <w:noProof/>
               </w:rPr>
-              <w:instrText xml:space="preserve"> PAGEREF _Toc240394926 \h </w:instrText>
+              <w:instrText xml:space="preserve"> PAGEREF _Toc240405696 \h </w:instrText>
             </w:r>
             <w:r>
               <w:rPr>
@@ -2041,7 +2041,7 @@
               <w14:ligatures w14:val="standardContextual"/>
             </w:rPr>
           </w:pPr>
-          <w:hyperlink w:anchor="_Toc240394927" w:history="1">
+          <w:hyperlink w:anchor="_Toc240405697" w:history="1">
             <w:r>
               <w:rPr>
                 <w:rStyle w:val="Hyperlink"/>
@@ -2065,7 +2065,7 @@
               <w:rPr>
                 <w:noProof/>
               </w:rPr>
-              <w:instrText xml:space="preserve"> PAGEREF _Toc240394927 \h </w:instrText>
+              <w:instrText xml:space="preserve"> PAGEREF _Toc240405697 \h </w:instrText>
             </w:r>
             <w:r>
               <w:rPr>
@@ -2108,7 +2108,7 @@
               <w14:ligatures w14:val="standardContextual"/>
             </w:rPr>
           </w:pPr>
-          <w:hyperlink w:anchor="_Toc240394928" w:history="1">
+          <w:hyperlink w:anchor="_Toc240405698" w:history="1">
             <w:r>
               <w:rPr>
                 <w:rStyle w:val="Hyperlink"/>
@@ -2132,7 +2132,7 @@
               <w:rPr>
                 <w:noProof/>
               </w:rPr>
-              <w:instrText xml:space="preserve"> PAGEREF _Toc240394928 \h </w:instrText>
+              <w:instrText xml:space="preserve"> PAGEREF _Toc240405698 \h </w:instrText>
             </w:r>
             <w:r>
               <w:rPr>
@@ -2175,7 +2175,7 @@
               <w14:ligatures w14:val="standardContextual"/>
             </w:rPr>
           </w:pPr>
-          <w:hyperlink w:anchor="_Toc240394929" w:history="1">
+          <w:hyperlink w:anchor="_Toc240405699" w:history="1">
             <w:r>
               <w:rPr>
                 <w:rStyle w:val="Hyperlink"/>
@@ -2199,7 +2199,7 @@
               <w:rPr>
                 <w:noProof/>
               </w:rPr>
-              <w:instrText xml:space="preserve"> PAGEREF _Toc240394929 \h </w:instrText>
+              <w:instrText xml:space="preserve"> PAGEREF _Toc240405699 \h </w:instrText>
             </w:r>
             <w:r>
               <w:rPr>
@@ -2242,7 +2242,7 @@
               <w14:ligatures w14:val="standardContextual"/>
             </w:rPr>
           </w:pPr>
-          <w:hyperlink w:anchor="_Toc240394930" w:history="1">
+          <w:hyperlink w:anchor="_Toc240405700" w:history="1">
             <w:r>
               <w:rPr>
                 <w:rStyle w:val="Hyperlink"/>
@@ -2266,7 +2266,7 @@
               <w:rPr>
                 <w:noProof/>
               </w:rPr>
-              <w:instrText xml:space="preserve"> PAGEREF _Toc240394930 \h </w:instrText>
+              <w:instrText xml:space="preserve"> PAGEREF _Toc240405700 \h </w:instrText>
             </w:r>
             <w:r>
               <w:rPr>
@@ -2309,7 +2309,7 @@
               <w14:ligatures w14:val="standardContextual"/>
             </w:rPr>
           </w:pPr>
-          <w:hyperlink w:anchor="_Toc240394931" w:history="1">
+          <w:hyperlink w:anchor="_Toc240405701" w:history="1">
             <w:r>
               <w:rPr>
                 <w:rStyle w:val="Hyperlink"/>
@@ -2333,7 +2333,7 @@
               <w:rPr>
                 <w:noProof/>
               </w:rPr>
-              <w:instrText xml:space="preserve"> PAGEREF _Toc240394931 \h </w:instrText>
+              <w:instrText xml:space="preserve"> PAGEREF _Toc240405701 \h </w:instrText>
             </w:r>
             <w:r>
               <w:rPr>
@@ -2376,7 +2376,7 @@
               <w14:ligatures w14:val="standardContextual"/>
             </w:rPr>
           </w:pPr>
-          <w:hyperlink w:anchor="_Toc240394932" w:history="1">
+          <w:hyperlink w:anchor="_Toc240405702" w:history="1">
             <w:r>
               <w:rPr>
                 <w:rStyle w:val="Hyperlink"/>
@@ -2400,7 +2400,7 @@
               <w:rPr>
                 <w:noProof/>
               </w:rPr>
-              <w:instrText xml:space="preserve"> PAGEREF _Toc240394932 \h </w:instrText>
+              <w:instrText xml:space="preserve"> PAGEREF _Toc240405702 \h </w:instrText>
             </w:r>
             <w:r>
               <w:rPr>
@@ -2443,7 +2443,7 @@
               <w14:ligatures w14:val="standardContextual"/>
             </w:rPr>
           </w:pPr>
-          <w:hyperlink w:anchor="_Toc240394933" w:history="1">
+          <w:hyperlink w:anchor="_Toc240405703" w:history="1">
             <w:r>
               <w:rPr>
                 <w:rStyle w:val="Hyperlink"/>
@@ -2467,7 +2467,7 @@
               <w:rPr>
                 <w:noProof/>
               </w:rPr>
-              <w:instrText xml:space="preserve"> PAGEREF _Toc240394933 \h </w:instrText>
+              <w:instrText xml:space="preserve"> PAGEREF _Toc240405703 \h </w:instrText>
             </w:r>
             <w:r>
               <w:rPr>
@@ -2510,7 +2510,7 @@
               <w14:ligatures w14:val="standardContextual"/>
             </w:rPr>
           </w:pPr>
-          <w:hyperlink w:anchor="_Toc240394934" w:history="1">
+          <w:hyperlink w:anchor="_Toc240405704" w:history="1">
             <w:r>
               <w:rPr>
                 <w:rStyle w:val="Hyperlink"/>
@@ -2534,7 +2534,7 @@
               <w:rPr>
                 <w:noProof/>
               </w:rPr>
-              <w:instrText xml:space="preserve"> PAGEREF _Toc240394934 \h </w:instrText>
+              <w:instrText xml:space="preserve"> PAGEREF _Toc240405704 \h </w:instrText>
             </w:r>
             <w:r>
               <w:rPr>
@@ -2577,7 +2577,7 @@
               <w14:ligatures w14:val="standardContextual"/>
             </w:rPr>
           </w:pPr>
-          <w:hyperlink w:anchor="_Toc240394935" w:history="1">
+          <w:hyperlink w:anchor="_Toc240405705" w:history="1">
             <w:r>
               <w:rPr>
                 <w:rStyle w:val="Hyperlink"/>
@@ -2601,7 +2601,7 @@
               <w:rPr>
                 <w:noProof/>
               </w:rPr>
-              <w:instrText xml:space="preserve"> PAGEREF _Toc240394935 \h </w:instrText>
+              <w:instrText xml:space="preserve"> PAGEREF _Toc240405705 \h </w:instrText>
             </w:r>
             <w:r>
               <w:rPr>
@@ -2644,7 +2644,7 @@
               <w14:ligatures w14:val="standardContextual"/>
             </w:rPr>
           </w:pPr>
-          <w:hyperlink w:anchor="_Toc240394936" w:history="1">
+          <w:hyperlink w:anchor="_Toc240405706" w:history="1">
             <w:r>
               <w:rPr>
                 <w:rStyle w:val="Hyperlink"/>
@@ -2668,7 +2668,7 @@
               <w:rPr>
                 <w:noProof/>
               </w:rPr>
-              <w:instrText xml:space="preserve"> PAGEREF _Toc240394936 \h </w:instrText>
+              <w:instrText xml:space="preserve"> PAGEREF _Toc240405706 \h </w:instrText>
             </w:r>
             <w:r>
               <w:rPr>
@@ -2711,7 +2711,7 @@
               <w14:ligatures w14:val="standardContextual"/>
             </w:rPr>
           </w:pPr>
-          <w:hyperlink w:anchor="_Toc240394937" w:history="1">
+          <w:hyperlink w:anchor="_Toc240405707" w:history="1">
             <w:r>
               <w:rPr>
                 <w:rStyle w:val="Hyperlink"/>
@@ -2735,7 +2735,7 @@
               <w:rPr>
                 <w:noProof/>
               </w:rPr>
-              <w:instrText xml:space="preserve"> PAGEREF _Toc240394937 \h </w:instrText>
+              <w:instrText xml:space="preserve"> PAGEREF _Toc240405707 \h </w:instrText>
             </w:r>
             <w:r>
               <w:rPr>
@@ -2778,7 +2778,7 @@
               <w14:ligatures w14:val="standardContextual"/>
             </w:rPr>
           </w:pPr>
-          <w:hyperlink w:anchor="_Toc240394938" w:history="1">
+          <w:hyperlink w:anchor="_Toc240405708" w:history="1">
             <w:r>
               <w:rPr>
                 <w:rStyle w:val="Hyperlink"/>
@@ -2802,7 +2802,7 @@
               <w:rPr>
                 <w:noProof/>
               </w:rPr>
-              <w:instrText xml:space="preserve"> PAGEREF _Toc240394938 \h </w:instrText>
+              <w:instrText xml:space="preserve"> PAGEREF _Toc240405708 \h </w:instrText>
             </w:r>
             <w:r>
               <w:rPr>
@@ -2845,7 +2845,7 @@
               <w14:ligatures w14:val="standardContextual"/>
             </w:rPr>
           </w:pPr>
-          <w:hyperlink w:anchor="_Toc240394939" w:history="1">
+          <w:hyperlink w:anchor="_Toc240405709" w:history="1">
             <w:r>
               <w:rPr>
                 <w:rStyle w:val="Hyperlink"/>
@@ -2869,7 +2869,7 @@
               <w:rPr>
                 <w:noProof/>
               </w:rPr>
-              <w:instrText xml:space="preserve"> PAGEREF _Toc240394939 \h </w:instrText>
+              <w:instrText xml:space="preserve"> PAGEREF _Toc240405709 \h </w:instrText>
             </w:r>
             <w:r>
               <w:rPr>
@@ -2912,7 +2912,7 @@
               <w14:ligatures w14:val="standardContextual"/>
             </w:rPr>
           </w:pPr>
-          <w:hyperlink w:anchor="_Toc240394940" w:history="1">
+          <w:hyperlink w:anchor="_Toc240405710" w:history="1">
             <w:r>
               <w:rPr>
                 <w:rStyle w:val="Hyperlink"/>
@@ -2936,7 +2936,7 @@
               <w:rPr>
                 <w:noProof/>
               </w:rPr>
-              <w:instrText xml:space="preserve"> PAGEREF _Toc240394940 \h </w:instrText>
+              <w:instrText xml:space="preserve"> PAGEREF _Toc240405710 \h </w:instrText>
             </w:r>
             <w:r>
               <w:rPr>
@@ -2979,7 +2979,7 @@
               <w14:ligatures w14:val="standardContextual"/>
             </w:rPr>
           </w:pPr>
-          <w:hyperlink w:anchor="_Toc240394941" w:history="1">
+          <w:hyperlink w:anchor="_Toc240405711" w:history="1">
             <w:r>
               <w:rPr>
                 <w:rStyle w:val="Hyperlink"/>
@@ -3003,7 +3003,7 @@
               <w:rPr>
                 <w:noProof/>
               </w:rPr>
-              <w:instrText xml:space="preserve"> PAGEREF _Toc240394941 \h </w:instrText>
+              <w:instrText xml:space="preserve"> PAGEREF _Toc240405711 \h </w:instrText>
             </w:r>
             <w:r>
               <w:rPr>
@@ -3046,7 +3046,7 @@
               <w14:ligatures w14:val="standardContextual"/>
             </w:rPr>
           </w:pPr>
-          <w:hyperlink w:anchor="_Toc240394942" w:history="1">
+          <w:hyperlink w:anchor="_Toc240405712" w:history="1">
             <w:r>
               <w:rPr>
                 <w:rStyle w:val="Hyperlink"/>
@@ -3070,7 +3070,7 @@
               <w:rPr>
                 <w:noProof/>
               </w:rPr>
-              <w:instrText xml:space="preserve"> PAGEREF _Toc240394942 \h </w:instrText>
+              <w:instrText xml:space="preserve"> PAGEREF _Toc240405712 \h </w:instrText>
             </w:r>
             <w:r>
               <w:rPr>
@@ -3113,7 +3113,7 @@
               <w14:ligatures w14:val="standardContextual"/>
             </w:rPr>
           </w:pPr>
-          <w:hyperlink w:anchor="_Toc240394943" w:history="1">
+          <w:hyperlink w:anchor="_Toc240405713" w:history="1">
             <w:r>
               <w:rPr>
                 <w:rStyle w:val="Hyperlink"/>
@@ -3137,7 +3137,7 @@
               <w:rPr>
                 <w:noProof/>
               </w:rPr>
-              <w:instrText xml:space="preserve"> PAGEREF _Toc240394943 \h </w:instrText>
+              <w:instrText xml:space="preserve"> PAGEREF _Toc240405713 \h </w:instrText>
             </w:r>
             <w:r>
               <w:rPr>
@@ -3180,7 +3180,7 @@
               <w14:ligatures w14:val="standardContextual"/>
             </w:rPr>
           </w:pPr>
-          <w:hyperlink w:anchor="_Toc240394944" w:history="1">
+          <w:hyperlink w:anchor="_Toc240405714" w:history="1">
             <w:r>
               <w:rPr>
                 <w:rStyle w:val="Hyperlink"/>
@@ -3204,7 +3204,7 @@
               <w:rPr>
                 <w:noProof/>
               </w:rPr>
-              <w:instrText xml:space="preserve"> PAGEREF _Toc240394944 \h </w:instrText>
+              <w:instrText xml:space="preserve"> PAGEREF _Toc240405714 \h </w:instrText>
             </w:r>
             <w:r>
               <w:rPr>
@@ -3247,7 +3247,7 @@
               <w14:ligatures w14:val="standardContextual"/>
             </w:rPr>
           </w:pPr>
-          <w:hyperlink w:anchor="_Toc240394945" w:history="1">
+          <w:hyperlink w:anchor="_Toc240405715" w:history="1">
             <w:r>
               <w:rPr>
                 <w:rStyle w:val="Hyperlink"/>
@@ -3271,7 +3271,7 @@
               <w:rPr>
                 <w:noProof/>
               </w:rPr>
-              <w:instrText xml:space="preserve"> PAGEREF _Toc240394945 \h </w:instrText>
+              <w:instrText xml:space="preserve"> PAGEREF _Toc240405715 \h </w:instrText>
             </w:r>
             <w:r>
               <w:rPr>
@@ -3314,7 +3314,7 @@
               <w14:ligatures w14:val="standardContextual"/>
             </w:rPr>
           </w:pPr>
-          <w:hyperlink w:anchor="_Toc240394946" w:history="1">
+          <w:hyperlink w:anchor="_Toc240405716" w:history="1">
             <w:r>
               <w:rPr>
                 <w:rStyle w:val="Hyperlink"/>
@@ -3338,7 +3338,7 @@
               <w:rPr>
                 <w:noProof/>
               </w:rPr>
-              <w:instrText xml:space="preserve"> PAGEREF _Toc240394946 \h </w:instrText>
+              <w:instrText xml:space="preserve"> PAGEREF _Toc240405716 \h </w:instrText>
             </w:r>
             <w:r>
               <w:rPr>
@@ -3381,7 +3381,7 @@
               <w14:ligatures w14:val="standardContextual"/>
             </w:rPr>
           </w:pPr>
-          <w:hyperlink w:anchor="_Toc240394947" w:history="1">
+          <w:hyperlink w:anchor="_Toc240405717" w:history="1">
             <w:r>
               <w:rPr>
                 <w:rStyle w:val="Hyperlink"/>
@@ -3405,7 +3405,7 @@
               <w:rPr>
                 <w:noProof/>
               </w:rPr>
-              <w:instrText xml:space="preserve"> PAGEREF _Toc240394947 \h </w:instrText>
+              <w:instrText xml:space="preserve"> PAGEREF _Toc240405717 \h </w:instrText>
             </w:r>
             <w:r>
               <w:rPr>
@@ -3448,7 +3448,7 @@
               <w14:ligatures w14:val="standardContextual"/>
             </w:rPr>
           </w:pPr>
-          <w:hyperlink w:anchor="_Toc240394948" w:history="1">
+          <w:hyperlink w:anchor="_Toc240405718" w:history="1">
             <w:r>
               <w:rPr>
                 <w:rStyle w:val="Hyperlink"/>
@@ -3472,7 +3472,7 @@
               <w:rPr>
                 <w:noProof/>
               </w:rPr>
-              <w:instrText xml:space="preserve"> PAGEREF _Toc240394948 \h </w:instrText>
+              <w:instrText xml:space="preserve"> PAGEREF _Toc240405718 \h </w:instrText>
             </w:r>
             <w:r>
               <w:rPr>
@@ -3515,7 +3515,7 @@
               <w14:ligatures w14:val="standardContextual"/>
             </w:rPr>
           </w:pPr>
-          <w:hyperlink w:anchor="_Toc240394949" w:history="1">
+          <w:hyperlink w:anchor="_Toc240405719" w:history="1">
             <w:r>
               <w:rPr>
                 <w:rStyle w:val="Hyperlink"/>
@@ -3539,7 +3539,7 @@
               <w:rPr>
                 <w:noProof/>
               </w:rPr>
-              <w:instrText xml:space="preserve"> PAGEREF _Toc240394949 \h </w:instrText>
+              <w:instrText xml:space="preserve"> PAGEREF _Toc240405719 \h </w:instrText>
             </w:r>
             <w:r>
               <w:rPr>
@@ -3582,7 +3582,7 @@
               <w14:ligatures w14:val="standardContextual"/>
             </w:rPr>
           </w:pPr>
-          <w:hyperlink w:anchor="_Toc240394950" w:history="1">
+          <w:hyperlink w:anchor="_Toc240405720" w:history="1">
             <w:r>
               <w:rPr>
                 <w:rStyle w:val="Hyperlink"/>
@@ -3606,7 +3606,7 @@
               <w:rPr>
                 <w:noProof/>
               </w:rPr>
-              <w:instrText xml:space="preserve"> PAGEREF _Toc240394950 \h </w:instrText>
+              <w:instrText xml:space="preserve"> PAGEREF _Toc240405720 \h </w:instrText>
             </w:r>
             <w:r>
               <w:rPr>
@@ -3649,7 +3649,7 @@
               <w14:ligatures w14:val="standardContextual"/>
             </w:rPr>
           </w:pPr>
-          <w:hyperlink w:anchor="_Toc240394951" w:history="1">
+          <w:hyperlink w:anchor="_Toc240405721" w:history="1">
             <w:r>
               <w:rPr>
                 <w:rStyle w:val="Hyperlink"/>
@@ -3673,7 +3673,7 @@
               <w:rPr>
                 <w:noProof/>
               </w:rPr>
-              <w:instrText xml:space="preserve"> PAGEREF _Toc240394951 \h </w:instrText>
+              <w:instrText xml:space="preserve"> PAGEREF _Toc240405721 \h </w:instrText>
             </w:r>
             <w:r>
               <w:rPr>
@@ -3716,7 +3716,7 @@
               <w14:ligatures w14:val="standardContextual"/>
             </w:rPr>
           </w:pPr>
-          <w:hyperlink w:anchor="_Toc240394952" w:history="1">
+          <w:hyperlink w:anchor="_Toc240405722" w:history="1">
             <w:r>
               <w:rPr>
                 <w:rStyle w:val="Hyperlink"/>
@@ -3740,7 +3740,7 @@
               <w:rPr>
                 <w:noProof/>
               </w:rPr>
-              <w:instrText xml:space="preserve"> PAGEREF _Toc240394952 \h </w:instrText>
+              <w:instrText xml:space="preserve"> PAGEREF _Toc240405722 \h </w:instrText>
             </w:r>
             <w:r>
               <w:rPr>
@@ -3783,7 +3783,7 @@
               <w14:ligatures w14:val="standardContextual"/>
             </w:rPr>
           </w:pPr>
-          <w:hyperlink w:anchor="_Toc240394953" w:history="1">
+          <w:hyperlink w:anchor="_Toc240405723" w:history="1">
             <w:r>
               <w:rPr>
                 <w:rStyle w:val="Hyperlink"/>
@@ -3807,7 +3807,7 @@
               <w:rPr>
                 <w:noProof/>
               </w:rPr>
-              <w:instrText xml:space="preserve"> PAGEREF _Toc240394953 \h </w:instrText>
+              <w:instrText xml:space="preserve"> PAGEREF _Toc240405723 \h </w:instrText>
             </w:r>
             <w:r>
               <w:rPr>
@@ -3850,7 +3850,7 @@
               <w14:ligatures w14:val="standardContextual"/>
             </w:rPr>
           </w:pPr>
-          <w:hyperlink w:anchor="_Toc240394954" w:history="1">
+          <w:hyperlink w:anchor="_Toc240405724" w:history="1">
             <w:r>
               <w:rPr>
                 <w:rStyle w:val="Hyperlink"/>
@@ -3874,7 +3874,7 @@
               <w:rPr>
                 <w:noProof/>
               </w:rPr>
-              <w:instrText xml:space="preserve"> PAGEREF _Toc240394954 \h </w:instrText>
+              <w:instrText xml:space="preserve"> PAGEREF _Toc240405724 \h </w:instrText>
             </w:r>
             <w:r>
               <w:rPr>
@@ -3917,7 +3917,7 @@
               <w14:ligatures w14:val="standardContextual"/>
             </w:rPr>
           </w:pPr>
-          <w:hyperlink w:anchor="_Toc240394955" w:history="1">
+          <w:hyperlink w:anchor="_Toc240405725" w:history="1">
             <w:r>
               <w:rPr>
                 <w:rStyle w:val="Hyperlink"/>
@@ -3941,7 +3941,7 @@
               <w:rPr>
                 <w:noProof/>
               </w:rPr>
-              <w:instrText xml:space="preserve"> PAGEREF _Toc240394955 \h </w:instrText>
+              <w:instrText xml:space="preserve"> PAGEREF _Toc240405725 \h </w:instrText>
             </w:r>
             <w:r>
               <w:rPr>
@@ -3984,7 +3984,7 @@
               <w14:ligatures w14:val="standardContextual"/>
             </w:rPr>
           </w:pPr>
-          <w:hyperlink w:anchor="_Toc240394956" w:history="1">
+          <w:hyperlink w:anchor="_Toc240405726" w:history="1">
             <w:r>
               <w:rPr>
                 <w:rStyle w:val="Hyperlink"/>
@@ -4008,7 +4008,7 @@
               <w:rPr>
                 <w:noProof/>
               </w:rPr>
-              <w:instrText xml:space="preserve"> PAGEREF _Toc240394956 \h </w:instrText>
+              <w:instrText xml:space="preserve"> PAGEREF _Toc240405726 \h </w:instrText>
             </w:r>
             <w:r>
               <w:rPr>
@@ -4051,7 +4051,7 @@
               <w14:ligatures w14:val="standardContextual"/>
             </w:rPr>
           </w:pPr>
-          <w:hyperlink w:anchor="_Toc240394957" w:history="1">
+          <w:hyperlink w:anchor="_Toc240405727" w:history="1">
             <w:r>
               <w:rPr>
                 <w:rStyle w:val="Hyperlink"/>
@@ -4075,7 +4075,7 @@
               <w:rPr>
                 <w:noProof/>
               </w:rPr>
-              <w:instrText xml:space="preserve"> PAGEREF _Toc240394957 \h </w:instrText>
+              <w:instrText xml:space="preserve"> PAGEREF _Toc240405727 \h </w:instrText>
             </w:r>
             <w:r>
               <w:rPr>
@@ -4118,7 +4118,7 @@
               <w14:ligatures w14:val="standardContextual"/>
             </w:rPr>
           </w:pPr>
-          <w:hyperlink w:anchor="_Toc240394958" w:history="1">
+          <w:hyperlink w:anchor="_Toc240405728" w:history="1">
             <w:r>
               <w:rPr>
                 <w:rStyle w:val="Hyperlink"/>
@@ -4142,7 +4142,7 @@
               <w:rPr>
                 <w:noProof/>
               </w:rPr>
-              <w:instrText xml:space="preserve"> PAGEREF _Toc240394958 \h </w:instrText>
+              <w:instrText xml:space="preserve"> PAGEREF _Toc240405728 \h </w:instrText>
             </w:r>
             <w:r>
               <w:rPr>
@@ -4185,7 +4185,7 @@
               <w14:ligatures w14:val="standardContextual"/>
             </w:rPr>
           </w:pPr>
-          <w:hyperlink w:anchor="_Toc240394959" w:history="1">
+          <w:hyperlink w:anchor="_Toc240405729" w:history="1">
             <w:r>
               <w:rPr>
                 <w:rStyle w:val="Hyperlink"/>
@@ -4209,7 +4209,7 @@
               <w:rPr>
                 <w:noProof/>
               </w:rPr>
-              <w:instrText xml:space="preserve"> PAGEREF _Toc240394959 \h </w:instrText>
+              <w:instrText xml:space="preserve"> PAGEREF _Toc240405729 \h </w:instrText>
             </w:r>
             <w:r>
               <w:rPr>
@@ -4252,7 +4252,7 @@
               <w14:ligatures w14:val="standardContextual"/>
             </w:rPr>
           </w:pPr>
-          <w:hyperlink w:anchor="_Toc240394960" w:history="1">
+          <w:hyperlink w:anchor="_Toc240405730" w:history="1">
             <w:r>
               <w:rPr>
                 <w:rStyle w:val="Hyperlink"/>
@@ -4276,7 +4276,7 @@
               <w:rPr>
                 <w:noProof/>
               </w:rPr>
-              <w:instrText xml:space="preserve"> PAGEREF _Toc240394960 \h </w:instrText>
+              <w:instrText xml:space="preserve"> PAGEREF _Toc240405730 \h </w:instrText>
             </w:r>
             <w:r>
               <w:rPr>
@@ -4319,7 +4319,7 @@
               <w14:ligatures w14:val="standardContextual"/>
             </w:rPr>
           </w:pPr>
-          <w:hyperlink w:anchor="_Toc240394961" w:history="1">
+          <w:hyperlink w:anchor="_Toc240405731" w:history="1">
             <w:r>
               <w:rPr>
                 <w:rStyle w:val="Hyperlink"/>
@@ -4343,7 +4343,7 @@
               <w:rPr>
                 <w:noProof/>
               </w:rPr>
-              <w:instrText xml:space="preserve"> PAGEREF _Toc240394961 \h </w:instrText>
+              <w:instrText xml:space="preserve"> PAGEREF _Toc240405731 \h </w:instrText>
             </w:r>
             <w:r>
               <w:rPr>
@@ -4386,7 +4386,7 @@
               <w14:ligatures w14:val="standardContextual"/>
             </w:rPr>
           </w:pPr>
-          <w:hyperlink w:anchor="_Toc240394962" w:history="1">
+          <w:hyperlink w:anchor="_Toc240405732" w:history="1">
             <w:r>
               <w:rPr>
                 <w:rStyle w:val="Hyperlink"/>
@@ -4410,7 +4410,7 @@
               <w:rPr>
                 <w:noProof/>
               </w:rPr>
-              <w:instrText xml:space="preserve"> PAGEREF _Toc240394962 \h </w:instrText>
+              <w:instrText xml:space="preserve"> PAGEREF _Toc240405732 \h </w:instrText>
             </w:r>
             <w:r>
               <w:rPr>
@@ -4453,7 +4453,7 @@
               <w14:ligatures w14:val="standardContextual"/>
             </w:rPr>
           </w:pPr>
-          <w:hyperlink w:anchor="_Toc240394963" w:history="1">
+          <w:hyperlink w:anchor="_Toc240405733" w:history="1">
             <w:r>
               <w:rPr>
                 <w:rStyle w:val="Hyperlink"/>
@@ -4477,7 +4477,7 @@
               <w:rPr>
                 <w:noProof/>
               </w:rPr>
-              <w:instrText xml:space="preserve"> PAGEREF _Toc240394963 \h </w:instrText>
+              <w:instrText xml:space="preserve"> PAGEREF _Toc240405733 \h </w:instrText>
             </w:r>
             <w:r>
               <w:rPr>
@@ -4520,7 +4520,7 @@
               <w14:ligatures w14:val="standardContextual"/>
             </w:rPr>
           </w:pPr>
-          <w:hyperlink w:anchor="_Toc240394964" w:history="1">
+          <w:hyperlink w:anchor="_Toc240405734" w:history="1">
             <w:r>
               <w:rPr>
                 <w:rStyle w:val="Hyperlink"/>
@@ -4544,7 +4544,7 @@
               <w:rPr>
                 <w:noProof/>
               </w:rPr>
-              <w:instrText xml:space="preserve"> PAGEREF _Toc240394964 \h </w:instrText>
+              <w:instrText xml:space="preserve"> PAGEREF _Toc240405734 \h </w:instrText>
             </w:r>
             <w:r>
               <w:rPr>
@@ -4587,7 +4587,7 @@
               <w14:ligatures w14:val="standardContextual"/>
             </w:rPr>
           </w:pPr>
-          <w:hyperlink w:anchor="_Toc240394965" w:history="1">
+          <w:hyperlink w:anchor="_Toc240405735" w:history="1">
             <w:r>
               <w:rPr>
                 <w:rStyle w:val="Hyperlink"/>
@@ -4611,7 +4611,7 @@
               <w:rPr>
                 <w:noProof/>
               </w:rPr>
-              <w:instrText xml:space="preserve"> PAGEREF _Toc240394965 \h </w:instrText>
+              <w:instrText xml:space="preserve"> PAGEREF _Toc240405735 \h </w:instrText>
             </w:r>
             <w:r>
               <w:rPr>
@@ -4654,7 +4654,7 @@
               <w14:ligatures w14:val="standardContextual"/>
             </w:rPr>
           </w:pPr>
-          <w:hyperlink w:anchor="_Toc240394966" w:history="1">
+          <w:hyperlink w:anchor="_Toc240405736" w:history="1">
             <w:r>
               <w:rPr>
                 <w:rStyle w:val="Hyperlink"/>
@@ -4678,7 +4678,7 @@
               <w:rPr>
                 <w:noProof/>
               </w:rPr>
-              <w:instrText xml:space="preserve"> PAGEREF _Toc240394966 \h </w:instrText>
+              <w:instrText xml:space="preserve"> PAGEREF _Toc240405736 \h </w:instrText>
             </w:r>
             <w:r>
               <w:rPr>
@@ -4721,7 +4721,7 @@
               <w14:ligatures w14:val="standardContextual"/>
             </w:rPr>
           </w:pPr>
-          <w:hyperlink w:anchor="_Toc240394967" w:history="1">
+          <w:hyperlink w:anchor="_Toc240405737" w:history="1">
             <w:r>
               <w:rPr>
                 <w:rStyle w:val="Hyperlink"/>
@@ -4745,7 +4745,7 @@
               <w:rPr>
                 <w:noProof/>
               </w:rPr>
-              <w:instrText xml:space="preserve"> PAGEREF _Toc240394967 \h </w:instrText>
+              <w:instrText xml:space="preserve"> PAGEREF _Toc240405737 \h </w:instrText>
             </w:r>
             <w:r>
               <w:rPr>
@@ -4788,7 +4788,7 @@
               <w14:ligatures w14:val="standardContextual"/>
             </w:rPr>
           </w:pPr>
-          <w:hyperlink w:anchor="_Toc240394968" w:history="1">
+          <w:hyperlink w:anchor="_Toc240405738" w:history="1">
             <w:r>
               <w:rPr>
                 <w:rStyle w:val="Hyperlink"/>
@@ -4812,7 +4812,7 @@
               <w:rPr>
                 <w:noProof/>
               </w:rPr>
-              <w:instrText xml:space="preserve"> PAGEREF _Toc240394968 \h </w:instrText>
+              <w:instrText xml:space="preserve"> PAGEREF _Toc240405738 \h </w:instrText>
             </w:r>
             <w:r>
               <w:rPr>
@@ -4855,7 +4855,7 @@
               <w14:ligatures w14:val="standardContextual"/>
             </w:rPr>
           </w:pPr>
-          <w:hyperlink w:anchor="_Toc240394969" w:history="1">
+          <w:hyperlink w:anchor="_Toc240405739" w:history="1">
             <w:r>
               <w:rPr>
                 <w:rStyle w:val="Hyperlink"/>
@@ -4879,7 +4879,7 @@
               <w:rPr>
                 <w:noProof/>
               </w:rPr>
-              <w:instrText xml:space="preserve"> PAGEREF _Toc240394969 \h </w:instrText>
+              <w:instrText xml:space="preserve"> PAGEREF _Toc240405739 \h </w:instrText>
             </w:r>
             <w:r>
               <w:rPr>
@@ -4922,7 +4922,7 @@
               <w14:ligatures w14:val="standardContextual"/>
             </w:rPr>
           </w:pPr>
-          <w:hyperlink w:anchor="_Toc240394970" w:history="1">
+          <w:hyperlink w:anchor="_Toc240405740" w:history="1">
             <w:r>
               <w:rPr>
                 <w:rStyle w:val="Hyperlink"/>
@@ -4946,7 +4946,7 @@
               <w:rPr>
                 <w:noProof/>
               </w:rPr>
-              <w:instrText xml:space="preserve"> PAGEREF _Toc240394970 \h </w:instrText>
+              <w:instrText xml:space="preserve"> PAGEREF _Toc240405740 \h </w:instrText>
             </w:r>
             <w:r>
               <w:rPr>
@@ -4989,7 +4989,7 @@
               <w14:ligatures w14:val="standardContextual"/>
             </w:rPr>
           </w:pPr>
-          <w:hyperlink w:anchor="_Toc240394971" w:history="1">
+          <w:hyperlink w:anchor="_Toc240405741" w:history="1">
             <w:r>
               <w:rPr>
                 <w:rStyle w:val="Hyperlink"/>
@@ -5013,7 +5013,7 @@
               <w:rPr>
                 <w:noProof/>
               </w:rPr>
-              <w:instrText xml:space="preserve"> PAGEREF _Toc240394971 \h </w:instrText>
+              <w:instrText xml:space="preserve"> PAGEREF _Toc240405741 \h </w:instrText>
             </w:r>
             <w:r>
               <w:rPr>
@@ -5056,7 +5056,7 @@
               <w14:ligatures w14:val="standardContextual"/>
             </w:rPr>
           </w:pPr>
-          <w:hyperlink w:anchor="_Toc240394972" w:history="1">
+          <w:hyperlink w:anchor="_Toc240405742" w:history="1">
             <w:r>
               <w:rPr>
                 <w:rStyle w:val="Hyperlink"/>
@@ -5080,7 +5080,7 @@
               <w:rPr>
                 <w:noProof/>
               </w:rPr>
-              <w:instrText xml:space="preserve"> PAGEREF _Toc240394972 \h </w:instrText>
+              <w:instrText xml:space="preserve"> PAGEREF _Toc240405742 \h </w:instrText>
             </w:r>
             <w:r>
               <w:rPr>
@@ -5098,6 +5098,73 @@
                 <w:noProof/>
               </w:rPr>
               <w:t>44</w:t>
+            </w:r>
+            <w:r>
+              <w:rPr>
+                <w:noProof/>
+              </w:rPr>
+              <w:fldChar w:fldCharType="end"/>
+            </w:r>
+          </w:hyperlink>
+        </w:p>
+        <w:p>
+          <w:pPr>
+            <w:pStyle w:val="TOC2"/>
+            <w:tabs>
+              <w:tab w:val="right" w:leader="dot" w:pos="9402"/>
+            </w:tabs>
+            <w:rPr>
+              <w:rFonts w:asciiTheme="minorHAnsi" w:eastAsiaTheme="minorEastAsia" w:hAnsiTheme="minorHAnsi" w:cstheme="minorBidi"/>
+              <w:noProof/>
+              <w:color w:val="auto"/>
+              <w:kern w:val="2"/>
+              <w:sz w:val="24"/>
+              <w:szCs w:val="24"/>
+              <w14:ligatures w14:val="standardContextual"/>
+            </w:rPr>
+          </w:pPr>
+          <w:hyperlink w:anchor="_Toc240405743" w:history="1">
+            <w:r>
+              <w:rPr>
+                <w:rStyle w:val="Hyperlink"/>
+                <w:noProof/>
+              </w:rPr>
+              <w:t>7.25 Reassigning cases in bulk (PI, FC)</w:t>
+            </w:r>
+            <w:r>
+              <w:rPr>
+                <w:noProof/>
+              </w:rPr>
+              <w:tab/>
+            </w:r>
+            <w:r>
+              <w:rPr>
+                <w:noProof/>
+              </w:rPr>
+              <w:fldChar w:fldCharType="begin"/>
+            </w:r>
+            <w:r>
+              <w:rPr>
+                <w:noProof/>
+              </w:rPr>
+              <w:instrText xml:space="preserve"> PAGEREF _Toc240405743 \h </w:instrText>
+            </w:r>
+            <w:r>
+              <w:rPr>
+                <w:noProof/>
+              </w:rPr>
+            </w:r>
+            <w:r>
+              <w:rPr>
+                <w:noProof/>
+              </w:rPr>
+              <w:fldChar w:fldCharType="separate"/>
+            </w:r>
+            <w:r>
+              <w:rPr>
+                <w:noProof/>
+              </w:rPr>
+              <w:t>45</w:t>
             </w:r>
             <w:r>
               <w:rPr>
@@ -5123,7 +5190,7 @@
               <w14:ligatures w14:val="standardContextual"/>
             </w:rPr>
           </w:pPr>
-          <w:hyperlink w:anchor="_Toc240394973" w:history="1">
+          <w:hyperlink w:anchor="_Toc240405744" w:history="1">
             <w:r>
               <w:rPr>
                 <w:rStyle w:val="Hyperlink"/>
@@ -5147,7 +5214,7 @@
               <w:rPr>
                 <w:noProof/>
               </w:rPr>
-              <w:instrText xml:space="preserve"> PAGEREF _Toc240394973 \h </w:instrText>
+              <w:instrText xml:space="preserve"> PAGEREF _Toc240405744 \h </w:instrText>
             </w:r>
             <w:r>
               <w:rPr>
@@ -5164,7 +5231,7 @@
               <w:rPr>
                 <w:noProof/>
               </w:rPr>
-              <w:t>45</w:t>
+              <w:t>46</w:t>
             </w:r>
             <w:r>
               <w:rPr>
@@ -5190,7 +5257,7 @@
               <w14:ligatures w14:val="standardContextual"/>
             </w:rPr>
           </w:pPr>
-          <w:hyperlink w:anchor="_Toc240394974" w:history="1">
+          <w:hyperlink w:anchor="_Toc240405745" w:history="1">
             <w:r>
               <w:rPr>
                 <w:rStyle w:val="Hyperlink"/>
@@ -5214,7 +5281,7 @@
               <w:rPr>
                 <w:noProof/>
               </w:rPr>
-              <w:instrText xml:space="preserve"> PAGEREF _Toc240394974 \h </w:instrText>
+              <w:instrText xml:space="preserve"> PAGEREF _Toc240405745 \h </w:instrText>
             </w:r>
             <w:r>
               <w:rPr>
@@ -5231,7 +5298,7 @@
               <w:rPr>
                 <w:noProof/>
               </w:rPr>
-              <w:t>46</w:t>
+              <w:t>47</w:t>
             </w:r>
             <w:r>
               <w:rPr>
@@ -5257,7 +5324,7 @@
               <w14:ligatures w14:val="standardContextual"/>
             </w:rPr>
           </w:pPr>
-          <w:hyperlink w:anchor="_Toc240394975" w:history="1">
+          <w:hyperlink w:anchor="_Toc240405746" w:history="1">
             <w:r>
               <w:rPr>
                 <w:rStyle w:val="Hyperlink"/>
@@ -5281,7 +5348,7 @@
               <w:rPr>
                 <w:noProof/>
               </w:rPr>
-              <w:instrText xml:space="preserve"> PAGEREF _Toc240394975 \h </w:instrText>
+              <w:instrText xml:space="preserve"> PAGEREF _Toc240405746 \h </w:instrText>
             </w:r>
             <w:r>
               <w:rPr>
@@ -5298,7 +5365,7 @@
               <w:rPr>
                 <w:noProof/>
               </w:rPr>
-              <w:t>47</w:t>
+              <w:t>48</w:t>
             </w:r>
             <w:r>
               <w:rPr>
@@ -5324,7 +5391,7 @@
               <w14:ligatures w14:val="standardContextual"/>
             </w:rPr>
           </w:pPr>
-          <w:hyperlink w:anchor="_Toc240394976" w:history="1">
+          <w:hyperlink w:anchor="_Toc240405747" w:history="1">
             <w:r>
               <w:rPr>
                 <w:rStyle w:val="Hyperlink"/>
@@ -5348,7 +5415,7 @@
               <w:rPr>
                 <w:noProof/>
               </w:rPr>
-              <w:instrText xml:space="preserve"> PAGEREF _Toc240394976 \h </w:instrText>
+              <w:instrText xml:space="preserve"> PAGEREF _Toc240405747 \h </w:instrText>
             </w:r>
             <w:r>
               <w:rPr>
@@ -5365,7 +5432,7 @@
               <w:rPr>
                 <w:noProof/>
               </w:rPr>
-              <w:t>47</w:t>
+              <w:t>48</w:t>
             </w:r>
             <w:r>
               <w:rPr>
@@ -5391,7 +5458,7 @@
               <w14:ligatures w14:val="standardContextual"/>
             </w:rPr>
           </w:pPr>
-          <w:hyperlink w:anchor="_Toc240394977" w:history="1">
+          <w:hyperlink w:anchor="_Toc240405748" w:history="1">
             <w:r>
               <w:rPr>
                 <w:rStyle w:val="Hyperlink"/>
@@ -5415,7 +5482,7 @@
               <w:rPr>
                 <w:noProof/>
               </w:rPr>
-              <w:instrText xml:space="preserve"> PAGEREF _Toc240394977 \h </w:instrText>
+              <w:instrText xml:space="preserve"> PAGEREF _Toc240405748 \h </w:instrText>
             </w:r>
             <w:r>
               <w:rPr>
@@ -5432,7 +5499,7 @@
               <w:rPr>
                 <w:noProof/>
               </w:rPr>
-              <w:t>47</w:t>
+              <w:t>48</w:t>
             </w:r>
             <w:r>
               <w:rPr>
@@ -5458,13 +5525,13 @@
               <w14:ligatures w14:val="standardContextual"/>
             </w:rPr>
           </w:pPr>
-          <w:hyperlink w:anchor="_Toc240394978" w:history="1">
+          <w:hyperlink w:anchor="_Toc240405749" w:history="1">
             <w:r>
               <w:rPr>
                 <w:rStyle w:val="Hyperlink"/>
                 <w:noProof/>
               </w:rPr>
-              <w:t>9.3 Rotating the KoboToolbox password and API token</w:t>
+              <w:t>9.3 Instrument decisions (PI, 15 September 2026)</w:t>
             </w:r>
             <w:r>
               <w:rPr>
@@ -5482,7 +5549,7 @@
               <w:rPr>
                 <w:noProof/>
               </w:rPr>
-              <w:instrText xml:space="preserve"> PAGEREF _Toc240394978 \h </w:instrText>
+              <w:instrText xml:space="preserve"> PAGEREF _Toc240405749 \h </w:instrText>
             </w:r>
             <w:r>
               <w:rPr>
@@ -5499,7 +5566,74 @@
               <w:rPr>
                 <w:noProof/>
               </w:rPr>
-              <w:t>47</w:t>
+              <w:t>48</w:t>
+            </w:r>
+            <w:r>
+              <w:rPr>
+                <w:noProof/>
+              </w:rPr>
+              <w:fldChar w:fldCharType="end"/>
+            </w:r>
+          </w:hyperlink>
+        </w:p>
+        <w:p>
+          <w:pPr>
+            <w:pStyle w:val="TOC2"/>
+            <w:tabs>
+              <w:tab w:val="right" w:leader="dot" w:pos="9402"/>
+            </w:tabs>
+            <w:rPr>
+              <w:rFonts w:asciiTheme="minorHAnsi" w:eastAsiaTheme="minorEastAsia" w:hAnsiTheme="minorHAnsi" w:cstheme="minorBidi"/>
+              <w:noProof/>
+              <w:color w:val="auto"/>
+              <w:kern w:val="2"/>
+              <w:sz w:val="24"/>
+              <w:szCs w:val="24"/>
+              <w14:ligatures w14:val="standardContextual"/>
+            </w:rPr>
+          </w:pPr>
+          <w:hyperlink w:anchor="_Toc240405750" w:history="1">
+            <w:r>
+              <w:rPr>
+                <w:rStyle w:val="Hyperlink"/>
+                <w:noProof/>
+              </w:rPr>
+              <w:t>9.4 Rotating the KoboToolbox password and API token</w:t>
+            </w:r>
+            <w:r>
+              <w:rPr>
+                <w:noProof/>
+              </w:rPr>
+              <w:tab/>
+            </w:r>
+            <w:r>
+              <w:rPr>
+                <w:noProof/>
+              </w:rPr>
+              <w:fldChar w:fldCharType="begin"/>
+            </w:r>
+            <w:r>
+              <w:rPr>
+                <w:noProof/>
+              </w:rPr>
+              <w:instrText xml:space="preserve"> PAGEREF _Toc240405750 \h </w:instrText>
+            </w:r>
+            <w:r>
+              <w:rPr>
+                <w:noProof/>
+              </w:rPr>
+            </w:r>
+            <w:r>
+              <w:rPr>
+                <w:noProof/>
+              </w:rPr>
+              <w:fldChar w:fldCharType="separate"/>
+            </w:r>
+            <w:r>
+              <w:rPr>
+                <w:noProof/>
+              </w:rPr>
+              <w:t>48</w:t>
             </w:r>
             <w:r>
               <w:rPr>
@@ -5525,7 +5659,7 @@
               <w14:ligatures w14:val="standardContextual"/>
             </w:rPr>
           </w:pPr>
-          <w:hyperlink w:anchor="_Toc240394979" w:history="1">
+          <w:hyperlink w:anchor="_Toc240405751" w:history="1">
             <w:r>
               <w:rPr>
                 <w:rStyle w:val="Hyperlink"/>
@@ -5549,7 +5683,7 @@
               <w:rPr>
                 <w:noProof/>
               </w:rPr>
-              <w:instrText xml:space="preserve"> PAGEREF _Toc240394979 \h </w:instrText>
+              <w:instrText xml:space="preserve"> PAGEREF _Toc240405751 \h </w:instrText>
             </w:r>
             <w:r>
               <w:rPr>
@@ -5566,7 +5700,7 @@
               <w:rPr>
                 <w:noProof/>
               </w:rPr>
-              <w:t>48</w:t>
+              <w:t>50</w:t>
             </w:r>
             <w:r>
               <w:rPr>
@@ -5592,7 +5726,7 @@
               <w14:ligatures w14:val="standardContextual"/>
             </w:rPr>
           </w:pPr>
-          <w:hyperlink w:anchor="_Toc240394980" w:history="1">
+          <w:hyperlink w:anchor="_Toc240405752" w:history="1">
             <w:r>
               <w:rPr>
                 <w:rStyle w:val="Hyperlink"/>
@@ -5616,7 +5750,7 @@
               <w:rPr>
                 <w:noProof/>
               </w:rPr>
-              <w:instrText xml:space="preserve"> PAGEREF _Toc240394980 \h </w:instrText>
+              <w:instrText xml:space="preserve"> PAGEREF _Toc240405752 \h </w:instrText>
             </w:r>
             <w:r>
               <w:rPr>
@@ -5633,7 +5767,7 @@
               <w:rPr>
                 <w:noProof/>
               </w:rPr>
-              <w:t>48</w:t>
+              <w:t>50</w:t>
             </w:r>
             <w:r>
               <w:rPr>
@@ -5659,7 +5793,7 @@
               <w14:ligatures w14:val="standardContextual"/>
             </w:rPr>
           </w:pPr>
-          <w:hyperlink w:anchor="_Toc240394981" w:history="1">
+          <w:hyperlink w:anchor="_Toc240405753" w:history="1">
             <w:r>
               <w:rPr>
                 <w:rStyle w:val="Hyperlink"/>
@@ -5683,7 +5817,7 @@
               <w:rPr>
                 <w:noProof/>
               </w:rPr>
-              <w:instrText xml:space="preserve"> PAGEREF _Toc240394981 \h </w:instrText>
+              <w:instrText xml:space="preserve"> PAGEREF _Toc240405753 \h </w:instrText>
             </w:r>
             <w:r>
               <w:rPr>
@@ -5700,7 +5834,7 @@
               <w:rPr>
                 <w:noProof/>
               </w:rPr>
-              <w:t>48</w:t>
+              <w:t>50</w:t>
             </w:r>
             <w:r>
               <w:rPr>
@@ -5726,7 +5860,7 @@
               <w14:ligatures w14:val="standardContextual"/>
             </w:rPr>
           </w:pPr>
-          <w:hyperlink w:anchor="_Toc240394982" w:history="1">
+          <w:hyperlink w:anchor="_Toc240405754" w:history="1">
             <w:r>
               <w:rPr>
                 <w:rStyle w:val="Hyperlink"/>
@@ -5750,7 +5884,7 @@
               <w:rPr>
                 <w:noProof/>
               </w:rPr>
-              <w:instrText xml:space="preserve"> PAGEREF _Toc240394982 \h </w:instrText>
+              <w:instrText xml:space="preserve"> PAGEREF _Toc240405754 \h </w:instrText>
             </w:r>
             <w:r>
               <w:rPr>
@@ -5767,7 +5901,7 @@
               <w:rPr>
                 <w:noProof/>
               </w:rPr>
-              <w:t>48</w:t>
+              <w:t>50</w:t>
             </w:r>
             <w:r>
               <w:rPr>
@@ -5793,7 +5927,7 @@
               <w14:ligatures w14:val="standardContextual"/>
             </w:rPr>
           </w:pPr>
-          <w:hyperlink w:anchor="_Toc240394983" w:history="1">
+          <w:hyperlink w:anchor="_Toc240405755" w:history="1">
             <w:r>
               <w:rPr>
                 <w:rStyle w:val="Hyperlink"/>
@@ -5817,7 +5951,7 @@
               <w:rPr>
                 <w:noProof/>
               </w:rPr>
-              <w:instrText xml:space="preserve"> PAGEREF _Toc240394983 \h </w:instrText>
+              <w:instrText xml:space="preserve"> PAGEREF _Toc240405755 \h </w:instrText>
             </w:r>
             <w:r>
               <w:rPr>
@@ -5834,7 +5968,7 @@
               <w:rPr>
                 <w:noProof/>
               </w:rPr>
-              <w:t>49</w:t>
+              <w:t>52</w:t>
             </w:r>
             <w:r>
               <w:rPr>
@@ -5860,7 +5994,7 @@
               <w14:ligatures w14:val="standardContextual"/>
             </w:rPr>
           </w:pPr>
-          <w:hyperlink w:anchor="_Toc240394984" w:history="1">
+          <w:hyperlink w:anchor="_Toc240405756" w:history="1">
             <w:r>
               <w:rPr>
                 <w:rStyle w:val="Hyperlink"/>
@@ -5884,7 +6018,7 @@
               <w:rPr>
                 <w:noProof/>
               </w:rPr>
-              <w:instrText xml:space="preserve"> PAGEREF _Toc240394984 \h </w:instrText>
+              <w:instrText xml:space="preserve"> PAGEREF _Toc240405756 \h </w:instrText>
             </w:r>
             <w:r>
               <w:rPr>
@@ -5901,7 +6035,7 @@
               <w:rPr>
                 <w:noProof/>
               </w:rPr>
-              <w:t>49</w:t>
+              <w:t>52</w:t>
             </w:r>
             <w:r>
               <w:rPr>
@@ -5927,7 +6061,7 @@
               <w14:ligatures w14:val="standardContextual"/>
             </w:rPr>
           </w:pPr>
-          <w:hyperlink w:anchor="_Toc240394985" w:history="1">
+          <w:hyperlink w:anchor="_Toc240405757" w:history="1">
             <w:r>
               <w:rPr>
                 <w:rStyle w:val="Hyperlink"/>
@@ -5951,7 +6085,7 @@
               <w:rPr>
                 <w:noProof/>
               </w:rPr>
-              <w:instrText xml:space="preserve"> PAGEREF _Toc240394985 \h </w:instrText>
+              <w:instrText xml:space="preserve"> PAGEREF _Toc240405757 \h </w:instrText>
             </w:r>
             <w:r>
               <w:rPr>
@@ -5968,7 +6102,7 @@
               <w:rPr>
                 <w:noProof/>
               </w:rPr>
-              <w:t>50</w:t>
+              <w:t>53</w:t>
             </w:r>
             <w:r>
               <w:rPr>
@@ -5994,7 +6128,7 @@
               <w14:ligatures w14:val="standardContextual"/>
             </w:rPr>
           </w:pPr>
-          <w:hyperlink w:anchor="_Toc240394986" w:history="1">
+          <w:hyperlink w:anchor="_Toc240405758" w:history="1">
             <w:r>
               <w:rPr>
                 <w:rStyle w:val="Hyperlink"/>
@@ -6018,7 +6152,7 @@
               <w:rPr>
                 <w:noProof/>
               </w:rPr>
-              <w:instrText xml:space="preserve"> PAGEREF _Toc240394986 \h </w:instrText>
+              <w:instrText xml:space="preserve"> PAGEREF _Toc240405758 \h </w:instrText>
             </w:r>
             <w:r>
               <w:rPr>
@@ -6035,7 +6169,7 @@
               <w:rPr>
                 <w:noProof/>
               </w:rPr>
-              <w:t>50</w:t>
+              <w:t>53</w:t>
             </w:r>
             <w:r>
               <w:rPr>
@@ -6061,7 +6195,7 @@
               <w14:ligatures w14:val="standardContextual"/>
             </w:rPr>
           </w:pPr>
-          <w:hyperlink w:anchor="_Toc240394987" w:history="1">
+          <w:hyperlink w:anchor="_Toc240405759" w:history="1">
             <w:r>
               <w:rPr>
                 <w:rStyle w:val="Hyperlink"/>
@@ -6085,7 +6219,7 @@
               <w:rPr>
                 <w:noProof/>
               </w:rPr>
-              <w:instrText xml:space="preserve"> PAGEREF _Toc240394987 \h </w:instrText>
+              <w:instrText xml:space="preserve"> PAGEREF _Toc240405759 \h </w:instrText>
             </w:r>
             <w:r>
               <w:rPr>
@@ -6102,7 +6236,7 @@
               <w:rPr>
                 <w:noProof/>
               </w:rPr>
-              <w:t>50</w:t>
+              <w:t>53</w:t>
             </w:r>
             <w:r>
               <w:rPr>
@@ -6128,7 +6262,7 @@
               <w14:ligatures w14:val="standardContextual"/>
             </w:rPr>
           </w:pPr>
-          <w:hyperlink w:anchor="_Toc240394988" w:history="1">
+          <w:hyperlink w:anchor="_Toc240405760" w:history="1">
             <w:r>
               <w:rPr>
                 <w:rStyle w:val="Hyperlink"/>
@@ -6152,7 +6286,7 @@
               <w:rPr>
                 <w:noProof/>
               </w:rPr>
-              <w:instrText xml:space="preserve"> PAGEREF _Toc240394988 \h </w:instrText>
+              <w:instrText xml:space="preserve"> PAGEREF _Toc240405760 \h </w:instrText>
             </w:r>
             <w:r>
               <w:rPr>
@@ -6169,7 +6303,7 @@
               <w:rPr>
                 <w:noProof/>
               </w:rPr>
-              <w:t>51</w:t>
+              <w:t>54</w:t>
             </w:r>
             <w:r>
               <w:rPr>
@@ -6195,7 +6329,7 @@
               <w14:ligatures w14:val="standardContextual"/>
             </w:rPr>
           </w:pPr>
-          <w:hyperlink w:anchor="_Toc240394989" w:history="1">
+          <w:hyperlink w:anchor="_Toc240405761" w:history="1">
             <w:r>
               <w:rPr>
                 <w:rStyle w:val="Hyperlink"/>
@@ -6219,7 +6353,7 @@
               <w:rPr>
                 <w:noProof/>
               </w:rPr>
-              <w:instrText xml:space="preserve"> PAGEREF _Toc240394989 \h </w:instrText>
+              <w:instrText xml:space="preserve"> PAGEREF _Toc240405761 \h </w:instrText>
             </w:r>
             <w:r>
               <w:rPr>
@@ -6236,7 +6370,7 @@
               <w:rPr>
                 <w:noProof/>
               </w:rPr>
-              <w:t>52</w:t>
+              <w:t>55</w:t>
             </w:r>
             <w:r>
               <w:rPr>
@@ -6262,7 +6396,7 @@
               <w14:ligatures w14:val="standardContextual"/>
             </w:rPr>
           </w:pPr>
-          <w:hyperlink w:anchor="_Toc240394990" w:history="1">
+          <w:hyperlink w:anchor="_Toc240405762" w:history="1">
             <w:r>
               <w:rPr>
                 <w:rStyle w:val="Hyperlink"/>
@@ -6286,7 +6420,7 @@
               <w:rPr>
                 <w:noProof/>
               </w:rPr>
-              <w:instrText xml:space="preserve"> PAGEREF _Toc240394990 \h </w:instrText>
+              <w:instrText xml:space="preserve"> PAGEREF _Toc240405762 \h </w:instrText>
             </w:r>
             <w:r>
               <w:rPr>
@@ -6303,7 +6437,7 @@
               <w:rPr>
                 <w:noProof/>
               </w:rPr>
-              <w:t>52</w:t>
+              <w:t>55</w:t>
             </w:r>
             <w:r>
               <w:rPr>
@@ -6325,7 +6459,7 @@
         <w:pStyle w:val="Heading1"/>
         <w:pageBreakBefore/>
       </w:pPr>
-      <w:bookmarkStart w:id="0" w:name="_Toc240394905"/>
+      <w:bookmarkStart w:id="0" w:name="_Toc240405675"/>
       <w:r>
         <w:lastRenderedPageBreak/>
         <w:t>1. About this manual</w:t>
@@ -6355,7 +6489,7 @@
           <w:left w:w="10" w:type="dxa"/>
           <w:right w:w="10" w:type="dxa"/>
         </w:tblCellMar>
-        <w:tblLook w:val="0000" w:firstRow="0" w:lastRow="0" w:firstColumn="0" w:lastColumn="0" w:noHBand="0" w:noVBand="0"/>
+        <w:tblLook w:val="04A0" w:firstRow="1" w:lastRow="0" w:firstColumn="1" w:lastColumn="0" w:noHBand="0" w:noVBand="1"/>
       </w:tblPr>
       <w:tblGrid>
         <w:gridCol w:w="3953"/>
@@ -7133,7 +7267,7 @@
         <w:pStyle w:val="Heading1"/>
         <w:pageBreakBefore/>
       </w:pPr>
-      <w:bookmarkStart w:id="1" w:name="_Toc240394906"/>
+      <w:bookmarkStart w:id="1" w:name="_Toc240405676"/>
       <w:r>
         <w:lastRenderedPageBreak/>
         <w:t>2. The study and the system</w:t>
@@ -7144,7 +7278,7 @@
       <w:pPr>
         <w:pStyle w:val="Heading2"/>
       </w:pPr>
-      <w:bookmarkStart w:id="2" w:name="_Toc240394907"/>
+      <w:bookmarkStart w:id="2" w:name="_Toc240405677"/>
       <w:r>
         <w:t>2.1 The study</w:t>
       </w:r>
@@ -7183,7 +7317,7 @@
           <w:left w:w="10" w:type="dxa"/>
           <w:right w:w="10" w:type="dxa"/>
         </w:tblCellMar>
-        <w:tblLook w:val="0000" w:firstRow="0" w:lastRow="0" w:firstColumn="0" w:lastColumn="0" w:noHBand="0" w:noVBand="0"/>
+        <w:tblLook w:val="04A0" w:firstRow="1" w:lastRow="0" w:firstColumn="1" w:lastColumn="0" w:noHBand="0" w:noVBand="1"/>
       </w:tblPr>
       <w:tblGrid>
         <w:gridCol w:w="2824"/>
@@ -7499,7 +7633,7 @@
       <w:pPr>
         <w:pStyle w:val="Heading2"/>
       </w:pPr>
-      <w:bookmarkStart w:id="3" w:name="_Toc240394908"/>
+      <w:bookmarkStart w:id="3" w:name="_Toc240405678"/>
       <w:r>
         <w:t>2.2 What the portal is — and is not</w:t>
       </w:r>
@@ -7606,7 +7740,7 @@
       <w:pPr>
         <w:pStyle w:val="Heading2"/>
       </w:pPr>
-      <w:bookmarkStart w:id="4" w:name="_Toc240394909"/>
+      <w:bookmarkStart w:id="4" w:name="_Toc240405679"/>
       <w:r>
         <w:t>2.3 The parts of the system</w:t>
       </w:r>
@@ -7627,7 +7761,7 @@
           <w:left w:w="10" w:type="dxa"/>
           <w:right w:w="10" w:type="dxa"/>
         </w:tblCellMar>
-        <w:tblLook w:val="0000" w:firstRow="0" w:lastRow="0" w:firstColumn="0" w:lastColumn="0" w:noHBand="0" w:noVBand="0"/>
+        <w:tblLook w:val="04A0" w:firstRow="1" w:lastRow="0" w:firstColumn="1" w:lastColumn="0" w:noHBand="0" w:noVBand="1"/>
       </w:tblPr>
       <w:tblGrid>
         <w:gridCol w:w="2071"/>
@@ -8227,7 +8361,7 @@
         <w:pStyle w:val="Heading1"/>
         <w:pageBreakBefore/>
       </w:pPr>
-      <w:bookmarkStart w:id="5" w:name="_Toc240394910"/>
+      <w:bookmarkStart w:id="5" w:name="_Toc240405680"/>
       <w:r>
         <w:lastRenderedPageBreak/>
         <w:t>3. How the system works</w:t>
@@ -8246,7 +8380,7 @@
       <w:pPr>
         <w:pStyle w:val="Heading2"/>
       </w:pPr>
-      <w:bookmarkStart w:id="6" w:name="_Toc240394911"/>
+      <w:bookmarkStart w:id="6" w:name="_Toc240405681"/>
       <w:r>
         <w:t>3.1 The journey of a case, end to end</w:t>
       </w:r>
@@ -8267,7 +8401,7 @@
           <w:left w:w="10" w:type="dxa"/>
           <w:right w:w="10" w:type="dxa"/>
         </w:tblCellMar>
-        <w:tblLook w:val="0000" w:firstRow="0" w:lastRow="0" w:firstColumn="0" w:lastColumn="0" w:noHBand="0" w:noVBand="0"/>
+        <w:tblLook w:val="04A0" w:firstRow="1" w:lastRow="0" w:firstColumn="1" w:lastColumn="0" w:noHBand="0" w:noVBand="1"/>
       </w:tblPr>
       <w:tblGrid>
         <w:gridCol w:w="1506"/>
@@ -9767,7 +9901,7 @@
       <w:pPr>
         <w:pStyle w:val="Heading2"/>
       </w:pPr>
-      <w:bookmarkStart w:id="7" w:name="_Toc240394912"/>
+      <w:bookmarkStart w:id="7" w:name="_Toc240405682"/>
       <w:r>
         <w:t>3.2 Identifiers</w:t>
       </w:r>
@@ -9889,7 +10023,7 @@
       <w:pPr>
         <w:pStyle w:val="Heading2"/>
       </w:pPr>
-      <w:bookmarkStart w:id="8" w:name="_Toc240394913"/>
+      <w:bookmarkStart w:id="8" w:name="_Toc240405683"/>
       <w:r>
         <w:lastRenderedPageBreak/>
         <w:t>3.3 Sample, strata and Reserves</w:t>
@@ -9938,7 +10072,7 @@
       <w:pPr>
         <w:pStyle w:val="Heading2"/>
       </w:pPr>
-      <w:bookmarkStart w:id="9" w:name="_Toc240394914"/>
+      <w:bookmarkStart w:id="9" w:name="_Toc240405684"/>
       <w:r>
         <w:t>3.4 Workflow statuses (S00–S16)</w:t>
       </w:r>
@@ -9967,7 +10101,7 @@
           <w:left w:w="10" w:type="dxa"/>
           <w:right w:w="10" w:type="dxa"/>
         </w:tblCellMar>
-        <w:tblLook w:val="0000" w:firstRow="0" w:lastRow="0" w:firstColumn="0" w:lastColumn="0" w:noHBand="0" w:noVBand="0"/>
+        <w:tblLook w:val="04A0" w:firstRow="1" w:lastRow="0" w:firstColumn="1" w:lastColumn="0" w:noHBand="0" w:noVBand="1"/>
       </w:tblPr>
       <w:tblGrid>
         <w:gridCol w:w="847"/>
@@ -11460,7 +11594,7 @@
       <w:pPr>
         <w:pStyle w:val="Heading2"/>
       </w:pPr>
-      <w:bookmarkStart w:id="10" w:name="_Toc240394915"/>
+      <w:bookmarkStart w:id="10" w:name="_Toc240405685"/>
       <w:r>
         <w:t>3.5 Invitations</w:t>
       </w:r>
@@ -11581,7 +11715,7 @@
       <w:pPr>
         <w:pStyle w:val="Heading2"/>
       </w:pPr>
-      <w:bookmarkStart w:id="11" w:name="_Toc240394916"/>
+      <w:bookmarkStart w:id="11" w:name="_Toc240405686"/>
       <w:r>
         <w:t>3.6 Eligibility and consent (the gates)</w:t>
       </w:r>
@@ -11619,7 +11753,7 @@
       <w:pPr>
         <w:pStyle w:val="Heading2"/>
       </w:pPr>
-      <w:bookmarkStart w:id="12" w:name="_Toc240394917"/>
+      <w:bookmarkStart w:id="12" w:name="_Toc240405687"/>
       <w:r>
         <w:t>3.7 PROIT — pre-interview profiling</w:t>
       </w:r>
@@ -11637,7 +11771,7 @@
       <w:pPr>
         <w:pStyle w:val="Heading2"/>
       </w:pPr>
-      <w:bookmarkStart w:id="13" w:name="_Toc240394918"/>
+      <w:bookmarkStart w:id="13" w:name="_Toc240405688"/>
       <w:r>
         <w:t>3.8 KoboToolbox integration</w:t>
       </w:r>
@@ -11658,7 +11792,7 @@
           <w:left w:w="10" w:type="dxa"/>
           <w:right w:w="10" w:type="dxa"/>
         </w:tblCellMar>
-        <w:tblLook w:val="0000" w:firstRow="0" w:lastRow="0" w:firstColumn="0" w:lastColumn="0" w:noHBand="0" w:noVBand="0"/>
+        <w:tblLook w:val="04A0" w:firstRow="1" w:lastRow="0" w:firstColumn="1" w:lastColumn="0" w:noHBand="0" w:noVBand="1"/>
       </w:tblPr>
       <w:tblGrid>
         <w:gridCol w:w="3765"/>
@@ -12123,7 +12257,7 @@
       <w:pPr>
         <w:pStyle w:val="Heading2"/>
       </w:pPr>
-      <w:bookmarkStart w:id="14" w:name="_Toc240394919"/>
+      <w:bookmarkStart w:id="14" w:name="_Toc240405689"/>
       <w:r>
         <w:lastRenderedPageBreak/>
         <w:t>3.9 Quality assurance</w:t>
@@ -12173,7 +12307,7 @@
           <w:left w:w="10" w:type="dxa"/>
           <w:right w:w="10" w:type="dxa"/>
         </w:tblCellMar>
-        <w:tblLook w:val="0000" w:firstRow="0" w:lastRow="0" w:firstColumn="0" w:lastColumn="0" w:noHBand="0" w:noVBand="0"/>
+        <w:tblLook w:val="04A0" w:firstRow="1" w:lastRow="0" w:firstColumn="1" w:lastColumn="0" w:noHBand="0" w:noVBand="1"/>
       </w:tblPr>
       <w:tblGrid>
         <w:gridCol w:w="2824"/>
@@ -12726,7 +12860,7 @@
       <w:pPr>
         <w:pStyle w:val="Heading2"/>
       </w:pPr>
-      <w:bookmarkStart w:id="15" w:name="_Toc240394920"/>
+      <w:bookmarkStart w:id="15" w:name="_Toc240405690"/>
       <w:r>
         <w:t>3.10 Reminders and nonresponse</w:t>
       </w:r>
@@ -12784,7 +12918,7 @@
       <w:pPr>
         <w:pStyle w:val="Heading2"/>
       </w:pPr>
-      <w:bookmarkStart w:id="16" w:name="_Toc240394921"/>
+      <w:bookmarkStart w:id="16" w:name="_Toc240405691"/>
       <w:r>
         <w:t>3.11 Withdrawal</w:t>
       </w:r>
@@ -12805,14 +12939,14 @@
         <w:t>Record withdrawal</w:t>
       </w:r>
       <w:r>
-        <w:t xml:space="preserve"> action records the WITHDRAWN consent, revokes the invitation, stops reminders, moves the case to S12 where allowed, erases the phone, WhatsApp, email and gatekeeper contact, audits the action, and flags the case in every export.</w:t>
+        <w:t xml:space="preserve"> action records the WITHDRAWN consent, revokes the invitation, stops reminders, moves the case to S12 where allowed, erases the phone, WhatsApp, email and gatekeeper contact, and audits the action. Answers already submitted are kept for the audit trail but never analysed (PI decision, 15 September 2026): they are left out of the analysis export and marked as withdrawn in the operational export and the PI's KoboToolbox downloads.</w:t>
       </w:r>
     </w:p>
     <w:p>
       <w:pPr>
         <w:pStyle w:val="Heading2"/>
       </w:pPr>
-      <w:bookmarkStart w:id="17" w:name="_Toc240394922"/>
+      <w:bookmarkStart w:id="17" w:name="_Toc240405692"/>
       <w:r>
         <w:t>3.12 The KII and documentary strands</w:t>
       </w:r>
@@ -12867,7 +13001,7 @@
       <w:pPr>
         <w:pStyle w:val="Heading2"/>
       </w:pPr>
-      <w:bookmarkStart w:id="18" w:name="_Toc240394923"/>
+      <w:bookmarkStart w:id="18" w:name="_Toc240405693"/>
       <w:r>
         <w:t>3.13 Monitoring, reports and exports</w:t>
       </w:r>
@@ -12942,9 +13076,8 @@
       <w:pPr>
         <w:pStyle w:val="Heading2"/>
       </w:pPr>
-      <w:bookmarkStart w:id="19" w:name="_Toc240394924"/>
-      <w:r>
-        <w:lastRenderedPageBreak/>
+      <w:bookmarkStart w:id="19" w:name="_Toc240405694"/>
+      <w:r>
         <w:t>3.14 Security and privacy controls</w:t>
       </w:r>
       <w:bookmarkEnd w:id="19"/>
@@ -12964,7 +13097,7 @@
           <w:left w:w="10" w:type="dxa"/>
           <w:right w:w="10" w:type="dxa"/>
         </w:tblCellMar>
-        <w:tblLook w:val="0000" w:firstRow="0" w:lastRow="0" w:firstColumn="0" w:lastColumn="0" w:noHBand="0" w:noVBand="0"/>
+        <w:tblLook w:val="04A0" w:firstRow="1" w:lastRow="0" w:firstColumn="1" w:lastColumn="0" w:noHBand="0" w:noVBand="1"/>
       </w:tblPr>
       <w:tblGrid>
         <w:gridCol w:w="2635"/>
@@ -13510,7 +13643,7 @@
         <w:pStyle w:val="Heading1"/>
         <w:pageBreakBefore/>
       </w:pPr>
-      <w:bookmarkStart w:id="20" w:name="_Toc240394925"/>
+      <w:bookmarkStart w:id="20" w:name="_Toc240405695"/>
       <w:r>
         <w:lastRenderedPageBreak/>
         <w:t>4. Getting started</w:t>
@@ -13521,7 +13654,7 @@
       <w:pPr>
         <w:pStyle w:val="Heading2"/>
       </w:pPr>
-      <w:bookmarkStart w:id="21" w:name="_Toc240394926"/>
+      <w:bookmarkStart w:id="21" w:name="_Toc240405696"/>
       <w:r>
         <w:t>Signing in</w:t>
       </w:r>
@@ -13604,7 +13737,7 @@
           <w:noProof/>
         </w:rPr>
         <w:drawing>
-          <wp:inline distT="0" distB="0" distL="0" distR="0" wp14:anchorId="72BC3F2F" wp14:editId="3AD0EF67">
+          <wp:inline distT="0" distB="0" distL="0" distR="0" wp14:anchorId="652A9947" wp14:editId="2E47340D">
             <wp:extent cx="5334000" cy="2333625"/>
             <wp:effectExtent l="0" t="0" r="0" b="0"/>
             <wp:docPr id="1" name="adm_login.jpg" descr="The sign-in screen for all internal staff." title="The sign-in screen for all internal staff."/>
@@ -13712,7 +13845,7 @@
           <w:left w:w="10" w:type="dxa"/>
           <w:right w:w="10" w:type="dxa"/>
         </w:tblCellMar>
-        <w:tblLook w:val="0000" w:firstRow="0" w:lastRow="0" w:firstColumn="0" w:lastColumn="0" w:noHBand="0" w:noVBand="0"/>
+        <w:tblLook w:val="04A0" w:firstRow="1" w:lastRow="0" w:firstColumn="1" w:lastColumn="0" w:noHBand="0" w:noVBand="1"/>
       </w:tblPr>
       <w:tblGrid>
         <w:gridCol w:w="9412"/>
@@ -13771,7 +13904,7 @@
       <w:pPr>
         <w:pStyle w:val="Heading2"/>
       </w:pPr>
-      <w:bookmarkStart w:id="22" w:name="_Toc240394927"/>
+      <w:bookmarkStart w:id="22" w:name="_Toc240405697"/>
       <w:r>
         <w:t>Finding your way around</w:t>
       </w:r>
@@ -13946,7 +14079,7 @@
         </w:rPr>
         <w:lastRenderedPageBreak/>
         <w:drawing>
-          <wp:inline distT="0" distB="0" distL="0" distR="0" wp14:anchorId="7C7D09AC" wp14:editId="63E901B8">
+          <wp:inline distT="0" distB="0" distL="0" distR="0" wp14:anchorId="7CA4A8D7" wp14:editId="53EE434E">
             <wp:extent cx="5715000" cy="1876425"/>
             <wp:effectExtent l="0" t="0" r="0" b="0"/>
             <wp:docPr id="2" name="adm_not_your_role.jpg" descr="Opening a screen outside your role (for example from an old bookmark) shows this card instead of the screen." title="Opening a screen outside your role (for example from an old bookmark) shows this card instead of the screen."/>
@@ -14015,7 +14148,7 @@
       <w:pPr>
         <w:pStyle w:val="Heading2"/>
       </w:pPr>
-      <w:bookmarkStart w:id="23" w:name="_Toc240394928"/>
+      <w:bookmarkStart w:id="23" w:name="_Toc240405698"/>
       <w:r>
         <w:t>Changing your password</w:t>
       </w:r>
@@ -14098,7 +14231,7 @@
           <w:noProof/>
         </w:rPr>
         <w:drawing>
-          <wp:inline distT="0" distB="0" distL="0" distR="0" wp14:anchorId="7CF3E1F5" wp14:editId="33306658">
+          <wp:inline distT="0" distB="0" distL="0" distR="0" wp14:anchorId="7698E345" wp14:editId="6253C966">
             <wp:extent cx="5334000" cy="2171700"/>
             <wp:effectExtent l="0" t="0" r="0" b="0"/>
             <wp:docPr id="3" name="adm_account.jpg" descr="Change Password screen." title="Change Password screen."/>
@@ -14186,7 +14319,7 @@
         <w:pStyle w:val="Heading1"/>
         <w:pageBreakBefore/>
       </w:pPr>
-      <w:bookmarkStart w:id="24" w:name="_Toc240394929"/>
+      <w:bookmarkStart w:id="24" w:name="_Toc240405699"/>
       <w:r>
         <w:lastRenderedPageBreak/>
         <w:t>5. Roles and permissions</w:t>
@@ -14216,7 +14349,7 @@
           <w:left w:w="10" w:type="dxa"/>
           <w:right w:w="10" w:type="dxa"/>
         </w:tblCellMar>
-        <w:tblLook w:val="0000" w:firstRow="0" w:lastRow="0" w:firstColumn="0" w:lastColumn="0" w:noHBand="0" w:noVBand="0"/>
+        <w:tblLook w:val="04A0" w:firstRow="1" w:lastRow="0" w:firstColumn="1" w:lastColumn="0" w:noHBand="0" w:noVBand="1"/>
       </w:tblPr>
       <w:tblGrid>
         <w:gridCol w:w="2071"/>
@@ -14977,7 +15110,7 @@
       <w:pPr>
         <w:pStyle w:val="Heading2"/>
       </w:pPr>
-      <w:bookmarkStart w:id="25" w:name="_Toc240394930"/>
+      <w:bookmarkStart w:id="25" w:name="_Toc240405700"/>
       <w:r>
         <w:t>5.1 Who can do what</w:t>
       </w:r>
@@ -14998,7 +15131,7 @@
           <w:left w:w="10" w:type="dxa"/>
           <w:right w:w="10" w:type="dxa"/>
         </w:tblCellMar>
-        <w:tblLook w:val="0000" w:firstRow="0" w:lastRow="0" w:firstColumn="0" w:lastColumn="0" w:noHBand="0" w:noVBand="0"/>
+        <w:tblLook w:val="04A0" w:firstRow="1" w:lastRow="0" w:firstColumn="1" w:lastColumn="0" w:noHBand="0" w:noVBand="1"/>
       </w:tblPr>
       <w:tblGrid>
         <w:gridCol w:w="2115"/>
@@ -18392,7 +18525,7 @@
         <w:pStyle w:val="Heading1"/>
         <w:pageBreakBefore/>
       </w:pPr>
-      <w:bookmarkStart w:id="26" w:name="_Toc240394931"/>
+      <w:bookmarkStart w:id="26" w:name="_Toc240405701"/>
       <w:r>
         <w:lastRenderedPageBreak/>
         <w:t>6. Screen reference</w:t>
@@ -18411,7 +18544,7 @@
       <w:pPr>
         <w:pStyle w:val="Heading2"/>
       </w:pPr>
-      <w:bookmarkStart w:id="27" w:name="_Toc240394932"/>
+      <w:bookmarkStart w:id="27" w:name="_Toc240405702"/>
       <w:r>
         <w:t>6.1 Executive, Sampling and Contact dashboards</w:t>
       </w:r>
@@ -18436,7 +18569,7 @@
           <w:noProof/>
         </w:rPr>
         <w:drawing>
-          <wp:inline distT="0" distB="0" distL="0" distR="0" wp14:anchorId="62D31F00" wp14:editId="58592574">
+          <wp:inline distT="0" distB="0" distL="0" distR="0" wp14:anchorId="4362274B" wp14:editId="278A4EE6">
             <wp:extent cx="5715000" cy="3571875"/>
             <wp:effectExtent l="0" t="0" r="0" b="0"/>
             <wp:docPr id="4" name="adm_exec_dashboard.jpg" descr="Executive Dashboard: completions against the 400 / 60 / 50–75 targets, days to data lock, spend, and the lowest-filled strata." title="Executive Dashboard: completions against the 400 / 60 / 50–75 targets, days to data lock, spend, and the lowest-filled strata."/>
@@ -18516,7 +18649,7 @@
           <w:left w:w="10" w:type="dxa"/>
           <w:right w:w="10" w:type="dxa"/>
         </w:tblCellMar>
-        <w:tblLook w:val="0000" w:firstRow="0" w:lastRow="0" w:firstColumn="0" w:lastColumn="0" w:noHBand="0" w:noVBand="0"/>
+        <w:tblLook w:val="04A0" w:firstRow="1" w:lastRow="0" w:firstColumn="1" w:lastColumn="0" w:noHBand="0" w:noVBand="1"/>
       </w:tblPr>
       <w:tblGrid>
         <w:gridCol w:w="1694"/>
@@ -19042,7 +19175,7 @@
           <w:left w:w="10" w:type="dxa"/>
           <w:right w:w="10" w:type="dxa"/>
         </w:tblCellMar>
-        <w:tblLook w:val="0000" w:firstRow="0" w:lastRow="0" w:firstColumn="0" w:lastColumn="0" w:noHBand="0" w:noVBand="0"/>
+        <w:tblLook w:val="04A0" w:firstRow="1" w:lastRow="0" w:firstColumn="1" w:lastColumn="0" w:noHBand="0" w:noVBand="1"/>
       </w:tblPr>
       <w:tblGrid>
         <w:gridCol w:w="9412"/>
@@ -19109,7 +19242,7 @@
           <w:noProof/>
         </w:rPr>
         <w:drawing>
-          <wp:inline distT="0" distB="0" distL="0" distR="0" wp14:anchorId="6EFEC6E7" wp14:editId="3F217E1C">
+          <wp:inline distT="0" distB="0" distL="0" distR="0" wp14:anchorId="0001A18E" wp14:editId="599F6973">
             <wp:extent cx="5715000" cy="3571875"/>
             <wp:effectExtent l="0" t="0" r="0" b="0"/>
             <wp:docPr id="5" name="adm_sampling_dashboard.jpg" descr="Sampling Dashboard." title="Sampling Dashboard."/>
@@ -19185,7 +19318,7 @@
           <w:noProof/>
         </w:rPr>
         <w:drawing>
-          <wp:inline distT="0" distB="0" distL="0" distR="0" wp14:anchorId="02EFCB1F" wp14:editId="44501AA9">
+          <wp:inline distT="0" distB="0" distL="0" distR="0" wp14:anchorId="539D48B4" wp14:editId="53FB069E">
             <wp:extent cx="5715000" cy="2324100"/>
             <wp:effectExtent l="0" t="0" r="0" b="0"/>
             <wp:docPr id="6" name="adm_contact_dashboard.jpg" descr="Contact Dashboard." title="Contact Dashboard."/>
@@ -19254,7 +19387,7 @@
       <w:pPr>
         <w:pStyle w:val="Heading2"/>
       </w:pPr>
-      <w:bookmarkStart w:id="28" w:name="_Toc240394933"/>
+      <w:bookmarkStart w:id="28" w:name="_Toc240405703"/>
       <w:r>
         <w:t>6.2 Reports</w:t>
       </w:r>
@@ -19280,7 +19413,7 @@
         </w:rPr>
         <w:lastRenderedPageBreak/>
         <w:drawing>
-          <wp:inline distT="0" distB="0" distL="0" distR="0" wp14:anchorId="501B9A4A" wp14:editId="4DFAF202">
+          <wp:inline distT="0" distB="0" distL="0" distR="0" wp14:anchorId="6039C472" wp14:editId="23323C95">
             <wp:extent cx="5715000" cy="3952875"/>
             <wp:effectExtent l="0" t="0" r="0" b="0"/>
             <wp:docPr id="7" name="adm_reports_workflow.jpg" descr="Where Main cases are in the workflow." title="Where Main cases are in the workflow."/>
@@ -19349,7 +19482,7 @@
       <w:pPr>
         <w:pStyle w:val="Heading2"/>
       </w:pPr>
-      <w:bookmarkStart w:id="29" w:name="_Toc240394934"/>
+      <w:bookmarkStart w:id="29" w:name="_Toc240405704"/>
       <w:r>
         <w:t>6.3 QA Dashboard</w:t>
       </w:r>
@@ -19366,7 +19499,7 @@
           <w:noProof/>
         </w:rPr>
         <w:drawing>
-          <wp:inline distT="0" distB="0" distL="0" distR="0" wp14:anchorId="2F230A7F" wp14:editId="6E5686D2">
+          <wp:inline distT="0" distB="0" distL="0" distR="0" wp14:anchorId="594ADA92" wp14:editId="27B006F4">
             <wp:extent cx="5715000" cy="2505075"/>
             <wp:effectExtent l="0" t="0" r="0" b="0"/>
             <wp:docPr id="8" name="qa_dashboard.jpg" descr="QA Dashboard with Refresh and Open QA queue." title="QA Dashboard with Refresh and Open QA queue."/>
@@ -19435,7 +19568,7 @@
       <w:pPr>
         <w:pStyle w:val="Heading2"/>
       </w:pPr>
-      <w:bookmarkStart w:id="30" w:name="_Toc240394935"/>
+      <w:bookmarkStart w:id="30" w:name="_Toc240405705"/>
       <w:r>
         <w:lastRenderedPageBreak/>
         <w:t>6.4 KII/Doc Dashboard</w:t>
@@ -19453,7 +19586,7 @@
           <w:noProof/>
         </w:rPr>
         <w:drawing>
-          <wp:inline distT="0" distB="0" distL="0" distR="0" wp14:anchorId="087F1A95" wp14:editId="0F2B7603">
+          <wp:inline distT="0" distB="0" distL="0" distR="0" wp14:anchorId="27079868" wp14:editId="696E987C">
             <wp:extent cx="5715000" cy="3571875"/>
             <wp:effectExtent l="0" t="0" r="0" b="0"/>
             <wp:docPr id="9" name="kii_dashboard.jpg" descr="KII / Document Dashboard." title="KII / Document Dashboard."/>
@@ -19522,7 +19655,7 @@
       <w:pPr>
         <w:pStyle w:val="Heading2"/>
       </w:pPr>
-      <w:bookmarkStart w:id="31" w:name="_Toc240394936"/>
+      <w:bookmarkStart w:id="31" w:name="_Toc240405706"/>
       <w:r>
         <w:t>6.5 Main-400 Register</w:t>
       </w:r>
@@ -19577,7 +19710,7 @@
           <w:noProof/>
         </w:rPr>
         <w:drawing>
-          <wp:inline distT="0" distB="0" distL="0" distR="0" wp14:anchorId="115B0731" wp14:editId="6C2F9BD2">
+          <wp:inline distT="0" distB="0" distL="0" distR="0" wp14:anchorId="52DCAA8E" wp14:editId="7687FDCC">
             <wp:extent cx="5715000" cy="3571875"/>
             <wp:effectExtent l="0" t="0" r="0" b="0"/>
             <wp:docPr id="10" name="adm_register.jpg" descr="Main-400 Register." title="Main-400 Register."/>
@@ -19646,7 +19779,7 @@
       <w:pPr>
         <w:pStyle w:val="Heading2"/>
       </w:pPr>
-      <w:bookmarkStart w:id="32" w:name="_Toc240394937"/>
+      <w:bookmarkStart w:id="32" w:name="_Toc240405707"/>
       <w:r>
         <w:lastRenderedPageBreak/>
         <w:t>6.6 Case page</w:t>
@@ -19676,7 +19809,7 @@
           <w:left w:w="10" w:type="dxa"/>
           <w:right w:w="10" w:type="dxa"/>
         </w:tblCellMar>
-        <w:tblLook w:val="0000" w:firstRow="0" w:lastRow="0" w:firstColumn="0" w:lastColumn="0" w:noHBand="0" w:noVBand="0"/>
+        <w:tblLook w:val="04A0" w:firstRow="1" w:lastRow="0" w:firstColumn="1" w:lastColumn="0" w:noHBand="0" w:noVBand="1"/>
       </w:tblPr>
       <w:tblGrid>
         <w:gridCol w:w="3012"/>
@@ -20344,7 +20477,7 @@
           <w:noProof/>
         </w:rPr>
         <w:drawing>
-          <wp:inline distT="0" distB="0" distL="0" distR="0" wp14:anchorId="7979A9E4" wp14:editId="4B779187">
+          <wp:inline distT="0" distB="0" distL="0" distR="0" wp14:anchorId="5A2070BF" wp14:editId="2992301F">
             <wp:extent cx="5715000" cy="3571875"/>
             <wp:effectExtent l="0" t="0" r="0" b="0"/>
             <wp:docPr id="11" name="adm_case_top.jpg" descr="Top of a case page." title="Top of a case page."/>
@@ -20420,7 +20553,7 @@
           <w:noProof/>
         </w:rPr>
         <w:drawing>
-          <wp:inline distT="0" distB="0" distL="0" distR="0" wp14:anchorId="4516D211" wp14:editId="1785B0D8">
+          <wp:inline distT="0" distB="0" distL="0" distR="0" wp14:anchorId="684CDBD8" wp14:editId="679ACB5A">
             <wp:extent cx="5715000" cy="666750"/>
             <wp:effectExtent l="0" t="0" r="0" b="0"/>
             <wp:docPr id="12" name="adm_case_questionnaire.jpg" descr="Completed questionnaire panel on a QA-passed case." title="Completed questionnaire panel on a QA-passed case."/>
@@ -20489,7 +20622,7 @@
       <w:pPr>
         <w:pStyle w:val="Heading2"/>
       </w:pPr>
-      <w:bookmarkStart w:id="33" w:name="_Toc240394938"/>
+      <w:bookmarkStart w:id="33" w:name="_Toc240405708"/>
       <w:r>
         <w:lastRenderedPageBreak/>
         <w:t>6.7 Organisations</w:t>
@@ -20508,7 +20641,7 @@
       <w:pPr>
         <w:pStyle w:val="Heading2"/>
       </w:pPr>
-      <w:bookmarkStart w:id="34" w:name="_Toc240394939"/>
+      <w:bookmarkStart w:id="34" w:name="_Toc240405709"/>
       <w:r>
         <w:t>6.8 Appointments</w:t>
       </w:r>
@@ -20525,7 +20658,7 @@
           <w:noProof/>
         </w:rPr>
         <w:drawing>
-          <wp:inline distT="0" distB="0" distL="0" distR="0" wp14:anchorId="7EDDF9B3" wp14:editId="24C140D0">
+          <wp:inline distT="0" distB="0" distL="0" distR="0" wp14:anchorId="38782C63" wp14:editId="754BB2FE">
             <wp:extent cx="5715000" cy="2857500"/>
             <wp:effectExtent l="0" t="0" r="0" b="0"/>
             <wp:docPr id="13" name="adm_appointments.jpg" descr="Appointment Queue." title="Appointment Queue."/>
@@ -20594,7 +20727,7 @@
       <w:pPr>
         <w:pStyle w:val="Heading2"/>
       </w:pPr>
-      <w:bookmarkStart w:id="35" w:name="_Toc240394940"/>
+      <w:bookmarkStart w:id="35" w:name="_Toc240405710"/>
       <w:r>
         <w:t>6.9 Follow-ups</w:t>
       </w:r>
@@ -20611,7 +20744,7 @@
           <w:noProof/>
         </w:rPr>
         <w:drawing>
-          <wp:inline distT="0" distB="0" distL="0" distR="0" wp14:anchorId="24E03DE9" wp14:editId="49B3DF06">
+          <wp:inline distT="0" distB="0" distL="0" distR="0" wp14:anchorId="741EC317" wp14:editId="5B2F3D45">
             <wp:extent cx="5715000" cy="3571875"/>
             <wp:effectExtent l="0" t="0" r="0" b="0"/>
             <wp:docPr id="14" name="adm_follow_ups.jpg" descr="Follow-ups due." title="Follow-ups due."/>
@@ -20680,7 +20813,7 @@
       <w:pPr>
         <w:pStyle w:val="Heading2"/>
       </w:pPr>
-      <w:bookmarkStart w:id="36" w:name="_Toc240394941"/>
+      <w:bookmarkStart w:id="36" w:name="_Toc240405711"/>
       <w:r>
         <w:lastRenderedPageBreak/>
         <w:t>6.10 Form PDFs</w:t>
@@ -20716,7 +20849,7 @@
           <w:noProof/>
         </w:rPr>
         <w:drawing>
-          <wp:inline distT="0" distB="0" distL="0" distR="0" wp14:anchorId="147FB8AE" wp14:editId="02DCBA57">
+          <wp:inline distT="0" distB="0" distL="0" distR="0" wp14:anchorId="3E4E59E8" wp14:editId="5EDBEAF4">
             <wp:extent cx="5715000" cy="2771775"/>
             <wp:effectExtent l="0" t="0" r="0" b="0"/>
             <wp:docPr id="15" name="adm_form_pdfs.jpg" descr="Completed form PDFs." title="Completed form PDFs."/>
@@ -20785,7 +20918,7 @@
       <w:pPr>
         <w:pStyle w:val="Heading2"/>
       </w:pPr>
-      <w:bookmarkStart w:id="37" w:name="_Toc240394942"/>
+      <w:bookmarkStart w:id="37" w:name="_Toc240405712"/>
       <w:r>
         <w:t>6.11 QA Queue and QA Exceptions</w:t>
       </w:r>
@@ -20803,7 +20936,7 @@
       <w:pPr>
         <w:pStyle w:val="Heading2"/>
       </w:pPr>
-      <w:bookmarkStart w:id="38" w:name="_Toc240394943"/>
+      <w:bookmarkStart w:id="38" w:name="_Toc240405713"/>
       <w:r>
         <w:t>6.12 KII Register and KII record</w:t>
       </w:r>
@@ -20821,7 +20954,7 @@
       <w:pPr>
         <w:pStyle w:val="Heading2"/>
       </w:pPr>
-      <w:bookmarkStart w:id="39" w:name="_Toc240394944"/>
+      <w:bookmarkStart w:id="39" w:name="_Toc240405714"/>
       <w:r>
         <w:t>6.13 Documents and document record</w:t>
       </w:r>
@@ -20839,7 +20972,7 @@
       <w:pPr>
         <w:pStyle w:val="Heading2"/>
       </w:pPr>
-      <w:bookmarkStart w:id="40" w:name="_Toc240394945"/>
+      <w:bookmarkStart w:id="40" w:name="_Toc240405715"/>
       <w:r>
         <w:t>6.14 Reserve Activation, Cost, Audit Log, Export, Change password</w:t>
       </w:r>
@@ -20858,7 +20991,7 @@
         <w:pStyle w:val="Heading1"/>
         <w:pageBreakBefore/>
       </w:pPr>
-      <w:bookmarkStart w:id="41" w:name="_Toc240394946"/>
+      <w:bookmarkStart w:id="41" w:name="_Toc240405716"/>
       <w:r>
         <w:lastRenderedPageBreak/>
         <w:t>7. Procedures, step by step</w:t>
@@ -20877,7 +21010,7 @@
       <w:pPr>
         <w:pStyle w:val="Heading2"/>
       </w:pPr>
-      <w:bookmarkStart w:id="42" w:name="_Toc240394947"/>
+      <w:bookmarkStart w:id="42" w:name="_Toc240405717"/>
       <w:r>
         <w:t>7.1 Dashboards (all monitoring roles)</w:t>
       </w:r>
@@ -20895,7 +21028,7 @@
       <w:pPr>
         <w:pStyle w:val="Heading2"/>
       </w:pPr>
-      <w:bookmarkStart w:id="43" w:name="_Toc240394948"/>
+      <w:bookmarkStart w:id="43" w:name="_Toc240405718"/>
       <w:r>
         <w:t>7.2 Reports (PI, FC, Analyst, Supervisor)</w:t>
       </w:r>
@@ -20935,7 +21068,7 @@
           <w:noProof/>
         </w:rPr>
         <w:drawing>
-          <wp:inline distT="0" distB="0" distL="0" distR="0" wp14:anchorId="68E547E3" wp14:editId="3F03B6B8">
+          <wp:inline distT="0" distB="0" distL="0" distR="0" wp14:anchorId="35D16C08" wp14:editId="3E2A3D22">
             <wp:extent cx="5334000" cy="3333750"/>
             <wp:effectExtent l="0" t="0" r="0" b="0"/>
             <wp:docPr id="16" name="adm_reports_top.jpg" descr="Reports: headline figures for the chosen period." title="Reports: headline figures for the chosen period."/>
@@ -21078,7 +21211,7 @@
         </w:rPr>
         <w:lastRenderedPageBreak/>
         <w:drawing>
-          <wp:inline distT="0" distB="0" distL="0" distR="0" wp14:anchorId="0C8586DD" wp14:editId="799393D7">
+          <wp:inline distT="0" distB="0" distL="0" distR="0" wp14:anchorId="75780D1A" wp14:editId="199B90CA">
             <wp:extent cx="5334000" cy="3409950"/>
             <wp:effectExtent l="0" t="0" r="0" b="0"/>
             <wp:docPr id="17" name="adm_reports_funnel.jpg" descr="Case funnel: each case counted once at every stage it has reached." title="Case funnel: each case counted once at every stage it has reached."/>
@@ -21177,7 +21310,7 @@
           <w:noProof/>
         </w:rPr>
         <w:drawing>
-          <wp:inline distT="0" distB="0" distL="0" distR="0" wp14:anchorId="2D9B8ADB" wp14:editId="432AAED4">
+          <wp:inline distT="0" distB="0" distL="0" distR="0" wp14:anchorId="000E500E" wp14:editId="4021E52E">
             <wp:extent cx="5334000" cy="3248025"/>
             <wp:effectExtent l="0" t="0" r="0" b="0"/>
             <wp:docPr id="18" name="adm_reports_funnel_table.jpg" descr="The same chart as a table." title="The same chart as a table."/>
@@ -21277,7 +21410,7 @@
         </w:rPr>
         <w:lastRenderedPageBreak/>
         <w:drawing>
-          <wp:inline distT="0" distB="0" distL="0" distR="0" wp14:anchorId="5781C87E" wp14:editId="28F55C92">
+          <wp:inline distT="0" distB="0" distL="0" distR="0" wp14:anchorId="6F61E31C" wp14:editId="1952A901">
             <wp:extent cx="5334000" cy="2628900"/>
             <wp:effectExtent l="0" t="0" r="0" b="0"/>
             <wp:docPr id="19" name="adm_reports_coverage.jpg" descr="Coverage by group." title="Coverage by group."/>
@@ -21376,7 +21509,7 @@
           <w:noProof/>
         </w:rPr>
         <w:drawing>
-          <wp:inline distT="0" distB="0" distL="0" distR="0" wp14:anchorId="67ED1BDD" wp14:editId="0E52CA6D">
+          <wp:inline distT="0" distB="0" distL="0" distR="0" wp14:anchorId="132A3A59" wp14:editId="560D1789">
             <wp:extent cx="5334000" cy="2600325"/>
             <wp:effectExtent l="0" t="0" r="0" b="0"/>
             <wp:docPr id="20" name="adm_reports_modes.jpg" descr="Administration modes." title="Administration modes."/>
@@ -21486,7 +21619,7 @@
         </w:rPr>
         <w:lastRenderedPageBreak/>
         <w:drawing>
-          <wp:inline distT="0" distB="0" distL="0" distR="0" wp14:anchorId="192C629C" wp14:editId="56CFB830">
+          <wp:inline distT="0" distB="0" distL="0" distR="0" wp14:anchorId="4F4CCD3E" wp14:editId="506AA1A2">
             <wp:extent cx="5334000" cy="2905125"/>
             <wp:effectExtent l="0" t="0" r="0" b="0"/>
             <wp:docPr id="21" name="adm_reports_duration.jpg" descr="Completion-time distribution." title="Completion-time distribution."/>
@@ -21568,7 +21701,7 @@
       <w:pPr>
         <w:pStyle w:val="Heading2"/>
       </w:pPr>
-      <w:bookmarkStart w:id="44" w:name="_Toc240394949"/>
+      <w:bookmarkStart w:id="44" w:name="_Toc240405719"/>
       <w:r>
         <w:t>7.3 Registering an organisation (PI, FC)</w:t>
       </w:r>
@@ -21616,7 +21749,7 @@
           <w:noProof/>
         </w:rPr>
         <w:drawing>
-          <wp:inline distT="0" distB="0" distL="0" distR="0" wp14:anchorId="79D9E825" wp14:editId="37ABC40F">
+          <wp:inline distT="0" distB="0" distL="0" distR="0" wp14:anchorId="25C7A316" wp14:editId="76C857A8">
             <wp:extent cx="5334000" cy="3333750"/>
             <wp:effectExtent l="0" t="0" r="0" b="0"/>
             <wp:docPr id="22" name="adm_organisations.jpg" descr="Register Organisation: the form (top) and the list of registered organisations (below)." title="Register Organisation: the form (top) and the list of registered organisations (below)."/>
@@ -21863,7 +21996,7 @@
       <w:pPr>
         <w:pStyle w:val="Heading2"/>
       </w:pPr>
-      <w:bookmarkStart w:id="45" w:name="_Toc240394950"/>
+      <w:bookmarkStart w:id="45" w:name="_Toc240405720"/>
       <w:r>
         <w:t>7.4 Pairing a Reserve and assigning a Contact RA (PI, FC)</w:t>
       </w:r>
@@ -21936,7 +22069,7 @@
           <w:noProof/>
         </w:rPr>
         <w:drawing>
-          <wp:inline distT="0" distB="0" distL="0" distR="0" wp14:anchorId="538D4D96" wp14:editId="6EE66109">
+          <wp:inline distT="0" distB="0" distL="0" distR="0" wp14:anchorId="7ED7D1F9" wp14:editId="389F26BB">
             <wp:extent cx="5334000" cy="581025"/>
             <wp:effectExtent l="0" t="0" r="0" b="0"/>
             <wp:docPr id="23" name="adm_case_assign.jpg" descr="Assigned Contact RA." title="Assigned Contact RA."/>
@@ -22035,7 +22168,7 @@
           <w:noProof/>
         </w:rPr>
         <w:drawing>
-          <wp:inline distT="0" distB="0" distL="0" distR="0" wp14:anchorId="1725858A" wp14:editId="1580CEEF">
+          <wp:inline distT="0" distB="0" distL="0" distR="0" wp14:anchorId="4C9DB5B7" wp14:editId="595108E4">
             <wp:extent cx="5334000" cy="685800"/>
             <wp:effectExtent l="0" t="0" r="0" b="0"/>
             <wp:docPr id="24" name="adm_case_reserve.jpg" descr="Matched Reserve case." title="Matched Reserve case."/>
@@ -22109,7 +22242,7 @@
       <w:pPr>
         <w:pStyle w:val="Heading2"/>
       </w:pPr>
-      <w:bookmarkStart w:id="46" w:name="_Toc240394951"/>
+      <w:bookmarkStart w:id="46" w:name="_Toc240405721"/>
       <w:r>
         <w:t>7.5 Bulk verification to S03 (PI, FC)</w:t>
       </w:r>
@@ -22210,7 +22343,7 @@
           <w:noProof/>
         </w:rPr>
         <w:drawing>
-          <wp:inline distT="0" distB="0" distL="0" distR="0" wp14:anchorId="098F6B76" wp14:editId="5E1A5007">
+          <wp:inline distT="0" distB="0" distL="0" distR="0" wp14:anchorId="14CF03BF" wp14:editId="64CF85F5">
             <wp:extent cx="5334000" cy="609600"/>
             <wp:effectExtent l="0" t="0" r="0" b="0"/>
             <wp:docPr id="25" name="adm_bulk_verification.jpg" descr="The bulk verification tool on the register." title="The bulk verification tool on the register."/>
@@ -22341,7 +22474,7 @@
           <w:left w:w="10" w:type="dxa"/>
           <w:right w:w="10" w:type="dxa"/>
         </w:tblCellMar>
-        <w:tblLook w:val="0000" w:firstRow="0" w:lastRow="0" w:firstColumn="0" w:lastColumn="0" w:noHBand="0" w:noVBand="0"/>
+        <w:tblLook w:val="04A0" w:firstRow="1" w:lastRow="0" w:firstColumn="1" w:lastColumn="0" w:noHBand="0" w:noVBand="1"/>
       </w:tblPr>
       <w:tblGrid>
         <w:gridCol w:w="9412"/>
@@ -22400,7 +22533,7 @@
       <w:pPr>
         <w:pStyle w:val="Heading2"/>
       </w:pPr>
-      <w:bookmarkStart w:id="47" w:name="_Toc240394952"/>
+      <w:bookmarkStart w:id="47" w:name="_Toc240405722"/>
       <w:r>
         <w:lastRenderedPageBreak/>
         <w:t>7.6 Recording respondents and contact details (PI, FC, Contact RA)</w:t>
@@ -22542,7 +22675,7 @@
           <w:noProof/>
         </w:rPr>
         <w:drawing>
-          <wp:inline distT="0" distB="0" distL="0" distR="0" wp14:anchorId="327D054B" wp14:editId="0140E58B">
+          <wp:inline distT="0" distB="0" distL="0" distR="0" wp14:anchorId="08530477" wp14:editId="73DEF164">
             <wp:extent cx="5334000" cy="2114550"/>
             <wp:effectExtent l="0" t="0" r="0" b="0"/>
             <wp:docPr id="26" name="adm_case_add_person.jpg" descr="Adding a person to a case." title="Adding a person to a case."/>
@@ -22746,7 +22879,7 @@
           <w:left w:w="10" w:type="dxa"/>
           <w:right w:w="10" w:type="dxa"/>
         </w:tblCellMar>
-        <w:tblLook w:val="0000" w:firstRow="0" w:lastRow="0" w:firstColumn="0" w:lastColumn="0" w:noHBand="0" w:noVBand="0"/>
+        <w:tblLook w:val="04A0" w:firstRow="1" w:lastRow="0" w:firstColumn="1" w:lastColumn="0" w:noHBand="0" w:noVBand="1"/>
       </w:tblPr>
       <w:tblGrid>
         <w:gridCol w:w="9412"/>
@@ -22805,7 +22938,7 @@
       <w:pPr>
         <w:pStyle w:val="Heading2"/>
       </w:pPr>
-      <w:bookmarkStart w:id="48" w:name="_Toc240394953"/>
+      <w:bookmarkStart w:id="48" w:name="_Toc240405723"/>
       <w:r>
         <w:t>7.7 Sending an invitation (PI, FC, Contact RA)</w:t>
       </w:r>
@@ -22918,7 +23051,7 @@
           <w:noProof/>
         </w:rPr>
         <w:drawing>
-          <wp:inline distT="0" distB="0" distL="0" distR="0" wp14:anchorId="31B2AA10" wp14:editId="2E32F3DE">
+          <wp:inline distT="0" distB="0" distL="0" distR="0" wp14:anchorId="4ADF70F4" wp14:editId="78FD2292">
             <wp:extent cx="5334000" cy="1143000"/>
             <wp:effectExtent l="0" t="0" r="0" b="0"/>
             <wp:docPr id="27" name="cra_case_invitations_before.jpg" descr="Invitations panel before sending, with the history of earlier invitations." title="Invitations panel before sending, with the history of earlier invitations."/>
@@ -23038,7 +23171,7 @@
           <w:noProof/>
         </w:rPr>
         <w:drawing>
-          <wp:inline distT="0" distB="0" distL="0" distR="0" wp14:anchorId="73C258A2" wp14:editId="01CF4444">
+          <wp:inline distT="0" distB="0" distL="0" distR="0" wp14:anchorId="22242464" wp14:editId="5F94D2CA">
             <wp:extent cx="5334000" cy="2019300"/>
             <wp:effectExtent l="0" t="0" r="0" b="0"/>
             <wp:docPr id="28" name="cra_case_invitation_sent.jpg" descr="The link, manual code and expiry date are shown once, with ready-to-send buttons." title="The link, manual code and expiry date are shown once, with ready-to-send buttons."/>
@@ -23156,7 +23289,7 @@
           <w:left w:w="10" w:type="dxa"/>
           <w:right w:w="10" w:type="dxa"/>
         </w:tblCellMar>
-        <w:tblLook w:val="0000" w:firstRow="0" w:lastRow="0" w:firstColumn="0" w:lastColumn="0" w:noHBand="0" w:noVBand="0"/>
+        <w:tblLook w:val="04A0" w:firstRow="1" w:lastRow="0" w:firstColumn="1" w:lastColumn="0" w:noHBand="0" w:noVBand="1"/>
       </w:tblPr>
       <w:tblGrid>
         <w:gridCol w:w="9412"/>
@@ -23285,7 +23418,7 @@
       <w:pPr>
         <w:pStyle w:val="Heading2"/>
       </w:pPr>
-      <w:bookmarkStart w:id="49" w:name="_Toc240394954"/>
+      <w:bookmarkStart w:id="49" w:name="_Toc240405724"/>
       <w:r>
         <w:t>7.8 Logging a contact attempt (PI, FC, Contact RA)</w:t>
       </w:r>
@@ -23343,7 +23476,7 @@
           <w:noProof/>
         </w:rPr>
         <w:drawing>
-          <wp:inline distT="0" distB="0" distL="0" distR="0" wp14:anchorId="077A94E3" wp14:editId="04AE7414">
+          <wp:inline distT="0" distB="0" distL="0" distR="0" wp14:anchorId="6B676DA4" wp14:editId="79E619BF">
             <wp:extent cx="5334000" cy="1343025"/>
             <wp:effectExtent l="0" t="0" r="0" b="0"/>
             <wp:docPr id="29" name="adm_case_timeline.jpg" descr="Contact timeline and the form for logging an attempt." title="Contact timeline and the form for logging an attempt."/>
@@ -23428,17 +23561,7 @@
         <w:t>channel</w:t>
       </w:r>
       <w:r>
-        <w:t xml:space="preserve"> (WHATSAPP, EMAIL, PHONE, SMS, FACE</w:t>
-      </w:r>
-      <w:r>
-        <w:rPr>
-          <w:i/>
-          <w:iCs/>
-        </w:rPr>
-        <w:t>TO</w:t>
-      </w:r>
-      <w:r>
-        <w:t xml:space="preserve">FACE) and the </w:t>
+        <w:t xml:space="preserve"> (WHATSAPP, EMAIL, PHONE, SMS, FACE_TO_FACE) and the </w:t>
       </w:r>
       <w:r>
         <w:rPr>
@@ -23448,17 +23571,7 @@
         <w:t>outcome</w:t>
       </w:r>
       <w:r>
-        <w:t xml:space="preserve"> (REACHED, NO</w:t>
-      </w:r>
-      <w:r>
-        <w:rPr>
-          <w:i/>
-          <w:iCs/>
-        </w:rPr>
-        <w:t>ANSWER, WRONG</w:t>
-      </w:r>
-      <w:r>
-        <w:t>NUMBER, REFUSED, RESCHEDULED, COMPLETED).</w:t>
+        <w:t xml:space="preserve"> (REACHED, NO_ANSWER, WRONG_NUMBER, REFUSED, RESCHEDULED, COMPLETED).</w:t>
       </w:r>
     </w:p>
     <w:p>
@@ -23507,7 +23620,7 @@
       <w:pPr>
         <w:pStyle w:val="Heading2"/>
       </w:pPr>
-      <w:bookmarkStart w:id="50" w:name="_Toc240394955"/>
+      <w:bookmarkStart w:id="50" w:name="_Toc240405725"/>
       <w:r>
         <w:t>7.9 Sending follow-up reminders (PI, FC, Contact RA)</w:t>
       </w:r>
@@ -23575,7 +23688,7 @@
           <w:noProof/>
         </w:rPr>
         <w:drawing>
-          <wp:inline distT="0" distB="0" distL="0" distR="0" wp14:anchorId="33A7E2CC" wp14:editId="4AB477E4">
+          <wp:inline distT="0" distB="0" distL="0" distR="0" wp14:anchorId="0B76A741" wp14:editId="61FB2D9F">
             <wp:extent cx="5334000" cy="3333750"/>
             <wp:effectExtent l="0" t="0" r="0" b="0"/>
             <wp:docPr id="30" name="cra_follow_ups.jpg" descr="Follow-ups due. Contact RAs see only their own cases." title="Follow-ups due. Contact RAs see only their own cases."/>
@@ -23726,7 +23839,7 @@
           <w:left w:w="10" w:type="dxa"/>
           <w:right w:w="10" w:type="dxa"/>
         </w:tblCellMar>
-        <w:tblLook w:val="0000" w:firstRow="0" w:lastRow="0" w:firstColumn="0" w:lastColumn="0" w:noHBand="0" w:noVBand="0"/>
+        <w:tblLook w:val="04A0" w:firstRow="1" w:lastRow="0" w:firstColumn="1" w:lastColumn="0" w:noHBand="0" w:noVBand="1"/>
       </w:tblPr>
       <w:tblGrid>
         <w:gridCol w:w="9412"/>
@@ -23801,7 +23914,7 @@
       <w:pPr>
         <w:pStyle w:val="Heading2"/>
       </w:pPr>
-      <w:bookmarkStart w:id="51" w:name="_Toc240394956"/>
+      <w:bookmarkStart w:id="51" w:name="_Toc240405726"/>
       <w:r>
         <w:t>7.10 Managing appointments (PI, FC, Contact RA)</w:t>
       </w:r>
@@ -23842,7 +23955,7 @@
         </w:rPr>
         <w:lastRenderedPageBreak/>
         <w:drawing>
-          <wp:inline distT="0" distB="0" distL="0" distR="0" wp14:anchorId="0868393A" wp14:editId="21681FEB">
+          <wp:inline distT="0" distB="0" distL="0" distR="0" wp14:anchorId="7C1211C3" wp14:editId="5C406059">
             <wp:extent cx="5334000" cy="2667000"/>
             <wp:effectExtent l="0" t="0" r="0" b="0"/>
             <wp:docPr id="31" name="cra_appointments.jpg" descr="Appointment Queue." title="Appointment Queue."/>
@@ -24025,7 +24138,7 @@
       <w:pPr>
         <w:pStyle w:val="Heading2"/>
       </w:pPr>
-      <w:bookmarkStart w:id="52" w:name="_Toc240394957"/>
+      <w:bookmarkStart w:id="52" w:name="_Toc240405727"/>
       <w:r>
         <w:t>7.11 Assisted administration (RAs)</w:t>
       </w:r>
@@ -24154,7 +24267,7 @@
           <w:left w:w="10" w:type="dxa"/>
           <w:right w:w="10" w:type="dxa"/>
         </w:tblCellMar>
-        <w:tblLook w:val="0000" w:firstRow="0" w:lastRow="0" w:firstColumn="0" w:lastColumn="0" w:noHBand="0" w:noVBand="0"/>
+        <w:tblLook w:val="04A0" w:firstRow="1" w:lastRow="0" w:firstColumn="1" w:lastColumn="0" w:noHBand="0" w:noVBand="1"/>
       </w:tblPr>
       <w:tblGrid>
         <w:gridCol w:w="941"/>
@@ -24753,7 +24866,7 @@
       <w:pPr>
         <w:pStyle w:val="Heading2"/>
       </w:pPr>
-      <w:bookmarkStart w:id="53" w:name="_Toc240394958"/>
+      <w:bookmarkStart w:id="53" w:name="_Toc240405728"/>
       <w:r>
         <w:t>7.12 Activating a Reserve (PI, FC)</w:t>
       </w:r>
@@ -24801,7 +24914,7 @@
           <w:noProof/>
         </w:rPr>
         <w:drawing>
-          <wp:inline distT="0" distB="0" distL="0" distR="0" wp14:anchorId="329D368A" wp14:editId="54422080">
+          <wp:inline distT="0" distB="0" distL="0" distR="0" wp14:anchorId="2CBD0F93" wp14:editId="6C0B3AB0">
             <wp:extent cx="5334000" cy="2505075"/>
             <wp:effectExtent l="0" t="0" r="0" b="0"/>
             <wp:docPr id="32" name="adm_reserve.jpg" descr="Reserve Activation." title="Reserve Activation."/>
@@ -24997,7 +25110,7 @@
       <w:pPr>
         <w:pStyle w:val="Heading2"/>
       </w:pPr>
-      <w:bookmarkStart w:id="54" w:name="_Toc240394959"/>
+      <w:bookmarkStart w:id="54" w:name="_Toc240405729"/>
       <w:r>
         <w:t>7.13 QA review (PI, FC, QA RA)</w:t>
       </w:r>
@@ -25038,7 +25151,7 @@
         </w:rPr>
         <w:lastRenderedPageBreak/>
         <w:drawing>
-          <wp:inline distT="0" distB="0" distL="0" distR="0" wp14:anchorId="07E5BC93" wp14:editId="1380005D">
+          <wp:inline distT="0" distB="0" distL="0" distR="0" wp14:anchorId="05D76C4D" wp14:editId="34626AEA">
             <wp:extent cx="5334000" cy="3333750"/>
             <wp:effectExtent l="0" t="0" r="0" b="0"/>
             <wp:docPr id="33" name="qa_queue.jpg" descr="QUAN QA Queue with the KoboToolbox sync panel." title="QUAN QA Queue with the KoboToolbox sync panel."/>
@@ -25235,7 +25348,7 @@
           <w:left w:w="10" w:type="dxa"/>
           <w:right w:w="10" w:type="dxa"/>
         </w:tblCellMar>
-        <w:tblLook w:val="0000" w:firstRow="0" w:lastRow="0" w:firstColumn="0" w:lastColumn="0" w:noHBand="0" w:noVBand="0"/>
+        <w:tblLook w:val="04A0" w:firstRow="1" w:lastRow="0" w:firstColumn="1" w:lastColumn="0" w:noHBand="0" w:noVBand="1"/>
       </w:tblPr>
       <w:tblGrid>
         <w:gridCol w:w="2353"/>
@@ -25681,7 +25794,7 @@
           <w:left w:w="10" w:type="dxa"/>
           <w:right w:w="10" w:type="dxa"/>
         </w:tblCellMar>
-        <w:tblLook w:val="0000" w:firstRow="0" w:lastRow="0" w:firstColumn="0" w:lastColumn="0" w:noHBand="0" w:noVBand="0"/>
+        <w:tblLook w:val="04A0" w:firstRow="1" w:lastRow="0" w:firstColumn="1" w:lastColumn="0" w:noHBand="0" w:noVBand="1"/>
       </w:tblPr>
       <w:tblGrid>
         <w:gridCol w:w="9412"/>
@@ -25776,7 +25889,7 @@
       <w:pPr>
         <w:pStyle w:val="Heading2"/>
       </w:pPr>
-      <w:bookmarkStart w:id="55" w:name="_Toc240394960"/>
+      <w:bookmarkStart w:id="55" w:name="_Toc240405730"/>
       <w:r>
         <w:lastRenderedPageBreak/>
         <w:t>7.14 QA exceptions (PI, FC, QA RA)</w:t>
@@ -25841,7 +25954,7 @@
           <w:noProof/>
         </w:rPr>
         <w:drawing>
-          <wp:inline distT="0" distB="0" distL="0" distR="0" wp14:anchorId="309AA2AA" wp14:editId="375F140C">
+          <wp:inline distT="0" distB="0" distL="0" distR="0" wp14:anchorId="3EAC5B8A" wp14:editId="75409060">
             <wp:extent cx="5334000" cy="3333750"/>
             <wp:effectExtent l="0" t="0" r="0" b="0"/>
             <wp:docPr id="34" name="qa_exceptions.jpg" descr="QA Exception Queue." title="QA Exception Queue."/>
@@ -26037,7 +26150,7 @@
       <w:pPr>
         <w:pStyle w:val="Heading2"/>
       </w:pPr>
-      <w:bookmarkStart w:id="56" w:name="_Toc240394961"/>
+      <w:bookmarkStart w:id="56" w:name="_Toc240405731"/>
       <w:r>
         <w:t>7.15 Form PDFs and emailing (PI, FC, QA/KII/Doc RA)</w:t>
       </w:r>
@@ -26077,7 +26190,7 @@
           <w:noProof/>
         </w:rPr>
         <w:drawing>
-          <wp:inline distT="0" distB="0" distL="0" distR="0" wp14:anchorId="5590E45A" wp14:editId="3295424A">
+          <wp:inline distT="0" distB="0" distL="0" distR="0" wp14:anchorId="48EFAB82" wp14:editId="2D938527">
             <wp:extent cx="5334000" cy="2333625"/>
             <wp:effectExtent l="0" t="0" r="0" b="0"/>
             <wp:docPr id="35" name="qa_form_pdfs.jpg" descr="Completed form PDFs." title="Completed form PDFs."/>
@@ -26229,7 +26342,7 @@
       <w:pPr>
         <w:pStyle w:val="Heading2"/>
       </w:pPr>
-      <w:bookmarkStart w:id="57" w:name="_Toc240394962"/>
+      <w:bookmarkStart w:id="57" w:name="_Toc240405732"/>
       <w:r>
         <w:t>7.16 KII records (PI, FC, KII RA)</w:t>
       </w:r>
@@ -26269,7 +26382,7 @@
           <w:noProof/>
         </w:rPr>
         <w:drawing>
-          <wp:inline distT="0" distB="0" distL="0" distR="0" wp14:anchorId="231CD272" wp14:editId="23C236C8">
+          <wp:inline distT="0" distB="0" distL="0" distR="0" wp14:anchorId="0F67E45D" wp14:editId="1FB08A4C">
             <wp:extent cx="5334000" cy="2667000"/>
             <wp:effectExtent l="0" t="0" r="0" b="0"/>
             <wp:docPr id="36" name="kii_new.jpg" descr="New KII Record." title="New KII Record."/>
@@ -26406,7 +26519,7 @@
       <w:pPr>
         <w:pStyle w:val="Heading2"/>
       </w:pPr>
-      <w:bookmarkStart w:id="58" w:name="_Toc240394963"/>
+      <w:bookmarkStart w:id="58" w:name="_Toc240405733"/>
       <w:r>
         <w:t>7.16a Working a KII through to coding</w:t>
       </w:r>
@@ -26457,7 +26570,7 @@
         </w:rPr>
         <w:lastRenderedPageBreak/>
         <w:drawing>
-          <wp:inline distT="0" distB="0" distL="0" distR="0" wp14:anchorId="6CBC688D" wp14:editId="1303D785">
+          <wp:inline distT="0" distB="0" distL="0" distR="0" wp14:anchorId="52B63629" wp14:editId="3348B7B5">
             <wp:extent cx="5334000" cy="3333750"/>
             <wp:effectExtent l="0" t="0" r="0" b="0"/>
             <wp:docPr id="37" name="kii_register.jpg" descr="KII Register." title="KII Register."/>
@@ -26542,17 +26655,7 @@
         <w:t>Status</w:t>
       </w:r>
       <w:r>
-        <w:t xml:space="preserve"> as things happen: PROSPECT → INVITED → SCHEDULED → COMPLETED, or DECLINED / NO</w:t>
-      </w:r>
-      <w:r>
-        <w:rPr>
-          <w:i/>
-          <w:iCs/>
-        </w:rPr>
-        <w:t>SHOW. Only valid next statuses are shown; NO</w:t>
-      </w:r>
-      <w:r>
-        <w:t>SHOW can be rescheduled.</w:t>
+        <w:t xml:space="preserve"> as things happen: PROSPECT → INVITED → SCHEDULED → COMPLETED, or DECLINED / NO_SHOW. Only valid next statuses are shown; NO_SHOW can be rescheduled.</w:t>
       </w:r>
     </w:p>
     <w:p>
@@ -26566,7 +26669,7 @@
           <w:noProof/>
         </w:rPr>
         <w:drawing>
-          <wp:inline distT="0" distB="0" distL="0" distR="0" wp14:anchorId="156FCB2E" wp14:editId="7CD27095">
+          <wp:inline distT="0" distB="0" distL="0" distR="0" wp14:anchorId="07BC7B6A" wp14:editId="64D7511F">
             <wp:extent cx="5334000" cy="3333750"/>
             <wp:effectExtent l="0" t="0" r="0" b="0"/>
             <wp:docPr id="38" name="kii_detail.jpg" descr="KII record: status, consent, transcript and coding." title="KII record: status, consent, transcript and coding."/>
@@ -26717,17 +26820,7 @@
         <w:t>Transcript</w:t>
       </w:r>
       <w:r>
-        <w:t xml:space="preserve"> (NOT</w:t>
-      </w:r>
-      <w:r>
-        <w:rPr>
-          <w:i/>
-          <w:iCs/>
-        </w:rPr>
-        <w:t>STARTED → IN</w:t>
-      </w:r>
-      <w:r>
-        <w:t xml:space="preserve">PROGRESS → VERIFIED → ANONYMISED) and </w:t>
+        <w:t xml:space="preserve"> (NOT_STARTED → IN_PROGRESS → VERIFIED → ANONYMISED) and </w:t>
       </w:r>
       <w:r>
         <w:rPr>
@@ -26737,17 +26830,7 @@
         <w:t>Coding</w:t>
       </w:r>
       <w:r>
-        <w:t xml:space="preserve"> (NOT</w:t>
-      </w:r>
-      <w:r>
-        <w:rPr>
-          <w:i/>
-          <w:iCs/>
-        </w:rPr>
-        <w:t>STARTED → IN</w:t>
-      </w:r>
-      <w:r>
-        <w:t>PROGRESS → COMPLETE) as the work progresses.</w:t>
+        <w:t xml:space="preserve"> (NOT_STARTED → IN_PROGRESS → COMPLETE) as the work progresses.</w:t>
       </w:r>
     </w:p>
     <w:p>
@@ -26793,7 +26876,7 @@
       <w:pPr>
         <w:pStyle w:val="Heading2"/>
       </w:pPr>
-      <w:bookmarkStart w:id="59" w:name="_Toc240394964"/>
+      <w:bookmarkStart w:id="59" w:name="_Toc240405734"/>
       <w:r>
         <w:t>7.17 Document records (PI, FC, Documentary RA)</w:t>
       </w:r>
@@ -26833,7 +26916,7 @@
           <w:noProof/>
         </w:rPr>
         <w:drawing>
-          <wp:inline distT="0" distB="0" distL="0" distR="0" wp14:anchorId="30361245" wp14:editId="2567AA93">
+          <wp:inline distT="0" distB="0" distL="0" distR="0" wp14:anchorId="334FF445" wp14:editId="1D5AC506">
             <wp:extent cx="5334000" cy="3171825"/>
             <wp:effectExtent l="0" t="0" r="0" b="0"/>
             <wp:docPr id="39" name="doc_new.jpg" descr="New Documentary Evidence Record." title="New Documentary Evidence Record."/>
@@ -26990,7 +27073,7 @@
       <w:pPr>
         <w:pStyle w:val="Heading2"/>
       </w:pPr>
-      <w:bookmarkStart w:id="60" w:name="_Toc240394965"/>
+      <w:bookmarkStart w:id="60" w:name="_Toc240405735"/>
       <w:r>
         <w:t>7.17a Assessing and including a document</w:t>
       </w:r>
@@ -27041,7 +27124,7 @@
         </w:rPr>
         <w:lastRenderedPageBreak/>
         <w:drawing>
-          <wp:inline distT="0" distB="0" distL="0" distR="0" wp14:anchorId="15078426" wp14:editId="5C6568DD">
+          <wp:inline distT="0" distB="0" distL="0" distR="0" wp14:anchorId="3E45355F" wp14:editId="001D4E37">
             <wp:extent cx="5334000" cy="3333750"/>
             <wp:effectExtent l="0" t="0" r="0" b="0"/>
             <wp:docPr id="40" name="doc_register.jpg" descr="Documentary Evidence Corpus." title="Documentary Evidence Corpus."/>
@@ -27150,7 +27233,7 @@
           <w:noProof/>
         </w:rPr>
         <w:drawing>
-          <wp:inline distT="0" distB="0" distL="0" distR="0" wp14:anchorId="3974D5EE" wp14:editId="523FD7AA">
+          <wp:inline distT="0" distB="0" distL="0" distR="0" wp14:anchorId="7F4E3924" wp14:editId="76F31DE0">
             <wp:extent cx="5334000" cy="3333750"/>
             <wp:effectExtent l="0" t="0" r="0" b="0"/>
             <wp:docPr id="41" name="doc_detail.jpg" descr="Document record: authenticity, QA status, memo and coding form." title="Document record: authenticity, QA status, memo and coding form."/>
@@ -27313,7 +27396,7 @@
       <w:pPr>
         <w:pStyle w:val="Heading2"/>
       </w:pPr>
-      <w:bookmarkStart w:id="61" w:name="_Toc240394966"/>
+      <w:bookmarkStart w:id="61" w:name="_Toc240405736"/>
       <w:r>
         <w:lastRenderedPageBreak/>
         <w:t>7.18 Logging costs (PI, FC)</w:t>
@@ -27354,7 +27437,7 @@
           <w:noProof/>
         </w:rPr>
         <w:drawing>
-          <wp:inline distT="0" distB="0" distL="0" distR="0" wp14:anchorId="7641642E" wp14:editId="45AD273B">
+          <wp:inline distT="0" distB="0" distL="0" distR="0" wp14:anchorId="67CE1614" wp14:editId="6831F945">
             <wp:extent cx="5334000" cy="3752850"/>
             <wp:effectExtent l="0" t="0" r="0" b="0"/>
             <wp:docPr id="42" name="adm_cost.jpg" descr="Cost Dashboard and the Log a cost event form." title="Cost Dashboard and the Log a cost event form."/>
@@ -27439,17 +27522,7 @@
         <w:t>Log a cost event</w:t>
       </w:r>
       <w:r>
-        <w:t>, enter the date, choose the category (RA</w:t>
-      </w:r>
-      <w:r>
-        <w:rPr>
-          <w:i/>
-          <w:iCs/>
-        </w:rPr>
-        <w:t>ALLOWANCE, AIRTIME</w:t>
-      </w:r>
-      <w:r>
-        <w:t>DATA, TRANSPORT, ACCOMMODATION, HOSTING, MESSAGING, OTHER) and the amount in USD.</w:t>
+        <w:t>, enter the date, choose the category (RA_ALLOWANCE, AIRTIME_DATA, TRANSPORT, ACCOMMODATION, HOSTING, MESSAGING, OTHER) and the amount in USD.</w:t>
       </w:r>
     </w:p>
     <w:p>
@@ -27484,7 +27557,7 @@
       <w:pPr>
         <w:pStyle w:val="Heading2"/>
       </w:pPr>
-      <w:bookmarkStart w:id="62" w:name="_Toc240394967"/>
+      <w:bookmarkStart w:id="62" w:name="_Toc240405737"/>
       <w:r>
         <w:lastRenderedPageBreak/>
         <w:t>7.19 Downloading data (PI, FC, Analyst)</w:t>
@@ -27502,7 +27575,7 @@
           <w:noProof/>
         </w:rPr>
         <w:drawing>
-          <wp:inline distT="0" distB="0" distL="0" distR="0" wp14:anchorId="1EC6D947" wp14:editId="4D8A4046">
+          <wp:inline distT="0" distB="0" distL="0" distR="0" wp14:anchorId="6034BD82" wp14:editId="6256FE37">
             <wp:extent cx="5715000" cy="3657600"/>
             <wp:effectExtent l="0" t="0" r="0" b="0"/>
             <wp:docPr id="43" name="adm_export.jpg" descr="Data Export." title="Data Export."/>
@@ -27582,7 +27655,7 @@
           <w:left w:w="10" w:type="dxa"/>
           <w:right w:w="10" w:type="dxa"/>
         </w:tblCellMar>
-        <w:tblLook w:val="0000" w:firstRow="0" w:lastRow="0" w:firstColumn="0" w:lastColumn="0" w:noHBand="0" w:noVBand="0"/>
+        <w:tblLook w:val="04A0" w:firstRow="1" w:lastRow="0" w:firstColumn="1" w:lastColumn="0" w:noHBand="0" w:noVBand="1"/>
       </w:tblPr>
       <w:tblGrid>
         <w:gridCol w:w="2541"/>
@@ -27733,87 +27806,7 @@
                 <w:sz w:val="19"/>
                 <w:szCs w:val="19"/>
               </w:rPr>
-              <w:t>One row per questionnaire: sample</w:t>
-            </w:r>
-            <w:r>
-              <w:rPr>
-                <w:i/>
-                <w:iCs/>
-                <w:sz w:val="19"/>
-                <w:szCs w:val="19"/>
-              </w:rPr>
-              <w:t>id, master</w:t>
-            </w:r>
-            <w:r>
-              <w:rPr>
-                <w:sz w:val="19"/>
-                <w:szCs w:val="19"/>
-              </w:rPr>
-              <w:t>id, province, actor</w:t>
-            </w:r>
-            <w:r>
-              <w:rPr>
-                <w:i/>
-                <w:iCs/>
-                <w:sz w:val="19"/>
-                <w:szCs w:val="19"/>
-              </w:rPr>
-              <w:t>family, value</w:t>
-            </w:r>
-            <w:r>
-              <w:rPr>
-                <w:sz w:val="19"/>
-                <w:szCs w:val="19"/>
-              </w:rPr>
-              <w:t>chain, size</w:t>
-            </w:r>
-            <w:r>
-              <w:rPr>
-                <w:i/>
-                <w:iCs/>
-                <w:sz w:val="19"/>
-                <w:szCs w:val="19"/>
-              </w:rPr>
-              <w:t>class, administration</w:t>
-            </w:r>
-            <w:r>
-              <w:rPr>
-                <w:sz w:val="19"/>
-                <w:szCs w:val="19"/>
-              </w:rPr>
-              <w:t>mode, qa</w:t>
-            </w:r>
-            <w:r>
-              <w:rPr>
-                <w:i/>
-                <w:iCs/>
-                <w:sz w:val="19"/>
-                <w:szCs w:val="19"/>
-              </w:rPr>
-              <w:t>status, submitted</w:t>
-            </w:r>
-            <w:r>
-              <w:rPr>
-                <w:sz w:val="19"/>
-                <w:szCs w:val="19"/>
-              </w:rPr>
-              <w:t>at, completion</w:t>
-            </w:r>
-            <w:r>
-              <w:rPr>
-                <w:i/>
-                <w:iCs/>
-                <w:sz w:val="19"/>
-                <w:szCs w:val="19"/>
-              </w:rPr>
-              <w:t>seconds, consent</w:t>
-            </w:r>
-            <w:r>
-              <w:rPr>
-                <w:sz w:val="19"/>
-                <w:szCs w:val="19"/>
-              </w:rPr>
-              <w:t>withdrawn. No names or contact details.</w:t>
+              <w:t>One row per questionnaire: sample_id, master_id, province, actor_family, value_chain, size_class, administration_mode, qa_status, submitted_at, completion_seconds. No names or contact details. Participants who withdrew are left out.</w:t>
             </w:r>
           </w:p>
         </w:tc>
@@ -27895,7 +27888,7 @@
                 <w:sz w:val="19"/>
                 <w:szCs w:val="19"/>
               </w:rPr>
-              <w:t>The same plus organisation name, respondent name, phone, email and gatekeeper details. Internal operations only.</w:t>
+              <w:t>Every questionnaire, including withdrawn ones (consent_withdrawn), plus organisation name, respondent name, phone, email and gatekeeper details. Internal operations only.</w:t>
             </w:r>
           </w:p>
         </w:tc>
@@ -27976,23 +27969,7 @@
                 <w:sz w:val="19"/>
                 <w:szCs w:val="19"/>
               </w:rPr>
-              <w:t>Every submission's answers for one form: data</w:t>
-            </w:r>
-            <w:r>
-              <w:rPr>
-                <w:i/>
-                <w:iCs/>
-                <w:sz w:val="19"/>
-                <w:szCs w:val="19"/>
-              </w:rPr>
-              <w:t>codes (codes for SPSS/Stata/R), data</w:t>
-            </w:r>
-            <w:r>
-              <w:rPr>
-                <w:sz w:val="19"/>
-                <w:szCs w:val="19"/>
-              </w:rPr>
-              <w:t>labels, a sheet per repeat group, the questions dictionary, the choices lists, and for the questionnaire the matched case, QA status, withdrawal flag and workflow status.</w:t>
+              <w:t>Every submission's answers for one form: data_codes (codes for SPSS/Stata/R), data_labels, a sheet per repeat group, the questions dictionary, the choices lists, and for the questionnaire the matched case, QA status, withdrawal flag and workflow status.</w:t>
             </w:r>
           </w:p>
         </w:tc>
@@ -28341,7 +28318,7 @@
           <w:left w:w="10" w:type="dxa"/>
           <w:right w:w="10" w:type="dxa"/>
         </w:tblCellMar>
-        <w:tblLook w:val="0000" w:firstRow="0" w:lastRow="0" w:firstColumn="0" w:lastColumn="0" w:noHBand="0" w:noVBand="0"/>
+        <w:tblLook w:val="04A0" w:firstRow="1" w:lastRow="0" w:firstColumn="1" w:lastColumn="0" w:noHBand="0" w:noVBand="1"/>
       </w:tblPr>
       <w:tblGrid>
         <w:gridCol w:w="9412"/>
@@ -28400,7 +28377,7 @@
       <w:pPr>
         <w:pStyle w:val="Heading2"/>
       </w:pPr>
-      <w:bookmarkStart w:id="63" w:name="_Toc240394968"/>
+      <w:bookmarkStart w:id="63" w:name="_Toc240405738"/>
       <w:r>
         <w:t>7.20 Audit log (PI)</w:t>
       </w:r>
@@ -28488,7 +28465,7 @@
           <w:noProof/>
         </w:rPr>
         <w:drawing>
-          <wp:inline distT="0" distB="0" distL="0" distR="0" wp14:anchorId="4BD0A235" wp14:editId="1DEBB0DC">
+          <wp:inline distT="0" distB="0" distL="0" distR="0" wp14:anchorId="3E636397" wp14:editId="05F06902">
             <wp:extent cx="5334000" cy="3333750"/>
             <wp:effectExtent l="0" t="0" r="0" b="0"/>
             <wp:docPr id="44" name="adm_audit.jpg" descr="Audit Log, newest first." title="Audit Log, newest first."/>
@@ -28605,7 +28582,7 @@
       <w:pPr>
         <w:pStyle w:val="Heading2"/>
       </w:pPr>
-      <w:bookmarkStart w:id="64" w:name="_Toc240394969"/>
+      <w:bookmarkStart w:id="64" w:name="_Toc240405739"/>
       <w:r>
         <w:t>7.21 Manual status changes (PI, FC, Contact RA)</w:t>
       </w:r>
@@ -28684,7 +28661,7 @@
         </w:rPr>
         <w:lastRenderedPageBreak/>
         <w:drawing>
-          <wp:inline distT="0" distB="0" distL="0" distR="0" wp14:anchorId="75ECA715" wp14:editId="12D2D58E">
+          <wp:inline distT="0" distB="0" distL="0" distR="0" wp14:anchorId="72F91A56" wp14:editId="59744050">
             <wp:extent cx="5334000" cy="638175"/>
             <wp:effectExtent l="0" t="0" r="0" b="0"/>
             <wp:docPr id="45" name="adm_case_workflow.jpg" descr="Only valid next statuses are offered." title="Only valid next statuses are offered."/>
@@ -28795,7 +28772,7 @@
           <w:left w:w="10" w:type="dxa"/>
           <w:right w:w="10" w:type="dxa"/>
         </w:tblCellMar>
-        <w:tblLook w:val="0000" w:firstRow="0" w:lastRow="0" w:firstColumn="0" w:lastColumn="0" w:noHBand="0" w:noVBand="0"/>
+        <w:tblLook w:val="04A0" w:firstRow="1" w:lastRow="0" w:firstColumn="1" w:lastColumn="0" w:noHBand="0" w:noVBand="1"/>
       </w:tblPr>
       <w:tblGrid>
         <w:gridCol w:w="2824"/>
@@ -29456,7 +29433,7 @@
       <w:pPr>
         <w:pStyle w:val="Heading2"/>
       </w:pPr>
-      <w:bookmarkStart w:id="65" w:name="_Toc240394970"/>
+      <w:bookmarkStart w:id="65" w:name="_Toc240405740"/>
       <w:r>
         <w:t>7.22 Recording a withdrawal (PI, FC)</w:t>
       </w:r>
@@ -29547,7 +29524,7 @@
           <w:noProof/>
         </w:rPr>
         <w:drawing>
-          <wp:inline distT="0" distB="0" distL="0" distR="0" wp14:anchorId="3D57650E" wp14:editId="5CCC93F7">
+          <wp:inline distT="0" distB="0" distL="0" distR="0" wp14:anchorId="5BD42CA1" wp14:editId="75C10815">
             <wp:extent cx="5334000" cy="1409700"/>
             <wp:effectExtent l="0" t="0" r="0" b="0"/>
             <wp:docPr id="46" name="adm_case_withdrawal.jpg" descr="Record a withdrawal." title="Record a withdrawal."/>
@@ -29685,7 +29662,7 @@
           <w:left w:w="10" w:type="dxa"/>
           <w:right w:w="10" w:type="dxa"/>
         </w:tblCellMar>
-        <w:tblLook w:val="0000" w:firstRow="0" w:lastRow="0" w:firstColumn="0" w:lastColumn="0" w:noHBand="0" w:noVBand="0"/>
+        <w:tblLook w:val="04A0" w:firstRow="1" w:lastRow="0" w:firstColumn="1" w:lastColumn="0" w:noHBand="0" w:noVBand="1"/>
       </w:tblPr>
       <w:tblGrid>
         <w:gridCol w:w="9412"/>
@@ -29735,7 +29712,71 @@
                 <w:sz w:val="19"/>
                 <w:szCs w:val="19"/>
               </w:rPr>
-              <w:t>Withdrawal does not delete a questionnaire already in KoboToolbox. The PI decides how submitted data from a withdrawn participant is handled in analysis; the export flag makes such cases easy to find.</w:t>
+              <w:t xml:space="preserve">PI decision (15 September 2026): a questionnaire submitted before the withdrawal is </w:t>
+            </w:r>
+            <w:r>
+              <w:rPr>
+                <w:b/>
+                <w:bCs/>
+                <w:sz w:val="19"/>
+                <w:szCs w:val="19"/>
+              </w:rPr>
+              <w:t>kept for the audit trail but never analysed</w:t>
+            </w:r>
+            <w:r>
+              <w:rPr>
+                <w:sz w:val="19"/>
+                <w:szCs w:val="19"/>
+              </w:rPr>
+              <w:t xml:space="preserve">. It is left out of the de-identified analysis export automatically, flagged </w:t>
+            </w:r>
+            <w:r>
+              <w:rPr>
+                <w:rFonts w:ascii="Consolas" w:eastAsia="Consolas" w:hAnsi="Consolas" w:cs="Consolas"/>
+                <w:color w:val="122238"/>
+                <w:sz w:val="19"/>
+                <w:szCs w:val="19"/>
+              </w:rPr>
+              <w:t>consent_withdrawn</w:t>
+            </w:r>
+            <w:r>
+              <w:rPr>
+                <w:sz w:val="19"/>
+                <w:szCs w:val="19"/>
+              </w:rPr>
+              <w:t xml:space="preserve"> in the operational export, and marked in the PI's KoboToolbox workbook (README count and </w:t>
+            </w:r>
+            <w:r>
+              <w:rPr>
+                <w:rFonts w:ascii="Consolas" w:eastAsia="Consolas" w:hAnsi="Consolas" w:cs="Consolas"/>
+                <w:color w:val="122238"/>
+                <w:sz w:val="19"/>
+                <w:szCs w:val="19"/>
+              </w:rPr>
+              <w:t>portal_consent_withdrawn</w:t>
+            </w:r>
+            <w:r>
+              <w:rPr>
+                <w:sz w:val="19"/>
+                <w:szCs w:val="19"/>
+              </w:rPr>
+              <w:t xml:space="preserve"> = TRUE) and PDF ZIP (file name starts </w:t>
+            </w:r>
+            <w:r>
+              <w:rPr>
+                <w:rFonts w:ascii="Consolas" w:eastAsia="Consolas" w:hAnsi="Consolas" w:cs="Consolas"/>
+                <w:color w:val="122238"/>
+                <w:sz w:val="19"/>
+                <w:szCs w:val="19"/>
+              </w:rPr>
+              <w:t>WITHDRAWN-</w:t>
+            </w:r>
+            <w:r>
+              <w:rPr>
+                <w:sz w:val="19"/>
+                <w:szCs w:val="19"/>
+              </w:rPr>
+              <w:t>).</w:t>
             </w:r>
           </w:p>
         </w:tc>
@@ -29745,7 +29786,7 @@
       <w:pPr>
         <w:pStyle w:val="Heading2"/>
       </w:pPr>
-      <w:bookmarkStart w:id="66" w:name="_Toc240394971"/>
+      <w:bookmarkStart w:id="66" w:name="_Toc240405741"/>
       <w:r>
         <w:t>7.23 When the person is not eligible</w:t>
       </w:r>
@@ -29829,7 +29870,7 @@
       <w:pPr>
         <w:pStyle w:val="Heading2"/>
       </w:pPr>
-      <w:bookmarkStart w:id="67" w:name="_Toc240394972"/>
+      <w:bookmarkStart w:id="67" w:name="_Toc240405742"/>
       <w:r>
         <w:t>7.24 PROIT pre-interview profile (PI, FC)</w:t>
       </w:r>
@@ -29940,7 +29981,7 @@
           <w:noProof/>
         </w:rPr>
         <w:drawing>
-          <wp:inline distT="0" distB="0" distL="0" distR="0" wp14:anchorId="2F554851" wp14:editId="75C4203E">
+          <wp:inline distT="0" distB="0" distL="0" distR="0" wp14:anchorId="0960078A" wp14:editId="440E00FD">
             <wp:extent cx="5334000" cy="1781175"/>
             <wp:effectExtent l="0" t="0" r="0" b="0"/>
             <wp:docPr id="47" name="adm_case_proit_draft.jpg" descr="A draft profile: each fact needs at least one source." title="A draft profile: each fact needs at least one source."/>
@@ -30091,13 +30132,12 @@
     </w:p>
     <w:p>
       <w:pPr>
-        <w:pStyle w:val="Heading1"/>
-        <w:pageBreakBefore/>
-      </w:pPr>
-      <w:bookmarkStart w:id="68" w:name="_Toc240394973"/>
+        <w:pStyle w:val="Heading2"/>
+      </w:pPr>
+      <w:bookmarkStart w:id="68" w:name="_Toc240405743"/>
       <w:r>
         <w:lastRenderedPageBreak/>
-        <w:t>8. The respondent's experience</w:t>
+        <w:t>7.25 Reassigning cases in bulk (PI, FC)</w:t>
       </w:r>
       <w:bookmarkEnd w:id="68"/>
     </w:p>
@@ -30106,631 +30146,104 @@
         <w:spacing w:after="120" w:line="288" w:lineRule="auto"/>
       </w:pPr>
       <w:r>
-        <w:t xml:space="preserve">What respondents see on their phone. The separate </w:t>
+        <w:t xml:space="preserve">Use </w:t>
       </w:r>
       <w:r>
         <w:rPr>
           <w:b/>
           <w:bCs/>
         </w:rPr>
-        <w:t>Respondent Guide</w:t>
-      </w:r>
-      <w:r>
-        <w:t xml:space="preserve"> can be shared with respondents as it is.</w:t>
-      </w:r>
-    </w:p>
-    <w:tbl>
-      <w:tblPr>
-        <w:tblW w:w="9412" w:type="dxa"/>
-        <w:tblBorders>
-          <w:top w:val="single" w:sz="4" w:space="0" w:color="D5DAE0"/>
-          <w:left w:val="single" w:sz="4" w:space="0" w:color="D5DAE0"/>
-          <w:bottom w:val="single" w:sz="4" w:space="0" w:color="D5DAE0"/>
-          <w:right w:val="single" w:sz="4" w:space="0" w:color="D5DAE0"/>
-          <w:insideH w:val="single" w:sz="4" w:space="0" w:color="D5DAE0"/>
-          <w:insideV w:val="single" w:sz="4" w:space="0" w:color="D5DAE0"/>
-        </w:tblBorders>
-        <w:tblCellMar>
-          <w:left w:w="10" w:type="dxa"/>
-          <w:right w:w="10" w:type="dxa"/>
-        </w:tblCellMar>
-        <w:tblLook w:val="0000" w:firstRow="0" w:lastRow="0" w:firstColumn="0" w:lastColumn="0" w:noHBand="0" w:noVBand="0"/>
-      </w:tblPr>
-      <w:tblGrid>
-        <w:gridCol w:w="2824"/>
-        <w:gridCol w:w="6588"/>
-      </w:tblGrid>
-      <w:tr>
-        <w:tblPrEx>
-          <w:tblCellMar>
-            <w:top w:w="0" w:type="dxa"/>
-            <w:bottom w:w="0" w:type="dxa"/>
-          </w:tblCellMar>
-        </w:tblPrEx>
-        <w:trPr>
-          <w:tblHeader/>
-        </w:trPr>
-        <w:tc>
-          <w:tcPr>
-            <w:tcW w:w="2824" w:type="dxa"/>
-            <w:shd w:val="clear" w:color="auto" w:fill="1B3350"/>
-            <w:tcMar>
-              <w:top w:w="70" w:type="dxa"/>
-              <w:left w:w="110" w:type="dxa"/>
-              <w:bottom w:w="70" w:type="dxa"/>
-              <w:right w:w="110" w:type="dxa"/>
-            </w:tcMar>
-          </w:tcPr>
-          <w:p>
-            <w:pPr>
-              <w:spacing w:after="40"/>
-            </w:pPr>
-            <w:r>
-              <w:rPr>
-                <w:b/>
-                <w:bCs/>
-                <w:color w:val="FFFFFF"/>
-                <w:sz w:val="19"/>
-                <w:szCs w:val="19"/>
-              </w:rPr>
-              <w:t>Screen</w:t>
-            </w:r>
-          </w:p>
-        </w:tc>
-        <w:tc>
-          <w:tcPr>
-            <w:tcW w:w="6588" w:type="dxa"/>
-            <w:shd w:val="clear" w:color="auto" w:fill="1B3350"/>
-            <w:tcMar>
-              <w:top w:w="70" w:type="dxa"/>
-              <w:left w:w="110" w:type="dxa"/>
-              <w:bottom w:w="70" w:type="dxa"/>
-              <w:right w:w="110" w:type="dxa"/>
-            </w:tcMar>
-          </w:tcPr>
-          <w:p>
-            <w:pPr>
-              <w:spacing w:after="40"/>
-            </w:pPr>
-            <w:r>
-              <w:rPr>
-                <w:b/>
-                <w:bCs/>
-                <w:color w:val="FFFFFF"/>
-                <w:sz w:val="19"/>
-                <w:szCs w:val="19"/>
-              </w:rPr>
-              <w:t>What the respondent does</w:t>
-            </w:r>
-          </w:p>
-        </w:tc>
-      </w:tr>
-      <w:tr>
-        <w:tblPrEx>
-          <w:tblCellMar>
-            <w:top w:w="0" w:type="dxa"/>
-            <w:bottom w:w="0" w:type="dxa"/>
-          </w:tblCellMar>
-        </w:tblPrEx>
-        <w:trPr>
-          <w:cantSplit/>
-        </w:trPr>
-        <w:tc>
-          <w:tcPr>
-            <w:tcW w:w="2824" w:type="dxa"/>
-            <w:tcMar>
-              <w:top w:w="70" w:type="dxa"/>
-              <w:left w:w="110" w:type="dxa"/>
-              <w:bottom w:w="70" w:type="dxa"/>
-              <w:right w:w="110" w:type="dxa"/>
-            </w:tcMar>
-          </w:tcPr>
-          <w:p>
-            <w:pPr>
-              <w:spacing w:after="40"/>
-            </w:pPr>
-            <w:r>
-              <w:rPr>
-                <w:sz w:val="19"/>
-                <w:szCs w:val="19"/>
-              </w:rPr>
-              <w:t>Confirm organisation</w:t>
-            </w:r>
-          </w:p>
-        </w:tc>
-        <w:tc>
-          <w:tcPr>
-            <w:tcW w:w="6588" w:type="dxa"/>
-            <w:tcMar>
-              <w:top w:w="70" w:type="dxa"/>
-              <w:left w:w="110" w:type="dxa"/>
-              <w:bottom w:w="70" w:type="dxa"/>
-              <w:right w:w="110" w:type="dxa"/>
-            </w:tcMar>
-          </w:tcPr>
-          <w:p>
-            <w:pPr>
-              <w:spacing w:after="40"/>
-            </w:pPr>
-            <w:r>
-              <w:rPr>
-                <w:sz w:val="19"/>
-                <w:szCs w:val="19"/>
-              </w:rPr>
-              <w:t>Confirms "is this &lt;organisation&gt;?" with Yes, that's correct, or contacts the team if not.</w:t>
-            </w:r>
-          </w:p>
-        </w:tc>
-      </w:tr>
-      <w:tr>
-        <w:tblPrEx>
-          <w:tblCellMar>
-            <w:top w:w="0" w:type="dxa"/>
-            <w:bottom w:w="0" w:type="dxa"/>
-          </w:tblCellMar>
-        </w:tblPrEx>
-        <w:trPr>
-          <w:cantSplit/>
-        </w:trPr>
-        <w:tc>
-          <w:tcPr>
-            <w:tcW w:w="2824" w:type="dxa"/>
-            <w:shd w:val="clear" w:color="auto" w:fill="F8FAFB"/>
-            <w:tcMar>
-              <w:top w:w="70" w:type="dxa"/>
-              <w:left w:w="110" w:type="dxa"/>
-              <w:bottom w:w="70" w:type="dxa"/>
-              <w:right w:w="110" w:type="dxa"/>
-            </w:tcMar>
-          </w:tcPr>
-          <w:p>
-            <w:pPr>
-              <w:spacing w:after="40"/>
-            </w:pPr>
-            <w:r>
-              <w:rPr>
-                <w:sz w:val="19"/>
-                <w:szCs w:val="19"/>
-              </w:rPr>
-              <w:t>A little about you</w:t>
-            </w:r>
-          </w:p>
-        </w:tc>
-        <w:tc>
-          <w:tcPr>
-            <w:tcW w:w="6588" w:type="dxa"/>
-            <w:shd w:val="clear" w:color="auto" w:fill="F8FAFB"/>
-            <w:tcMar>
-              <w:top w:w="70" w:type="dxa"/>
-              <w:left w:w="110" w:type="dxa"/>
-              <w:bottom w:w="70" w:type="dxa"/>
-              <w:right w:w="110" w:type="dxa"/>
-            </w:tcMar>
-          </w:tcPr>
-          <w:p>
-            <w:pPr>
-              <w:spacing w:after="40"/>
-            </w:pPr>
-            <w:r>
-              <w:rPr>
-                <w:sz w:val="19"/>
-                <w:szCs w:val="19"/>
-              </w:rPr>
-              <w:t>Enters their name and role; None of these describe me ends politely without any questions.</w:t>
-            </w:r>
-          </w:p>
-        </w:tc>
-      </w:tr>
-      <w:tr>
-        <w:tblPrEx>
-          <w:tblCellMar>
-            <w:top w:w="0" w:type="dxa"/>
-            <w:bottom w:w="0" w:type="dxa"/>
-          </w:tblCellMar>
-        </w:tblPrEx>
-        <w:trPr>
-          <w:cantSplit/>
-        </w:trPr>
-        <w:tc>
-          <w:tcPr>
-            <w:tcW w:w="2824" w:type="dxa"/>
-            <w:tcMar>
-              <w:top w:w="70" w:type="dxa"/>
-              <w:left w:w="110" w:type="dxa"/>
-              <w:bottom w:w="70" w:type="dxa"/>
-              <w:right w:w="110" w:type="dxa"/>
-            </w:tcMar>
-          </w:tcPr>
-          <w:p>
-            <w:pPr>
-              <w:spacing w:after="40"/>
-            </w:pPr>
-            <w:r>
-              <w:rPr>
-                <w:sz w:val="19"/>
-                <w:szCs w:val="19"/>
-              </w:rPr>
-              <w:t>Participant Information</w:t>
-            </w:r>
-          </w:p>
-        </w:tc>
-        <w:tc>
-          <w:tcPr>
-            <w:tcW w:w="6588" w:type="dxa"/>
-            <w:tcMar>
-              <w:top w:w="70" w:type="dxa"/>
-              <w:left w:w="110" w:type="dxa"/>
-              <w:bottom w:w="70" w:type="dxa"/>
-              <w:right w:w="110" w:type="dxa"/>
-            </w:tcMar>
-          </w:tcPr>
-          <w:p>
-            <w:pPr>
-              <w:spacing w:after="40"/>
-            </w:pPr>
-            <w:r>
-              <w:rPr>
-                <w:sz w:val="19"/>
-                <w:szCs w:val="19"/>
-              </w:rPr>
-              <w:t>Reads the information sheet (v1.3), then Continue to consent or Go back.</w:t>
-            </w:r>
-          </w:p>
-        </w:tc>
-      </w:tr>
-      <w:tr>
-        <w:tblPrEx>
-          <w:tblCellMar>
-            <w:top w:w="0" w:type="dxa"/>
-            <w:bottom w:w="0" w:type="dxa"/>
-          </w:tblCellMar>
-        </w:tblPrEx>
-        <w:trPr>
-          <w:cantSplit/>
-        </w:trPr>
-        <w:tc>
-          <w:tcPr>
-            <w:tcW w:w="2824" w:type="dxa"/>
-            <w:shd w:val="clear" w:color="auto" w:fill="F8FAFB"/>
-            <w:tcMar>
-              <w:top w:w="70" w:type="dxa"/>
-              <w:left w:w="110" w:type="dxa"/>
-              <w:bottom w:w="70" w:type="dxa"/>
-              <w:right w:w="110" w:type="dxa"/>
-            </w:tcMar>
-          </w:tcPr>
-          <w:p>
-            <w:pPr>
-              <w:spacing w:after="40"/>
-            </w:pPr>
-            <w:r>
-              <w:rPr>
-                <w:sz w:val="19"/>
-                <w:szCs w:val="19"/>
-              </w:rPr>
-              <w:t>Your consent</w:t>
-            </w:r>
-          </w:p>
-        </w:tc>
-        <w:tc>
-          <w:tcPr>
-            <w:tcW w:w="6588" w:type="dxa"/>
-            <w:shd w:val="clear" w:color="auto" w:fill="F8FAFB"/>
-            <w:tcMar>
-              <w:top w:w="70" w:type="dxa"/>
-              <w:left w:w="110" w:type="dxa"/>
-              <w:bottom w:w="70" w:type="dxa"/>
-              <w:right w:w="110" w:type="dxa"/>
-            </w:tcMar>
-          </w:tcPr>
-          <w:p>
-            <w:pPr>
-              <w:spacing w:after="40"/>
-            </w:pPr>
-            <w:r>
-              <w:rPr>
-                <w:sz w:val="19"/>
-                <w:szCs w:val="19"/>
-              </w:rPr>
-              <w:t>I agree to take part or I do not wish to take part; can re-read the information.</w:t>
-            </w:r>
-          </w:p>
-        </w:tc>
-      </w:tr>
-      <w:tr>
-        <w:tblPrEx>
-          <w:tblCellMar>
-            <w:top w:w="0" w:type="dxa"/>
-            <w:bottom w:w="0" w:type="dxa"/>
-          </w:tblCellMar>
-        </w:tblPrEx>
-        <w:trPr>
-          <w:cantSplit/>
-        </w:trPr>
-        <w:tc>
-          <w:tcPr>
-            <w:tcW w:w="2824" w:type="dxa"/>
-            <w:tcMar>
-              <w:top w:w="70" w:type="dxa"/>
-              <w:left w:w="110" w:type="dxa"/>
-              <w:bottom w:w="70" w:type="dxa"/>
-              <w:right w:w="110" w:type="dxa"/>
-            </w:tcMar>
-          </w:tcPr>
-          <w:p>
-            <w:pPr>
-              <w:spacing w:after="40"/>
-            </w:pPr>
-            <w:r>
-              <w:rPr>
-                <w:sz w:val="19"/>
-                <w:szCs w:val="19"/>
-              </w:rPr>
-              <w:t>Before we continue (PROIT)</w:t>
-            </w:r>
-          </w:p>
-        </w:tc>
-        <w:tc>
-          <w:tcPr>
-            <w:tcW w:w="6588" w:type="dxa"/>
-            <w:tcMar>
-              <w:top w:w="70" w:type="dxa"/>
-              <w:left w:w="110" w:type="dxa"/>
-              <w:bottom w:w="70" w:type="dxa"/>
-              <w:right w:w="110" w:type="dxa"/>
-            </w:tcMar>
-          </w:tcPr>
-          <w:p>
-            <w:pPr>
-              <w:spacing w:after="40"/>
-            </w:pPr>
-            <w:r>
-              <w:rPr>
-                <w:sz w:val="19"/>
-                <w:szCs w:val="19"/>
-              </w:rPr>
-              <w:t>Only if a locked profile exists: confirms, corrects or skips background facts.</w:t>
-            </w:r>
-          </w:p>
-        </w:tc>
-      </w:tr>
-      <w:tr>
-        <w:tblPrEx>
-          <w:tblCellMar>
-            <w:top w:w="0" w:type="dxa"/>
-            <w:bottom w:w="0" w:type="dxa"/>
-          </w:tblCellMar>
-        </w:tblPrEx>
-        <w:trPr>
-          <w:cantSplit/>
-        </w:trPr>
-        <w:tc>
-          <w:tcPr>
-            <w:tcW w:w="2824" w:type="dxa"/>
-            <w:shd w:val="clear" w:color="auto" w:fill="F8FAFB"/>
-            <w:tcMar>
-              <w:top w:w="70" w:type="dxa"/>
-              <w:left w:w="110" w:type="dxa"/>
-              <w:bottom w:w="70" w:type="dxa"/>
-              <w:right w:w="110" w:type="dxa"/>
-            </w:tcMar>
-          </w:tcPr>
-          <w:p>
-            <w:pPr>
-              <w:spacing w:after="40"/>
-            </w:pPr>
-            <w:r>
-              <w:rPr>
-                <w:sz w:val="19"/>
-                <w:szCs w:val="19"/>
-              </w:rPr>
-              <w:t>How would you like to take part?</w:t>
-            </w:r>
-          </w:p>
-        </w:tc>
-        <w:tc>
-          <w:tcPr>
-            <w:tcW w:w="6588" w:type="dxa"/>
-            <w:shd w:val="clear" w:color="auto" w:fill="F8FAFB"/>
-            <w:tcMar>
-              <w:top w:w="70" w:type="dxa"/>
-              <w:left w:w="110" w:type="dxa"/>
-              <w:bottom w:w="70" w:type="dxa"/>
-              <w:right w:w="110" w:type="dxa"/>
-            </w:tcMar>
-          </w:tcPr>
-          <w:p>
-            <w:pPr>
-              <w:spacing w:after="40"/>
-            </w:pPr>
-            <w:r>
-              <w:rPr>
-                <w:sz w:val="19"/>
-                <w:szCs w:val="19"/>
-              </w:rPr>
-              <w:t>Complete it myself now, Have a researcher call me, Complete it via WhatsApp, or Ask someone to contact me another way.</w:t>
-            </w:r>
-          </w:p>
-        </w:tc>
-      </w:tr>
-      <w:tr>
-        <w:tblPrEx>
-          <w:tblCellMar>
-            <w:top w:w="0" w:type="dxa"/>
-            <w:bottom w:w="0" w:type="dxa"/>
-          </w:tblCellMar>
-        </w:tblPrEx>
-        <w:trPr>
-          <w:cantSplit/>
-        </w:trPr>
-        <w:tc>
-          <w:tcPr>
-            <w:tcW w:w="2824" w:type="dxa"/>
-            <w:tcMar>
-              <w:top w:w="70" w:type="dxa"/>
-              <w:left w:w="110" w:type="dxa"/>
-              <w:bottom w:w="70" w:type="dxa"/>
-              <w:right w:w="110" w:type="dxa"/>
-            </w:tcMar>
-          </w:tcPr>
-          <w:p>
-            <w:pPr>
-              <w:spacing w:after="40"/>
-            </w:pPr>
-            <w:r>
-              <w:rPr>
-                <w:sz w:val="19"/>
-                <w:szCs w:val="19"/>
-              </w:rPr>
-              <w:t>Questionnaire</w:t>
-            </w:r>
-          </w:p>
-        </w:tc>
-        <w:tc>
-          <w:tcPr>
-            <w:tcW w:w="6588" w:type="dxa"/>
-            <w:tcMar>
-              <w:top w:w="70" w:type="dxa"/>
-              <w:left w:w="110" w:type="dxa"/>
-              <w:bottom w:w="70" w:type="dxa"/>
-              <w:right w:w="110" w:type="dxa"/>
-            </w:tcMar>
-          </w:tcPr>
-          <w:p>
-            <w:pPr>
-              <w:spacing w:after="40"/>
-            </w:pPr>
-            <w:r>
-              <w:rPr>
-                <w:sz w:val="19"/>
-                <w:szCs w:val="19"/>
-              </w:rPr>
-              <w:t>Start the questionnaire opens the KoboToolbox form (about 15–25 minutes).</w:t>
-            </w:r>
-          </w:p>
-        </w:tc>
-      </w:tr>
-      <w:tr>
-        <w:tblPrEx>
-          <w:tblCellMar>
-            <w:top w:w="0" w:type="dxa"/>
-            <w:bottom w:w="0" w:type="dxa"/>
-          </w:tblCellMar>
-        </w:tblPrEx>
-        <w:trPr>
-          <w:cantSplit/>
-        </w:trPr>
-        <w:tc>
-          <w:tcPr>
-            <w:tcW w:w="2824" w:type="dxa"/>
-            <w:shd w:val="clear" w:color="auto" w:fill="F8FAFB"/>
-            <w:tcMar>
-              <w:top w:w="70" w:type="dxa"/>
-              <w:left w:w="110" w:type="dxa"/>
-              <w:bottom w:w="70" w:type="dxa"/>
-              <w:right w:w="110" w:type="dxa"/>
-            </w:tcMar>
-          </w:tcPr>
-          <w:p>
-            <w:pPr>
-              <w:spacing w:after="40"/>
-            </w:pPr>
-            <w:r>
-              <w:rPr>
-                <w:sz w:val="19"/>
-                <w:szCs w:val="19"/>
-              </w:rPr>
-              <w:t>When works best for you?</w:t>
-            </w:r>
-          </w:p>
-        </w:tc>
-        <w:tc>
-          <w:tcPr>
-            <w:tcW w:w="6588" w:type="dxa"/>
-            <w:shd w:val="clear" w:color="auto" w:fill="F8FAFB"/>
-            <w:tcMar>
-              <w:top w:w="70" w:type="dxa"/>
-              <w:left w:w="110" w:type="dxa"/>
-              <w:bottom w:w="70" w:type="dxa"/>
-              <w:right w:w="110" w:type="dxa"/>
-            </w:tcMar>
-          </w:tcPr>
-          <w:p>
-            <w:pPr>
-              <w:spacing w:after="40"/>
-            </w:pPr>
-            <w:r>
-              <w:rPr>
-                <w:sz w:val="19"/>
-                <w:szCs w:val="19"/>
-              </w:rPr>
-              <w:t>For a call: picks a future date and time and selects Request this time.</w:t>
-            </w:r>
-          </w:p>
-        </w:tc>
-      </w:tr>
-      <w:tr>
-        <w:tblPrEx>
-          <w:tblCellMar>
-            <w:top w:w="0" w:type="dxa"/>
-            <w:bottom w:w="0" w:type="dxa"/>
-          </w:tblCellMar>
-        </w:tblPrEx>
-        <w:trPr>
-          <w:cantSplit/>
-        </w:trPr>
-        <w:tc>
-          <w:tcPr>
-            <w:tcW w:w="2824" w:type="dxa"/>
-            <w:tcMar>
-              <w:top w:w="70" w:type="dxa"/>
-              <w:left w:w="110" w:type="dxa"/>
-              <w:bottom w:w="70" w:type="dxa"/>
-              <w:right w:w="110" w:type="dxa"/>
-            </w:tcMar>
-          </w:tcPr>
-          <w:p>
-            <w:pPr>
-              <w:spacing w:after="40"/>
-            </w:pPr>
-            <w:r>
-              <w:rPr>
-                <w:sz w:val="19"/>
-                <w:szCs w:val="19"/>
-              </w:rPr>
-              <w:t>Thank you</w:t>
-            </w:r>
-          </w:p>
-        </w:tc>
-        <w:tc>
-          <w:tcPr>
-            <w:tcW w:w="6588" w:type="dxa"/>
-            <w:tcMar>
-              <w:top w:w="70" w:type="dxa"/>
-              <w:left w:w="110" w:type="dxa"/>
-              <w:bottom w:w="70" w:type="dxa"/>
-              <w:right w:w="110" w:type="dxa"/>
-            </w:tcMar>
-          </w:tcPr>
-          <w:p>
-            <w:pPr>
-              <w:spacing w:after="40"/>
-            </w:pPr>
-            <w:r>
-              <w:rPr>
-                <w:sz w:val="19"/>
-                <w:szCs w:val="19"/>
-              </w:rPr>
-              <w:t>Neutral closing message. No score or rating.</w:t>
-            </w:r>
-          </w:p>
-        </w:tc>
-      </w:tr>
-    </w:tbl>
-    <w:p>
-      <w:pPr>
-        <w:spacing w:after="120"/>
-      </w:pPr>
+        <w:t>Reassign cases</w:t>
+      </w:r>
+      <w:r>
+        <w:t xml:space="preserve"> on the Main-400 Register to hand many cases to a Contact RA at once — for example when new RAs start, or when an RA leaves. For a single case, use </w:t>
+      </w:r>
+      <w:r>
+        <w:rPr>
+          <w:b/>
+          <w:bCs/>
+        </w:rPr>
+        <w:t>Assigned Contact RA</w:t>
+      </w:r>
+      <w:r>
+        <w:t xml:space="preserve"> on the case page.</w:t>
+      </w:r>
+    </w:p>
+    <w:p>
+      <w:pPr>
+        <w:pStyle w:val="ListParagraph"/>
+        <w:numPr>
+          <w:ilvl w:val="0"/>
+          <w:numId w:val="29"/>
+        </w:numPr>
+        <w:spacing w:after="80" w:line="276" w:lineRule="auto"/>
+      </w:pPr>
+      <w:r>
+        <w:t xml:space="preserve">Open </w:t>
+      </w:r>
+      <w:r>
+        <w:rPr>
+          <w:b/>
+          <w:bCs/>
+        </w:rPr>
+        <w:t>Main-400 Register</w:t>
+      </w:r>
+      <w:r>
+        <w:t xml:space="preserve"> and find </w:t>
+      </w:r>
+      <w:r>
+        <w:rPr>
+          <w:b/>
+          <w:bCs/>
+        </w:rPr>
+        <w:t>Reassign cases</w:t>
+      </w:r>
+      <w:r>
+        <w:t xml:space="preserve"> (below the verification tool).</w:t>
+      </w:r>
+    </w:p>
+    <w:p>
+      <w:pPr>
+        <w:pStyle w:val="ListParagraph"/>
+        <w:numPr>
+          <w:ilvl w:val="0"/>
+          <w:numId w:val="29"/>
+        </w:numPr>
+        <w:spacing w:after="80" w:line="276" w:lineRule="auto"/>
+      </w:pPr>
+      <w:r>
+        <w:t xml:space="preserve">Choose </w:t>
+      </w:r>
+      <w:r>
+        <w:rPr>
+          <w:b/>
+          <w:bCs/>
+        </w:rPr>
+        <w:t>From</w:t>
+      </w:r>
+      <w:r>
+        <w:t xml:space="preserve"> (Anyone, Unassigned, or a Contact RA), a </w:t>
+      </w:r>
+      <w:r>
+        <w:rPr>
+          <w:b/>
+          <w:bCs/>
+        </w:rPr>
+        <w:t>Province</w:t>
+      </w:r>
+      <w:r>
+        <w:t xml:space="preserve"> or All provinces, and </w:t>
+      </w:r>
+      <w:r>
+        <w:rPr>
+          <w:b/>
+          <w:bCs/>
+        </w:rPr>
+        <w:t>To</w:t>
+      </w:r>
+      <w:r>
+        <w:t xml:space="preserve"> (the Contact RA receiving the cases, or Nobody to unassign).</w:t>
+      </w:r>
     </w:p>
     <w:p>
       <w:pPr>
@@ -30743,10 +30256,10 @@
           <w:noProof/>
         </w:rPr>
         <w:drawing>
-          <wp:inline distT="0" distB="0" distL="0" distR="0" wp14:anchorId="0015DC0B" wp14:editId="61A74CAA">
-            <wp:extent cx="2476500" cy="4533900"/>
+          <wp:inline distT="0" distB="0" distL="0" distR="0" wp14:anchorId="6848CB2A" wp14:editId="4BA7019E">
+            <wp:extent cx="5334000" cy="771525"/>
             <wp:effectExtent l="0" t="0" r="0" b="0"/>
-            <wp:docPr id="48" name="resp_06_choice.jpg" descr="Choosing how to take part (phone view)." title="Choosing how to take part (phone view)."/>
+            <wp:docPr id="48" name="adm_reassign.jpg" descr="Reassign cases: the button shows how many cases will move." title="Reassign cases: the button shows how many cases will move."/>
             <wp:cNvGraphicFramePr>
               <a:graphicFrameLocks xmlns:a="http://schemas.openxmlformats.org/drawingml/2006/main" noChangeAspect="1"/>
             </wp:cNvGraphicFramePr>
@@ -30769,7 +30282,7 @@
                   <pic:spPr bwMode="auto">
                     <a:xfrm>
                       <a:off x="0" y="0"/>
-                      <a:ext cx="2476500" cy="4533900"/>
+                      <a:ext cx="5334000" cy="771525"/>
                     </a:xfrm>
                     <a:prstGeom prst="rect">
                       <a:avLst/>
@@ -30805,17 +30318,139 @@
           <w:sz w:val="17"/>
           <w:szCs w:val="17"/>
         </w:rPr>
-        <w:t>Choosing how to take part (phone view).</w:t>
-      </w:r>
-    </w:p>
-    <w:p>
-      <w:pPr>
-        <w:pStyle w:val="Heading2"/>
-      </w:pPr>
-      <w:bookmarkStart w:id="69" w:name="_Toc240394974"/>
+        <w:t>Reassign cases: the button shows how many cases will move.</w:t>
+      </w:r>
+    </w:p>
+    <w:p>
+      <w:pPr>
+        <w:pStyle w:val="ListParagraph"/>
+        <w:numPr>
+          <w:ilvl w:val="0"/>
+          <w:numId w:val="29"/>
+        </w:numPr>
+        <w:spacing w:after="80" w:line="276" w:lineRule="auto"/>
+      </w:pPr>
+      <w:r>
+        <w:t xml:space="preserve">To split a large province, type a number in </w:t>
+      </w:r>
+      <w:r>
+        <w:rPr>
+          <w:b/>
+          <w:bCs/>
+        </w:rPr>
+        <w:t>How many</w:t>
+      </w:r>
+      <w:r>
+        <w:t>. Cases move in Sample ID order, so move part of the province to one RA, then the rest to the next.</w:t>
+      </w:r>
+    </w:p>
+    <w:p>
+      <w:pPr>
+        <w:pStyle w:val="ListParagraph"/>
+        <w:numPr>
+          <w:ilvl w:val="0"/>
+          <w:numId w:val="29"/>
+        </w:numPr>
+        <w:spacing w:after="80" w:line="276" w:lineRule="auto"/>
+      </w:pPr>
+      <w:r>
+        <w:t xml:space="preserve">Select </w:t>
+      </w:r>
+      <w:r>
+        <w:rPr>
+          <w:b/>
+          <w:bCs/>
+        </w:rPr>
+        <w:t>Move N cases</w:t>
+      </w:r>
+      <w:r>
+        <w:t xml:space="preserve"> and confirm. The move is written to the audit log with every Sample ID.</w:t>
+      </w:r>
+    </w:p>
+    <w:p>
+      <w:pPr>
+        <w:spacing w:after="80"/>
+      </w:pPr>
+    </w:p>
+    <w:tbl>
+      <w:tblPr>
+        <w:tblW w:w="9412" w:type="dxa"/>
+        <w:tblBorders>
+          <w:top w:val="single" w:sz="2" w:space="0" w:color="EAF2FA"/>
+          <w:left w:val="single" w:sz="24" w:space="0" w:color="2A6FB0"/>
+          <w:bottom w:val="single" w:sz="2" w:space="0" w:color="EAF2FA"/>
+          <w:right w:val="single" w:sz="2" w:space="0" w:color="EAF2FA"/>
+          <w:insideH w:val="single" w:sz="4" w:space="0" w:color="EAF2FA"/>
+          <w:insideV w:val="single" w:sz="4" w:space="0" w:color="EAF2FA"/>
+        </w:tblBorders>
+        <w:tblCellMar>
+          <w:left w:w="10" w:type="dxa"/>
+          <w:right w:w="10" w:type="dxa"/>
+        </w:tblCellMar>
+        <w:tblLook w:val="04A0" w:firstRow="1" w:lastRow="0" w:firstColumn="1" w:lastColumn="0" w:noHBand="0" w:noVBand="1"/>
+      </w:tblPr>
+      <w:tblGrid>
+        <w:gridCol w:w="9412"/>
+      </w:tblGrid>
+      <w:tr>
+        <w:tblPrEx>
+          <w:tblCellMar>
+            <w:top w:w="0" w:type="dxa"/>
+            <w:bottom w:w="0" w:type="dxa"/>
+          </w:tblCellMar>
+        </w:tblPrEx>
+        <w:trPr>
+          <w:cantSplit/>
+        </w:trPr>
+        <w:tc>
+          <w:tcPr>
+            <w:tcW w:w="9412" w:type="dxa"/>
+            <w:shd w:val="clear" w:color="auto" w:fill="EAF2FA"/>
+            <w:tcMar>
+              <w:top w:w="100" w:type="dxa"/>
+              <w:left w:w="180" w:type="dxa"/>
+              <w:bottom w:w="100" w:type="dxa"/>
+              <w:right w:w="160" w:type="dxa"/>
+            </w:tcMar>
+          </w:tcPr>
+          <w:p>
+            <w:pPr>
+              <w:spacing w:after="40"/>
+            </w:pPr>
+            <w:r>
+              <w:rPr>
+                <w:b/>
+                <w:bCs/>
+                <w:sz w:val="20"/>
+                <w:szCs w:val="20"/>
+              </w:rPr>
+              <w:t>What the RA sees</w:t>
+            </w:r>
+          </w:p>
+          <w:p>
+            <w:pPr>
+              <w:spacing w:after="40" w:line="264" w:lineRule="auto"/>
+            </w:pPr>
+            <w:r>
+              <w:rPr>
+                <w:sz w:val="19"/>
+                <w:szCs w:val="19"/>
+              </w:rPr>
+              <w:t>A Contact RA sees only the cases assigned to them, including on Follow-ups. Reassigning a case moves its reminders with it.</w:t>
+            </w:r>
+          </w:p>
+        </w:tc>
+      </w:tr>
+    </w:tbl>
+    <w:p>
+      <w:pPr>
+        <w:pStyle w:val="Heading1"/>
+        <w:pageBreakBefore/>
+      </w:pPr>
+      <w:bookmarkStart w:id="69" w:name="_Toc240405744"/>
       <w:r>
         <w:lastRenderedPageBreak/>
-        <w:t>8.1 Message templates</w:t>
+        <w:t>8. The respondent's experience</w:t>
       </w:r>
       <w:bookmarkEnd w:id="69"/>
     </w:p>
@@ -30824,7 +30459,17 @@
         <w:spacing w:after="120" w:line="288" w:lineRule="auto"/>
       </w:pPr>
       <w:r>
-        <w:t>The invitation screen writes the approved invitation message for WhatsApp automatically. The approved reminders are:</w:t>
+        <w:t xml:space="preserve">What respondents see on their phone. The separate </w:t>
+      </w:r>
+      <w:r>
+        <w:rPr>
+          <w:b/>
+          <w:bCs/>
+        </w:rPr>
+        <w:t>Respondent Guide</w:t>
+      </w:r>
+      <w:r>
+        <w:t xml:space="preserve"> can be shared with respondents as it is.</w:t>
       </w:r>
     </w:p>
     <w:tbl>
@@ -30842,7 +30487,736 @@
           <w:left w:w="10" w:type="dxa"/>
           <w:right w:w="10" w:type="dxa"/>
         </w:tblCellMar>
-        <w:tblLook w:val="0000" w:firstRow="0" w:lastRow="0" w:firstColumn="0" w:lastColumn="0" w:noHBand="0" w:noVBand="0"/>
+        <w:tblLook w:val="04A0" w:firstRow="1" w:lastRow="0" w:firstColumn="1" w:lastColumn="0" w:noHBand="0" w:noVBand="1"/>
+      </w:tblPr>
+      <w:tblGrid>
+        <w:gridCol w:w="2824"/>
+        <w:gridCol w:w="6588"/>
+      </w:tblGrid>
+      <w:tr>
+        <w:tblPrEx>
+          <w:tblCellMar>
+            <w:top w:w="0" w:type="dxa"/>
+            <w:bottom w:w="0" w:type="dxa"/>
+          </w:tblCellMar>
+        </w:tblPrEx>
+        <w:trPr>
+          <w:tblHeader/>
+        </w:trPr>
+        <w:tc>
+          <w:tcPr>
+            <w:tcW w:w="2824" w:type="dxa"/>
+            <w:shd w:val="clear" w:color="auto" w:fill="1B3350"/>
+            <w:tcMar>
+              <w:top w:w="70" w:type="dxa"/>
+              <w:left w:w="110" w:type="dxa"/>
+              <w:bottom w:w="70" w:type="dxa"/>
+              <w:right w:w="110" w:type="dxa"/>
+            </w:tcMar>
+          </w:tcPr>
+          <w:p>
+            <w:pPr>
+              <w:spacing w:after="40"/>
+            </w:pPr>
+            <w:r>
+              <w:rPr>
+                <w:b/>
+                <w:bCs/>
+                <w:color w:val="FFFFFF"/>
+                <w:sz w:val="19"/>
+                <w:szCs w:val="19"/>
+              </w:rPr>
+              <w:t>Screen</w:t>
+            </w:r>
+          </w:p>
+        </w:tc>
+        <w:tc>
+          <w:tcPr>
+            <w:tcW w:w="6588" w:type="dxa"/>
+            <w:shd w:val="clear" w:color="auto" w:fill="1B3350"/>
+            <w:tcMar>
+              <w:top w:w="70" w:type="dxa"/>
+              <w:left w:w="110" w:type="dxa"/>
+              <w:bottom w:w="70" w:type="dxa"/>
+              <w:right w:w="110" w:type="dxa"/>
+            </w:tcMar>
+          </w:tcPr>
+          <w:p>
+            <w:pPr>
+              <w:spacing w:after="40"/>
+            </w:pPr>
+            <w:r>
+              <w:rPr>
+                <w:b/>
+                <w:bCs/>
+                <w:color w:val="FFFFFF"/>
+                <w:sz w:val="19"/>
+                <w:szCs w:val="19"/>
+              </w:rPr>
+              <w:t>What the respondent does</w:t>
+            </w:r>
+          </w:p>
+        </w:tc>
+      </w:tr>
+      <w:tr>
+        <w:tblPrEx>
+          <w:tblCellMar>
+            <w:top w:w="0" w:type="dxa"/>
+            <w:bottom w:w="0" w:type="dxa"/>
+          </w:tblCellMar>
+        </w:tblPrEx>
+        <w:trPr>
+          <w:cantSplit/>
+        </w:trPr>
+        <w:tc>
+          <w:tcPr>
+            <w:tcW w:w="2824" w:type="dxa"/>
+            <w:tcMar>
+              <w:top w:w="70" w:type="dxa"/>
+              <w:left w:w="110" w:type="dxa"/>
+              <w:bottom w:w="70" w:type="dxa"/>
+              <w:right w:w="110" w:type="dxa"/>
+            </w:tcMar>
+          </w:tcPr>
+          <w:p>
+            <w:pPr>
+              <w:spacing w:after="40"/>
+            </w:pPr>
+            <w:r>
+              <w:rPr>
+                <w:sz w:val="19"/>
+                <w:szCs w:val="19"/>
+              </w:rPr>
+              <w:t>Confirm organisation</w:t>
+            </w:r>
+          </w:p>
+        </w:tc>
+        <w:tc>
+          <w:tcPr>
+            <w:tcW w:w="6588" w:type="dxa"/>
+            <w:tcMar>
+              <w:top w:w="70" w:type="dxa"/>
+              <w:left w:w="110" w:type="dxa"/>
+              <w:bottom w:w="70" w:type="dxa"/>
+              <w:right w:w="110" w:type="dxa"/>
+            </w:tcMar>
+          </w:tcPr>
+          <w:p>
+            <w:pPr>
+              <w:spacing w:after="40"/>
+            </w:pPr>
+            <w:r>
+              <w:rPr>
+                <w:sz w:val="19"/>
+                <w:szCs w:val="19"/>
+              </w:rPr>
+              <w:t>Confirms "is this &lt;organisation&gt;?" with Yes, that's correct, or contacts the team if not.</w:t>
+            </w:r>
+          </w:p>
+        </w:tc>
+      </w:tr>
+      <w:tr>
+        <w:tblPrEx>
+          <w:tblCellMar>
+            <w:top w:w="0" w:type="dxa"/>
+            <w:bottom w:w="0" w:type="dxa"/>
+          </w:tblCellMar>
+        </w:tblPrEx>
+        <w:trPr>
+          <w:cantSplit/>
+        </w:trPr>
+        <w:tc>
+          <w:tcPr>
+            <w:tcW w:w="2824" w:type="dxa"/>
+            <w:shd w:val="clear" w:color="auto" w:fill="F8FAFB"/>
+            <w:tcMar>
+              <w:top w:w="70" w:type="dxa"/>
+              <w:left w:w="110" w:type="dxa"/>
+              <w:bottom w:w="70" w:type="dxa"/>
+              <w:right w:w="110" w:type="dxa"/>
+            </w:tcMar>
+          </w:tcPr>
+          <w:p>
+            <w:pPr>
+              <w:spacing w:after="40"/>
+            </w:pPr>
+            <w:r>
+              <w:rPr>
+                <w:sz w:val="19"/>
+                <w:szCs w:val="19"/>
+              </w:rPr>
+              <w:t>A little about you</w:t>
+            </w:r>
+          </w:p>
+        </w:tc>
+        <w:tc>
+          <w:tcPr>
+            <w:tcW w:w="6588" w:type="dxa"/>
+            <w:shd w:val="clear" w:color="auto" w:fill="F8FAFB"/>
+            <w:tcMar>
+              <w:top w:w="70" w:type="dxa"/>
+              <w:left w:w="110" w:type="dxa"/>
+              <w:bottom w:w="70" w:type="dxa"/>
+              <w:right w:w="110" w:type="dxa"/>
+            </w:tcMar>
+          </w:tcPr>
+          <w:p>
+            <w:pPr>
+              <w:spacing w:after="40"/>
+            </w:pPr>
+            <w:r>
+              <w:rPr>
+                <w:sz w:val="19"/>
+                <w:szCs w:val="19"/>
+              </w:rPr>
+              <w:t>Enters their name and role; None of these describe me</w:t>
+            </w:r>
+            <w:r>
+              <w:rPr>
+                <w:sz w:val="19"/>
+                <w:szCs w:val="19"/>
+              </w:rPr>
+              <w:t xml:space="preserve"> ends politely without any questions.</w:t>
+            </w:r>
+          </w:p>
+        </w:tc>
+      </w:tr>
+      <w:tr>
+        <w:tblPrEx>
+          <w:tblCellMar>
+            <w:top w:w="0" w:type="dxa"/>
+            <w:bottom w:w="0" w:type="dxa"/>
+          </w:tblCellMar>
+        </w:tblPrEx>
+        <w:trPr>
+          <w:cantSplit/>
+        </w:trPr>
+        <w:tc>
+          <w:tcPr>
+            <w:tcW w:w="2824" w:type="dxa"/>
+            <w:tcMar>
+              <w:top w:w="70" w:type="dxa"/>
+              <w:left w:w="110" w:type="dxa"/>
+              <w:bottom w:w="70" w:type="dxa"/>
+              <w:right w:w="110" w:type="dxa"/>
+            </w:tcMar>
+          </w:tcPr>
+          <w:p>
+            <w:pPr>
+              <w:spacing w:after="40"/>
+            </w:pPr>
+            <w:r>
+              <w:rPr>
+                <w:sz w:val="19"/>
+                <w:szCs w:val="19"/>
+              </w:rPr>
+              <w:t>Participant Information</w:t>
+            </w:r>
+          </w:p>
+        </w:tc>
+        <w:tc>
+          <w:tcPr>
+            <w:tcW w:w="6588" w:type="dxa"/>
+            <w:tcMar>
+              <w:top w:w="70" w:type="dxa"/>
+              <w:left w:w="110" w:type="dxa"/>
+              <w:bottom w:w="70" w:type="dxa"/>
+              <w:right w:w="110" w:type="dxa"/>
+            </w:tcMar>
+          </w:tcPr>
+          <w:p>
+            <w:pPr>
+              <w:spacing w:after="40"/>
+            </w:pPr>
+            <w:r>
+              <w:rPr>
+                <w:sz w:val="19"/>
+                <w:szCs w:val="19"/>
+              </w:rPr>
+              <w:t>Reads the information sheet (v1.3), then Continue to consent or Go back.</w:t>
+            </w:r>
+          </w:p>
+        </w:tc>
+      </w:tr>
+      <w:tr>
+        <w:tblPrEx>
+          <w:tblCellMar>
+            <w:top w:w="0" w:type="dxa"/>
+            <w:bottom w:w="0" w:type="dxa"/>
+          </w:tblCellMar>
+        </w:tblPrEx>
+        <w:trPr>
+          <w:cantSplit/>
+        </w:trPr>
+        <w:tc>
+          <w:tcPr>
+            <w:tcW w:w="2824" w:type="dxa"/>
+            <w:shd w:val="clear" w:color="auto" w:fill="F8FAFB"/>
+            <w:tcMar>
+              <w:top w:w="70" w:type="dxa"/>
+              <w:left w:w="110" w:type="dxa"/>
+              <w:bottom w:w="70" w:type="dxa"/>
+              <w:right w:w="110" w:type="dxa"/>
+            </w:tcMar>
+          </w:tcPr>
+          <w:p>
+            <w:pPr>
+              <w:spacing w:after="40"/>
+            </w:pPr>
+            <w:r>
+              <w:rPr>
+                <w:sz w:val="19"/>
+                <w:szCs w:val="19"/>
+              </w:rPr>
+              <w:t>Your consent</w:t>
+            </w:r>
+          </w:p>
+        </w:tc>
+        <w:tc>
+          <w:tcPr>
+            <w:tcW w:w="6588" w:type="dxa"/>
+            <w:shd w:val="clear" w:color="auto" w:fill="F8FAFB"/>
+            <w:tcMar>
+              <w:top w:w="70" w:type="dxa"/>
+              <w:left w:w="110" w:type="dxa"/>
+              <w:bottom w:w="70" w:type="dxa"/>
+              <w:right w:w="110" w:type="dxa"/>
+            </w:tcMar>
+          </w:tcPr>
+          <w:p>
+            <w:pPr>
+              <w:spacing w:after="40"/>
+            </w:pPr>
+            <w:r>
+              <w:rPr>
+                <w:sz w:val="19"/>
+                <w:szCs w:val="19"/>
+              </w:rPr>
+              <w:t>I agree to take part or I do not wish to take part</w:t>
+            </w:r>
+            <w:r>
+              <w:rPr>
+                <w:sz w:val="19"/>
+                <w:szCs w:val="19"/>
+              </w:rPr>
+              <w:t>; can re-read the information.</w:t>
+            </w:r>
+          </w:p>
+        </w:tc>
+      </w:tr>
+      <w:tr>
+        <w:tblPrEx>
+          <w:tblCellMar>
+            <w:top w:w="0" w:type="dxa"/>
+            <w:bottom w:w="0" w:type="dxa"/>
+          </w:tblCellMar>
+        </w:tblPrEx>
+        <w:trPr>
+          <w:cantSplit/>
+        </w:trPr>
+        <w:tc>
+          <w:tcPr>
+            <w:tcW w:w="2824" w:type="dxa"/>
+            <w:tcMar>
+              <w:top w:w="70" w:type="dxa"/>
+              <w:left w:w="110" w:type="dxa"/>
+              <w:bottom w:w="70" w:type="dxa"/>
+              <w:right w:w="110" w:type="dxa"/>
+            </w:tcMar>
+          </w:tcPr>
+          <w:p>
+            <w:pPr>
+              <w:spacing w:after="40"/>
+            </w:pPr>
+            <w:r>
+              <w:rPr>
+                <w:sz w:val="19"/>
+                <w:szCs w:val="19"/>
+              </w:rPr>
+              <w:t>Before we continue (PROIT)</w:t>
+            </w:r>
+          </w:p>
+        </w:tc>
+        <w:tc>
+          <w:tcPr>
+            <w:tcW w:w="6588" w:type="dxa"/>
+            <w:tcMar>
+              <w:top w:w="70" w:type="dxa"/>
+              <w:left w:w="110" w:type="dxa"/>
+              <w:bottom w:w="70" w:type="dxa"/>
+              <w:right w:w="110" w:type="dxa"/>
+            </w:tcMar>
+          </w:tcPr>
+          <w:p>
+            <w:pPr>
+              <w:spacing w:after="40"/>
+            </w:pPr>
+            <w:r>
+              <w:rPr>
+                <w:sz w:val="19"/>
+                <w:szCs w:val="19"/>
+              </w:rPr>
+              <w:t>Only if a locked profile exists: confirms, corrects or skips background facts.</w:t>
+            </w:r>
+          </w:p>
+        </w:tc>
+      </w:tr>
+      <w:tr>
+        <w:tblPrEx>
+          <w:tblCellMar>
+            <w:top w:w="0" w:type="dxa"/>
+            <w:bottom w:w="0" w:type="dxa"/>
+          </w:tblCellMar>
+        </w:tblPrEx>
+        <w:trPr>
+          <w:cantSplit/>
+        </w:trPr>
+        <w:tc>
+          <w:tcPr>
+            <w:tcW w:w="2824" w:type="dxa"/>
+            <w:shd w:val="clear" w:color="auto" w:fill="F8FAFB"/>
+            <w:tcMar>
+              <w:top w:w="70" w:type="dxa"/>
+              <w:left w:w="110" w:type="dxa"/>
+              <w:bottom w:w="70" w:type="dxa"/>
+              <w:right w:w="110" w:type="dxa"/>
+            </w:tcMar>
+          </w:tcPr>
+          <w:p>
+            <w:pPr>
+              <w:spacing w:after="40"/>
+            </w:pPr>
+            <w:r>
+              <w:rPr>
+                <w:sz w:val="19"/>
+                <w:szCs w:val="19"/>
+              </w:rPr>
+              <w:t>How would you like to take part?</w:t>
+            </w:r>
+          </w:p>
+        </w:tc>
+        <w:tc>
+          <w:tcPr>
+            <w:tcW w:w="6588" w:type="dxa"/>
+            <w:shd w:val="clear" w:color="auto" w:fill="F8FAFB"/>
+            <w:tcMar>
+              <w:top w:w="70" w:type="dxa"/>
+              <w:left w:w="110" w:type="dxa"/>
+              <w:bottom w:w="70" w:type="dxa"/>
+              <w:right w:w="110" w:type="dxa"/>
+            </w:tcMar>
+          </w:tcPr>
+          <w:p>
+            <w:pPr>
+              <w:spacing w:after="40"/>
+            </w:pPr>
+            <w:r>
+              <w:rPr>
+                <w:sz w:val="19"/>
+                <w:szCs w:val="19"/>
+              </w:rPr>
+              <w:t xml:space="preserve">Complete it myself now, Have a researcher call me, </w:t>
+            </w:r>
+            <w:r>
+              <w:rPr>
+                <w:sz w:val="19"/>
+                <w:szCs w:val="19"/>
+              </w:rPr>
+              <w:t>Complete it via WhatsApp, or Ask someone to contact me another way.</w:t>
+            </w:r>
+          </w:p>
+        </w:tc>
+      </w:tr>
+      <w:tr>
+        <w:tblPrEx>
+          <w:tblCellMar>
+            <w:top w:w="0" w:type="dxa"/>
+            <w:bottom w:w="0" w:type="dxa"/>
+          </w:tblCellMar>
+        </w:tblPrEx>
+        <w:trPr>
+          <w:cantSplit/>
+        </w:trPr>
+        <w:tc>
+          <w:tcPr>
+            <w:tcW w:w="2824" w:type="dxa"/>
+            <w:tcMar>
+              <w:top w:w="70" w:type="dxa"/>
+              <w:left w:w="110" w:type="dxa"/>
+              <w:bottom w:w="70" w:type="dxa"/>
+              <w:right w:w="110" w:type="dxa"/>
+            </w:tcMar>
+          </w:tcPr>
+          <w:p>
+            <w:pPr>
+              <w:spacing w:after="40"/>
+            </w:pPr>
+            <w:r>
+              <w:rPr>
+                <w:sz w:val="19"/>
+                <w:szCs w:val="19"/>
+              </w:rPr>
+              <w:t>Questionnaire</w:t>
+            </w:r>
+          </w:p>
+        </w:tc>
+        <w:tc>
+          <w:tcPr>
+            <w:tcW w:w="6588" w:type="dxa"/>
+            <w:tcMar>
+              <w:top w:w="70" w:type="dxa"/>
+              <w:left w:w="110" w:type="dxa"/>
+              <w:bottom w:w="70" w:type="dxa"/>
+              <w:right w:w="110" w:type="dxa"/>
+            </w:tcMar>
+          </w:tcPr>
+          <w:p>
+            <w:pPr>
+              <w:spacing w:after="40"/>
+            </w:pPr>
+            <w:r>
+              <w:rPr>
+                <w:sz w:val="19"/>
+                <w:szCs w:val="19"/>
+              </w:rPr>
+              <w:t>Start the questionnaire opens the KoboToolbox form (about 15–25 minutes).</w:t>
+            </w:r>
+          </w:p>
+        </w:tc>
+      </w:tr>
+      <w:tr>
+        <w:tblPrEx>
+          <w:tblCellMar>
+            <w:top w:w="0" w:type="dxa"/>
+            <w:bottom w:w="0" w:type="dxa"/>
+          </w:tblCellMar>
+        </w:tblPrEx>
+        <w:trPr>
+          <w:cantSplit/>
+        </w:trPr>
+        <w:tc>
+          <w:tcPr>
+            <w:tcW w:w="2824" w:type="dxa"/>
+            <w:shd w:val="clear" w:color="auto" w:fill="F8FAFB"/>
+            <w:tcMar>
+              <w:top w:w="70" w:type="dxa"/>
+              <w:left w:w="110" w:type="dxa"/>
+              <w:bottom w:w="70" w:type="dxa"/>
+              <w:right w:w="110" w:type="dxa"/>
+            </w:tcMar>
+          </w:tcPr>
+          <w:p>
+            <w:pPr>
+              <w:spacing w:after="40"/>
+            </w:pPr>
+            <w:r>
+              <w:rPr>
+                <w:sz w:val="19"/>
+                <w:szCs w:val="19"/>
+              </w:rPr>
+              <w:t>When works best for you?</w:t>
+            </w:r>
+          </w:p>
+        </w:tc>
+        <w:tc>
+          <w:tcPr>
+            <w:tcW w:w="6588" w:type="dxa"/>
+            <w:shd w:val="clear" w:color="auto" w:fill="F8FAFB"/>
+            <w:tcMar>
+              <w:top w:w="70" w:type="dxa"/>
+              <w:left w:w="110" w:type="dxa"/>
+              <w:bottom w:w="70" w:type="dxa"/>
+              <w:right w:w="110" w:type="dxa"/>
+            </w:tcMar>
+          </w:tcPr>
+          <w:p>
+            <w:pPr>
+              <w:spacing w:after="40"/>
+            </w:pPr>
+            <w:r>
+              <w:rPr>
+                <w:sz w:val="19"/>
+                <w:szCs w:val="19"/>
+              </w:rPr>
+              <w:t>For a call: picks a future date and time and selects Request this time.</w:t>
+            </w:r>
+          </w:p>
+        </w:tc>
+      </w:tr>
+      <w:tr>
+        <w:tblPrEx>
+          <w:tblCellMar>
+            <w:top w:w="0" w:type="dxa"/>
+            <w:bottom w:w="0" w:type="dxa"/>
+          </w:tblCellMar>
+        </w:tblPrEx>
+        <w:trPr>
+          <w:cantSplit/>
+        </w:trPr>
+        <w:tc>
+          <w:tcPr>
+            <w:tcW w:w="2824" w:type="dxa"/>
+            <w:tcMar>
+              <w:top w:w="70" w:type="dxa"/>
+              <w:left w:w="110" w:type="dxa"/>
+              <w:bottom w:w="70" w:type="dxa"/>
+              <w:right w:w="110" w:type="dxa"/>
+            </w:tcMar>
+          </w:tcPr>
+          <w:p>
+            <w:pPr>
+              <w:spacing w:after="40"/>
+            </w:pPr>
+            <w:r>
+              <w:rPr>
+                <w:sz w:val="19"/>
+                <w:szCs w:val="19"/>
+              </w:rPr>
+              <w:t>Thank you</w:t>
+            </w:r>
+          </w:p>
+        </w:tc>
+        <w:tc>
+          <w:tcPr>
+            <w:tcW w:w="6588" w:type="dxa"/>
+            <w:tcMar>
+              <w:top w:w="70" w:type="dxa"/>
+              <w:left w:w="110" w:type="dxa"/>
+              <w:bottom w:w="70" w:type="dxa"/>
+              <w:right w:w="110" w:type="dxa"/>
+            </w:tcMar>
+          </w:tcPr>
+          <w:p>
+            <w:pPr>
+              <w:spacing w:after="40"/>
+            </w:pPr>
+            <w:r>
+              <w:rPr>
+                <w:sz w:val="19"/>
+                <w:szCs w:val="19"/>
+              </w:rPr>
+              <w:t>Neutral closing message. No score or rating.</w:t>
+            </w:r>
+          </w:p>
+        </w:tc>
+      </w:tr>
+    </w:tbl>
+    <w:p>
+      <w:pPr>
+        <w:spacing w:after="120"/>
+      </w:pPr>
+    </w:p>
+    <w:p>
+      <w:pPr>
+        <w:keepNext/>
+        <w:spacing w:before="80" w:after="40"/>
+        <w:jc w:val="center"/>
+      </w:pPr>
+      <w:r>
+        <w:rPr>
+          <w:noProof/>
+        </w:rPr>
+        <w:drawing>
+          <wp:inline distT="0" distB="0" distL="0" distR="0" wp14:anchorId="60F5F1CC" wp14:editId="564A126C">
+            <wp:extent cx="2476500" cy="4533900"/>
+            <wp:effectExtent l="0" t="0" r="0" b="0"/>
+            <wp:docPr id="49" name="resp_06_choice.jpg" descr="Choosing how to take part (phone view)." title="Choosing how to take part (phone view)."/>
+            <wp:cNvGraphicFramePr>
+              <a:graphicFrameLocks xmlns:a="http://schemas.openxmlformats.org/drawingml/2006/main" noChangeAspect="1"/>
+            </wp:cNvGraphicFramePr>
+            <a:graphic xmlns:a="http://schemas.openxmlformats.org/drawingml/2006/main">
+              <a:graphicData uri="http://schemas.openxmlformats.org/drawingml/2006/picture">
+                <pic:pic xmlns:pic="http://schemas.openxmlformats.org/drawingml/2006/picture">
+                  <pic:nvPicPr>
+                    <pic:cNvPr id="0" name=""/>
+                    <pic:cNvPicPr>
+                      <a:picLocks noChangeAspect="1" noChangeArrowheads="1"/>
+                    </pic:cNvPicPr>
+                  </pic:nvPicPr>
+                  <pic:blipFill>
+                    <a:blip r:embed="rId55"/>
+                    <a:srcRect/>
+                    <a:stretch>
+                      <a:fillRect/>
+                    </a:stretch>
+                  </pic:blipFill>
+                  <pic:spPr bwMode="auto">
+                    <a:xfrm>
+                      <a:off x="0" y="0"/>
+                      <a:ext cx="2476500" cy="4533900"/>
+                    </a:xfrm>
+                    <a:prstGeom prst="rect">
+                      <a:avLst/>
+                    </a:prstGeom>
+                  </pic:spPr>
+                </pic:pic>
+              </a:graphicData>
+            </a:graphic>
+          </wp:inline>
+        </w:drawing>
+      </w:r>
+    </w:p>
+    <w:p>
+      <w:pPr>
+        <w:spacing w:after="180"/>
+        <w:jc w:val="center"/>
+      </w:pPr>
+      <w:r>
+        <w:rPr>
+          <w:b/>
+          <w:bCs/>
+          <w:color w:val="5B6670"/>
+          <w:sz w:val="17"/>
+          <w:szCs w:val="17"/>
+        </w:rPr>
+        <w:t xml:space="preserve">Figure 49. </w:t>
+      </w:r>
+      <w:r>
+        <w:rPr>
+          <w:i/>
+          <w:iCs/>
+          <w:color w:val="5B6670"/>
+          <w:sz w:val="17"/>
+          <w:szCs w:val="17"/>
+        </w:rPr>
+        <w:t>Choosing how to take part (phone view).</w:t>
+      </w:r>
+    </w:p>
+    <w:p>
+      <w:pPr>
+        <w:pStyle w:val="Heading2"/>
+      </w:pPr>
+      <w:bookmarkStart w:id="70" w:name="_Toc240405745"/>
+      <w:r>
+        <w:lastRenderedPageBreak/>
+        <w:t>8.1 Message templates</w:t>
+      </w:r>
+      <w:bookmarkEnd w:id="70"/>
+    </w:p>
+    <w:p>
+      <w:pPr>
+        <w:spacing w:after="120" w:line="288" w:lineRule="auto"/>
+      </w:pPr>
+      <w:r>
+        <w:t>The invitation screen writes the approved invitation message for WhatsApp automatically. The approved reminders are:</w:t>
+      </w:r>
+    </w:p>
+    <w:tbl>
+      <w:tblPr>
+        <w:tblW w:w="9412" w:type="dxa"/>
+        <w:tblBorders>
+          <w:top w:val="single" w:sz="4" w:space="0" w:color="D5DAE0"/>
+          <w:left w:val="single" w:sz="4" w:space="0" w:color="D5DAE0"/>
+          <w:bottom w:val="single" w:sz="4" w:space="0" w:color="D5DAE0"/>
+          <w:right w:val="single" w:sz="4" w:space="0" w:color="D5DAE0"/>
+          <w:insideH w:val="single" w:sz="4" w:space="0" w:color="D5DAE0"/>
+          <w:insideV w:val="single" w:sz="4" w:space="0" w:color="D5DAE0"/>
+        </w:tblBorders>
+        <w:tblCellMar>
+          <w:left w:w="10" w:type="dxa"/>
+          <w:right w:w="10" w:type="dxa"/>
+        </w:tblCellMar>
+        <w:tblLook w:val="04A0" w:firstRow="1" w:lastRow="0" w:firstColumn="1" w:lastColumn="0" w:noHBand="0" w:noVBand="1"/>
       </w:tblPr>
       <w:tblGrid>
         <w:gridCol w:w="2824"/>
@@ -30979,22 +31353,22 @@
         <w:pStyle w:val="Heading1"/>
         <w:pageBreakBefore/>
       </w:pPr>
-      <w:bookmarkStart w:id="70" w:name="_Toc240394975"/>
+      <w:bookmarkStart w:id="71" w:name="_Toc240405746"/>
       <w:r>
         <w:lastRenderedPageBreak/>
         <w:t>9. KoboToolbox administration (PI)</w:t>
       </w:r>
-      <w:bookmarkEnd w:id="70"/>
+      <w:bookmarkEnd w:id="71"/>
     </w:p>
     <w:p>
       <w:pPr>
         <w:pStyle w:val="Heading2"/>
       </w:pPr>
-      <w:bookmarkStart w:id="71" w:name="_Toc240394976"/>
+      <w:bookmarkStart w:id="72" w:name="_Toc240405747"/>
       <w:r>
         <w:t>9.1 The connected forms</w:t>
       </w:r>
-      <w:bookmarkEnd w:id="71"/>
+      <w:bookmarkEnd w:id="72"/>
     </w:p>
     <w:tbl>
       <w:tblPr>
@@ -31011,12 +31385,12 @@
           <w:left w:w="10" w:type="dxa"/>
           <w:right w:w="10" w:type="dxa"/>
         </w:tblCellMar>
-        <w:tblLook w:val="0000" w:firstRow="0" w:lastRow="0" w:firstColumn="0" w:lastColumn="0" w:noHBand="0" w:noVBand="0"/>
+        <w:tblLook w:val="04A0" w:firstRow="1" w:lastRow="0" w:firstColumn="1" w:lastColumn="0" w:noHBand="0" w:noVBand="1"/>
       </w:tblPr>
       <w:tblGrid>
-        <w:gridCol w:w="3390"/>
-        <w:gridCol w:w="3478"/>
-        <w:gridCol w:w="2544"/>
+        <w:gridCol w:w="3199"/>
+        <w:gridCol w:w="3475"/>
+        <w:gridCol w:w="2738"/>
       </w:tblGrid>
       <w:tr>
         <w:tblPrEx>
@@ -31185,39 +31559,7 @@
                 <w:sz w:val="19"/>
                 <w:szCs w:val="19"/>
               </w:rPr>
-              <w:t>KOBO</w:t>
-            </w:r>
-            <w:r>
-              <w:rPr>
-                <w:i/>
-                <w:iCs/>
-                <w:sz w:val="19"/>
-                <w:szCs w:val="19"/>
-              </w:rPr>
-              <w:t>ASSET</w:t>
-            </w:r>
-            <w:r>
-              <w:rPr>
-                <w:sz w:val="19"/>
-                <w:szCs w:val="19"/>
-              </w:rPr>
-              <w:t>UID, KOBO</w:t>
-            </w:r>
-            <w:r>
-              <w:rPr>
-                <w:i/>
-                <w:iCs/>
-                <w:sz w:val="19"/>
-                <w:szCs w:val="19"/>
-              </w:rPr>
-              <w:t>FORM</w:t>
-            </w:r>
-            <w:r>
-              <w:rPr>
-                <w:sz w:val="19"/>
-                <w:szCs w:val="19"/>
-              </w:rPr>
-              <w:t>URL</w:t>
+              <w:t>KOBO_ASSET_UID, KOBO_FORM_URL</w:t>
             </w:r>
           </w:p>
         </w:tc>
@@ -31300,23 +31642,7 @@
                 <w:sz w:val="19"/>
                 <w:szCs w:val="19"/>
               </w:rPr>
-              <w:t>KOBO</w:t>
-            </w:r>
-            <w:r>
-              <w:rPr>
-                <w:i/>
-                <w:iCs/>
-                <w:sz w:val="19"/>
-                <w:szCs w:val="19"/>
-              </w:rPr>
-              <w:t>KII</w:t>
-            </w:r>
-            <w:r>
-              <w:rPr>
-                <w:sz w:val="19"/>
-                <w:szCs w:val="19"/>
-              </w:rPr>
-              <w:t>ASSET_UID</w:t>
+              <w:t>KOBO_KII_ASSET_UID</w:t>
             </w:r>
           </w:p>
         </w:tc>
@@ -31396,23 +31722,7 @@
                 <w:sz w:val="19"/>
                 <w:szCs w:val="19"/>
               </w:rPr>
-              <w:t>KOBO</w:t>
-            </w:r>
-            <w:r>
-              <w:rPr>
-                <w:i/>
-                <w:iCs/>
-                <w:sz w:val="19"/>
-                <w:szCs w:val="19"/>
-              </w:rPr>
-              <w:t>DOCUMENTS</w:t>
-            </w:r>
-            <w:r>
-              <w:rPr>
-                <w:sz w:val="19"/>
-                <w:szCs w:val="19"/>
-              </w:rPr>
-              <w:t>ASSET_UID</w:t>
+              <w:t>KOBO_DOCUMENTS_ASSET_UID</w:t>
             </w:r>
           </w:p>
         </w:tc>
@@ -31438,7 +31748,7 @@
           <w:left w:w="10" w:type="dxa"/>
           <w:right w:w="10" w:type="dxa"/>
         </w:tblCellMar>
-        <w:tblLook w:val="0000" w:firstRow="0" w:lastRow="0" w:firstColumn="0" w:lastColumn="0" w:noHBand="0" w:noVBand="0"/>
+        <w:tblLook w:val="04A0" w:firstRow="1" w:lastRow="0" w:firstColumn="1" w:lastColumn="0" w:noHBand="0" w:noVBand="1"/>
       </w:tblPr>
       <w:tblGrid>
         <w:gridCol w:w="9412"/>
@@ -31497,11 +31807,11 @@
       <w:pPr>
         <w:pStyle w:val="Heading2"/>
       </w:pPr>
-      <w:bookmarkStart w:id="72" w:name="_Toc240394977"/>
+      <w:bookmarkStart w:id="73" w:name="_Toc240405748"/>
       <w:r>
         <w:t>9.2 Changing a form</w:t>
       </w:r>
-      <w:bookmarkEnd w:id="72"/>
+      <w:bookmarkEnd w:id="73"/>
     </w:p>
     <w:p>
       <w:pPr>
@@ -31659,315 +31969,11 @@
       <w:pPr>
         <w:pStyle w:val="Heading2"/>
       </w:pPr>
-      <w:bookmarkStart w:id="73" w:name="_Toc240394978"/>
-      <w:r>
-        <w:t>9.3 Rotating the KoboToolbox password and API token</w:t>
-      </w:r>
-      <w:bookmarkEnd w:id="73"/>
-    </w:p>
-    <w:p>
-      <w:pPr>
-        <w:pStyle w:val="ListParagraph"/>
-        <w:numPr>
-          <w:ilvl w:val="0"/>
-          <w:numId w:val="29"/>
-        </w:numPr>
-        <w:spacing w:after="80" w:line="276" w:lineRule="auto"/>
-      </w:pPr>
-      <w:r>
-        <w:t>Sign in to KoboToolbox (https://kf.kobotoolbox.org) and change the account password.</w:t>
-      </w:r>
-    </w:p>
-    <w:p>
-      <w:pPr>
-        <w:pStyle w:val="ListParagraph"/>
-        <w:numPr>
-          <w:ilvl w:val="0"/>
-          <w:numId w:val="29"/>
-        </w:numPr>
-        <w:spacing w:after="80" w:line="276" w:lineRule="auto"/>
-      </w:pPr>
-      <w:r>
-        <w:t xml:space="preserve">In </w:t>
-      </w:r>
-      <w:r>
-        <w:rPr>
-          <w:b/>
-          <w:bCs/>
-        </w:rPr>
-        <w:t>Account settings → Security</w:t>
-      </w:r>
-      <w:r>
-        <w:t>, generate a new API token.</w:t>
-      </w:r>
-    </w:p>
-    <w:p>
-      <w:pPr>
-        <w:pStyle w:val="ListParagraph"/>
-        <w:numPr>
-          <w:ilvl w:val="0"/>
-          <w:numId w:val="29"/>
-        </w:numPr>
-        <w:spacing w:after="80" w:line="276" w:lineRule="auto"/>
-      </w:pPr>
-      <w:r>
-        <w:t xml:space="preserve">On the server, run </w:t>
-      </w:r>
-      <w:r>
-        <w:rPr>
-          <w:rFonts w:ascii="Consolas" w:eastAsia="Consolas" w:hAnsi="Consolas" w:cs="Consolas"/>
-          <w:color w:val="122238"/>
-          <w:sz w:val="19"/>
-          <w:szCs w:val="19"/>
-        </w:rPr>
-        <w:t>sudo bash /srv/agribiz-drp/deploy/configure-kobo.sh</w:t>
-      </w:r>
-      <w:r>
-        <w:t xml:space="preserve"> and paste the new token when asked. The script never displays it.</w:t>
-      </w:r>
-    </w:p>
-    <w:p>
-      <w:pPr>
-        <w:pStyle w:val="ListParagraph"/>
-        <w:numPr>
-          <w:ilvl w:val="0"/>
-          <w:numId w:val="29"/>
-        </w:numPr>
-        <w:spacing w:after="80" w:line="276" w:lineRule="auto"/>
-      </w:pPr>
-      <w:r>
-        <w:t xml:space="preserve">In the portal, open </w:t>
-      </w:r>
-      <w:r>
-        <w:rPr>
-          <w:b/>
-          <w:bCs/>
-        </w:rPr>
-        <w:t>QA Queue</w:t>
-      </w:r>
-      <w:r>
-        <w:t xml:space="preserve"> and select </w:t>
-      </w:r>
-      <w:r>
-        <w:rPr>
-          <w:b/>
-          <w:bCs/>
-        </w:rPr>
-        <w:t>Sync now</w:t>
-      </w:r>
-      <w:r>
-        <w:t>; the panel should report a successful run.</w:t>
-      </w:r>
-    </w:p>
-    <w:p>
-      <w:pPr>
-        <w:spacing w:after="80"/>
-      </w:pPr>
-    </w:p>
-    <w:p>
-      <w:pPr>
-        <w:pStyle w:val="Heading1"/>
-        <w:pageBreakBefore/>
-      </w:pPr>
-      <w:bookmarkStart w:id="74" w:name="_Toc240394979"/>
-      <w:r>
-        <w:lastRenderedPageBreak/>
-        <w:t>10. System administration</w:t>
+      <w:bookmarkStart w:id="74" w:name="_Toc240405749"/>
+      <w:r>
+        <w:t>9.3 Instrument decisions (PI, 15 September 2026)</w:t>
       </w:r>
       <w:bookmarkEnd w:id="74"/>
-    </w:p>
-    <w:p>
-      <w:pPr>
-        <w:pStyle w:val="Heading2"/>
-      </w:pPr>
-      <w:bookmarkStart w:id="75" w:name="_Toc240394980"/>
-      <w:r>
-        <w:t>10.1 Creating and managing accounts (PI)</w:t>
-      </w:r>
-      <w:bookmarkEnd w:id="75"/>
-    </w:p>
-    <w:p>
-      <w:pPr>
-        <w:pStyle w:val="ListParagraph"/>
-        <w:numPr>
-          <w:ilvl w:val="0"/>
-          <w:numId w:val="30"/>
-        </w:numPr>
-        <w:spacing w:after="80" w:line="276" w:lineRule="auto"/>
-      </w:pPr>
-      <w:r>
-        <w:t xml:space="preserve">Open </w:t>
-      </w:r>
-      <w:r>
-        <w:rPr>
-          <w:b/>
-          <w:bCs/>
-        </w:rPr>
-        <w:t>https://research.agribizframework.com/django-admin/</w:t>
-      </w:r>
-      <w:r>
-        <w:t xml:space="preserve"> and sign in with the PI account.</w:t>
-      </w:r>
-    </w:p>
-    <w:p>
-      <w:pPr>
-        <w:pStyle w:val="ListParagraph"/>
-        <w:numPr>
-          <w:ilvl w:val="0"/>
-          <w:numId w:val="30"/>
-        </w:numPr>
-        <w:spacing w:after="80" w:line="276" w:lineRule="auto"/>
-      </w:pPr>
-      <w:r>
-        <w:t xml:space="preserve">Select </w:t>
-      </w:r>
-      <w:r>
-        <w:rPr>
-          <w:b/>
-          <w:bCs/>
-        </w:rPr>
-        <w:t>Users → Add user</w:t>
-      </w:r>
-      <w:r>
-        <w:t>, enter a username and a strong temporary password, and save.</w:t>
-      </w:r>
-    </w:p>
-    <w:p>
-      <w:pPr>
-        <w:pStyle w:val="ListParagraph"/>
-        <w:numPr>
-          <w:ilvl w:val="0"/>
-          <w:numId w:val="30"/>
-        </w:numPr>
-        <w:spacing w:after="80" w:line="276" w:lineRule="auto"/>
-      </w:pPr>
-      <w:r>
-        <w:t xml:space="preserve">On the next page, set the person's name and </w:t>
-      </w:r>
-      <w:r>
-        <w:rPr>
-          <w:b/>
-          <w:bCs/>
-        </w:rPr>
-        <w:t>email</w:t>
-      </w:r>
-      <w:r>
-        <w:t xml:space="preserve"> (used for </w:t>
-      </w:r>
-      <w:r>
-        <w:rPr>
-          <w:b/>
-          <w:bCs/>
-        </w:rPr>
-        <w:t>Email to me</w:t>
-      </w:r>
-      <w:r>
-        <w:t xml:space="preserve">), choose the </w:t>
-      </w:r>
-      <w:r>
-        <w:rPr>
-          <w:b/>
-          <w:bCs/>
-        </w:rPr>
-        <w:t>Role</w:t>
-      </w:r>
-      <w:r>
-        <w:t xml:space="preserve"> under </w:t>
-      </w:r>
-      <w:r>
-        <w:rPr>
-          <w:b/>
-          <w:bCs/>
-        </w:rPr>
-        <w:t>ABF-FST role</w:t>
-      </w:r>
-      <w:r>
-        <w:t>, and save.</w:t>
-      </w:r>
-    </w:p>
-    <w:p>
-      <w:pPr>
-        <w:pStyle w:val="ListParagraph"/>
-        <w:numPr>
-          <w:ilvl w:val="0"/>
-          <w:numId w:val="30"/>
-        </w:numPr>
-        <w:spacing w:after="80" w:line="276" w:lineRule="auto"/>
-      </w:pPr>
-      <w:r>
-        <w:t>Give the person their username and temporary password separately and ask them to change it at first sign-in (</w:t>
-      </w:r>
-      <w:r>
-        <w:rPr>
-          <w:b/>
-          <w:bCs/>
-        </w:rPr>
-        <w:t>Change password</w:t>
-      </w:r>
-      <w:r>
-        <w:t>).</w:t>
-      </w:r>
-    </w:p>
-    <w:p>
-      <w:pPr>
-        <w:pStyle w:val="ListParagraph"/>
-        <w:numPr>
-          <w:ilvl w:val="0"/>
-          <w:numId w:val="30"/>
-        </w:numPr>
-        <w:spacing w:after="80" w:line="276" w:lineRule="auto"/>
-      </w:pPr>
-      <w:r>
-        <w:t xml:space="preserve">When someone leaves the team, untick </w:t>
-      </w:r>
-      <w:r>
-        <w:rPr>
-          <w:b/>
-          <w:bCs/>
-        </w:rPr>
-        <w:t>Active</w:t>
-      </w:r>
-      <w:r>
-        <w:t xml:space="preserve"> on their user record. Never delete users: their audit history must remain.</w:t>
-      </w:r>
-    </w:p>
-    <w:p>
-      <w:pPr>
-        <w:pStyle w:val="ListParagraph"/>
-        <w:numPr>
-          <w:ilvl w:val="0"/>
-          <w:numId w:val="30"/>
-        </w:numPr>
-        <w:spacing w:after="80" w:line="276" w:lineRule="auto"/>
-      </w:pPr>
-      <w:r>
-        <w:t>Reassign a departing Contact RA's cases from each case page (</w:t>
-      </w:r>
-      <w:r>
-        <w:rPr>
-          <w:b/>
-          <w:bCs/>
-        </w:rPr>
-        <w:t>Assigned Contact RA</w:t>
-      </w:r>
-      <w:r>
-        <w:t>) before deactivating them.</w:t>
-      </w:r>
-    </w:p>
-    <w:p>
-      <w:pPr>
-        <w:spacing w:after="80"/>
-      </w:pPr>
-    </w:p>
-    <w:p>
-      <w:pPr>
-        <w:pStyle w:val="Heading2"/>
-      </w:pPr>
-      <w:bookmarkStart w:id="76" w:name="_Toc240394981"/>
-      <w:r>
-        <w:t>10.2 Server operations (technical administrator)</w:t>
-      </w:r>
-      <w:bookmarkEnd w:id="76"/>
     </w:p>
     <w:tbl>
       <w:tblPr>
@@ -31984,7 +31990,762 @@
           <w:left w:w="10" w:type="dxa"/>
           <w:right w:w="10" w:type="dxa"/>
         </w:tblCellMar>
-        <w:tblLook w:val="0000" w:firstRow="0" w:lastRow="0" w:firstColumn="0" w:lastColumn="0" w:noHBand="0" w:noVBand="0"/>
+        <w:tblLook w:val="04A0" w:firstRow="1" w:lastRow="0" w:firstColumn="1" w:lastColumn="0" w:noHBand="0" w:noVBand="1"/>
+      </w:tblPr>
+      <w:tblGrid>
+        <w:gridCol w:w="3294"/>
+        <w:gridCol w:w="6118"/>
+      </w:tblGrid>
+      <w:tr>
+        <w:tblPrEx>
+          <w:tblCellMar>
+            <w:top w:w="0" w:type="dxa"/>
+            <w:bottom w:w="0" w:type="dxa"/>
+          </w:tblCellMar>
+        </w:tblPrEx>
+        <w:trPr>
+          <w:tblHeader/>
+        </w:trPr>
+        <w:tc>
+          <w:tcPr>
+            <w:tcW w:w="3294" w:type="dxa"/>
+            <w:shd w:val="clear" w:color="auto" w:fill="1B3350"/>
+            <w:tcMar>
+              <w:top w:w="70" w:type="dxa"/>
+              <w:left w:w="110" w:type="dxa"/>
+              <w:bottom w:w="70" w:type="dxa"/>
+              <w:right w:w="110" w:type="dxa"/>
+            </w:tcMar>
+          </w:tcPr>
+          <w:p>
+            <w:pPr>
+              <w:spacing w:after="40"/>
+            </w:pPr>
+            <w:r>
+              <w:rPr>
+                <w:b/>
+                <w:bCs/>
+                <w:color w:val="FFFFFF"/>
+                <w:sz w:val="19"/>
+                <w:szCs w:val="19"/>
+              </w:rPr>
+              <w:t>Question</w:t>
+            </w:r>
+          </w:p>
+        </w:tc>
+        <w:tc>
+          <w:tcPr>
+            <w:tcW w:w="6118" w:type="dxa"/>
+            <w:shd w:val="clear" w:color="auto" w:fill="1B3350"/>
+            <w:tcMar>
+              <w:top w:w="70" w:type="dxa"/>
+              <w:left w:w="110" w:type="dxa"/>
+              <w:bottom w:w="70" w:type="dxa"/>
+              <w:right w:w="110" w:type="dxa"/>
+            </w:tcMar>
+          </w:tcPr>
+          <w:p>
+            <w:pPr>
+              <w:spacing w:after="40"/>
+            </w:pPr>
+            <w:r>
+              <w:rPr>
+                <w:b/>
+                <w:bCs/>
+                <w:color w:val="FFFFFF"/>
+                <w:sz w:val="19"/>
+                <w:szCs w:val="19"/>
+              </w:rPr>
+              <w:t>Decision</w:t>
+            </w:r>
+          </w:p>
+        </w:tc>
+      </w:tr>
+      <w:tr>
+        <w:tblPrEx>
+          <w:tblCellMar>
+            <w:top w:w="0" w:type="dxa"/>
+            <w:bottom w:w="0" w:type="dxa"/>
+          </w:tblCellMar>
+        </w:tblPrEx>
+        <w:trPr>
+          <w:cantSplit/>
+        </w:trPr>
+        <w:tc>
+          <w:tcPr>
+            <w:tcW w:w="3294" w:type="dxa"/>
+            <w:tcMar>
+              <w:top w:w="70" w:type="dxa"/>
+              <w:left w:w="110" w:type="dxa"/>
+              <w:bottom w:w="70" w:type="dxa"/>
+              <w:right w:w="110" w:type="dxa"/>
+            </w:tcMar>
+          </w:tcPr>
+          <w:p>
+            <w:pPr>
+              <w:spacing w:after="40"/>
+            </w:pPr>
+            <w:r>
+              <w:rPr>
+                <w:sz w:val="19"/>
+                <w:szCs w:val="19"/>
+              </w:rPr>
+              <w:t>Questionnaire Section 10 (Optional Routed Evidence Module)</w:t>
+            </w:r>
+          </w:p>
+        </w:tc>
+        <w:tc>
+          <w:tcPr>
+            <w:tcW w:w="6118" w:type="dxa"/>
+            <w:tcMar>
+              <w:top w:w="70" w:type="dxa"/>
+              <w:left w:w="110" w:type="dxa"/>
+              <w:bottom w:w="70" w:type="dxa"/>
+              <w:right w:w="110" w:type="dxa"/>
+            </w:tcMar>
+          </w:tcPr>
+          <w:p>
+            <w:pPr>
+              <w:spacing w:after="40"/>
+            </w:pPr>
+            <w:r>
+              <w:rPr>
+                <w:sz w:val="19"/>
+                <w:szCs w:val="19"/>
+              </w:rPr>
+              <w:t>Shown to every consenting respondent; all questions optional, exactly as the frozen v3.0 instrument. No routing added.</w:t>
+            </w:r>
+          </w:p>
+        </w:tc>
+      </w:tr>
+      <w:tr>
+        <w:tblPrEx>
+          <w:tblCellMar>
+            <w:top w:w="0" w:type="dxa"/>
+            <w:bottom w:w="0" w:type="dxa"/>
+          </w:tblCellMar>
+        </w:tblPrEx>
+        <w:trPr>
+          <w:cantSplit/>
+        </w:trPr>
+        <w:tc>
+          <w:tcPr>
+            <w:tcW w:w="3294" w:type="dxa"/>
+            <w:shd w:val="clear" w:color="auto" w:fill="F8FAFB"/>
+            <w:tcMar>
+              <w:top w:w="70" w:type="dxa"/>
+              <w:left w:w="110" w:type="dxa"/>
+              <w:bottom w:w="70" w:type="dxa"/>
+              <w:right w:w="110" w:type="dxa"/>
+            </w:tcMar>
+          </w:tcPr>
+          <w:p>
+            <w:pPr>
+              <w:spacing w:after="40"/>
+            </w:pPr>
+            <w:r>
+              <w:rPr>
+                <w:sz w:val="19"/>
+                <w:szCs w:val="19"/>
+              </w:rPr>
+              <w:t>Document tool: records rated Exclude</w:t>
+            </w:r>
+          </w:p>
+        </w:tc>
+        <w:tc>
+          <w:tcPr>
+            <w:tcW w:w="6118" w:type="dxa"/>
+            <w:shd w:val="clear" w:color="auto" w:fill="F8FAFB"/>
+            <w:tcMar>
+              <w:top w:w="70" w:type="dxa"/>
+              <w:left w:w="110" w:type="dxa"/>
+              <w:bottom w:w="70" w:type="dxa"/>
+              <w:right w:w="110" w:type="dxa"/>
+            </w:tcMar>
+          </w:tcPr>
+          <w:p>
+            <w:pPr>
+              <w:spacing w:after="40"/>
+            </w:pPr>
+            <w:r>
+              <w:rPr>
+                <w:sz w:val="19"/>
+                <w:szCs w:val="19"/>
+              </w:rPr>
+              <w:t>Keep Section A–B provenance and screening; skip Sections C–L. Publication/event date stays free text so year-only dates are accepted.</w:t>
+            </w:r>
+          </w:p>
+        </w:tc>
+      </w:tr>
+      <w:tr>
+        <w:tblPrEx>
+          <w:tblCellMar>
+            <w:top w:w="0" w:type="dxa"/>
+            <w:bottom w:w="0" w:type="dxa"/>
+          </w:tblCellMar>
+        </w:tblPrEx>
+        <w:trPr>
+          <w:cantSplit/>
+        </w:trPr>
+        <w:tc>
+          <w:tcPr>
+            <w:tcW w:w="3294" w:type="dxa"/>
+            <w:tcMar>
+              <w:top w:w="70" w:type="dxa"/>
+              <w:left w:w="110" w:type="dxa"/>
+              <w:bottom w:w="70" w:type="dxa"/>
+              <w:right w:w="110" w:type="dxa"/>
+            </w:tcMar>
+          </w:tcPr>
+          <w:p>
+            <w:pPr>
+              <w:spacing w:after="40"/>
+            </w:pPr>
+            <w:r>
+              <w:rPr>
+                <w:sz w:val="19"/>
+                <w:szCs w:val="19"/>
+              </w:rPr>
+              <w:t>KII respondent category list</w:t>
+            </w:r>
+          </w:p>
+        </w:tc>
+        <w:tc>
+          <w:tcPr>
+            <w:tcW w:w="6118" w:type="dxa"/>
+            <w:tcMar>
+              <w:top w:w="70" w:type="dxa"/>
+              <w:left w:w="110" w:type="dxa"/>
+              <w:bottom w:w="70" w:type="dxa"/>
+              <w:right w:w="110" w:type="dxa"/>
+            </w:tcMar>
+          </w:tcPr>
+          <w:p>
+            <w:pPr>
+              <w:spacing w:after="40"/>
+            </w:pPr>
+            <w:r>
+              <w:rPr>
+                <w:sz w:val="19"/>
+                <w:szCs w:val="19"/>
+              </w:rPr>
+              <w:t>Confirmed identical to the frozen KII Guide v3.0 (10 named categories + Other).</w:t>
+            </w:r>
+          </w:p>
+        </w:tc>
+      </w:tr>
+      <w:tr>
+        <w:tblPrEx>
+          <w:tblCellMar>
+            <w:top w:w="0" w:type="dxa"/>
+            <w:bottom w:w="0" w:type="dxa"/>
+          </w:tblCellMar>
+        </w:tblPrEx>
+        <w:trPr>
+          <w:cantSplit/>
+        </w:trPr>
+        <w:tc>
+          <w:tcPr>
+            <w:tcW w:w="3294" w:type="dxa"/>
+            <w:shd w:val="clear" w:color="auto" w:fill="F8FAFB"/>
+            <w:tcMar>
+              <w:top w:w="70" w:type="dxa"/>
+              <w:left w:w="110" w:type="dxa"/>
+              <w:bottom w:w="70" w:type="dxa"/>
+              <w:right w:w="110" w:type="dxa"/>
+            </w:tcMar>
+          </w:tcPr>
+          <w:p>
+            <w:pPr>
+              <w:spacing w:after="40"/>
+            </w:pPr>
+            <w:r>
+              <w:rPr>
+                <w:sz w:val="19"/>
+                <w:szCs w:val="19"/>
+              </w:rPr>
+              <w:t>KII Executive Short Form</w:t>
+            </w:r>
+          </w:p>
+        </w:tc>
+        <w:tc>
+          <w:tcPr>
+            <w:tcW w:w="6118" w:type="dxa"/>
+            <w:shd w:val="clear" w:color="auto" w:fill="F8FAFB"/>
+            <w:tcMar>
+              <w:top w:w="70" w:type="dxa"/>
+              <w:left w:w="110" w:type="dxa"/>
+              <w:bottom w:w="70" w:type="dxa"/>
+              <w:right w:w="110" w:type="dxa"/>
+            </w:tcMar>
+          </w:tcPr>
+          <w:p>
+            <w:pPr>
+              <w:spacing w:after="40"/>
+            </w:pPr>
+            <w:r>
+              <w:rPr>
+                <w:sz w:val="19"/>
+                <w:szCs w:val="19"/>
+              </w:rPr>
+              <w:t>Source wording restored: 'Ask K1, K2, K3, K7 and K9 below', each question labelled with its source code. Data columns EXEC1–EXEC5 unchanged. Redeployed 15 September 2026.</w:t>
+            </w:r>
+          </w:p>
+        </w:tc>
+      </w:tr>
+      <w:tr>
+        <w:tblPrEx>
+          <w:tblCellMar>
+            <w:top w:w="0" w:type="dxa"/>
+            <w:bottom w:w="0" w:type="dxa"/>
+          </w:tblCellMar>
+        </w:tblPrEx>
+        <w:trPr>
+          <w:cantSplit/>
+        </w:trPr>
+        <w:tc>
+          <w:tcPr>
+            <w:tcW w:w="3294" w:type="dxa"/>
+            <w:tcMar>
+              <w:top w:w="70" w:type="dxa"/>
+              <w:left w:w="110" w:type="dxa"/>
+              <w:bottom w:w="70" w:type="dxa"/>
+              <w:right w:w="110" w:type="dxa"/>
+            </w:tcMar>
+          </w:tcPr>
+          <w:p>
+            <w:pPr>
+              <w:spacing w:after="40"/>
+            </w:pPr>
+            <w:r>
+              <w:rPr>
+                <w:sz w:val="19"/>
+                <w:szCs w:val="19"/>
+              </w:rPr>
+              <w:t>Answers from a participant who later withdraws</w:t>
+            </w:r>
+          </w:p>
+        </w:tc>
+        <w:tc>
+          <w:tcPr>
+            <w:tcW w:w="6118" w:type="dxa"/>
+            <w:tcMar>
+              <w:top w:w="70" w:type="dxa"/>
+              <w:left w:w="110" w:type="dxa"/>
+              <w:bottom w:w="70" w:type="dxa"/>
+              <w:right w:w="110" w:type="dxa"/>
+            </w:tcMar>
+          </w:tcPr>
+          <w:p>
+            <w:pPr>
+              <w:spacing w:after="40"/>
+            </w:pPr>
+            <w:r>
+              <w:rPr>
+                <w:sz w:val="19"/>
+                <w:szCs w:val="19"/>
+              </w:rPr>
+              <w:t>Kept for the audit trail, never analysed: left out of the analysis export, marked in the operational export and KoboToolbox downloads.</w:t>
+            </w:r>
+          </w:p>
+        </w:tc>
+      </w:tr>
+    </w:tbl>
+    <w:p>
+      <w:pPr>
+        <w:spacing w:after="120"/>
+      </w:pPr>
+    </w:p>
+    <w:p>
+      <w:pPr>
+        <w:pStyle w:val="Heading2"/>
+      </w:pPr>
+      <w:bookmarkStart w:id="75" w:name="_Toc240405750"/>
+      <w:r>
+        <w:t>9.4 Rotating the KoboToolbox password and API token</w:t>
+      </w:r>
+      <w:bookmarkEnd w:id="75"/>
+    </w:p>
+    <w:p>
+      <w:pPr>
+        <w:pStyle w:val="ListParagraph"/>
+        <w:numPr>
+          <w:ilvl w:val="0"/>
+          <w:numId w:val="30"/>
+        </w:numPr>
+        <w:spacing w:after="80" w:line="276" w:lineRule="auto"/>
+      </w:pPr>
+      <w:r>
+        <w:t>Sign in to KoboToolbox (https://kf.kobotoolbox.org) and change the account password.</w:t>
+      </w:r>
+    </w:p>
+    <w:p>
+      <w:pPr>
+        <w:pStyle w:val="ListParagraph"/>
+        <w:numPr>
+          <w:ilvl w:val="0"/>
+          <w:numId w:val="30"/>
+        </w:numPr>
+        <w:spacing w:after="80" w:line="276" w:lineRule="auto"/>
+      </w:pPr>
+      <w:r>
+        <w:lastRenderedPageBreak/>
+        <w:t xml:space="preserve">In </w:t>
+      </w:r>
+      <w:r>
+        <w:rPr>
+          <w:b/>
+          <w:bCs/>
+        </w:rPr>
+        <w:t>Account settings → Security</w:t>
+      </w:r>
+      <w:r>
+        <w:t>, generate a new API token.</w:t>
+      </w:r>
+    </w:p>
+    <w:p>
+      <w:pPr>
+        <w:pStyle w:val="ListParagraph"/>
+        <w:numPr>
+          <w:ilvl w:val="0"/>
+          <w:numId w:val="30"/>
+        </w:numPr>
+        <w:spacing w:after="80" w:line="276" w:lineRule="auto"/>
+      </w:pPr>
+      <w:r>
+        <w:t xml:space="preserve">On the server, run </w:t>
+      </w:r>
+      <w:r>
+        <w:rPr>
+          <w:rFonts w:ascii="Consolas" w:eastAsia="Consolas" w:hAnsi="Consolas" w:cs="Consolas"/>
+          <w:color w:val="122238"/>
+          <w:sz w:val="19"/>
+          <w:szCs w:val="19"/>
+        </w:rPr>
+        <w:t>sudo bash /srv/agribiz-drp/deploy/configure-kobo.sh</w:t>
+      </w:r>
+      <w:r>
+        <w:t xml:space="preserve"> and paste the new token when asked. The script never displays it.</w:t>
+      </w:r>
+    </w:p>
+    <w:p>
+      <w:pPr>
+        <w:pStyle w:val="ListParagraph"/>
+        <w:numPr>
+          <w:ilvl w:val="0"/>
+          <w:numId w:val="30"/>
+        </w:numPr>
+        <w:spacing w:after="80" w:line="276" w:lineRule="auto"/>
+      </w:pPr>
+      <w:r>
+        <w:t xml:space="preserve">In the portal, open </w:t>
+      </w:r>
+      <w:r>
+        <w:rPr>
+          <w:b/>
+          <w:bCs/>
+        </w:rPr>
+        <w:t>QA Queue</w:t>
+      </w:r>
+      <w:r>
+        <w:t xml:space="preserve"> and select </w:t>
+      </w:r>
+      <w:r>
+        <w:rPr>
+          <w:b/>
+          <w:bCs/>
+        </w:rPr>
+        <w:t>Sync now</w:t>
+      </w:r>
+      <w:r>
+        <w:t>; the panel should report a successful run.</w:t>
+      </w:r>
+    </w:p>
+    <w:p>
+      <w:pPr>
+        <w:spacing w:after="80"/>
+      </w:pPr>
+    </w:p>
+    <w:p>
+      <w:pPr>
+        <w:pStyle w:val="Heading1"/>
+        <w:pageBreakBefore/>
+      </w:pPr>
+      <w:bookmarkStart w:id="76" w:name="_Toc240405751"/>
+      <w:r>
+        <w:lastRenderedPageBreak/>
+        <w:t>10. System administration</w:t>
+      </w:r>
+      <w:bookmarkEnd w:id="76"/>
+    </w:p>
+    <w:p>
+      <w:pPr>
+        <w:pStyle w:val="Heading2"/>
+      </w:pPr>
+      <w:bookmarkStart w:id="77" w:name="_Toc240405752"/>
+      <w:r>
+        <w:t>10.1 Creating and managing accounts (PI)</w:t>
+      </w:r>
+      <w:bookmarkEnd w:id="77"/>
+    </w:p>
+    <w:p>
+      <w:pPr>
+        <w:pStyle w:val="ListParagraph"/>
+        <w:numPr>
+          <w:ilvl w:val="0"/>
+          <w:numId w:val="31"/>
+        </w:numPr>
+        <w:spacing w:after="80" w:line="276" w:lineRule="auto"/>
+      </w:pPr>
+      <w:r>
+        <w:t xml:space="preserve">For a whole team, fill in </w:t>
+      </w:r>
+      <w:r>
+        <w:rPr>
+          <w:b/>
+          <w:bCs/>
+        </w:rPr>
+        <w:t>docs/templates/ABF-FST_Staff_Accounts_Template.xlsx</w:t>
+      </w:r>
+      <w:r>
+        <w:t xml:space="preserve"> and run </w:t>
+      </w:r>
+      <w:r>
+        <w:rPr>
+          <w:rFonts w:ascii="Consolas" w:eastAsia="Consolas" w:hAnsi="Consolas" w:cs="Consolas"/>
+          <w:color w:val="122238"/>
+          <w:sz w:val="19"/>
+          <w:szCs w:val="19"/>
+        </w:rPr>
+        <w:t>manage.py create_staff_accounts --file &lt;sheet&gt; --dry-run</w:t>
+      </w:r>
+      <w:r>
+        <w:t xml:space="preserve">, then again without </w:t>
+      </w:r>
+      <w:r>
+        <w:rPr>
+          <w:rFonts w:ascii="Consolas" w:eastAsia="Consolas" w:hAnsi="Consolas" w:cs="Consolas"/>
+          <w:color w:val="122238"/>
+          <w:sz w:val="19"/>
+          <w:szCs w:val="19"/>
+        </w:rPr>
+        <w:t>--dry-run</w:t>
+      </w:r>
+      <w:r>
+        <w:t xml:space="preserve"> (add </w:t>
+      </w:r>
+      <w:r>
+        <w:rPr>
+          <w:rFonts w:ascii="Consolas" w:eastAsia="Consolas" w:hAnsi="Consolas" w:cs="Consolas"/>
+          <w:color w:val="122238"/>
+          <w:sz w:val="19"/>
+          <w:szCs w:val="19"/>
+        </w:rPr>
+        <w:t>--assign-cases</w:t>
+      </w:r>
+      <w:r>
+        <w:t xml:space="preserve"> to share the shared account's Main cases among the new Contact RAs by province). Temporary passwords go to a private credentials file, never the screen. For one person:</w:t>
+      </w:r>
+    </w:p>
+    <w:p>
+      <w:pPr>
+        <w:pStyle w:val="ListParagraph"/>
+        <w:numPr>
+          <w:ilvl w:val="0"/>
+          <w:numId w:val="31"/>
+        </w:numPr>
+        <w:spacing w:after="80" w:line="276" w:lineRule="auto"/>
+      </w:pPr>
+      <w:r>
+        <w:t xml:space="preserve">Open </w:t>
+      </w:r>
+      <w:r>
+        <w:rPr>
+          <w:b/>
+          <w:bCs/>
+        </w:rPr>
+        <w:t>https://research.agribizframework.com/django-admin/</w:t>
+      </w:r>
+      <w:r>
+        <w:t xml:space="preserve"> and sign in with the PI account.</w:t>
+      </w:r>
+    </w:p>
+    <w:p>
+      <w:pPr>
+        <w:pStyle w:val="ListParagraph"/>
+        <w:numPr>
+          <w:ilvl w:val="0"/>
+          <w:numId w:val="31"/>
+        </w:numPr>
+        <w:spacing w:after="80" w:line="276" w:lineRule="auto"/>
+      </w:pPr>
+      <w:r>
+        <w:t xml:space="preserve">Select </w:t>
+      </w:r>
+      <w:r>
+        <w:rPr>
+          <w:b/>
+          <w:bCs/>
+        </w:rPr>
+        <w:t>Users → Add user</w:t>
+      </w:r>
+      <w:r>
+        <w:t>, enter a username and a strong temporary password, and save.</w:t>
+      </w:r>
+    </w:p>
+    <w:p>
+      <w:pPr>
+        <w:pStyle w:val="ListParagraph"/>
+        <w:numPr>
+          <w:ilvl w:val="0"/>
+          <w:numId w:val="31"/>
+        </w:numPr>
+        <w:spacing w:after="80" w:line="276" w:lineRule="auto"/>
+      </w:pPr>
+      <w:r>
+        <w:t xml:space="preserve">On the next page, set the person's name and </w:t>
+      </w:r>
+      <w:r>
+        <w:rPr>
+          <w:b/>
+          <w:bCs/>
+        </w:rPr>
+        <w:t>email</w:t>
+      </w:r>
+      <w:r>
+        <w:t xml:space="preserve"> (used for </w:t>
+      </w:r>
+      <w:r>
+        <w:rPr>
+          <w:b/>
+          <w:bCs/>
+        </w:rPr>
+        <w:t>Email to me</w:t>
+      </w:r>
+      <w:r>
+        <w:t xml:space="preserve">), choose the </w:t>
+      </w:r>
+      <w:r>
+        <w:rPr>
+          <w:b/>
+          <w:bCs/>
+        </w:rPr>
+        <w:t>Role</w:t>
+      </w:r>
+      <w:r>
+        <w:t xml:space="preserve"> under </w:t>
+      </w:r>
+      <w:r>
+        <w:rPr>
+          <w:b/>
+          <w:bCs/>
+        </w:rPr>
+        <w:t>ABF-FST role</w:t>
+      </w:r>
+      <w:r>
+        <w:t>, and save.</w:t>
+      </w:r>
+    </w:p>
+    <w:p>
+      <w:pPr>
+        <w:pStyle w:val="ListParagraph"/>
+        <w:numPr>
+          <w:ilvl w:val="0"/>
+          <w:numId w:val="31"/>
+        </w:numPr>
+        <w:spacing w:after="80" w:line="276" w:lineRule="auto"/>
+      </w:pPr>
+      <w:r>
+        <w:t>Give the person their username and temporary password separately and ask them to change it at first sign-in (</w:t>
+      </w:r>
+      <w:r>
+        <w:rPr>
+          <w:b/>
+          <w:bCs/>
+        </w:rPr>
+        <w:t>Change password</w:t>
+      </w:r>
+      <w:r>
+        <w:t>).</w:t>
+      </w:r>
+    </w:p>
+    <w:p>
+      <w:pPr>
+        <w:pStyle w:val="ListParagraph"/>
+        <w:numPr>
+          <w:ilvl w:val="0"/>
+          <w:numId w:val="31"/>
+        </w:numPr>
+        <w:spacing w:after="80" w:line="276" w:lineRule="auto"/>
+      </w:pPr>
+      <w:r>
+        <w:t xml:space="preserve">When someone leaves the team, untick </w:t>
+      </w:r>
+      <w:r>
+        <w:rPr>
+          <w:b/>
+          <w:bCs/>
+        </w:rPr>
+        <w:t>Active</w:t>
+      </w:r>
+      <w:r>
+        <w:t xml:space="preserve"> on their user record. Never delete users: their audit history must remain.</w:t>
+      </w:r>
+    </w:p>
+    <w:p>
+      <w:pPr>
+        <w:pStyle w:val="ListParagraph"/>
+        <w:numPr>
+          <w:ilvl w:val="0"/>
+          <w:numId w:val="31"/>
+        </w:numPr>
+        <w:spacing w:after="80" w:line="276" w:lineRule="auto"/>
+      </w:pPr>
+      <w:r>
+        <w:t xml:space="preserve">Reassign a departing Contact RA's cases with </w:t>
+      </w:r>
+      <w:r>
+        <w:rPr>
+          <w:b/>
+          <w:bCs/>
+        </w:rPr>
+        <w:t>Reassign cases</w:t>
+      </w:r>
+      <w:r>
+        <w:t xml:space="preserve"> on the Main-400 Register before deactivating them.</w:t>
+      </w:r>
+    </w:p>
+    <w:p>
+      <w:pPr>
+        <w:spacing w:after="80"/>
+      </w:pPr>
+    </w:p>
+    <w:p>
+      <w:pPr>
+        <w:pStyle w:val="Heading2"/>
+      </w:pPr>
+      <w:bookmarkStart w:id="78" w:name="_Toc240405753"/>
+      <w:r>
+        <w:t>10.2 Server operations (technical administrator)</w:t>
+      </w:r>
+      <w:bookmarkEnd w:id="78"/>
+    </w:p>
+    <w:tbl>
+      <w:tblPr>
+        <w:tblW w:w="9412" w:type="dxa"/>
+        <w:tblBorders>
+          <w:top w:val="single" w:sz="4" w:space="0" w:color="D5DAE0"/>
+          <w:left w:val="single" w:sz="4" w:space="0" w:color="D5DAE0"/>
+          <w:bottom w:val="single" w:sz="4" w:space="0" w:color="D5DAE0"/>
+          <w:right w:val="single" w:sz="4" w:space="0" w:color="D5DAE0"/>
+          <w:insideH w:val="single" w:sz="4" w:space="0" w:color="D5DAE0"/>
+          <w:insideV w:val="single" w:sz="4" w:space="0" w:color="D5DAE0"/>
+        </w:tblBorders>
+        <w:tblCellMar>
+          <w:left w:w="10" w:type="dxa"/>
+          <w:right w:w="10" w:type="dxa"/>
+        </w:tblCellMar>
+        <w:tblLook w:val="04A0" w:firstRow="1" w:lastRow="0" w:firstColumn="1" w:lastColumn="0" w:noHBand="0" w:noVBand="1"/>
       </w:tblPr>
       <w:tblGrid>
         <w:gridCol w:w="3577"/>
@@ -32488,7 +33249,7 @@
           <w:left w:w="10" w:type="dxa"/>
           <w:right w:w="10" w:type="dxa"/>
         </w:tblCellMar>
-        <w:tblLook w:val="0000" w:firstRow="0" w:lastRow="0" w:firstColumn="0" w:lastColumn="0" w:noHBand="0" w:noVBand="0"/>
+        <w:tblLook w:val="04A0" w:firstRow="1" w:lastRow="0" w:firstColumn="1" w:lastColumn="0" w:noHBand="0" w:noVBand="1"/>
       </w:tblPr>
       <w:tblGrid>
         <w:gridCol w:w="9412"/>
@@ -32547,11 +33308,11 @@
       <w:pPr>
         <w:pStyle w:val="Heading2"/>
       </w:pPr>
-      <w:bookmarkStart w:id="77" w:name="_Toc240394982"/>
+      <w:bookmarkStart w:id="79" w:name="_Toc240405754"/>
       <w:r>
         <w:t>10.3 Backups</w:t>
       </w:r>
-      <w:bookmarkEnd w:id="77"/>
+      <w:bookmarkEnd w:id="79"/>
     </w:p>
     <w:p>
       <w:pPr>
@@ -32576,6 +33337,7 @@
         <w:spacing w:after="60" w:line="276" w:lineRule="auto"/>
       </w:pPr>
       <w:r>
+        <w:lastRenderedPageBreak/>
         <w:t>Once offsite backup is configured, each backup is encrypted and copied to Google Drive.</w:t>
       </w:r>
     </w:p>
@@ -32602,12 +33364,12 @@
         <w:pStyle w:val="Heading1"/>
         <w:pageBreakBefore/>
       </w:pPr>
-      <w:bookmarkStart w:id="78" w:name="_Toc240394983"/>
+      <w:bookmarkStart w:id="80" w:name="_Toc240405755"/>
       <w:r>
         <w:lastRenderedPageBreak/>
         <w:t>11. Data protection and ethics in practice</w:t>
       </w:r>
-      <w:bookmarkEnd w:id="78"/>
+      <w:bookmarkEnd w:id="80"/>
     </w:p>
     <w:p>
       <w:pPr>
@@ -32726,11 +33488,11 @@
       <w:pPr>
         <w:pStyle w:val="Heading2"/>
       </w:pPr>
-      <w:bookmarkStart w:id="79" w:name="_Toc240394984"/>
+      <w:bookmarkStart w:id="81" w:name="_Toc240405756"/>
       <w:r>
         <w:t>11.1 What respondents are told (PIS v1.3, summary)</w:t>
       </w:r>
-      <w:bookmarkEnd w:id="79"/>
+      <w:bookmarkEnd w:id="81"/>
     </w:p>
     <w:p>
       <w:pPr>
@@ -32833,22 +33595,22 @@
         <w:pStyle w:val="Heading1"/>
         <w:pageBreakBefore/>
       </w:pPr>
-      <w:bookmarkStart w:id="80" w:name="_Toc240394985"/>
+      <w:bookmarkStart w:id="82" w:name="_Toc240405757"/>
       <w:r>
         <w:lastRenderedPageBreak/>
         <w:t>12. Troubleshooting</w:t>
       </w:r>
-      <w:bookmarkEnd w:id="80"/>
+      <w:bookmarkEnd w:id="82"/>
     </w:p>
     <w:p>
       <w:pPr>
         <w:pStyle w:val="Heading2"/>
       </w:pPr>
-      <w:bookmarkStart w:id="81" w:name="_Toc240394986"/>
+      <w:bookmarkStart w:id="83" w:name="_Toc240405758"/>
       <w:r>
         <w:t>12.1 Staff</w:t>
       </w:r>
-      <w:bookmarkEnd w:id="81"/>
+      <w:bookmarkEnd w:id="83"/>
     </w:p>
     <w:tbl>
       <w:tblPr>
@@ -32865,7 +33627,7 @@
           <w:left w:w="10" w:type="dxa"/>
           <w:right w:w="10" w:type="dxa"/>
         </w:tblCellMar>
-        <w:tblLook w:val="0000" w:firstRow="0" w:lastRow="0" w:firstColumn="0" w:lastColumn="0" w:noHBand="0" w:noVBand="0"/>
+        <w:tblLook w:val="04A0" w:firstRow="1" w:lastRow="0" w:firstColumn="1" w:lastColumn="0" w:noHBand="0" w:noVBand="1"/>
       </w:tblPr>
       <w:tblGrid>
         <w:gridCol w:w="2635"/>
@@ -33463,11 +34225,11 @@
       <w:pPr>
         <w:pStyle w:val="Heading2"/>
       </w:pPr>
-      <w:bookmarkStart w:id="82" w:name="_Toc240394987"/>
+      <w:bookmarkStart w:id="84" w:name="_Toc240405759"/>
       <w:r>
         <w:t>12.2 Respondents</w:t>
       </w:r>
-      <w:bookmarkEnd w:id="82"/>
+      <w:bookmarkEnd w:id="84"/>
     </w:p>
     <w:tbl>
       <w:tblPr>
@@ -33484,7 +34246,7 @@
           <w:left w:w="10" w:type="dxa"/>
           <w:right w:w="10" w:type="dxa"/>
         </w:tblCellMar>
-        <w:tblLook w:val="0000" w:firstRow="0" w:lastRow="0" w:firstColumn="0" w:lastColumn="0" w:noHBand="0" w:noVBand="0"/>
+        <w:tblLook w:val="04A0" w:firstRow="1" w:lastRow="0" w:firstColumn="1" w:lastColumn="0" w:noHBand="0" w:noVBand="1"/>
       </w:tblPr>
       <w:tblGrid>
         <w:gridCol w:w="2635"/>
@@ -34083,12 +34845,12 @@
         <w:pStyle w:val="Heading1"/>
         <w:pageBreakBefore/>
       </w:pPr>
-      <w:bookmarkStart w:id="83" w:name="_Toc240394988"/>
+      <w:bookmarkStart w:id="85" w:name="_Toc240405760"/>
       <w:r>
         <w:lastRenderedPageBreak/>
         <w:t>13. Glossary</w:t>
       </w:r>
-      <w:bookmarkEnd w:id="83"/>
+      <w:bookmarkEnd w:id="85"/>
     </w:p>
     <w:tbl>
       <w:tblPr>
@@ -34105,7 +34867,7 @@
           <w:left w:w="10" w:type="dxa"/>
           <w:right w:w="10" w:type="dxa"/>
         </w:tblCellMar>
-        <w:tblLook w:val="0000" w:firstRow="0" w:lastRow="0" w:firstColumn="0" w:lastColumn="0" w:noHBand="0" w:noVBand="0"/>
+        <w:tblLook w:val="04A0" w:firstRow="1" w:lastRow="0" w:firstColumn="1" w:lastColumn="0" w:noHBand="0" w:noVBand="1"/>
       </w:tblPr>
       <w:tblGrid>
         <w:gridCol w:w="2353"/>
@@ -35520,12 +36282,12 @@
         <w:pStyle w:val="Heading1"/>
         <w:pageBreakBefore/>
       </w:pPr>
-      <w:bookmarkStart w:id="84" w:name="_Toc240394989"/>
+      <w:bookmarkStart w:id="86" w:name="_Toc240405761"/>
       <w:r>
         <w:lastRenderedPageBreak/>
         <w:t>Appendix A. Quick reference</w:t>
       </w:r>
-      <w:bookmarkEnd w:id="84"/>
+      <w:bookmarkEnd w:id="86"/>
     </w:p>
     <w:tbl>
       <w:tblPr>
@@ -35542,7 +36304,7 @@
           <w:left w:w="10" w:type="dxa"/>
           <w:right w:w="10" w:type="dxa"/>
         </w:tblCellMar>
-        <w:tblLook w:val="0000" w:firstRow="0" w:lastRow="0" w:firstColumn="0" w:lastColumn="0" w:noHBand="0" w:noVBand="0"/>
+        <w:tblLook w:val="04A0" w:firstRow="1" w:lastRow="0" w:firstColumn="1" w:lastColumn="0" w:noHBand="0" w:noVBand="1"/>
       </w:tblPr>
       <w:tblGrid>
         <w:gridCol w:w="2824"/>
@@ -36218,11 +36980,11 @@
       <w:pPr>
         <w:pStyle w:val="Heading2"/>
       </w:pPr>
-      <w:bookmarkStart w:id="85" w:name="_Toc240394990"/>
+      <w:bookmarkStart w:id="87" w:name="_Toc240405762"/>
       <w:r>
         <w:t>Administration modes</w:t>
       </w:r>
-      <w:bookmarkEnd w:id="85"/>
+      <w:bookmarkEnd w:id="87"/>
     </w:p>
     <w:tbl>
       <w:tblPr>
@@ -36239,7 +37001,7 @@
           <w:left w:w="10" w:type="dxa"/>
           <w:right w:w="10" w:type="dxa"/>
         </w:tblCellMar>
-        <w:tblLook w:val="0000" w:firstRow="0" w:lastRow="0" w:firstColumn="0" w:lastColumn="0" w:noHBand="0" w:noVBand="0"/>
+        <w:tblLook w:val="04A0" w:firstRow="1" w:lastRow="0" w:firstColumn="1" w:lastColumn="0" w:noHBand="0" w:noVBand="1"/>
       </w:tblPr>
       <w:tblGrid>
         <w:gridCol w:w="941"/>
@@ -36834,10 +37596,10 @@
       </w:pPr>
     </w:p>
     <w:sectPr>
-      <w:headerReference w:type="default" r:id="rId55"/>
-      <w:footerReference w:type="default" r:id="rId56"/>
-      <w:headerReference w:type="first" r:id="rId57"/>
-      <w:footerReference w:type="first" r:id="rId58"/>
+      <w:headerReference w:type="default" r:id="rId56"/>
+      <w:footerReference w:type="default" r:id="rId57"/>
+      <w:headerReference w:type="first" r:id="rId58"/>
+      <w:footerReference w:type="first" r:id="rId59"/>
       <w:pgSz w:w="11906" w:h="16838"/>
       <w:pgMar w:top="1300" w:right="1247" w:bottom="1200" w:left="1247" w:header="708" w:footer="708" w:gutter="0"/>
       <w:cols w:space="720"/>
@@ -37054,10 +37816,10 @@
 <file path=word/numbering.xml><?xml version="1.0" encoding="utf-8"?>
 <w:numbering xmlns:wpc="http://schemas.microsoft.com/office/word/2010/wordprocessingCanvas" xmlns:cx="http://schemas.microsoft.com/office/drawing/2014/chartex" xmlns:cx1="http://schemas.microsoft.com/office/drawing/2015/9/8/chartex" xmlns:cx2="http://schemas.microsoft.com/office/drawing/2015/10/21/chartex" xmlns:cx3="http://schemas.microsoft.com/office/drawing/2016/5/9/chartex" xmlns:cx4="http://schemas.microsoft.com/office/drawing/2016/5/10/chartex" xmlns:cx5="http://schemas.microsoft.com/office/drawing/2016/5/11/chartex" xmlns:cx6="http://schemas.microsoft.com/office/drawing/2016/5/12/chartex" xmlns:cx7="http://schemas.microsoft.com/office/drawing/2016/5/13/chartex" xmlns:cx8="http://schemas.microsoft.com/office/drawing/2016/5/14/chartex" xmlns:mc="http://schemas.openxmlformats.org/markup-compatibility/2006" xmlns:aink="http://schemas.microsoft.com/office/drawing/2016/ink" xmlns:am3d="http://schemas.microsoft.com/office/drawing/2017/model3d" xmlns:o="urn:schemas-microsoft-com:office:office" xmlns:oel="http://schemas.microsoft.com/office/2019/extlst" xmlns:r="http://schemas.openxmlformats.org/officeDocument/2006/relationships" xmlns:m="http://schemas.openxmlformats.org/officeDocument/2006/math" xmlns:v="urn:schemas-microsoft-com:vml" xmlns:wp14="http://schemas.microsoft.com/office/word/2010/wordprocessingDrawing" xmlns:wp="http://schemas.openxmlformats.org/drawingml/2006/wordprocessingDrawing" xmlns:w10="urn:schemas-microsoft-com:office:word" xmlns:w="http://schemas.openxmlformats.org/wordprocessingml/2006/main" xmlns:w14="http://schemas.microsoft.com/office/word/2010/wordml" xmlns:w15="http://schemas.microsoft.com/office/word/2012/wordml" xmlns:w16cex="http://schemas.microsoft.com/office/word/2018/wordml/cex" xmlns:w16cid="http://schemas.microsoft.com/office/word/2016/wordml/cid" xmlns:w16="http://schemas.microsoft.com/office/word/2018/wordml" xmlns:w16sdtdh="http://schemas.microsoft.com/office/word/2020/wordml/sdtdatahash" xmlns:w16se="http://schemas.microsoft.com/office/word/2015/wordml/symex" xmlns:wpg="http://schemas.microsoft.com/office/word/2010/wordprocessingGroup" xmlns:wpi="http://schemas.microsoft.com/office/word/2010/wordprocessingInk" xmlns:wne="http://schemas.microsoft.com/office/word/2006/wordml" xmlns:wps="http://schemas.microsoft.com/office/word/2010/wordprocessingShape" mc:Ignorable="w14 w15 w16se w16cid w16 w16cex w16sdtdh wp14">
   <w:abstractNum w:abstractNumId="0" w15:restartNumberingAfterBreak="0">
-    <w:nsid w:val="03EF0CEC"/>
+    <w:nsid w:val="028F6332"/>
     <w:multiLevelType w:val="hybridMultilevel"/>
-    <w:tmpl w:val="EF80C022"/>
-    <w:lvl w:ilvl="0" w:tplc="4A7A8836">
+    <w:tmpl w:val="7A78AE92"/>
+    <w:lvl w:ilvl="0" w:tplc="B7F0F104">
       <w:start w:val="1"/>
       <w:numFmt w:val="decimal"/>
       <w:lvlText w:val="%1."/>
@@ -37071,52 +37833,52 @@
         <w:color w:val="A67C27"/>
       </w:rPr>
     </w:lvl>
-    <w:lvl w:ilvl="1" w:tplc="0D9C9DC0">
+    <w:lvl w:ilvl="1" w:tplc="BC20947E">
       <w:numFmt w:val="decimal"/>
       <w:lvlText w:val=""/>
       <w:lvlJc w:val="left"/>
     </w:lvl>
-    <w:lvl w:ilvl="2" w:tplc="7120400C">
+    <w:lvl w:ilvl="2" w:tplc="3F3C5532">
       <w:numFmt w:val="decimal"/>
       <w:lvlText w:val=""/>
       <w:lvlJc w:val="left"/>
     </w:lvl>
-    <w:lvl w:ilvl="3" w:tplc="76F4D2A8">
+    <w:lvl w:ilvl="3" w:tplc="EBCA66DA">
       <w:numFmt w:val="decimal"/>
       <w:lvlText w:val=""/>
       <w:lvlJc w:val="left"/>
     </w:lvl>
-    <w:lvl w:ilvl="4" w:tplc="02DCF25E">
+    <w:lvl w:ilvl="4" w:tplc="36CCB684">
       <w:numFmt w:val="decimal"/>
       <w:lvlText w:val=""/>
       <w:lvlJc w:val="left"/>
     </w:lvl>
-    <w:lvl w:ilvl="5" w:tplc="98B6052A">
+    <w:lvl w:ilvl="5" w:tplc="688E6CE4">
       <w:numFmt w:val="decimal"/>
       <w:lvlText w:val=""/>
       <w:lvlJc w:val="left"/>
     </w:lvl>
-    <w:lvl w:ilvl="6" w:tplc="5B703D70">
+    <w:lvl w:ilvl="6" w:tplc="EC4E219C">
       <w:numFmt w:val="decimal"/>
       <w:lvlText w:val=""/>
       <w:lvlJc w:val="left"/>
     </w:lvl>
-    <w:lvl w:ilvl="7" w:tplc="65E2E884">
+    <w:lvl w:ilvl="7" w:tplc="C4D6E5EE">
       <w:numFmt w:val="decimal"/>
       <w:lvlText w:val=""/>
       <w:lvlJc w:val="left"/>
     </w:lvl>
-    <w:lvl w:ilvl="8" w:tplc="D48E0A80">
+    <w:lvl w:ilvl="8" w:tplc="82C66120">
       <w:numFmt w:val="decimal"/>
       <w:lvlText w:val=""/>
       <w:lvlJc w:val="left"/>
     </w:lvl>
   </w:abstractNum>
   <w:abstractNum w:abstractNumId="1" w15:restartNumberingAfterBreak="0">
-    <w:nsid w:val="041D6B8D"/>
+    <w:nsid w:val="06453D54"/>
     <w:multiLevelType w:val="hybridMultilevel"/>
-    <w:tmpl w:val="8EC8FDBA"/>
-    <w:lvl w:ilvl="0" w:tplc="76C87C3A">
+    <w:tmpl w:val="069607D4"/>
+    <w:lvl w:ilvl="0" w:tplc="C6064D2C">
       <w:start w:val="1"/>
       <w:numFmt w:val="decimal"/>
       <w:lvlText w:val="%1."/>
@@ -37130,52 +37892,52 @@
         <w:color w:val="A67C27"/>
       </w:rPr>
     </w:lvl>
-    <w:lvl w:ilvl="1" w:tplc="2EEC84B6">
+    <w:lvl w:ilvl="1" w:tplc="FB56E050">
       <w:numFmt w:val="decimal"/>
       <w:lvlText w:val=""/>
       <w:lvlJc w:val="left"/>
     </w:lvl>
-    <w:lvl w:ilvl="2" w:tplc="E3609036">
+    <w:lvl w:ilvl="2" w:tplc="F2182F1E">
       <w:numFmt w:val="decimal"/>
       <w:lvlText w:val=""/>
       <w:lvlJc w:val="left"/>
     </w:lvl>
-    <w:lvl w:ilvl="3" w:tplc="E53A6638">
+    <w:lvl w:ilvl="3" w:tplc="E55EEB0E">
       <w:numFmt w:val="decimal"/>
       <w:lvlText w:val=""/>
       <w:lvlJc w:val="left"/>
     </w:lvl>
-    <w:lvl w:ilvl="4" w:tplc="E780A60A">
+    <w:lvl w:ilvl="4" w:tplc="04989258">
       <w:numFmt w:val="decimal"/>
       <w:lvlText w:val=""/>
       <w:lvlJc w:val="left"/>
     </w:lvl>
-    <w:lvl w:ilvl="5" w:tplc="3660920A">
+    <w:lvl w:ilvl="5" w:tplc="B232C54C">
       <w:numFmt w:val="decimal"/>
       <w:lvlText w:val=""/>
       <w:lvlJc w:val="left"/>
     </w:lvl>
-    <w:lvl w:ilvl="6" w:tplc="F29045A2">
+    <w:lvl w:ilvl="6" w:tplc="85A8286A">
       <w:numFmt w:val="decimal"/>
       <w:lvlText w:val=""/>
       <w:lvlJc w:val="left"/>
     </w:lvl>
-    <w:lvl w:ilvl="7" w:tplc="C910E2AA">
+    <w:lvl w:ilvl="7" w:tplc="AED80086">
       <w:numFmt w:val="decimal"/>
       <w:lvlText w:val=""/>
       <w:lvlJc w:val="left"/>
     </w:lvl>
-    <w:lvl w:ilvl="8" w:tplc="505AFB3C">
+    <w:lvl w:ilvl="8" w:tplc="8EB8BDC0">
       <w:numFmt w:val="decimal"/>
       <w:lvlText w:val=""/>
       <w:lvlJc w:val="left"/>
     </w:lvl>
   </w:abstractNum>
   <w:abstractNum w:abstractNumId="2" w15:restartNumberingAfterBreak="0">
-    <w:nsid w:val="0C0F3B47"/>
+    <w:nsid w:val="148A3428"/>
     <w:multiLevelType w:val="hybridMultilevel"/>
-    <w:tmpl w:val="9CE8E02C"/>
-    <w:lvl w:ilvl="0" w:tplc="BA62EC42">
+    <w:tmpl w:val="4424A2DE"/>
+    <w:lvl w:ilvl="0" w:tplc="8B104D1A">
       <w:start w:val="1"/>
       <w:numFmt w:val="decimal"/>
       <w:lvlText w:val="%1."/>
@@ -37189,52 +37951,52 @@
         <w:color w:val="A67C27"/>
       </w:rPr>
     </w:lvl>
-    <w:lvl w:ilvl="1" w:tplc="44B2E380">
+    <w:lvl w:ilvl="1" w:tplc="43AED0EA">
       <w:numFmt w:val="decimal"/>
       <w:lvlText w:val=""/>
       <w:lvlJc w:val="left"/>
     </w:lvl>
-    <w:lvl w:ilvl="2" w:tplc="33687276">
+    <w:lvl w:ilvl="2" w:tplc="51105B94">
       <w:numFmt w:val="decimal"/>
       <w:lvlText w:val=""/>
       <w:lvlJc w:val="left"/>
     </w:lvl>
-    <w:lvl w:ilvl="3" w:tplc="7A70A9EC">
+    <w:lvl w:ilvl="3" w:tplc="A9D25FBC">
       <w:numFmt w:val="decimal"/>
       <w:lvlText w:val=""/>
       <w:lvlJc w:val="left"/>
     </w:lvl>
-    <w:lvl w:ilvl="4" w:tplc="35CEAB24">
+    <w:lvl w:ilvl="4" w:tplc="1E809964">
       <w:numFmt w:val="decimal"/>
       <w:lvlText w:val=""/>
       <w:lvlJc w:val="left"/>
     </w:lvl>
-    <w:lvl w:ilvl="5" w:tplc="25DCEAA0">
+    <w:lvl w:ilvl="5" w:tplc="0416196E">
       <w:numFmt w:val="decimal"/>
       <w:lvlText w:val=""/>
       <w:lvlJc w:val="left"/>
     </w:lvl>
-    <w:lvl w:ilvl="6" w:tplc="B0509B96">
+    <w:lvl w:ilvl="6" w:tplc="D5A822B4">
       <w:numFmt w:val="decimal"/>
       <w:lvlText w:val=""/>
       <w:lvlJc w:val="left"/>
     </w:lvl>
-    <w:lvl w:ilvl="7" w:tplc="47BEA054">
+    <w:lvl w:ilvl="7" w:tplc="963AA212">
       <w:numFmt w:val="decimal"/>
       <w:lvlText w:val=""/>
       <w:lvlJc w:val="left"/>
     </w:lvl>
-    <w:lvl w:ilvl="8" w:tplc="2AE29706">
+    <w:lvl w:ilvl="8" w:tplc="056C6486">
       <w:numFmt w:val="decimal"/>
       <w:lvlText w:val=""/>
       <w:lvlJc w:val="left"/>
     </w:lvl>
   </w:abstractNum>
   <w:abstractNum w:abstractNumId="3" w15:restartNumberingAfterBreak="0">
-    <w:nsid w:val="10537579"/>
+    <w:nsid w:val="16143794"/>
     <w:multiLevelType w:val="hybridMultilevel"/>
-    <w:tmpl w:val="C3F29812"/>
-    <w:lvl w:ilvl="0" w:tplc="528C2622">
+    <w:tmpl w:val="EA58DB46"/>
+    <w:lvl w:ilvl="0" w:tplc="8B0E3DC8">
       <w:start w:val="1"/>
       <w:numFmt w:val="decimal"/>
       <w:lvlText w:val="%1."/>
@@ -37248,52 +38010,52 @@
         <w:color w:val="A67C27"/>
       </w:rPr>
     </w:lvl>
-    <w:lvl w:ilvl="1" w:tplc="4B24FDA6">
+    <w:lvl w:ilvl="1" w:tplc="B2E81342">
       <w:numFmt w:val="decimal"/>
       <w:lvlText w:val=""/>
       <w:lvlJc w:val="left"/>
     </w:lvl>
-    <w:lvl w:ilvl="2" w:tplc="7D5CC93C">
+    <w:lvl w:ilvl="2" w:tplc="2BC0ED7E">
       <w:numFmt w:val="decimal"/>
       <w:lvlText w:val=""/>
       <w:lvlJc w:val="left"/>
     </w:lvl>
-    <w:lvl w:ilvl="3" w:tplc="8AB48564">
+    <w:lvl w:ilvl="3" w:tplc="B6882AB4">
       <w:numFmt w:val="decimal"/>
       <w:lvlText w:val=""/>
       <w:lvlJc w:val="left"/>
     </w:lvl>
-    <w:lvl w:ilvl="4" w:tplc="DD70BEC8">
+    <w:lvl w:ilvl="4" w:tplc="ACE0BFD8">
       <w:numFmt w:val="decimal"/>
       <w:lvlText w:val=""/>
       <w:lvlJc w:val="left"/>
     </w:lvl>
-    <w:lvl w:ilvl="5" w:tplc="8A9A9608">
+    <w:lvl w:ilvl="5" w:tplc="4FC4A8EA">
       <w:numFmt w:val="decimal"/>
       <w:lvlText w:val=""/>
       <w:lvlJc w:val="left"/>
     </w:lvl>
-    <w:lvl w:ilvl="6" w:tplc="54D879DA">
+    <w:lvl w:ilvl="6" w:tplc="9FEC87B0">
       <w:numFmt w:val="decimal"/>
       <w:lvlText w:val=""/>
       <w:lvlJc w:val="left"/>
     </w:lvl>
-    <w:lvl w:ilvl="7" w:tplc="422E38A8">
+    <w:lvl w:ilvl="7" w:tplc="E9669DD8">
       <w:numFmt w:val="decimal"/>
       <w:lvlText w:val=""/>
       <w:lvlJc w:val="left"/>
     </w:lvl>
-    <w:lvl w:ilvl="8" w:tplc="0AB4D7BA">
+    <w:lvl w:ilvl="8" w:tplc="16EA80FA">
       <w:numFmt w:val="decimal"/>
       <w:lvlText w:val=""/>
       <w:lvlJc w:val="left"/>
     </w:lvl>
   </w:abstractNum>
   <w:abstractNum w:abstractNumId="4" w15:restartNumberingAfterBreak="0">
-    <w:nsid w:val="11C14505"/>
+    <w:nsid w:val="1661429F"/>
     <w:multiLevelType w:val="hybridMultilevel"/>
-    <w:tmpl w:val="0472EAA4"/>
-    <w:lvl w:ilvl="0" w:tplc="406601C0">
+    <w:tmpl w:val="070A51D8"/>
+    <w:lvl w:ilvl="0" w:tplc="2F7273B2">
       <w:start w:val="1"/>
       <w:numFmt w:val="decimal"/>
       <w:lvlText w:val="%1."/>
@@ -37307,52 +38069,52 @@
         <w:color w:val="A67C27"/>
       </w:rPr>
     </w:lvl>
-    <w:lvl w:ilvl="1" w:tplc="7284D38E">
+    <w:lvl w:ilvl="1" w:tplc="EA58D088">
       <w:numFmt w:val="decimal"/>
       <w:lvlText w:val=""/>
       <w:lvlJc w:val="left"/>
     </w:lvl>
-    <w:lvl w:ilvl="2" w:tplc="A52C37A8">
+    <w:lvl w:ilvl="2" w:tplc="A8D0E048">
       <w:numFmt w:val="decimal"/>
       <w:lvlText w:val=""/>
       <w:lvlJc w:val="left"/>
     </w:lvl>
-    <w:lvl w:ilvl="3" w:tplc="B8C60014">
+    <w:lvl w:ilvl="3" w:tplc="ACAA6406">
       <w:numFmt w:val="decimal"/>
       <w:lvlText w:val=""/>
       <w:lvlJc w:val="left"/>
     </w:lvl>
-    <w:lvl w:ilvl="4" w:tplc="71EC0886">
+    <w:lvl w:ilvl="4" w:tplc="B2AC01CC">
       <w:numFmt w:val="decimal"/>
       <w:lvlText w:val=""/>
       <w:lvlJc w:val="left"/>
     </w:lvl>
-    <w:lvl w:ilvl="5" w:tplc="6016CA94">
+    <w:lvl w:ilvl="5" w:tplc="6C626FAE">
       <w:numFmt w:val="decimal"/>
       <w:lvlText w:val=""/>
       <w:lvlJc w:val="left"/>
     </w:lvl>
-    <w:lvl w:ilvl="6" w:tplc="497A1BA8">
+    <w:lvl w:ilvl="6" w:tplc="CF6E3954">
       <w:numFmt w:val="decimal"/>
       <w:lvlText w:val=""/>
       <w:lvlJc w:val="left"/>
     </w:lvl>
-    <w:lvl w:ilvl="7" w:tplc="4184EFC4">
+    <w:lvl w:ilvl="7" w:tplc="BD701F34">
       <w:numFmt w:val="decimal"/>
       <w:lvlText w:val=""/>
       <w:lvlJc w:val="left"/>
     </w:lvl>
-    <w:lvl w:ilvl="8" w:tplc="C6147C70">
+    <w:lvl w:ilvl="8" w:tplc="8F342A44">
       <w:numFmt w:val="decimal"/>
       <w:lvlText w:val=""/>
       <w:lvlJc w:val="left"/>
     </w:lvl>
   </w:abstractNum>
   <w:abstractNum w:abstractNumId="5" w15:restartNumberingAfterBreak="0">
-    <w:nsid w:val="1A927D75"/>
+    <w:nsid w:val="189F5253"/>
     <w:multiLevelType w:val="hybridMultilevel"/>
-    <w:tmpl w:val="96BAC16C"/>
-    <w:lvl w:ilvl="0" w:tplc="E676E0D0">
+    <w:tmpl w:val="142ACEB6"/>
+    <w:lvl w:ilvl="0" w:tplc="9D4E5B66">
       <w:start w:val="1"/>
       <w:numFmt w:val="decimal"/>
       <w:lvlText w:val="%1."/>
@@ -37366,52 +38128,52 @@
         <w:color w:val="A67C27"/>
       </w:rPr>
     </w:lvl>
-    <w:lvl w:ilvl="1" w:tplc="078AAC62">
+    <w:lvl w:ilvl="1" w:tplc="C916D468">
       <w:numFmt w:val="decimal"/>
       <w:lvlText w:val=""/>
       <w:lvlJc w:val="left"/>
     </w:lvl>
-    <w:lvl w:ilvl="2" w:tplc="9648E31C">
+    <w:lvl w:ilvl="2" w:tplc="48041AE6">
       <w:numFmt w:val="decimal"/>
       <w:lvlText w:val=""/>
       <w:lvlJc w:val="left"/>
     </w:lvl>
-    <w:lvl w:ilvl="3" w:tplc="40C065C6">
+    <w:lvl w:ilvl="3" w:tplc="5E02D396">
       <w:numFmt w:val="decimal"/>
       <w:lvlText w:val=""/>
       <w:lvlJc w:val="left"/>
     </w:lvl>
-    <w:lvl w:ilvl="4" w:tplc="E3B66E80">
+    <w:lvl w:ilvl="4" w:tplc="995CF542">
       <w:numFmt w:val="decimal"/>
       <w:lvlText w:val=""/>
       <w:lvlJc w:val="left"/>
     </w:lvl>
-    <w:lvl w:ilvl="5" w:tplc="897824EE">
+    <w:lvl w:ilvl="5" w:tplc="72021D6A">
       <w:numFmt w:val="decimal"/>
       <w:lvlText w:val=""/>
       <w:lvlJc w:val="left"/>
     </w:lvl>
-    <w:lvl w:ilvl="6" w:tplc="472CCDF4">
+    <w:lvl w:ilvl="6" w:tplc="B4664126">
       <w:numFmt w:val="decimal"/>
       <w:lvlText w:val=""/>
       <w:lvlJc w:val="left"/>
     </w:lvl>
-    <w:lvl w:ilvl="7" w:tplc="9F90C8A2">
+    <w:lvl w:ilvl="7" w:tplc="D9A638A6">
       <w:numFmt w:val="decimal"/>
       <w:lvlText w:val=""/>
       <w:lvlJc w:val="left"/>
     </w:lvl>
-    <w:lvl w:ilvl="8" w:tplc="80DC1792">
+    <w:lvl w:ilvl="8" w:tplc="8B7A73D4">
       <w:numFmt w:val="decimal"/>
       <w:lvlText w:val=""/>
       <w:lvlJc w:val="left"/>
     </w:lvl>
   </w:abstractNum>
   <w:abstractNum w:abstractNumId="6" w15:restartNumberingAfterBreak="0">
-    <w:nsid w:val="1DC67657"/>
+    <w:nsid w:val="1B3B4B73"/>
     <w:multiLevelType w:val="hybridMultilevel"/>
-    <w:tmpl w:val="7E0AC84A"/>
-    <w:lvl w:ilvl="0" w:tplc="6E9A812A">
+    <w:tmpl w:val="88F0EB9E"/>
+    <w:lvl w:ilvl="0" w:tplc="9208BBEC">
       <w:start w:val="1"/>
       <w:numFmt w:val="decimal"/>
       <w:lvlText w:val="%1."/>
@@ -37425,52 +38187,52 @@
         <w:color w:val="A67C27"/>
       </w:rPr>
     </w:lvl>
-    <w:lvl w:ilvl="1" w:tplc="BAB663B4">
+    <w:lvl w:ilvl="1" w:tplc="C3507940">
       <w:numFmt w:val="decimal"/>
       <w:lvlText w:val=""/>
       <w:lvlJc w:val="left"/>
     </w:lvl>
-    <w:lvl w:ilvl="2" w:tplc="78E465BE">
+    <w:lvl w:ilvl="2" w:tplc="16B456C2">
       <w:numFmt w:val="decimal"/>
       <w:lvlText w:val=""/>
       <w:lvlJc w:val="left"/>
     </w:lvl>
-    <w:lvl w:ilvl="3" w:tplc="BD84FB60">
+    <w:lvl w:ilvl="3" w:tplc="AC04C37C">
       <w:numFmt w:val="decimal"/>
       <w:lvlText w:val=""/>
       <w:lvlJc w:val="left"/>
     </w:lvl>
-    <w:lvl w:ilvl="4" w:tplc="17FEAC86">
+    <w:lvl w:ilvl="4" w:tplc="F4421EDC">
       <w:numFmt w:val="decimal"/>
       <w:lvlText w:val=""/>
       <w:lvlJc w:val="left"/>
     </w:lvl>
-    <w:lvl w:ilvl="5" w:tplc="2DDA7794">
+    <w:lvl w:ilvl="5" w:tplc="68669A64">
       <w:numFmt w:val="decimal"/>
       <w:lvlText w:val=""/>
       <w:lvlJc w:val="left"/>
     </w:lvl>
-    <w:lvl w:ilvl="6" w:tplc="02D4FAAE">
+    <w:lvl w:ilvl="6" w:tplc="96CEFF28">
       <w:numFmt w:val="decimal"/>
       <w:lvlText w:val=""/>
       <w:lvlJc w:val="left"/>
     </w:lvl>
-    <w:lvl w:ilvl="7" w:tplc="A6629174">
+    <w:lvl w:ilvl="7" w:tplc="6616CD2A">
       <w:numFmt w:val="decimal"/>
       <w:lvlText w:val=""/>
       <w:lvlJc w:val="left"/>
     </w:lvl>
-    <w:lvl w:ilvl="8" w:tplc="7D5814A6">
+    <w:lvl w:ilvl="8" w:tplc="68E20430">
       <w:numFmt w:val="decimal"/>
       <w:lvlText w:val=""/>
       <w:lvlJc w:val="left"/>
     </w:lvl>
   </w:abstractNum>
   <w:abstractNum w:abstractNumId="7" w15:restartNumberingAfterBreak="0">
-    <w:nsid w:val="2652565C"/>
+    <w:nsid w:val="1E706AB2"/>
     <w:multiLevelType w:val="hybridMultilevel"/>
-    <w:tmpl w:val="C0C839AE"/>
-    <w:lvl w:ilvl="0" w:tplc="4552E4EA">
+    <w:tmpl w:val="19B69A64"/>
+    <w:lvl w:ilvl="0" w:tplc="8DD4A14E">
       <w:start w:val="1"/>
       <w:numFmt w:val="decimal"/>
       <w:lvlText w:val="%1."/>
@@ -37484,52 +38246,52 @@
         <w:color w:val="A67C27"/>
       </w:rPr>
     </w:lvl>
-    <w:lvl w:ilvl="1" w:tplc="99C801CC">
+    <w:lvl w:ilvl="1" w:tplc="A6DA6F68">
       <w:numFmt w:val="decimal"/>
       <w:lvlText w:val=""/>
       <w:lvlJc w:val="left"/>
     </w:lvl>
-    <w:lvl w:ilvl="2" w:tplc="32FA1DD6">
+    <w:lvl w:ilvl="2" w:tplc="8CBEBAFC">
       <w:numFmt w:val="decimal"/>
       <w:lvlText w:val=""/>
       <w:lvlJc w:val="left"/>
     </w:lvl>
-    <w:lvl w:ilvl="3" w:tplc="DF541A38">
+    <w:lvl w:ilvl="3" w:tplc="E8DAB4D4">
       <w:numFmt w:val="decimal"/>
       <w:lvlText w:val=""/>
       <w:lvlJc w:val="left"/>
     </w:lvl>
-    <w:lvl w:ilvl="4" w:tplc="295AD10A">
+    <w:lvl w:ilvl="4" w:tplc="96B8C09C">
       <w:numFmt w:val="decimal"/>
       <w:lvlText w:val=""/>
       <w:lvlJc w:val="left"/>
     </w:lvl>
-    <w:lvl w:ilvl="5" w:tplc="FA5EAFE8">
+    <w:lvl w:ilvl="5" w:tplc="A0FAFE48">
       <w:numFmt w:val="decimal"/>
       <w:lvlText w:val=""/>
       <w:lvlJc w:val="left"/>
     </w:lvl>
-    <w:lvl w:ilvl="6" w:tplc="07E08DFA">
+    <w:lvl w:ilvl="6" w:tplc="CC6CD81E">
       <w:numFmt w:val="decimal"/>
       <w:lvlText w:val=""/>
       <w:lvlJc w:val="left"/>
     </w:lvl>
-    <w:lvl w:ilvl="7" w:tplc="2A7C5B06">
+    <w:lvl w:ilvl="7" w:tplc="AB1027EC">
       <w:numFmt w:val="decimal"/>
       <w:lvlText w:val=""/>
       <w:lvlJc w:val="left"/>
     </w:lvl>
-    <w:lvl w:ilvl="8" w:tplc="66D2DD28">
+    <w:lvl w:ilvl="8" w:tplc="1534BD66">
       <w:numFmt w:val="decimal"/>
       <w:lvlText w:val=""/>
       <w:lvlJc w:val="left"/>
     </w:lvl>
   </w:abstractNum>
   <w:abstractNum w:abstractNumId="8" w15:restartNumberingAfterBreak="0">
-    <w:nsid w:val="2AB93D44"/>
+    <w:nsid w:val="1FCC04C5"/>
     <w:multiLevelType w:val="hybridMultilevel"/>
-    <w:tmpl w:val="4CD28134"/>
-    <w:lvl w:ilvl="0" w:tplc="19A0706E">
+    <w:tmpl w:val="307C8F6A"/>
+    <w:lvl w:ilvl="0" w:tplc="3B10415E">
       <w:start w:val="1"/>
       <w:numFmt w:val="decimal"/>
       <w:lvlText w:val="%1."/>
@@ -37543,52 +38305,52 @@
         <w:color w:val="A67C27"/>
       </w:rPr>
     </w:lvl>
-    <w:lvl w:ilvl="1" w:tplc="B7E0B9A2">
+    <w:lvl w:ilvl="1" w:tplc="3B20C3DA">
       <w:numFmt w:val="decimal"/>
       <w:lvlText w:val=""/>
       <w:lvlJc w:val="left"/>
     </w:lvl>
-    <w:lvl w:ilvl="2" w:tplc="1980B546">
+    <w:lvl w:ilvl="2" w:tplc="2688A254">
       <w:numFmt w:val="decimal"/>
       <w:lvlText w:val=""/>
       <w:lvlJc w:val="left"/>
     </w:lvl>
-    <w:lvl w:ilvl="3" w:tplc="E21E24F4">
+    <w:lvl w:ilvl="3" w:tplc="0C52FE84">
       <w:numFmt w:val="decimal"/>
       <w:lvlText w:val=""/>
       <w:lvlJc w:val="left"/>
     </w:lvl>
-    <w:lvl w:ilvl="4" w:tplc="F8E29850">
+    <w:lvl w:ilvl="4" w:tplc="B36E18A8">
       <w:numFmt w:val="decimal"/>
       <w:lvlText w:val=""/>
       <w:lvlJc w:val="left"/>
     </w:lvl>
-    <w:lvl w:ilvl="5" w:tplc="CE30BF00">
+    <w:lvl w:ilvl="5" w:tplc="6B8A11E4">
       <w:numFmt w:val="decimal"/>
       <w:lvlText w:val=""/>
       <w:lvlJc w:val="left"/>
     </w:lvl>
-    <w:lvl w:ilvl="6" w:tplc="F5EAA2C0">
+    <w:lvl w:ilvl="6" w:tplc="DC86BEDE">
       <w:numFmt w:val="decimal"/>
       <w:lvlText w:val=""/>
       <w:lvlJc w:val="left"/>
     </w:lvl>
-    <w:lvl w:ilvl="7" w:tplc="2286DF7E">
+    <w:lvl w:ilvl="7" w:tplc="C6D67CBC">
       <w:numFmt w:val="decimal"/>
       <w:lvlText w:val=""/>
       <w:lvlJc w:val="left"/>
     </w:lvl>
-    <w:lvl w:ilvl="8" w:tplc="844841E2">
+    <w:lvl w:ilvl="8" w:tplc="9D8206C8">
       <w:numFmt w:val="decimal"/>
       <w:lvlText w:val=""/>
       <w:lvlJc w:val="left"/>
     </w:lvl>
   </w:abstractNum>
   <w:abstractNum w:abstractNumId="9" w15:restartNumberingAfterBreak="0">
-    <w:nsid w:val="2E412319"/>
+    <w:nsid w:val="24C3042A"/>
     <w:multiLevelType w:val="hybridMultilevel"/>
-    <w:tmpl w:val="73E0BC28"/>
-    <w:lvl w:ilvl="0" w:tplc="CA84C440">
+    <w:tmpl w:val="CD4C6388"/>
+    <w:lvl w:ilvl="0" w:tplc="C814487A">
       <w:start w:val="1"/>
       <w:numFmt w:val="decimal"/>
       <w:lvlText w:val="%1."/>
@@ -37602,138 +38364,52 @@
         <w:color w:val="A67C27"/>
       </w:rPr>
     </w:lvl>
-    <w:lvl w:ilvl="1" w:tplc="74207D42">
+    <w:lvl w:ilvl="1" w:tplc="CA62C6E6">
       <w:numFmt w:val="decimal"/>
       <w:lvlText w:val=""/>
       <w:lvlJc w:val="left"/>
     </w:lvl>
-    <w:lvl w:ilvl="2" w:tplc="B69873BA">
+    <w:lvl w:ilvl="2" w:tplc="DE667FCE">
       <w:numFmt w:val="decimal"/>
       <w:lvlText w:val=""/>
       <w:lvlJc w:val="left"/>
     </w:lvl>
-    <w:lvl w:ilvl="3" w:tplc="18F83660">
+    <w:lvl w:ilvl="3" w:tplc="863C2544">
       <w:numFmt w:val="decimal"/>
       <w:lvlText w:val=""/>
       <w:lvlJc w:val="left"/>
     </w:lvl>
-    <w:lvl w:ilvl="4" w:tplc="766C8994">
+    <w:lvl w:ilvl="4" w:tplc="F8323F74">
       <w:numFmt w:val="decimal"/>
       <w:lvlText w:val=""/>
       <w:lvlJc w:val="left"/>
     </w:lvl>
-    <w:lvl w:ilvl="5" w:tplc="7D3AB33A">
+    <w:lvl w:ilvl="5" w:tplc="CB68F338">
       <w:numFmt w:val="decimal"/>
       <w:lvlText w:val=""/>
       <w:lvlJc w:val="left"/>
     </w:lvl>
-    <w:lvl w:ilvl="6" w:tplc="24CE3B4A">
+    <w:lvl w:ilvl="6" w:tplc="474EED32">
       <w:numFmt w:val="decimal"/>
       <w:lvlText w:val=""/>
       <w:lvlJc w:val="left"/>
     </w:lvl>
-    <w:lvl w:ilvl="7" w:tplc="F0E40894">
+    <w:lvl w:ilvl="7" w:tplc="195C3BDE">
       <w:numFmt w:val="decimal"/>
       <w:lvlText w:val=""/>
       <w:lvlJc w:val="left"/>
     </w:lvl>
-    <w:lvl w:ilvl="8" w:tplc="7A5A60CA">
+    <w:lvl w:ilvl="8" w:tplc="2F7032FC">
       <w:numFmt w:val="decimal"/>
       <w:lvlText w:val=""/>
       <w:lvlJc w:val="left"/>
     </w:lvl>
   </w:abstractNum>
   <w:abstractNum w:abstractNumId="10" w15:restartNumberingAfterBreak="0">
-    <w:nsid w:val="31124AEB"/>
+    <w:nsid w:val="27FF1550"/>
     <w:multiLevelType w:val="hybridMultilevel"/>
-    <w:tmpl w:val="AEC449F2"/>
-    <w:lvl w:ilvl="0" w:tplc="40AC9306">
-      <w:start w:val="1"/>
-      <w:numFmt w:val="bullet"/>
-      <w:lvlText w:val="●"/>
-      <w:lvlJc w:val="left"/>
-      <w:pPr>
-        <w:ind w:left="720" w:hanging="360"/>
-      </w:pPr>
-    </w:lvl>
-    <w:lvl w:ilvl="1" w:tplc="C89A798A">
-      <w:start w:val="1"/>
-      <w:numFmt w:val="bullet"/>
-      <w:lvlText w:val="○"/>
-      <w:lvlJc w:val="left"/>
-      <w:pPr>
-        <w:ind w:left="1440" w:hanging="360"/>
-      </w:pPr>
-    </w:lvl>
-    <w:lvl w:ilvl="2" w:tplc="2A6E2BA4">
-      <w:start w:val="1"/>
-      <w:numFmt w:val="bullet"/>
-      <w:lvlText w:val="■"/>
-      <w:lvlJc w:val="left"/>
-      <w:pPr>
-        <w:ind w:left="2160" w:hanging="360"/>
-      </w:pPr>
-    </w:lvl>
-    <w:lvl w:ilvl="3" w:tplc="BC8AAC90">
-      <w:start w:val="1"/>
-      <w:numFmt w:val="bullet"/>
-      <w:lvlText w:val="●"/>
-      <w:lvlJc w:val="left"/>
-      <w:pPr>
-        <w:ind w:left="2880" w:hanging="360"/>
-      </w:pPr>
-    </w:lvl>
-    <w:lvl w:ilvl="4" w:tplc="7E96D550">
-      <w:start w:val="1"/>
-      <w:numFmt w:val="bullet"/>
-      <w:lvlText w:val="○"/>
-      <w:lvlJc w:val="left"/>
-      <w:pPr>
-        <w:ind w:left="3600" w:hanging="360"/>
-      </w:pPr>
-    </w:lvl>
-    <w:lvl w:ilvl="5" w:tplc="E6B06A2C">
-      <w:start w:val="1"/>
-      <w:numFmt w:val="bullet"/>
-      <w:lvlText w:val="■"/>
-      <w:lvlJc w:val="left"/>
-      <w:pPr>
-        <w:ind w:left="4320" w:hanging="360"/>
-      </w:pPr>
-    </w:lvl>
-    <w:lvl w:ilvl="6" w:tplc="7DDAA63A">
-      <w:start w:val="1"/>
-      <w:numFmt w:val="bullet"/>
-      <w:lvlText w:val="●"/>
-      <w:lvlJc w:val="left"/>
-      <w:pPr>
-        <w:ind w:left="5040" w:hanging="360"/>
-      </w:pPr>
-    </w:lvl>
-    <w:lvl w:ilvl="7" w:tplc="68202DD0">
-      <w:start w:val="1"/>
-      <w:numFmt w:val="bullet"/>
-      <w:lvlText w:val="●"/>
-      <w:lvlJc w:val="left"/>
-      <w:pPr>
-        <w:ind w:left="5760" w:hanging="360"/>
-      </w:pPr>
-    </w:lvl>
-    <w:lvl w:ilvl="8" w:tplc="146A6F3E">
-      <w:start w:val="1"/>
-      <w:numFmt w:val="bullet"/>
-      <w:lvlText w:val="●"/>
-      <w:lvlJc w:val="left"/>
-      <w:pPr>
-        <w:ind w:left="6480" w:hanging="360"/>
-      </w:pPr>
-    </w:lvl>
-  </w:abstractNum>
-  <w:abstractNum w:abstractNumId="11" w15:restartNumberingAfterBreak="0">
-    <w:nsid w:val="366D3865"/>
-    <w:multiLevelType w:val="hybridMultilevel"/>
-    <w:tmpl w:val="544C72B0"/>
-    <w:lvl w:ilvl="0" w:tplc="67BCF410">
+    <w:tmpl w:val="AFF4B3DC"/>
+    <w:lvl w:ilvl="0" w:tplc="94A64C00">
       <w:start w:val="1"/>
       <w:numFmt w:val="decimal"/>
       <w:lvlText w:val="%1."/>
@@ -37747,52 +38423,169 @@
         <w:color w:val="A67C27"/>
       </w:rPr>
     </w:lvl>
-    <w:lvl w:ilvl="1" w:tplc="BB34641A">
+    <w:lvl w:ilvl="1" w:tplc="EEDAAD26">
       <w:numFmt w:val="decimal"/>
       <w:lvlText w:val=""/>
       <w:lvlJc w:val="left"/>
     </w:lvl>
-    <w:lvl w:ilvl="2" w:tplc="AE6251EE">
+    <w:lvl w:ilvl="2" w:tplc="223EF45E">
       <w:numFmt w:val="decimal"/>
       <w:lvlText w:val=""/>
       <w:lvlJc w:val="left"/>
     </w:lvl>
-    <w:lvl w:ilvl="3" w:tplc="A0FEE14E">
+    <w:lvl w:ilvl="3" w:tplc="7ECA84BE">
       <w:numFmt w:val="decimal"/>
       <w:lvlText w:val=""/>
       <w:lvlJc w:val="left"/>
     </w:lvl>
-    <w:lvl w:ilvl="4" w:tplc="1BC46D7C">
+    <w:lvl w:ilvl="4" w:tplc="F4DC661E">
       <w:numFmt w:val="decimal"/>
       <w:lvlText w:val=""/>
       <w:lvlJc w:val="left"/>
     </w:lvl>
-    <w:lvl w:ilvl="5" w:tplc="B0F8B700">
+    <w:lvl w:ilvl="5" w:tplc="FFDC32FA">
       <w:numFmt w:val="decimal"/>
       <w:lvlText w:val=""/>
       <w:lvlJc w:val="left"/>
     </w:lvl>
-    <w:lvl w:ilvl="6" w:tplc="3488A476">
+    <w:lvl w:ilvl="6" w:tplc="F60CD436">
       <w:numFmt w:val="decimal"/>
       <w:lvlText w:val=""/>
       <w:lvlJc w:val="left"/>
     </w:lvl>
-    <w:lvl w:ilvl="7" w:tplc="D0FCD3B4">
+    <w:lvl w:ilvl="7" w:tplc="CFCE98E6">
       <w:numFmt w:val="decimal"/>
       <w:lvlText w:val=""/>
       <w:lvlJc w:val="left"/>
     </w:lvl>
-    <w:lvl w:ilvl="8" w:tplc="4A3A19B4">
+    <w:lvl w:ilvl="8" w:tplc="55226844">
+      <w:numFmt w:val="decimal"/>
+      <w:lvlText w:val=""/>
+      <w:lvlJc w:val="left"/>
+    </w:lvl>
+  </w:abstractNum>
+  <w:abstractNum w:abstractNumId="11" w15:restartNumberingAfterBreak="0">
+    <w:nsid w:val="2B8B1DB3"/>
+    <w:multiLevelType w:val="hybridMultilevel"/>
+    <w:tmpl w:val="2D5EC63C"/>
+    <w:lvl w:ilvl="0" w:tplc="88E676F8">
+      <w:start w:val="1"/>
+      <w:numFmt w:val="decimal"/>
+      <w:lvlText w:val="%1."/>
+      <w:lvlJc w:val="left"/>
+      <w:pPr>
+        <w:ind w:left="460" w:hanging="360"/>
+      </w:pPr>
+      <w:rPr>
+        <w:b/>
+        <w:bCs/>
+        <w:color w:val="A67C27"/>
+      </w:rPr>
+    </w:lvl>
+    <w:lvl w:ilvl="1" w:tplc="96863C18">
+      <w:numFmt w:val="decimal"/>
+      <w:lvlText w:val=""/>
+      <w:lvlJc w:val="left"/>
+    </w:lvl>
+    <w:lvl w:ilvl="2" w:tplc="E112EFCA">
+      <w:numFmt w:val="decimal"/>
+      <w:lvlText w:val=""/>
+      <w:lvlJc w:val="left"/>
+    </w:lvl>
+    <w:lvl w:ilvl="3" w:tplc="C5000C2A">
+      <w:numFmt w:val="decimal"/>
+      <w:lvlText w:val=""/>
+      <w:lvlJc w:val="left"/>
+    </w:lvl>
+    <w:lvl w:ilvl="4" w:tplc="ED8239A2">
+      <w:numFmt w:val="decimal"/>
+      <w:lvlText w:val=""/>
+      <w:lvlJc w:val="left"/>
+    </w:lvl>
+    <w:lvl w:ilvl="5" w:tplc="8676EF8A">
+      <w:numFmt w:val="decimal"/>
+      <w:lvlText w:val=""/>
+      <w:lvlJc w:val="left"/>
+    </w:lvl>
+    <w:lvl w:ilvl="6" w:tplc="38D0CD2E">
+      <w:numFmt w:val="decimal"/>
+      <w:lvlText w:val=""/>
+      <w:lvlJc w:val="left"/>
+    </w:lvl>
+    <w:lvl w:ilvl="7" w:tplc="D264D616">
+      <w:numFmt w:val="decimal"/>
+      <w:lvlText w:val=""/>
+      <w:lvlJc w:val="left"/>
+    </w:lvl>
+    <w:lvl w:ilvl="8" w:tplc="B30C435A">
       <w:numFmt w:val="decimal"/>
       <w:lvlText w:val=""/>
       <w:lvlJc w:val="left"/>
     </w:lvl>
   </w:abstractNum>
   <w:abstractNum w:abstractNumId="12" w15:restartNumberingAfterBreak="0">
-    <w:nsid w:val="39424BA0"/>
+    <w:nsid w:val="31CA6235"/>
     <w:multiLevelType w:val="hybridMultilevel"/>
-    <w:tmpl w:val="21867996"/>
-    <w:lvl w:ilvl="0" w:tplc="134EDAD6">
+    <w:tmpl w:val="9A369980"/>
+    <w:lvl w:ilvl="0" w:tplc="6582C5D8">
+      <w:start w:val="1"/>
+      <w:numFmt w:val="bullet"/>
+      <w:lvlText w:val="•"/>
+      <w:lvlJc w:val="left"/>
+      <w:pPr>
+        <w:ind w:left="460" w:hanging="280"/>
+      </w:pPr>
+    </w:lvl>
+    <w:lvl w:ilvl="1" w:tplc="63169F80">
+      <w:start w:val="1"/>
+      <w:numFmt w:val="bullet"/>
+      <w:lvlText w:val="–"/>
+      <w:lvlJc w:val="left"/>
+      <w:pPr>
+        <w:ind w:left="900" w:hanging="280"/>
+      </w:pPr>
+    </w:lvl>
+    <w:lvl w:ilvl="2" w:tplc="6BA04FA2">
+      <w:numFmt w:val="decimal"/>
+      <w:lvlText w:val=""/>
+      <w:lvlJc w:val="left"/>
+    </w:lvl>
+    <w:lvl w:ilvl="3" w:tplc="9382533C">
+      <w:numFmt w:val="decimal"/>
+      <w:lvlText w:val=""/>
+      <w:lvlJc w:val="left"/>
+    </w:lvl>
+    <w:lvl w:ilvl="4" w:tplc="ABC89D6E">
+      <w:numFmt w:val="decimal"/>
+      <w:lvlText w:val=""/>
+      <w:lvlJc w:val="left"/>
+    </w:lvl>
+    <w:lvl w:ilvl="5" w:tplc="2B8853DA">
+      <w:numFmt w:val="decimal"/>
+      <w:lvlText w:val=""/>
+      <w:lvlJc w:val="left"/>
+    </w:lvl>
+    <w:lvl w:ilvl="6" w:tplc="6074A1C4">
+      <w:numFmt w:val="decimal"/>
+      <w:lvlText w:val=""/>
+      <w:lvlJc w:val="left"/>
+    </w:lvl>
+    <w:lvl w:ilvl="7" w:tplc="5914CC00">
+      <w:numFmt w:val="decimal"/>
+      <w:lvlText w:val=""/>
+      <w:lvlJc w:val="left"/>
+    </w:lvl>
+    <w:lvl w:ilvl="8" w:tplc="C2DABA68">
+      <w:numFmt w:val="decimal"/>
+      <w:lvlText w:val=""/>
+      <w:lvlJc w:val="left"/>
+    </w:lvl>
+  </w:abstractNum>
+  <w:abstractNum w:abstractNumId="13" w15:restartNumberingAfterBreak="0">
+    <w:nsid w:val="32157FB8"/>
+    <w:multiLevelType w:val="hybridMultilevel"/>
+    <w:tmpl w:val="FFBEBE8E"/>
+    <w:lvl w:ilvl="0" w:tplc="FEC0B55C">
       <w:start w:val="1"/>
       <w:numFmt w:val="decimal"/>
       <w:lvlText w:val="%1."/>
@@ -37806,52 +38599,52 @@
         <w:color w:val="A67C27"/>
       </w:rPr>
     </w:lvl>
-    <w:lvl w:ilvl="1" w:tplc="C92C590E">
+    <w:lvl w:ilvl="1" w:tplc="2ADED04C">
       <w:numFmt w:val="decimal"/>
       <w:lvlText w:val=""/>
       <w:lvlJc w:val="left"/>
     </w:lvl>
-    <w:lvl w:ilvl="2" w:tplc="C81C5828">
+    <w:lvl w:ilvl="2" w:tplc="70A86F50">
       <w:numFmt w:val="decimal"/>
       <w:lvlText w:val=""/>
       <w:lvlJc w:val="left"/>
     </w:lvl>
-    <w:lvl w:ilvl="3" w:tplc="78E8F35A">
+    <w:lvl w:ilvl="3" w:tplc="AE7E9F56">
       <w:numFmt w:val="decimal"/>
       <w:lvlText w:val=""/>
       <w:lvlJc w:val="left"/>
     </w:lvl>
-    <w:lvl w:ilvl="4" w:tplc="66486410">
+    <w:lvl w:ilvl="4" w:tplc="11788BEC">
       <w:numFmt w:val="decimal"/>
       <w:lvlText w:val=""/>
       <w:lvlJc w:val="left"/>
     </w:lvl>
-    <w:lvl w:ilvl="5" w:tplc="47282958">
+    <w:lvl w:ilvl="5" w:tplc="657A7002">
       <w:numFmt w:val="decimal"/>
       <w:lvlText w:val=""/>
       <w:lvlJc w:val="left"/>
     </w:lvl>
-    <w:lvl w:ilvl="6" w:tplc="79DA0DA4">
+    <w:lvl w:ilvl="6" w:tplc="5F70A2DA">
       <w:numFmt w:val="decimal"/>
       <w:lvlText w:val=""/>
       <w:lvlJc w:val="left"/>
     </w:lvl>
-    <w:lvl w:ilvl="7" w:tplc="CE145576">
+    <w:lvl w:ilvl="7" w:tplc="16448D68">
       <w:numFmt w:val="decimal"/>
       <w:lvlText w:val=""/>
       <w:lvlJc w:val="left"/>
     </w:lvl>
-    <w:lvl w:ilvl="8" w:tplc="11F07266">
+    <w:lvl w:ilvl="8" w:tplc="3B5A494C">
       <w:numFmt w:val="decimal"/>
       <w:lvlText w:val=""/>
       <w:lvlJc w:val="left"/>
     </w:lvl>
   </w:abstractNum>
-  <w:abstractNum w:abstractNumId="13" w15:restartNumberingAfterBreak="0">
-    <w:nsid w:val="3D256665"/>
+  <w:abstractNum w:abstractNumId="14" w15:restartNumberingAfterBreak="0">
+    <w:nsid w:val="339767D3"/>
     <w:multiLevelType w:val="hybridMultilevel"/>
-    <w:tmpl w:val="1B0E2920"/>
-    <w:lvl w:ilvl="0" w:tplc="0D720C10">
+    <w:tmpl w:val="B478DE64"/>
+    <w:lvl w:ilvl="0" w:tplc="338ABBEC">
       <w:start w:val="1"/>
       <w:numFmt w:val="decimal"/>
       <w:lvlText w:val="%1."/>
@@ -37865,52 +38658,52 @@
         <w:color w:val="A67C27"/>
       </w:rPr>
     </w:lvl>
-    <w:lvl w:ilvl="1" w:tplc="34283ADC">
+    <w:lvl w:ilvl="1" w:tplc="E202E146">
       <w:numFmt w:val="decimal"/>
       <w:lvlText w:val=""/>
       <w:lvlJc w:val="left"/>
     </w:lvl>
-    <w:lvl w:ilvl="2" w:tplc="7EC6EA70">
+    <w:lvl w:ilvl="2" w:tplc="C6B0F592">
       <w:numFmt w:val="decimal"/>
       <w:lvlText w:val=""/>
       <w:lvlJc w:val="left"/>
     </w:lvl>
-    <w:lvl w:ilvl="3" w:tplc="8AD8E088">
+    <w:lvl w:ilvl="3" w:tplc="8DBA9F82">
       <w:numFmt w:val="decimal"/>
       <w:lvlText w:val=""/>
       <w:lvlJc w:val="left"/>
     </w:lvl>
-    <w:lvl w:ilvl="4" w:tplc="55F627A8">
+    <w:lvl w:ilvl="4" w:tplc="AB1614BE">
       <w:numFmt w:val="decimal"/>
       <w:lvlText w:val=""/>
       <w:lvlJc w:val="left"/>
     </w:lvl>
-    <w:lvl w:ilvl="5" w:tplc="A56A7288">
+    <w:lvl w:ilvl="5" w:tplc="FD7C11D4">
       <w:numFmt w:val="decimal"/>
       <w:lvlText w:val=""/>
       <w:lvlJc w:val="left"/>
     </w:lvl>
-    <w:lvl w:ilvl="6" w:tplc="6DCA529C">
+    <w:lvl w:ilvl="6" w:tplc="38487250">
       <w:numFmt w:val="decimal"/>
       <w:lvlText w:val=""/>
       <w:lvlJc w:val="left"/>
     </w:lvl>
-    <w:lvl w:ilvl="7" w:tplc="C420BCFA">
+    <w:lvl w:ilvl="7" w:tplc="E57435F8">
       <w:numFmt w:val="decimal"/>
       <w:lvlText w:val=""/>
       <w:lvlJc w:val="left"/>
     </w:lvl>
-    <w:lvl w:ilvl="8" w:tplc="55F85B2E">
+    <w:lvl w:ilvl="8" w:tplc="B6DA3E7E">
       <w:numFmt w:val="decimal"/>
       <w:lvlText w:val=""/>
       <w:lvlJc w:val="left"/>
     </w:lvl>
   </w:abstractNum>
-  <w:abstractNum w:abstractNumId="14" w15:restartNumberingAfterBreak="0">
-    <w:nsid w:val="459C3DE8"/>
+  <w:abstractNum w:abstractNumId="15" w15:restartNumberingAfterBreak="0">
+    <w:nsid w:val="3826378A"/>
     <w:multiLevelType w:val="hybridMultilevel"/>
-    <w:tmpl w:val="3E76BD7A"/>
-    <w:lvl w:ilvl="0" w:tplc="7B98E488">
+    <w:tmpl w:val="D034E266"/>
+    <w:lvl w:ilvl="0" w:tplc="02FE2F3C">
       <w:start w:val="1"/>
       <w:numFmt w:val="decimal"/>
       <w:lvlText w:val="%1."/>
@@ -37924,52 +38717,52 @@
         <w:color w:val="A67C27"/>
       </w:rPr>
     </w:lvl>
-    <w:lvl w:ilvl="1" w:tplc="D30C2F82">
+    <w:lvl w:ilvl="1" w:tplc="63AE627C">
       <w:numFmt w:val="decimal"/>
       <w:lvlText w:val=""/>
       <w:lvlJc w:val="left"/>
     </w:lvl>
-    <w:lvl w:ilvl="2" w:tplc="F2E4B938">
+    <w:lvl w:ilvl="2" w:tplc="ADD0B096">
       <w:numFmt w:val="decimal"/>
       <w:lvlText w:val=""/>
       <w:lvlJc w:val="left"/>
     </w:lvl>
-    <w:lvl w:ilvl="3" w:tplc="35125F6E">
+    <w:lvl w:ilvl="3" w:tplc="E6CCB030">
       <w:numFmt w:val="decimal"/>
       <w:lvlText w:val=""/>
       <w:lvlJc w:val="left"/>
     </w:lvl>
-    <w:lvl w:ilvl="4" w:tplc="543029AC">
+    <w:lvl w:ilvl="4" w:tplc="9E1ACD50">
       <w:numFmt w:val="decimal"/>
       <w:lvlText w:val=""/>
       <w:lvlJc w:val="left"/>
     </w:lvl>
-    <w:lvl w:ilvl="5" w:tplc="FC6A07D8">
+    <w:lvl w:ilvl="5" w:tplc="1CD6AD6C">
       <w:numFmt w:val="decimal"/>
       <w:lvlText w:val=""/>
       <w:lvlJc w:val="left"/>
     </w:lvl>
-    <w:lvl w:ilvl="6" w:tplc="4ABA3E98">
+    <w:lvl w:ilvl="6" w:tplc="B268EC1E">
       <w:numFmt w:val="decimal"/>
       <w:lvlText w:val=""/>
       <w:lvlJc w:val="left"/>
     </w:lvl>
-    <w:lvl w:ilvl="7" w:tplc="B2D2D1E2">
+    <w:lvl w:ilvl="7" w:tplc="C4AA4EB2">
       <w:numFmt w:val="decimal"/>
       <w:lvlText w:val=""/>
       <w:lvlJc w:val="left"/>
     </w:lvl>
-    <w:lvl w:ilvl="8" w:tplc="7A466A1C">
+    <w:lvl w:ilvl="8" w:tplc="611C02D0">
       <w:numFmt w:val="decimal"/>
       <w:lvlText w:val=""/>
       <w:lvlJc w:val="left"/>
     </w:lvl>
   </w:abstractNum>
-  <w:abstractNum w:abstractNumId="15" w15:restartNumberingAfterBreak="0">
-    <w:nsid w:val="4C772A61"/>
+  <w:abstractNum w:abstractNumId="16" w15:restartNumberingAfterBreak="0">
+    <w:nsid w:val="3922107C"/>
     <w:multiLevelType w:val="hybridMultilevel"/>
-    <w:tmpl w:val="FF4CAA40"/>
-    <w:lvl w:ilvl="0" w:tplc="F7D67C3A">
+    <w:tmpl w:val="4F90C1A6"/>
+    <w:lvl w:ilvl="0" w:tplc="720A4E96">
       <w:start w:val="1"/>
       <w:numFmt w:val="decimal"/>
       <w:lvlText w:val="%1."/>
@@ -37983,52 +38776,52 @@
         <w:color w:val="A67C27"/>
       </w:rPr>
     </w:lvl>
-    <w:lvl w:ilvl="1" w:tplc="602CFA94">
+    <w:lvl w:ilvl="1" w:tplc="5D3C3FA2">
       <w:numFmt w:val="decimal"/>
       <w:lvlText w:val=""/>
       <w:lvlJc w:val="left"/>
     </w:lvl>
-    <w:lvl w:ilvl="2" w:tplc="9A02D5DE">
+    <w:lvl w:ilvl="2" w:tplc="825C90BC">
       <w:numFmt w:val="decimal"/>
       <w:lvlText w:val=""/>
       <w:lvlJc w:val="left"/>
     </w:lvl>
-    <w:lvl w:ilvl="3" w:tplc="1EAAAA8C">
+    <w:lvl w:ilvl="3" w:tplc="EB5CD51A">
       <w:numFmt w:val="decimal"/>
       <w:lvlText w:val=""/>
       <w:lvlJc w:val="left"/>
     </w:lvl>
-    <w:lvl w:ilvl="4" w:tplc="5C409DBE">
+    <w:lvl w:ilvl="4" w:tplc="BCDE275A">
       <w:numFmt w:val="decimal"/>
       <w:lvlText w:val=""/>
       <w:lvlJc w:val="left"/>
     </w:lvl>
-    <w:lvl w:ilvl="5" w:tplc="174C290A">
+    <w:lvl w:ilvl="5" w:tplc="2FE81D64">
       <w:numFmt w:val="decimal"/>
       <w:lvlText w:val=""/>
       <w:lvlJc w:val="left"/>
     </w:lvl>
-    <w:lvl w:ilvl="6" w:tplc="ACD04FEE">
+    <w:lvl w:ilvl="6" w:tplc="E500C616">
       <w:numFmt w:val="decimal"/>
       <w:lvlText w:val=""/>
       <w:lvlJc w:val="left"/>
     </w:lvl>
-    <w:lvl w:ilvl="7" w:tplc="CA584C40">
+    <w:lvl w:ilvl="7" w:tplc="F2E28F8A">
       <w:numFmt w:val="decimal"/>
       <w:lvlText w:val=""/>
       <w:lvlJc w:val="left"/>
     </w:lvl>
-    <w:lvl w:ilvl="8" w:tplc="83109FD2">
+    <w:lvl w:ilvl="8" w:tplc="46EA0488">
       <w:numFmt w:val="decimal"/>
       <w:lvlText w:val=""/>
       <w:lvlJc w:val="left"/>
     </w:lvl>
   </w:abstractNum>
-  <w:abstractNum w:abstractNumId="16" w15:restartNumberingAfterBreak="0">
-    <w:nsid w:val="4CC26C13"/>
+  <w:abstractNum w:abstractNumId="17" w15:restartNumberingAfterBreak="0">
+    <w:nsid w:val="3B380EE3"/>
     <w:multiLevelType w:val="hybridMultilevel"/>
-    <w:tmpl w:val="DC240106"/>
-    <w:lvl w:ilvl="0" w:tplc="BA140366">
+    <w:tmpl w:val="7474180E"/>
+    <w:lvl w:ilvl="0" w:tplc="4080E216">
       <w:start w:val="1"/>
       <w:numFmt w:val="decimal"/>
       <w:lvlText w:val="%1."/>
@@ -38042,52 +38835,52 @@
         <w:color w:val="A67C27"/>
       </w:rPr>
     </w:lvl>
-    <w:lvl w:ilvl="1" w:tplc="C4BC04A0">
+    <w:lvl w:ilvl="1" w:tplc="2854A154">
       <w:numFmt w:val="decimal"/>
       <w:lvlText w:val=""/>
       <w:lvlJc w:val="left"/>
     </w:lvl>
-    <w:lvl w:ilvl="2" w:tplc="ADC01B78">
+    <w:lvl w:ilvl="2" w:tplc="BE567A92">
       <w:numFmt w:val="decimal"/>
       <w:lvlText w:val=""/>
       <w:lvlJc w:val="left"/>
     </w:lvl>
-    <w:lvl w:ilvl="3" w:tplc="3CFE34DE">
+    <w:lvl w:ilvl="3" w:tplc="94889064">
       <w:numFmt w:val="decimal"/>
       <w:lvlText w:val=""/>
       <w:lvlJc w:val="left"/>
     </w:lvl>
-    <w:lvl w:ilvl="4" w:tplc="96C0E02A">
+    <w:lvl w:ilvl="4" w:tplc="EB8AA20E">
       <w:numFmt w:val="decimal"/>
       <w:lvlText w:val=""/>
       <w:lvlJc w:val="left"/>
     </w:lvl>
-    <w:lvl w:ilvl="5" w:tplc="41640E2C">
+    <w:lvl w:ilvl="5" w:tplc="679E8C24">
       <w:numFmt w:val="decimal"/>
       <w:lvlText w:val=""/>
       <w:lvlJc w:val="left"/>
     </w:lvl>
-    <w:lvl w:ilvl="6" w:tplc="288E5A64">
+    <w:lvl w:ilvl="6" w:tplc="DAB86602">
       <w:numFmt w:val="decimal"/>
       <w:lvlText w:val=""/>
       <w:lvlJc w:val="left"/>
     </w:lvl>
-    <w:lvl w:ilvl="7" w:tplc="413613B8">
+    <w:lvl w:ilvl="7" w:tplc="BADE7FFE">
       <w:numFmt w:val="decimal"/>
       <w:lvlText w:val=""/>
       <w:lvlJc w:val="left"/>
     </w:lvl>
-    <w:lvl w:ilvl="8" w:tplc="E16EE04E">
+    <w:lvl w:ilvl="8" w:tplc="D7CEAA6C">
       <w:numFmt w:val="decimal"/>
       <w:lvlText w:val=""/>
       <w:lvlJc w:val="left"/>
     </w:lvl>
   </w:abstractNum>
-  <w:abstractNum w:abstractNumId="17" w15:restartNumberingAfterBreak="0">
-    <w:nsid w:val="4CD00E1C"/>
+  <w:abstractNum w:abstractNumId="18" w15:restartNumberingAfterBreak="0">
+    <w:nsid w:val="3FED27B9"/>
     <w:multiLevelType w:val="hybridMultilevel"/>
-    <w:tmpl w:val="0D527244"/>
-    <w:lvl w:ilvl="0" w:tplc="2E36546C">
+    <w:tmpl w:val="5A223660"/>
+    <w:lvl w:ilvl="0" w:tplc="72A46974">
       <w:start w:val="1"/>
       <w:numFmt w:val="decimal"/>
       <w:lvlText w:val="%1."/>
@@ -38101,52 +38894,52 @@
         <w:color w:val="A67C27"/>
       </w:rPr>
     </w:lvl>
-    <w:lvl w:ilvl="1" w:tplc="1CEAB9C0">
+    <w:lvl w:ilvl="1" w:tplc="FE989900">
       <w:numFmt w:val="decimal"/>
       <w:lvlText w:val=""/>
       <w:lvlJc w:val="left"/>
     </w:lvl>
-    <w:lvl w:ilvl="2" w:tplc="ADB6A9F0">
+    <w:lvl w:ilvl="2" w:tplc="336654E2">
       <w:numFmt w:val="decimal"/>
       <w:lvlText w:val=""/>
       <w:lvlJc w:val="left"/>
     </w:lvl>
-    <w:lvl w:ilvl="3" w:tplc="F0406188">
+    <w:lvl w:ilvl="3" w:tplc="E9146580">
       <w:numFmt w:val="decimal"/>
       <w:lvlText w:val=""/>
       <w:lvlJc w:val="left"/>
     </w:lvl>
-    <w:lvl w:ilvl="4" w:tplc="1C821B20">
+    <w:lvl w:ilvl="4" w:tplc="60BCA5F2">
       <w:numFmt w:val="decimal"/>
       <w:lvlText w:val=""/>
       <w:lvlJc w:val="left"/>
     </w:lvl>
-    <w:lvl w:ilvl="5" w:tplc="E00EFD6E">
+    <w:lvl w:ilvl="5" w:tplc="B5ECC1CC">
       <w:numFmt w:val="decimal"/>
       <w:lvlText w:val=""/>
       <w:lvlJc w:val="left"/>
     </w:lvl>
-    <w:lvl w:ilvl="6" w:tplc="30A6AF16">
+    <w:lvl w:ilvl="6" w:tplc="5D8A12D4">
       <w:numFmt w:val="decimal"/>
       <w:lvlText w:val=""/>
       <w:lvlJc w:val="left"/>
     </w:lvl>
-    <w:lvl w:ilvl="7" w:tplc="66D8F086">
+    <w:lvl w:ilvl="7" w:tplc="AF1EB73A">
       <w:numFmt w:val="decimal"/>
       <w:lvlText w:val=""/>
       <w:lvlJc w:val="left"/>
     </w:lvl>
-    <w:lvl w:ilvl="8" w:tplc="D47AC4B0">
+    <w:lvl w:ilvl="8" w:tplc="A7F87850">
       <w:numFmt w:val="decimal"/>
       <w:lvlText w:val=""/>
       <w:lvlJc w:val="left"/>
     </w:lvl>
   </w:abstractNum>
-  <w:abstractNum w:abstractNumId="18" w15:restartNumberingAfterBreak="0">
-    <w:nsid w:val="4CD37BF7"/>
+  <w:abstractNum w:abstractNumId="19" w15:restartNumberingAfterBreak="0">
+    <w:nsid w:val="451925B7"/>
     <w:multiLevelType w:val="hybridMultilevel"/>
-    <w:tmpl w:val="25B86A56"/>
-    <w:lvl w:ilvl="0" w:tplc="E03CF3A4">
+    <w:tmpl w:val="0A42029A"/>
+    <w:lvl w:ilvl="0" w:tplc="25EAEB36">
       <w:start w:val="1"/>
       <w:numFmt w:val="decimal"/>
       <w:lvlText w:val="%1."/>
@@ -38160,52 +38953,52 @@
         <w:color w:val="A67C27"/>
       </w:rPr>
     </w:lvl>
-    <w:lvl w:ilvl="1" w:tplc="7122B16E">
+    <w:lvl w:ilvl="1" w:tplc="34C611BC">
       <w:numFmt w:val="decimal"/>
       <w:lvlText w:val=""/>
       <w:lvlJc w:val="left"/>
     </w:lvl>
-    <w:lvl w:ilvl="2" w:tplc="3BBCF194">
+    <w:lvl w:ilvl="2" w:tplc="A3ACA796">
       <w:numFmt w:val="decimal"/>
       <w:lvlText w:val=""/>
       <w:lvlJc w:val="left"/>
     </w:lvl>
-    <w:lvl w:ilvl="3" w:tplc="4BB83D36">
+    <w:lvl w:ilvl="3" w:tplc="A23449EA">
       <w:numFmt w:val="decimal"/>
       <w:lvlText w:val=""/>
       <w:lvlJc w:val="left"/>
     </w:lvl>
-    <w:lvl w:ilvl="4" w:tplc="BEE025F8">
+    <w:lvl w:ilvl="4" w:tplc="27EE3ACE">
       <w:numFmt w:val="decimal"/>
       <w:lvlText w:val=""/>
       <w:lvlJc w:val="left"/>
     </w:lvl>
-    <w:lvl w:ilvl="5" w:tplc="1A6AA6BE">
+    <w:lvl w:ilvl="5" w:tplc="3E1E612E">
       <w:numFmt w:val="decimal"/>
       <w:lvlText w:val=""/>
       <w:lvlJc w:val="left"/>
     </w:lvl>
-    <w:lvl w:ilvl="6" w:tplc="62EA0888">
+    <w:lvl w:ilvl="6" w:tplc="99143A06">
       <w:numFmt w:val="decimal"/>
       <w:lvlText w:val=""/>
       <w:lvlJc w:val="left"/>
     </w:lvl>
-    <w:lvl w:ilvl="7" w:tplc="C1543716">
+    <w:lvl w:ilvl="7" w:tplc="7BDAD89E">
       <w:numFmt w:val="decimal"/>
       <w:lvlText w:val=""/>
       <w:lvlJc w:val="left"/>
     </w:lvl>
-    <w:lvl w:ilvl="8" w:tplc="8F16D41A">
+    <w:lvl w:ilvl="8" w:tplc="B7D262BA">
       <w:numFmt w:val="decimal"/>
       <w:lvlText w:val=""/>
       <w:lvlJc w:val="left"/>
     </w:lvl>
   </w:abstractNum>
-  <w:abstractNum w:abstractNumId="19" w15:restartNumberingAfterBreak="0">
-    <w:nsid w:val="4FEF490A"/>
+  <w:abstractNum w:abstractNumId="20" w15:restartNumberingAfterBreak="0">
+    <w:nsid w:val="48B22A55"/>
     <w:multiLevelType w:val="hybridMultilevel"/>
-    <w:tmpl w:val="82DA810A"/>
-    <w:lvl w:ilvl="0" w:tplc="D9CE7058">
+    <w:tmpl w:val="653635B8"/>
+    <w:lvl w:ilvl="0" w:tplc="27BA4EEE">
       <w:start w:val="1"/>
       <w:numFmt w:val="decimal"/>
       <w:lvlText w:val="%1."/>
@@ -38219,52 +39012,52 @@
         <w:color w:val="A67C27"/>
       </w:rPr>
     </w:lvl>
-    <w:lvl w:ilvl="1" w:tplc="4C885916">
+    <w:lvl w:ilvl="1" w:tplc="6A3010AA">
       <w:numFmt w:val="decimal"/>
       <w:lvlText w:val=""/>
       <w:lvlJc w:val="left"/>
     </w:lvl>
-    <w:lvl w:ilvl="2" w:tplc="189ED338">
+    <w:lvl w:ilvl="2" w:tplc="CB168510">
       <w:numFmt w:val="decimal"/>
       <w:lvlText w:val=""/>
       <w:lvlJc w:val="left"/>
     </w:lvl>
-    <w:lvl w:ilvl="3" w:tplc="9C7A81FC">
+    <w:lvl w:ilvl="3" w:tplc="2E1E9058">
       <w:numFmt w:val="decimal"/>
       <w:lvlText w:val=""/>
       <w:lvlJc w:val="left"/>
     </w:lvl>
-    <w:lvl w:ilvl="4" w:tplc="1786BE8C">
+    <w:lvl w:ilvl="4" w:tplc="EEE68970">
       <w:numFmt w:val="decimal"/>
       <w:lvlText w:val=""/>
       <w:lvlJc w:val="left"/>
     </w:lvl>
-    <w:lvl w:ilvl="5" w:tplc="B4D025AE">
+    <w:lvl w:ilvl="5" w:tplc="2826C368">
       <w:numFmt w:val="decimal"/>
       <w:lvlText w:val=""/>
       <w:lvlJc w:val="left"/>
     </w:lvl>
-    <w:lvl w:ilvl="6" w:tplc="D89094DE">
+    <w:lvl w:ilvl="6" w:tplc="F7285B58">
       <w:numFmt w:val="decimal"/>
       <w:lvlText w:val=""/>
       <w:lvlJc w:val="left"/>
     </w:lvl>
-    <w:lvl w:ilvl="7" w:tplc="AE4C3546">
+    <w:lvl w:ilvl="7" w:tplc="CBA04E9A">
       <w:numFmt w:val="decimal"/>
       <w:lvlText w:val=""/>
       <w:lvlJc w:val="left"/>
     </w:lvl>
-    <w:lvl w:ilvl="8" w:tplc="46629D26">
+    <w:lvl w:ilvl="8" w:tplc="F96E88F8">
       <w:numFmt w:val="decimal"/>
       <w:lvlText w:val=""/>
       <w:lvlJc w:val="left"/>
     </w:lvl>
   </w:abstractNum>
-  <w:abstractNum w:abstractNumId="20" w15:restartNumberingAfterBreak="0">
-    <w:nsid w:val="52A016D6"/>
+  <w:abstractNum w:abstractNumId="21" w15:restartNumberingAfterBreak="0">
+    <w:nsid w:val="4CBA34BD"/>
     <w:multiLevelType w:val="hybridMultilevel"/>
-    <w:tmpl w:val="9C8664D8"/>
-    <w:lvl w:ilvl="0" w:tplc="5018F8AA">
+    <w:tmpl w:val="00A2C724"/>
+    <w:lvl w:ilvl="0" w:tplc="3A18F7BA">
       <w:start w:val="1"/>
       <w:numFmt w:val="decimal"/>
       <w:lvlText w:val="%1."/>
@@ -38278,52 +39071,52 @@
         <w:color w:val="A67C27"/>
       </w:rPr>
     </w:lvl>
-    <w:lvl w:ilvl="1" w:tplc="5720BD22">
+    <w:lvl w:ilvl="1" w:tplc="1C7890AA">
       <w:numFmt w:val="decimal"/>
       <w:lvlText w:val=""/>
       <w:lvlJc w:val="left"/>
     </w:lvl>
-    <w:lvl w:ilvl="2" w:tplc="5DA29D12">
+    <w:lvl w:ilvl="2" w:tplc="68307278">
       <w:numFmt w:val="decimal"/>
       <w:lvlText w:val=""/>
       <w:lvlJc w:val="left"/>
     </w:lvl>
-    <w:lvl w:ilvl="3" w:tplc="5068217C">
+    <w:lvl w:ilvl="3" w:tplc="D85A95EC">
       <w:numFmt w:val="decimal"/>
       <w:lvlText w:val=""/>
       <w:lvlJc w:val="left"/>
     </w:lvl>
-    <w:lvl w:ilvl="4" w:tplc="E2E8A3BA">
+    <w:lvl w:ilvl="4" w:tplc="FDBCC816">
       <w:numFmt w:val="decimal"/>
       <w:lvlText w:val=""/>
       <w:lvlJc w:val="left"/>
     </w:lvl>
-    <w:lvl w:ilvl="5" w:tplc="AAF88FE0">
+    <w:lvl w:ilvl="5" w:tplc="A0AA047A">
       <w:numFmt w:val="decimal"/>
       <w:lvlText w:val=""/>
       <w:lvlJc w:val="left"/>
     </w:lvl>
-    <w:lvl w:ilvl="6" w:tplc="2480A6FA">
+    <w:lvl w:ilvl="6" w:tplc="18A6E560">
       <w:numFmt w:val="decimal"/>
       <w:lvlText w:val=""/>
       <w:lvlJc w:val="left"/>
     </w:lvl>
-    <w:lvl w:ilvl="7" w:tplc="3B245994">
+    <w:lvl w:ilvl="7" w:tplc="1A9C22AC">
       <w:numFmt w:val="decimal"/>
       <w:lvlText w:val=""/>
       <w:lvlJc w:val="left"/>
     </w:lvl>
-    <w:lvl w:ilvl="8" w:tplc="EA5C67DC">
+    <w:lvl w:ilvl="8" w:tplc="6D7E1E0C">
       <w:numFmt w:val="decimal"/>
       <w:lvlText w:val=""/>
       <w:lvlJc w:val="left"/>
     </w:lvl>
   </w:abstractNum>
-  <w:abstractNum w:abstractNumId="21" w15:restartNumberingAfterBreak="0">
-    <w:nsid w:val="53605058"/>
+  <w:abstractNum w:abstractNumId="22" w15:restartNumberingAfterBreak="0">
+    <w:nsid w:val="4E67132D"/>
     <w:multiLevelType w:val="hybridMultilevel"/>
-    <w:tmpl w:val="F38E3AE8"/>
-    <w:lvl w:ilvl="0" w:tplc="4CEC74E4">
+    <w:tmpl w:val="D58E267E"/>
+    <w:lvl w:ilvl="0" w:tplc="F33E52D6">
       <w:start w:val="1"/>
       <w:numFmt w:val="decimal"/>
       <w:lvlText w:val="%1."/>
@@ -38337,52 +39130,52 @@
         <w:color w:val="A67C27"/>
       </w:rPr>
     </w:lvl>
-    <w:lvl w:ilvl="1" w:tplc="B3E27046">
+    <w:lvl w:ilvl="1" w:tplc="75D25420">
       <w:numFmt w:val="decimal"/>
       <w:lvlText w:val=""/>
       <w:lvlJc w:val="left"/>
     </w:lvl>
-    <w:lvl w:ilvl="2" w:tplc="C0E82F52">
+    <w:lvl w:ilvl="2" w:tplc="BD4C8482">
       <w:numFmt w:val="decimal"/>
       <w:lvlText w:val=""/>
       <w:lvlJc w:val="left"/>
     </w:lvl>
-    <w:lvl w:ilvl="3" w:tplc="B084576C">
+    <w:lvl w:ilvl="3" w:tplc="0F0A645C">
       <w:numFmt w:val="decimal"/>
       <w:lvlText w:val=""/>
       <w:lvlJc w:val="left"/>
     </w:lvl>
-    <w:lvl w:ilvl="4" w:tplc="2818AACA">
+    <w:lvl w:ilvl="4" w:tplc="931C1CD8">
       <w:numFmt w:val="decimal"/>
       <w:lvlText w:val=""/>
       <w:lvlJc w:val="left"/>
     </w:lvl>
-    <w:lvl w:ilvl="5" w:tplc="9474BEB8">
+    <w:lvl w:ilvl="5" w:tplc="F97CA3E0">
       <w:numFmt w:val="decimal"/>
       <w:lvlText w:val=""/>
       <w:lvlJc w:val="left"/>
     </w:lvl>
-    <w:lvl w:ilvl="6" w:tplc="37DE98C6">
+    <w:lvl w:ilvl="6" w:tplc="4AB2F9F8">
       <w:numFmt w:val="decimal"/>
       <w:lvlText w:val=""/>
       <w:lvlJc w:val="left"/>
     </w:lvl>
-    <w:lvl w:ilvl="7" w:tplc="76B0C204">
+    <w:lvl w:ilvl="7" w:tplc="5060CAA2">
       <w:numFmt w:val="decimal"/>
       <w:lvlText w:val=""/>
       <w:lvlJc w:val="left"/>
     </w:lvl>
-    <w:lvl w:ilvl="8" w:tplc="87402084">
+    <w:lvl w:ilvl="8" w:tplc="1F3A69C6">
       <w:numFmt w:val="decimal"/>
       <w:lvlText w:val=""/>
       <w:lvlJc w:val="left"/>
     </w:lvl>
   </w:abstractNum>
-  <w:abstractNum w:abstractNumId="22" w15:restartNumberingAfterBreak="0">
-    <w:nsid w:val="584F1282"/>
+  <w:abstractNum w:abstractNumId="23" w15:restartNumberingAfterBreak="0">
+    <w:nsid w:val="505A4F1F"/>
     <w:multiLevelType w:val="hybridMultilevel"/>
-    <w:tmpl w:val="534ACCAE"/>
-    <w:lvl w:ilvl="0" w:tplc="C97C1402">
+    <w:tmpl w:val="4580D154"/>
+    <w:lvl w:ilvl="0" w:tplc="27E029D4">
       <w:start w:val="1"/>
       <w:numFmt w:val="decimal"/>
       <w:lvlText w:val="%1."/>
@@ -38396,52 +39189,52 @@
         <w:color w:val="A67C27"/>
       </w:rPr>
     </w:lvl>
-    <w:lvl w:ilvl="1" w:tplc="00507266">
+    <w:lvl w:ilvl="1" w:tplc="0812E6AC">
       <w:numFmt w:val="decimal"/>
       <w:lvlText w:val=""/>
       <w:lvlJc w:val="left"/>
     </w:lvl>
-    <w:lvl w:ilvl="2" w:tplc="57C23D3C">
+    <w:lvl w:ilvl="2" w:tplc="EAA4238A">
       <w:numFmt w:val="decimal"/>
       <w:lvlText w:val=""/>
       <w:lvlJc w:val="left"/>
     </w:lvl>
-    <w:lvl w:ilvl="3" w:tplc="8BCEE35C">
+    <w:lvl w:ilvl="3" w:tplc="A6B4E21E">
       <w:numFmt w:val="decimal"/>
       <w:lvlText w:val=""/>
       <w:lvlJc w:val="left"/>
     </w:lvl>
-    <w:lvl w:ilvl="4" w:tplc="EF5E7976">
+    <w:lvl w:ilvl="4" w:tplc="48D45718">
       <w:numFmt w:val="decimal"/>
       <w:lvlText w:val=""/>
       <w:lvlJc w:val="left"/>
     </w:lvl>
-    <w:lvl w:ilvl="5" w:tplc="3ADA35B6">
+    <w:lvl w:ilvl="5" w:tplc="B84A7598">
       <w:numFmt w:val="decimal"/>
       <w:lvlText w:val=""/>
       <w:lvlJc w:val="left"/>
     </w:lvl>
-    <w:lvl w:ilvl="6" w:tplc="0DD63978">
+    <w:lvl w:ilvl="6" w:tplc="B9F6B7D0">
       <w:numFmt w:val="decimal"/>
       <w:lvlText w:val=""/>
       <w:lvlJc w:val="left"/>
     </w:lvl>
-    <w:lvl w:ilvl="7" w:tplc="1060B876">
+    <w:lvl w:ilvl="7" w:tplc="4E92B358">
       <w:numFmt w:val="decimal"/>
       <w:lvlText w:val=""/>
       <w:lvlJc w:val="left"/>
     </w:lvl>
-    <w:lvl w:ilvl="8" w:tplc="146835D2">
+    <w:lvl w:ilvl="8" w:tplc="D83AA4DA">
       <w:numFmt w:val="decimal"/>
       <w:lvlText w:val=""/>
       <w:lvlJc w:val="left"/>
     </w:lvl>
   </w:abstractNum>
-  <w:abstractNum w:abstractNumId="23" w15:restartNumberingAfterBreak="0">
-    <w:nsid w:val="5F4B0647"/>
+  <w:abstractNum w:abstractNumId="24" w15:restartNumberingAfterBreak="0">
+    <w:nsid w:val="54B26917"/>
     <w:multiLevelType w:val="hybridMultilevel"/>
-    <w:tmpl w:val="009A78EA"/>
-    <w:lvl w:ilvl="0" w:tplc="2BE41DD4">
+    <w:tmpl w:val="D83CFB08"/>
+    <w:lvl w:ilvl="0" w:tplc="EC9CBA98">
       <w:start w:val="1"/>
       <w:numFmt w:val="decimal"/>
       <w:lvlText w:val="%1."/>
@@ -38455,52 +39248,52 @@
         <w:color w:val="A67C27"/>
       </w:rPr>
     </w:lvl>
-    <w:lvl w:ilvl="1" w:tplc="9A52D030">
+    <w:lvl w:ilvl="1" w:tplc="ED3EE638">
       <w:numFmt w:val="decimal"/>
       <w:lvlText w:val=""/>
       <w:lvlJc w:val="left"/>
     </w:lvl>
-    <w:lvl w:ilvl="2" w:tplc="5E2C30BC">
+    <w:lvl w:ilvl="2" w:tplc="ACB41368">
       <w:numFmt w:val="decimal"/>
       <w:lvlText w:val=""/>
       <w:lvlJc w:val="left"/>
     </w:lvl>
-    <w:lvl w:ilvl="3" w:tplc="09DEE34A">
+    <w:lvl w:ilvl="3" w:tplc="D1A08D0A">
       <w:numFmt w:val="decimal"/>
       <w:lvlText w:val=""/>
       <w:lvlJc w:val="left"/>
     </w:lvl>
-    <w:lvl w:ilvl="4" w:tplc="53901DEE">
+    <w:lvl w:ilvl="4" w:tplc="3628EA80">
       <w:numFmt w:val="decimal"/>
       <w:lvlText w:val=""/>
       <w:lvlJc w:val="left"/>
     </w:lvl>
-    <w:lvl w:ilvl="5" w:tplc="9B00E73E">
+    <w:lvl w:ilvl="5" w:tplc="D220D424">
       <w:numFmt w:val="decimal"/>
       <w:lvlText w:val=""/>
       <w:lvlJc w:val="left"/>
     </w:lvl>
-    <w:lvl w:ilvl="6" w:tplc="D974DBA2">
+    <w:lvl w:ilvl="6" w:tplc="28F82DEE">
       <w:numFmt w:val="decimal"/>
       <w:lvlText w:val=""/>
       <w:lvlJc w:val="left"/>
     </w:lvl>
-    <w:lvl w:ilvl="7" w:tplc="55C840BE">
+    <w:lvl w:ilvl="7" w:tplc="4FCA5EB6">
       <w:numFmt w:val="decimal"/>
       <w:lvlText w:val=""/>
       <w:lvlJc w:val="left"/>
     </w:lvl>
-    <w:lvl w:ilvl="8" w:tplc="0A6421D2">
+    <w:lvl w:ilvl="8" w:tplc="C4740798">
       <w:numFmt w:val="decimal"/>
       <w:lvlText w:val=""/>
       <w:lvlJc w:val="left"/>
     </w:lvl>
   </w:abstractNum>
-  <w:abstractNum w:abstractNumId="24" w15:restartNumberingAfterBreak="0">
-    <w:nsid w:val="62C32451"/>
+  <w:abstractNum w:abstractNumId="25" w15:restartNumberingAfterBreak="0">
+    <w:nsid w:val="608641F2"/>
     <w:multiLevelType w:val="hybridMultilevel"/>
-    <w:tmpl w:val="D44877BE"/>
-    <w:lvl w:ilvl="0" w:tplc="284AFF4C">
+    <w:tmpl w:val="29EC87AC"/>
+    <w:lvl w:ilvl="0" w:tplc="5EA8DE96">
       <w:start w:val="1"/>
       <w:numFmt w:val="decimal"/>
       <w:lvlText w:val="%1."/>
@@ -38514,52 +39307,52 @@
         <w:color w:val="A67C27"/>
       </w:rPr>
     </w:lvl>
-    <w:lvl w:ilvl="1" w:tplc="B2F25AAC">
+    <w:lvl w:ilvl="1" w:tplc="DABE5A34">
       <w:numFmt w:val="decimal"/>
       <w:lvlText w:val=""/>
       <w:lvlJc w:val="left"/>
     </w:lvl>
-    <w:lvl w:ilvl="2" w:tplc="D86898F0">
+    <w:lvl w:ilvl="2" w:tplc="E70C5DFA">
       <w:numFmt w:val="decimal"/>
       <w:lvlText w:val=""/>
       <w:lvlJc w:val="left"/>
     </w:lvl>
-    <w:lvl w:ilvl="3" w:tplc="DDD83CB6">
+    <w:lvl w:ilvl="3" w:tplc="B15EEEE8">
       <w:numFmt w:val="decimal"/>
       <w:lvlText w:val=""/>
       <w:lvlJc w:val="left"/>
     </w:lvl>
-    <w:lvl w:ilvl="4" w:tplc="660C685C">
+    <w:lvl w:ilvl="4" w:tplc="C3D08916">
       <w:numFmt w:val="decimal"/>
       <w:lvlText w:val=""/>
       <w:lvlJc w:val="left"/>
     </w:lvl>
-    <w:lvl w:ilvl="5" w:tplc="2A22AB04">
+    <w:lvl w:ilvl="5" w:tplc="9F50418A">
       <w:numFmt w:val="decimal"/>
       <w:lvlText w:val=""/>
       <w:lvlJc w:val="left"/>
     </w:lvl>
-    <w:lvl w:ilvl="6" w:tplc="28467950">
+    <w:lvl w:ilvl="6" w:tplc="9C528054">
       <w:numFmt w:val="decimal"/>
       <w:lvlText w:val=""/>
       <w:lvlJc w:val="left"/>
     </w:lvl>
-    <w:lvl w:ilvl="7" w:tplc="53DCA82C">
+    <w:lvl w:ilvl="7" w:tplc="8AF42E08">
       <w:numFmt w:val="decimal"/>
       <w:lvlText w:val=""/>
       <w:lvlJc w:val="left"/>
     </w:lvl>
-    <w:lvl w:ilvl="8" w:tplc="22D81464">
+    <w:lvl w:ilvl="8" w:tplc="2F50645C">
       <w:numFmt w:val="decimal"/>
       <w:lvlText w:val=""/>
       <w:lvlJc w:val="left"/>
     </w:lvl>
   </w:abstractNum>
-  <w:abstractNum w:abstractNumId="25" w15:restartNumberingAfterBreak="0">
-    <w:nsid w:val="63AF0F37"/>
+  <w:abstractNum w:abstractNumId="26" w15:restartNumberingAfterBreak="0">
+    <w:nsid w:val="6EB30A6C"/>
     <w:multiLevelType w:val="hybridMultilevel"/>
-    <w:tmpl w:val="BF603BC4"/>
-    <w:lvl w:ilvl="0" w:tplc="31E8F446">
+    <w:tmpl w:val="EBDABCB8"/>
+    <w:lvl w:ilvl="0" w:tplc="8C6C827C">
       <w:start w:val="1"/>
       <w:numFmt w:val="decimal"/>
       <w:lvlText w:val="%1."/>
@@ -38573,110 +39366,52 @@
         <w:color w:val="A67C27"/>
       </w:rPr>
     </w:lvl>
-    <w:lvl w:ilvl="1" w:tplc="BE94C7E2">
+    <w:lvl w:ilvl="1" w:tplc="784A10EC">
       <w:numFmt w:val="decimal"/>
       <w:lvlText w:val=""/>
       <w:lvlJc w:val="left"/>
     </w:lvl>
-    <w:lvl w:ilvl="2" w:tplc="E516FDC4">
+    <w:lvl w:ilvl="2" w:tplc="961E74E6">
       <w:numFmt w:val="decimal"/>
       <w:lvlText w:val=""/>
       <w:lvlJc w:val="left"/>
     </w:lvl>
-    <w:lvl w:ilvl="3" w:tplc="D88ABDA8">
+    <w:lvl w:ilvl="3" w:tplc="27EC0D9A">
       <w:numFmt w:val="decimal"/>
       <w:lvlText w:val=""/>
       <w:lvlJc w:val="left"/>
     </w:lvl>
-    <w:lvl w:ilvl="4" w:tplc="79809276">
+    <w:lvl w:ilvl="4" w:tplc="34F63AFE">
       <w:numFmt w:val="decimal"/>
       <w:lvlText w:val=""/>
       <w:lvlJc w:val="left"/>
     </w:lvl>
-    <w:lvl w:ilvl="5" w:tplc="58788F00">
+    <w:lvl w:ilvl="5" w:tplc="8ED2A32C">
       <w:numFmt w:val="decimal"/>
       <w:lvlText w:val=""/>
       <w:lvlJc w:val="left"/>
     </w:lvl>
-    <w:lvl w:ilvl="6" w:tplc="9BA6998E">
+    <w:lvl w:ilvl="6" w:tplc="401A9F70">
       <w:numFmt w:val="decimal"/>
       <w:lvlText w:val=""/>
       <w:lvlJc w:val="left"/>
     </w:lvl>
-    <w:lvl w:ilvl="7" w:tplc="4446A904">
+    <w:lvl w:ilvl="7" w:tplc="2E7EEC08">
       <w:numFmt w:val="decimal"/>
       <w:lvlText w:val=""/>
       <w:lvlJc w:val="left"/>
     </w:lvl>
-    <w:lvl w:ilvl="8" w:tplc="6DE4528E">
-      <w:numFmt w:val="decimal"/>
-      <w:lvlText w:val=""/>
-      <w:lvlJc w:val="left"/>
-    </w:lvl>
-  </w:abstractNum>
-  <w:abstractNum w:abstractNumId="26" w15:restartNumberingAfterBreak="0">
-    <w:nsid w:val="664F2396"/>
-    <w:multiLevelType w:val="hybridMultilevel"/>
-    <w:tmpl w:val="E940CAD6"/>
-    <w:lvl w:ilvl="0" w:tplc="F1841180">
-      <w:start w:val="1"/>
-      <w:numFmt w:val="bullet"/>
-      <w:lvlText w:val="•"/>
-      <w:lvlJc w:val="left"/>
-      <w:pPr>
-        <w:ind w:left="460" w:hanging="280"/>
-      </w:pPr>
-    </w:lvl>
-    <w:lvl w:ilvl="1" w:tplc="CF884C4C">
-      <w:start w:val="1"/>
-      <w:numFmt w:val="bullet"/>
-      <w:lvlText w:val="–"/>
-      <w:lvlJc w:val="left"/>
-      <w:pPr>
-        <w:ind w:left="900" w:hanging="280"/>
-      </w:pPr>
-    </w:lvl>
-    <w:lvl w:ilvl="2" w:tplc="6D944B2E">
-      <w:numFmt w:val="decimal"/>
-      <w:lvlText w:val=""/>
-      <w:lvlJc w:val="left"/>
-    </w:lvl>
-    <w:lvl w:ilvl="3" w:tplc="A730554C">
-      <w:numFmt w:val="decimal"/>
-      <w:lvlText w:val=""/>
-      <w:lvlJc w:val="left"/>
-    </w:lvl>
-    <w:lvl w:ilvl="4" w:tplc="95D2424E">
-      <w:numFmt w:val="decimal"/>
-      <w:lvlText w:val=""/>
-      <w:lvlJc w:val="left"/>
-    </w:lvl>
-    <w:lvl w:ilvl="5" w:tplc="32D46F7A">
-      <w:numFmt w:val="decimal"/>
-      <w:lvlText w:val=""/>
-      <w:lvlJc w:val="left"/>
-    </w:lvl>
-    <w:lvl w:ilvl="6" w:tplc="FEF21B54">
-      <w:numFmt w:val="decimal"/>
-      <w:lvlText w:val=""/>
-      <w:lvlJc w:val="left"/>
-    </w:lvl>
-    <w:lvl w:ilvl="7" w:tplc="E3442622">
-      <w:numFmt w:val="decimal"/>
-      <w:lvlText w:val=""/>
-      <w:lvlJc w:val="left"/>
-    </w:lvl>
-    <w:lvl w:ilvl="8" w:tplc="39D0550E">
+    <w:lvl w:ilvl="8" w:tplc="A650E010">
       <w:numFmt w:val="decimal"/>
       <w:lvlText w:val=""/>
       <w:lvlJc w:val="left"/>
     </w:lvl>
   </w:abstractNum>
   <w:abstractNum w:abstractNumId="27" w15:restartNumberingAfterBreak="0">
-    <w:nsid w:val="69344886"/>
+    <w:nsid w:val="706D48EF"/>
     <w:multiLevelType w:val="hybridMultilevel"/>
-    <w:tmpl w:val="030C3966"/>
-    <w:lvl w:ilvl="0" w:tplc="88324A90">
+    <w:tmpl w:val="81A4122E"/>
+    <w:lvl w:ilvl="0" w:tplc="C2EA29D6">
       <w:start w:val="1"/>
       <w:numFmt w:val="decimal"/>
       <w:lvlText w:val="%1."/>
@@ -38690,52 +39425,52 @@
         <w:color w:val="A67C27"/>
       </w:rPr>
     </w:lvl>
-    <w:lvl w:ilvl="1" w:tplc="CFAC99C2">
+    <w:lvl w:ilvl="1" w:tplc="3FCAB270">
       <w:numFmt w:val="decimal"/>
       <w:lvlText w:val=""/>
       <w:lvlJc w:val="left"/>
     </w:lvl>
-    <w:lvl w:ilvl="2" w:tplc="4B7AEC8A">
+    <w:lvl w:ilvl="2" w:tplc="03BEF7B0">
       <w:numFmt w:val="decimal"/>
       <w:lvlText w:val=""/>
       <w:lvlJc w:val="left"/>
     </w:lvl>
-    <w:lvl w:ilvl="3" w:tplc="07F0CF78">
+    <w:lvl w:ilvl="3" w:tplc="ADE494D2">
       <w:numFmt w:val="decimal"/>
       <w:lvlText w:val=""/>
       <w:lvlJc w:val="left"/>
     </w:lvl>
-    <w:lvl w:ilvl="4" w:tplc="CCA69202">
+    <w:lvl w:ilvl="4" w:tplc="A860E776">
       <w:numFmt w:val="decimal"/>
       <w:lvlText w:val=""/>
       <w:lvlJc w:val="left"/>
     </w:lvl>
-    <w:lvl w:ilvl="5" w:tplc="D90A08D6">
+    <w:lvl w:ilvl="5" w:tplc="581A6984">
       <w:numFmt w:val="decimal"/>
       <w:lvlText w:val=""/>
       <w:lvlJc w:val="left"/>
     </w:lvl>
-    <w:lvl w:ilvl="6" w:tplc="34F87A76">
+    <w:lvl w:ilvl="6" w:tplc="898C658E">
       <w:numFmt w:val="decimal"/>
       <w:lvlText w:val=""/>
       <w:lvlJc w:val="left"/>
     </w:lvl>
-    <w:lvl w:ilvl="7" w:tplc="8E5ABC86">
+    <w:lvl w:ilvl="7" w:tplc="99B2B816">
       <w:numFmt w:val="decimal"/>
       <w:lvlText w:val=""/>
       <w:lvlJc w:val="left"/>
     </w:lvl>
-    <w:lvl w:ilvl="8" w:tplc="0A00E988">
+    <w:lvl w:ilvl="8" w:tplc="D3889F4A">
       <w:numFmt w:val="decimal"/>
       <w:lvlText w:val=""/>
       <w:lvlJc w:val="left"/>
     </w:lvl>
   </w:abstractNum>
   <w:abstractNum w:abstractNumId="28" w15:restartNumberingAfterBreak="0">
-    <w:nsid w:val="6D9D614B"/>
+    <w:nsid w:val="73746E81"/>
     <w:multiLevelType w:val="hybridMultilevel"/>
-    <w:tmpl w:val="89C6F4A6"/>
-    <w:lvl w:ilvl="0" w:tplc="0C2C5ACC">
+    <w:tmpl w:val="3FCE3CCC"/>
+    <w:lvl w:ilvl="0" w:tplc="C71E502A">
       <w:start w:val="1"/>
       <w:numFmt w:val="decimal"/>
       <w:lvlText w:val="%1."/>
@@ -38749,52 +39484,138 @@
         <w:color w:val="A67C27"/>
       </w:rPr>
     </w:lvl>
-    <w:lvl w:ilvl="1" w:tplc="C6F2DF5E">
+    <w:lvl w:ilvl="1" w:tplc="AC220990">
       <w:numFmt w:val="decimal"/>
       <w:lvlText w:val=""/>
       <w:lvlJc w:val="left"/>
     </w:lvl>
-    <w:lvl w:ilvl="2" w:tplc="A1DE2F48">
+    <w:lvl w:ilvl="2" w:tplc="15B8AD84">
       <w:numFmt w:val="decimal"/>
       <w:lvlText w:val=""/>
       <w:lvlJc w:val="left"/>
     </w:lvl>
-    <w:lvl w:ilvl="3" w:tplc="406CDCBA">
+    <w:lvl w:ilvl="3" w:tplc="17767BD8">
       <w:numFmt w:val="decimal"/>
       <w:lvlText w:val=""/>
       <w:lvlJc w:val="left"/>
     </w:lvl>
-    <w:lvl w:ilvl="4" w:tplc="75BADF30">
+    <w:lvl w:ilvl="4" w:tplc="6CA6AB70">
       <w:numFmt w:val="decimal"/>
       <w:lvlText w:val=""/>
       <w:lvlJc w:val="left"/>
     </w:lvl>
-    <w:lvl w:ilvl="5" w:tplc="C64CC9B2">
+    <w:lvl w:ilvl="5" w:tplc="8D26671C">
       <w:numFmt w:val="decimal"/>
       <w:lvlText w:val=""/>
       <w:lvlJc w:val="left"/>
     </w:lvl>
-    <w:lvl w:ilvl="6" w:tplc="2FCE6062">
+    <w:lvl w:ilvl="6" w:tplc="FF18FE70">
       <w:numFmt w:val="decimal"/>
       <w:lvlText w:val=""/>
       <w:lvlJc w:val="left"/>
     </w:lvl>
-    <w:lvl w:ilvl="7" w:tplc="176CF6AC">
+    <w:lvl w:ilvl="7" w:tplc="DBAAC75C">
       <w:numFmt w:val="decimal"/>
       <w:lvlText w:val=""/>
       <w:lvlJc w:val="left"/>
     </w:lvl>
-    <w:lvl w:ilvl="8" w:tplc="C27EDCE4">
+    <w:lvl w:ilvl="8" w:tplc="B3B008FE">
       <w:numFmt w:val="decimal"/>
       <w:lvlText w:val=""/>
       <w:lvlJc w:val="left"/>
     </w:lvl>
   </w:abstractNum>
   <w:abstractNum w:abstractNumId="29" w15:restartNumberingAfterBreak="0">
-    <w:nsid w:val="77EE4404"/>
+    <w:nsid w:val="78D728C3"/>
     <w:multiLevelType w:val="hybridMultilevel"/>
-    <w:tmpl w:val="099E650C"/>
-    <w:lvl w:ilvl="0" w:tplc="0EA88A36">
+    <w:tmpl w:val="05A612AE"/>
+    <w:lvl w:ilvl="0" w:tplc="DE5C01AE">
+      <w:start w:val="1"/>
+      <w:numFmt w:val="bullet"/>
+      <w:lvlText w:val="●"/>
+      <w:lvlJc w:val="left"/>
+      <w:pPr>
+        <w:ind w:left="720" w:hanging="360"/>
+      </w:pPr>
+    </w:lvl>
+    <w:lvl w:ilvl="1" w:tplc="BF06E760">
+      <w:start w:val="1"/>
+      <w:numFmt w:val="bullet"/>
+      <w:lvlText w:val="○"/>
+      <w:lvlJc w:val="left"/>
+      <w:pPr>
+        <w:ind w:left="1440" w:hanging="360"/>
+      </w:pPr>
+    </w:lvl>
+    <w:lvl w:ilvl="2" w:tplc="F30EEC46">
+      <w:start w:val="1"/>
+      <w:numFmt w:val="bullet"/>
+      <w:lvlText w:val="■"/>
+      <w:lvlJc w:val="left"/>
+      <w:pPr>
+        <w:ind w:left="2160" w:hanging="360"/>
+      </w:pPr>
+    </w:lvl>
+    <w:lvl w:ilvl="3" w:tplc="EA4E3D80">
+      <w:start w:val="1"/>
+      <w:numFmt w:val="bullet"/>
+      <w:lvlText w:val="●"/>
+      <w:lvlJc w:val="left"/>
+      <w:pPr>
+        <w:ind w:left="2880" w:hanging="360"/>
+      </w:pPr>
+    </w:lvl>
+    <w:lvl w:ilvl="4" w:tplc="E85EDBEC">
+      <w:start w:val="1"/>
+      <w:numFmt w:val="bullet"/>
+      <w:lvlText w:val="○"/>
+      <w:lvlJc w:val="left"/>
+      <w:pPr>
+        <w:ind w:left="3600" w:hanging="360"/>
+      </w:pPr>
+    </w:lvl>
+    <w:lvl w:ilvl="5" w:tplc="66E01C94">
+      <w:start w:val="1"/>
+      <w:numFmt w:val="bullet"/>
+      <w:lvlText w:val="■"/>
+      <w:lvlJc w:val="left"/>
+      <w:pPr>
+        <w:ind w:left="4320" w:hanging="360"/>
+      </w:pPr>
+    </w:lvl>
+    <w:lvl w:ilvl="6" w:tplc="A872B570">
+      <w:start w:val="1"/>
+      <w:numFmt w:val="bullet"/>
+      <w:lvlText w:val="●"/>
+      <w:lvlJc w:val="left"/>
+      <w:pPr>
+        <w:ind w:left="5040" w:hanging="360"/>
+      </w:pPr>
+    </w:lvl>
+    <w:lvl w:ilvl="7" w:tplc="36FCC250">
+      <w:start w:val="1"/>
+      <w:numFmt w:val="bullet"/>
+      <w:lvlText w:val="●"/>
+      <w:lvlJc w:val="left"/>
+      <w:pPr>
+        <w:ind w:left="5760" w:hanging="360"/>
+      </w:pPr>
+    </w:lvl>
+    <w:lvl w:ilvl="8" w:tplc="FB38253C">
+      <w:start w:val="1"/>
+      <w:numFmt w:val="bullet"/>
+      <w:lvlText w:val="●"/>
+      <w:lvlJc w:val="left"/>
+      <w:pPr>
+        <w:ind w:left="6480" w:hanging="360"/>
+      </w:pPr>
+    </w:lvl>
+  </w:abstractNum>
+  <w:abstractNum w:abstractNumId="30" w15:restartNumberingAfterBreak="0">
+    <w:nsid w:val="792149C8"/>
+    <w:multiLevelType w:val="hybridMultilevel"/>
+    <w:tmpl w:val="830E2166"/>
+    <w:lvl w:ilvl="0" w:tplc="D2D26924">
       <w:start w:val="1"/>
       <w:numFmt w:val="decimal"/>
       <w:lvlText w:val="%1."/>
@@ -38808,223 +39629,229 @@
         <w:color w:val="A67C27"/>
       </w:rPr>
     </w:lvl>
-    <w:lvl w:ilvl="1" w:tplc="B778EDBE">
+    <w:lvl w:ilvl="1" w:tplc="0230432E">
       <w:numFmt w:val="decimal"/>
       <w:lvlText w:val=""/>
       <w:lvlJc w:val="left"/>
     </w:lvl>
-    <w:lvl w:ilvl="2" w:tplc="4386E10E">
+    <w:lvl w:ilvl="2" w:tplc="B882FD4A">
       <w:numFmt w:val="decimal"/>
       <w:lvlText w:val=""/>
       <w:lvlJc w:val="left"/>
     </w:lvl>
-    <w:lvl w:ilvl="3" w:tplc="99A0060E">
+    <w:lvl w:ilvl="3" w:tplc="9738CEC4">
       <w:numFmt w:val="decimal"/>
       <w:lvlText w:val=""/>
       <w:lvlJc w:val="left"/>
     </w:lvl>
-    <w:lvl w:ilvl="4" w:tplc="AC00120A">
+    <w:lvl w:ilvl="4" w:tplc="B75AA85A">
       <w:numFmt w:val="decimal"/>
       <w:lvlText w:val=""/>
       <w:lvlJc w:val="left"/>
     </w:lvl>
-    <w:lvl w:ilvl="5" w:tplc="85FC7C80">
+    <w:lvl w:ilvl="5" w:tplc="38CC60A4">
       <w:numFmt w:val="decimal"/>
       <w:lvlText w:val=""/>
       <w:lvlJc w:val="left"/>
     </w:lvl>
-    <w:lvl w:ilvl="6" w:tplc="D78233A6">
+    <w:lvl w:ilvl="6" w:tplc="DE4CBDF6">
       <w:numFmt w:val="decimal"/>
       <w:lvlText w:val=""/>
       <w:lvlJc w:val="left"/>
     </w:lvl>
-    <w:lvl w:ilvl="7" w:tplc="AEEAE14A">
+    <w:lvl w:ilvl="7" w:tplc="21AE6CD2">
       <w:numFmt w:val="decimal"/>
       <w:lvlText w:val=""/>
       <w:lvlJc w:val="left"/>
     </w:lvl>
-    <w:lvl w:ilvl="8" w:tplc="4F501EF4">
+    <w:lvl w:ilvl="8" w:tplc="488A2DEA">
       <w:numFmt w:val="decimal"/>
       <w:lvlText w:val=""/>
       <w:lvlJc w:val="left"/>
     </w:lvl>
   </w:abstractNum>
-  <w:num w:numId="1" w16cid:durableId="221018692">
+  <w:num w:numId="1" w16cid:durableId="602692337">
+    <w:abstractNumId w:val="29"/>
+    <w:lvlOverride w:ilvl="0">
+      <w:startOverride w:val="1"/>
+    </w:lvlOverride>
+  </w:num>
+  <w:num w:numId="2" w16cid:durableId="19481289">
+    <w:abstractNumId w:val="12"/>
+    <w:lvlOverride w:ilvl="0">
+      <w:startOverride w:val="1"/>
+    </w:lvlOverride>
+  </w:num>
+  <w:num w:numId="3" w16cid:durableId="55785963">
+    <w:abstractNumId w:val="20"/>
+    <w:lvlOverride w:ilvl="0">
+      <w:startOverride w:val="1"/>
+    </w:lvlOverride>
+  </w:num>
+  <w:num w:numId="4" w16cid:durableId="398208654">
+    <w:abstractNumId w:val="28"/>
+    <w:lvlOverride w:ilvl="0">
+      <w:startOverride w:val="1"/>
+    </w:lvlOverride>
+  </w:num>
+  <w:num w:numId="5" w16cid:durableId="214633132">
+    <w:abstractNumId w:val="25"/>
+    <w:lvlOverride w:ilvl="0">
+      <w:startOverride w:val="1"/>
+    </w:lvlOverride>
+  </w:num>
+  <w:num w:numId="6" w16cid:durableId="137261721">
+    <w:abstractNumId w:val="3"/>
+    <w:lvlOverride w:ilvl="0">
+      <w:startOverride w:val="1"/>
+    </w:lvlOverride>
+  </w:num>
+  <w:num w:numId="7" w16cid:durableId="1843860287">
+    <w:abstractNumId w:val="0"/>
+    <w:lvlOverride w:ilvl="0">
+      <w:startOverride w:val="1"/>
+    </w:lvlOverride>
+  </w:num>
+  <w:num w:numId="8" w16cid:durableId="1600940816">
+    <w:abstractNumId w:val="27"/>
+    <w:lvlOverride w:ilvl="0">
+      <w:startOverride w:val="1"/>
+    </w:lvlOverride>
+  </w:num>
+  <w:num w:numId="9" w16cid:durableId="604115758">
+    <w:abstractNumId w:val="1"/>
+    <w:lvlOverride w:ilvl="0">
+      <w:startOverride w:val="1"/>
+    </w:lvlOverride>
+  </w:num>
+  <w:num w:numId="10" w16cid:durableId="138429054">
+    <w:abstractNumId w:val="8"/>
+    <w:lvlOverride w:ilvl="0">
+      <w:startOverride w:val="1"/>
+    </w:lvlOverride>
+  </w:num>
+  <w:num w:numId="11" w16cid:durableId="1610964206">
+    <w:abstractNumId w:val="2"/>
+    <w:lvlOverride w:ilvl="0">
+      <w:startOverride w:val="1"/>
+    </w:lvlOverride>
+  </w:num>
+  <w:num w:numId="12" w16cid:durableId="1978336499">
+    <w:abstractNumId w:val="15"/>
+    <w:lvlOverride w:ilvl="0">
+      <w:startOverride w:val="1"/>
+    </w:lvlOverride>
+  </w:num>
+  <w:num w:numId="13" w16cid:durableId="1070300527">
+    <w:abstractNumId w:val="26"/>
+    <w:lvlOverride w:ilvl="0">
+      <w:startOverride w:val="1"/>
+    </w:lvlOverride>
+  </w:num>
+  <w:num w:numId="14" w16cid:durableId="25643702">
+    <w:abstractNumId w:val="18"/>
+    <w:lvlOverride w:ilvl="0">
+      <w:startOverride w:val="1"/>
+    </w:lvlOverride>
+  </w:num>
+  <w:num w:numId="15" w16cid:durableId="1256092731">
+    <w:abstractNumId w:val="30"/>
+    <w:lvlOverride w:ilvl="0">
+      <w:startOverride w:val="1"/>
+    </w:lvlOverride>
+  </w:num>
+  <w:num w:numId="16" w16cid:durableId="840658649">
+    <w:abstractNumId w:val="6"/>
+    <w:lvlOverride w:ilvl="0">
+      <w:startOverride w:val="1"/>
+    </w:lvlOverride>
+  </w:num>
+  <w:num w:numId="17" w16cid:durableId="784081100">
+    <w:abstractNumId w:val="4"/>
+    <w:lvlOverride w:ilvl="0">
+      <w:startOverride w:val="1"/>
+    </w:lvlOverride>
+  </w:num>
+  <w:num w:numId="18" w16cid:durableId="226112684">
     <w:abstractNumId w:val="10"/>
     <w:lvlOverride w:ilvl="0">
       <w:startOverride w:val="1"/>
     </w:lvlOverride>
   </w:num>
-  <w:num w:numId="2" w16cid:durableId="1428619548">
-    <w:abstractNumId w:val="26"/>
+  <w:num w:numId="19" w16cid:durableId="138306886">
+    <w:abstractNumId w:val="11"/>
     <w:lvlOverride w:ilvl="0">
       <w:startOverride w:val="1"/>
     </w:lvlOverride>
   </w:num>
-  <w:num w:numId="3" w16cid:durableId="1516847542">
-    <w:abstractNumId w:val="8"/>
+  <w:num w:numId="20" w16cid:durableId="204291660">
+    <w:abstractNumId w:val="24"/>
     <w:lvlOverride w:ilvl="0">
       <w:startOverride w:val="1"/>
     </w:lvlOverride>
   </w:num>
-  <w:num w:numId="4" w16cid:durableId="383648919">
-    <w:abstractNumId w:val="25"/>
+  <w:num w:numId="21" w16cid:durableId="1113675471">
+    <w:abstractNumId w:val="23"/>
     <w:lvlOverride w:ilvl="0">
       <w:startOverride w:val="1"/>
     </w:lvlOverride>
   </w:num>
-  <w:num w:numId="5" w16cid:durableId="1287657867">
-    <w:abstractNumId w:val="29"/>
+  <w:num w:numId="22" w16cid:durableId="1376546216">
+    <w:abstractNumId w:val="13"/>
     <w:lvlOverride w:ilvl="0">
       <w:startOverride w:val="1"/>
     </w:lvlOverride>
   </w:num>
-  <w:num w:numId="6" w16cid:durableId="1929339548">
+  <w:num w:numId="23" w16cid:durableId="454494548">
+    <w:abstractNumId w:val="22"/>
+    <w:lvlOverride w:ilvl="0">
+      <w:startOverride w:val="1"/>
+    </w:lvlOverride>
+  </w:num>
+  <w:num w:numId="24" w16cid:durableId="1092628364">
     <w:abstractNumId w:val="16"/>
     <w:lvlOverride w:ilvl="0">
       <w:startOverride w:val="1"/>
     </w:lvlOverride>
   </w:num>
-  <w:num w:numId="7" w16cid:durableId="232393326">
-    <w:abstractNumId w:val="12"/>
-    <w:lvlOverride w:ilvl="0">
-      <w:startOverride w:val="1"/>
-    </w:lvlOverride>
-  </w:num>
-  <w:num w:numId="8" w16cid:durableId="830753604">
-    <w:abstractNumId w:val="1"/>
-    <w:lvlOverride w:ilvl="0">
-      <w:startOverride w:val="1"/>
-    </w:lvlOverride>
-  </w:num>
-  <w:num w:numId="9" w16cid:durableId="249966943">
+  <w:num w:numId="25" w16cid:durableId="63767840">
     <w:abstractNumId w:val="7"/>
     <w:lvlOverride w:ilvl="0">
       <w:startOverride w:val="1"/>
     </w:lvlOverride>
   </w:num>
-  <w:num w:numId="10" w16cid:durableId="1277253286">
-    <w:abstractNumId w:val="27"/>
-    <w:lvlOverride w:ilvl="0">
-      <w:startOverride w:val="1"/>
-    </w:lvlOverride>
-  </w:num>
-  <w:num w:numId="11" w16cid:durableId="985620294">
+  <w:num w:numId="26" w16cid:durableId="1381858028">
     <w:abstractNumId w:val="9"/>
     <w:lvlOverride w:ilvl="0">
       <w:startOverride w:val="1"/>
     </w:lvlOverride>
   </w:num>
-  <w:num w:numId="12" w16cid:durableId="2058973365">
+  <w:num w:numId="27" w16cid:durableId="389501152">
     <w:abstractNumId w:val="5"/>
     <w:lvlOverride w:ilvl="0">
       <w:startOverride w:val="1"/>
     </w:lvlOverride>
   </w:num>
-  <w:num w:numId="13" w16cid:durableId="457721000">
-    <w:abstractNumId w:val="20"/>
+  <w:num w:numId="28" w16cid:durableId="1690567806">
+    <w:abstractNumId w:val="14"/>
     <w:lvlOverride w:ilvl="0">
       <w:startOverride w:val="1"/>
     </w:lvlOverride>
   </w:num>
-  <w:num w:numId="14" w16cid:durableId="1594774862">
+  <w:num w:numId="29" w16cid:durableId="783814448">
     <w:abstractNumId w:val="17"/>
     <w:lvlOverride w:ilvl="0">
       <w:startOverride w:val="1"/>
     </w:lvlOverride>
   </w:num>
-  <w:num w:numId="15" w16cid:durableId="524641173">
-    <w:abstractNumId w:val="2"/>
-    <w:lvlOverride w:ilvl="0">
-      <w:startOverride w:val="1"/>
-    </w:lvlOverride>
-  </w:num>
-  <w:num w:numId="16" w16cid:durableId="1500541813">
-    <w:abstractNumId w:val="13"/>
-    <w:lvlOverride w:ilvl="0">
-      <w:startOverride w:val="1"/>
-    </w:lvlOverride>
-  </w:num>
-  <w:num w:numId="17" w16cid:durableId="914247835">
-    <w:abstractNumId w:val="28"/>
-    <w:lvlOverride w:ilvl="0">
-      <w:startOverride w:val="1"/>
-    </w:lvlOverride>
-  </w:num>
-  <w:num w:numId="18" w16cid:durableId="947811095">
-    <w:abstractNumId w:val="23"/>
-    <w:lvlOverride w:ilvl="0">
-      <w:startOverride w:val="1"/>
-    </w:lvlOverride>
-  </w:num>
-  <w:num w:numId="19" w16cid:durableId="1120414865">
-    <w:abstractNumId w:val="19"/>
-    <w:lvlOverride w:ilvl="0">
-      <w:startOverride w:val="1"/>
-    </w:lvlOverride>
-  </w:num>
-  <w:num w:numId="20" w16cid:durableId="37555837">
-    <w:abstractNumId w:val="3"/>
-    <w:lvlOverride w:ilvl="0">
-      <w:startOverride w:val="1"/>
-    </w:lvlOverride>
-  </w:num>
-  <w:num w:numId="21" w16cid:durableId="1751072590">
-    <w:abstractNumId w:val="18"/>
-    <w:lvlOverride w:ilvl="0">
-      <w:startOverride w:val="1"/>
-    </w:lvlOverride>
-  </w:num>
-  <w:num w:numId="22" w16cid:durableId="1052853048">
-    <w:abstractNumId w:val="24"/>
-    <w:lvlOverride w:ilvl="0">
-      <w:startOverride w:val="1"/>
-    </w:lvlOverride>
-  </w:num>
-  <w:num w:numId="23" w16cid:durableId="702753645">
-    <w:abstractNumId w:val="4"/>
-    <w:lvlOverride w:ilvl="0">
-      <w:startOverride w:val="1"/>
-    </w:lvlOverride>
-  </w:num>
-  <w:num w:numId="24" w16cid:durableId="354890484">
-    <w:abstractNumId w:val="15"/>
-    <w:lvlOverride w:ilvl="0">
-      <w:startOverride w:val="1"/>
-    </w:lvlOverride>
-  </w:num>
-  <w:num w:numId="25" w16cid:durableId="248928042">
+  <w:num w:numId="30" w16cid:durableId="762800392">
     <w:abstractNumId w:val="21"/>
     <w:lvlOverride w:ilvl="0">
       <w:startOverride w:val="1"/>
     </w:lvlOverride>
   </w:num>
-  <w:num w:numId="26" w16cid:durableId="2121869579">
-    <w:abstractNumId w:val="11"/>
-    <w:lvlOverride w:ilvl="0">
-      <w:startOverride w:val="1"/>
-    </w:lvlOverride>
-  </w:num>
-  <w:num w:numId="27" w16cid:durableId="257635842">
-    <w:abstractNumId w:val="0"/>
-    <w:lvlOverride w:ilvl="0">
-      <w:startOverride w:val="1"/>
-    </w:lvlOverride>
-  </w:num>
-  <w:num w:numId="28" w16cid:durableId="1697193180">
-    <w:abstractNumId w:val="22"/>
-    <w:lvlOverride w:ilvl="0">
-      <w:startOverride w:val="1"/>
-    </w:lvlOverride>
-  </w:num>
-  <w:num w:numId="29" w16cid:durableId="786853840">
-    <w:abstractNumId w:val="6"/>
-    <w:lvlOverride w:ilvl="0">
-      <w:startOverride w:val="1"/>
-    </w:lvlOverride>
-  </w:num>
-  <w:num w:numId="30" w16cid:durableId="1339188751">
-    <w:abstractNumId w:val="14"/>
+  <w:num w:numId="31" w16cid:durableId="1446584466">
+    <w:abstractNumId w:val="19"/>
     <w:lvlOverride w:ilvl="0">
       <w:startOverride w:val="1"/>
     </w:lvlOverride>
@@ -39649,7 +40476,7 @@
     <w:autoRedefine/>
     <w:uiPriority w:val="39"/>
     <w:unhideWhenUsed/>
-    <w:rsid w:val="001E02FA"/>
+    <w:rsid w:val="00A3496B"/>
     <w:pPr>
       <w:spacing w:after="100"/>
     </w:pPr>
@@ -39661,7 +40488,7 @@
     <w:autoRedefine/>
     <w:uiPriority w:val="39"/>
     <w:unhideWhenUsed/>
-    <w:rsid w:val="001E02FA"/>
+    <w:rsid w:val="00A3496B"/>
     <w:pPr>
       <w:spacing w:after="100"/>
       <w:ind w:left="210"/>

--- a/docs/manuals/ABF-FST_Portal_System_Manual.docx
+++ b/docs/manuals/ABF-FST_Portal_System_Manual.docx
@@ -69,19 +69,13 @@
           <w:left w:w="10" w:type="dxa"/>
           <w:right w:w="10" w:type="dxa"/>
         </w:tblCellMar>
-        <w:tblLook w:val="04A0" w:firstRow="1" w:lastRow="0" w:firstColumn="1" w:lastColumn="0" w:noHBand="0" w:noVBand="1"/>
+        <w:tblLook w:val="0000" w:firstRow="0" w:lastRow="0" w:firstColumn="0" w:lastColumn="0" w:noHBand="0" w:noVBand="0"/>
       </w:tblPr>
       <w:tblGrid>
         <w:gridCol w:w="2300"/>
         <w:gridCol w:w="7112"/>
       </w:tblGrid>
       <w:tr>
-        <w:tblPrEx>
-          <w:tblCellMar>
-            <w:top w:w="0" w:type="dxa"/>
-            <w:bottom w:w="0" w:type="dxa"/>
-          </w:tblCellMar>
-        </w:tblPrEx>
         <w:tc>
           <w:tcPr>
             <w:tcW w:w="2300" w:type="dxa"/>
@@ -133,12 +127,6 @@
         </w:tc>
       </w:tr>
       <w:tr>
-        <w:tblPrEx>
-          <w:tblCellMar>
-            <w:top w:w="0" w:type="dxa"/>
-            <w:bottom w:w="0" w:type="dxa"/>
-          </w:tblCellMar>
-        </w:tblPrEx>
         <w:tc>
           <w:tcPr>
             <w:tcW w:w="2300" w:type="dxa"/>
@@ -190,12 +178,6 @@
         </w:tc>
       </w:tr>
       <w:tr>
-        <w:tblPrEx>
-          <w:tblCellMar>
-            <w:top w:w="0" w:type="dxa"/>
-            <w:bottom w:w="0" w:type="dxa"/>
-          </w:tblCellMar>
-        </w:tblPrEx>
         <w:tc>
           <w:tcPr>
             <w:tcW w:w="2300" w:type="dxa"/>
@@ -247,12 +229,6 @@
         </w:tc>
       </w:tr>
       <w:tr>
-        <w:tblPrEx>
-          <w:tblCellMar>
-            <w:top w:w="0" w:type="dxa"/>
-            <w:bottom w:w="0" w:type="dxa"/>
-          </w:tblCellMar>
-        </w:tblPrEx>
         <w:tc>
           <w:tcPr>
             <w:tcW w:w="2300" w:type="dxa"/>
@@ -304,12 +280,6 @@
         </w:tc>
       </w:tr>
       <w:tr>
-        <w:tblPrEx>
-          <w:tblCellMar>
-            <w:top w:w="0" w:type="dxa"/>
-            <w:bottom w:w="0" w:type="dxa"/>
-          </w:tblCellMar>
-        </w:tblPrEx>
         <w:tc>
           <w:tcPr>
             <w:tcW w:w="2300" w:type="dxa"/>
@@ -361,12 +331,6 @@
         </w:tc>
       </w:tr>
       <w:tr>
-        <w:tblPrEx>
-          <w:tblCellMar>
-            <w:top w:w="0" w:type="dxa"/>
-            <w:bottom w:w="0" w:type="dxa"/>
-          </w:tblCellMar>
-        </w:tblPrEx>
         <w:tc>
           <w:tcPr>
             <w:tcW w:w="2300" w:type="dxa"/>
@@ -418,12 +382,6 @@
         </w:tc>
       </w:tr>
       <w:tr>
-        <w:tblPrEx>
-          <w:tblCellMar>
-            <w:top w:w="0" w:type="dxa"/>
-            <w:bottom w:w="0" w:type="dxa"/>
-          </w:tblCellMar>
-        </w:tblPrEx>
         <w:tc>
           <w:tcPr>
             <w:tcW w:w="2300" w:type="dxa"/>
@@ -538,7 +496,7 @@
     <w:sdt>
       <w:sdtPr>
         <w:alias w:val="Contents"/>
-        <w:id w:val="-1467817048"/>
+        <w:id w:val="-95329490"/>
       </w:sdtPr>
       <w:sdtEndPr/>
       <w:sdtContent>
@@ -567,7 +525,7 @@
           <w:r>
             <w:fldChar w:fldCharType="separate"/>
           </w:r>
-          <w:hyperlink w:anchor="_Toc240405675" w:history="1">
+          <w:hyperlink w:anchor="_Toc240453357" w:history="1">
             <w:r>
               <w:rPr>
                 <w:rStyle w:val="Hyperlink"/>
@@ -591,7 +549,7 @@
               <w:rPr>
                 <w:noProof/>
               </w:rPr>
-              <w:instrText xml:space="preserve"> PAGEREF _Toc240405675 \h </w:instrText>
+              <w:instrText xml:space="preserve"> PAGEREF _Toc240453357 \h </w:instrText>
             </w:r>
             <w:r>
               <w:rPr>
@@ -634,7 +592,7 @@
               <w14:ligatures w14:val="standardContextual"/>
             </w:rPr>
           </w:pPr>
-          <w:hyperlink w:anchor="_Toc240405676" w:history="1">
+          <w:hyperlink w:anchor="_Toc240453358" w:history="1">
             <w:r>
               <w:rPr>
                 <w:rStyle w:val="Hyperlink"/>
@@ -658,7 +616,7 @@
               <w:rPr>
                 <w:noProof/>
               </w:rPr>
-              <w:instrText xml:space="preserve"> PAGEREF _Toc240405676 \h </w:instrText>
+              <w:instrText xml:space="preserve"> PAGEREF _Toc240453358 \h </w:instrText>
             </w:r>
             <w:r>
               <w:rPr>
@@ -701,7 +659,7 @@
               <w14:ligatures w14:val="standardContextual"/>
             </w:rPr>
           </w:pPr>
-          <w:hyperlink w:anchor="_Toc240405677" w:history="1">
+          <w:hyperlink w:anchor="_Toc240453359" w:history="1">
             <w:r>
               <w:rPr>
                 <w:rStyle w:val="Hyperlink"/>
@@ -725,7 +683,7 @@
               <w:rPr>
                 <w:noProof/>
               </w:rPr>
-              <w:instrText xml:space="preserve"> PAGEREF _Toc240405677 \h </w:instrText>
+              <w:instrText xml:space="preserve"> PAGEREF _Toc240453359 \h </w:instrText>
             </w:r>
             <w:r>
               <w:rPr>
@@ -768,7 +726,7 @@
               <w14:ligatures w14:val="standardContextual"/>
             </w:rPr>
           </w:pPr>
-          <w:hyperlink w:anchor="_Toc240405678" w:history="1">
+          <w:hyperlink w:anchor="_Toc240453360" w:history="1">
             <w:r>
               <w:rPr>
                 <w:rStyle w:val="Hyperlink"/>
@@ -792,7 +750,7 @@
               <w:rPr>
                 <w:noProof/>
               </w:rPr>
-              <w:instrText xml:space="preserve"> PAGEREF _Toc240405678 \h </w:instrText>
+              <w:instrText xml:space="preserve"> PAGEREF _Toc240453360 \h </w:instrText>
             </w:r>
             <w:r>
               <w:rPr>
@@ -835,7 +793,7 @@
               <w14:ligatures w14:val="standardContextual"/>
             </w:rPr>
           </w:pPr>
-          <w:hyperlink w:anchor="_Toc240405679" w:history="1">
+          <w:hyperlink w:anchor="_Toc240453361" w:history="1">
             <w:r>
               <w:rPr>
                 <w:rStyle w:val="Hyperlink"/>
@@ -859,7 +817,7 @@
               <w:rPr>
                 <w:noProof/>
               </w:rPr>
-              <w:instrText xml:space="preserve"> PAGEREF _Toc240405679 \h </w:instrText>
+              <w:instrText xml:space="preserve"> PAGEREF _Toc240453361 \h </w:instrText>
             </w:r>
             <w:r>
               <w:rPr>
@@ -902,7 +860,7 @@
               <w14:ligatures w14:val="standardContextual"/>
             </w:rPr>
           </w:pPr>
-          <w:hyperlink w:anchor="_Toc240405680" w:history="1">
+          <w:hyperlink w:anchor="_Toc240453362" w:history="1">
             <w:r>
               <w:rPr>
                 <w:rStyle w:val="Hyperlink"/>
@@ -926,7 +884,7 @@
               <w:rPr>
                 <w:noProof/>
               </w:rPr>
-              <w:instrText xml:space="preserve"> PAGEREF _Toc240405680 \h </w:instrText>
+              <w:instrText xml:space="preserve"> PAGEREF _Toc240453362 \h </w:instrText>
             </w:r>
             <w:r>
               <w:rPr>
@@ -969,7 +927,7 @@
               <w14:ligatures w14:val="standardContextual"/>
             </w:rPr>
           </w:pPr>
-          <w:hyperlink w:anchor="_Toc240405681" w:history="1">
+          <w:hyperlink w:anchor="_Toc240453363" w:history="1">
             <w:r>
               <w:rPr>
                 <w:rStyle w:val="Hyperlink"/>
@@ -993,7 +951,7 @@
               <w:rPr>
                 <w:noProof/>
               </w:rPr>
-              <w:instrText xml:space="preserve"> PAGEREF _Toc240405681 \h </w:instrText>
+              <w:instrText xml:space="preserve"> PAGEREF _Toc240453363 \h </w:instrText>
             </w:r>
             <w:r>
               <w:rPr>
@@ -1036,7 +994,7 @@
               <w14:ligatures w14:val="standardContextual"/>
             </w:rPr>
           </w:pPr>
-          <w:hyperlink w:anchor="_Toc240405682" w:history="1">
+          <w:hyperlink w:anchor="_Toc240453364" w:history="1">
             <w:r>
               <w:rPr>
                 <w:rStyle w:val="Hyperlink"/>
@@ -1060,7 +1018,7 @@
               <w:rPr>
                 <w:noProof/>
               </w:rPr>
-              <w:instrText xml:space="preserve"> PAGEREF _Toc240405682 \h </w:instrText>
+              <w:instrText xml:space="preserve"> PAGEREF _Toc240453364 \h </w:instrText>
             </w:r>
             <w:r>
               <w:rPr>
@@ -1103,7 +1061,7 @@
               <w14:ligatures w14:val="standardContextual"/>
             </w:rPr>
           </w:pPr>
-          <w:hyperlink w:anchor="_Toc240405683" w:history="1">
+          <w:hyperlink w:anchor="_Toc240453365" w:history="1">
             <w:r>
               <w:rPr>
                 <w:rStyle w:val="Hyperlink"/>
@@ -1127,7 +1085,7 @@
               <w:rPr>
                 <w:noProof/>
               </w:rPr>
-              <w:instrText xml:space="preserve"> PAGEREF _Toc240405683 \h </w:instrText>
+              <w:instrText xml:space="preserve"> PAGEREF _Toc240453365 \h </w:instrText>
             </w:r>
             <w:r>
               <w:rPr>
@@ -1170,7 +1128,7 @@
               <w14:ligatures w14:val="standardContextual"/>
             </w:rPr>
           </w:pPr>
-          <w:hyperlink w:anchor="_Toc240405684" w:history="1">
+          <w:hyperlink w:anchor="_Toc240453366" w:history="1">
             <w:r>
               <w:rPr>
                 <w:rStyle w:val="Hyperlink"/>
@@ -1194,7 +1152,7 @@
               <w:rPr>
                 <w:noProof/>
               </w:rPr>
-              <w:instrText xml:space="preserve"> PAGEREF _Toc240405684 \h </w:instrText>
+              <w:instrText xml:space="preserve"> PAGEREF _Toc240453366 \h </w:instrText>
             </w:r>
             <w:r>
               <w:rPr>
@@ -1237,7 +1195,7 @@
               <w14:ligatures w14:val="standardContextual"/>
             </w:rPr>
           </w:pPr>
-          <w:hyperlink w:anchor="_Toc240405685" w:history="1">
+          <w:hyperlink w:anchor="_Toc240453367" w:history="1">
             <w:r>
               <w:rPr>
                 <w:rStyle w:val="Hyperlink"/>
@@ -1261,7 +1219,7 @@
               <w:rPr>
                 <w:noProof/>
               </w:rPr>
-              <w:instrText xml:space="preserve"> PAGEREF _Toc240405685 \h </w:instrText>
+              <w:instrText xml:space="preserve"> PAGEREF _Toc240453367 \h </w:instrText>
             </w:r>
             <w:r>
               <w:rPr>
@@ -1304,7 +1262,7 @@
               <w14:ligatures w14:val="standardContextual"/>
             </w:rPr>
           </w:pPr>
-          <w:hyperlink w:anchor="_Toc240405686" w:history="1">
+          <w:hyperlink w:anchor="_Toc240453368" w:history="1">
             <w:r>
               <w:rPr>
                 <w:rStyle w:val="Hyperlink"/>
@@ -1328,7 +1286,7 @@
               <w:rPr>
                 <w:noProof/>
               </w:rPr>
-              <w:instrText xml:space="preserve"> PAGEREF _Toc240405686 \h </w:instrText>
+              <w:instrText xml:space="preserve"> PAGEREF _Toc240453368 \h </w:instrText>
             </w:r>
             <w:r>
               <w:rPr>
@@ -1371,7 +1329,7 @@
               <w14:ligatures w14:val="standardContextual"/>
             </w:rPr>
           </w:pPr>
-          <w:hyperlink w:anchor="_Toc240405687" w:history="1">
+          <w:hyperlink w:anchor="_Toc240453369" w:history="1">
             <w:r>
               <w:rPr>
                 <w:rStyle w:val="Hyperlink"/>
@@ -1395,7 +1353,7 @@
               <w:rPr>
                 <w:noProof/>
               </w:rPr>
-              <w:instrText xml:space="preserve"> PAGEREF _Toc240405687 \h </w:instrText>
+              <w:instrText xml:space="preserve"> PAGEREF _Toc240453369 \h </w:instrText>
             </w:r>
             <w:r>
               <w:rPr>
@@ -1438,7 +1396,7 @@
               <w14:ligatures w14:val="standardContextual"/>
             </w:rPr>
           </w:pPr>
-          <w:hyperlink w:anchor="_Toc240405688" w:history="1">
+          <w:hyperlink w:anchor="_Toc240453370" w:history="1">
             <w:r>
               <w:rPr>
                 <w:rStyle w:val="Hyperlink"/>
@@ -1462,7 +1420,7 @@
               <w:rPr>
                 <w:noProof/>
               </w:rPr>
-              <w:instrText xml:space="preserve"> PAGEREF _Toc240405688 \h </w:instrText>
+              <w:instrText xml:space="preserve"> PAGEREF _Toc240453370 \h </w:instrText>
             </w:r>
             <w:r>
               <w:rPr>
@@ -1505,7 +1463,7 @@
               <w14:ligatures w14:val="standardContextual"/>
             </w:rPr>
           </w:pPr>
-          <w:hyperlink w:anchor="_Toc240405689" w:history="1">
+          <w:hyperlink w:anchor="_Toc240453371" w:history="1">
             <w:r>
               <w:rPr>
                 <w:rStyle w:val="Hyperlink"/>
@@ -1529,7 +1487,7 @@
               <w:rPr>
                 <w:noProof/>
               </w:rPr>
-              <w:instrText xml:space="preserve"> PAGEREF _Toc240405689 \h </w:instrText>
+              <w:instrText xml:space="preserve"> PAGEREF _Toc240453371 \h </w:instrText>
             </w:r>
             <w:r>
               <w:rPr>
@@ -1572,7 +1530,7 @@
               <w14:ligatures w14:val="standardContextual"/>
             </w:rPr>
           </w:pPr>
-          <w:hyperlink w:anchor="_Toc240405690" w:history="1">
+          <w:hyperlink w:anchor="_Toc240453372" w:history="1">
             <w:r>
               <w:rPr>
                 <w:rStyle w:val="Hyperlink"/>
@@ -1596,7 +1554,7 @@
               <w:rPr>
                 <w:noProof/>
               </w:rPr>
-              <w:instrText xml:space="preserve"> PAGEREF _Toc240405690 \h </w:instrText>
+              <w:instrText xml:space="preserve"> PAGEREF _Toc240453372 \h </w:instrText>
             </w:r>
             <w:r>
               <w:rPr>
@@ -1639,7 +1597,7 @@
               <w14:ligatures w14:val="standardContextual"/>
             </w:rPr>
           </w:pPr>
-          <w:hyperlink w:anchor="_Toc240405691" w:history="1">
+          <w:hyperlink w:anchor="_Toc240453373" w:history="1">
             <w:r>
               <w:rPr>
                 <w:rStyle w:val="Hyperlink"/>
@@ -1663,7 +1621,7 @@
               <w:rPr>
                 <w:noProof/>
               </w:rPr>
-              <w:instrText xml:space="preserve"> PAGEREF _Toc240405691 \h </w:instrText>
+              <w:instrText xml:space="preserve"> PAGEREF _Toc240453373 \h </w:instrText>
             </w:r>
             <w:r>
               <w:rPr>
@@ -1706,7 +1664,7 @@
               <w14:ligatures w14:val="standardContextual"/>
             </w:rPr>
           </w:pPr>
-          <w:hyperlink w:anchor="_Toc240405692" w:history="1">
+          <w:hyperlink w:anchor="_Toc240453374" w:history="1">
             <w:r>
               <w:rPr>
                 <w:rStyle w:val="Hyperlink"/>
@@ -1730,7 +1688,7 @@
               <w:rPr>
                 <w:noProof/>
               </w:rPr>
-              <w:instrText xml:space="preserve"> PAGEREF _Toc240405692 \h </w:instrText>
+              <w:instrText xml:space="preserve"> PAGEREF _Toc240453374 \h </w:instrText>
             </w:r>
             <w:r>
               <w:rPr>
@@ -1773,7 +1731,7 @@
               <w14:ligatures w14:val="standardContextual"/>
             </w:rPr>
           </w:pPr>
-          <w:hyperlink w:anchor="_Toc240405693" w:history="1">
+          <w:hyperlink w:anchor="_Toc240453375" w:history="1">
             <w:r>
               <w:rPr>
                 <w:rStyle w:val="Hyperlink"/>
@@ -1797,7 +1755,7 @@
               <w:rPr>
                 <w:noProof/>
               </w:rPr>
-              <w:instrText xml:space="preserve"> PAGEREF _Toc240405693 \h </w:instrText>
+              <w:instrText xml:space="preserve"> PAGEREF _Toc240453375 \h </w:instrText>
             </w:r>
             <w:r>
               <w:rPr>
@@ -1840,7 +1798,7 @@
               <w14:ligatures w14:val="standardContextual"/>
             </w:rPr>
           </w:pPr>
-          <w:hyperlink w:anchor="_Toc240405694" w:history="1">
+          <w:hyperlink w:anchor="_Toc240453376" w:history="1">
             <w:r>
               <w:rPr>
                 <w:rStyle w:val="Hyperlink"/>
@@ -1864,7 +1822,7 @@
               <w:rPr>
                 <w:noProof/>
               </w:rPr>
-              <w:instrText xml:space="preserve"> PAGEREF _Toc240405694 \h </w:instrText>
+              <w:instrText xml:space="preserve"> PAGEREF _Toc240453376 \h </w:instrText>
             </w:r>
             <w:r>
               <w:rPr>
@@ -1907,7 +1865,7 @@
               <w14:ligatures w14:val="standardContextual"/>
             </w:rPr>
           </w:pPr>
-          <w:hyperlink w:anchor="_Toc240405695" w:history="1">
+          <w:hyperlink w:anchor="_Toc240453377" w:history="1">
             <w:r>
               <w:rPr>
                 <w:rStyle w:val="Hyperlink"/>
@@ -1931,7 +1889,7 @@
               <w:rPr>
                 <w:noProof/>
               </w:rPr>
-              <w:instrText xml:space="preserve"> PAGEREF _Toc240405695 \h </w:instrText>
+              <w:instrText xml:space="preserve"> PAGEREF _Toc240453377 \h </w:instrText>
             </w:r>
             <w:r>
               <w:rPr>
@@ -1974,7 +1932,7 @@
               <w14:ligatures w14:val="standardContextual"/>
             </w:rPr>
           </w:pPr>
-          <w:hyperlink w:anchor="_Toc240405696" w:history="1">
+          <w:hyperlink w:anchor="_Toc240453378" w:history="1">
             <w:r>
               <w:rPr>
                 <w:rStyle w:val="Hyperlink"/>
@@ -1998,7 +1956,7 @@
               <w:rPr>
                 <w:noProof/>
               </w:rPr>
-              <w:instrText xml:space="preserve"> PAGEREF _Toc240405696 \h </w:instrText>
+              <w:instrText xml:space="preserve"> PAGEREF _Toc240453378 \h </w:instrText>
             </w:r>
             <w:r>
               <w:rPr>
@@ -2041,7 +1999,7 @@
               <w14:ligatures w14:val="standardContextual"/>
             </w:rPr>
           </w:pPr>
-          <w:hyperlink w:anchor="_Toc240405697" w:history="1">
+          <w:hyperlink w:anchor="_Toc240453379" w:history="1">
             <w:r>
               <w:rPr>
                 <w:rStyle w:val="Hyperlink"/>
@@ -2065,7 +2023,7 @@
               <w:rPr>
                 <w:noProof/>
               </w:rPr>
-              <w:instrText xml:space="preserve"> PAGEREF _Toc240405697 \h </w:instrText>
+              <w:instrText xml:space="preserve"> PAGEREF _Toc240453379 \h </w:instrText>
             </w:r>
             <w:r>
               <w:rPr>
@@ -2108,7 +2066,7 @@
               <w14:ligatures w14:val="standardContextual"/>
             </w:rPr>
           </w:pPr>
-          <w:hyperlink w:anchor="_Toc240405698" w:history="1">
+          <w:hyperlink w:anchor="_Toc240453380" w:history="1">
             <w:r>
               <w:rPr>
                 <w:rStyle w:val="Hyperlink"/>
@@ -2132,7 +2090,7 @@
               <w:rPr>
                 <w:noProof/>
               </w:rPr>
-              <w:instrText xml:space="preserve"> PAGEREF _Toc240405698 \h </w:instrText>
+              <w:instrText xml:space="preserve"> PAGEREF _Toc240453380 \h </w:instrText>
             </w:r>
             <w:r>
               <w:rPr>
@@ -2175,7 +2133,7 @@
               <w14:ligatures w14:val="standardContextual"/>
             </w:rPr>
           </w:pPr>
-          <w:hyperlink w:anchor="_Toc240405699" w:history="1">
+          <w:hyperlink w:anchor="_Toc240453381" w:history="1">
             <w:r>
               <w:rPr>
                 <w:rStyle w:val="Hyperlink"/>
@@ -2199,7 +2157,7 @@
               <w:rPr>
                 <w:noProof/>
               </w:rPr>
-              <w:instrText xml:space="preserve"> PAGEREF _Toc240405699 \h </w:instrText>
+              <w:instrText xml:space="preserve"> PAGEREF _Toc240453381 \h </w:instrText>
             </w:r>
             <w:r>
               <w:rPr>
@@ -2242,7 +2200,7 @@
               <w14:ligatures w14:val="standardContextual"/>
             </w:rPr>
           </w:pPr>
-          <w:hyperlink w:anchor="_Toc240405700" w:history="1">
+          <w:hyperlink w:anchor="_Toc240453382" w:history="1">
             <w:r>
               <w:rPr>
                 <w:rStyle w:val="Hyperlink"/>
@@ -2266,7 +2224,7 @@
               <w:rPr>
                 <w:noProof/>
               </w:rPr>
-              <w:instrText xml:space="preserve"> PAGEREF _Toc240405700 \h </w:instrText>
+              <w:instrText xml:space="preserve"> PAGEREF _Toc240453382 \h </w:instrText>
             </w:r>
             <w:r>
               <w:rPr>
@@ -2309,7 +2267,7 @@
               <w14:ligatures w14:val="standardContextual"/>
             </w:rPr>
           </w:pPr>
-          <w:hyperlink w:anchor="_Toc240405701" w:history="1">
+          <w:hyperlink w:anchor="_Toc240453383" w:history="1">
             <w:r>
               <w:rPr>
                 <w:rStyle w:val="Hyperlink"/>
@@ -2333,7 +2291,7 @@
               <w:rPr>
                 <w:noProof/>
               </w:rPr>
-              <w:instrText xml:space="preserve"> PAGEREF _Toc240405701 \h </w:instrText>
+              <w:instrText xml:space="preserve"> PAGEREF _Toc240453383 \h </w:instrText>
             </w:r>
             <w:r>
               <w:rPr>
@@ -2376,7 +2334,7 @@
               <w14:ligatures w14:val="standardContextual"/>
             </w:rPr>
           </w:pPr>
-          <w:hyperlink w:anchor="_Toc240405702" w:history="1">
+          <w:hyperlink w:anchor="_Toc240453384" w:history="1">
             <w:r>
               <w:rPr>
                 <w:rStyle w:val="Hyperlink"/>
@@ -2400,7 +2358,7 @@
               <w:rPr>
                 <w:noProof/>
               </w:rPr>
-              <w:instrText xml:space="preserve"> PAGEREF _Toc240405702 \h </w:instrText>
+              <w:instrText xml:space="preserve"> PAGEREF _Toc240453384 \h </w:instrText>
             </w:r>
             <w:r>
               <w:rPr>
@@ -2443,7 +2401,7 @@
               <w14:ligatures w14:val="standardContextual"/>
             </w:rPr>
           </w:pPr>
-          <w:hyperlink w:anchor="_Toc240405703" w:history="1">
+          <w:hyperlink w:anchor="_Toc240453385" w:history="1">
             <w:r>
               <w:rPr>
                 <w:rStyle w:val="Hyperlink"/>
@@ -2467,7 +2425,7 @@
               <w:rPr>
                 <w:noProof/>
               </w:rPr>
-              <w:instrText xml:space="preserve"> PAGEREF _Toc240405703 \h </w:instrText>
+              <w:instrText xml:space="preserve"> PAGEREF _Toc240453385 \h </w:instrText>
             </w:r>
             <w:r>
               <w:rPr>
@@ -2510,7 +2468,7 @@
               <w14:ligatures w14:val="standardContextual"/>
             </w:rPr>
           </w:pPr>
-          <w:hyperlink w:anchor="_Toc240405704" w:history="1">
+          <w:hyperlink w:anchor="_Toc240453386" w:history="1">
             <w:r>
               <w:rPr>
                 <w:rStyle w:val="Hyperlink"/>
@@ -2534,7 +2492,7 @@
               <w:rPr>
                 <w:noProof/>
               </w:rPr>
-              <w:instrText xml:space="preserve"> PAGEREF _Toc240405704 \h </w:instrText>
+              <w:instrText xml:space="preserve"> PAGEREF _Toc240453386 \h </w:instrText>
             </w:r>
             <w:r>
               <w:rPr>
@@ -2577,7 +2535,7 @@
               <w14:ligatures w14:val="standardContextual"/>
             </w:rPr>
           </w:pPr>
-          <w:hyperlink w:anchor="_Toc240405705" w:history="1">
+          <w:hyperlink w:anchor="_Toc240453387" w:history="1">
             <w:r>
               <w:rPr>
                 <w:rStyle w:val="Hyperlink"/>
@@ -2601,7 +2559,7 @@
               <w:rPr>
                 <w:noProof/>
               </w:rPr>
-              <w:instrText xml:space="preserve"> PAGEREF _Toc240405705 \h </w:instrText>
+              <w:instrText xml:space="preserve"> PAGEREF _Toc240453387 \h </w:instrText>
             </w:r>
             <w:r>
               <w:rPr>
@@ -2644,7 +2602,7 @@
               <w14:ligatures w14:val="standardContextual"/>
             </w:rPr>
           </w:pPr>
-          <w:hyperlink w:anchor="_Toc240405706" w:history="1">
+          <w:hyperlink w:anchor="_Toc240453388" w:history="1">
             <w:r>
               <w:rPr>
                 <w:rStyle w:val="Hyperlink"/>
@@ -2668,7 +2626,7 @@
               <w:rPr>
                 <w:noProof/>
               </w:rPr>
-              <w:instrText xml:space="preserve"> PAGEREF _Toc240405706 \h </w:instrText>
+              <w:instrText xml:space="preserve"> PAGEREF _Toc240453388 \h </w:instrText>
             </w:r>
             <w:r>
               <w:rPr>
@@ -2711,7 +2669,7 @@
               <w14:ligatures w14:val="standardContextual"/>
             </w:rPr>
           </w:pPr>
-          <w:hyperlink w:anchor="_Toc240405707" w:history="1">
+          <w:hyperlink w:anchor="_Toc240453389" w:history="1">
             <w:r>
               <w:rPr>
                 <w:rStyle w:val="Hyperlink"/>
@@ -2735,7 +2693,7 @@
               <w:rPr>
                 <w:noProof/>
               </w:rPr>
-              <w:instrText xml:space="preserve"> PAGEREF _Toc240405707 \h </w:instrText>
+              <w:instrText xml:space="preserve"> PAGEREF _Toc240453389 \h </w:instrText>
             </w:r>
             <w:r>
               <w:rPr>
@@ -2778,7 +2736,7 @@
               <w14:ligatures w14:val="standardContextual"/>
             </w:rPr>
           </w:pPr>
-          <w:hyperlink w:anchor="_Toc240405708" w:history="1">
+          <w:hyperlink w:anchor="_Toc240453390" w:history="1">
             <w:r>
               <w:rPr>
                 <w:rStyle w:val="Hyperlink"/>
@@ -2802,7 +2760,7 @@
               <w:rPr>
                 <w:noProof/>
               </w:rPr>
-              <w:instrText xml:space="preserve"> PAGEREF _Toc240405708 \h </w:instrText>
+              <w:instrText xml:space="preserve"> PAGEREF _Toc240453390 \h </w:instrText>
             </w:r>
             <w:r>
               <w:rPr>
@@ -2845,7 +2803,7 @@
               <w14:ligatures w14:val="standardContextual"/>
             </w:rPr>
           </w:pPr>
-          <w:hyperlink w:anchor="_Toc240405709" w:history="1">
+          <w:hyperlink w:anchor="_Toc240453391" w:history="1">
             <w:r>
               <w:rPr>
                 <w:rStyle w:val="Hyperlink"/>
@@ -2869,7 +2827,7 @@
               <w:rPr>
                 <w:noProof/>
               </w:rPr>
-              <w:instrText xml:space="preserve"> PAGEREF _Toc240405709 \h </w:instrText>
+              <w:instrText xml:space="preserve"> PAGEREF _Toc240453391 \h </w:instrText>
             </w:r>
             <w:r>
               <w:rPr>
@@ -2912,7 +2870,7 @@
               <w14:ligatures w14:val="standardContextual"/>
             </w:rPr>
           </w:pPr>
-          <w:hyperlink w:anchor="_Toc240405710" w:history="1">
+          <w:hyperlink w:anchor="_Toc240453392" w:history="1">
             <w:r>
               <w:rPr>
                 <w:rStyle w:val="Hyperlink"/>
@@ -2936,7 +2894,7 @@
               <w:rPr>
                 <w:noProof/>
               </w:rPr>
-              <w:instrText xml:space="preserve"> PAGEREF _Toc240405710 \h </w:instrText>
+              <w:instrText xml:space="preserve"> PAGEREF _Toc240453392 \h </w:instrText>
             </w:r>
             <w:r>
               <w:rPr>
@@ -2979,7 +2937,7 @@
               <w14:ligatures w14:val="standardContextual"/>
             </w:rPr>
           </w:pPr>
-          <w:hyperlink w:anchor="_Toc240405711" w:history="1">
+          <w:hyperlink w:anchor="_Toc240453393" w:history="1">
             <w:r>
               <w:rPr>
                 <w:rStyle w:val="Hyperlink"/>
@@ -3003,7 +2961,7 @@
               <w:rPr>
                 <w:noProof/>
               </w:rPr>
-              <w:instrText xml:space="preserve"> PAGEREF _Toc240405711 \h </w:instrText>
+              <w:instrText xml:space="preserve"> PAGEREF _Toc240453393 \h </w:instrText>
             </w:r>
             <w:r>
               <w:rPr>
@@ -3046,7 +3004,7 @@
               <w14:ligatures w14:val="standardContextual"/>
             </w:rPr>
           </w:pPr>
-          <w:hyperlink w:anchor="_Toc240405712" w:history="1">
+          <w:hyperlink w:anchor="_Toc240453394" w:history="1">
             <w:r>
               <w:rPr>
                 <w:rStyle w:val="Hyperlink"/>
@@ -3070,7 +3028,7 @@
               <w:rPr>
                 <w:noProof/>
               </w:rPr>
-              <w:instrText xml:space="preserve"> PAGEREF _Toc240405712 \h </w:instrText>
+              <w:instrText xml:space="preserve"> PAGEREF _Toc240453394 \h </w:instrText>
             </w:r>
             <w:r>
               <w:rPr>
@@ -3113,7 +3071,7 @@
               <w14:ligatures w14:val="standardContextual"/>
             </w:rPr>
           </w:pPr>
-          <w:hyperlink w:anchor="_Toc240405713" w:history="1">
+          <w:hyperlink w:anchor="_Toc240453395" w:history="1">
             <w:r>
               <w:rPr>
                 <w:rStyle w:val="Hyperlink"/>
@@ -3137,7 +3095,7 @@
               <w:rPr>
                 <w:noProof/>
               </w:rPr>
-              <w:instrText xml:space="preserve"> PAGEREF _Toc240405713 \h </w:instrText>
+              <w:instrText xml:space="preserve"> PAGEREF _Toc240453395 \h </w:instrText>
             </w:r>
             <w:r>
               <w:rPr>
@@ -3180,7 +3138,7 @@
               <w14:ligatures w14:val="standardContextual"/>
             </w:rPr>
           </w:pPr>
-          <w:hyperlink w:anchor="_Toc240405714" w:history="1">
+          <w:hyperlink w:anchor="_Toc240453484" w:history="1">
             <w:r>
               <w:rPr>
                 <w:rStyle w:val="Hyperlink"/>
@@ -3204,7 +3162,7 @@
               <w:rPr>
                 <w:noProof/>
               </w:rPr>
-              <w:instrText xml:space="preserve"> PAGEREF _Toc240405714 \h </w:instrText>
+              <w:instrText xml:space="preserve"> PAGEREF _Toc240453484 \h </w:instrText>
             </w:r>
             <w:r>
               <w:rPr>
@@ -3247,7 +3205,7 @@
               <w14:ligatures w14:val="standardContextual"/>
             </w:rPr>
           </w:pPr>
-          <w:hyperlink w:anchor="_Toc240405715" w:history="1">
+          <w:hyperlink w:anchor="_Toc240453485" w:history="1">
             <w:r>
               <w:rPr>
                 <w:rStyle w:val="Hyperlink"/>
@@ -3271,7 +3229,7 @@
               <w:rPr>
                 <w:noProof/>
               </w:rPr>
-              <w:instrText xml:space="preserve"> PAGEREF _Toc240405715 \h </w:instrText>
+              <w:instrText xml:space="preserve"> PAGEREF _Toc240453485 \h </w:instrText>
             </w:r>
             <w:r>
               <w:rPr>
@@ -3314,7 +3272,7 @@
               <w14:ligatures w14:val="standardContextual"/>
             </w:rPr>
           </w:pPr>
-          <w:hyperlink w:anchor="_Toc240405716" w:history="1">
+          <w:hyperlink w:anchor="_Toc240453486" w:history="1">
             <w:r>
               <w:rPr>
                 <w:rStyle w:val="Hyperlink"/>
@@ -3338,7 +3296,7 @@
               <w:rPr>
                 <w:noProof/>
               </w:rPr>
-              <w:instrText xml:space="preserve"> PAGEREF _Toc240405716 \h </w:instrText>
+              <w:instrText xml:space="preserve"> PAGEREF _Toc240453486 \h </w:instrText>
             </w:r>
             <w:r>
               <w:rPr>
@@ -3381,7 +3339,7 @@
               <w14:ligatures w14:val="standardContextual"/>
             </w:rPr>
           </w:pPr>
-          <w:hyperlink w:anchor="_Toc240405717" w:history="1">
+          <w:hyperlink w:anchor="_Toc240453487" w:history="1">
             <w:r>
               <w:rPr>
                 <w:rStyle w:val="Hyperlink"/>
@@ -3405,7 +3363,7 @@
               <w:rPr>
                 <w:noProof/>
               </w:rPr>
-              <w:instrText xml:space="preserve"> PAGEREF _Toc240405717 \h </w:instrText>
+              <w:instrText xml:space="preserve"> PAGEREF _Toc240453487 \h </w:instrText>
             </w:r>
             <w:r>
               <w:rPr>
@@ -3448,7 +3406,7 @@
               <w14:ligatures w14:val="standardContextual"/>
             </w:rPr>
           </w:pPr>
-          <w:hyperlink w:anchor="_Toc240405718" w:history="1">
+          <w:hyperlink w:anchor="_Toc240453488" w:history="1">
             <w:r>
               <w:rPr>
                 <w:rStyle w:val="Hyperlink"/>
@@ -3472,7 +3430,7 @@
               <w:rPr>
                 <w:noProof/>
               </w:rPr>
-              <w:instrText xml:space="preserve"> PAGEREF _Toc240405718 \h </w:instrText>
+              <w:instrText xml:space="preserve"> PAGEREF _Toc240453488 \h </w:instrText>
             </w:r>
             <w:r>
               <w:rPr>
@@ -3515,7 +3473,7 @@
               <w14:ligatures w14:val="standardContextual"/>
             </w:rPr>
           </w:pPr>
-          <w:hyperlink w:anchor="_Toc240405719" w:history="1">
+          <w:hyperlink w:anchor="_Toc240453489" w:history="1">
             <w:r>
               <w:rPr>
                 <w:rStyle w:val="Hyperlink"/>
@@ -3539,7 +3497,7 @@
               <w:rPr>
                 <w:noProof/>
               </w:rPr>
-              <w:instrText xml:space="preserve"> PAGEREF _Toc240405719 \h </w:instrText>
+              <w:instrText xml:space="preserve"> PAGEREF _Toc240453489 \h </w:instrText>
             </w:r>
             <w:r>
               <w:rPr>
@@ -3582,7 +3540,7 @@
               <w14:ligatures w14:val="standardContextual"/>
             </w:rPr>
           </w:pPr>
-          <w:hyperlink w:anchor="_Toc240405720" w:history="1">
+          <w:hyperlink w:anchor="_Toc240453490" w:history="1">
             <w:r>
               <w:rPr>
                 <w:rStyle w:val="Hyperlink"/>
@@ -3606,7 +3564,7 @@
               <w:rPr>
                 <w:noProof/>
               </w:rPr>
-              <w:instrText xml:space="preserve"> PAGEREF _Toc240405720 \h </w:instrText>
+              <w:instrText xml:space="preserve"> PAGEREF _Toc240453490 \h </w:instrText>
             </w:r>
             <w:r>
               <w:rPr>
@@ -3649,7 +3607,7 @@
               <w14:ligatures w14:val="standardContextual"/>
             </w:rPr>
           </w:pPr>
-          <w:hyperlink w:anchor="_Toc240405721" w:history="1">
+          <w:hyperlink w:anchor="_Toc240453491" w:history="1">
             <w:r>
               <w:rPr>
                 <w:rStyle w:val="Hyperlink"/>
@@ -3673,7 +3631,7 @@
               <w:rPr>
                 <w:noProof/>
               </w:rPr>
-              <w:instrText xml:space="preserve"> PAGEREF _Toc240405721 \h </w:instrText>
+              <w:instrText xml:space="preserve"> PAGEREF _Toc240453491 \h </w:instrText>
             </w:r>
             <w:r>
               <w:rPr>
@@ -3716,7 +3674,7 @@
               <w14:ligatures w14:val="standardContextual"/>
             </w:rPr>
           </w:pPr>
-          <w:hyperlink w:anchor="_Toc240405722" w:history="1">
+          <w:hyperlink w:anchor="_Toc240453492" w:history="1">
             <w:r>
               <w:rPr>
                 <w:rStyle w:val="Hyperlink"/>
@@ -3740,7 +3698,7 @@
               <w:rPr>
                 <w:noProof/>
               </w:rPr>
-              <w:instrText xml:space="preserve"> PAGEREF _Toc240405722 \h </w:instrText>
+              <w:instrText xml:space="preserve"> PAGEREF _Toc240453492 \h </w:instrText>
             </w:r>
             <w:r>
               <w:rPr>
@@ -3783,7 +3741,7 @@
               <w14:ligatures w14:val="standardContextual"/>
             </w:rPr>
           </w:pPr>
-          <w:hyperlink w:anchor="_Toc240405723" w:history="1">
+          <w:hyperlink w:anchor="_Toc240453493" w:history="1">
             <w:r>
               <w:rPr>
                 <w:rStyle w:val="Hyperlink"/>
@@ -3807,7 +3765,7 @@
               <w:rPr>
                 <w:noProof/>
               </w:rPr>
-              <w:instrText xml:space="preserve"> PAGEREF _Toc240405723 \h </w:instrText>
+              <w:instrText xml:space="preserve"> PAGEREF _Toc240453493 \h </w:instrText>
             </w:r>
             <w:r>
               <w:rPr>
@@ -3850,7 +3808,7 @@
               <w14:ligatures w14:val="standardContextual"/>
             </w:rPr>
           </w:pPr>
-          <w:hyperlink w:anchor="_Toc240405724" w:history="1">
+          <w:hyperlink w:anchor="_Toc240453494" w:history="1">
             <w:r>
               <w:rPr>
                 <w:rStyle w:val="Hyperlink"/>
@@ -3874,7 +3832,7 @@
               <w:rPr>
                 <w:noProof/>
               </w:rPr>
-              <w:instrText xml:space="preserve"> PAGEREF _Toc240405724 \h </w:instrText>
+              <w:instrText xml:space="preserve"> PAGEREF _Toc240453494 \h </w:instrText>
             </w:r>
             <w:r>
               <w:rPr>
@@ -3917,7 +3875,7 @@
               <w14:ligatures w14:val="standardContextual"/>
             </w:rPr>
           </w:pPr>
-          <w:hyperlink w:anchor="_Toc240405725" w:history="1">
+          <w:hyperlink w:anchor="_Toc240453495" w:history="1">
             <w:r>
               <w:rPr>
                 <w:rStyle w:val="Hyperlink"/>
@@ -3941,7 +3899,7 @@
               <w:rPr>
                 <w:noProof/>
               </w:rPr>
-              <w:instrText xml:space="preserve"> PAGEREF _Toc240405725 \h </w:instrText>
+              <w:instrText xml:space="preserve"> PAGEREF _Toc240453495 \h </w:instrText>
             </w:r>
             <w:r>
               <w:rPr>
@@ -3984,7 +3942,7 @@
               <w14:ligatures w14:val="standardContextual"/>
             </w:rPr>
           </w:pPr>
-          <w:hyperlink w:anchor="_Toc240405726" w:history="1">
+          <w:hyperlink w:anchor="_Toc240453496" w:history="1">
             <w:r>
               <w:rPr>
                 <w:rStyle w:val="Hyperlink"/>
@@ -4008,7 +3966,7 @@
               <w:rPr>
                 <w:noProof/>
               </w:rPr>
-              <w:instrText xml:space="preserve"> PAGEREF _Toc240405726 \h </w:instrText>
+              <w:instrText xml:space="preserve"> PAGEREF _Toc240453496 \h </w:instrText>
             </w:r>
             <w:r>
               <w:rPr>
@@ -4051,7 +4009,7 @@
               <w14:ligatures w14:val="standardContextual"/>
             </w:rPr>
           </w:pPr>
-          <w:hyperlink w:anchor="_Toc240405727" w:history="1">
+          <w:hyperlink w:anchor="_Toc240453497" w:history="1">
             <w:r>
               <w:rPr>
                 <w:rStyle w:val="Hyperlink"/>
@@ -4075,7 +4033,7 @@
               <w:rPr>
                 <w:noProof/>
               </w:rPr>
-              <w:instrText xml:space="preserve"> PAGEREF _Toc240405727 \h </w:instrText>
+              <w:instrText xml:space="preserve"> PAGEREF _Toc240453497 \h </w:instrText>
             </w:r>
             <w:r>
               <w:rPr>
@@ -4118,7 +4076,7 @@
               <w14:ligatures w14:val="standardContextual"/>
             </w:rPr>
           </w:pPr>
-          <w:hyperlink w:anchor="_Toc240405728" w:history="1">
+          <w:hyperlink w:anchor="_Toc240453498" w:history="1">
             <w:r>
               <w:rPr>
                 <w:rStyle w:val="Hyperlink"/>
@@ -4142,7 +4100,7 @@
               <w:rPr>
                 <w:noProof/>
               </w:rPr>
-              <w:instrText xml:space="preserve"> PAGEREF _Toc240405728 \h </w:instrText>
+              <w:instrText xml:space="preserve"> PAGEREF _Toc240453498 \h </w:instrText>
             </w:r>
             <w:r>
               <w:rPr>
@@ -4185,7 +4143,7 @@
               <w14:ligatures w14:val="standardContextual"/>
             </w:rPr>
           </w:pPr>
-          <w:hyperlink w:anchor="_Toc240405729" w:history="1">
+          <w:hyperlink w:anchor="_Toc240453499" w:history="1">
             <w:r>
               <w:rPr>
                 <w:rStyle w:val="Hyperlink"/>
@@ -4209,7 +4167,7 @@
               <w:rPr>
                 <w:noProof/>
               </w:rPr>
-              <w:instrText xml:space="preserve"> PAGEREF _Toc240405729 \h </w:instrText>
+              <w:instrText xml:space="preserve"> PAGEREF _Toc240453499 \h </w:instrText>
             </w:r>
             <w:r>
               <w:rPr>
@@ -4252,7 +4210,7 @@
               <w14:ligatures w14:val="standardContextual"/>
             </w:rPr>
           </w:pPr>
-          <w:hyperlink w:anchor="_Toc240405730" w:history="1">
+          <w:hyperlink w:anchor="_Toc240453500" w:history="1">
             <w:r>
               <w:rPr>
                 <w:rStyle w:val="Hyperlink"/>
@@ -4276,7 +4234,7 @@
               <w:rPr>
                 <w:noProof/>
               </w:rPr>
-              <w:instrText xml:space="preserve"> PAGEREF _Toc240405730 \h </w:instrText>
+              <w:instrText xml:space="preserve"> PAGEREF _Toc240453500 \h </w:instrText>
             </w:r>
             <w:r>
               <w:rPr>
@@ -4319,7 +4277,7 @@
               <w14:ligatures w14:val="standardContextual"/>
             </w:rPr>
           </w:pPr>
-          <w:hyperlink w:anchor="_Toc240405731" w:history="1">
+          <w:hyperlink w:anchor="_Toc240453501" w:history="1">
             <w:r>
               <w:rPr>
                 <w:rStyle w:val="Hyperlink"/>
@@ -4343,7 +4301,7 @@
               <w:rPr>
                 <w:noProof/>
               </w:rPr>
-              <w:instrText xml:space="preserve"> PAGEREF _Toc240405731 \h </w:instrText>
+              <w:instrText xml:space="preserve"> PAGEREF _Toc240453501 \h </w:instrText>
             </w:r>
             <w:r>
               <w:rPr>
@@ -4386,7 +4344,7 @@
               <w14:ligatures w14:val="standardContextual"/>
             </w:rPr>
           </w:pPr>
-          <w:hyperlink w:anchor="_Toc240405732" w:history="1">
+          <w:hyperlink w:anchor="_Toc240453502" w:history="1">
             <w:r>
               <w:rPr>
                 <w:rStyle w:val="Hyperlink"/>
@@ -4410,7 +4368,7 @@
               <w:rPr>
                 <w:noProof/>
               </w:rPr>
-              <w:instrText xml:space="preserve"> PAGEREF _Toc240405732 \h </w:instrText>
+              <w:instrText xml:space="preserve"> PAGEREF _Toc240453502 \h </w:instrText>
             </w:r>
             <w:r>
               <w:rPr>
@@ -4453,7 +4411,7 @@
               <w14:ligatures w14:val="standardContextual"/>
             </w:rPr>
           </w:pPr>
-          <w:hyperlink w:anchor="_Toc240405733" w:history="1">
+          <w:hyperlink w:anchor="_Toc240453503" w:history="1">
             <w:r>
               <w:rPr>
                 <w:rStyle w:val="Hyperlink"/>
@@ -4477,7 +4435,7 @@
               <w:rPr>
                 <w:noProof/>
               </w:rPr>
-              <w:instrText xml:space="preserve"> PAGEREF _Toc240405733 \h </w:instrText>
+              <w:instrText xml:space="preserve"> PAGEREF _Toc240453503 \h </w:instrText>
             </w:r>
             <w:r>
               <w:rPr>
@@ -4520,7 +4478,7 @@
               <w14:ligatures w14:val="standardContextual"/>
             </w:rPr>
           </w:pPr>
-          <w:hyperlink w:anchor="_Toc240405734" w:history="1">
+          <w:hyperlink w:anchor="_Toc240453504" w:history="1">
             <w:r>
               <w:rPr>
                 <w:rStyle w:val="Hyperlink"/>
@@ -4544,7 +4502,7 @@
               <w:rPr>
                 <w:noProof/>
               </w:rPr>
-              <w:instrText xml:space="preserve"> PAGEREF _Toc240405734 \h </w:instrText>
+              <w:instrText xml:space="preserve"> PAGEREF _Toc240453504 \h </w:instrText>
             </w:r>
             <w:r>
               <w:rPr>
@@ -4587,7 +4545,7 @@
               <w14:ligatures w14:val="standardContextual"/>
             </w:rPr>
           </w:pPr>
-          <w:hyperlink w:anchor="_Toc240405735" w:history="1">
+          <w:hyperlink w:anchor="_Toc240453505" w:history="1">
             <w:r>
               <w:rPr>
                 <w:rStyle w:val="Hyperlink"/>
@@ -4611,7 +4569,7 @@
               <w:rPr>
                 <w:noProof/>
               </w:rPr>
-              <w:instrText xml:space="preserve"> PAGEREF _Toc240405735 \h </w:instrText>
+              <w:instrText xml:space="preserve"> PAGEREF _Toc240453505 \h </w:instrText>
             </w:r>
             <w:r>
               <w:rPr>
@@ -4654,7 +4612,7 @@
               <w14:ligatures w14:val="standardContextual"/>
             </w:rPr>
           </w:pPr>
-          <w:hyperlink w:anchor="_Toc240405736" w:history="1">
+          <w:hyperlink w:anchor="_Toc240453506" w:history="1">
             <w:r>
               <w:rPr>
                 <w:rStyle w:val="Hyperlink"/>
@@ -4678,7 +4636,7 @@
               <w:rPr>
                 <w:noProof/>
               </w:rPr>
-              <w:instrText xml:space="preserve"> PAGEREF _Toc240405736 \h </w:instrText>
+              <w:instrText xml:space="preserve"> PAGEREF _Toc240453506 \h </w:instrText>
             </w:r>
             <w:r>
               <w:rPr>
@@ -4721,7 +4679,7 @@
               <w14:ligatures w14:val="standardContextual"/>
             </w:rPr>
           </w:pPr>
-          <w:hyperlink w:anchor="_Toc240405737" w:history="1">
+          <w:hyperlink w:anchor="_Toc240453507" w:history="1">
             <w:r>
               <w:rPr>
                 <w:rStyle w:val="Hyperlink"/>
@@ -4745,7 +4703,7 @@
               <w:rPr>
                 <w:noProof/>
               </w:rPr>
-              <w:instrText xml:space="preserve"> PAGEREF _Toc240405737 \h </w:instrText>
+              <w:instrText xml:space="preserve"> PAGEREF _Toc240453507 \h </w:instrText>
             </w:r>
             <w:r>
               <w:rPr>
@@ -4788,7 +4746,7 @@
               <w14:ligatures w14:val="standardContextual"/>
             </w:rPr>
           </w:pPr>
-          <w:hyperlink w:anchor="_Toc240405738" w:history="1">
+          <w:hyperlink w:anchor="_Toc240453508" w:history="1">
             <w:r>
               <w:rPr>
                 <w:rStyle w:val="Hyperlink"/>
@@ -4812,7 +4770,7 @@
               <w:rPr>
                 <w:noProof/>
               </w:rPr>
-              <w:instrText xml:space="preserve"> PAGEREF _Toc240405738 \h </w:instrText>
+              <w:instrText xml:space="preserve"> PAGEREF _Toc240453508 \h </w:instrText>
             </w:r>
             <w:r>
               <w:rPr>
@@ -4855,7 +4813,7 @@
               <w14:ligatures w14:val="standardContextual"/>
             </w:rPr>
           </w:pPr>
-          <w:hyperlink w:anchor="_Toc240405739" w:history="1">
+          <w:hyperlink w:anchor="_Toc240453509" w:history="1">
             <w:r>
               <w:rPr>
                 <w:rStyle w:val="Hyperlink"/>
@@ -4879,7 +4837,7 @@
               <w:rPr>
                 <w:noProof/>
               </w:rPr>
-              <w:instrText xml:space="preserve"> PAGEREF _Toc240405739 \h </w:instrText>
+              <w:instrText xml:space="preserve"> PAGEREF _Toc240453509 \h </w:instrText>
             </w:r>
             <w:r>
               <w:rPr>
@@ -4922,7 +4880,7 @@
               <w14:ligatures w14:val="standardContextual"/>
             </w:rPr>
           </w:pPr>
-          <w:hyperlink w:anchor="_Toc240405740" w:history="1">
+          <w:hyperlink w:anchor="_Toc240453510" w:history="1">
             <w:r>
               <w:rPr>
                 <w:rStyle w:val="Hyperlink"/>
@@ -4946,7 +4904,7 @@
               <w:rPr>
                 <w:noProof/>
               </w:rPr>
-              <w:instrText xml:space="preserve"> PAGEREF _Toc240405740 \h </w:instrText>
+              <w:instrText xml:space="preserve"> PAGEREF _Toc240453510 \h </w:instrText>
             </w:r>
             <w:r>
               <w:rPr>
@@ -4989,7 +4947,7 @@
               <w14:ligatures w14:val="standardContextual"/>
             </w:rPr>
           </w:pPr>
-          <w:hyperlink w:anchor="_Toc240405741" w:history="1">
+          <w:hyperlink w:anchor="_Toc240453511" w:history="1">
             <w:r>
               <w:rPr>
                 <w:rStyle w:val="Hyperlink"/>
@@ -5013,7 +4971,7 @@
               <w:rPr>
                 <w:noProof/>
               </w:rPr>
-              <w:instrText xml:space="preserve"> PAGEREF _Toc240405741 \h </w:instrText>
+              <w:instrText xml:space="preserve"> PAGEREF _Toc240453511 \h </w:instrText>
             </w:r>
             <w:r>
               <w:rPr>
@@ -5056,7 +5014,7 @@
               <w14:ligatures w14:val="standardContextual"/>
             </w:rPr>
           </w:pPr>
-          <w:hyperlink w:anchor="_Toc240405742" w:history="1">
+          <w:hyperlink w:anchor="_Toc240453512" w:history="1">
             <w:r>
               <w:rPr>
                 <w:rStyle w:val="Hyperlink"/>
@@ -5080,7 +5038,7 @@
               <w:rPr>
                 <w:noProof/>
               </w:rPr>
-              <w:instrText xml:space="preserve"> PAGEREF _Toc240405742 \h </w:instrText>
+              <w:instrText xml:space="preserve"> PAGEREF _Toc240453512 \h </w:instrText>
             </w:r>
             <w:r>
               <w:rPr>
@@ -5123,7 +5081,7 @@
               <w14:ligatures w14:val="standardContextual"/>
             </w:rPr>
           </w:pPr>
-          <w:hyperlink w:anchor="_Toc240405743" w:history="1">
+          <w:hyperlink w:anchor="_Toc240453513" w:history="1">
             <w:r>
               <w:rPr>
                 <w:rStyle w:val="Hyperlink"/>
@@ -5147,7 +5105,7 @@
               <w:rPr>
                 <w:noProof/>
               </w:rPr>
-              <w:instrText xml:space="preserve"> PAGEREF _Toc240405743 \h </w:instrText>
+              <w:instrText xml:space="preserve"> PAGEREF _Toc240453513 \h </w:instrText>
             </w:r>
             <w:r>
               <w:rPr>
@@ -5190,7 +5148,7 @@
               <w14:ligatures w14:val="standardContextual"/>
             </w:rPr>
           </w:pPr>
-          <w:hyperlink w:anchor="_Toc240405744" w:history="1">
+          <w:hyperlink w:anchor="_Toc240453514" w:history="1">
             <w:r>
               <w:rPr>
                 <w:rStyle w:val="Hyperlink"/>
@@ -5214,7 +5172,7 @@
               <w:rPr>
                 <w:noProof/>
               </w:rPr>
-              <w:instrText xml:space="preserve"> PAGEREF _Toc240405744 \h </w:instrText>
+              <w:instrText xml:space="preserve"> PAGEREF _Toc240453514 \h </w:instrText>
             </w:r>
             <w:r>
               <w:rPr>
@@ -5257,7 +5215,7 @@
               <w14:ligatures w14:val="standardContextual"/>
             </w:rPr>
           </w:pPr>
-          <w:hyperlink w:anchor="_Toc240405745" w:history="1">
+          <w:hyperlink w:anchor="_Toc240453515" w:history="1">
             <w:r>
               <w:rPr>
                 <w:rStyle w:val="Hyperlink"/>
@@ -5281,7 +5239,7 @@
               <w:rPr>
                 <w:noProof/>
               </w:rPr>
-              <w:instrText xml:space="preserve"> PAGEREF _Toc240405745 \h </w:instrText>
+              <w:instrText xml:space="preserve"> PAGEREF _Toc240453515 \h </w:instrText>
             </w:r>
             <w:r>
               <w:rPr>
@@ -5324,7 +5282,7 @@
               <w14:ligatures w14:val="standardContextual"/>
             </w:rPr>
           </w:pPr>
-          <w:hyperlink w:anchor="_Toc240405746" w:history="1">
+          <w:hyperlink w:anchor="_Toc240453516" w:history="1">
             <w:r>
               <w:rPr>
                 <w:rStyle w:val="Hyperlink"/>
@@ -5348,7 +5306,7 @@
               <w:rPr>
                 <w:noProof/>
               </w:rPr>
-              <w:instrText xml:space="preserve"> PAGEREF _Toc240405746 \h </w:instrText>
+              <w:instrText xml:space="preserve"> PAGEREF _Toc240453516 \h </w:instrText>
             </w:r>
             <w:r>
               <w:rPr>
@@ -5391,7 +5349,7 @@
               <w14:ligatures w14:val="standardContextual"/>
             </w:rPr>
           </w:pPr>
-          <w:hyperlink w:anchor="_Toc240405747" w:history="1">
+          <w:hyperlink w:anchor="_Toc240453517" w:history="1">
             <w:r>
               <w:rPr>
                 <w:rStyle w:val="Hyperlink"/>
@@ -5415,7 +5373,7 @@
               <w:rPr>
                 <w:noProof/>
               </w:rPr>
-              <w:instrText xml:space="preserve"> PAGEREF _Toc240405747 \h </w:instrText>
+              <w:instrText xml:space="preserve"> PAGEREF _Toc240453517 \h </w:instrText>
             </w:r>
             <w:r>
               <w:rPr>
@@ -5458,7 +5416,7 @@
               <w14:ligatures w14:val="standardContextual"/>
             </w:rPr>
           </w:pPr>
-          <w:hyperlink w:anchor="_Toc240405748" w:history="1">
+          <w:hyperlink w:anchor="_Toc240453518" w:history="1">
             <w:r>
               <w:rPr>
                 <w:rStyle w:val="Hyperlink"/>
@@ -5482,7 +5440,7 @@
               <w:rPr>
                 <w:noProof/>
               </w:rPr>
-              <w:instrText xml:space="preserve"> PAGEREF _Toc240405748 \h </w:instrText>
+              <w:instrText xml:space="preserve"> PAGEREF _Toc240453518 \h </w:instrText>
             </w:r>
             <w:r>
               <w:rPr>
@@ -5525,7 +5483,7 @@
               <w14:ligatures w14:val="standardContextual"/>
             </w:rPr>
           </w:pPr>
-          <w:hyperlink w:anchor="_Toc240405749" w:history="1">
+          <w:hyperlink w:anchor="_Toc240453519" w:history="1">
             <w:r>
               <w:rPr>
                 <w:rStyle w:val="Hyperlink"/>
@@ -5549,7 +5507,7 @@
               <w:rPr>
                 <w:noProof/>
               </w:rPr>
-              <w:instrText xml:space="preserve"> PAGEREF _Toc240405749 \h </w:instrText>
+              <w:instrText xml:space="preserve"> PAGEREF _Toc240453519 \h </w:instrText>
             </w:r>
             <w:r>
               <w:rPr>
@@ -5592,7 +5550,7 @@
               <w14:ligatures w14:val="standardContextual"/>
             </w:rPr>
           </w:pPr>
-          <w:hyperlink w:anchor="_Toc240405750" w:history="1">
+          <w:hyperlink w:anchor="_Toc240453520" w:history="1">
             <w:r>
               <w:rPr>
                 <w:rStyle w:val="Hyperlink"/>
@@ -5616,7 +5574,7 @@
               <w:rPr>
                 <w:noProof/>
               </w:rPr>
-              <w:instrText xml:space="preserve"> PAGEREF _Toc240405750 \h </w:instrText>
+              <w:instrText xml:space="preserve"> PAGEREF _Toc240453520 \h </w:instrText>
             </w:r>
             <w:r>
               <w:rPr>
@@ -5659,7 +5617,7 @@
               <w14:ligatures w14:val="standardContextual"/>
             </w:rPr>
           </w:pPr>
-          <w:hyperlink w:anchor="_Toc240405751" w:history="1">
+          <w:hyperlink w:anchor="_Toc240453521" w:history="1">
             <w:r>
               <w:rPr>
                 <w:rStyle w:val="Hyperlink"/>
@@ -5683,7 +5641,7 @@
               <w:rPr>
                 <w:noProof/>
               </w:rPr>
-              <w:instrText xml:space="preserve"> PAGEREF _Toc240405751 \h </w:instrText>
+              <w:instrText xml:space="preserve"> PAGEREF _Toc240453521 \h </w:instrText>
             </w:r>
             <w:r>
               <w:rPr>
@@ -5726,7 +5684,7 @@
               <w14:ligatures w14:val="standardContextual"/>
             </w:rPr>
           </w:pPr>
-          <w:hyperlink w:anchor="_Toc240405752" w:history="1">
+          <w:hyperlink w:anchor="_Toc240453522" w:history="1">
             <w:r>
               <w:rPr>
                 <w:rStyle w:val="Hyperlink"/>
@@ -5750,7 +5708,7 @@
               <w:rPr>
                 <w:noProof/>
               </w:rPr>
-              <w:instrText xml:space="preserve"> PAGEREF _Toc240405752 \h </w:instrText>
+              <w:instrText xml:space="preserve"> PAGEREF _Toc240453522 \h </w:instrText>
             </w:r>
             <w:r>
               <w:rPr>
@@ -5793,7 +5751,7 @@
               <w14:ligatures w14:val="standardContextual"/>
             </w:rPr>
           </w:pPr>
-          <w:hyperlink w:anchor="_Toc240405753" w:history="1">
+          <w:hyperlink w:anchor="_Toc240453523" w:history="1">
             <w:r>
               <w:rPr>
                 <w:rStyle w:val="Hyperlink"/>
@@ -5817,7 +5775,7 @@
               <w:rPr>
                 <w:noProof/>
               </w:rPr>
-              <w:instrText xml:space="preserve"> PAGEREF _Toc240405753 \h </w:instrText>
+              <w:instrText xml:space="preserve"> PAGEREF _Toc240453523 \h </w:instrText>
             </w:r>
             <w:r>
               <w:rPr>
@@ -5860,7 +5818,7 @@
               <w14:ligatures w14:val="standardContextual"/>
             </w:rPr>
           </w:pPr>
-          <w:hyperlink w:anchor="_Toc240405754" w:history="1">
+          <w:hyperlink w:anchor="_Toc240453524" w:history="1">
             <w:r>
               <w:rPr>
                 <w:rStyle w:val="Hyperlink"/>
@@ -5884,7 +5842,7 @@
               <w:rPr>
                 <w:noProof/>
               </w:rPr>
-              <w:instrText xml:space="preserve"> PAGEREF _Toc240405754 \h </w:instrText>
+              <w:instrText xml:space="preserve"> PAGEREF _Toc240453524 \h </w:instrText>
             </w:r>
             <w:r>
               <w:rPr>
@@ -5927,7 +5885,7 @@
               <w14:ligatures w14:val="standardContextual"/>
             </w:rPr>
           </w:pPr>
-          <w:hyperlink w:anchor="_Toc240405755" w:history="1">
+          <w:hyperlink w:anchor="_Toc240453525" w:history="1">
             <w:r>
               <w:rPr>
                 <w:rStyle w:val="Hyperlink"/>
@@ -5951,7 +5909,7 @@
               <w:rPr>
                 <w:noProof/>
               </w:rPr>
-              <w:instrText xml:space="preserve"> PAGEREF _Toc240405755 \h </w:instrText>
+              <w:instrText xml:space="preserve"> PAGEREF _Toc240453525 \h </w:instrText>
             </w:r>
             <w:r>
               <w:rPr>
@@ -5994,7 +5952,7 @@
               <w14:ligatures w14:val="standardContextual"/>
             </w:rPr>
           </w:pPr>
-          <w:hyperlink w:anchor="_Toc240405756" w:history="1">
+          <w:hyperlink w:anchor="_Toc240453526" w:history="1">
             <w:r>
               <w:rPr>
                 <w:rStyle w:val="Hyperlink"/>
@@ -6018,7 +5976,7 @@
               <w:rPr>
                 <w:noProof/>
               </w:rPr>
-              <w:instrText xml:space="preserve"> PAGEREF _Toc240405756 \h </w:instrText>
+              <w:instrText xml:space="preserve"> PAGEREF _Toc240453526 \h </w:instrText>
             </w:r>
             <w:r>
               <w:rPr>
@@ -6061,7 +6019,7 @@
               <w14:ligatures w14:val="standardContextual"/>
             </w:rPr>
           </w:pPr>
-          <w:hyperlink w:anchor="_Toc240405757" w:history="1">
+          <w:hyperlink w:anchor="_Toc240453527" w:history="1">
             <w:r>
               <w:rPr>
                 <w:rStyle w:val="Hyperlink"/>
@@ -6085,7 +6043,7 @@
               <w:rPr>
                 <w:noProof/>
               </w:rPr>
-              <w:instrText xml:space="preserve"> PAGEREF _Toc240405757 \h </w:instrText>
+              <w:instrText xml:space="preserve"> PAGEREF _Toc240453527 \h </w:instrText>
             </w:r>
             <w:r>
               <w:rPr>
@@ -6128,7 +6086,7 @@
               <w14:ligatures w14:val="standardContextual"/>
             </w:rPr>
           </w:pPr>
-          <w:hyperlink w:anchor="_Toc240405758" w:history="1">
+          <w:hyperlink w:anchor="_Toc240453528" w:history="1">
             <w:r>
               <w:rPr>
                 <w:rStyle w:val="Hyperlink"/>
@@ -6152,7 +6110,7 @@
               <w:rPr>
                 <w:noProof/>
               </w:rPr>
-              <w:instrText xml:space="preserve"> PAGEREF _Toc240405758 \h </w:instrText>
+              <w:instrText xml:space="preserve"> PAGEREF _Toc240453528 \h </w:instrText>
             </w:r>
             <w:r>
               <w:rPr>
@@ -6195,7 +6153,7 @@
               <w14:ligatures w14:val="standardContextual"/>
             </w:rPr>
           </w:pPr>
-          <w:hyperlink w:anchor="_Toc240405759" w:history="1">
+          <w:hyperlink w:anchor="_Toc240453529" w:history="1">
             <w:r>
               <w:rPr>
                 <w:rStyle w:val="Hyperlink"/>
@@ -6219,7 +6177,7 @@
               <w:rPr>
                 <w:noProof/>
               </w:rPr>
-              <w:instrText xml:space="preserve"> PAGEREF _Toc240405759 \h </w:instrText>
+              <w:instrText xml:space="preserve"> PAGEREF _Toc240453529 \h </w:instrText>
             </w:r>
             <w:r>
               <w:rPr>
@@ -6262,7 +6220,7 @@
               <w14:ligatures w14:val="standardContextual"/>
             </w:rPr>
           </w:pPr>
-          <w:hyperlink w:anchor="_Toc240405760" w:history="1">
+          <w:hyperlink w:anchor="_Toc240453530" w:history="1">
             <w:r>
               <w:rPr>
                 <w:rStyle w:val="Hyperlink"/>
@@ -6286,7 +6244,7 @@
               <w:rPr>
                 <w:noProof/>
               </w:rPr>
-              <w:instrText xml:space="preserve"> PAGEREF _Toc240405760 \h </w:instrText>
+              <w:instrText xml:space="preserve"> PAGEREF _Toc240453530 \h </w:instrText>
             </w:r>
             <w:r>
               <w:rPr>
@@ -6329,7 +6287,7 @@
               <w14:ligatures w14:val="standardContextual"/>
             </w:rPr>
           </w:pPr>
-          <w:hyperlink w:anchor="_Toc240405761" w:history="1">
+          <w:hyperlink w:anchor="_Toc240453531" w:history="1">
             <w:r>
               <w:rPr>
                 <w:rStyle w:val="Hyperlink"/>
@@ -6353,7 +6311,7 @@
               <w:rPr>
                 <w:noProof/>
               </w:rPr>
-              <w:instrText xml:space="preserve"> PAGEREF _Toc240405761 \h </w:instrText>
+              <w:instrText xml:space="preserve"> PAGEREF _Toc240453531 \h </w:instrText>
             </w:r>
             <w:r>
               <w:rPr>
@@ -6396,7 +6354,7 @@
               <w14:ligatures w14:val="standardContextual"/>
             </w:rPr>
           </w:pPr>
-          <w:hyperlink w:anchor="_Toc240405762" w:history="1">
+          <w:hyperlink w:anchor="_Toc240453532" w:history="1">
             <w:r>
               <w:rPr>
                 <w:rStyle w:val="Hyperlink"/>
@@ -6420,7 +6378,7 @@
               <w:rPr>
                 <w:noProof/>
               </w:rPr>
-              <w:instrText xml:space="preserve"> PAGEREF _Toc240405762 \h </w:instrText>
+              <w:instrText xml:space="preserve"> PAGEREF _Toc240453532 \h </w:instrText>
             </w:r>
             <w:r>
               <w:rPr>
@@ -6459,7 +6417,7 @@
         <w:pStyle w:val="Heading1"/>
         <w:pageBreakBefore/>
       </w:pPr>
-      <w:bookmarkStart w:id="0" w:name="_Toc240405675"/>
+      <w:bookmarkStart w:id="0" w:name="_Toc240453357"/>
       <w:r>
         <w:lastRenderedPageBreak/>
         <w:t>1. About this manual</w:t>
@@ -6489,19 +6447,13 @@
           <w:left w:w="10" w:type="dxa"/>
           <w:right w:w="10" w:type="dxa"/>
         </w:tblCellMar>
-        <w:tblLook w:val="04A0" w:firstRow="1" w:lastRow="0" w:firstColumn="1" w:lastColumn="0" w:noHBand="0" w:noVBand="1"/>
+        <w:tblLook w:val="0000" w:firstRow="0" w:lastRow="0" w:firstColumn="0" w:lastColumn="0" w:noHBand="0" w:noVBand="0"/>
       </w:tblPr>
       <w:tblGrid>
         <w:gridCol w:w="3953"/>
         <w:gridCol w:w="5459"/>
       </w:tblGrid>
       <w:tr>
-        <w:tblPrEx>
-          <w:tblCellMar>
-            <w:top w:w="0" w:type="dxa"/>
-            <w:bottom w:w="0" w:type="dxa"/>
-          </w:tblCellMar>
-        </w:tblPrEx>
         <w:trPr>
           <w:tblHeader/>
         </w:trPr>
@@ -6561,12 +6513,6 @@
         </w:tc>
       </w:tr>
       <w:tr>
-        <w:tblPrEx>
-          <w:tblCellMar>
-            <w:top w:w="0" w:type="dxa"/>
-            <w:bottom w:w="0" w:type="dxa"/>
-          </w:tblCellMar>
-        </w:tblPrEx>
         <w:trPr>
           <w:cantSplit/>
         </w:trPr>
@@ -6618,12 +6564,6 @@
         </w:tc>
       </w:tr>
       <w:tr>
-        <w:tblPrEx>
-          <w:tblCellMar>
-            <w:top w:w="0" w:type="dxa"/>
-            <w:bottom w:w="0" w:type="dxa"/>
-          </w:tblCellMar>
-        </w:tblPrEx>
         <w:trPr>
           <w:cantSplit/>
         </w:trPr>
@@ -6677,12 +6617,6 @@
         </w:tc>
       </w:tr>
       <w:tr>
-        <w:tblPrEx>
-          <w:tblCellMar>
-            <w:top w:w="0" w:type="dxa"/>
-            <w:bottom w:w="0" w:type="dxa"/>
-          </w:tblCellMar>
-        </w:tblPrEx>
         <w:trPr>
           <w:cantSplit/>
         </w:trPr>
@@ -6734,12 +6668,6 @@
         </w:tc>
       </w:tr>
       <w:tr>
-        <w:tblPrEx>
-          <w:tblCellMar>
-            <w:top w:w="0" w:type="dxa"/>
-            <w:bottom w:w="0" w:type="dxa"/>
-          </w:tblCellMar>
-        </w:tblPrEx>
         <w:trPr>
           <w:cantSplit/>
         </w:trPr>
@@ -6793,12 +6721,6 @@
         </w:tc>
       </w:tr>
       <w:tr>
-        <w:tblPrEx>
-          <w:tblCellMar>
-            <w:top w:w="0" w:type="dxa"/>
-            <w:bottom w:w="0" w:type="dxa"/>
-          </w:tblCellMar>
-        </w:tblPrEx>
         <w:trPr>
           <w:cantSplit/>
         </w:trPr>
@@ -6850,12 +6772,6 @@
         </w:tc>
       </w:tr>
       <w:tr>
-        <w:tblPrEx>
-          <w:tblCellMar>
-            <w:top w:w="0" w:type="dxa"/>
-            <w:bottom w:w="0" w:type="dxa"/>
-          </w:tblCellMar>
-        </w:tblPrEx>
         <w:trPr>
           <w:cantSplit/>
         </w:trPr>
@@ -6909,12 +6825,6 @@
         </w:tc>
       </w:tr>
       <w:tr>
-        <w:tblPrEx>
-          <w:tblCellMar>
-            <w:top w:w="0" w:type="dxa"/>
-            <w:bottom w:w="0" w:type="dxa"/>
-          </w:tblCellMar>
-        </w:tblPrEx>
         <w:trPr>
           <w:cantSplit/>
         </w:trPr>
@@ -6966,12 +6876,6 @@
         </w:tc>
       </w:tr>
       <w:tr>
-        <w:tblPrEx>
-          <w:tblCellMar>
-            <w:top w:w="0" w:type="dxa"/>
-            <w:bottom w:w="0" w:type="dxa"/>
-          </w:tblCellMar>
-        </w:tblPrEx>
         <w:trPr>
           <w:cantSplit/>
         </w:trPr>
@@ -7025,12 +6929,6 @@
         </w:tc>
       </w:tr>
       <w:tr>
-        <w:tblPrEx>
-          <w:tblCellMar>
-            <w:top w:w="0" w:type="dxa"/>
-            <w:bottom w:w="0" w:type="dxa"/>
-          </w:tblCellMar>
-        </w:tblPrEx>
         <w:trPr>
           <w:cantSplit/>
         </w:trPr>
@@ -7082,12 +6980,6 @@
         </w:tc>
       </w:tr>
       <w:tr>
-        <w:tblPrEx>
-          <w:tblCellMar>
-            <w:top w:w="0" w:type="dxa"/>
-            <w:bottom w:w="0" w:type="dxa"/>
-          </w:tblCellMar>
-        </w:tblPrEx>
         <w:trPr>
           <w:cantSplit/>
         </w:trPr>
@@ -7267,7 +7159,7 @@
         <w:pStyle w:val="Heading1"/>
         <w:pageBreakBefore/>
       </w:pPr>
-      <w:bookmarkStart w:id="1" w:name="_Toc240405676"/>
+      <w:bookmarkStart w:id="1" w:name="_Toc240453358"/>
       <w:r>
         <w:lastRenderedPageBreak/>
         <w:t>2. The study and the system</w:t>
@@ -7278,7 +7170,7 @@
       <w:pPr>
         <w:pStyle w:val="Heading2"/>
       </w:pPr>
-      <w:bookmarkStart w:id="2" w:name="_Toc240405677"/>
+      <w:bookmarkStart w:id="2" w:name="_Toc240453359"/>
       <w:r>
         <w:t>2.1 The study</w:t>
       </w:r>
@@ -7317,19 +7209,13 @@
           <w:left w:w="10" w:type="dxa"/>
           <w:right w:w="10" w:type="dxa"/>
         </w:tblCellMar>
-        <w:tblLook w:val="04A0" w:firstRow="1" w:lastRow="0" w:firstColumn="1" w:lastColumn="0" w:noHBand="0" w:noVBand="1"/>
+        <w:tblLook w:val="0000" w:firstRow="0" w:lastRow="0" w:firstColumn="0" w:lastColumn="0" w:noHBand="0" w:noVBand="0"/>
       </w:tblPr>
       <w:tblGrid>
         <w:gridCol w:w="2824"/>
         <w:gridCol w:w="6588"/>
       </w:tblGrid>
       <w:tr>
-        <w:tblPrEx>
-          <w:tblCellMar>
-            <w:top w:w="0" w:type="dxa"/>
-            <w:bottom w:w="0" w:type="dxa"/>
-          </w:tblCellMar>
-        </w:tblPrEx>
         <w:trPr>
           <w:cantSplit/>
         </w:trPr>
@@ -7384,12 +7270,6 @@
         </w:tc>
       </w:tr>
       <w:tr>
-        <w:tblPrEx>
-          <w:tblCellMar>
-            <w:top w:w="0" w:type="dxa"/>
-            <w:bottom w:w="0" w:type="dxa"/>
-          </w:tblCellMar>
-        </w:tblPrEx>
         <w:trPr>
           <w:cantSplit/>
         </w:trPr>
@@ -7444,12 +7324,6 @@
         </w:tc>
       </w:tr>
       <w:tr>
-        <w:tblPrEx>
-          <w:tblCellMar>
-            <w:top w:w="0" w:type="dxa"/>
-            <w:bottom w:w="0" w:type="dxa"/>
-          </w:tblCellMar>
-        </w:tblPrEx>
         <w:trPr>
           <w:cantSplit/>
         </w:trPr>
@@ -7504,12 +7378,6 @@
         </w:tc>
       </w:tr>
       <w:tr>
-        <w:tblPrEx>
-          <w:tblCellMar>
-            <w:top w:w="0" w:type="dxa"/>
-            <w:bottom w:w="0" w:type="dxa"/>
-          </w:tblCellMar>
-        </w:tblPrEx>
         <w:trPr>
           <w:cantSplit/>
         </w:trPr>
@@ -7564,12 +7432,6 @@
         </w:tc>
       </w:tr>
       <w:tr>
-        <w:tblPrEx>
-          <w:tblCellMar>
-            <w:top w:w="0" w:type="dxa"/>
-            <w:bottom w:w="0" w:type="dxa"/>
-          </w:tblCellMar>
-        </w:tblPrEx>
         <w:trPr>
           <w:cantSplit/>
         </w:trPr>
@@ -7633,7 +7495,7 @@
       <w:pPr>
         <w:pStyle w:val="Heading2"/>
       </w:pPr>
-      <w:bookmarkStart w:id="3" w:name="_Toc240405678"/>
+      <w:bookmarkStart w:id="3" w:name="_Toc240453360"/>
       <w:r>
         <w:t>2.2 What the portal is — and is not</w:t>
       </w:r>
@@ -7740,7 +7602,7 @@
       <w:pPr>
         <w:pStyle w:val="Heading2"/>
       </w:pPr>
-      <w:bookmarkStart w:id="4" w:name="_Toc240405679"/>
+      <w:bookmarkStart w:id="4" w:name="_Toc240453361"/>
       <w:r>
         <w:t>2.3 The parts of the system</w:t>
       </w:r>
@@ -7761,7 +7623,7 @@
           <w:left w:w="10" w:type="dxa"/>
           <w:right w:w="10" w:type="dxa"/>
         </w:tblCellMar>
-        <w:tblLook w:val="04A0" w:firstRow="1" w:lastRow="0" w:firstColumn="1" w:lastColumn="0" w:noHBand="0" w:noVBand="1"/>
+        <w:tblLook w:val="0000" w:firstRow="0" w:lastRow="0" w:firstColumn="0" w:lastColumn="0" w:noHBand="0" w:noVBand="0"/>
       </w:tblPr>
       <w:tblGrid>
         <w:gridCol w:w="2071"/>
@@ -7769,12 +7631,6 @@
         <w:gridCol w:w="2070"/>
       </w:tblGrid>
       <w:tr>
-        <w:tblPrEx>
-          <w:tblCellMar>
-            <w:top w:w="0" w:type="dxa"/>
-            <w:bottom w:w="0" w:type="dxa"/>
-          </w:tblCellMar>
-        </w:tblPrEx>
         <w:trPr>
           <w:tblHeader/>
         </w:trPr>
@@ -7861,12 +7717,6 @@
         </w:tc>
       </w:tr>
       <w:tr>
-        <w:tblPrEx>
-          <w:tblCellMar>
-            <w:top w:w="0" w:type="dxa"/>
-            <w:bottom w:w="0" w:type="dxa"/>
-          </w:tblCellMar>
-        </w:tblPrEx>
         <w:trPr>
           <w:cantSplit/>
         </w:trPr>
@@ -7941,12 +7791,6 @@
         </w:tc>
       </w:tr>
       <w:tr>
-        <w:tblPrEx>
-          <w:tblCellMar>
-            <w:top w:w="0" w:type="dxa"/>
-            <w:bottom w:w="0" w:type="dxa"/>
-          </w:tblCellMar>
-        </w:tblPrEx>
         <w:trPr>
           <w:cantSplit/>
         </w:trPr>
@@ -8024,12 +7868,6 @@
         </w:tc>
       </w:tr>
       <w:tr>
-        <w:tblPrEx>
-          <w:tblCellMar>
-            <w:top w:w="0" w:type="dxa"/>
-            <w:bottom w:w="0" w:type="dxa"/>
-          </w:tblCellMar>
-        </w:tblPrEx>
         <w:trPr>
           <w:cantSplit/>
         </w:trPr>
@@ -8104,12 +7942,6 @@
         </w:tc>
       </w:tr>
       <w:tr>
-        <w:tblPrEx>
-          <w:tblCellMar>
-            <w:top w:w="0" w:type="dxa"/>
-            <w:bottom w:w="0" w:type="dxa"/>
-          </w:tblCellMar>
-        </w:tblPrEx>
         <w:trPr>
           <w:cantSplit/>
         </w:trPr>
@@ -8188,12 +8020,6 @@
         </w:tc>
       </w:tr>
       <w:tr>
-        <w:tblPrEx>
-          <w:tblCellMar>
-            <w:top w:w="0" w:type="dxa"/>
-            <w:bottom w:w="0" w:type="dxa"/>
-          </w:tblCellMar>
-        </w:tblPrEx>
         <w:trPr>
           <w:cantSplit/>
         </w:trPr>
@@ -8268,12 +8094,6 @@
         </w:tc>
       </w:tr>
       <w:tr>
-        <w:tblPrEx>
-          <w:tblCellMar>
-            <w:top w:w="0" w:type="dxa"/>
-            <w:bottom w:w="0" w:type="dxa"/>
-          </w:tblCellMar>
-        </w:tblPrEx>
         <w:trPr>
           <w:cantSplit/>
         </w:trPr>
@@ -8361,7 +8181,7 @@
         <w:pStyle w:val="Heading1"/>
         <w:pageBreakBefore/>
       </w:pPr>
-      <w:bookmarkStart w:id="5" w:name="_Toc240405680"/>
+      <w:bookmarkStart w:id="5" w:name="_Toc240453362"/>
       <w:r>
         <w:lastRenderedPageBreak/>
         <w:t>3. How the system works</w:t>
@@ -8380,7 +8200,7 @@
       <w:pPr>
         <w:pStyle w:val="Heading2"/>
       </w:pPr>
-      <w:bookmarkStart w:id="6" w:name="_Toc240405681"/>
+      <w:bookmarkStart w:id="6" w:name="_Toc240453363"/>
       <w:r>
         <w:t>3.1 The journey of a case, end to end</w:t>
       </w:r>
@@ -8401,7 +8221,7 @@
           <w:left w:w="10" w:type="dxa"/>
           <w:right w:w="10" w:type="dxa"/>
         </w:tblCellMar>
-        <w:tblLook w:val="04A0" w:firstRow="1" w:lastRow="0" w:firstColumn="1" w:lastColumn="0" w:noHBand="0" w:noVBand="1"/>
+        <w:tblLook w:val="0000" w:firstRow="0" w:lastRow="0" w:firstColumn="0" w:lastColumn="0" w:noHBand="0" w:noVBand="0"/>
       </w:tblPr>
       <w:tblGrid>
         <w:gridCol w:w="1506"/>
@@ -8410,12 +8230,6 @@
         <w:gridCol w:w="1318"/>
       </w:tblGrid>
       <w:tr>
-        <w:tblPrEx>
-          <w:tblCellMar>
-            <w:top w:w="0" w:type="dxa"/>
-            <w:bottom w:w="0" w:type="dxa"/>
-          </w:tblCellMar>
-        </w:tblPrEx>
         <w:trPr>
           <w:tblHeader/>
         </w:trPr>
@@ -8529,12 +8343,6 @@
         </w:tc>
       </w:tr>
       <w:tr>
-        <w:tblPrEx>
-          <w:tblCellMar>
-            <w:top w:w="0" w:type="dxa"/>
-            <w:bottom w:w="0" w:type="dxa"/>
-          </w:tblCellMar>
-        </w:tblPrEx>
         <w:trPr>
           <w:cantSplit/>
         </w:trPr>
@@ -8632,12 +8440,6 @@
         </w:tc>
       </w:tr>
       <w:tr>
-        <w:tblPrEx>
-          <w:tblCellMar>
-            <w:top w:w="0" w:type="dxa"/>
-            <w:bottom w:w="0" w:type="dxa"/>
-          </w:tblCellMar>
-        </w:tblPrEx>
         <w:trPr>
           <w:cantSplit/>
         </w:trPr>
@@ -8739,12 +8541,6 @@
         </w:tc>
       </w:tr>
       <w:tr>
-        <w:tblPrEx>
-          <w:tblCellMar>
-            <w:top w:w="0" w:type="dxa"/>
-            <w:bottom w:w="0" w:type="dxa"/>
-          </w:tblCellMar>
-        </w:tblPrEx>
         <w:trPr>
           <w:cantSplit/>
         </w:trPr>
@@ -8842,12 +8638,6 @@
         </w:tc>
       </w:tr>
       <w:tr>
-        <w:tblPrEx>
-          <w:tblCellMar>
-            <w:top w:w="0" w:type="dxa"/>
-            <w:bottom w:w="0" w:type="dxa"/>
-          </w:tblCellMar>
-        </w:tblPrEx>
         <w:trPr>
           <w:cantSplit/>
         </w:trPr>
@@ -8949,12 +8739,6 @@
         </w:tc>
       </w:tr>
       <w:tr>
-        <w:tblPrEx>
-          <w:tblCellMar>
-            <w:top w:w="0" w:type="dxa"/>
-            <w:bottom w:w="0" w:type="dxa"/>
-          </w:tblCellMar>
-        </w:tblPrEx>
         <w:trPr>
           <w:cantSplit/>
         </w:trPr>
@@ -9052,12 +8836,6 @@
         </w:tc>
       </w:tr>
       <w:tr>
-        <w:tblPrEx>
-          <w:tblCellMar>
-            <w:top w:w="0" w:type="dxa"/>
-            <w:bottom w:w="0" w:type="dxa"/>
-          </w:tblCellMar>
-        </w:tblPrEx>
         <w:trPr>
           <w:cantSplit/>
         </w:trPr>
@@ -9159,12 +8937,6 @@
         </w:tc>
       </w:tr>
       <w:tr>
-        <w:tblPrEx>
-          <w:tblCellMar>
-            <w:top w:w="0" w:type="dxa"/>
-            <w:bottom w:w="0" w:type="dxa"/>
-          </w:tblCellMar>
-        </w:tblPrEx>
         <w:trPr>
           <w:cantSplit/>
         </w:trPr>
@@ -9262,12 +9034,6 @@
         </w:tc>
       </w:tr>
       <w:tr>
-        <w:tblPrEx>
-          <w:tblCellMar>
-            <w:top w:w="0" w:type="dxa"/>
-            <w:bottom w:w="0" w:type="dxa"/>
-          </w:tblCellMar>
-        </w:tblPrEx>
         <w:trPr>
           <w:cantSplit/>
         </w:trPr>
@@ -9369,12 +9135,6 @@
         </w:tc>
       </w:tr>
       <w:tr>
-        <w:tblPrEx>
-          <w:tblCellMar>
-            <w:top w:w="0" w:type="dxa"/>
-            <w:bottom w:w="0" w:type="dxa"/>
-          </w:tblCellMar>
-        </w:tblPrEx>
         <w:trPr>
           <w:cantSplit/>
         </w:trPr>
@@ -9472,12 +9232,6 @@
         </w:tc>
       </w:tr>
       <w:tr>
-        <w:tblPrEx>
-          <w:tblCellMar>
-            <w:top w:w="0" w:type="dxa"/>
-            <w:bottom w:w="0" w:type="dxa"/>
-          </w:tblCellMar>
-        </w:tblPrEx>
         <w:trPr>
           <w:cantSplit/>
         </w:trPr>
@@ -9579,12 +9333,6 @@
         </w:tc>
       </w:tr>
       <w:tr>
-        <w:tblPrEx>
-          <w:tblCellMar>
-            <w:top w:w="0" w:type="dxa"/>
-            <w:bottom w:w="0" w:type="dxa"/>
-          </w:tblCellMar>
-        </w:tblPrEx>
         <w:trPr>
           <w:cantSplit/>
         </w:trPr>
@@ -9682,12 +9430,6 @@
         </w:tc>
       </w:tr>
       <w:tr>
-        <w:tblPrEx>
-          <w:tblCellMar>
-            <w:top w:w="0" w:type="dxa"/>
-            <w:bottom w:w="0" w:type="dxa"/>
-          </w:tblCellMar>
-        </w:tblPrEx>
         <w:trPr>
           <w:cantSplit/>
         </w:trPr>
@@ -9789,12 +9531,6 @@
         </w:tc>
       </w:tr>
       <w:tr>
-        <w:tblPrEx>
-          <w:tblCellMar>
-            <w:top w:w="0" w:type="dxa"/>
-            <w:bottom w:w="0" w:type="dxa"/>
-          </w:tblCellMar>
-        </w:tblPrEx>
         <w:trPr>
           <w:cantSplit/>
         </w:trPr>
@@ -9901,7 +9637,7 @@
       <w:pPr>
         <w:pStyle w:val="Heading2"/>
       </w:pPr>
-      <w:bookmarkStart w:id="7" w:name="_Toc240405682"/>
+      <w:bookmarkStart w:id="7" w:name="_Toc240453364"/>
       <w:r>
         <w:t>3.2 Identifiers</w:t>
       </w:r>
@@ -10023,7 +9759,7 @@
       <w:pPr>
         <w:pStyle w:val="Heading2"/>
       </w:pPr>
-      <w:bookmarkStart w:id="8" w:name="_Toc240405683"/>
+      <w:bookmarkStart w:id="8" w:name="_Toc240453365"/>
       <w:r>
         <w:lastRenderedPageBreak/>
         <w:t>3.3 Sample, strata and Reserves</w:t>
@@ -10072,7 +9808,7 @@
       <w:pPr>
         <w:pStyle w:val="Heading2"/>
       </w:pPr>
-      <w:bookmarkStart w:id="9" w:name="_Toc240405684"/>
+      <w:bookmarkStart w:id="9" w:name="_Toc240453366"/>
       <w:r>
         <w:t>3.4 Workflow statuses (S00–S16)</w:t>
       </w:r>
@@ -10101,7 +9837,7 @@
           <w:left w:w="10" w:type="dxa"/>
           <w:right w:w="10" w:type="dxa"/>
         </w:tblCellMar>
-        <w:tblLook w:val="04A0" w:firstRow="1" w:lastRow="0" w:firstColumn="1" w:lastColumn="0" w:noHBand="0" w:noVBand="1"/>
+        <w:tblLook w:val="0000" w:firstRow="0" w:lastRow="0" w:firstColumn="0" w:lastColumn="0" w:noHBand="0" w:noVBand="0"/>
       </w:tblPr>
       <w:tblGrid>
         <w:gridCol w:w="847"/>
@@ -10109,12 +9845,6 @@
         <w:gridCol w:w="5741"/>
       </w:tblGrid>
       <w:tr>
-        <w:tblPrEx>
-          <w:tblCellMar>
-            <w:top w:w="0" w:type="dxa"/>
-            <w:bottom w:w="0" w:type="dxa"/>
-          </w:tblCellMar>
-        </w:tblPrEx>
         <w:trPr>
           <w:tblHeader/>
         </w:trPr>
@@ -10201,12 +9931,6 @@
         </w:tc>
       </w:tr>
       <w:tr>
-        <w:tblPrEx>
-          <w:tblCellMar>
-            <w:top w:w="0" w:type="dxa"/>
-            <w:bottom w:w="0" w:type="dxa"/>
-          </w:tblCellMar>
-        </w:tblPrEx>
         <w:trPr>
           <w:cantSplit/>
         </w:trPr>
@@ -10281,12 +10005,6 @@
         </w:tc>
       </w:tr>
       <w:tr>
-        <w:tblPrEx>
-          <w:tblCellMar>
-            <w:top w:w="0" w:type="dxa"/>
-            <w:bottom w:w="0" w:type="dxa"/>
-          </w:tblCellMar>
-        </w:tblPrEx>
         <w:trPr>
           <w:cantSplit/>
         </w:trPr>
@@ -10364,12 +10082,6 @@
         </w:tc>
       </w:tr>
       <w:tr>
-        <w:tblPrEx>
-          <w:tblCellMar>
-            <w:top w:w="0" w:type="dxa"/>
-            <w:bottom w:w="0" w:type="dxa"/>
-          </w:tblCellMar>
-        </w:tblPrEx>
         <w:trPr>
           <w:cantSplit/>
         </w:trPr>
@@ -10444,12 +10156,6 @@
         </w:tc>
       </w:tr>
       <w:tr>
-        <w:tblPrEx>
-          <w:tblCellMar>
-            <w:top w:w="0" w:type="dxa"/>
-            <w:bottom w:w="0" w:type="dxa"/>
-          </w:tblCellMar>
-        </w:tblPrEx>
         <w:trPr>
           <w:cantSplit/>
         </w:trPr>
@@ -10527,12 +10233,6 @@
         </w:tc>
       </w:tr>
       <w:tr>
-        <w:tblPrEx>
-          <w:tblCellMar>
-            <w:top w:w="0" w:type="dxa"/>
-            <w:bottom w:w="0" w:type="dxa"/>
-          </w:tblCellMar>
-        </w:tblPrEx>
         <w:trPr>
           <w:cantSplit/>
         </w:trPr>
@@ -10607,12 +10307,6 @@
         </w:tc>
       </w:tr>
       <w:tr>
-        <w:tblPrEx>
-          <w:tblCellMar>
-            <w:top w:w="0" w:type="dxa"/>
-            <w:bottom w:w="0" w:type="dxa"/>
-          </w:tblCellMar>
-        </w:tblPrEx>
         <w:trPr>
           <w:cantSplit/>
         </w:trPr>
@@ -10690,12 +10384,6 @@
         </w:tc>
       </w:tr>
       <w:tr>
-        <w:tblPrEx>
-          <w:tblCellMar>
-            <w:top w:w="0" w:type="dxa"/>
-            <w:bottom w:w="0" w:type="dxa"/>
-          </w:tblCellMar>
-        </w:tblPrEx>
         <w:trPr>
           <w:cantSplit/>
         </w:trPr>
@@ -10770,12 +10458,6 @@
         </w:tc>
       </w:tr>
       <w:tr>
-        <w:tblPrEx>
-          <w:tblCellMar>
-            <w:top w:w="0" w:type="dxa"/>
-            <w:bottom w:w="0" w:type="dxa"/>
-          </w:tblCellMar>
-        </w:tblPrEx>
         <w:trPr>
           <w:cantSplit/>
         </w:trPr>
@@ -10853,12 +10535,6 @@
         </w:tc>
       </w:tr>
       <w:tr>
-        <w:tblPrEx>
-          <w:tblCellMar>
-            <w:top w:w="0" w:type="dxa"/>
-            <w:bottom w:w="0" w:type="dxa"/>
-          </w:tblCellMar>
-        </w:tblPrEx>
         <w:trPr>
           <w:cantSplit/>
         </w:trPr>
@@ -10933,12 +10609,6 @@
         </w:tc>
       </w:tr>
       <w:tr>
-        <w:tblPrEx>
-          <w:tblCellMar>
-            <w:top w:w="0" w:type="dxa"/>
-            <w:bottom w:w="0" w:type="dxa"/>
-          </w:tblCellMar>
-        </w:tblPrEx>
         <w:trPr>
           <w:cantSplit/>
         </w:trPr>
@@ -11016,12 +10686,6 @@
         </w:tc>
       </w:tr>
       <w:tr>
-        <w:tblPrEx>
-          <w:tblCellMar>
-            <w:top w:w="0" w:type="dxa"/>
-            <w:bottom w:w="0" w:type="dxa"/>
-          </w:tblCellMar>
-        </w:tblPrEx>
         <w:trPr>
           <w:cantSplit/>
         </w:trPr>
@@ -11096,12 +10760,6 @@
         </w:tc>
       </w:tr>
       <w:tr>
-        <w:tblPrEx>
-          <w:tblCellMar>
-            <w:top w:w="0" w:type="dxa"/>
-            <w:bottom w:w="0" w:type="dxa"/>
-          </w:tblCellMar>
-        </w:tblPrEx>
         <w:trPr>
           <w:cantSplit/>
         </w:trPr>
@@ -11179,12 +10837,6 @@
         </w:tc>
       </w:tr>
       <w:tr>
-        <w:tblPrEx>
-          <w:tblCellMar>
-            <w:top w:w="0" w:type="dxa"/>
-            <w:bottom w:w="0" w:type="dxa"/>
-          </w:tblCellMar>
-        </w:tblPrEx>
         <w:trPr>
           <w:cantSplit/>
         </w:trPr>
@@ -11259,12 +10911,6 @@
         </w:tc>
       </w:tr>
       <w:tr>
-        <w:tblPrEx>
-          <w:tblCellMar>
-            <w:top w:w="0" w:type="dxa"/>
-            <w:bottom w:w="0" w:type="dxa"/>
-          </w:tblCellMar>
-        </w:tblPrEx>
         <w:trPr>
           <w:cantSplit/>
         </w:trPr>
@@ -11342,12 +10988,6 @@
         </w:tc>
       </w:tr>
       <w:tr>
-        <w:tblPrEx>
-          <w:tblCellMar>
-            <w:top w:w="0" w:type="dxa"/>
-            <w:bottom w:w="0" w:type="dxa"/>
-          </w:tblCellMar>
-        </w:tblPrEx>
         <w:trPr>
           <w:cantSplit/>
         </w:trPr>
@@ -11422,12 +11062,6 @@
         </w:tc>
       </w:tr>
       <w:tr>
-        <w:tblPrEx>
-          <w:tblCellMar>
-            <w:top w:w="0" w:type="dxa"/>
-            <w:bottom w:w="0" w:type="dxa"/>
-          </w:tblCellMar>
-        </w:tblPrEx>
         <w:trPr>
           <w:cantSplit/>
         </w:trPr>
@@ -11505,12 +11139,6 @@
         </w:tc>
       </w:tr>
       <w:tr>
-        <w:tblPrEx>
-          <w:tblCellMar>
-            <w:top w:w="0" w:type="dxa"/>
-            <w:bottom w:w="0" w:type="dxa"/>
-          </w:tblCellMar>
-        </w:tblPrEx>
         <w:trPr>
           <w:cantSplit/>
         </w:trPr>
@@ -11594,7 +11222,7 @@
       <w:pPr>
         <w:pStyle w:val="Heading2"/>
       </w:pPr>
-      <w:bookmarkStart w:id="10" w:name="_Toc240405685"/>
+      <w:bookmarkStart w:id="10" w:name="_Toc240453367"/>
       <w:r>
         <w:t>3.5 Invitations</w:t>
       </w:r>
@@ -11669,7 +11297,7 @@
         <w:spacing w:after="60" w:line="276" w:lineRule="auto"/>
       </w:pPr>
       <w:r>
-        <w:t>The invitation screen writes the approved WhatsApp message for you (</w:t>
+        <w:t xml:space="preserve">The invitation screen writes the approved WhatsApp message for you, including the study contact details, and </w:t>
       </w:r>
       <w:r>
         <w:rPr>
@@ -11679,7 +11307,7 @@
         <w:t>Send via WhatsApp</w:t>
       </w:r>
       <w:r>
-        <w:t xml:space="preserve"> / </w:t>
+        <w:t xml:space="preserve"> opens the respondent's own chat (</w:t>
       </w:r>
       <w:r>
         <w:rPr>
@@ -11689,7 +11317,7 @@
         <w:t>Copy message</w:t>
       </w:r>
       <w:r>
-        <w:t>).</w:t>
+        <w:t xml:space="preserve"> for SMS or email).</w:t>
       </w:r>
     </w:p>
     <w:p>
@@ -11715,7 +11343,7 @@
       <w:pPr>
         <w:pStyle w:val="Heading2"/>
       </w:pPr>
-      <w:bookmarkStart w:id="11" w:name="_Toc240405686"/>
+      <w:bookmarkStart w:id="11" w:name="_Toc240453368"/>
       <w:r>
         <w:t>3.6 Eligibility and consent (the gates)</w:t>
       </w:r>
@@ -11753,7 +11381,7 @@
       <w:pPr>
         <w:pStyle w:val="Heading2"/>
       </w:pPr>
-      <w:bookmarkStart w:id="12" w:name="_Toc240405687"/>
+      <w:bookmarkStart w:id="12" w:name="_Toc240453369"/>
       <w:r>
         <w:t>3.7 PROIT — pre-interview profiling</w:t>
       </w:r>
@@ -11771,7 +11399,7 @@
       <w:pPr>
         <w:pStyle w:val="Heading2"/>
       </w:pPr>
-      <w:bookmarkStart w:id="13" w:name="_Toc240405688"/>
+      <w:bookmarkStart w:id="13" w:name="_Toc240453370"/>
       <w:r>
         <w:t>3.8 KoboToolbox integration</w:t>
       </w:r>
@@ -11792,7 +11420,7 @@
           <w:left w:w="10" w:type="dxa"/>
           <w:right w:w="10" w:type="dxa"/>
         </w:tblCellMar>
-        <w:tblLook w:val="04A0" w:firstRow="1" w:lastRow="0" w:firstColumn="1" w:lastColumn="0" w:noHBand="0" w:noVBand="1"/>
+        <w:tblLook w:val="0000" w:firstRow="0" w:lastRow="0" w:firstColumn="0" w:lastColumn="0" w:noHBand="0" w:noVBand="0"/>
       </w:tblPr>
       <w:tblGrid>
         <w:gridCol w:w="3765"/>
@@ -11800,12 +11428,6 @@
         <w:gridCol w:w="2635"/>
       </w:tblGrid>
       <w:tr>
-        <w:tblPrEx>
-          <w:tblCellMar>
-            <w:top w:w="0" w:type="dxa"/>
-            <w:bottom w:w="0" w:type="dxa"/>
-          </w:tblCellMar>
-        </w:tblPrEx>
         <w:trPr>
           <w:tblHeader/>
         </w:trPr>
@@ -11892,12 +11514,6 @@
         </w:tc>
       </w:tr>
       <w:tr>
-        <w:tblPrEx>
-          <w:tblCellMar>
-            <w:top w:w="0" w:type="dxa"/>
-            <w:bottom w:w="0" w:type="dxa"/>
-          </w:tblCellMar>
-        </w:tblPrEx>
         <w:trPr>
           <w:cantSplit/>
         </w:trPr>
@@ -11972,12 +11588,6 @@
         </w:tc>
       </w:tr>
       <w:tr>
-        <w:tblPrEx>
-          <w:tblCellMar>
-            <w:top w:w="0" w:type="dxa"/>
-            <w:bottom w:w="0" w:type="dxa"/>
-          </w:tblCellMar>
-        </w:tblPrEx>
         <w:trPr>
           <w:cantSplit/>
         </w:trPr>
@@ -12055,12 +11665,6 @@
         </w:tc>
       </w:tr>
       <w:tr>
-        <w:tblPrEx>
-          <w:tblCellMar>
-            <w:top w:w="0" w:type="dxa"/>
-            <w:bottom w:w="0" w:type="dxa"/>
-          </w:tblCellMar>
-        </w:tblPrEx>
         <w:trPr>
           <w:cantSplit/>
         </w:trPr>
@@ -12257,7 +11861,7 @@
       <w:pPr>
         <w:pStyle w:val="Heading2"/>
       </w:pPr>
-      <w:bookmarkStart w:id="14" w:name="_Toc240405689"/>
+      <w:bookmarkStart w:id="14" w:name="_Toc240453371"/>
       <w:r>
         <w:lastRenderedPageBreak/>
         <w:t>3.9 Quality assurance</w:t>
@@ -12307,7 +11911,7 @@
           <w:left w:w="10" w:type="dxa"/>
           <w:right w:w="10" w:type="dxa"/>
         </w:tblCellMar>
-        <w:tblLook w:val="04A0" w:firstRow="1" w:lastRow="0" w:firstColumn="1" w:lastColumn="0" w:noHBand="0" w:noVBand="1"/>
+        <w:tblLook w:val="0000" w:firstRow="0" w:lastRow="0" w:firstColumn="0" w:lastColumn="0" w:noHBand="0" w:noVBand="0"/>
       </w:tblPr>
       <w:tblGrid>
         <w:gridCol w:w="2824"/>
@@ -12315,12 +11919,6 @@
         <w:gridCol w:w="1694"/>
       </w:tblGrid>
       <w:tr>
-        <w:tblPrEx>
-          <w:tblCellMar>
-            <w:top w:w="0" w:type="dxa"/>
-            <w:bottom w:w="0" w:type="dxa"/>
-          </w:tblCellMar>
-        </w:tblPrEx>
         <w:trPr>
           <w:tblHeader/>
         </w:trPr>
@@ -12407,12 +12005,6 @@
         </w:tc>
       </w:tr>
       <w:tr>
-        <w:tblPrEx>
-          <w:tblCellMar>
-            <w:top w:w="0" w:type="dxa"/>
-            <w:bottom w:w="0" w:type="dxa"/>
-          </w:tblCellMar>
-        </w:tblPrEx>
         <w:trPr>
           <w:cantSplit/>
         </w:trPr>
@@ -12487,12 +12079,6 @@
         </w:tc>
       </w:tr>
       <w:tr>
-        <w:tblPrEx>
-          <w:tblCellMar>
-            <w:top w:w="0" w:type="dxa"/>
-            <w:bottom w:w="0" w:type="dxa"/>
-          </w:tblCellMar>
-        </w:tblPrEx>
         <w:trPr>
           <w:cantSplit/>
         </w:trPr>
@@ -12570,12 +12156,6 @@
         </w:tc>
       </w:tr>
       <w:tr>
-        <w:tblPrEx>
-          <w:tblCellMar>
-            <w:top w:w="0" w:type="dxa"/>
-            <w:bottom w:w="0" w:type="dxa"/>
-          </w:tblCellMar>
-        </w:tblPrEx>
         <w:trPr>
           <w:cantSplit/>
         </w:trPr>
@@ -12650,12 +12230,6 @@
         </w:tc>
       </w:tr>
       <w:tr>
-        <w:tblPrEx>
-          <w:tblCellMar>
-            <w:top w:w="0" w:type="dxa"/>
-            <w:bottom w:w="0" w:type="dxa"/>
-          </w:tblCellMar>
-        </w:tblPrEx>
         <w:trPr>
           <w:cantSplit/>
         </w:trPr>
@@ -12733,12 +12307,6 @@
         </w:tc>
       </w:tr>
       <w:tr>
-        <w:tblPrEx>
-          <w:tblCellMar>
-            <w:top w:w="0" w:type="dxa"/>
-            <w:bottom w:w="0" w:type="dxa"/>
-          </w:tblCellMar>
-        </w:tblPrEx>
         <w:trPr>
           <w:cantSplit/>
         </w:trPr>
@@ -12860,7 +12428,7 @@
       <w:pPr>
         <w:pStyle w:val="Heading2"/>
       </w:pPr>
-      <w:bookmarkStart w:id="15" w:name="_Toc240405690"/>
+      <w:bookmarkStart w:id="15" w:name="_Toc240453372"/>
       <w:r>
         <w:t>3.10 Reminders and nonresponse</w:t>
       </w:r>
@@ -12918,7 +12486,7 @@
       <w:pPr>
         <w:pStyle w:val="Heading2"/>
       </w:pPr>
-      <w:bookmarkStart w:id="16" w:name="_Toc240405691"/>
+      <w:bookmarkStart w:id="16" w:name="_Toc240453373"/>
       <w:r>
         <w:t>3.11 Withdrawal</w:t>
       </w:r>
@@ -12946,7 +12514,7 @@
       <w:pPr>
         <w:pStyle w:val="Heading2"/>
       </w:pPr>
-      <w:bookmarkStart w:id="17" w:name="_Toc240405692"/>
+      <w:bookmarkStart w:id="17" w:name="_Toc240453374"/>
       <w:r>
         <w:t>3.12 The KII and documentary strands</w:t>
       </w:r>
@@ -13001,7 +12569,7 @@
       <w:pPr>
         <w:pStyle w:val="Heading2"/>
       </w:pPr>
-      <w:bookmarkStart w:id="18" w:name="_Toc240405693"/>
+      <w:bookmarkStart w:id="18" w:name="_Toc240453375"/>
       <w:r>
         <w:t>3.13 Monitoring, reports and exports</w:t>
       </w:r>
@@ -13076,7 +12644,7 @@
       <w:pPr>
         <w:pStyle w:val="Heading2"/>
       </w:pPr>
-      <w:bookmarkStart w:id="19" w:name="_Toc240405694"/>
+      <w:bookmarkStart w:id="19" w:name="_Toc240453376"/>
       <w:r>
         <w:t>3.14 Security and privacy controls</w:t>
       </w:r>
@@ -13097,19 +12665,13 @@
           <w:left w:w="10" w:type="dxa"/>
           <w:right w:w="10" w:type="dxa"/>
         </w:tblCellMar>
-        <w:tblLook w:val="04A0" w:firstRow="1" w:lastRow="0" w:firstColumn="1" w:lastColumn="0" w:noHBand="0" w:noVBand="1"/>
+        <w:tblLook w:val="0000" w:firstRow="0" w:lastRow="0" w:firstColumn="0" w:lastColumn="0" w:noHBand="0" w:noVBand="0"/>
       </w:tblPr>
       <w:tblGrid>
         <w:gridCol w:w="2635"/>
         <w:gridCol w:w="6777"/>
       </w:tblGrid>
       <w:tr>
-        <w:tblPrEx>
-          <w:tblCellMar>
-            <w:top w:w="0" w:type="dxa"/>
-            <w:bottom w:w="0" w:type="dxa"/>
-          </w:tblCellMar>
-        </w:tblPrEx>
         <w:trPr>
           <w:tblHeader/>
         </w:trPr>
@@ -13169,12 +12731,6 @@
         </w:tc>
       </w:tr>
       <w:tr>
-        <w:tblPrEx>
-          <w:tblCellMar>
-            <w:top w:w="0" w:type="dxa"/>
-            <w:bottom w:w="0" w:type="dxa"/>
-          </w:tblCellMar>
-        </w:tblPrEx>
         <w:trPr>
           <w:cantSplit/>
         </w:trPr>
@@ -13226,12 +12782,6 @@
         </w:tc>
       </w:tr>
       <w:tr>
-        <w:tblPrEx>
-          <w:tblCellMar>
-            <w:top w:w="0" w:type="dxa"/>
-            <w:bottom w:w="0" w:type="dxa"/>
-          </w:tblCellMar>
-        </w:tblPrEx>
         <w:trPr>
           <w:cantSplit/>
         </w:trPr>
@@ -13285,12 +12835,6 @@
         </w:tc>
       </w:tr>
       <w:tr>
-        <w:tblPrEx>
-          <w:tblCellMar>
-            <w:top w:w="0" w:type="dxa"/>
-            <w:bottom w:w="0" w:type="dxa"/>
-          </w:tblCellMar>
-        </w:tblPrEx>
         <w:trPr>
           <w:cantSplit/>
         </w:trPr>
@@ -13342,12 +12886,6 @@
         </w:tc>
       </w:tr>
       <w:tr>
-        <w:tblPrEx>
-          <w:tblCellMar>
-            <w:top w:w="0" w:type="dxa"/>
-            <w:bottom w:w="0" w:type="dxa"/>
-          </w:tblCellMar>
-        </w:tblPrEx>
         <w:trPr>
           <w:cantSplit/>
         </w:trPr>
@@ -13401,12 +12939,6 @@
         </w:tc>
       </w:tr>
       <w:tr>
-        <w:tblPrEx>
-          <w:tblCellMar>
-            <w:top w:w="0" w:type="dxa"/>
-            <w:bottom w:w="0" w:type="dxa"/>
-          </w:tblCellMar>
-        </w:tblPrEx>
         <w:trPr>
           <w:cantSplit/>
         </w:trPr>
@@ -13458,12 +12990,6 @@
         </w:tc>
       </w:tr>
       <w:tr>
-        <w:tblPrEx>
-          <w:tblCellMar>
-            <w:top w:w="0" w:type="dxa"/>
-            <w:bottom w:w="0" w:type="dxa"/>
-          </w:tblCellMar>
-        </w:tblPrEx>
         <w:trPr>
           <w:cantSplit/>
         </w:trPr>
@@ -13517,12 +13043,6 @@
         </w:tc>
       </w:tr>
       <w:tr>
-        <w:tblPrEx>
-          <w:tblCellMar>
-            <w:top w:w="0" w:type="dxa"/>
-            <w:bottom w:w="0" w:type="dxa"/>
-          </w:tblCellMar>
-        </w:tblPrEx>
         <w:trPr>
           <w:cantSplit/>
         </w:trPr>
@@ -13574,12 +13094,6 @@
         </w:tc>
       </w:tr>
       <w:tr>
-        <w:tblPrEx>
-          <w:tblCellMar>
-            <w:top w:w="0" w:type="dxa"/>
-            <w:bottom w:w="0" w:type="dxa"/>
-          </w:tblCellMar>
-        </w:tblPrEx>
         <w:trPr>
           <w:cantSplit/>
         </w:trPr>
@@ -13643,7 +13157,7 @@
         <w:pStyle w:val="Heading1"/>
         <w:pageBreakBefore/>
       </w:pPr>
-      <w:bookmarkStart w:id="20" w:name="_Toc240405695"/>
+      <w:bookmarkStart w:id="20" w:name="_Toc240453377"/>
       <w:r>
         <w:lastRenderedPageBreak/>
         <w:t>4. Getting started</w:t>
@@ -13654,7 +13168,7 @@
       <w:pPr>
         <w:pStyle w:val="Heading2"/>
       </w:pPr>
-      <w:bookmarkStart w:id="21" w:name="_Toc240405696"/>
+      <w:bookmarkStart w:id="21" w:name="_Toc240453378"/>
       <w:r>
         <w:t>Signing in</w:t>
       </w:r>
@@ -13737,7 +13251,7 @@
           <w:noProof/>
         </w:rPr>
         <w:drawing>
-          <wp:inline distT="0" distB="0" distL="0" distR="0" wp14:anchorId="652A9947" wp14:editId="2E47340D">
+          <wp:inline distT="0" distB="0" distL="0" distR="0" wp14:anchorId="1CFB606F" wp14:editId="72AF4276">
             <wp:extent cx="5334000" cy="2333625"/>
             <wp:effectExtent l="0" t="0" r="0" b="0"/>
             <wp:docPr id="1" name="adm_login.jpg" descr="The sign-in screen for all internal staff." title="The sign-in screen for all internal staff."/>
@@ -13845,18 +13359,12 @@
           <w:left w:w="10" w:type="dxa"/>
           <w:right w:w="10" w:type="dxa"/>
         </w:tblCellMar>
-        <w:tblLook w:val="04A0" w:firstRow="1" w:lastRow="0" w:firstColumn="1" w:lastColumn="0" w:noHBand="0" w:noVBand="1"/>
+        <w:tblLook w:val="0000" w:firstRow="0" w:lastRow="0" w:firstColumn="0" w:lastColumn="0" w:noHBand="0" w:noVBand="0"/>
       </w:tblPr>
       <w:tblGrid>
         <w:gridCol w:w="9412"/>
       </w:tblGrid>
       <w:tr>
-        <w:tblPrEx>
-          <w:tblCellMar>
-            <w:top w:w="0" w:type="dxa"/>
-            <w:bottom w:w="0" w:type="dxa"/>
-          </w:tblCellMar>
-        </w:tblPrEx>
         <w:trPr>
           <w:cantSplit/>
         </w:trPr>
@@ -13904,7 +13412,7 @@
       <w:pPr>
         <w:pStyle w:val="Heading2"/>
       </w:pPr>
-      <w:bookmarkStart w:id="22" w:name="_Toc240405697"/>
+      <w:bookmarkStart w:id="22" w:name="_Toc240453379"/>
       <w:r>
         <w:t>Finding your way around</w:t>
       </w:r>
@@ -14079,7 +13587,7 @@
         </w:rPr>
         <w:lastRenderedPageBreak/>
         <w:drawing>
-          <wp:inline distT="0" distB="0" distL="0" distR="0" wp14:anchorId="7CA4A8D7" wp14:editId="53EE434E">
+          <wp:inline distT="0" distB="0" distL="0" distR="0" wp14:anchorId="4895954A" wp14:editId="2D8D0B6E">
             <wp:extent cx="5715000" cy="1876425"/>
             <wp:effectExtent l="0" t="0" r="0" b="0"/>
             <wp:docPr id="2" name="adm_not_your_role.jpg" descr="Opening a screen outside your role (for example from an old bookmark) shows this card instead of the screen." title="Opening a screen outside your role (for example from an old bookmark) shows this card instead of the screen."/>
@@ -14148,7 +13656,7 @@
       <w:pPr>
         <w:pStyle w:val="Heading2"/>
       </w:pPr>
-      <w:bookmarkStart w:id="23" w:name="_Toc240405698"/>
+      <w:bookmarkStart w:id="23" w:name="_Toc240453380"/>
       <w:r>
         <w:t>Changing your password</w:t>
       </w:r>
@@ -14231,7 +13739,7 @@
           <w:noProof/>
         </w:rPr>
         <w:drawing>
-          <wp:inline distT="0" distB="0" distL="0" distR="0" wp14:anchorId="7698E345" wp14:editId="6253C966">
+          <wp:inline distT="0" distB="0" distL="0" distR="0" wp14:anchorId="16FC42BF" wp14:editId="66994D4F">
             <wp:extent cx="5334000" cy="2171700"/>
             <wp:effectExtent l="0" t="0" r="0" b="0"/>
             <wp:docPr id="3" name="adm_account.jpg" descr="Change Password screen." title="Change Password screen."/>
@@ -14319,7 +13827,7 @@
         <w:pStyle w:val="Heading1"/>
         <w:pageBreakBefore/>
       </w:pPr>
-      <w:bookmarkStart w:id="24" w:name="_Toc240405699"/>
+      <w:bookmarkStart w:id="24" w:name="_Toc240453381"/>
       <w:r>
         <w:lastRenderedPageBreak/>
         <w:t>5. Roles and permissions</w:t>
@@ -14349,7 +13857,7 @@
           <w:left w:w="10" w:type="dxa"/>
           <w:right w:w="10" w:type="dxa"/>
         </w:tblCellMar>
-        <w:tblLook w:val="04A0" w:firstRow="1" w:lastRow="0" w:firstColumn="1" w:lastColumn="0" w:noHBand="0" w:noVBand="1"/>
+        <w:tblLook w:val="0000" w:firstRow="0" w:lastRow="0" w:firstColumn="0" w:lastColumn="0" w:noHBand="0" w:noVBand="0"/>
       </w:tblPr>
       <w:tblGrid>
         <w:gridCol w:w="2071"/>
@@ -14357,12 +13865,6 @@
         <w:gridCol w:w="2070"/>
       </w:tblGrid>
       <w:tr>
-        <w:tblPrEx>
-          <w:tblCellMar>
-            <w:top w:w="0" w:type="dxa"/>
-            <w:bottom w:w="0" w:type="dxa"/>
-          </w:tblCellMar>
-        </w:tblPrEx>
         <w:trPr>
           <w:tblHeader/>
         </w:trPr>
@@ -14449,12 +13951,6 @@
         </w:tc>
       </w:tr>
       <w:tr>
-        <w:tblPrEx>
-          <w:tblCellMar>
-            <w:top w:w="0" w:type="dxa"/>
-            <w:bottom w:w="0" w:type="dxa"/>
-          </w:tblCellMar>
-        </w:tblPrEx>
         <w:trPr>
           <w:cantSplit/>
         </w:trPr>
@@ -14529,12 +14025,6 @@
         </w:tc>
       </w:tr>
       <w:tr>
-        <w:tblPrEx>
-          <w:tblCellMar>
-            <w:top w:w="0" w:type="dxa"/>
-            <w:bottom w:w="0" w:type="dxa"/>
-          </w:tblCellMar>
-        </w:tblPrEx>
         <w:trPr>
           <w:cantSplit/>
         </w:trPr>
@@ -14612,12 +14102,6 @@
         </w:tc>
       </w:tr>
       <w:tr>
-        <w:tblPrEx>
-          <w:tblCellMar>
-            <w:top w:w="0" w:type="dxa"/>
-            <w:bottom w:w="0" w:type="dxa"/>
-          </w:tblCellMar>
-        </w:tblPrEx>
         <w:trPr>
           <w:cantSplit/>
         </w:trPr>
@@ -14692,12 +14176,6 @@
         </w:tc>
       </w:tr>
       <w:tr>
-        <w:tblPrEx>
-          <w:tblCellMar>
-            <w:top w:w="0" w:type="dxa"/>
-            <w:bottom w:w="0" w:type="dxa"/>
-          </w:tblCellMar>
-        </w:tblPrEx>
         <w:trPr>
           <w:cantSplit/>
         </w:trPr>
@@ -14775,12 +14253,6 @@
         </w:tc>
       </w:tr>
       <w:tr>
-        <w:tblPrEx>
-          <w:tblCellMar>
-            <w:top w:w="0" w:type="dxa"/>
-            <w:bottom w:w="0" w:type="dxa"/>
-          </w:tblCellMar>
-        </w:tblPrEx>
         <w:trPr>
           <w:cantSplit/>
         </w:trPr>
@@ -14855,12 +14327,6 @@
         </w:tc>
       </w:tr>
       <w:tr>
-        <w:tblPrEx>
-          <w:tblCellMar>
-            <w:top w:w="0" w:type="dxa"/>
-            <w:bottom w:w="0" w:type="dxa"/>
-          </w:tblCellMar>
-        </w:tblPrEx>
         <w:trPr>
           <w:cantSplit/>
         </w:trPr>
@@ -14938,12 +14404,6 @@
         </w:tc>
       </w:tr>
       <w:tr>
-        <w:tblPrEx>
-          <w:tblCellMar>
-            <w:top w:w="0" w:type="dxa"/>
-            <w:bottom w:w="0" w:type="dxa"/>
-          </w:tblCellMar>
-        </w:tblPrEx>
         <w:trPr>
           <w:cantSplit/>
         </w:trPr>
@@ -15018,12 +14478,6 @@
         </w:tc>
       </w:tr>
       <w:tr>
-        <w:tblPrEx>
-          <w:tblCellMar>
-            <w:top w:w="0" w:type="dxa"/>
-            <w:bottom w:w="0" w:type="dxa"/>
-          </w:tblCellMar>
-        </w:tblPrEx>
         <w:trPr>
           <w:cantSplit/>
         </w:trPr>
@@ -15110,7 +14564,7 @@
       <w:pPr>
         <w:pStyle w:val="Heading2"/>
       </w:pPr>
-      <w:bookmarkStart w:id="25" w:name="_Toc240405700"/>
+      <w:bookmarkStart w:id="25" w:name="_Toc240453382"/>
       <w:r>
         <w:t>5.1 Who can do what</w:t>
       </w:r>
@@ -15131,7 +14585,7 @@
           <w:left w:w="10" w:type="dxa"/>
           <w:right w:w="10" w:type="dxa"/>
         </w:tblCellMar>
-        <w:tblLook w:val="04A0" w:firstRow="1" w:lastRow="0" w:firstColumn="1" w:lastColumn="0" w:noHBand="0" w:noVBand="1"/>
+        <w:tblLook w:val="0000" w:firstRow="0" w:lastRow="0" w:firstColumn="0" w:lastColumn="0" w:noHBand="0" w:noVBand="0"/>
       </w:tblPr>
       <w:tblGrid>
         <w:gridCol w:w="2115"/>
@@ -15145,12 +14599,6 @@
         <w:gridCol w:w="1059"/>
       </w:tblGrid>
       <w:tr>
-        <w:tblPrEx>
-          <w:tblCellMar>
-            <w:top w:w="0" w:type="dxa"/>
-            <w:bottom w:w="0" w:type="dxa"/>
-          </w:tblCellMar>
-        </w:tblPrEx>
         <w:trPr>
           <w:tblHeader/>
         </w:trPr>
@@ -15399,12 +14847,6 @@
         </w:tc>
       </w:tr>
       <w:tr>
-        <w:tblPrEx>
-          <w:tblCellMar>
-            <w:top w:w="0" w:type="dxa"/>
-            <w:bottom w:w="0" w:type="dxa"/>
-          </w:tblCellMar>
-        </w:tblPrEx>
         <w:trPr>
           <w:cantSplit/>
         </w:trPr>
@@ -15617,12 +15059,6 @@
         </w:tc>
       </w:tr>
       <w:tr>
-        <w:tblPrEx>
-          <w:tblCellMar>
-            <w:top w:w="0" w:type="dxa"/>
-            <w:bottom w:w="0" w:type="dxa"/>
-          </w:tblCellMar>
-        </w:tblPrEx>
         <w:trPr>
           <w:cantSplit/>
         </w:trPr>
@@ -15844,12 +15280,6 @@
         </w:tc>
       </w:tr>
       <w:tr>
-        <w:tblPrEx>
-          <w:tblCellMar>
-            <w:top w:w="0" w:type="dxa"/>
-            <w:bottom w:w="0" w:type="dxa"/>
-          </w:tblCellMar>
-        </w:tblPrEx>
         <w:trPr>
           <w:cantSplit/>
         </w:trPr>
@@ -16062,12 +15492,6 @@
         </w:tc>
       </w:tr>
       <w:tr>
-        <w:tblPrEx>
-          <w:tblCellMar>
-            <w:top w:w="0" w:type="dxa"/>
-            <w:bottom w:w="0" w:type="dxa"/>
-          </w:tblCellMar>
-        </w:tblPrEx>
         <w:trPr>
           <w:cantSplit/>
         </w:trPr>
@@ -16289,12 +15713,6 @@
         </w:tc>
       </w:tr>
       <w:tr>
-        <w:tblPrEx>
-          <w:tblCellMar>
-            <w:top w:w="0" w:type="dxa"/>
-            <w:bottom w:w="0" w:type="dxa"/>
-          </w:tblCellMar>
-        </w:tblPrEx>
         <w:trPr>
           <w:cantSplit/>
         </w:trPr>
@@ -16507,12 +15925,6 @@
         </w:tc>
       </w:tr>
       <w:tr>
-        <w:tblPrEx>
-          <w:tblCellMar>
-            <w:top w:w="0" w:type="dxa"/>
-            <w:bottom w:w="0" w:type="dxa"/>
-          </w:tblCellMar>
-        </w:tblPrEx>
         <w:trPr>
           <w:cantSplit/>
         </w:trPr>
@@ -16734,12 +16146,6 @@
         </w:tc>
       </w:tr>
       <w:tr>
-        <w:tblPrEx>
-          <w:tblCellMar>
-            <w:top w:w="0" w:type="dxa"/>
-            <w:bottom w:w="0" w:type="dxa"/>
-          </w:tblCellMar>
-        </w:tblPrEx>
         <w:trPr>
           <w:cantSplit/>
         </w:trPr>
@@ -16952,12 +16358,6 @@
         </w:tc>
       </w:tr>
       <w:tr>
-        <w:tblPrEx>
-          <w:tblCellMar>
-            <w:top w:w="0" w:type="dxa"/>
-            <w:bottom w:w="0" w:type="dxa"/>
-          </w:tblCellMar>
-        </w:tblPrEx>
         <w:trPr>
           <w:cantSplit/>
         </w:trPr>
@@ -17179,12 +16579,6 @@
         </w:tc>
       </w:tr>
       <w:tr>
-        <w:tblPrEx>
-          <w:tblCellMar>
-            <w:top w:w="0" w:type="dxa"/>
-            <w:bottom w:w="0" w:type="dxa"/>
-          </w:tblCellMar>
-        </w:tblPrEx>
         <w:trPr>
           <w:cantSplit/>
         </w:trPr>
@@ -17397,12 +16791,6 @@
         </w:tc>
       </w:tr>
       <w:tr>
-        <w:tblPrEx>
-          <w:tblCellMar>
-            <w:top w:w="0" w:type="dxa"/>
-            <w:bottom w:w="0" w:type="dxa"/>
-          </w:tblCellMar>
-        </w:tblPrEx>
         <w:trPr>
           <w:cantSplit/>
         </w:trPr>
@@ -17625,12 +17013,6 @@
         </w:tc>
       </w:tr>
       <w:tr>
-        <w:tblPrEx>
-          <w:tblCellMar>
-            <w:top w:w="0" w:type="dxa"/>
-            <w:bottom w:w="0" w:type="dxa"/>
-          </w:tblCellMar>
-        </w:tblPrEx>
         <w:trPr>
           <w:cantSplit/>
         </w:trPr>
@@ -17843,12 +17225,6 @@
         </w:tc>
       </w:tr>
       <w:tr>
-        <w:tblPrEx>
-          <w:tblCellMar>
-            <w:top w:w="0" w:type="dxa"/>
-            <w:bottom w:w="0" w:type="dxa"/>
-          </w:tblCellMar>
-        </w:tblPrEx>
         <w:trPr>
           <w:cantSplit/>
         </w:trPr>
@@ -18070,12 +17446,6 @@
         </w:tc>
       </w:tr>
       <w:tr>
-        <w:tblPrEx>
-          <w:tblCellMar>
-            <w:top w:w="0" w:type="dxa"/>
-            <w:bottom w:w="0" w:type="dxa"/>
-          </w:tblCellMar>
-        </w:tblPrEx>
         <w:trPr>
           <w:cantSplit/>
         </w:trPr>
@@ -18288,12 +17658,6 @@
         </w:tc>
       </w:tr>
       <w:tr>
-        <w:tblPrEx>
-          <w:tblCellMar>
-            <w:top w:w="0" w:type="dxa"/>
-            <w:bottom w:w="0" w:type="dxa"/>
-          </w:tblCellMar>
-        </w:tblPrEx>
         <w:trPr>
           <w:cantSplit/>
         </w:trPr>
@@ -18525,7 +17889,7 @@
         <w:pStyle w:val="Heading1"/>
         <w:pageBreakBefore/>
       </w:pPr>
-      <w:bookmarkStart w:id="26" w:name="_Toc240405701"/>
+      <w:bookmarkStart w:id="26" w:name="_Toc240453383"/>
       <w:r>
         <w:lastRenderedPageBreak/>
         <w:t>6. Screen reference</w:t>
@@ -18544,7 +17908,7 @@
       <w:pPr>
         <w:pStyle w:val="Heading2"/>
       </w:pPr>
-      <w:bookmarkStart w:id="27" w:name="_Toc240405702"/>
+      <w:bookmarkStart w:id="27" w:name="_Toc240453384"/>
       <w:r>
         <w:t>6.1 Executive, Sampling and Contact dashboards</w:t>
       </w:r>
@@ -18569,7 +17933,7 @@
           <w:noProof/>
         </w:rPr>
         <w:drawing>
-          <wp:inline distT="0" distB="0" distL="0" distR="0" wp14:anchorId="4362274B" wp14:editId="278A4EE6">
+          <wp:inline distT="0" distB="0" distL="0" distR="0" wp14:anchorId="2237CB2F" wp14:editId="517A8ABD">
             <wp:extent cx="5715000" cy="3571875"/>
             <wp:effectExtent l="0" t="0" r="0" b="0"/>
             <wp:docPr id="4" name="adm_exec_dashboard.jpg" descr="Executive Dashboard: completions against the 400 / 60 / 50–75 targets, days to data lock, spend, and the lowest-filled strata." title="Executive Dashboard: completions against the 400 / 60 / 50–75 targets, days to data lock, spend, and the lowest-filled strata."/>
@@ -18649,7 +18013,7 @@
           <w:left w:w="10" w:type="dxa"/>
           <w:right w:w="10" w:type="dxa"/>
         </w:tblCellMar>
-        <w:tblLook w:val="04A0" w:firstRow="1" w:lastRow="0" w:firstColumn="1" w:lastColumn="0" w:noHBand="0" w:noVBand="1"/>
+        <w:tblLook w:val="0000" w:firstRow="0" w:lastRow="0" w:firstColumn="0" w:lastColumn="0" w:noHBand="0" w:noVBand="0"/>
       </w:tblPr>
       <w:tblGrid>
         <w:gridCol w:w="1694"/>
@@ -18657,12 +18021,6 @@
         <w:gridCol w:w="3012"/>
       </w:tblGrid>
       <w:tr>
-        <w:tblPrEx>
-          <w:tblCellMar>
-            <w:top w:w="0" w:type="dxa"/>
-            <w:bottom w:w="0" w:type="dxa"/>
-          </w:tblCellMar>
-        </w:tblPrEx>
         <w:trPr>
           <w:tblHeader/>
         </w:trPr>
@@ -18749,12 +18107,6 @@
         </w:tc>
       </w:tr>
       <w:tr>
-        <w:tblPrEx>
-          <w:tblCellMar>
-            <w:top w:w="0" w:type="dxa"/>
-            <w:bottom w:w="0" w:type="dxa"/>
-          </w:tblCellMar>
-        </w:tblPrEx>
         <w:trPr>
           <w:cantSplit/>
         </w:trPr>
@@ -18829,12 +18181,6 @@
         </w:tc>
       </w:tr>
       <w:tr>
-        <w:tblPrEx>
-          <w:tblCellMar>
-            <w:top w:w="0" w:type="dxa"/>
-            <w:bottom w:w="0" w:type="dxa"/>
-          </w:tblCellMar>
-        </w:tblPrEx>
         <w:trPr>
           <w:cantSplit/>
         </w:trPr>
@@ -18912,12 +18258,6 @@
         </w:tc>
       </w:tr>
       <w:tr>
-        <w:tblPrEx>
-          <w:tblCellMar>
-            <w:top w:w="0" w:type="dxa"/>
-            <w:bottom w:w="0" w:type="dxa"/>
-          </w:tblCellMar>
-        </w:tblPrEx>
         <w:trPr>
           <w:cantSplit/>
         </w:trPr>
@@ -18992,12 +18332,6 @@
         </w:tc>
       </w:tr>
       <w:tr>
-        <w:tblPrEx>
-          <w:tblCellMar>
-            <w:top w:w="0" w:type="dxa"/>
-            <w:bottom w:w="0" w:type="dxa"/>
-          </w:tblCellMar>
-        </w:tblPrEx>
         <w:trPr>
           <w:cantSplit/>
         </w:trPr>
@@ -19075,12 +18409,6 @@
         </w:tc>
       </w:tr>
       <w:tr>
-        <w:tblPrEx>
-          <w:tblCellMar>
-            <w:top w:w="0" w:type="dxa"/>
-            <w:bottom w:w="0" w:type="dxa"/>
-          </w:tblCellMar>
-        </w:tblPrEx>
         <w:trPr>
           <w:cantSplit/>
         </w:trPr>
@@ -19175,18 +18503,12 @@
           <w:left w:w="10" w:type="dxa"/>
           <w:right w:w="10" w:type="dxa"/>
         </w:tblCellMar>
-        <w:tblLook w:val="04A0" w:firstRow="1" w:lastRow="0" w:firstColumn="1" w:lastColumn="0" w:noHBand="0" w:noVBand="1"/>
+        <w:tblLook w:val="0000" w:firstRow="0" w:lastRow="0" w:firstColumn="0" w:lastColumn="0" w:noHBand="0" w:noVBand="0"/>
       </w:tblPr>
       <w:tblGrid>
         <w:gridCol w:w="9412"/>
       </w:tblGrid>
       <w:tr>
-        <w:tblPrEx>
-          <w:tblCellMar>
-            <w:top w:w="0" w:type="dxa"/>
-            <w:bottom w:w="0" w:type="dxa"/>
-          </w:tblCellMar>
-        </w:tblPrEx>
         <w:trPr>
           <w:cantSplit/>
         </w:trPr>
@@ -19242,7 +18564,7 @@
           <w:noProof/>
         </w:rPr>
         <w:drawing>
-          <wp:inline distT="0" distB="0" distL="0" distR="0" wp14:anchorId="0001A18E" wp14:editId="599F6973">
+          <wp:inline distT="0" distB="0" distL="0" distR="0" wp14:anchorId="65294522" wp14:editId="7B4E0656">
             <wp:extent cx="5715000" cy="3571875"/>
             <wp:effectExtent l="0" t="0" r="0" b="0"/>
             <wp:docPr id="5" name="adm_sampling_dashboard.jpg" descr="Sampling Dashboard." title="Sampling Dashboard."/>
@@ -19318,7 +18640,7 @@
           <w:noProof/>
         </w:rPr>
         <w:drawing>
-          <wp:inline distT="0" distB="0" distL="0" distR="0" wp14:anchorId="539D48B4" wp14:editId="53FB069E">
+          <wp:inline distT="0" distB="0" distL="0" distR="0" wp14:anchorId="7B55FB0A" wp14:editId="2C8C9AC1">
             <wp:extent cx="5715000" cy="2324100"/>
             <wp:effectExtent l="0" t="0" r="0" b="0"/>
             <wp:docPr id="6" name="adm_contact_dashboard.jpg" descr="Contact Dashboard." title="Contact Dashboard."/>
@@ -19387,7 +18709,7 @@
       <w:pPr>
         <w:pStyle w:val="Heading2"/>
       </w:pPr>
-      <w:bookmarkStart w:id="28" w:name="_Toc240405703"/>
+      <w:bookmarkStart w:id="28" w:name="_Toc240453385"/>
       <w:r>
         <w:t>6.2 Reports</w:t>
       </w:r>
@@ -19413,7 +18735,7 @@
         </w:rPr>
         <w:lastRenderedPageBreak/>
         <w:drawing>
-          <wp:inline distT="0" distB="0" distL="0" distR="0" wp14:anchorId="6039C472" wp14:editId="23323C95">
+          <wp:inline distT="0" distB="0" distL="0" distR="0" wp14:anchorId="2919BC26" wp14:editId="5B53D612">
             <wp:extent cx="5715000" cy="3952875"/>
             <wp:effectExtent l="0" t="0" r="0" b="0"/>
             <wp:docPr id="7" name="adm_reports_workflow.jpg" descr="Where Main cases are in the workflow." title="Where Main cases are in the workflow."/>
@@ -19482,7 +18804,7 @@
       <w:pPr>
         <w:pStyle w:val="Heading2"/>
       </w:pPr>
-      <w:bookmarkStart w:id="29" w:name="_Toc240405704"/>
+      <w:bookmarkStart w:id="29" w:name="_Toc240453386"/>
       <w:r>
         <w:t>6.3 QA Dashboard</w:t>
       </w:r>
@@ -19499,7 +18821,7 @@
           <w:noProof/>
         </w:rPr>
         <w:drawing>
-          <wp:inline distT="0" distB="0" distL="0" distR="0" wp14:anchorId="594ADA92" wp14:editId="27B006F4">
+          <wp:inline distT="0" distB="0" distL="0" distR="0" wp14:anchorId="3A484954" wp14:editId="0231FEBA">
             <wp:extent cx="5715000" cy="2505075"/>
             <wp:effectExtent l="0" t="0" r="0" b="0"/>
             <wp:docPr id="8" name="qa_dashboard.jpg" descr="QA Dashboard with Refresh and Open QA queue." title="QA Dashboard with Refresh and Open QA queue."/>
@@ -19568,7 +18890,7 @@
       <w:pPr>
         <w:pStyle w:val="Heading2"/>
       </w:pPr>
-      <w:bookmarkStart w:id="30" w:name="_Toc240405705"/>
+      <w:bookmarkStart w:id="30" w:name="_Toc240453387"/>
       <w:r>
         <w:lastRenderedPageBreak/>
         <w:t>6.4 KII/Doc Dashboard</w:t>
@@ -19586,7 +18908,7 @@
           <w:noProof/>
         </w:rPr>
         <w:drawing>
-          <wp:inline distT="0" distB="0" distL="0" distR="0" wp14:anchorId="27079868" wp14:editId="696E987C">
+          <wp:inline distT="0" distB="0" distL="0" distR="0" wp14:anchorId="5305C590" wp14:editId="1F7914A9">
             <wp:extent cx="5715000" cy="3571875"/>
             <wp:effectExtent l="0" t="0" r="0" b="0"/>
             <wp:docPr id="9" name="kii_dashboard.jpg" descr="KII / Document Dashboard." title="KII / Document Dashboard."/>
@@ -19655,7 +18977,7 @@
       <w:pPr>
         <w:pStyle w:val="Heading2"/>
       </w:pPr>
-      <w:bookmarkStart w:id="31" w:name="_Toc240405706"/>
+      <w:bookmarkStart w:id="31" w:name="_Toc240453388"/>
       <w:r>
         <w:t>6.5 Main-400 Register</w:t>
       </w:r>
@@ -19710,7 +19032,7 @@
           <w:noProof/>
         </w:rPr>
         <w:drawing>
-          <wp:inline distT="0" distB="0" distL="0" distR="0" wp14:anchorId="52DCAA8E" wp14:editId="7687FDCC">
+          <wp:inline distT="0" distB="0" distL="0" distR="0" wp14:anchorId="031A5EBB" wp14:editId="25B0DC6A">
             <wp:extent cx="5715000" cy="3571875"/>
             <wp:effectExtent l="0" t="0" r="0" b="0"/>
             <wp:docPr id="10" name="adm_register.jpg" descr="Main-400 Register." title="Main-400 Register."/>
@@ -19779,7 +19101,7 @@
       <w:pPr>
         <w:pStyle w:val="Heading2"/>
       </w:pPr>
-      <w:bookmarkStart w:id="32" w:name="_Toc240405707"/>
+      <w:bookmarkStart w:id="32" w:name="_Toc240453389"/>
       <w:r>
         <w:lastRenderedPageBreak/>
         <w:t>6.6 Case page</w:t>
@@ -19809,19 +19131,13 @@
           <w:left w:w="10" w:type="dxa"/>
           <w:right w:w="10" w:type="dxa"/>
         </w:tblCellMar>
-        <w:tblLook w:val="04A0" w:firstRow="1" w:lastRow="0" w:firstColumn="1" w:lastColumn="0" w:noHBand="0" w:noVBand="1"/>
+        <w:tblLook w:val="0000" w:firstRow="0" w:lastRow="0" w:firstColumn="0" w:lastColumn="0" w:noHBand="0" w:noVBand="0"/>
       </w:tblPr>
       <w:tblGrid>
         <w:gridCol w:w="3012"/>
         <w:gridCol w:w="6400"/>
       </w:tblGrid>
       <w:tr>
-        <w:tblPrEx>
-          <w:tblCellMar>
-            <w:top w:w="0" w:type="dxa"/>
-            <w:bottom w:w="0" w:type="dxa"/>
-          </w:tblCellMar>
-        </w:tblPrEx>
         <w:trPr>
           <w:tblHeader/>
         </w:trPr>
@@ -19881,12 +19197,6 @@
         </w:tc>
       </w:tr>
       <w:tr>
-        <w:tblPrEx>
-          <w:tblCellMar>
-            <w:top w:w="0" w:type="dxa"/>
-            <w:bottom w:w="0" w:type="dxa"/>
-          </w:tblCellMar>
-        </w:tblPrEx>
         <w:trPr>
           <w:cantSplit/>
         </w:trPr>
@@ -19938,12 +19248,6 @@
         </w:tc>
       </w:tr>
       <w:tr>
-        <w:tblPrEx>
-          <w:tblCellMar>
-            <w:top w:w="0" w:type="dxa"/>
-            <w:bottom w:w="0" w:type="dxa"/>
-          </w:tblCellMar>
-        </w:tblPrEx>
         <w:trPr>
           <w:cantSplit/>
         </w:trPr>
@@ -19997,12 +19301,6 @@
         </w:tc>
       </w:tr>
       <w:tr>
-        <w:tblPrEx>
-          <w:tblCellMar>
-            <w:top w:w="0" w:type="dxa"/>
-            <w:bottom w:w="0" w:type="dxa"/>
-          </w:tblCellMar>
-        </w:tblPrEx>
         <w:trPr>
           <w:cantSplit/>
         </w:trPr>
@@ -20054,12 +19352,6 @@
         </w:tc>
       </w:tr>
       <w:tr>
-        <w:tblPrEx>
-          <w:tblCellMar>
-            <w:top w:w="0" w:type="dxa"/>
-            <w:bottom w:w="0" w:type="dxa"/>
-          </w:tblCellMar>
-        </w:tblPrEx>
         <w:trPr>
           <w:cantSplit/>
         </w:trPr>
@@ -20113,12 +19405,6 @@
         </w:tc>
       </w:tr>
       <w:tr>
-        <w:tblPrEx>
-          <w:tblCellMar>
-            <w:top w:w="0" w:type="dxa"/>
-            <w:bottom w:w="0" w:type="dxa"/>
-          </w:tblCellMar>
-        </w:tblPrEx>
         <w:trPr>
           <w:cantSplit/>
         </w:trPr>
@@ -20170,12 +19456,6 @@
         </w:tc>
       </w:tr>
       <w:tr>
-        <w:tblPrEx>
-          <w:tblCellMar>
-            <w:top w:w="0" w:type="dxa"/>
-            <w:bottom w:w="0" w:type="dxa"/>
-          </w:tblCellMar>
-        </w:tblPrEx>
         <w:trPr>
           <w:cantSplit/>
         </w:trPr>
@@ -20229,12 +19509,6 @@
         </w:tc>
       </w:tr>
       <w:tr>
-        <w:tblPrEx>
-          <w:tblCellMar>
-            <w:top w:w="0" w:type="dxa"/>
-            <w:bottom w:w="0" w:type="dxa"/>
-          </w:tblCellMar>
-        </w:tblPrEx>
         <w:trPr>
           <w:cantSplit/>
         </w:trPr>
@@ -20286,12 +19560,6 @@
         </w:tc>
       </w:tr>
       <w:tr>
-        <w:tblPrEx>
-          <w:tblCellMar>
-            <w:top w:w="0" w:type="dxa"/>
-            <w:bottom w:w="0" w:type="dxa"/>
-          </w:tblCellMar>
-        </w:tblPrEx>
         <w:trPr>
           <w:cantSplit/>
         </w:trPr>
@@ -20345,12 +19613,6 @@
         </w:tc>
       </w:tr>
       <w:tr>
-        <w:tblPrEx>
-          <w:tblCellMar>
-            <w:top w:w="0" w:type="dxa"/>
-            <w:bottom w:w="0" w:type="dxa"/>
-          </w:tblCellMar>
-        </w:tblPrEx>
         <w:trPr>
           <w:cantSplit/>
         </w:trPr>
@@ -20402,12 +19664,6 @@
         </w:tc>
       </w:tr>
       <w:tr>
-        <w:tblPrEx>
-          <w:tblCellMar>
-            <w:top w:w="0" w:type="dxa"/>
-            <w:bottom w:w="0" w:type="dxa"/>
-          </w:tblCellMar>
-        </w:tblPrEx>
         <w:trPr>
           <w:cantSplit/>
         </w:trPr>
@@ -20477,7 +19733,7 @@
           <w:noProof/>
         </w:rPr>
         <w:drawing>
-          <wp:inline distT="0" distB="0" distL="0" distR="0" wp14:anchorId="5A2070BF" wp14:editId="2992301F">
+          <wp:inline distT="0" distB="0" distL="0" distR="0" wp14:anchorId="0D0495FF" wp14:editId="03FB06B2">
             <wp:extent cx="5715000" cy="3571875"/>
             <wp:effectExtent l="0" t="0" r="0" b="0"/>
             <wp:docPr id="11" name="adm_case_top.jpg" descr="Top of a case page." title="Top of a case page."/>
@@ -20553,7 +19809,7 @@
           <w:noProof/>
         </w:rPr>
         <w:drawing>
-          <wp:inline distT="0" distB="0" distL="0" distR="0" wp14:anchorId="684CDBD8" wp14:editId="679ACB5A">
+          <wp:inline distT="0" distB="0" distL="0" distR="0" wp14:anchorId="503C90D6" wp14:editId="3E8D4818">
             <wp:extent cx="5715000" cy="666750"/>
             <wp:effectExtent l="0" t="0" r="0" b="0"/>
             <wp:docPr id="12" name="adm_case_questionnaire.jpg" descr="Completed questionnaire panel on a QA-passed case." title="Completed questionnaire panel on a QA-passed case."/>
@@ -20622,7 +19878,7 @@
       <w:pPr>
         <w:pStyle w:val="Heading2"/>
       </w:pPr>
-      <w:bookmarkStart w:id="33" w:name="_Toc240405708"/>
+      <w:bookmarkStart w:id="33" w:name="_Toc240453390"/>
       <w:r>
         <w:lastRenderedPageBreak/>
         <w:t>6.7 Organisations</w:t>
@@ -20641,7 +19897,7 @@
       <w:pPr>
         <w:pStyle w:val="Heading2"/>
       </w:pPr>
-      <w:bookmarkStart w:id="34" w:name="_Toc240405709"/>
+      <w:bookmarkStart w:id="34" w:name="_Toc240453391"/>
       <w:r>
         <w:t>6.8 Appointments</w:t>
       </w:r>
@@ -20658,7 +19914,7 @@
           <w:noProof/>
         </w:rPr>
         <w:drawing>
-          <wp:inline distT="0" distB="0" distL="0" distR="0" wp14:anchorId="38782C63" wp14:editId="754BB2FE">
+          <wp:inline distT="0" distB="0" distL="0" distR="0" wp14:anchorId="4D139F34" wp14:editId="04CF699B">
             <wp:extent cx="5715000" cy="2857500"/>
             <wp:effectExtent l="0" t="0" r="0" b="0"/>
             <wp:docPr id="13" name="adm_appointments.jpg" descr="Appointment Queue." title="Appointment Queue."/>
@@ -20727,7 +19983,7 @@
       <w:pPr>
         <w:pStyle w:val="Heading2"/>
       </w:pPr>
-      <w:bookmarkStart w:id="35" w:name="_Toc240405710"/>
+      <w:bookmarkStart w:id="35" w:name="_Toc240453392"/>
       <w:r>
         <w:t>6.9 Follow-ups</w:t>
       </w:r>
@@ -20744,7 +20000,7 @@
           <w:noProof/>
         </w:rPr>
         <w:drawing>
-          <wp:inline distT="0" distB="0" distL="0" distR="0" wp14:anchorId="741EC317" wp14:editId="5B2F3D45">
+          <wp:inline distT="0" distB="0" distL="0" distR="0" wp14:anchorId="24131F60" wp14:editId="0CA764F8">
             <wp:extent cx="5715000" cy="3571875"/>
             <wp:effectExtent l="0" t="0" r="0" b="0"/>
             <wp:docPr id="14" name="adm_follow_ups.jpg" descr="Follow-ups due." title="Follow-ups due."/>
@@ -20813,7 +20069,7 @@
       <w:pPr>
         <w:pStyle w:val="Heading2"/>
       </w:pPr>
-      <w:bookmarkStart w:id="36" w:name="_Toc240405711"/>
+      <w:bookmarkStart w:id="36" w:name="_Toc240453393"/>
       <w:r>
         <w:lastRenderedPageBreak/>
         <w:t>6.10 Form PDFs</w:t>
@@ -20849,7 +20105,7 @@
           <w:noProof/>
         </w:rPr>
         <w:drawing>
-          <wp:inline distT="0" distB="0" distL="0" distR="0" wp14:anchorId="3E4E59E8" wp14:editId="5EDBEAF4">
+          <wp:inline distT="0" distB="0" distL="0" distR="0" wp14:anchorId="0CD92F53" wp14:editId="02F94398">
             <wp:extent cx="5715000" cy="2771775"/>
             <wp:effectExtent l="0" t="0" r="0" b="0"/>
             <wp:docPr id="15" name="adm_form_pdfs.jpg" descr="Completed form PDFs." title="Completed form PDFs."/>
@@ -20918,7 +20174,7 @@
       <w:pPr>
         <w:pStyle w:val="Heading2"/>
       </w:pPr>
-      <w:bookmarkStart w:id="37" w:name="_Toc240405712"/>
+      <w:bookmarkStart w:id="37" w:name="_Toc240453394"/>
       <w:r>
         <w:t>6.11 QA Queue and QA Exceptions</w:t>
       </w:r>
@@ -20936,7 +20192,7 @@
       <w:pPr>
         <w:pStyle w:val="Heading2"/>
       </w:pPr>
-      <w:bookmarkStart w:id="38" w:name="_Toc240405713"/>
+      <w:bookmarkStart w:id="38" w:name="_Toc240453395"/>
       <w:r>
         <w:t>6.12 KII Register and KII record</w:t>
       </w:r>
@@ -20954,7 +20210,7 @@
       <w:pPr>
         <w:pStyle w:val="Heading2"/>
       </w:pPr>
-      <w:bookmarkStart w:id="39" w:name="_Toc240405714"/>
+      <w:bookmarkStart w:id="39" w:name="_Toc240453484"/>
       <w:r>
         <w:t>6.13 Documents and document record</w:t>
       </w:r>
@@ -20972,7 +20228,7 @@
       <w:pPr>
         <w:pStyle w:val="Heading2"/>
       </w:pPr>
-      <w:bookmarkStart w:id="40" w:name="_Toc240405715"/>
+      <w:bookmarkStart w:id="40" w:name="_Toc240453485"/>
       <w:r>
         <w:t>6.14 Reserve Activation, Cost, Audit Log, Export, Change password</w:t>
       </w:r>
@@ -20991,7 +20247,7 @@
         <w:pStyle w:val="Heading1"/>
         <w:pageBreakBefore/>
       </w:pPr>
-      <w:bookmarkStart w:id="41" w:name="_Toc240405716"/>
+      <w:bookmarkStart w:id="41" w:name="_Toc240453486"/>
       <w:r>
         <w:lastRenderedPageBreak/>
         <w:t>7. Procedures, step by step</w:t>
@@ -21010,7 +20266,7 @@
       <w:pPr>
         <w:pStyle w:val="Heading2"/>
       </w:pPr>
-      <w:bookmarkStart w:id="42" w:name="_Toc240405717"/>
+      <w:bookmarkStart w:id="42" w:name="_Toc240453487"/>
       <w:r>
         <w:t>7.1 Dashboards (all monitoring roles)</w:t>
       </w:r>
@@ -21028,7 +20284,7 @@
       <w:pPr>
         <w:pStyle w:val="Heading2"/>
       </w:pPr>
-      <w:bookmarkStart w:id="43" w:name="_Toc240405718"/>
+      <w:bookmarkStart w:id="43" w:name="_Toc240453488"/>
       <w:r>
         <w:t>7.2 Reports (PI, FC, Analyst, Supervisor)</w:t>
       </w:r>
@@ -21068,7 +20324,7 @@
           <w:noProof/>
         </w:rPr>
         <w:drawing>
-          <wp:inline distT="0" distB="0" distL="0" distR="0" wp14:anchorId="35D16C08" wp14:editId="3E2A3D22">
+          <wp:inline distT="0" distB="0" distL="0" distR="0" wp14:anchorId="2FA2D9CA" wp14:editId="1589DD60">
             <wp:extent cx="5334000" cy="3333750"/>
             <wp:effectExtent l="0" t="0" r="0" b="0"/>
             <wp:docPr id="16" name="adm_reports_top.jpg" descr="Reports: headline figures for the chosen period." title="Reports: headline figures for the chosen period."/>
@@ -21211,7 +20467,7 @@
         </w:rPr>
         <w:lastRenderedPageBreak/>
         <w:drawing>
-          <wp:inline distT="0" distB="0" distL="0" distR="0" wp14:anchorId="75780D1A" wp14:editId="199B90CA">
+          <wp:inline distT="0" distB="0" distL="0" distR="0" wp14:anchorId="64FE5ED3" wp14:editId="0D88B247">
             <wp:extent cx="5334000" cy="3409950"/>
             <wp:effectExtent l="0" t="0" r="0" b="0"/>
             <wp:docPr id="17" name="adm_reports_funnel.jpg" descr="Case funnel: each case counted once at every stage it has reached." title="Case funnel: each case counted once at every stage it has reached."/>
@@ -21310,7 +20566,7 @@
           <w:noProof/>
         </w:rPr>
         <w:drawing>
-          <wp:inline distT="0" distB="0" distL="0" distR="0" wp14:anchorId="000E500E" wp14:editId="4021E52E">
+          <wp:inline distT="0" distB="0" distL="0" distR="0" wp14:anchorId="502BF74D" wp14:editId="41BB36F0">
             <wp:extent cx="5334000" cy="3248025"/>
             <wp:effectExtent l="0" t="0" r="0" b="0"/>
             <wp:docPr id="18" name="adm_reports_funnel_table.jpg" descr="The same chart as a table." title="The same chart as a table."/>
@@ -21410,7 +20666,7 @@
         </w:rPr>
         <w:lastRenderedPageBreak/>
         <w:drawing>
-          <wp:inline distT="0" distB="0" distL="0" distR="0" wp14:anchorId="6F61E31C" wp14:editId="1952A901">
+          <wp:inline distT="0" distB="0" distL="0" distR="0" wp14:anchorId="46377997" wp14:editId="59407EFB">
             <wp:extent cx="5334000" cy="2628900"/>
             <wp:effectExtent l="0" t="0" r="0" b="0"/>
             <wp:docPr id="19" name="adm_reports_coverage.jpg" descr="Coverage by group." title="Coverage by group."/>
@@ -21509,7 +20765,7 @@
           <w:noProof/>
         </w:rPr>
         <w:drawing>
-          <wp:inline distT="0" distB="0" distL="0" distR="0" wp14:anchorId="132A3A59" wp14:editId="560D1789">
+          <wp:inline distT="0" distB="0" distL="0" distR="0" wp14:anchorId="1A5436F5" wp14:editId="2BCD0B54">
             <wp:extent cx="5334000" cy="2600325"/>
             <wp:effectExtent l="0" t="0" r="0" b="0"/>
             <wp:docPr id="20" name="adm_reports_modes.jpg" descr="Administration modes." title="Administration modes."/>
@@ -21619,7 +20875,7 @@
         </w:rPr>
         <w:lastRenderedPageBreak/>
         <w:drawing>
-          <wp:inline distT="0" distB="0" distL="0" distR="0" wp14:anchorId="4F4CCD3E" wp14:editId="506AA1A2">
+          <wp:inline distT="0" distB="0" distL="0" distR="0" wp14:anchorId="74386370" wp14:editId="324BBC4B">
             <wp:extent cx="5334000" cy="2905125"/>
             <wp:effectExtent l="0" t="0" r="0" b="0"/>
             <wp:docPr id="21" name="adm_reports_duration.jpg" descr="Completion-time distribution." title="Completion-time distribution."/>
@@ -21701,7 +20957,7 @@
       <w:pPr>
         <w:pStyle w:val="Heading2"/>
       </w:pPr>
-      <w:bookmarkStart w:id="44" w:name="_Toc240405719"/>
+      <w:bookmarkStart w:id="44" w:name="_Toc240453489"/>
       <w:r>
         <w:t>7.3 Registering an organisation (PI, FC)</w:t>
       </w:r>
@@ -21749,7 +21005,7 @@
           <w:noProof/>
         </w:rPr>
         <w:drawing>
-          <wp:inline distT="0" distB="0" distL="0" distR="0" wp14:anchorId="25C7A316" wp14:editId="76C857A8">
+          <wp:inline distT="0" distB="0" distL="0" distR="0" wp14:anchorId="1E8365C9" wp14:editId="31E49002">
             <wp:extent cx="5334000" cy="3333750"/>
             <wp:effectExtent l="0" t="0" r="0" b="0"/>
             <wp:docPr id="22" name="adm_organisations.jpg" descr="Register Organisation: the form (top) and the list of registered organisations (below)." title="Register Organisation: the form (top) and the list of registered organisations (below)."/>
@@ -21996,7 +21252,7 @@
       <w:pPr>
         <w:pStyle w:val="Heading2"/>
       </w:pPr>
-      <w:bookmarkStart w:id="45" w:name="_Toc240405720"/>
+      <w:bookmarkStart w:id="45" w:name="_Toc240453490"/>
       <w:r>
         <w:t>7.4 Pairing a Reserve and assigning a Contact RA (PI, FC)</w:t>
       </w:r>
@@ -22069,7 +21325,7 @@
           <w:noProof/>
         </w:rPr>
         <w:drawing>
-          <wp:inline distT="0" distB="0" distL="0" distR="0" wp14:anchorId="7ED7D1F9" wp14:editId="389F26BB">
+          <wp:inline distT="0" distB="0" distL="0" distR="0" wp14:anchorId="28757B37" wp14:editId="3E04A254">
             <wp:extent cx="5334000" cy="581025"/>
             <wp:effectExtent l="0" t="0" r="0" b="0"/>
             <wp:docPr id="23" name="adm_case_assign.jpg" descr="Assigned Contact RA." title="Assigned Contact RA."/>
@@ -22168,7 +21424,7 @@
           <w:noProof/>
         </w:rPr>
         <w:drawing>
-          <wp:inline distT="0" distB="0" distL="0" distR="0" wp14:anchorId="4C9DB5B7" wp14:editId="595108E4">
+          <wp:inline distT="0" distB="0" distL="0" distR="0" wp14:anchorId="52D456F1" wp14:editId="37184101">
             <wp:extent cx="5334000" cy="685800"/>
             <wp:effectExtent l="0" t="0" r="0" b="0"/>
             <wp:docPr id="24" name="adm_case_reserve.jpg" descr="Matched Reserve case." title="Matched Reserve case."/>
@@ -22242,7 +21498,7 @@
       <w:pPr>
         <w:pStyle w:val="Heading2"/>
       </w:pPr>
-      <w:bookmarkStart w:id="46" w:name="_Toc240405721"/>
+      <w:bookmarkStart w:id="46" w:name="_Toc240453491"/>
       <w:r>
         <w:t>7.5 Bulk verification to S03 (PI, FC)</w:t>
       </w:r>
@@ -22343,7 +21599,7 @@
           <w:noProof/>
         </w:rPr>
         <w:drawing>
-          <wp:inline distT="0" distB="0" distL="0" distR="0" wp14:anchorId="14CF03BF" wp14:editId="64CF85F5">
+          <wp:inline distT="0" distB="0" distL="0" distR="0" wp14:anchorId="38829AF5" wp14:editId="057F6972">
             <wp:extent cx="5334000" cy="609600"/>
             <wp:effectExtent l="0" t="0" r="0" b="0"/>
             <wp:docPr id="25" name="adm_bulk_verification.jpg" descr="The bulk verification tool on the register." title="The bulk verification tool on the register."/>
@@ -22474,18 +21730,12 @@
           <w:left w:w="10" w:type="dxa"/>
           <w:right w:w="10" w:type="dxa"/>
         </w:tblCellMar>
-        <w:tblLook w:val="04A0" w:firstRow="1" w:lastRow="0" w:firstColumn="1" w:lastColumn="0" w:noHBand="0" w:noVBand="1"/>
+        <w:tblLook w:val="0000" w:firstRow="0" w:lastRow="0" w:firstColumn="0" w:lastColumn="0" w:noHBand="0" w:noVBand="0"/>
       </w:tblPr>
       <w:tblGrid>
         <w:gridCol w:w="9412"/>
       </w:tblGrid>
       <w:tr>
-        <w:tblPrEx>
-          <w:tblCellMar>
-            <w:top w:w="0" w:type="dxa"/>
-            <w:bottom w:w="0" w:type="dxa"/>
-          </w:tblCellMar>
-        </w:tblPrEx>
         <w:trPr>
           <w:cantSplit/>
         </w:trPr>
@@ -22533,7 +21783,7 @@
       <w:pPr>
         <w:pStyle w:val="Heading2"/>
       </w:pPr>
-      <w:bookmarkStart w:id="47" w:name="_Toc240405722"/>
+      <w:bookmarkStart w:id="47" w:name="_Toc240453492"/>
       <w:r>
         <w:lastRenderedPageBreak/>
         <w:t>7.6 Recording respondents and contact details (PI, FC, Contact RA)</w:t>
@@ -22675,7 +21925,7 @@
           <w:noProof/>
         </w:rPr>
         <w:drawing>
-          <wp:inline distT="0" distB="0" distL="0" distR="0" wp14:anchorId="08530477" wp14:editId="73DEF164">
+          <wp:inline distT="0" distB="0" distL="0" distR="0" wp14:anchorId="03FCF5FC" wp14:editId="1A758789">
             <wp:extent cx="5334000" cy="2114550"/>
             <wp:effectExtent l="0" t="0" r="0" b="0"/>
             <wp:docPr id="26" name="adm_case_add_person.jpg" descr="Adding a person to a case." title="Adding a person to a case."/>
@@ -22879,18 +22129,12 @@
           <w:left w:w="10" w:type="dxa"/>
           <w:right w:w="10" w:type="dxa"/>
         </w:tblCellMar>
-        <w:tblLook w:val="04A0" w:firstRow="1" w:lastRow="0" w:firstColumn="1" w:lastColumn="0" w:noHBand="0" w:noVBand="1"/>
+        <w:tblLook w:val="0000" w:firstRow="0" w:lastRow="0" w:firstColumn="0" w:lastColumn="0" w:noHBand="0" w:noVBand="0"/>
       </w:tblPr>
       <w:tblGrid>
         <w:gridCol w:w="9412"/>
       </w:tblGrid>
       <w:tr>
-        <w:tblPrEx>
-          <w:tblCellMar>
-            <w:top w:w="0" w:type="dxa"/>
-            <w:bottom w:w="0" w:type="dxa"/>
-          </w:tblCellMar>
-        </w:tblPrEx>
         <w:trPr>
           <w:cantSplit/>
         </w:trPr>
@@ -22938,7 +22182,7 @@
       <w:pPr>
         <w:pStyle w:val="Heading2"/>
       </w:pPr>
-      <w:bookmarkStart w:id="48" w:name="_Toc240405723"/>
+      <w:bookmarkStart w:id="48" w:name="_Toc240453493"/>
       <w:r>
         <w:t>7.7 Sending an invitation (PI, FC, Contact RA)</w:t>
       </w:r>
@@ -23051,7 +22295,7 @@
           <w:noProof/>
         </w:rPr>
         <w:drawing>
-          <wp:inline distT="0" distB="0" distL="0" distR="0" wp14:anchorId="4ADF70F4" wp14:editId="78FD2292">
+          <wp:inline distT="0" distB="0" distL="0" distR="0" wp14:anchorId="29DD5515" wp14:editId="2B15D6F4">
             <wp:extent cx="5334000" cy="1143000"/>
             <wp:effectExtent l="0" t="0" r="0" b="0"/>
             <wp:docPr id="27" name="cra_case_invitations_before.jpg" descr="Invitations panel before sending, with the history of earlier invitations." title="Invitations panel before sending, with the history of earlier invitations."/>
@@ -23126,7 +22370,6 @@
         <w:spacing w:after="80" w:line="276" w:lineRule="auto"/>
       </w:pPr>
       <w:r>
-        <w:lastRenderedPageBreak/>
         <w:t xml:space="preserve">The personal link and 8-character manual code appear </w:t>
       </w:r>
       <w:r>
@@ -23147,7 +22390,21 @@
         <w:t>Send via WhatsApp</w:t>
       </w:r>
       <w:r>
-        <w:t xml:space="preserve"> to open WhatsApp with the approved message and link already written, choose the respondent's chat and send. Or select </w:t>
+        <w:t xml:space="preserve">. WhatsApp opens </w:t>
+      </w:r>
+      <w:r>
+        <w:rPr>
+          <w:b/>
+          <w:bCs/>
+        </w:rPr>
+        <w:t>that respondent's chat</w:t>
+      </w:r>
+      <w:r>
+        <w:t xml:space="preserve"> (their WhatsApp number, or their phone number if none) with the </w:t>
+      </w:r>
+      <w:r>
+        <w:lastRenderedPageBreak/>
+        <w:t xml:space="preserve">approved message, personal link and study contact details already written: check you are on the study WhatsApp number, then press Send. If the case has no number on file, the panel says so and WhatsApp asks you to choose the chat. Or select </w:t>
       </w:r>
       <w:r>
         <w:rPr>
@@ -23171,7 +22428,7 @@
           <w:noProof/>
         </w:rPr>
         <w:drawing>
-          <wp:inline distT="0" distB="0" distL="0" distR="0" wp14:anchorId="22242464" wp14:editId="5F94D2CA">
+          <wp:inline distT="0" distB="0" distL="0" distR="0" wp14:anchorId="7FE41DB0" wp14:editId="6D53DAFA">
             <wp:extent cx="5334000" cy="2019300"/>
             <wp:effectExtent l="0" t="0" r="0" b="0"/>
             <wp:docPr id="28" name="cra_case_invitation_sent.jpg" descr="The link, manual code and expiry date are shown once, with ready-to-send buttons." title="The link, manual code and expiry date are shown once, with ready-to-send buttons."/>
@@ -23289,18 +22546,12 @@
           <w:left w:w="10" w:type="dxa"/>
           <w:right w:w="10" w:type="dxa"/>
         </w:tblCellMar>
-        <w:tblLook w:val="04A0" w:firstRow="1" w:lastRow="0" w:firstColumn="1" w:lastColumn="0" w:noHBand="0" w:noVBand="1"/>
+        <w:tblLook w:val="0000" w:firstRow="0" w:lastRow="0" w:firstColumn="0" w:lastColumn="0" w:noHBand="0" w:noVBand="0"/>
       </w:tblPr>
       <w:tblGrid>
         <w:gridCol w:w="9412"/>
       </w:tblGrid>
       <w:tr>
-        <w:tblPrEx>
-          <w:tblCellMar>
-            <w:top w:w="0" w:type="dxa"/>
-            <w:bottom w:w="0" w:type="dxa"/>
-          </w:tblCellMar>
-        </w:tblPrEx>
         <w:trPr>
           <w:cantSplit/>
         </w:trPr>
@@ -23418,7 +22669,7 @@
       <w:pPr>
         <w:pStyle w:val="Heading2"/>
       </w:pPr>
-      <w:bookmarkStart w:id="49" w:name="_Toc240405724"/>
+      <w:bookmarkStart w:id="49" w:name="_Toc240453494"/>
       <w:r>
         <w:t>7.8 Logging a contact attempt (PI, FC, Contact RA)</w:t>
       </w:r>
@@ -23476,7 +22727,7 @@
           <w:noProof/>
         </w:rPr>
         <w:drawing>
-          <wp:inline distT="0" distB="0" distL="0" distR="0" wp14:anchorId="6B676DA4" wp14:editId="79E619BF">
+          <wp:inline distT="0" distB="0" distL="0" distR="0" wp14:anchorId="45049458" wp14:editId="5BBBC09E">
             <wp:extent cx="5334000" cy="1343025"/>
             <wp:effectExtent l="0" t="0" r="0" b="0"/>
             <wp:docPr id="29" name="adm_case_timeline.jpg" descr="Contact timeline and the form for logging an attempt." title="Contact timeline and the form for logging an attempt."/>
@@ -23620,7 +22871,7 @@
       <w:pPr>
         <w:pStyle w:val="Heading2"/>
       </w:pPr>
-      <w:bookmarkStart w:id="50" w:name="_Toc240405725"/>
+      <w:bookmarkStart w:id="50" w:name="_Toc240453495"/>
       <w:r>
         <w:t>7.9 Sending follow-up reminders (PI, FC, Contact RA)</w:t>
       </w:r>
@@ -23688,7 +22939,7 @@
           <w:noProof/>
         </w:rPr>
         <w:drawing>
-          <wp:inline distT="0" distB="0" distL="0" distR="0" wp14:anchorId="0B76A741" wp14:editId="61FB2D9F">
+          <wp:inline distT="0" distB="0" distL="0" distR="0" wp14:anchorId="4CD966A2" wp14:editId="4B432AA5">
             <wp:extent cx="5334000" cy="3333750"/>
             <wp:effectExtent l="0" t="0" r="0" b="0"/>
             <wp:docPr id="30" name="cra_follow_ups.jpg" descr="Follow-ups due. Contact RAs see only their own cases." title="Follow-ups due. Contact RAs see only their own cases."/>
@@ -23839,18 +23090,12 @@
           <w:left w:w="10" w:type="dxa"/>
           <w:right w:w="10" w:type="dxa"/>
         </w:tblCellMar>
-        <w:tblLook w:val="04A0" w:firstRow="1" w:lastRow="0" w:firstColumn="1" w:lastColumn="0" w:noHBand="0" w:noVBand="1"/>
+        <w:tblLook w:val="0000" w:firstRow="0" w:lastRow="0" w:firstColumn="0" w:lastColumn="0" w:noHBand="0" w:noVBand="0"/>
       </w:tblPr>
       <w:tblGrid>
         <w:gridCol w:w="9412"/>
       </w:tblGrid>
       <w:tr>
-        <w:tblPrEx>
-          <w:tblCellMar>
-            <w:top w:w="0" w:type="dxa"/>
-            <w:bottom w:w="0" w:type="dxa"/>
-          </w:tblCellMar>
-        </w:tblPrEx>
         <w:trPr>
           <w:cantSplit/>
         </w:trPr>
@@ -23914,7 +23159,7 @@
       <w:pPr>
         <w:pStyle w:val="Heading2"/>
       </w:pPr>
-      <w:bookmarkStart w:id="51" w:name="_Toc240405726"/>
+      <w:bookmarkStart w:id="51" w:name="_Toc240453496"/>
       <w:r>
         <w:t>7.10 Managing appointments (PI, FC, Contact RA)</w:t>
       </w:r>
@@ -23955,7 +23200,7 @@
         </w:rPr>
         <w:lastRenderedPageBreak/>
         <w:drawing>
-          <wp:inline distT="0" distB="0" distL="0" distR="0" wp14:anchorId="7C1211C3" wp14:editId="5C406059">
+          <wp:inline distT="0" distB="0" distL="0" distR="0" wp14:anchorId="6AC7D4F4" wp14:editId="0F418CC1">
             <wp:extent cx="5334000" cy="2667000"/>
             <wp:effectExtent l="0" t="0" r="0" b="0"/>
             <wp:docPr id="31" name="cra_appointments.jpg" descr="Appointment Queue." title="Appointment Queue."/>
@@ -24138,7 +23383,7 @@
       <w:pPr>
         <w:pStyle w:val="Heading2"/>
       </w:pPr>
-      <w:bookmarkStart w:id="52" w:name="_Toc240405727"/>
+      <w:bookmarkStart w:id="52" w:name="_Toc240453497"/>
       <w:r>
         <w:t>7.11 Assisted administration (RAs)</w:t>
       </w:r>
@@ -24267,7 +23512,7 @@
           <w:left w:w="10" w:type="dxa"/>
           <w:right w:w="10" w:type="dxa"/>
         </w:tblCellMar>
-        <w:tblLook w:val="04A0" w:firstRow="1" w:lastRow="0" w:firstColumn="1" w:lastColumn="0" w:noHBand="0" w:noVBand="1"/>
+        <w:tblLook w:val="0000" w:firstRow="0" w:lastRow="0" w:firstColumn="0" w:lastColumn="0" w:noHBand="0" w:noVBand="0"/>
       </w:tblPr>
       <w:tblGrid>
         <w:gridCol w:w="941"/>
@@ -24275,12 +23520,6 @@
         <w:gridCol w:w="5177"/>
       </w:tblGrid>
       <w:tr>
-        <w:tblPrEx>
-          <w:tblCellMar>
-            <w:top w:w="0" w:type="dxa"/>
-            <w:bottom w:w="0" w:type="dxa"/>
-          </w:tblCellMar>
-        </w:tblPrEx>
         <w:trPr>
           <w:tblHeader/>
         </w:trPr>
@@ -24367,12 +23606,6 @@
         </w:tc>
       </w:tr>
       <w:tr>
-        <w:tblPrEx>
-          <w:tblCellMar>
-            <w:top w:w="0" w:type="dxa"/>
-            <w:bottom w:w="0" w:type="dxa"/>
-          </w:tblCellMar>
-        </w:tblPrEx>
         <w:trPr>
           <w:cantSplit/>
         </w:trPr>
@@ -24447,12 +23680,6 @@
         </w:tc>
       </w:tr>
       <w:tr>
-        <w:tblPrEx>
-          <w:tblCellMar>
-            <w:top w:w="0" w:type="dxa"/>
-            <w:bottom w:w="0" w:type="dxa"/>
-          </w:tblCellMar>
-        </w:tblPrEx>
         <w:trPr>
           <w:cantSplit/>
         </w:trPr>
@@ -24530,12 +23757,6 @@
         </w:tc>
       </w:tr>
       <w:tr>
-        <w:tblPrEx>
-          <w:tblCellMar>
-            <w:top w:w="0" w:type="dxa"/>
-            <w:bottom w:w="0" w:type="dxa"/>
-          </w:tblCellMar>
-        </w:tblPrEx>
         <w:trPr>
           <w:cantSplit/>
         </w:trPr>
@@ -24610,12 +23831,6 @@
         </w:tc>
       </w:tr>
       <w:tr>
-        <w:tblPrEx>
-          <w:tblCellMar>
-            <w:top w:w="0" w:type="dxa"/>
-            <w:bottom w:w="0" w:type="dxa"/>
-          </w:tblCellMar>
-        </w:tblPrEx>
         <w:trPr>
           <w:cantSplit/>
         </w:trPr>
@@ -24693,12 +23908,6 @@
         </w:tc>
       </w:tr>
       <w:tr>
-        <w:tblPrEx>
-          <w:tblCellMar>
-            <w:top w:w="0" w:type="dxa"/>
-            <w:bottom w:w="0" w:type="dxa"/>
-          </w:tblCellMar>
-        </w:tblPrEx>
         <w:trPr>
           <w:cantSplit/>
         </w:trPr>
@@ -24774,12 +23983,6 @@
         </w:tc>
       </w:tr>
       <w:tr>
-        <w:tblPrEx>
-          <w:tblCellMar>
-            <w:top w:w="0" w:type="dxa"/>
-            <w:bottom w:w="0" w:type="dxa"/>
-          </w:tblCellMar>
-        </w:tblPrEx>
         <w:trPr>
           <w:cantSplit/>
         </w:trPr>
@@ -24866,7 +24069,7 @@
       <w:pPr>
         <w:pStyle w:val="Heading2"/>
       </w:pPr>
-      <w:bookmarkStart w:id="53" w:name="_Toc240405728"/>
+      <w:bookmarkStart w:id="53" w:name="_Toc240453498"/>
       <w:r>
         <w:t>7.12 Activating a Reserve (PI, FC)</w:t>
       </w:r>
@@ -24914,7 +24117,7 @@
           <w:noProof/>
         </w:rPr>
         <w:drawing>
-          <wp:inline distT="0" distB="0" distL="0" distR="0" wp14:anchorId="2CBD0F93" wp14:editId="6C0B3AB0">
+          <wp:inline distT="0" distB="0" distL="0" distR="0" wp14:anchorId="60C1822E" wp14:editId="7AAC1625">
             <wp:extent cx="5334000" cy="2505075"/>
             <wp:effectExtent l="0" t="0" r="0" b="0"/>
             <wp:docPr id="32" name="adm_reserve.jpg" descr="Reserve Activation." title="Reserve Activation."/>
@@ -25110,7 +24313,7 @@
       <w:pPr>
         <w:pStyle w:val="Heading2"/>
       </w:pPr>
-      <w:bookmarkStart w:id="54" w:name="_Toc240405729"/>
+      <w:bookmarkStart w:id="54" w:name="_Toc240453499"/>
       <w:r>
         <w:t>7.13 QA review (PI, FC, QA RA)</w:t>
       </w:r>
@@ -25151,7 +24354,7 @@
         </w:rPr>
         <w:lastRenderedPageBreak/>
         <w:drawing>
-          <wp:inline distT="0" distB="0" distL="0" distR="0" wp14:anchorId="05D76C4D" wp14:editId="34626AEA">
+          <wp:inline distT="0" distB="0" distL="0" distR="0" wp14:anchorId="36DA77D0" wp14:editId="76332F77">
             <wp:extent cx="5334000" cy="3333750"/>
             <wp:effectExtent l="0" t="0" r="0" b="0"/>
             <wp:docPr id="33" name="qa_queue.jpg" descr="QUAN QA Queue with the KoboToolbox sync panel." title="QUAN QA Queue with the KoboToolbox sync panel."/>
@@ -25348,7 +24551,7 @@
           <w:left w:w="10" w:type="dxa"/>
           <w:right w:w="10" w:type="dxa"/>
         </w:tblCellMar>
-        <w:tblLook w:val="04A0" w:firstRow="1" w:lastRow="0" w:firstColumn="1" w:lastColumn="0" w:noHBand="0" w:noVBand="1"/>
+        <w:tblLook w:val="0000" w:firstRow="0" w:lastRow="0" w:firstColumn="0" w:lastColumn="0" w:noHBand="0" w:noVBand="0"/>
       </w:tblPr>
       <w:tblGrid>
         <w:gridCol w:w="2353"/>
@@ -25356,12 +24559,6 @@
         <w:gridCol w:w="3294"/>
       </w:tblGrid>
       <w:tr>
-        <w:tblPrEx>
-          <w:tblCellMar>
-            <w:top w:w="0" w:type="dxa"/>
-            <w:bottom w:w="0" w:type="dxa"/>
-          </w:tblCellMar>
-        </w:tblPrEx>
         <w:trPr>
           <w:tblHeader/>
         </w:trPr>
@@ -25448,12 +24645,6 @@
         </w:tc>
       </w:tr>
       <w:tr>
-        <w:tblPrEx>
-          <w:tblCellMar>
-            <w:top w:w="0" w:type="dxa"/>
-            <w:bottom w:w="0" w:type="dxa"/>
-          </w:tblCellMar>
-        </w:tblPrEx>
         <w:trPr>
           <w:cantSplit/>
         </w:trPr>
@@ -25528,12 +24719,6 @@
         </w:tc>
       </w:tr>
       <w:tr>
-        <w:tblPrEx>
-          <w:tblCellMar>
-            <w:top w:w="0" w:type="dxa"/>
-            <w:bottom w:w="0" w:type="dxa"/>
-          </w:tblCellMar>
-        </w:tblPrEx>
         <w:trPr>
           <w:cantSplit/>
         </w:trPr>
@@ -25611,12 +24796,6 @@
         </w:tc>
       </w:tr>
       <w:tr>
-        <w:tblPrEx>
-          <w:tblCellMar>
-            <w:top w:w="0" w:type="dxa"/>
-            <w:bottom w:w="0" w:type="dxa"/>
-          </w:tblCellMar>
-        </w:tblPrEx>
         <w:trPr>
           <w:cantSplit/>
         </w:trPr>
@@ -25691,12 +24870,6 @@
         </w:tc>
       </w:tr>
       <w:tr>
-        <w:tblPrEx>
-          <w:tblCellMar>
-            <w:top w:w="0" w:type="dxa"/>
-            <w:bottom w:w="0" w:type="dxa"/>
-          </w:tblCellMar>
-        </w:tblPrEx>
         <w:trPr>
           <w:cantSplit/>
         </w:trPr>
@@ -25794,18 +24967,12 @@
           <w:left w:w="10" w:type="dxa"/>
           <w:right w:w="10" w:type="dxa"/>
         </w:tblCellMar>
-        <w:tblLook w:val="04A0" w:firstRow="1" w:lastRow="0" w:firstColumn="1" w:lastColumn="0" w:noHBand="0" w:noVBand="1"/>
+        <w:tblLook w:val="0000" w:firstRow="0" w:lastRow="0" w:firstColumn="0" w:lastColumn="0" w:noHBand="0" w:noVBand="0"/>
       </w:tblPr>
       <w:tblGrid>
         <w:gridCol w:w="9412"/>
       </w:tblGrid>
       <w:tr>
-        <w:tblPrEx>
-          <w:tblCellMar>
-            <w:top w:w="0" w:type="dxa"/>
-            <w:bottom w:w="0" w:type="dxa"/>
-          </w:tblCellMar>
-        </w:tblPrEx>
         <w:trPr>
           <w:cantSplit/>
         </w:trPr>
@@ -25889,7 +25056,7 @@
       <w:pPr>
         <w:pStyle w:val="Heading2"/>
       </w:pPr>
-      <w:bookmarkStart w:id="55" w:name="_Toc240405730"/>
+      <w:bookmarkStart w:id="55" w:name="_Toc240453500"/>
       <w:r>
         <w:lastRenderedPageBreak/>
         <w:t>7.14 QA exceptions (PI, FC, QA RA)</w:t>
@@ -25954,7 +25121,7 @@
           <w:noProof/>
         </w:rPr>
         <w:drawing>
-          <wp:inline distT="0" distB="0" distL="0" distR="0" wp14:anchorId="3EAC5B8A" wp14:editId="75409060">
+          <wp:inline distT="0" distB="0" distL="0" distR="0" wp14:anchorId="24B0DE52" wp14:editId="304DAD75">
             <wp:extent cx="5334000" cy="3333750"/>
             <wp:effectExtent l="0" t="0" r="0" b="0"/>
             <wp:docPr id="34" name="qa_exceptions.jpg" descr="QA Exception Queue." title="QA Exception Queue."/>
@@ -26150,7 +25317,7 @@
       <w:pPr>
         <w:pStyle w:val="Heading2"/>
       </w:pPr>
-      <w:bookmarkStart w:id="56" w:name="_Toc240405731"/>
+      <w:bookmarkStart w:id="56" w:name="_Toc240453501"/>
       <w:r>
         <w:t>7.15 Form PDFs and emailing (PI, FC, QA/KII/Doc RA)</w:t>
       </w:r>
@@ -26190,7 +25357,7 @@
           <w:noProof/>
         </w:rPr>
         <w:drawing>
-          <wp:inline distT="0" distB="0" distL="0" distR="0" wp14:anchorId="48EFAB82" wp14:editId="2D938527">
+          <wp:inline distT="0" distB="0" distL="0" distR="0" wp14:anchorId="2F0427CA" wp14:editId="4D773265">
             <wp:extent cx="5334000" cy="2333625"/>
             <wp:effectExtent l="0" t="0" r="0" b="0"/>
             <wp:docPr id="35" name="qa_form_pdfs.jpg" descr="Completed form PDFs." title="Completed form PDFs."/>
@@ -26342,7 +25509,7 @@
       <w:pPr>
         <w:pStyle w:val="Heading2"/>
       </w:pPr>
-      <w:bookmarkStart w:id="57" w:name="_Toc240405732"/>
+      <w:bookmarkStart w:id="57" w:name="_Toc240453502"/>
       <w:r>
         <w:t>7.16 KII records (PI, FC, KII RA)</w:t>
       </w:r>
@@ -26382,7 +25549,7 @@
           <w:noProof/>
         </w:rPr>
         <w:drawing>
-          <wp:inline distT="0" distB="0" distL="0" distR="0" wp14:anchorId="0F67E45D" wp14:editId="1FB08A4C">
+          <wp:inline distT="0" distB="0" distL="0" distR="0" wp14:anchorId="70D52780" wp14:editId="3C595F66">
             <wp:extent cx="5334000" cy="2667000"/>
             <wp:effectExtent l="0" t="0" r="0" b="0"/>
             <wp:docPr id="36" name="kii_new.jpg" descr="New KII Record." title="New KII Record."/>
@@ -26519,7 +25686,7 @@
       <w:pPr>
         <w:pStyle w:val="Heading2"/>
       </w:pPr>
-      <w:bookmarkStart w:id="58" w:name="_Toc240405733"/>
+      <w:bookmarkStart w:id="58" w:name="_Toc240453503"/>
       <w:r>
         <w:t>7.16a Working a KII through to coding</w:t>
       </w:r>
@@ -26570,7 +25737,7 @@
         </w:rPr>
         <w:lastRenderedPageBreak/>
         <w:drawing>
-          <wp:inline distT="0" distB="0" distL="0" distR="0" wp14:anchorId="52B63629" wp14:editId="3348B7B5">
+          <wp:inline distT="0" distB="0" distL="0" distR="0" wp14:anchorId="4BAD964F" wp14:editId="5D6C2EC3">
             <wp:extent cx="5334000" cy="3333750"/>
             <wp:effectExtent l="0" t="0" r="0" b="0"/>
             <wp:docPr id="37" name="kii_register.jpg" descr="KII Register." title="KII Register."/>
@@ -26669,7 +25836,7 @@
           <w:noProof/>
         </w:rPr>
         <w:drawing>
-          <wp:inline distT="0" distB="0" distL="0" distR="0" wp14:anchorId="07BC7B6A" wp14:editId="64D7511F">
+          <wp:inline distT="0" distB="0" distL="0" distR="0" wp14:anchorId="1A4AD56B" wp14:editId="43EA36E6">
             <wp:extent cx="5334000" cy="3333750"/>
             <wp:effectExtent l="0" t="0" r="0" b="0"/>
             <wp:docPr id="38" name="kii_detail.jpg" descr="KII record: status, consent, transcript and coding." title="KII record: status, consent, transcript and coding."/>
@@ -26876,7 +26043,7 @@
       <w:pPr>
         <w:pStyle w:val="Heading2"/>
       </w:pPr>
-      <w:bookmarkStart w:id="59" w:name="_Toc240405734"/>
+      <w:bookmarkStart w:id="59" w:name="_Toc240453504"/>
       <w:r>
         <w:t>7.17 Document records (PI, FC, Documentary RA)</w:t>
       </w:r>
@@ -26916,7 +26083,7 @@
           <w:noProof/>
         </w:rPr>
         <w:drawing>
-          <wp:inline distT="0" distB="0" distL="0" distR="0" wp14:anchorId="334FF445" wp14:editId="1D5AC506">
+          <wp:inline distT="0" distB="0" distL="0" distR="0" wp14:anchorId="0B48E4E8" wp14:editId="06825979">
             <wp:extent cx="5334000" cy="3171825"/>
             <wp:effectExtent l="0" t="0" r="0" b="0"/>
             <wp:docPr id="39" name="doc_new.jpg" descr="New Documentary Evidence Record." title="New Documentary Evidence Record."/>
@@ -27073,7 +26240,7 @@
       <w:pPr>
         <w:pStyle w:val="Heading2"/>
       </w:pPr>
-      <w:bookmarkStart w:id="60" w:name="_Toc240405735"/>
+      <w:bookmarkStart w:id="60" w:name="_Toc240453505"/>
       <w:r>
         <w:t>7.17a Assessing and including a document</w:t>
       </w:r>
@@ -27124,7 +26291,7 @@
         </w:rPr>
         <w:lastRenderedPageBreak/>
         <w:drawing>
-          <wp:inline distT="0" distB="0" distL="0" distR="0" wp14:anchorId="3E45355F" wp14:editId="001D4E37">
+          <wp:inline distT="0" distB="0" distL="0" distR="0" wp14:anchorId="51AF2B7B" wp14:editId="4823F42F">
             <wp:extent cx="5334000" cy="3333750"/>
             <wp:effectExtent l="0" t="0" r="0" b="0"/>
             <wp:docPr id="40" name="doc_register.jpg" descr="Documentary Evidence Corpus." title="Documentary Evidence Corpus."/>
@@ -27233,7 +26400,7 @@
           <w:noProof/>
         </w:rPr>
         <w:drawing>
-          <wp:inline distT="0" distB="0" distL="0" distR="0" wp14:anchorId="7F4E3924" wp14:editId="76F31DE0">
+          <wp:inline distT="0" distB="0" distL="0" distR="0" wp14:anchorId="265B9B7F" wp14:editId="23692A9C">
             <wp:extent cx="5334000" cy="3333750"/>
             <wp:effectExtent l="0" t="0" r="0" b="0"/>
             <wp:docPr id="41" name="doc_detail.jpg" descr="Document record: authenticity, QA status, memo and coding form." title="Document record: authenticity, QA status, memo and coding form."/>
@@ -27396,7 +26563,7 @@
       <w:pPr>
         <w:pStyle w:val="Heading2"/>
       </w:pPr>
-      <w:bookmarkStart w:id="61" w:name="_Toc240405736"/>
+      <w:bookmarkStart w:id="61" w:name="_Toc240453506"/>
       <w:r>
         <w:lastRenderedPageBreak/>
         <w:t>7.18 Logging costs (PI, FC)</w:t>
@@ -27437,7 +26604,7 @@
           <w:noProof/>
         </w:rPr>
         <w:drawing>
-          <wp:inline distT="0" distB="0" distL="0" distR="0" wp14:anchorId="67CE1614" wp14:editId="6831F945">
+          <wp:inline distT="0" distB="0" distL="0" distR="0" wp14:anchorId="1494637D" wp14:editId="1BB96A76">
             <wp:extent cx="5334000" cy="3752850"/>
             <wp:effectExtent l="0" t="0" r="0" b="0"/>
             <wp:docPr id="42" name="adm_cost.jpg" descr="Cost Dashboard and the Log a cost event form." title="Cost Dashboard and the Log a cost event form."/>
@@ -27557,7 +26724,7 @@
       <w:pPr>
         <w:pStyle w:val="Heading2"/>
       </w:pPr>
-      <w:bookmarkStart w:id="62" w:name="_Toc240405737"/>
+      <w:bookmarkStart w:id="62" w:name="_Toc240453507"/>
       <w:r>
         <w:lastRenderedPageBreak/>
         <w:t>7.19 Downloading data (PI, FC, Analyst)</w:t>
@@ -27575,7 +26742,7 @@
           <w:noProof/>
         </w:rPr>
         <w:drawing>
-          <wp:inline distT="0" distB="0" distL="0" distR="0" wp14:anchorId="6034BD82" wp14:editId="6256FE37">
+          <wp:inline distT="0" distB="0" distL="0" distR="0" wp14:anchorId="3335DF40" wp14:editId="34C25E70">
             <wp:extent cx="5715000" cy="3657600"/>
             <wp:effectExtent l="0" t="0" r="0" b="0"/>
             <wp:docPr id="43" name="adm_export.jpg" descr="Data Export." title="Data Export."/>
@@ -27655,7 +26822,7 @@
           <w:left w:w="10" w:type="dxa"/>
           <w:right w:w="10" w:type="dxa"/>
         </w:tblCellMar>
-        <w:tblLook w:val="04A0" w:firstRow="1" w:lastRow="0" w:firstColumn="1" w:lastColumn="0" w:noHBand="0" w:noVBand="1"/>
+        <w:tblLook w:val="0000" w:firstRow="0" w:lastRow="0" w:firstColumn="0" w:lastColumn="0" w:noHBand="0" w:noVBand="0"/>
       </w:tblPr>
       <w:tblGrid>
         <w:gridCol w:w="2541"/>
@@ -27663,12 +26830,6 @@
         <w:gridCol w:w="1883"/>
       </w:tblGrid>
       <w:tr>
-        <w:tblPrEx>
-          <w:tblCellMar>
-            <w:top w:w="0" w:type="dxa"/>
-            <w:bottom w:w="0" w:type="dxa"/>
-          </w:tblCellMar>
-        </w:tblPrEx>
         <w:trPr>
           <w:tblHeader/>
         </w:trPr>
@@ -27755,12 +26916,6 @@
         </w:tc>
       </w:tr>
       <w:tr>
-        <w:tblPrEx>
-          <w:tblCellMar>
-            <w:top w:w="0" w:type="dxa"/>
-            <w:bottom w:w="0" w:type="dxa"/>
-          </w:tblCellMar>
-        </w:tblPrEx>
         <w:trPr>
           <w:cantSplit/>
         </w:trPr>
@@ -27835,12 +26990,6 @@
         </w:tc>
       </w:tr>
       <w:tr>
-        <w:tblPrEx>
-          <w:tblCellMar>
-            <w:top w:w="0" w:type="dxa"/>
-            <w:bottom w:w="0" w:type="dxa"/>
-          </w:tblCellMar>
-        </w:tblPrEx>
         <w:trPr>
           <w:cantSplit/>
         </w:trPr>
@@ -27918,12 +27067,6 @@
         </w:tc>
       </w:tr>
       <w:tr>
-        <w:tblPrEx>
-          <w:tblCellMar>
-            <w:top w:w="0" w:type="dxa"/>
-            <w:bottom w:w="0" w:type="dxa"/>
-          </w:tblCellMar>
-        </w:tblPrEx>
         <w:trPr>
           <w:cantSplit/>
         </w:trPr>
@@ -27998,12 +27141,6 @@
         </w:tc>
       </w:tr>
       <w:tr>
-        <w:tblPrEx>
-          <w:tblCellMar>
-            <w:top w:w="0" w:type="dxa"/>
-            <w:bottom w:w="0" w:type="dxa"/>
-          </w:tblCellMar>
-        </w:tblPrEx>
         <w:trPr>
           <w:cantSplit/>
         </w:trPr>
@@ -28318,18 +27455,12 @@
           <w:left w:w="10" w:type="dxa"/>
           <w:right w:w="10" w:type="dxa"/>
         </w:tblCellMar>
-        <w:tblLook w:val="04A0" w:firstRow="1" w:lastRow="0" w:firstColumn="1" w:lastColumn="0" w:noHBand="0" w:noVBand="1"/>
+        <w:tblLook w:val="0000" w:firstRow="0" w:lastRow="0" w:firstColumn="0" w:lastColumn="0" w:noHBand="0" w:noVBand="0"/>
       </w:tblPr>
       <w:tblGrid>
         <w:gridCol w:w="9412"/>
       </w:tblGrid>
       <w:tr>
-        <w:tblPrEx>
-          <w:tblCellMar>
-            <w:top w:w="0" w:type="dxa"/>
-            <w:bottom w:w="0" w:type="dxa"/>
-          </w:tblCellMar>
-        </w:tblPrEx>
         <w:trPr>
           <w:cantSplit/>
         </w:trPr>
@@ -28377,7 +27508,7 @@
       <w:pPr>
         <w:pStyle w:val="Heading2"/>
       </w:pPr>
-      <w:bookmarkStart w:id="63" w:name="_Toc240405738"/>
+      <w:bookmarkStart w:id="63" w:name="_Toc240453508"/>
       <w:r>
         <w:t>7.20 Audit log (PI)</w:t>
       </w:r>
@@ -28465,7 +27596,7 @@
           <w:noProof/>
         </w:rPr>
         <w:drawing>
-          <wp:inline distT="0" distB="0" distL="0" distR="0" wp14:anchorId="3E636397" wp14:editId="05F06902">
+          <wp:inline distT="0" distB="0" distL="0" distR="0" wp14:anchorId="1FADAD68" wp14:editId="64E22387">
             <wp:extent cx="5334000" cy="3333750"/>
             <wp:effectExtent l="0" t="0" r="0" b="0"/>
             <wp:docPr id="44" name="adm_audit.jpg" descr="Audit Log, newest first." title="Audit Log, newest first."/>
@@ -28582,7 +27713,7 @@
       <w:pPr>
         <w:pStyle w:val="Heading2"/>
       </w:pPr>
-      <w:bookmarkStart w:id="64" w:name="_Toc240405739"/>
+      <w:bookmarkStart w:id="64" w:name="_Toc240453509"/>
       <w:r>
         <w:t>7.21 Manual status changes (PI, FC, Contact RA)</w:t>
       </w:r>
@@ -28661,7 +27792,7 @@
         </w:rPr>
         <w:lastRenderedPageBreak/>
         <w:drawing>
-          <wp:inline distT="0" distB="0" distL="0" distR="0" wp14:anchorId="72F91A56" wp14:editId="59744050">
+          <wp:inline distT="0" distB="0" distL="0" distR="0" wp14:anchorId="5279ED73" wp14:editId="2A9734D6">
             <wp:extent cx="5334000" cy="638175"/>
             <wp:effectExtent l="0" t="0" r="0" b="0"/>
             <wp:docPr id="45" name="adm_case_workflow.jpg" descr="Only valid next statuses are offered." title="Only valid next statuses are offered."/>
@@ -28772,19 +27903,13 @@
           <w:left w:w="10" w:type="dxa"/>
           <w:right w:w="10" w:type="dxa"/>
         </w:tblCellMar>
-        <w:tblLook w:val="04A0" w:firstRow="1" w:lastRow="0" w:firstColumn="1" w:lastColumn="0" w:noHBand="0" w:noVBand="1"/>
+        <w:tblLook w:val="0000" w:firstRow="0" w:lastRow="0" w:firstColumn="0" w:lastColumn="0" w:noHBand="0" w:noVBand="0"/>
       </w:tblPr>
       <w:tblGrid>
         <w:gridCol w:w="2824"/>
         <w:gridCol w:w="6588"/>
       </w:tblGrid>
       <w:tr>
-        <w:tblPrEx>
-          <w:tblCellMar>
-            <w:top w:w="0" w:type="dxa"/>
-            <w:bottom w:w="0" w:type="dxa"/>
-          </w:tblCellMar>
-        </w:tblPrEx>
         <w:trPr>
           <w:tblHeader/>
         </w:trPr>
@@ -28844,12 +27969,6 @@
         </w:tc>
       </w:tr>
       <w:tr>
-        <w:tblPrEx>
-          <w:tblCellMar>
-            <w:top w:w="0" w:type="dxa"/>
-            <w:bottom w:w="0" w:type="dxa"/>
-          </w:tblCellMar>
-        </w:tblPrEx>
         <w:trPr>
           <w:cantSplit/>
         </w:trPr>
@@ -28901,12 +28020,6 @@
         </w:tc>
       </w:tr>
       <w:tr>
-        <w:tblPrEx>
-          <w:tblCellMar>
-            <w:top w:w="0" w:type="dxa"/>
-            <w:bottom w:w="0" w:type="dxa"/>
-          </w:tblCellMar>
-        </w:tblPrEx>
         <w:trPr>
           <w:cantSplit/>
         </w:trPr>
@@ -28960,12 +28073,6 @@
         </w:tc>
       </w:tr>
       <w:tr>
-        <w:tblPrEx>
-          <w:tblCellMar>
-            <w:top w:w="0" w:type="dxa"/>
-            <w:bottom w:w="0" w:type="dxa"/>
-          </w:tblCellMar>
-        </w:tblPrEx>
         <w:trPr>
           <w:cantSplit/>
         </w:trPr>
@@ -29017,12 +28124,6 @@
         </w:tc>
       </w:tr>
       <w:tr>
-        <w:tblPrEx>
-          <w:tblCellMar>
-            <w:top w:w="0" w:type="dxa"/>
-            <w:bottom w:w="0" w:type="dxa"/>
-          </w:tblCellMar>
-        </w:tblPrEx>
         <w:trPr>
           <w:cantSplit/>
         </w:trPr>
@@ -29076,12 +28177,6 @@
         </w:tc>
       </w:tr>
       <w:tr>
-        <w:tblPrEx>
-          <w:tblCellMar>
-            <w:top w:w="0" w:type="dxa"/>
-            <w:bottom w:w="0" w:type="dxa"/>
-          </w:tblCellMar>
-        </w:tblPrEx>
         <w:trPr>
           <w:cantSplit/>
         </w:trPr>
@@ -29133,12 +28228,6 @@
         </w:tc>
       </w:tr>
       <w:tr>
-        <w:tblPrEx>
-          <w:tblCellMar>
-            <w:top w:w="0" w:type="dxa"/>
-            <w:bottom w:w="0" w:type="dxa"/>
-          </w:tblCellMar>
-        </w:tblPrEx>
         <w:trPr>
           <w:cantSplit/>
         </w:trPr>
@@ -29192,12 +28281,6 @@
         </w:tc>
       </w:tr>
       <w:tr>
-        <w:tblPrEx>
-          <w:tblCellMar>
-            <w:top w:w="0" w:type="dxa"/>
-            <w:bottom w:w="0" w:type="dxa"/>
-          </w:tblCellMar>
-        </w:tblPrEx>
         <w:trPr>
           <w:cantSplit/>
         </w:trPr>
@@ -29249,12 +28332,6 @@
         </w:tc>
       </w:tr>
       <w:tr>
-        <w:tblPrEx>
-          <w:tblCellMar>
-            <w:top w:w="0" w:type="dxa"/>
-            <w:bottom w:w="0" w:type="dxa"/>
-          </w:tblCellMar>
-        </w:tblPrEx>
         <w:trPr>
           <w:cantSplit/>
         </w:trPr>
@@ -29308,12 +28385,6 @@
         </w:tc>
       </w:tr>
       <w:tr>
-        <w:tblPrEx>
-          <w:tblCellMar>
-            <w:top w:w="0" w:type="dxa"/>
-            <w:bottom w:w="0" w:type="dxa"/>
-          </w:tblCellMar>
-        </w:tblPrEx>
         <w:trPr>
           <w:cantSplit/>
         </w:trPr>
@@ -29365,12 +28436,6 @@
         </w:tc>
       </w:tr>
       <w:tr>
-        <w:tblPrEx>
-          <w:tblCellMar>
-            <w:top w:w="0" w:type="dxa"/>
-            <w:bottom w:w="0" w:type="dxa"/>
-          </w:tblCellMar>
-        </w:tblPrEx>
         <w:trPr>
           <w:cantSplit/>
         </w:trPr>
@@ -29433,7 +28498,7 @@
       <w:pPr>
         <w:pStyle w:val="Heading2"/>
       </w:pPr>
-      <w:bookmarkStart w:id="65" w:name="_Toc240405740"/>
+      <w:bookmarkStart w:id="65" w:name="_Toc240453510"/>
       <w:r>
         <w:t>7.22 Recording a withdrawal (PI, FC)</w:t>
       </w:r>
@@ -29524,7 +28589,7 @@
           <w:noProof/>
         </w:rPr>
         <w:drawing>
-          <wp:inline distT="0" distB="0" distL="0" distR="0" wp14:anchorId="5BD42CA1" wp14:editId="75C10815">
+          <wp:inline distT="0" distB="0" distL="0" distR="0" wp14:anchorId="05D2CA57" wp14:editId="02A921DC">
             <wp:extent cx="5334000" cy="1409700"/>
             <wp:effectExtent l="0" t="0" r="0" b="0"/>
             <wp:docPr id="46" name="adm_case_withdrawal.jpg" descr="Record a withdrawal." title="Record a withdrawal."/>
@@ -29662,18 +28727,12 @@
           <w:left w:w="10" w:type="dxa"/>
           <w:right w:w="10" w:type="dxa"/>
         </w:tblCellMar>
-        <w:tblLook w:val="04A0" w:firstRow="1" w:lastRow="0" w:firstColumn="1" w:lastColumn="0" w:noHBand="0" w:noVBand="1"/>
+        <w:tblLook w:val="0000" w:firstRow="0" w:lastRow="0" w:firstColumn="0" w:lastColumn="0" w:noHBand="0" w:noVBand="0"/>
       </w:tblPr>
       <w:tblGrid>
         <w:gridCol w:w="9412"/>
       </w:tblGrid>
       <w:tr>
-        <w:tblPrEx>
-          <w:tblCellMar>
-            <w:top w:w="0" w:type="dxa"/>
-            <w:bottom w:w="0" w:type="dxa"/>
-          </w:tblCellMar>
-        </w:tblPrEx>
         <w:trPr>
           <w:cantSplit/>
         </w:trPr>
@@ -29786,7 +28845,7 @@
       <w:pPr>
         <w:pStyle w:val="Heading2"/>
       </w:pPr>
-      <w:bookmarkStart w:id="66" w:name="_Toc240405741"/>
+      <w:bookmarkStart w:id="66" w:name="_Toc240453511"/>
       <w:r>
         <w:t>7.23 When the person is not eligible</w:t>
       </w:r>
@@ -29870,7 +28929,7 @@
       <w:pPr>
         <w:pStyle w:val="Heading2"/>
       </w:pPr>
-      <w:bookmarkStart w:id="67" w:name="_Toc240405742"/>
+      <w:bookmarkStart w:id="67" w:name="_Toc240453512"/>
       <w:r>
         <w:t>7.24 PROIT pre-interview profile (PI, FC)</w:t>
       </w:r>
@@ -29981,7 +29040,7 @@
           <w:noProof/>
         </w:rPr>
         <w:drawing>
-          <wp:inline distT="0" distB="0" distL="0" distR="0" wp14:anchorId="0960078A" wp14:editId="440E00FD">
+          <wp:inline distT="0" distB="0" distL="0" distR="0" wp14:anchorId="2D849584" wp14:editId="5268C351">
             <wp:extent cx="5334000" cy="1781175"/>
             <wp:effectExtent l="0" t="0" r="0" b="0"/>
             <wp:docPr id="47" name="adm_case_proit_draft.jpg" descr="A draft profile: each fact needs at least one source." title="A draft profile: each fact needs at least one source."/>
@@ -30134,7 +29193,7 @@
       <w:pPr>
         <w:pStyle w:val="Heading2"/>
       </w:pPr>
-      <w:bookmarkStart w:id="68" w:name="_Toc240405743"/>
+      <w:bookmarkStart w:id="68" w:name="_Toc240453513"/>
       <w:r>
         <w:lastRenderedPageBreak/>
         <w:t>7.25 Reassigning cases in bulk (PI, FC)</w:t>
@@ -30256,7 +29315,7 @@
           <w:noProof/>
         </w:rPr>
         <w:drawing>
-          <wp:inline distT="0" distB="0" distL="0" distR="0" wp14:anchorId="6848CB2A" wp14:editId="4BA7019E">
+          <wp:inline distT="0" distB="0" distL="0" distR="0" wp14:anchorId="1819ED85" wp14:editId="35B9BACB">
             <wp:extent cx="5334000" cy="771525"/>
             <wp:effectExtent l="0" t="0" r="0" b="0"/>
             <wp:docPr id="48" name="adm_reassign.jpg" descr="Reassign cases: the button shows how many cases will move." title="Reassign cases: the button shows how many cases will move."/>
@@ -30387,18 +29446,12 @@
           <w:left w:w="10" w:type="dxa"/>
           <w:right w:w="10" w:type="dxa"/>
         </w:tblCellMar>
-        <w:tblLook w:val="04A0" w:firstRow="1" w:lastRow="0" w:firstColumn="1" w:lastColumn="0" w:noHBand="0" w:noVBand="1"/>
+        <w:tblLook w:val="0000" w:firstRow="0" w:lastRow="0" w:firstColumn="0" w:lastColumn="0" w:noHBand="0" w:noVBand="0"/>
       </w:tblPr>
       <w:tblGrid>
         <w:gridCol w:w="9412"/>
       </w:tblGrid>
       <w:tr>
-        <w:tblPrEx>
-          <w:tblCellMar>
-            <w:top w:w="0" w:type="dxa"/>
-            <w:bottom w:w="0" w:type="dxa"/>
-          </w:tblCellMar>
-        </w:tblPrEx>
         <w:trPr>
           <w:cantSplit/>
         </w:trPr>
@@ -30447,7 +29500,7 @@
         <w:pStyle w:val="Heading1"/>
         <w:pageBreakBefore/>
       </w:pPr>
-      <w:bookmarkStart w:id="69" w:name="_Toc240405744"/>
+      <w:bookmarkStart w:id="69" w:name="_Toc240453514"/>
       <w:r>
         <w:lastRenderedPageBreak/>
         <w:t>8. The respondent's experience</w:t>
@@ -30487,19 +29540,13 @@
           <w:left w:w="10" w:type="dxa"/>
           <w:right w:w="10" w:type="dxa"/>
         </w:tblCellMar>
-        <w:tblLook w:val="04A0" w:firstRow="1" w:lastRow="0" w:firstColumn="1" w:lastColumn="0" w:noHBand="0" w:noVBand="1"/>
+        <w:tblLook w:val="0000" w:firstRow="0" w:lastRow="0" w:firstColumn="0" w:lastColumn="0" w:noHBand="0" w:noVBand="0"/>
       </w:tblPr>
       <w:tblGrid>
         <w:gridCol w:w="2824"/>
         <w:gridCol w:w="6588"/>
       </w:tblGrid>
       <w:tr>
-        <w:tblPrEx>
-          <w:tblCellMar>
-            <w:top w:w="0" w:type="dxa"/>
-            <w:bottom w:w="0" w:type="dxa"/>
-          </w:tblCellMar>
-        </w:tblPrEx>
         <w:trPr>
           <w:tblHeader/>
         </w:trPr>
@@ -30559,12 +29606,6 @@
         </w:tc>
       </w:tr>
       <w:tr>
-        <w:tblPrEx>
-          <w:tblCellMar>
-            <w:top w:w="0" w:type="dxa"/>
-            <w:bottom w:w="0" w:type="dxa"/>
-          </w:tblCellMar>
-        </w:tblPrEx>
         <w:trPr>
           <w:cantSplit/>
         </w:trPr>
@@ -30616,12 +29657,6 @@
         </w:tc>
       </w:tr>
       <w:tr>
-        <w:tblPrEx>
-          <w:tblCellMar>
-            <w:top w:w="0" w:type="dxa"/>
-            <w:bottom w:w="0" w:type="dxa"/>
-          </w:tblCellMar>
-        </w:tblPrEx>
         <w:trPr>
           <w:cantSplit/>
         </w:trPr>
@@ -30669,25 +29704,12 @@
                 <w:sz w:val="19"/>
                 <w:szCs w:val="19"/>
               </w:rPr>
-              <w:t>Enters their name and role; None of these describe me</w:t>
-            </w:r>
-            <w:r>
-              <w:rPr>
-                <w:sz w:val="19"/>
-                <w:szCs w:val="19"/>
-              </w:rPr>
-              <w:t xml:space="preserve"> ends politely without any questions.</w:t>
+              <w:t>Enters their name and role; None of these describe me ends politely without any questions.</w:t>
             </w:r>
           </w:p>
         </w:tc>
       </w:tr>
       <w:tr>
-        <w:tblPrEx>
-          <w:tblCellMar>
-            <w:top w:w="0" w:type="dxa"/>
-            <w:bottom w:w="0" w:type="dxa"/>
-          </w:tblCellMar>
-        </w:tblPrEx>
         <w:trPr>
           <w:cantSplit/>
         </w:trPr>
@@ -30739,12 +29761,6 @@
         </w:tc>
       </w:tr>
       <w:tr>
-        <w:tblPrEx>
-          <w:tblCellMar>
-            <w:top w:w="0" w:type="dxa"/>
-            <w:bottom w:w="0" w:type="dxa"/>
-          </w:tblCellMar>
-        </w:tblPrEx>
         <w:trPr>
           <w:cantSplit/>
         </w:trPr>
@@ -30792,25 +29808,12 @@
                 <w:sz w:val="19"/>
                 <w:szCs w:val="19"/>
               </w:rPr>
-              <w:t>I agree to take part or I do not wish to take part</w:t>
-            </w:r>
-            <w:r>
-              <w:rPr>
-                <w:sz w:val="19"/>
-                <w:szCs w:val="19"/>
-              </w:rPr>
-              <w:t>; can re-read the information.</w:t>
+              <w:t>I agree to take part or I do not wish to take part; can re-read the information.</w:t>
             </w:r>
           </w:p>
         </w:tc>
       </w:tr>
       <w:tr>
-        <w:tblPrEx>
-          <w:tblCellMar>
-            <w:top w:w="0" w:type="dxa"/>
-            <w:bottom w:w="0" w:type="dxa"/>
-          </w:tblCellMar>
-        </w:tblPrEx>
         <w:trPr>
           <w:cantSplit/>
         </w:trPr>
@@ -30862,12 +29865,6 @@
         </w:tc>
       </w:tr>
       <w:tr>
-        <w:tblPrEx>
-          <w:tblCellMar>
-            <w:top w:w="0" w:type="dxa"/>
-            <w:bottom w:w="0" w:type="dxa"/>
-          </w:tblCellMar>
-        </w:tblPrEx>
         <w:trPr>
           <w:cantSplit/>
         </w:trPr>
@@ -30915,25 +29912,12 @@
                 <w:sz w:val="19"/>
                 <w:szCs w:val="19"/>
               </w:rPr>
-              <w:t xml:space="preserve">Complete it myself now, Have a researcher call me, </w:t>
-            </w:r>
-            <w:r>
-              <w:rPr>
-                <w:sz w:val="19"/>
-                <w:szCs w:val="19"/>
-              </w:rPr>
-              <w:t>Complete it via WhatsApp, or Ask someone to contact me another way.</w:t>
+              <w:t>Complete it myself now, Have a researcher call me, Complete it via WhatsApp, or Ask someone to contact me another way.</w:t>
             </w:r>
           </w:p>
         </w:tc>
       </w:tr>
       <w:tr>
-        <w:tblPrEx>
-          <w:tblCellMar>
-            <w:top w:w="0" w:type="dxa"/>
-            <w:bottom w:w="0" w:type="dxa"/>
-          </w:tblCellMar>
-        </w:tblPrEx>
         <w:trPr>
           <w:cantSplit/>
         </w:trPr>
@@ -30985,12 +29969,6 @@
         </w:tc>
       </w:tr>
       <w:tr>
-        <w:tblPrEx>
-          <w:tblCellMar>
-            <w:top w:w="0" w:type="dxa"/>
-            <w:bottom w:w="0" w:type="dxa"/>
-          </w:tblCellMar>
-        </w:tblPrEx>
         <w:trPr>
           <w:cantSplit/>
         </w:trPr>
@@ -31044,12 +30022,6 @@
         </w:tc>
       </w:tr>
       <w:tr>
-        <w:tblPrEx>
-          <w:tblCellMar>
-            <w:top w:w="0" w:type="dxa"/>
-            <w:bottom w:w="0" w:type="dxa"/>
-          </w:tblCellMar>
-        </w:tblPrEx>
         <w:trPr>
           <w:cantSplit/>
         </w:trPr>
@@ -31117,7 +30089,7 @@
           <w:noProof/>
         </w:rPr>
         <w:drawing>
-          <wp:inline distT="0" distB="0" distL="0" distR="0" wp14:anchorId="60F5F1CC" wp14:editId="564A126C">
+          <wp:inline distT="0" distB="0" distL="0" distR="0" wp14:anchorId="313FCF6B" wp14:editId="78051542">
             <wp:extent cx="2476500" cy="4533900"/>
             <wp:effectExtent l="0" t="0" r="0" b="0"/>
             <wp:docPr id="49" name="resp_06_choice.jpg" descr="Choosing how to take part (phone view)." title="Choosing how to take part (phone view)."/>
@@ -31186,7 +30158,7 @@
       <w:pPr>
         <w:pStyle w:val="Heading2"/>
       </w:pPr>
-      <w:bookmarkStart w:id="70" w:name="_Toc240405745"/>
+      <w:bookmarkStart w:id="70" w:name="_Toc240453515"/>
       <w:r>
         <w:lastRenderedPageBreak/>
         <w:t>8.1 Message templates</w:t>
@@ -31216,19 +30188,13 @@
           <w:left w:w="10" w:type="dxa"/>
           <w:right w:w="10" w:type="dxa"/>
         </w:tblCellMar>
-        <w:tblLook w:val="04A0" w:firstRow="1" w:lastRow="0" w:firstColumn="1" w:lastColumn="0" w:noHBand="0" w:noVBand="1"/>
+        <w:tblLook w:val="0000" w:firstRow="0" w:lastRow="0" w:firstColumn="0" w:lastColumn="0" w:noHBand="0" w:noVBand="0"/>
       </w:tblPr>
       <w:tblGrid>
         <w:gridCol w:w="2824"/>
         <w:gridCol w:w="6588"/>
       </w:tblGrid>
       <w:tr>
-        <w:tblPrEx>
-          <w:tblCellMar>
-            <w:top w:w="0" w:type="dxa"/>
-            <w:bottom w:w="0" w:type="dxa"/>
-          </w:tblCellMar>
-        </w:tblPrEx>
         <w:trPr>
           <w:cantSplit/>
         </w:trPr>
@@ -31283,12 +30249,6 @@
         </w:tc>
       </w:tr>
       <w:tr>
-        <w:tblPrEx>
-          <w:tblCellMar>
-            <w:top w:w="0" w:type="dxa"/>
-            <w:bottom w:w="0" w:type="dxa"/>
-          </w:tblCellMar>
-        </w:tblPrEx>
         <w:trPr>
           <w:cantSplit/>
         </w:trPr>
@@ -31353,7 +30313,7 @@
         <w:pStyle w:val="Heading1"/>
         <w:pageBreakBefore/>
       </w:pPr>
-      <w:bookmarkStart w:id="71" w:name="_Toc240405746"/>
+      <w:bookmarkStart w:id="71" w:name="_Toc240453516"/>
       <w:r>
         <w:lastRenderedPageBreak/>
         <w:t>9. KoboToolbox administration (PI)</w:t>
@@ -31364,7 +30324,7 @@
       <w:pPr>
         <w:pStyle w:val="Heading2"/>
       </w:pPr>
-      <w:bookmarkStart w:id="72" w:name="_Toc240405747"/>
+      <w:bookmarkStart w:id="72" w:name="_Toc240453517"/>
       <w:r>
         <w:t>9.1 The connected forms</w:t>
       </w:r>
@@ -31385,7 +30345,7 @@
           <w:left w:w="10" w:type="dxa"/>
           <w:right w:w="10" w:type="dxa"/>
         </w:tblCellMar>
-        <w:tblLook w:val="04A0" w:firstRow="1" w:lastRow="0" w:firstColumn="1" w:lastColumn="0" w:noHBand="0" w:noVBand="1"/>
+        <w:tblLook w:val="0000" w:firstRow="0" w:lastRow="0" w:firstColumn="0" w:lastColumn="0" w:noHBand="0" w:noVBand="0"/>
       </w:tblPr>
       <w:tblGrid>
         <w:gridCol w:w="3199"/>
@@ -31393,12 +30353,6 @@
         <w:gridCol w:w="2738"/>
       </w:tblGrid>
       <w:tr>
-        <w:tblPrEx>
-          <w:tblCellMar>
-            <w:top w:w="0" w:type="dxa"/>
-            <w:bottom w:w="0" w:type="dxa"/>
-          </w:tblCellMar>
-        </w:tblPrEx>
         <w:trPr>
           <w:tblHeader/>
         </w:trPr>
@@ -31485,12 +30439,6 @@
         </w:tc>
       </w:tr>
       <w:tr>
-        <w:tblPrEx>
-          <w:tblCellMar>
-            <w:top w:w="0" w:type="dxa"/>
-            <w:bottom w:w="0" w:type="dxa"/>
-          </w:tblCellMar>
-        </w:tblPrEx>
         <w:trPr>
           <w:cantSplit/>
         </w:trPr>
@@ -31565,12 +30513,6 @@
         </w:tc>
       </w:tr>
       <w:tr>
-        <w:tblPrEx>
-          <w:tblCellMar>
-            <w:top w:w="0" w:type="dxa"/>
-            <w:bottom w:w="0" w:type="dxa"/>
-          </w:tblCellMar>
-        </w:tblPrEx>
         <w:trPr>
           <w:cantSplit/>
         </w:trPr>
@@ -31648,12 +30590,6 @@
         </w:tc>
       </w:tr>
       <w:tr>
-        <w:tblPrEx>
-          <w:tblCellMar>
-            <w:top w:w="0" w:type="dxa"/>
-            <w:bottom w:w="0" w:type="dxa"/>
-          </w:tblCellMar>
-        </w:tblPrEx>
         <w:trPr>
           <w:cantSplit/>
         </w:trPr>
@@ -31748,18 +30684,12 @@
           <w:left w:w="10" w:type="dxa"/>
           <w:right w:w="10" w:type="dxa"/>
         </w:tblCellMar>
-        <w:tblLook w:val="04A0" w:firstRow="1" w:lastRow="0" w:firstColumn="1" w:lastColumn="0" w:noHBand="0" w:noVBand="1"/>
+        <w:tblLook w:val="0000" w:firstRow="0" w:lastRow="0" w:firstColumn="0" w:lastColumn="0" w:noHBand="0" w:noVBand="0"/>
       </w:tblPr>
       <w:tblGrid>
         <w:gridCol w:w="9412"/>
       </w:tblGrid>
       <w:tr>
-        <w:tblPrEx>
-          <w:tblCellMar>
-            <w:top w:w="0" w:type="dxa"/>
-            <w:bottom w:w="0" w:type="dxa"/>
-          </w:tblCellMar>
-        </w:tblPrEx>
         <w:trPr>
           <w:cantSplit/>
         </w:trPr>
@@ -31807,7 +30737,7 @@
       <w:pPr>
         <w:pStyle w:val="Heading2"/>
       </w:pPr>
-      <w:bookmarkStart w:id="73" w:name="_Toc240405748"/>
+      <w:bookmarkStart w:id="73" w:name="_Toc240453518"/>
       <w:r>
         <w:t>9.2 Changing a form</w:t>
       </w:r>
@@ -31969,7 +30899,7 @@
       <w:pPr>
         <w:pStyle w:val="Heading2"/>
       </w:pPr>
-      <w:bookmarkStart w:id="74" w:name="_Toc240405749"/>
+      <w:bookmarkStart w:id="74" w:name="_Toc240453519"/>
       <w:r>
         <w:t>9.3 Instrument decisions (PI, 15 September 2026)</w:t>
       </w:r>
@@ -31990,19 +30920,13 @@
           <w:left w:w="10" w:type="dxa"/>
           <w:right w:w="10" w:type="dxa"/>
         </w:tblCellMar>
-        <w:tblLook w:val="04A0" w:firstRow="1" w:lastRow="0" w:firstColumn="1" w:lastColumn="0" w:noHBand="0" w:noVBand="1"/>
+        <w:tblLook w:val="0000" w:firstRow="0" w:lastRow="0" w:firstColumn="0" w:lastColumn="0" w:noHBand="0" w:noVBand="0"/>
       </w:tblPr>
       <w:tblGrid>
         <w:gridCol w:w="3294"/>
         <w:gridCol w:w="6118"/>
       </w:tblGrid>
       <w:tr>
-        <w:tblPrEx>
-          <w:tblCellMar>
-            <w:top w:w="0" w:type="dxa"/>
-            <w:bottom w:w="0" w:type="dxa"/>
-          </w:tblCellMar>
-        </w:tblPrEx>
         <w:trPr>
           <w:tblHeader/>
         </w:trPr>
@@ -32062,12 +30986,6 @@
         </w:tc>
       </w:tr>
       <w:tr>
-        <w:tblPrEx>
-          <w:tblCellMar>
-            <w:top w:w="0" w:type="dxa"/>
-            <w:bottom w:w="0" w:type="dxa"/>
-          </w:tblCellMar>
-        </w:tblPrEx>
         <w:trPr>
           <w:cantSplit/>
         </w:trPr>
@@ -32119,12 +31037,6 @@
         </w:tc>
       </w:tr>
       <w:tr>
-        <w:tblPrEx>
-          <w:tblCellMar>
-            <w:top w:w="0" w:type="dxa"/>
-            <w:bottom w:w="0" w:type="dxa"/>
-          </w:tblCellMar>
-        </w:tblPrEx>
         <w:trPr>
           <w:cantSplit/>
         </w:trPr>
@@ -32178,12 +31090,6 @@
         </w:tc>
       </w:tr>
       <w:tr>
-        <w:tblPrEx>
-          <w:tblCellMar>
-            <w:top w:w="0" w:type="dxa"/>
-            <w:bottom w:w="0" w:type="dxa"/>
-          </w:tblCellMar>
-        </w:tblPrEx>
         <w:trPr>
           <w:cantSplit/>
         </w:trPr>
@@ -32235,12 +31141,6 @@
         </w:tc>
       </w:tr>
       <w:tr>
-        <w:tblPrEx>
-          <w:tblCellMar>
-            <w:top w:w="0" w:type="dxa"/>
-            <w:bottom w:w="0" w:type="dxa"/>
-          </w:tblCellMar>
-        </w:tblPrEx>
         <w:trPr>
           <w:cantSplit/>
         </w:trPr>
@@ -32294,12 +31194,6 @@
         </w:tc>
       </w:tr>
       <w:tr>
-        <w:tblPrEx>
-          <w:tblCellMar>
-            <w:top w:w="0" w:type="dxa"/>
-            <w:bottom w:w="0" w:type="dxa"/>
-          </w:tblCellMar>
-        </w:tblPrEx>
         <w:trPr>
           <w:cantSplit/>
         </w:trPr>
@@ -32360,7 +31254,7 @@
       <w:pPr>
         <w:pStyle w:val="Heading2"/>
       </w:pPr>
-      <w:bookmarkStart w:id="75" w:name="_Toc240405750"/>
+      <w:bookmarkStart w:id="75" w:name="_Toc240453520"/>
       <w:r>
         <w:t>9.4 Rotating the KoboToolbox password and API token</w:t>
       </w:r>
@@ -32471,7 +31365,7 @@
         <w:pStyle w:val="Heading1"/>
         <w:pageBreakBefore/>
       </w:pPr>
-      <w:bookmarkStart w:id="76" w:name="_Toc240405751"/>
+      <w:bookmarkStart w:id="76" w:name="_Toc240453521"/>
       <w:r>
         <w:lastRenderedPageBreak/>
         <w:t>10. System administration</w:t>
@@ -32482,7 +31376,7 @@
       <w:pPr>
         <w:pStyle w:val="Heading2"/>
       </w:pPr>
-      <w:bookmarkStart w:id="77" w:name="_Toc240405752"/>
+      <w:bookmarkStart w:id="77" w:name="_Toc240453522"/>
       <w:r>
         <w:t>10.1 Creating and managing accounts (PI)</w:t>
       </w:r>
@@ -32724,7 +31618,7 @@
       <w:pPr>
         <w:pStyle w:val="Heading2"/>
       </w:pPr>
-      <w:bookmarkStart w:id="78" w:name="_Toc240405753"/>
+      <w:bookmarkStart w:id="78" w:name="_Toc240453523"/>
       <w:r>
         <w:t>10.2 Server operations (technical administrator)</w:t>
       </w:r>
@@ -32745,19 +31639,13 @@
           <w:left w:w="10" w:type="dxa"/>
           <w:right w:w="10" w:type="dxa"/>
         </w:tblCellMar>
-        <w:tblLook w:val="04A0" w:firstRow="1" w:lastRow="0" w:firstColumn="1" w:lastColumn="0" w:noHBand="0" w:noVBand="1"/>
+        <w:tblLook w:val="0000" w:firstRow="0" w:lastRow="0" w:firstColumn="0" w:lastColumn="0" w:noHBand="0" w:noVBand="0"/>
       </w:tblPr>
       <w:tblGrid>
         <w:gridCol w:w="3577"/>
         <w:gridCol w:w="5835"/>
       </w:tblGrid>
       <w:tr>
-        <w:tblPrEx>
-          <w:tblCellMar>
-            <w:top w:w="0" w:type="dxa"/>
-            <w:bottom w:w="0" w:type="dxa"/>
-          </w:tblCellMar>
-        </w:tblPrEx>
         <w:trPr>
           <w:tblHeader/>
         </w:trPr>
@@ -32817,12 +31705,6 @@
         </w:tc>
       </w:tr>
       <w:tr>
-        <w:tblPrEx>
-          <w:tblCellMar>
-            <w:top w:w="0" w:type="dxa"/>
-            <w:bottom w:w="0" w:type="dxa"/>
-          </w:tblCellMar>
-        </w:tblPrEx>
         <w:trPr>
           <w:cantSplit/>
         </w:trPr>
@@ -32875,12 +31757,6 @@
         </w:tc>
       </w:tr>
       <w:tr>
-        <w:tblPrEx>
-          <w:tblCellMar>
-            <w:top w:w="0" w:type="dxa"/>
-            <w:bottom w:w="0" w:type="dxa"/>
-          </w:tblCellMar>
-        </w:tblPrEx>
         <w:trPr>
           <w:cantSplit/>
         </w:trPr>
@@ -32935,12 +31811,6 @@
         </w:tc>
       </w:tr>
       <w:tr>
-        <w:tblPrEx>
-          <w:tblCellMar>
-            <w:top w:w="0" w:type="dxa"/>
-            <w:bottom w:w="0" w:type="dxa"/>
-          </w:tblCellMar>
-        </w:tblPrEx>
         <w:trPr>
           <w:cantSplit/>
         </w:trPr>
@@ -32993,12 +31863,6 @@
         </w:tc>
       </w:tr>
       <w:tr>
-        <w:tblPrEx>
-          <w:tblCellMar>
-            <w:top w:w="0" w:type="dxa"/>
-            <w:bottom w:w="0" w:type="dxa"/>
-          </w:tblCellMar>
-        </w:tblPrEx>
         <w:trPr>
           <w:cantSplit/>
         </w:trPr>
@@ -33053,12 +31917,6 @@
         </w:tc>
       </w:tr>
       <w:tr>
-        <w:tblPrEx>
-          <w:tblCellMar>
-            <w:top w:w="0" w:type="dxa"/>
-            <w:bottom w:w="0" w:type="dxa"/>
-          </w:tblCellMar>
-        </w:tblPrEx>
         <w:trPr>
           <w:cantSplit/>
         </w:trPr>
@@ -33111,12 +31969,6 @@
         </w:tc>
       </w:tr>
       <w:tr>
-        <w:tblPrEx>
-          <w:tblCellMar>
-            <w:top w:w="0" w:type="dxa"/>
-            <w:bottom w:w="0" w:type="dxa"/>
-          </w:tblCellMar>
-        </w:tblPrEx>
         <w:trPr>
           <w:cantSplit/>
         </w:trPr>
@@ -33171,12 +32023,6 @@
         </w:tc>
       </w:tr>
       <w:tr>
-        <w:tblPrEx>
-          <w:tblCellMar>
-            <w:top w:w="0" w:type="dxa"/>
-            <w:bottom w:w="0" w:type="dxa"/>
-          </w:tblCellMar>
-        </w:tblPrEx>
         <w:trPr>
           <w:cantSplit/>
         </w:trPr>
@@ -33249,18 +32095,12 @@
           <w:left w:w="10" w:type="dxa"/>
           <w:right w:w="10" w:type="dxa"/>
         </w:tblCellMar>
-        <w:tblLook w:val="04A0" w:firstRow="1" w:lastRow="0" w:firstColumn="1" w:lastColumn="0" w:noHBand="0" w:noVBand="1"/>
+        <w:tblLook w:val="0000" w:firstRow="0" w:lastRow="0" w:firstColumn="0" w:lastColumn="0" w:noHBand="0" w:noVBand="0"/>
       </w:tblPr>
       <w:tblGrid>
         <w:gridCol w:w="9412"/>
       </w:tblGrid>
       <w:tr>
-        <w:tblPrEx>
-          <w:tblCellMar>
-            <w:top w:w="0" w:type="dxa"/>
-            <w:bottom w:w="0" w:type="dxa"/>
-          </w:tblCellMar>
-        </w:tblPrEx>
         <w:trPr>
           <w:cantSplit/>
         </w:trPr>
@@ -33308,7 +32148,7 @@
       <w:pPr>
         <w:pStyle w:val="Heading2"/>
       </w:pPr>
-      <w:bookmarkStart w:id="79" w:name="_Toc240405754"/>
+      <w:bookmarkStart w:id="79" w:name="_Toc240453524"/>
       <w:r>
         <w:t>10.3 Backups</w:t>
       </w:r>
@@ -33364,7 +32204,7 @@
         <w:pStyle w:val="Heading1"/>
         <w:pageBreakBefore/>
       </w:pPr>
-      <w:bookmarkStart w:id="80" w:name="_Toc240405755"/>
+      <w:bookmarkStart w:id="80" w:name="_Toc240453525"/>
       <w:r>
         <w:lastRenderedPageBreak/>
         <w:t>11. Data protection and ethics in practice</w:t>
@@ -33488,7 +32328,7 @@
       <w:pPr>
         <w:pStyle w:val="Heading2"/>
       </w:pPr>
-      <w:bookmarkStart w:id="81" w:name="_Toc240405756"/>
+      <w:bookmarkStart w:id="81" w:name="_Toc240453526"/>
       <w:r>
         <w:t>11.1 What respondents are told (PIS v1.3, summary)</w:t>
       </w:r>
@@ -33595,7 +32435,7 @@
         <w:pStyle w:val="Heading1"/>
         <w:pageBreakBefore/>
       </w:pPr>
-      <w:bookmarkStart w:id="82" w:name="_Toc240405757"/>
+      <w:bookmarkStart w:id="82" w:name="_Toc240453527"/>
       <w:r>
         <w:lastRenderedPageBreak/>
         <w:t>12. Troubleshooting</w:t>
@@ -33606,7 +32446,7 @@
       <w:pPr>
         <w:pStyle w:val="Heading2"/>
       </w:pPr>
-      <w:bookmarkStart w:id="83" w:name="_Toc240405758"/>
+      <w:bookmarkStart w:id="83" w:name="_Toc240453528"/>
       <w:r>
         <w:t>12.1 Staff</w:t>
       </w:r>
@@ -33627,7 +32467,7 @@
           <w:left w:w="10" w:type="dxa"/>
           <w:right w:w="10" w:type="dxa"/>
         </w:tblCellMar>
-        <w:tblLook w:val="04A0" w:firstRow="1" w:lastRow="0" w:firstColumn="1" w:lastColumn="0" w:noHBand="0" w:noVBand="1"/>
+        <w:tblLook w:val="0000" w:firstRow="0" w:lastRow="0" w:firstColumn="0" w:lastColumn="0" w:noHBand="0" w:noVBand="0"/>
       </w:tblPr>
       <w:tblGrid>
         <w:gridCol w:w="2635"/>
@@ -33635,12 +32475,6 @@
         <w:gridCol w:w="3577"/>
       </w:tblGrid>
       <w:tr>
-        <w:tblPrEx>
-          <w:tblCellMar>
-            <w:top w:w="0" w:type="dxa"/>
-            <w:bottom w:w="0" w:type="dxa"/>
-          </w:tblCellMar>
-        </w:tblPrEx>
         <w:trPr>
           <w:tblHeader/>
         </w:trPr>
@@ -33727,12 +32561,6 @@
         </w:tc>
       </w:tr>
       <w:tr>
-        <w:tblPrEx>
-          <w:tblCellMar>
-            <w:top w:w="0" w:type="dxa"/>
-            <w:bottom w:w="0" w:type="dxa"/>
-          </w:tblCellMar>
-        </w:tblPrEx>
         <w:trPr>
           <w:cantSplit/>
         </w:trPr>
@@ -33807,12 +32635,6 @@
         </w:tc>
       </w:tr>
       <w:tr>
-        <w:tblPrEx>
-          <w:tblCellMar>
-            <w:top w:w="0" w:type="dxa"/>
-            <w:bottom w:w="0" w:type="dxa"/>
-          </w:tblCellMar>
-        </w:tblPrEx>
         <w:trPr>
           <w:cantSplit/>
         </w:trPr>
@@ -33890,12 +32712,6 @@
         </w:tc>
       </w:tr>
       <w:tr>
-        <w:tblPrEx>
-          <w:tblCellMar>
-            <w:top w:w="0" w:type="dxa"/>
-            <w:bottom w:w="0" w:type="dxa"/>
-          </w:tblCellMar>
-        </w:tblPrEx>
         <w:trPr>
           <w:cantSplit/>
         </w:trPr>
@@ -33970,12 +32786,6 @@
         </w:tc>
       </w:tr>
       <w:tr>
-        <w:tblPrEx>
-          <w:tblCellMar>
-            <w:top w:w="0" w:type="dxa"/>
-            <w:bottom w:w="0" w:type="dxa"/>
-          </w:tblCellMar>
-        </w:tblPrEx>
         <w:trPr>
           <w:cantSplit/>
         </w:trPr>
@@ -34053,12 +32863,6 @@
         </w:tc>
       </w:tr>
       <w:tr>
-        <w:tblPrEx>
-          <w:tblCellMar>
-            <w:top w:w="0" w:type="dxa"/>
-            <w:bottom w:w="0" w:type="dxa"/>
-          </w:tblCellMar>
-        </w:tblPrEx>
         <w:trPr>
           <w:cantSplit/>
         </w:trPr>
@@ -34133,12 +32937,6 @@
         </w:tc>
       </w:tr>
       <w:tr>
-        <w:tblPrEx>
-          <w:tblCellMar>
-            <w:top w:w="0" w:type="dxa"/>
-            <w:bottom w:w="0" w:type="dxa"/>
-          </w:tblCellMar>
-        </w:tblPrEx>
         <w:trPr>
           <w:cantSplit/>
         </w:trPr>
@@ -34225,7 +33023,7 @@
       <w:pPr>
         <w:pStyle w:val="Heading2"/>
       </w:pPr>
-      <w:bookmarkStart w:id="84" w:name="_Toc240405759"/>
+      <w:bookmarkStart w:id="84" w:name="_Toc240453529"/>
       <w:r>
         <w:t>12.2 Respondents</w:t>
       </w:r>
@@ -34246,7 +33044,7 @@
           <w:left w:w="10" w:type="dxa"/>
           <w:right w:w="10" w:type="dxa"/>
         </w:tblCellMar>
-        <w:tblLook w:val="04A0" w:firstRow="1" w:lastRow="0" w:firstColumn="1" w:lastColumn="0" w:noHBand="0" w:noVBand="1"/>
+        <w:tblLook w:val="0000" w:firstRow="0" w:lastRow="0" w:firstColumn="0" w:lastColumn="0" w:noHBand="0" w:noVBand="0"/>
       </w:tblPr>
       <w:tblGrid>
         <w:gridCol w:w="2635"/>
@@ -34254,12 +33052,6 @@
         <w:gridCol w:w="3577"/>
       </w:tblGrid>
       <w:tr>
-        <w:tblPrEx>
-          <w:tblCellMar>
-            <w:top w:w="0" w:type="dxa"/>
-            <w:bottom w:w="0" w:type="dxa"/>
-          </w:tblCellMar>
-        </w:tblPrEx>
         <w:trPr>
           <w:tblHeader/>
         </w:trPr>
@@ -34346,12 +33138,6 @@
         </w:tc>
       </w:tr>
       <w:tr>
-        <w:tblPrEx>
-          <w:tblCellMar>
-            <w:top w:w="0" w:type="dxa"/>
-            <w:bottom w:w="0" w:type="dxa"/>
-          </w:tblCellMar>
-        </w:tblPrEx>
         <w:trPr>
           <w:cantSplit/>
         </w:trPr>
@@ -34426,12 +33212,6 @@
         </w:tc>
       </w:tr>
       <w:tr>
-        <w:tblPrEx>
-          <w:tblCellMar>
-            <w:top w:w="0" w:type="dxa"/>
-            <w:bottom w:w="0" w:type="dxa"/>
-          </w:tblCellMar>
-        </w:tblPrEx>
         <w:trPr>
           <w:cantSplit/>
         </w:trPr>
@@ -34509,12 +33289,6 @@
         </w:tc>
       </w:tr>
       <w:tr>
-        <w:tblPrEx>
-          <w:tblCellMar>
-            <w:top w:w="0" w:type="dxa"/>
-            <w:bottom w:w="0" w:type="dxa"/>
-          </w:tblCellMar>
-        </w:tblPrEx>
         <w:trPr>
           <w:cantSplit/>
         </w:trPr>
@@ -34589,12 +33363,6 @@
         </w:tc>
       </w:tr>
       <w:tr>
-        <w:tblPrEx>
-          <w:tblCellMar>
-            <w:top w:w="0" w:type="dxa"/>
-            <w:bottom w:w="0" w:type="dxa"/>
-          </w:tblCellMar>
-        </w:tblPrEx>
         <w:trPr>
           <w:cantSplit/>
         </w:trPr>
@@ -34672,12 +33440,6 @@
         </w:tc>
       </w:tr>
       <w:tr>
-        <w:tblPrEx>
-          <w:tblCellMar>
-            <w:top w:w="0" w:type="dxa"/>
-            <w:bottom w:w="0" w:type="dxa"/>
-          </w:tblCellMar>
-        </w:tblPrEx>
         <w:trPr>
           <w:cantSplit/>
         </w:trPr>
@@ -34752,12 +33514,6 @@
         </w:tc>
       </w:tr>
       <w:tr>
-        <w:tblPrEx>
-          <w:tblCellMar>
-            <w:top w:w="0" w:type="dxa"/>
-            <w:bottom w:w="0" w:type="dxa"/>
-          </w:tblCellMar>
-        </w:tblPrEx>
         <w:trPr>
           <w:cantSplit/>
         </w:trPr>
@@ -34845,7 +33601,7 @@
         <w:pStyle w:val="Heading1"/>
         <w:pageBreakBefore/>
       </w:pPr>
-      <w:bookmarkStart w:id="85" w:name="_Toc240405760"/>
+      <w:bookmarkStart w:id="85" w:name="_Toc240453530"/>
       <w:r>
         <w:lastRenderedPageBreak/>
         <w:t>13. Glossary</w:t>
@@ -34867,19 +33623,13 @@
           <w:left w:w="10" w:type="dxa"/>
           <w:right w:w="10" w:type="dxa"/>
         </w:tblCellMar>
-        <w:tblLook w:val="04A0" w:firstRow="1" w:lastRow="0" w:firstColumn="1" w:lastColumn="0" w:noHBand="0" w:noVBand="1"/>
+        <w:tblLook w:val="0000" w:firstRow="0" w:lastRow="0" w:firstColumn="0" w:lastColumn="0" w:noHBand="0" w:noVBand="0"/>
       </w:tblPr>
       <w:tblGrid>
         <w:gridCol w:w="2353"/>
         <w:gridCol w:w="7059"/>
       </w:tblGrid>
       <w:tr>
-        <w:tblPrEx>
-          <w:tblCellMar>
-            <w:top w:w="0" w:type="dxa"/>
-            <w:bottom w:w="0" w:type="dxa"/>
-          </w:tblCellMar>
-        </w:tblPrEx>
         <w:trPr>
           <w:tblHeader/>
         </w:trPr>
@@ -34939,12 +33689,6 @@
         </w:tc>
       </w:tr>
       <w:tr>
-        <w:tblPrEx>
-          <w:tblCellMar>
-            <w:top w:w="0" w:type="dxa"/>
-            <w:bottom w:w="0" w:type="dxa"/>
-          </w:tblCellMar>
-        </w:tblPrEx>
         <w:trPr>
           <w:cantSplit/>
         </w:trPr>
@@ -34996,12 +33740,6 @@
         </w:tc>
       </w:tr>
       <w:tr>
-        <w:tblPrEx>
-          <w:tblCellMar>
-            <w:top w:w="0" w:type="dxa"/>
-            <w:bottom w:w="0" w:type="dxa"/>
-          </w:tblCellMar>
-        </w:tblPrEx>
         <w:trPr>
           <w:cantSplit/>
         </w:trPr>
@@ -35055,12 +33793,6 @@
         </w:tc>
       </w:tr>
       <w:tr>
-        <w:tblPrEx>
-          <w:tblCellMar>
-            <w:top w:w="0" w:type="dxa"/>
-            <w:bottom w:w="0" w:type="dxa"/>
-          </w:tblCellMar>
-        </w:tblPrEx>
         <w:trPr>
           <w:cantSplit/>
         </w:trPr>
@@ -35112,12 +33844,6 @@
         </w:tc>
       </w:tr>
       <w:tr>
-        <w:tblPrEx>
-          <w:tblCellMar>
-            <w:top w:w="0" w:type="dxa"/>
-            <w:bottom w:w="0" w:type="dxa"/>
-          </w:tblCellMar>
-        </w:tblPrEx>
         <w:trPr>
           <w:cantSplit/>
         </w:trPr>
@@ -35171,12 +33897,6 @@
         </w:tc>
       </w:tr>
       <w:tr>
-        <w:tblPrEx>
-          <w:tblCellMar>
-            <w:top w:w="0" w:type="dxa"/>
-            <w:bottom w:w="0" w:type="dxa"/>
-          </w:tblCellMar>
-        </w:tblPrEx>
         <w:trPr>
           <w:cantSplit/>
         </w:trPr>
@@ -35228,12 +33948,6 @@
         </w:tc>
       </w:tr>
       <w:tr>
-        <w:tblPrEx>
-          <w:tblCellMar>
-            <w:top w:w="0" w:type="dxa"/>
-            <w:bottom w:w="0" w:type="dxa"/>
-          </w:tblCellMar>
-        </w:tblPrEx>
         <w:trPr>
           <w:cantSplit/>
         </w:trPr>
@@ -35287,12 +34001,6 @@
         </w:tc>
       </w:tr>
       <w:tr>
-        <w:tblPrEx>
-          <w:tblCellMar>
-            <w:top w:w="0" w:type="dxa"/>
-            <w:bottom w:w="0" w:type="dxa"/>
-          </w:tblCellMar>
-        </w:tblPrEx>
         <w:trPr>
           <w:cantSplit/>
         </w:trPr>
@@ -35344,12 +34052,6 @@
         </w:tc>
       </w:tr>
       <w:tr>
-        <w:tblPrEx>
-          <w:tblCellMar>
-            <w:top w:w="0" w:type="dxa"/>
-            <w:bottom w:w="0" w:type="dxa"/>
-          </w:tblCellMar>
-        </w:tblPrEx>
         <w:trPr>
           <w:cantSplit/>
         </w:trPr>
@@ -35403,12 +34105,6 @@
         </w:tc>
       </w:tr>
       <w:tr>
-        <w:tblPrEx>
-          <w:tblCellMar>
-            <w:top w:w="0" w:type="dxa"/>
-            <w:bottom w:w="0" w:type="dxa"/>
-          </w:tblCellMar>
-        </w:tblPrEx>
         <w:trPr>
           <w:cantSplit/>
         </w:trPr>
@@ -35460,12 +34156,6 @@
         </w:tc>
       </w:tr>
       <w:tr>
-        <w:tblPrEx>
-          <w:tblCellMar>
-            <w:top w:w="0" w:type="dxa"/>
-            <w:bottom w:w="0" w:type="dxa"/>
-          </w:tblCellMar>
-        </w:tblPrEx>
         <w:trPr>
           <w:cantSplit/>
         </w:trPr>
@@ -35519,12 +34209,6 @@
         </w:tc>
       </w:tr>
       <w:tr>
-        <w:tblPrEx>
-          <w:tblCellMar>
-            <w:top w:w="0" w:type="dxa"/>
-            <w:bottom w:w="0" w:type="dxa"/>
-          </w:tblCellMar>
-        </w:tblPrEx>
         <w:trPr>
           <w:cantSplit/>
         </w:trPr>
@@ -35576,12 +34260,6 @@
         </w:tc>
       </w:tr>
       <w:tr>
-        <w:tblPrEx>
-          <w:tblCellMar>
-            <w:top w:w="0" w:type="dxa"/>
-            <w:bottom w:w="0" w:type="dxa"/>
-          </w:tblCellMar>
-        </w:tblPrEx>
         <w:trPr>
           <w:cantSplit/>
         </w:trPr>
@@ -35635,12 +34313,6 @@
         </w:tc>
       </w:tr>
       <w:tr>
-        <w:tblPrEx>
-          <w:tblCellMar>
-            <w:top w:w="0" w:type="dxa"/>
-            <w:bottom w:w="0" w:type="dxa"/>
-          </w:tblCellMar>
-        </w:tblPrEx>
         <w:trPr>
           <w:cantSplit/>
         </w:trPr>
@@ -35692,12 +34364,6 @@
         </w:tc>
       </w:tr>
       <w:tr>
-        <w:tblPrEx>
-          <w:tblCellMar>
-            <w:top w:w="0" w:type="dxa"/>
-            <w:bottom w:w="0" w:type="dxa"/>
-          </w:tblCellMar>
-        </w:tblPrEx>
         <w:trPr>
           <w:cantSplit/>
         </w:trPr>
@@ -35751,12 +34417,6 @@
         </w:tc>
       </w:tr>
       <w:tr>
-        <w:tblPrEx>
-          <w:tblCellMar>
-            <w:top w:w="0" w:type="dxa"/>
-            <w:bottom w:w="0" w:type="dxa"/>
-          </w:tblCellMar>
-        </w:tblPrEx>
         <w:trPr>
           <w:cantSplit/>
         </w:trPr>
@@ -35808,12 +34468,6 @@
         </w:tc>
       </w:tr>
       <w:tr>
-        <w:tblPrEx>
-          <w:tblCellMar>
-            <w:top w:w="0" w:type="dxa"/>
-            <w:bottom w:w="0" w:type="dxa"/>
-          </w:tblCellMar>
-        </w:tblPrEx>
         <w:trPr>
           <w:cantSplit/>
         </w:trPr>
@@ -35867,12 +34521,6 @@
         </w:tc>
       </w:tr>
       <w:tr>
-        <w:tblPrEx>
-          <w:tblCellMar>
-            <w:top w:w="0" w:type="dxa"/>
-            <w:bottom w:w="0" w:type="dxa"/>
-          </w:tblCellMar>
-        </w:tblPrEx>
         <w:trPr>
           <w:cantSplit/>
         </w:trPr>
@@ -35924,12 +34572,6 @@
         </w:tc>
       </w:tr>
       <w:tr>
-        <w:tblPrEx>
-          <w:tblCellMar>
-            <w:top w:w="0" w:type="dxa"/>
-            <w:bottom w:w="0" w:type="dxa"/>
-          </w:tblCellMar>
-        </w:tblPrEx>
         <w:trPr>
           <w:cantSplit/>
         </w:trPr>
@@ -35983,12 +34625,6 @@
         </w:tc>
       </w:tr>
       <w:tr>
-        <w:tblPrEx>
-          <w:tblCellMar>
-            <w:top w:w="0" w:type="dxa"/>
-            <w:bottom w:w="0" w:type="dxa"/>
-          </w:tblCellMar>
-        </w:tblPrEx>
         <w:trPr>
           <w:cantSplit/>
         </w:trPr>
@@ -36040,12 +34676,6 @@
         </w:tc>
       </w:tr>
       <w:tr>
-        <w:tblPrEx>
-          <w:tblCellMar>
-            <w:top w:w="0" w:type="dxa"/>
-            <w:bottom w:w="0" w:type="dxa"/>
-          </w:tblCellMar>
-        </w:tblPrEx>
         <w:trPr>
           <w:cantSplit/>
         </w:trPr>
@@ -36099,12 +34729,6 @@
         </w:tc>
       </w:tr>
       <w:tr>
-        <w:tblPrEx>
-          <w:tblCellMar>
-            <w:top w:w="0" w:type="dxa"/>
-            <w:bottom w:w="0" w:type="dxa"/>
-          </w:tblCellMar>
-        </w:tblPrEx>
         <w:trPr>
           <w:cantSplit/>
         </w:trPr>
@@ -36156,12 +34780,6 @@
         </w:tc>
       </w:tr>
       <w:tr>
-        <w:tblPrEx>
-          <w:tblCellMar>
-            <w:top w:w="0" w:type="dxa"/>
-            <w:bottom w:w="0" w:type="dxa"/>
-          </w:tblCellMar>
-        </w:tblPrEx>
         <w:trPr>
           <w:cantSplit/>
         </w:trPr>
@@ -36215,12 +34833,6 @@
         </w:tc>
       </w:tr>
       <w:tr>
-        <w:tblPrEx>
-          <w:tblCellMar>
-            <w:top w:w="0" w:type="dxa"/>
-            <w:bottom w:w="0" w:type="dxa"/>
-          </w:tblCellMar>
-        </w:tblPrEx>
         <w:trPr>
           <w:cantSplit/>
         </w:trPr>
@@ -36282,7 +34894,7 @@
         <w:pStyle w:val="Heading1"/>
         <w:pageBreakBefore/>
       </w:pPr>
-      <w:bookmarkStart w:id="86" w:name="_Toc240405761"/>
+      <w:bookmarkStart w:id="86" w:name="_Toc240453531"/>
       <w:r>
         <w:lastRenderedPageBreak/>
         <w:t>Appendix A. Quick reference</w:t>
@@ -36304,19 +34916,13 @@
           <w:left w:w="10" w:type="dxa"/>
           <w:right w:w="10" w:type="dxa"/>
         </w:tblCellMar>
-        <w:tblLook w:val="04A0" w:firstRow="1" w:lastRow="0" w:firstColumn="1" w:lastColumn="0" w:noHBand="0" w:noVBand="1"/>
+        <w:tblLook w:val="0000" w:firstRow="0" w:lastRow="0" w:firstColumn="0" w:lastColumn="0" w:noHBand="0" w:noVBand="0"/>
       </w:tblPr>
       <w:tblGrid>
         <w:gridCol w:w="2824"/>
         <w:gridCol w:w="6588"/>
       </w:tblGrid>
       <w:tr>
-        <w:tblPrEx>
-          <w:tblCellMar>
-            <w:top w:w="0" w:type="dxa"/>
-            <w:bottom w:w="0" w:type="dxa"/>
-          </w:tblCellMar>
-        </w:tblPrEx>
         <w:trPr>
           <w:cantSplit/>
         </w:trPr>
@@ -36371,12 +34977,6 @@
         </w:tc>
       </w:tr>
       <w:tr>
-        <w:tblPrEx>
-          <w:tblCellMar>
-            <w:top w:w="0" w:type="dxa"/>
-            <w:bottom w:w="0" w:type="dxa"/>
-          </w:tblCellMar>
-        </w:tblPrEx>
         <w:trPr>
           <w:cantSplit/>
         </w:trPr>
@@ -36431,12 +35031,6 @@
         </w:tc>
       </w:tr>
       <w:tr>
-        <w:tblPrEx>
-          <w:tblCellMar>
-            <w:top w:w="0" w:type="dxa"/>
-            <w:bottom w:w="0" w:type="dxa"/>
-          </w:tblCellMar>
-        </w:tblPrEx>
         <w:trPr>
           <w:cantSplit/>
         </w:trPr>
@@ -36491,12 +35085,6 @@
         </w:tc>
       </w:tr>
       <w:tr>
-        <w:tblPrEx>
-          <w:tblCellMar>
-            <w:top w:w="0" w:type="dxa"/>
-            <w:bottom w:w="0" w:type="dxa"/>
-          </w:tblCellMar>
-        </w:tblPrEx>
         <w:trPr>
           <w:cantSplit/>
         </w:trPr>
@@ -36551,12 +35139,6 @@
         </w:tc>
       </w:tr>
       <w:tr>
-        <w:tblPrEx>
-          <w:tblCellMar>
-            <w:top w:w="0" w:type="dxa"/>
-            <w:bottom w:w="0" w:type="dxa"/>
-          </w:tblCellMar>
-        </w:tblPrEx>
         <w:trPr>
           <w:cantSplit/>
         </w:trPr>
@@ -36611,12 +35193,6 @@
         </w:tc>
       </w:tr>
       <w:tr>
-        <w:tblPrEx>
-          <w:tblCellMar>
-            <w:top w:w="0" w:type="dxa"/>
-            <w:bottom w:w="0" w:type="dxa"/>
-          </w:tblCellMar>
-        </w:tblPrEx>
         <w:trPr>
           <w:cantSplit/>
         </w:trPr>
@@ -36671,12 +35247,6 @@
         </w:tc>
       </w:tr>
       <w:tr>
-        <w:tblPrEx>
-          <w:tblCellMar>
-            <w:top w:w="0" w:type="dxa"/>
-            <w:bottom w:w="0" w:type="dxa"/>
-          </w:tblCellMar>
-        </w:tblPrEx>
         <w:trPr>
           <w:cantSplit/>
         </w:trPr>
@@ -36731,12 +35301,6 @@
         </w:tc>
       </w:tr>
       <w:tr>
-        <w:tblPrEx>
-          <w:tblCellMar>
-            <w:top w:w="0" w:type="dxa"/>
-            <w:bottom w:w="0" w:type="dxa"/>
-          </w:tblCellMar>
-        </w:tblPrEx>
         <w:trPr>
           <w:cantSplit/>
         </w:trPr>
@@ -36791,12 +35355,6 @@
         </w:tc>
       </w:tr>
       <w:tr>
-        <w:tblPrEx>
-          <w:tblCellMar>
-            <w:top w:w="0" w:type="dxa"/>
-            <w:bottom w:w="0" w:type="dxa"/>
-          </w:tblCellMar>
-        </w:tblPrEx>
         <w:trPr>
           <w:cantSplit/>
         </w:trPr>
@@ -36851,12 +35409,6 @@
         </w:tc>
       </w:tr>
       <w:tr>
-        <w:tblPrEx>
-          <w:tblCellMar>
-            <w:top w:w="0" w:type="dxa"/>
-            <w:bottom w:w="0" w:type="dxa"/>
-          </w:tblCellMar>
-        </w:tblPrEx>
         <w:trPr>
           <w:cantSplit/>
         </w:trPr>
@@ -36911,12 +35463,6 @@
         </w:tc>
       </w:tr>
       <w:tr>
-        <w:tblPrEx>
-          <w:tblCellMar>
-            <w:top w:w="0" w:type="dxa"/>
-            <w:bottom w:w="0" w:type="dxa"/>
-          </w:tblCellMar>
-        </w:tblPrEx>
         <w:trPr>
           <w:cantSplit/>
         </w:trPr>
@@ -36980,7 +35526,7 @@
       <w:pPr>
         <w:pStyle w:val="Heading2"/>
       </w:pPr>
-      <w:bookmarkStart w:id="87" w:name="_Toc240405762"/>
+      <w:bookmarkStart w:id="87" w:name="_Toc240453532"/>
       <w:r>
         <w:t>Administration modes</w:t>
       </w:r>
@@ -37001,7 +35547,7 @@
           <w:left w:w="10" w:type="dxa"/>
           <w:right w:w="10" w:type="dxa"/>
         </w:tblCellMar>
-        <w:tblLook w:val="04A0" w:firstRow="1" w:lastRow="0" w:firstColumn="1" w:lastColumn="0" w:noHBand="0" w:noVBand="1"/>
+        <w:tblLook w:val="0000" w:firstRow="0" w:lastRow="0" w:firstColumn="0" w:lastColumn="0" w:noHBand="0" w:noVBand="0"/>
       </w:tblPr>
       <w:tblGrid>
         <w:gridCol w:w="941"/>
@@ -37009,12 +35555,6 @@
         <w:gridCol w:w="5177"/>
       </w:tblGrid>
       <w:tr>
-        <w:tblPrEx>
-          <w:tblCellMar>
-            <w:top w:w="0" w:type="dxa"/>
-            <w:bottom w:w="0" w:type="dxa"/>
-          </w:tblCellMar>
-        </w:tblPrEx>
         <w:trPr>
           <w:tblHeader/>
         </w:trPr>
@@ -37101,12 +35641,6 @@
         </w:tc>
       </w:tr>
       <w:tr>
-        <w:tblPrEx>
-          <w:tblCellMar>
-            <w:top w:w="0" w:type="dxa"/>
-            <w:bottom w:w="0" w:type="dxa"/>
-          </w:tblCellMar>
-        </w:tblPrEx>
         <w:trPr>
           <w:cantSplit/>
         </w:trPr>
@@ -37181,12 +35715,6 @@
         </w:tc>
       </w:tr>
       <w:tr>
-        <w:tblPrEx>
-          <w:tblCellMar>
-            <w:top w:w="0" w:type="dxa"/>
-            <w:bottom w:w="0" w:type="dxa"/>
-          </w:tblCellMar>
-        </w:tblPrEx>
         <w:trPr>
           <w:cantSplit/>
         </w:trPr>
@@ -37264,12 +35792,6 @@
         </w:tc>
       </w:tr>
       <w:tr>
-        <w:tblPrEx>
-          <w:tblCellMar>
-            <w:top w:w="0" w:type="dxa"/>
-            <w:bottom w:w="0" w:type="dxa"/>
-          </w:tblCellMar>
-        </w:tblPrEx>
         <w:trPr>
           <w:cantSplit/>
         </w:trPr>
@@ -37344,12 +35866,6 @@
         </w:tc>
       </w:tr>
       <w:tr>
-        <w:tblPrEx>
-          <w:tblCellMar>
-            <w:top w:w="0" w:type="dxa"/>
-            <w:bottom w:w="0" w:type="dxa"/>
-          </w:tblCellMar>
-        </w:tblPrEx>
         <w:trPr>
           <w:cantSplit/>
         </w:trPr>
@@ -37427,12 +35943,6 @@
         </w:tc>
       </w:tr>
       <w:tr>
-        <w:tblPrEx>
-          <w:tblCellMar>
-            <w:top w:w="0" w:type="dxa"/>
-            <w:bottom w:w="0" w:type="dxa"/>
-          </w:tblCellMar>
-        </w:tblPrEx>
         <w:trPr>
           <w:cantSplit/>
         </w:trPr>
@@ -37507,12 +36017,6 @@
         </w:tc>
       </w:tr>
       <w:tr>
-        <w:tblPrEx>
-          <w:tblCellMar>
-            <w:top w:w="0" w:type="dxa"/>
-            <w:bottom w:w="0" w:type="dxa"/>
-          </w:tblCellMar>
-        </w:tblPrEx>
         <w:trPr>
           <w:cantSplit/>
         </w:trPr>
@@ -37816,10 +36320,10 @@
 <file path=word/numbering.xml><?xml version="1.0" encoding="utf-8"?>
 <w:numbering xmlns:wpc="http://schemas.microsoft.com/office/word/2010/wordprocessingCanvas" xmlns:cx="http://schemas.microsoft.com/office/drawing/2014/chartex" xmlns:cx1="http://schemas.microsoft.com/office/drawing/2015/9/8/chartex" xmlns:cx2="http://schemas.microsoft.com/office/drawing/2015/10/21/chartex" xmlns:cx3="http://schemas.microsoft.com/office/drawing/2016/5/9/chartex" xmlns:cx4="http://schemas.microsoft.com/office/drawing/2016/5/10/chartex" xmlns:cx5="http://schemas.microsoft.com/office/drawing/2016/5/11/chartex" xmlns:cx6="http://schemas.microsoft.com/office/drawing/2016/5/12/chartex" xmlns:cx7="http://schemas.microsoft.com/office/drawing/2016/5/13/chartex" xmlns:cx8="http://schemas.microsoft.com/office/drawing/2016/5/14/chartex" xmlns:mc="http://schemas.openxmlformats.org/markup-compatibility/2006" xmlns:aink="http://schemas.microsoft.com/office/drawing/2016/ink" xmlns:am3d="http://schemas.microsoft.com/office/drawing/2017/model3d" xmlns:o="urn:schemas-microsoft-com:office:office" xmlns:oel="http://schemas.microsoft.com/office/2019/extlst" xmlns:r="http://schemas.openxmlformats.org/officeDocument/2006/relationships" xmlns:m="http://schemas.openxmlformats.org/officeDocument/2006/math" xmlns:v="urn:schemas-microsoft-com:vml" xmlns:wp14="http://schemas.microsoft.com/office/word/2010/wordprocessingDrawing" xmlns:wp="http://schemas.openxmlformats.org/drawingml/2006/wordprocessingDrawing" xmlns:w10="urn:schemas-microsoft-com:office:word" xmlns:w="http://schemas.openxmlformats.org/wordprocessingml/2006/main" xmlns:w14="http://schemas.microsoft.com/office/word/2010/wordml" xmlns:w15="http://schemas.microsoft.com/office/word/2012/wordml" xmlns:w16cex="http://schemas.microsoft.com/office/word/2018/wordml/cex" xmlns:w16cid="http://schemas.microsoft.com/office/word/2016/wordml/cid" xmlns:w16="http://schemas.microsoft.com/office/word/2018/wordml" xmlns:w16sdtdh="http://schemas.microsoft.com/office/word/2020/wordml/sdtdatahash" xmlns:w16se="http://schemas.microsoft.com/office/word/2015/wordml/symex" xmlns:wpg="http://schemas.microsoft.com/office/word/2010/wordprocessingGroup" xmlns:wpi="http://schemas.microsoft.com/office/word/2010/wordprocessingInk" xmlns:wne="http://schemas.microsoft.com/office/word/2006/wordml" xmlns:wps="http://schemas.microsoft.com/office/word/2010/wordprocessingShape" mc:Ignorable="w14 w15 w16se w16cid w16 w16cex w16sdtdh wp14">
   <w:abstractNum w:abstractNumId="0" w15:restartNumberingAfterBreak="0">
-    <w:nsid w:val="028F6332"/>
+    <w:nsid w:val="02081084"/>
     <w:multiLevelType w:val="hybridMultilevel"/>
-    <w:tmpl w:val="7A78AE92"/>
-    <w:lvl w:ilvl="0" w:tplc="B7F0F104">
+    <w:tmpl w:val="86AE5510"/>
+    <w:lvl w:ilvl="0" w:tplc="D1C872D2">
       <w:start w:val="1"/>
       <w:numFmt w:val="decimal"/>
       <w:lvlText w:val="%1."/>
@@ -37833,52 +36337,52 @@
         <w:color w:val="A67C27"/>
       </w:rPr>
     </w:lvl>
-    <w:lvl w:ilvl="1" w:tplc="BC20947E">
+    <w:lvl w:ilvl="1" w:tplc="4B92AA1E">
       <w:numFmt w:val="decimal"/>
       <w:lvlText w:val=""/>
       <w:lvlJc w:val="left"/>
     </w:lvl>
-    <w:lvl w:ilvl="2" w:tplc="3F3C5532">
+    <w:lvl w:ilvl="2" w:tplc="C20E1BB8">
       <w:numFmt w:val="decimal"/>
       <w:lvlText w:val=""/>
       <w:lvlJc w:val="left"/>
     </w:lvl>
-    <w:lvl w:ilvl="3" w:tplc="EBCA66DA">
+    <w:lvl w:ilvl="3" w:tplc="A1167B30">
       <w:numFmt w:val="decimal"/>
       <w:lvlText w:val=""/>
       <w:lvlJc w:val="left"/>
     </w:lvl>
-    <w:lvl w:ilvl="4" w:tplc="36CCB684">
+    <w:lvl w:ilvl="4" w:tplc="6F4668E2">
       <w:numFmt w:val="decimal"/>
       <w:lvlText w:val=""/>
       <w:lvlJc w:val="left"/>
     </w:lvl>
-    <w:lvl w:ilvl="5" w:tplc="688E6CE4">
+    <w:lvl w:ilvl="5" w:tplc="2C6A31A4">
       <w:numFmt w:val="decimal"/>
       <w:lvlText w:val=""/>
       <w:lvlJc w:val="left"/>
     </w:lvl>
-    <w:lvl w:ilvl="6" w:tplc="EC4E219C">
+    <w:lvl w:ilvl="6" w:tplc="B694CC66">
       <w:numFmt w:val="decimal"/>
       <w:lvlText w:val=""/>
       <w:lvlJc w:val="left"/>
     </w:lvl>
-    <w:lvl w:ilvl="7" w:tplc="C4D6E5EE">
+    <w:lvl w:ilvl="7" w:tplc="1D5EED48">
       <w:numFmt w:val="decimal"/>
       <w:lvlText w:val=""/>
       <w:lvlJc w:val="left"/>
     </w:lvl>
-    <w:lvl w:ilvl="8" w:tplc="82C66120">
+    <w:lvl w:ilvl="8" w:tplc="9878B3B0">
       <w:numFmt w:val="decimal"/>
       <w:lvlText w:val=""/>
       <w:lvlJc w:val="left"/>
     </w:lvl>
   </w:abstractNum>
   <w:abstractNum w:abstractNumId="1" w15:restartNumberingAfterBreak="0">
-    <w:nsid w:val="06453D54"/>
+    <w:nsid w:val="0F7C2AAF"/>
     <w:multiLevelType w:val="hybridMultilevel"/>
-    <w:tmpl w:val="069607D4"/>
-    <w:lvl w:ilvl="0" w:tplc="C6064D2C">
+    <w:tmpl w:val="609E1F82"/>
+    <w:lvl w:ilvl="0" w:tplc="375E6876">
       <w:start w:val="1"/>
       <w:numFmt w:val="decimal"/>
       <w:lvlText w:val="%1."/>
@@ -37892,52 +36396,52 @@
         <w:color w:val="A67C27"/>
       </w:rPr>
     </w:lvl>
-    <w:lvl w:ilvl="1" w:tplc="FB56E050">
+    <w:lvl w:ilvl="1" w:tplc="DAFC9E74">
       <w:numFmt w:val="decimal"/>
       <w:lvlText w:val=""/>
       <w:lvlJc w:val="left"/>
     </w:lvl>
-    <w:lvl w:ilvl="2" w:tplc="F2182F1E">
+    <w:lvl w:ilvl="2" w:tplc="57D4E0A2">
       <w:numFmt w:val="decimal"/>
       <w:lvlText w:val=""/>
       <w:lvlJc w:val="left"/>
     </w:lvl>
-    <w:lvl w:ilvl="3" w:tplc="E55EEB0E">
+    <w:lvl w:ilvl="3" w:tplc="25B2A4F0">
       <w:numFmt w:val="decimal"/>
       <w:lvlText w:val=""/>
       <w:lvlJc w:val="left"/>
     </w:lvl>
-    <w:lvl w:ilvl="4" w:tplc="04989258">
+    <w:lvl w:ilvl="4" w:tplc="FE407EC2">
       <w:numFmt w:val="decimal"/>
       <w:lvlText w:val=""/>
       <w:lvlJc w:val="left"/>
     </w:lvl>
-    <w:lvl w:ilvl="5" w:tplc="B232C54C">
+    <w:lvl w:ilvl="5" w:tplc="6548E558">
       <w:numFmt w:val="decimal"/>
       <w:lvlText w:val=""/>
       <w:lvlJc w:val="left"/>
     </w:lvl>
-    <w:lvl w:ilvl="6" w:tplc="85A8286A">
+    <w:lvl w:ilvl="6" w:tplc="249E11CE">
       <w:numFmt w:val="decimal"/>
       <w:lvlText w:val=""/>
       <w:lvlJc w:val="left"/>
     </w:lvl>
-    <w:lvl w:ilvl="7" w:tplc="AED80086">
+    <w:lvl w:ilvl="7" w:tplc="76BC79D8">
       <w:numFmt w:val="decimal"/>
       <w:lvlText w:val=""/>
       <w:lvlJc w:val="left"/>
     </w:lvl>
-    <w:lvl w:ilvl="8" w:tplc="8EB8BDC0">
+    <w:lvl w:ilvl="8" w:tplc="F670C9BC">
       <w:numFmt w:val="decimal"/>
       <w:lvlText w:val=""/>
       <w:lvlJc w:val="left"/>
     </w:lvl>
   </w:abstractNum>
   <w:abstractNum w:abstractNumId="2" w15:restartNumberingAfterBreak="0">
-    <w:nsid w:val="148A3428"/>
+    <w:nsid w:val="0F8C13BD"/>
     <w:multiLevelType w:val="hybridMultilevel"/>
-    <w:tmpl w:val="4424A2DE"/>
-    <w:lvl w:ilvl="0" w:tplc="8B104D1A">
+    <w:tmpl w:val="F9AE4C1C"/>
+    <w:lvl w:ilvl="0" w:tplc="22D22414">
       <w:start w:val="1"/>
       <w:numFmt w:val="decimal"/>
       <w:lvlText w:val="%1."/>
@@ -37951,52 +36455,52 @@
         <w:color w:val="A67C27"/>
       </w:rPr>
     </w:lvl>
-    <w:lvl w:ilvl="1" w:tplc="43AED0EA">
+    <w:lvl w:ilvl="1" w:tplc="9D9E45E2">
       <w:numFmt w:val="decimal"/>
       <w:lvlText w:val=""/>
       <w:lvlJc w:val="left"/>
     </w:lvl>
-    <w:lvl w:ilvl="2" w:tplc="51105B94">
+    <w:lvl w:ilvl="2" w:tplc="6F824D80">
       <w:numFmt w:val="decimal"/>
       <w:lvlText w:val=""/>
       <w:lvlJc w:val="left"/>
     </w:lvl>
-    <w:lvl w:ilvl="3" w:tplc="A9D25FBC">
+    <w:lvl w:ilvl="3" w:tplc="BF6E90F4">
       <w:numFmt w:val="decimal"/>
       <w:lvlText w:val=""/>
       <w:lvlJc w:val="left"/>
     </w:lvl>
-    <w:lvl w:ilvl="4" w:tplc="1E809964">
+    <w:lvl w:ilvl="4" w:tplc="5CBE5AC0">
       <w:numFmt w:val="decimal"/>
       <w:lvlText w:val=""/>
       <w:lvlJc w:val="left"/>
     </w:lvl>
-    <w:lvl w:ilvl="5" w:tplc="0416196E">
+    <w:lvl w:ilvl="5" w:tplc="FB98B146">
       <w:numFmt w:val="decimal"/>
       <w:lvlText w:val=""/>
       <w:lvlJc w:val="left"/>
     </w:lvl>
-    <w:lvl w:ilvl="6" w:tplc="D5A822B4">
+    <w:lvl w:ilvl="6" w:tplc="39803D8C">
       <w:numFmt w:val="decimal"/>
       <w:lvlText w:val=""/>
       <w:lvlJc w:val="left"/>
     </w:lvl>
-    <w:lvl w:ilvl="7" w:tplc="963AA212">
+    <w:lvl w:ilvl="7" w:tplc="9AE27732">
       <w:numFmt w:val="decimal"/>
       <w:lvlText w:val=""/>
       <w:lvlJc w:val="left"/>
     </w:lvl>
-    <w:lvl w:ilvl="8" w:tplc="056C6486">
+    <w:lvl w:ilvl="8" w:tplc="2CA2A226">
       <w:numFmt w:val="decimal"/>
       <w:lvlText w:val=""/>
       <w:lvlJc w:val="left"/>
     </w:lvl>
   </w:abstractNum>
   <w:abstractNum w:abstractNumId="3" w15:restartNumberingAfterBreak="0">
-    <w:nsid w:val="16143794"/>
+    <w:nsid w:val="19686EBB"/>
     <w:multiLevelType w:val="hybridMultilevel"/>
-    <w:tmpl w:val="EA58DB46"/>
-    <w:lvl w:ilvl="0" w:tplc="8B0E3DC8">
+    <w:tmpl w:val="8B90932A"/>
+    <w:lvl w:ilvl="0" w:tplc="4A900CEA">
       <w:start w:val="1"/>
       <w:numFmt w:val="decimal"/>
       <w:lvlText w:val="%1."/>
@@ -38010,52 +36514,52 @@
         <w:color w:val="A67C27"/>
       </w:rPr>
     </w:lvl>
-    <w:lvl w:ilvl="1" w:tplc="B2E81342">
+    <w:lvl w:ilvl="1" w:tplc="CDC0CDCA">
       <w:numFmt w:val="decimal"/>
       <w:lvlText w:val=""/>
       <w:lvlJc w:val="left"/>
     </w:lvl>
-    <w:lvl w:ilvl="2" w:tplc="2BC0ED7E">
+    <w:lvl w:ilvl="2" w:tplc="7B18AC28">
       <w:numFmt w:val="decimal"/>
       <w:lvlText w:val=""/>
       <w:lvlJc w:val="left"/>
     </w:lvl>
-    <w:lvl w:ilvl="3" w:tplc="B6882AB4">
+    <w:lvl w:ilvl="3" w:tplc="00E481DA">
       <w:numFmt w:val="decimal"/>
       <w:lvlText w:val=""/>
       <w:lvlJc w:val="left"/>
     </w:lvl>
-    <w:lvl w:ilvl="4" w:tplc="ACE0BFD8">
+    <w:lvl w:ilvl="4" w:tplc="FF4C8DBE">
       <w:numFmt w:val="decimal"/>
       <w:lvlText w:val=""/>
       <w:lvlJc w:val="left"/>
     </w:lvl>
-    <w:lvl w:ilvl="5" w:tplc="4FC4A8EA">
+    <w:lvl w:ilvl="5" w:tplc="55BA434C">
       <w:numFmt w:val="decimal"/>
       <w:lvlText w:val=""/>
       <w:lvlJc w:val="left"/>
     </w:lvl>
-    <w:lvl w:ilvl="6" w:tplc="9FEC87B0">
+    <w:lvl w:ilvl="6" w:tplc="35D0F8AE">
       <w:numFmt w:val="decimal"/>
       <w:lvlText w:val=""/>
       <w:lvlJc w:val="left"/>
     </w:lvl>
-    <w:lvl w:ilvl="7" w:tplc="E9669DD8">
+    <w:lvl w:ilvl="7" w:tplc="ADF88A20">
       <w:numFmt w:val="decimal"/>
       <w:lvlText w:val=""/>
       <w:lvlJc w:val="left"/>
     </w:lvl>
-    <w:lvl w:ilvl="8" w:tplc="16EA80FA">
+    <w:lvl w:ilvl="8" w:tplc="6322738E">
       <w:numFmt w:val="decimal"/>
       <w:lvlText w:val=""/>
       <w:lvlJc w:val="left"/>
     </w:lvl>
   </w:abstractNum>
   <w:abstractNum w:abstractNumId="4" w15:restartNumberingAfterBreak="0">
-    <w:nsid w:val="1661429F"/>
+    <w:nsid w:val="27C03DEB"/>
     <w:multiLevelType w:val="hybridMultilevel"/>
-    <w:tmpl w:val="070A51D8"/>
-    <w:lvl w:ilvl="0" w:tplc="2F7273B2">
+    <w:tmpl w:val="3AE8676E"/>
+    <w:lvl w:ilvl="0" w:tplc="3F168962">
       <w:start w:val="1"/>
       <w:numFmt w:val="decimal"/>
       <w:lvlText w:val="%1."/>
@@ -38069,52 +36573,52 @@
         <w:color w:val="A67C27"/>
       </w:rPr>
     </w:lvl>
-    <w:lvl w:ilvl="1" w:tplc="EA58D088">
+    <w:lvl w:ilvl="1" w:tplc="D7B8553E">
       <w:numFmt w:val="decimal"/>
       <w:lvlText w:val=""/>
       <w:lvlJc w:val="left"/>
     </w:lvl>
-    <w:lvl w:ilvl="2" w:tplc="A8D0E048">
+    <w:lvl w:ilvl="2" w:tplc="B83EB13E">
       <w:numFmt w:val="decimal"/>
       <w:lvlText w:val=""/>
       <w:lvlJc w:val="left"/>
     </w:lvl>
-    <w:lvl w:ilvl="3" w:tplc="ACAA6406">
+    <w:lvl w:ilvl="3" w:tplc="41689C28">
       <w:numFmt w:val="decimal"/>
       <w:lvlText w:val=""/>
       <w:lvlJc w:val="left"/>
     </w:lvl>
-    <w:lvl w:ilvl="4" w:tplc="B2AC01CC">
+    <w:lvl w:ilvl="4" w:tplc="2A30D98C">
       <w:numFmt w:val="decimal"/>
       <w:lvlText w:val=""/>
       <w:lvlJc w:val="left"/>
     </w:lvl>
-    <w:lvl w:ilvl="5" w:tplc="6C626FAE">
+    <w:lvl w:ilvl="5" w:tplc="8F0A1522">
       <w:numFmt w:val="decimal"/>
       <w:lvlText w:val=""/>
       <w:lvlJc w:val="left"/>
     </w:lvl>
-    <w:lvl w:ilvl="6" w:tplc="CF6E3954">
+    <w:lvl w:ilvl="6" w:tplc="F7F4CD6C">
       <w:numFmt w:val="decimal"/>
       <w:lvlText w:val=""/>
       <w:lvlJc w:val="left"/>
     </w:lvl>
-    <w:lvl w:ilvl="7" w:tplc="BD701F34">
+    <w:lvl w:ilvl="7" w:tplc="49EC63BA">
       <w:numFmt w:val="decimal"/>
       <w:lvlText w:val=""/>
       <w:lvlJc w:val="left"/>
     </w:lvl>
-    <w:lvl w:ilvl="8" w:tplc="8F342A44">
+    <w:lvl w:ilvl="8" w:tplc="6C4E57C8">
       <w:numFmt w:val="decimal"/>
       <w:lvlText w:val=""/>
       <w:lvlJc w:val="left"/>
     </w:lvl>
   </w:abstractNum>
   <w:abstractNum w:abstractNumId="5" w15:restartNumberingAfterBreak="0">
-    <w:nsid w:val="189F5253"/>
+    <w:nsid w:val="2B953AC4"/>
     <w:multiLevelType w:val="hybridMultilevel"/>
-    <w:tmpl w:val="142ACEB6"/>
-    <w:lvl w:ilvl="0" w:tplc="9D4E5B66">
+    <w:tmpl w:val="55CCC3F2"/>
+    <w:lvl w:ilvl="0" w:tplc="B6E63272">
       <w:start w:val="1"/>
       <w:numFmt w:val="decimal"/>
       <w:lvlText w:val="%1."/>
@@ -38128,52 +36632,52 @@
         <w:color w:val="A67C27"/>
       </w:rPr>
     </w:lvl>
-    <w:lvl w:ilvl="1" w:tplc="C916D468">
+    <w:lvl w:ilvl="1" w:tplc="C9901682">
       <w:numFmt w:val="decimal"/>
       <w:lvlText w:val=""/>
       <w:lvlJc w:val="left"/>
     </w:lvl>
-    <w:lvl w:ilvl="2" w:tplc="48041AE6">
+    <w:lvl w:ilvl="2" w:tplc="FC7EFF82">
       <w:numFmt w:val="decimal"/>
       <w:lvlText w:val=""/>
       <w:lvlJc w:val="left"/>
     </w:lvl>
-    <w:lvl w:ilvl="3" w:tplc="5E02D396">
+    <w:lvl w:ilvl="3" w:tplc="E5C0B47A">
       <w:numFmt w:val="decimal"/>
       <w:lvlText w:val=""/>
       <w:lvlJc w:val="left"/>
     </w:lvl>
-    <w:lvl w:ilvl="4" w:tplc="995CF542">
+    <w:lvl w:ilvl="4" w:tplc="4CB2C728">
       <w:numFmt w:val="decimal"/>
       <w:lvlText w:val=""/>
       <w:lvlJc w:val="left"/>
     </w:lvl>
-    <w:lvl w:ilvl="5" w:tplc="72021D6A">
+    <w:lvl w:ilvl="5" w:tplc="076C1F2E">
       <w:numFmt w:val="decimal"/>
       <w:lvlText w:val=""/>
       <w:lvlJc w:val="left"/>
     </w:lvl>
-    <w:lvl w:ilvl="6" w:tplc="B4664126">
+    <w:lvl w:ilvl="6" w:tplc="73A28B38">
       <w:numFmt w:val="decimal"/>
       <w:lvlText w:val=""/>
       <w:lvlJc w:val="left"/>
     </w:lvl>
-    <w:lvl w:ilvl="7" w:tplc="D9A638A6">
+    <w:lvl w:ilvl="7" w:tplc="7D887048">
       <w:numFmt w:val="decimal"/>
       <w:lvlText w:val=""/>
       <w:lvlJc w:val="left"/>
     </w:lvl>
-    <w:lvl w:ilvl="8" w:tplc="8B7A73D4">
+    <w:lvl w:ilvl="8" w:tplc="065E8C56">
       <w:numFmt w:val="decimal"/>
       <w:lvlText w:val=""/>
       <w:lvlJc w:val="left"/>
     </w:lvl>
   </w:abstractNum>
   <w:abstractNum w:abstractNumId="6" w15:restartNumberingAfterBreak="0">
-    <w:nsid w:val="1B3B4B73"/>
+    <w:nsid w:val="2DAE3082"/>
     <w:multiLevelType w:val="hybridMultilevel"/>
-    <w:tmpl w:val="88F0EB9E"/>
-    <w:lvl w:ilvl="0" w:tplc="9208BBEC">
+    <w:tmpl w:val="6B54FDCC"/>
+    <w:lvl w:ilvl="0" w:tplc="0E6A7360">
       <w:start w:val="1"/>
       <w:numFmt w:val="decimal"/>
       <w:lvlText w:val="%1."/>
@@ -38187,52 +36691,52 @@
         <w:color w:val="A67C27"/>
       </w:rPr>
     </w:lvl>
-    <w:lvl w:ilvl="1" w:tplc="C3507940">
+    <w:lvl w:ilvl="1" w:tplc="BB6CA854">
       <w:numFmt w:val="decimal"/>
       <w:lvlText w:val=""/>
       <w:lvlJc w:val="left"/>
     </w:lvl>
-    <w:lvl w:ilvl="2" w:tplc="16B456C2">
+    <w:lvl w:ilvl="2" w:tplc="3A2045E0">
       <w:numFmt w:val="decimal"/>
       <w:lvlText w:val=""/>
       <w:lvlJc w:val="left"/>
     </w:lvl>
-    <w:lvl w:ilvl="3" w:tplc="AC04C37C">
+    <w:lvl w:ilvl="3" w:tplc="1236F668">
       <w:numFmt w:val="decimal"/>
       <w:lvlText w:val=""/>
       <w:lvlJc w:val="left"/>
     </w:lvl>
-    <w:lvl w:ilvl="4" w:tplc="F4421EDC">
+    <w:lvl w:ilvl="4" w:tplc="ABB00078">
       <w:numFmt w:val="decimal"/>
       <w:lvlText w:val=""/>
       <w:lvlJc w:val="left"/>
     </w:lvl>
-    <w:lvl w:ilvl="5" w:tplc="68669A64">
+    <w:lvl w:ilvl="5" w:tplc="3BA0BE44">
       <w:numFmt w:val="decimal"/>
       <w:lvlText w:val=""/>
       <w:lvlJc w:val="left"/>
     </w:lvl>
-    <w:lvl w:ilvl="6" w:tplc="96CEFF28">
+    <w:lvl w:ilvl="6" w:tplc="D07E0B62">
       <w:numFmt w:val="decimal"/>
       <w:lvlText w:val=""/>
       <w:lvlJc w:val="left"/>
     </w:lvl>
-    <w:lvl w:ilvl="7" w:tplc="6616CD2A">
+    <w:lvl w:ilvl="7" w:tplc="0ED443F8">
       <w:numFmt w:val="decimal"/>
       <w:lvlText w:val=""/>
       <w:lvlJc w:val="left"/>
     </w:lvl>
-    <w:lvl w:ilvl="8" w:tplc="68E20430">
+    <w:lvl w:ilvl="8" w:tplc="DFA2C8CC">
       <w:numFmt w:val="decimal"/>
       <w:lvlText w:val=""/>
       <w:lvlJc w:val="left"/>
     </w:lvl>
   </w:abstractNum>
   <w:abstractNum w:abstractNumId="7" w15:restartNumberingAfterBreak="0">
-    <w:nsid w:val="1E706AB2"/>
+    <w:nsid w:val="30574066"/>
     <w:multiLevelType w:val="hybridMultilevel"/>
-    <w:tmpl w:val="19B69A64"/>
-    <w:lvl w:ilvl="0" w:tplc="8DD4A14E">
+    <w:tmpl w:val="A94EAA08"/>
+    <w:lvl w:ilvl="0" w:tplc="73200CF2">
       <w:start w:val="1"/>
       <w:numFmt w:val="decimal"/>
       <w:lvlText w:val="%1."/>
@@ -38246,52 +36750,52 @@
         <w:color w:val="A67C27"/>
       </w:rPr>
     </w:lvl>
-    <w:lvl w:ilvl="1" w:tplc="A6DA6F68">
+    <w:lvl w:ilvl="1" w:tplc="EC4A8CFA">
       <w:numFmt w:val="decimal"/>
       <w:lvlText w:val=""/>
       <w:lvlJc w:val="left"/>
     </w:lvl>
-    <w:lvl w:ilvl="2" w:tplc="8CBEBAFC">
+    <w:lvl w:ilvl="2" w:tplc="F89C07C0">
       <w:numFmt w:val="decimal"/>
       <w:lvlText w:val=""/>
       <w:lvlJc w:val="left"/>
     </w:lvl>
-    <w:lvl w:ilvl="3" w:tplc="E8DAB4D4">
+    <w:lvl w:ilvl="3" w:tplc="89529718">
       <w:numFmt w:val="decimal"/>
       <w:lvlText w:val=""/>
       <w:lvlJc w:val="left"/>
     </w:lvl>
-    <w:lvl w:ilvl="4" w:tplc="96B8C09C">
+    <w:lvl w:ilvl="4" w:tplc="1150ABE0">
       <w:numFmt w:val="decimal"/>
       <w:lvlText w:val=""/>
       <w:lvlJc w:val="left"/>
     </w:lvl>
-    <w:lvl w:ilvl="5" w:tplc="A0FAFE48">
+    <w:lvl w:ilvl="5" w:tplc="51DA974E">
       <w:numFmt w:val="decimal"/>
       <w:lvlText w:val=""/>
       <w:lvlJc w:val="left"/>
     </w:lvl>
-    <w:lvl w:ilvl="6" w:tplc="CC6CD81E">
+    <w:lvl w:ilvl="6" w:tplc="2C22905E">
       <w:numFmt w:val="decimal"/>
       <w:lvlText w:val=""/>
       <w:lvlJc w:val="left"/>
     </w:lvl>
-    <w:lvl w:ilvl="7" w:tplc="AB1027EC">
+    <w:lvl w:ilvl="7" w:tplc="058290BE">
       <w:numFmt w:val="decimal"/>
       <w:lvlText w:val=""/>
       <w:lvlJc w:val="left"/>
     </w:lvl>
-    <w:lvl w:ilvl="8" w:tplc="1534BD66">
+    <w:lvl w:ilvl="8" w:tplc="48487F00">
       <w:numFmt w:val="decimal"/>
       <w:lvlText w:val=""/>
       <w:lvlJc w:val="left"/>
     </w:lvl>
   </w:abstractNum>
   <w:abstractNum w:abstractNumId="8" w15:restartNumberingAfterBreak="0">
-    <w:nsid w:val="1FCC04C5"/>
+    <w:nsid w:val="325A6F27"/>
     <w:multiLevelType w:val="hybridMultilevel"/>
-    <w:tmpl w:val="307C8F6A"/>
-    <w:lvl w:ilvl="0" w:tplc="3B10415E">
+    <w:tmpl w:val="DBFA909C"/>
+    <w:lvl w:ilvl="0" w:tplc="44B41A08">
       <w:start w:val="1"/>
       <w:numFmt w:val="decimal"/>
       <w:lvlText w:val="%1."/>
@@ -38305,52 +36809,52 @@
         <w:color w:val="A67C27"/>
       </w:rPr>
     </w:lvl>
-    <w:lvl w:ilvl="1" w:tplc="3B20C3DA">
+    <w:lvl w:ilvl="1" w:tplc="EDBE1FD0">
       <w:numFmt w:val="decimal"/>
       <w:lvlText w:val=""/>
       <w:lvlJc w:val="left"/>
     </w:lvl>
-    <w:lvl w:ilvl="2" w:tplc="2688A254">
+    <w:lvl w:ilvl="2" w:tplc="EDCE8F72">
       <w:numFmt w:val="decimal"/>
       <w:lvlText w:val=""/>
       <w:lvlJc w:val="left"/>
     </w:lvl>
-    <w:lvl w:ilvl="3" w:tplc="0C52FE84">
+    <w:lvl w:ilvl="3" w:tplc="70782BE4">
       <w:numFmt w:val="decimal"/>
       <w:lvlText w:val=""/>
       <w:lvlJc w:val="left"/>
     </w:lvl>
-    <w:lvl w:ilvl="4" w:tplc="B36E18A8">
+    <w:lvl w:ilvl="4" w:tplc="20E65E6E">
       <w:numFmt w:val="decimal"/>
       <w:lvlText w:val=""/>
       <w:lvlJc w:val="left"/>
     </w:lvl>
-    <w:lvl w:ilvl="5" w:tplc="6B8A11E4">
+    <w:lvl w:ilvl="5" w:tplc="144E4AB6">
       <w:numFmt w:val="decimal"/>
       <w:lvlText w:val=""/>
       <w:lvlJc w:val="left"/>
     </w:lvl>
-    <w:lvl w:ilvl="6" w:tplc="DC86BEDE">
+    <w:lvl w:ilvl="6" w:tplc="96C0BD50">
       <w:numFmt w:val="decimal"/>
       <w:lvlText w:val=""/>
       <w:lvlJc w:val="left"/>
     </w:lvl>
-    <w:lvl w:ilvl="7" w:tplc="C6D67CBC">
+    <w:lvl w:ilvl="7" w:tplc="528C1636">
       <w:numFmt w:val="decimal"/>
       <w:lvlText w:val=""/>
       <w:lvlJc w:val="left"/>
     </w:lvl>
-    <w:lvl w:ilvl="8" w:tplc="9D8206C8">
+    <w:lvl w:ilvl="8" w:tplc="71868704">
       <w:numFmt w:val="decimal"/>
       <w:lvlText w:val=""/>
       <w:lvlJc w:val="left"/>
     </w:lvl>
   </w:abstractNum>
   <w:abstractNum w:abstractNumId="9" w15:restartNumberingAfterBreak="0">
-    <w:nsid w:val="24C3042A"/>
+    <w:nsid w:val="35721913"/>
     <w:multiLevelType w:val="hybridMultilevel"/>
-    <w:tmpl w:val="CD4C6388"/>
-    <w:lvl w:ilvl="0" w:tplc="C814487A">
+    <w:tmpl w:val="6CB84656"/>
+    <w:lvl w:ilvl="0" w:tplc="E144A12A">
       <w:start w:val="1"/>
       <w:numFmt w:val="decimal"/>
       <w:lvlText w:val="%1."/>
@@ -38364,52 +36868,52 @@
         <w:color w:val="A67C27"/>
       </w:rPr>
     </w:lvl>
-    <w:lvl w:ilvl="1" w:tplc="CA62C6E6">
+    <w:lvl w:ilvl="1" w:tplc="64E66A02">
       <w:numFmt w:val="decimal"/>
       <w:lvlText w:val=""/>
       <w:lvlJc w:val="left"/>
     </w:lvl>
-    <w:lvl w:ilvl="2" w:tplc="DE667FCE">
+    <w:lvl w:ilvl="2" w:tplc="5770D418">
       <w:numFmt w:val="decimal"/>
       <w:lvlText w:val=""/>
       <w:lvlJc w:val="left"/>
     </w:lvl>
-    <w:lvl w:ilvl="3" w:tplc="863C2544">
+    <w:lvl w:ilvl="3" w:tplc="1614763E">
       <w:numFmt w:val="decimal"/>
       <w:lvlText w:val=""/>
       <w:lvlJc w:val="left"/>
     </w:lvl>
-    <w:lvl w:ilvl="4" w:tplc="F8323F74">
+    <w:lvl w:ilvl="4" w:tplc="AC78F7DA">
       <w:numFmt w:val="decimal"/>
       <w:lvlText w:val=""/>
       <w:lvlJc w:val="left"/>
     </w:lvl>
-    <w:lvl w:ilvl="5" w:tplc="CB68F338">
+    <w:lvl w:ilvl="5" w:tplc="2C505D3C">
       <w:numFmt w:val="decimal"/>
       <w:lvlText w:val=""/>
       <w:lvlJc w:val="left"/>
     </w:lvl>
-    <w:lvl w:ilvl="6" w:tplc="474EED32">
+    <w:lvl w:ilvl="6" w:tplc="4FAE26FC">
       <w:numFmt w:val="decimal"/>
       <w:lvlText w:val=""/>
       <w:lvlJc w:val="left"/>
     </w:lvl>
-    <w:lvl w:ilvl="7" w:tplc="195C3BDE">
+    <w:lvl w:ilvl="7" w:tplc="F8162AD6">
       <w:numFmt w:val="decimal"/>
       <w:lvlText w:val=""/>
       <w:lvlJc w:val="left"/>
     </w:lvl>
-    <w:lvl w:ilvl="8" w:tplc="2F7032FC">
+    <w:lvl w:ilvl="8" w:tplc="B4DC0F16">
       <w:numFmt w:val="decimal"/>
       <w:lvlText w:val=""/>
       <w:lvlJc w:val="left"/>
     </w:lvl>
   </w:abstractNum>
   <w:abstractNum w:abstractNumId="10" w15:restartNumberingAfterBreak="0">
-    <w:nsid w:val="27FF1550"/>
+    <w:nsid w:val="36E23413"/>
     <w:multiLevelType w:val="hybridMultilevel"/>
-    <w:tmpl w:val="AFF4B3DC"/>
-    <w:lvl w:ilvl="0" w:tplc="94A64C00">
+    <w:tmpl w:val="19E4AC58"/>
+    <w:lvl w:ilvl="0" w:tplc="27FA2352">
       <w:start w:val="1"/>
       <w:numFmt w:val="decimal"/>
       <w:lvlText w:val="%1."/>
@@ -38423,52 +36927,52 @@
         <w:color w:val="A67C27"/>
       </w:rPr>
     </w:lvl>
-    <w:lvl w:ilvl="1" w:tplc="EEDAAD26">
+    <w:lvl w:ilvl="1" w:tplc="76FE64D0">
       <w:numFmt w:val="decimal"/>
       <w:lvlText w:val=""/>
       <w:lvlJc w:val="left"/>
     </w:lvl>
-    <w:lvl w:ilvl="2" w:tplc="223EF45E">
+    <w:lvl w:ilvl="2" w:tplc="154EAA1C">
       <w:numFmt w:val="decimal"/>
       <w:lvlText w:val=""/>
       <w:lvlJc w:val="left"/>
     </w:lvl>
-    <w:lvl w:ilvl="3" w:tplc="7ECA84BE">
+    <w:lvl w:ilvl="3" w:tplc="696CD522">
       <w:numFmt w:val="decimal"/>
       <w:lvlText w:val=""/>
       <w:lvlJc w:val="left"/>
     </w:lvl>
-    <w:lvl w:ilvl="4" w:tplc="F4DC661E">
+    <w:lvl w:ilvl="4" w:tplc="02B2C7CE">
       <w:numFmt w:val="decimal"/>
       <w:lvlText w:val=""/>
       <w:lvlJc w:val="left"/>
     </w:lvl>
-    <w:lvl w:ilvl="5" w:tplc="FFDC32FA">
+    <w:lvl w:ilvl="5" w:tplc="C2DCFEA8">
       <w:numFmt w:val="decimal"/>
       <w:lvlText w:val=""/>
       <w:lvlJc w:val="left"/>
     </w:lvl>
-    <w:lvl w:ilvl="6" w:tplc="F60CD436">
+    <w:lvl w:ilvl="6" w:tplc="F83A5720">
       <w:numFmt w:val="decimal"/>
       <w:lvlText w:val=""/>
       <w:lvlJc w:val="left"/>
     </w:lvl>
-    <w:lvl w:ilvl="7" w:tplc="CFCE98E6">
+    <w:lvl w:ilvl="7" w:tplc="CF326B68">
       <w:numFmt w:val="decimal"/>
       <w:lvlText w:val=""/>
       <w:lvlJc w:val="left"/>
     </w:lvl>
-    <w:lvl w:ilvl="8" w:tplc="55226844">
+    <w:lvl w:ilvl="8" w:tplc="E16217DA">
       <w:numFmt w:val="decimal"/>
       <w:lvlText w:val=""/>
       <w:lvlJc w:val="left"/>
     </w:lvl>
   </w:abstractNum>
   <w:abstractNum w:abstractNumId="11" w15:restartNumberingAfterBreak="0">
-    <w:nsid w:val="2B8B1DB3"/>
+    <w:nsid w:val="3A8D7633"/>
     <w:multiLevelType w:val="hybridMultilevel"/>
-    <w:tmpl w:val="2D5EC63C"/>
-    <w:lvl w:ilvl="0" w:tplc="88E676F8">
+    <w:tmpl w:val="AA5E581E"/>
+    <w:lvl w:ilvl="0" w:tplc="0F6A944C">
       <w:start w:val="1"/>
       <w:numFmt w:val="decimal"/>
       <w:lvlText w:val="%1."/>
@@ -38482,110 +36986,111 @@
         <w:color w:val="A67C27"/>
       </w:rPr>
     </w:lvl>
-    <w:lvl w:ilvl="1" w:tplc="96863C18">
+    <w:lvl w:ilvl="1" w:tplc="91D4EBE6">
       <w:numFmt w:val="decimal"/>
       <w:lvlText w:val=""/>
       <w:lvlJc w:val="left"/>
     </w:lvl>
-    <w:lvl w:ilvl="2" w:tplc="E112EFCA">
+    <w:lvl w:ilvl="2" w:tplc="7416F6B2">
       <w:numFmt w:val="decimal"/>
       <w:lvlText w:val=""/>
       <w:lvlJc w:val="left"/>
     </w:lvl>
-    <w:lvl w:ilvl="3" w:tplc="C5000C2A">
+    <w:lvl w:ilvl="3" w:tplc="B1C8C6B0">
       <w:numFmt w:val="decimal"/>
       <w:lvlText w:val=""/>
       <w:lvlJc w:val="left"/>
     </w:lvl>
-    <w:lvl w:ilvl="4" w:tplc="ED8239A2">
+    <w:lvl w:ilvl="4" w:tplc="E81C3D7A">
       <w:numFmt w:val="decimal"/>
       <w:lvlText w:val=""/>
       <w:lvlJc w:val="left"/>
     </w:lvl>
-    <w:lvl w:ilvl="5" w:tplc="8676EF8A">
+    <w:lvl w:ilvl="5" w:tplc="BD761288">
       <w:numFmt w:val="decimal"/>
       <w:lvlText w:val=""/>
       <w:lvlJc w:val="left"/>
     </w:lvl>
-    <w:lvl w:ilvl="6" w:tplc="38D0CD2E">
+    <w:lvl w:ilvl="6" w:tplc="3C34029A">
       <w:numFmt w:val="decimal"/>
       <w:lvlText w:val=""/>
       <w:lvlJc w:val="left"/>
     </w:lvl>
-    <w:lvl w:ilvl="7" w:tplc="D264D616">
+    <w:lvl w:ilvl="7" w:tplc="11ECF260">
       <w:numFmt w:val="decimal"/>
       <w:lvlText w:val=""/>
       <w:lvlJc w:val="left"/>
     </w:lvl>
-    <w:lvl w:ilvl="8" w:tplc="B30C435A">
+    <w:lvl w:ilvl="8" w:tplc="ECE498BC">
       <w:numFmt w:val="decimal"/>
       <w:lvlText w:val=""/>
       <w:lvlJc w:val="left"/>
     </w:lvl>
   </w:abstractNum>
   <w:abstractNum w:abstractNumId="12" w15:restartNumberingAfterBreak="0">
-    <w:nsid w:val="31CA6235"/>
+    <w:nsid w:val="4A556F6D"/>
     <w:multiLevelType w:val="hybridMultilevel"/>
-    <w:tmpl w:val="9A369980"/>
-    <w:lvl w:ilvl="0" w:tplc="6582C5D8">
+    <w:tmpl w:val="01BA9754"/>
+    <w:lvl w:ilvl="0" w:tplc="F1B66EF0">
       <w:start w:val="1"/>
-      <w:numFmt w:val="bullet"/>
-      <w:lvlText w:val="•"/>
+      <w:numFmt w:val="decimal"/>
+      <w:lvlText w:val="%1."/>
       <w:lvlJc w:val="left"/>
       <w:pPr>
-        <w:ind w:left="460" w:hanging="280"/>
-      </w:pPr>
+        <w:ind w:left="460" w:hanging="360"/>
+      </w:pPr>
+      <w:rPr>
+        <w:b/>
+        <w:bCs/>
+        <w:color w:val="A67C27"/>
+      </w:rPr>
     </w:lvl>
-    <w:lvl w:ilvl="1" w:tplc="63169F80">
-      <w:start w:val="1"/>
-      <w:numFmt w:val="bullet"/>
-      <w:lvlText w:val="–"/>
-      <w:lvlJc w:val="left"/>
-      <w:pPr>
-        <w:ind w:left="900" w:hanging="280"/>
-      </w:pPr>
-    </w:lvl>
-    <w:lvl w:ilvl="2" w:tplc="6BA04FA2">
+    <w:lvl w:ilvl="1" w:tplc="8F0E96EC">
       <w:numFmt w:val="decimal"/>
       <w:lvlText w:val=""/>
       <w:lvlJc w:val="left"/>
     </w:lvl>
-    <w:lvl w:ilvl="3" w:tplc="9382533C">
+    <w:lvl w:ilvl="2" w:tplc="514C6016">
       <w:numFmt w:val="decimal"/>
       <w:lvlText w:val=""/>
       <w:lvlJc w:val="left"/>
     </w:lvl>
-    <w:lvl w:ilvl="4" w:tplc="ABC89D6E">
+    <w:lvl w:ilvl="3" w:tplc="8F88DD4C">
       <w:numFmt w:val="decimal"/>
       <w:lvlText w:val=""/>
       <w:lvlJc w:val="left"/>
     </w:lvl>
-    <w:lvl w:ilvl="5" w:tplc="2B8853DA">
+    <w:lvl w:ilvl="4" w:tplc="4B2C34A2">
       <w:numFmt w:val="decimal"/>
       <w:lvlText w:val=""/>
       <w:lvlJc w:val="left"/>
     </w:lvl>
-    <w:lvl w:ilvl="6" w:tplc="6074A1C4">
+    <w:lvl w:ilvl="5" w:tplc="BC405850">
       <w:numFmt w:val="decimal"/>
       <w:lvlText w:val=""/>
       <w:lvlJc w:val="left"/>
     </w:lvl>
-    <w:lvl w:ilvl="7" w:tplc="5914CC00">
+    <w:lvl w:ilvl="6" w:tplc="7ECCD5F4">
       <w:numFmt w:val="decimal"/>
       <w:lvlText w:val=""/>
       <w:lvlJc w:val="left"/>
     </w:lvl>
-    <w:lvl w:ilvl="8" w:tplc="C2DABA68">
+    <w:lvl w:ilvl="7" w:tplc="687E3396">
+      <w:numFmt w:val="decimal"/>
+      <w:lvlText w:val=""/>
+      <w:lvlJc w:val="left"/>
+    </w:lvl>
+    <w:lvl w:ilvl="8" w:tplc="8890926C">
       <w:numFmt w:val="decimal"/>
       <w:lvlText w:val=""/>
       <w:lvlJc w:val="left"/>
     </w:lvl>
   </w:abstractNum>
   <w:abstractNum w:abstractNumId="13" w15:restartNumberingAfterBreak="0">
-    <w:nsid w:val="32157FB8"/>
+    <w:nsid w:val="4DD70256"/>
     <w:multiLevelType w:val="hybridMultilevel"/>
-    <w:tmpl w:val="FFBEBE8E"/>
-    <w:lvl w:ilvl="0" w:tplc="FEC0B55C">
+    <w:tmpl w:val="A84AAF7C"/>
+    <w:lvl w:ilvl="0" w:tplc="962EC9B6">
       <w:start w:val="1"/>
       <w:numFmt w:val="decimal"/>
       <w:lvlText w:val="%1."/>
@@ -38599,52 +37104,52 @@
         <w:color w:val="A67C27"/>
       </w:rPr>
     </w:lvl>
-    <w:lvl w:ilvl="1" w:tplc="2ADED04C">
+    <w:lvl w:ilvl="1" w:tplc="F812950A">
       <w:numFmt w:val="decimal"/>
       <w:lvlText w:val=""/>
       <w:lvlJc w:val="left"/>
     </w:lvl>
-    <w:lvl w:ilvl="2" w:tplc="70A86F50">
+    <w:lvl w:ilvl="2" w:tplc="3CFAB4EA">
       <w:numFmt w:val="decimal"/>
       <w:lvlText w:val=""/>
       <w:lvlJc w:val="left"/>
     </w:lvl>
-    <w:lvl w:ilvl="3" w:tplc="AE7E9F56">
+    <w:lvl w:ilvl="3" w:tplc="177AE38C">
       <w:numFmt w:val="decimal"/>
       <w:lvlText w:val=""/>
       <w:lvlJc w:val="left"/>
     </w:lvl>
-    <w:lvl w:ilvl="4" w:tplc="11788BEC">
+    <w:lvl w:ilvl="4" w:tplc="FCA61118">
       <w:numFmt w:val="decimal"/>
       <w:lvlText w:val=""/>
       <w:lvlJc w:val="left"/>
     </w:lvl>
-    <w:lvl w:ilvl="5" w:tplc="657A7002">
+    <w:lvl w:ilvl="5" w:tplc="024212BA">
       <w:numFmt w:val="decimal"/>
       <w:lvlText w:val=""/>
       <w:lvlJc w:val="left"/>
     </w:lvl>
-    <w:lvl w:ilvl="6" w:tplc="5F70A2DA">
+    <w:lvl w:ilvl="6" w:tplc="D7EE45A8">
       <w:numFmt w:val="decimal"/>
       <w:lvlText w:val=""/>
       <w:lvlJc w:val="left"/>
     </w:lvl>
-    <w:lvl w:ilvl="7" w:tplc="16448D68">
+    <w:lvl w:ilvl="7" w:tplc="A210A9E6">
       <w:numFmt w:val="decimal"/>
       <w:lvlText w:val=""/>
       <w:lvlJc w:val="left"/>
     </w:lvl>
-    <w:lvl w:ilvl="8" w:tplc="3B5A494C">
+    <w:lvl w:ilvl="8" w:tplc="64802200">
       <w:numFmt w:val="decimal"/>
       <w:lvlText w:val=""/>
       <w:lvlJc w:val="left"/>
     </w:lvl>
   </w:abstractNum>
   <w:abstractNum w:abstractNumId="14" w15:restartNumberingAfterBreak="0">
-    <w:nsid w:val="339767D3"/>
+    <w:nsid w:val="4F886742"/>
     <w:multiLevelType w:val="hybridMultilevel"/>
-    <w:tmpl w:val="B478DE64"/>
-    <w:lvl w:ilvl="0" w:tplc="338ABBEC">
+    <w:tmpl w:val="3490E5EE"/>
+    <w:lvl w:ilvl="0" w:tplc="7C7C3020">
       <w:start w:val="1"/>
       <w:numFmt w:val="decimal"/>
       <w:lvlText w:val="%1."/>
@@ -38658,52 +37163,110 @@
         <w:color w:val="A67C27"/>
       </w:rPr>
     </w:lvl>
-    <w:lvl w:ilvl="1" w:tplc="E202E146">
+    <w:lvl w:ilvl="1" w:tplc="A2CCD3F0">
       <w:numFmt w:val="decimal"/>
       <w:lvlText w:val=""/>
       <w:lvlJc w:val="left"/>
     </w:lvl>
-    <w:lvl w:ilvl="2" w:tplc="C6B0F592">
+    <w:lvl w:ilvl="2" w:tplc="524CB5A4">
       <w:numFmt w:val="decimal"/>
       <w:lvlText w:val=""/>
       <w:lvlJc w:val="left"/>
     </w:lvl>
-    <w:lvl w:ilvl="3" w:tplc="8DBA9F82">
+    <w:lvl w:ilvl="3" w:tplc="DC7ACB12">
       <w:numFmt w:val="decimal"/>
       <w:lvlText w:val=""/>
       <w:lvlJc w:val="left"/>
     </w:lvl>
-    <w:lvl w:ilvl="4" w:tplc="AB1614BE">
+    <w:lvl w:ilvl="4" w:tplc="EC1EE6B8">
       <w:numFmt w:val="decimal"/>
       <w:lvlText w:val=""/>
       <w:lvlJc w:val="left"/>
     </w:lvl>
-    <w:lvl w:ilvl="5" w:tplc="FD7C11D4">
+    <w:lvl w:ilvl="5" w:tplc="E612C11A">
       <w:numFmt w:val="decimal"/>
       <w:lvlText w:val=""/>
       <w:lvlJc w:val="left"/>
     </w:lvl>
-    <w:lvl w:ilvl="6" w:tplc="38487250">
+    <w:lvl w:ilvl="6" w:tplc="BB403FA6">
       <w:numFmt w:val="decimal"/>
       <w:lvlText w:val=""/>
       <w:lvlJc w:val="left"/>
     </w:lvl>
-    <w:lvl w:ilvl="7" w:tplc="E57435F8">
+    <w:lvl w:ilvl="7" w:tplc="3386133C">
       <w:numFmt w:val="decimal"/>
       <w:lvlText w:val=""/>
       <w:lvlJc w:val="left"/>
     </w:lvl>
-    <w:lvl w:ilvl="8" w:tplc="B6DA3E7E">
+    <w:lvl w:ilvl="8" w:tplc="2B1C1942">
       <w:numFmt w:val="decimal"/>
       <w:lvlText w:val=""/>
       <w:lvlJc w:val="left"/>
     </w:lvl>
   </w:abstractNum>
   <w:abstractNum w:abstractNumId="15" w15:restartNumberingAfterBreak="0">
-    <w:nsid w:val="3826378A"/>
+    <w:nsid w:val="4FB93AFD"/>
     <w:multiLevelType w:val="hybridMultilevel"/>
-    <w:tmpl w:val="D034E266"/>
-    <w:lvl w:ilvl="0" w:tplc="02FE2F3C">
+    <w:tmpl w:val="7B889780"/>
+    <w:lvl w:ilvl="0" w:tplc="79669DE6">
+      <w:start w:val="1"/>
+      <w:numFmt w:val="bullet"/>
+      <w:lvlText w:val="•"/>
+      <w:lvlJc w:val="left"/>
+      <w:pPr>
+        <w:ind w:left="460" w:hanging="280"/>
+      </w:pPr>
+    </w:lvl>
+    <w:lvl w:ilvl="1" w:tplc="2A88F748">
+      <w:start w:val="1"/>
+      <w:numFmt w:val="bullet"/>
+      <w:lvlText w:val="–"/>
+      <w:lvlJc w:val="left"/>
+      <w:pPr>
+        <w:ind w:left="900" w:hanging="280"/>
+      </w:pPr>
+    </w:lvl>
+    <w:lvl w:ilvl="2" w:tplc="2CD663A8">
+      <w:numFmt w:val="decimal"/>
+      <w:lvlText w:val=""/>
+      <w:lvlJc w:val="left"/>
+    </w:lvl>
+    <w:lvl w:ilvl="3" w:tplc="8A462450">
+      <w:numFmt w:val="decimal"/>
+      <w:lvlText w:val=""/>
+      <w:lvlJc w:val="left"/>
+    </w:lvl>
+    <w:lvl w:ilvl="4" w:tplc="77AED784">
+      <w:numFmt w:val="decimal"/>
+      <w:lvlText w:val=""/>
+      <w:lvlJc w:val="left"/>
+    </w:lvl>
+    <w:lvl w:ilvl="5" w:tplc="872868BE">
+      <w:numFmt w:val="decimal"/>
+      <w:lvlText w:val=""/>
+      <w:lvlJc w:val="left"/>
+    </w:lvl>
+    <w:lvl w:ilvl="6" w:tplc="CC5A4280">
+      <w:numFmt w:val="decimal"/>
+      <w:lvlText w:val=""/>
+      <w:lvlJc w:val="left"/>
+    </w:lvl>
+    <w:lvl w:ilvl="7" w:tplc="984C2420">
+      <w:numFmt w:val="decimal"/>
+      <w:lvlText w:val=""/>
+      <w:lvlJc w:val="left"/>
+    </w:lvl>
+    <w:lvl w:ilvl="8" w:tplc="483ECB48">
+      <w:numFmt w:val="decimal"/>
+      <w:lvlText w:val=""/>
+      <w:lvlJc w:val="left"/>
+    </w:lvl>
+  </w:abstractNum>
+  <w:abstractNum w:abstractNumId="16" w15:restartNumberingAfterBreak="0">
+    <w:nsid w:val="52583768"/>
+    <w:multiLevelType w:val="hybridMultilevel"/>
+    <w:tmpl w:val="A92C73B8"/>
+    <w:lvl w:ilvl="0" w:tplc="B45CCDB8">
       <w:start w:val="1"/>
       <w:numFmt w:val="decimal"/>
       <w:lvlText w:val="%1."/>
@@ -38717,52 +37280,52 @@
         <w:color w:val="A67C27"/>
       </w:rPr>
     </w:lvl>
-    <w:lvl w:ilvl="1" w:tplc="63AE627C">
+    <w:lvl w:ilvl="1" w:tplc="C7049A48">
       <w:numFmt w:val="decimal"/>
       <w:lvlText w:val=""/>
       <w:lvlJc w:val="left"/>
     </w:lvl>
-    <w:lvl w:ilvl="2" w:tplc="ADD0B096">
+    <w:lvl w:ilvl="2" w:tplc="3DECFF0E">
       <w:numFmt w:val="decimal"/>
       <w:lvlText w:val=""/>
       <w:lvlJc w:val="left"/>
     </w:lvl>
-    <w:lvl w:ilvl="3" w:tplc="E6CCB030">
+    <w:lvl w:ilvl="3" w:tplc="772C5C52">
       <w:numFmt w:val="decimal"/>
       <w:lvlText w:val=""/>
       <w:lvlJc w:val="left"/>
     </w:lvl>
-    <w:lvl w:ilvl="4" w:tplc="9E1ACD50">
+    <w:lvl w:ilvl="4" w:tplc="103C2D6A">
       <w:numFmt w:val="decimal"/>
       <w:lvlText w:val=""/>
       <w:lvlJc w:val="left"/>
     </w:lvl>
-    <w:lvl w:ilvl="5" w:tplc="1CD6AD6C">
+    <w:lvl w:ilvl="5" w:tplc="95F2EFE2">
       <w:numFmt w:val="decimal"/>
       <w:lvlText w:val=""/>
       <w:lvlJc w:val="left"/>
     </w:lvl>
-    <w:lvl w:ilvl="6" w:tplc="B268EC1E">
+    <w:lvl w:ilvl="6" w:tplc="31F60288">
       <w:numFmt w:val="decimal"/>
       <w:lvlText w:val=""/>
       <w:lvlJc w:val="left"/>
     </w:lvl>
-    <w:lvl w:ilvl="7" w:tplc="C4AA4EB2">
+    <w:lvl w:ilvl="7" w:tplc="71F423C8">
       <w:numFmt w:val="decimal"/>
       <w:lvlText w:val=""/>
       <w:lvlJc w:val="left"/>
     </w:lvl>
-    <w:lvl w:ilvl="8" w:tplc="611C02D0">
+    <w:lvl w:ilvl="8" w:tplc="292CDEBC">
       <w:numFmt w:val="decimal"/>
       <w:lvlText w:val=""/>
       <w:lvlJc w:val="left"/>
     </w:lvl>
   </w:abstractNum>
-  <w:abstractNum w:abstractNumId="16" w15:restartNumberingAfterBreak="0">
-    <w:nsid w:val="3922107C"/>
+  <w:abstractNum w:abstractNumId="17" w15:restartNumberingAfterBreak="0">
+    <w:nsid w:val="56B64948"/>
     <w:multiLevelType w:val="hybridMultilevel"/>
-    <w:tmpl w:val="4F90C1A6"/>
-    <w:lvl w:ilvl="0" w:tplc="720A4E96">
+    <w:tmpl w:val="26A848B4"/>
+    <w:lvl w:ilvl="0" w:tplc="89BA4672">
       <w:start w:val="1"/>
       <w:numFmt w:val="decimal"/>
       <w:lvlText w:val="%1."/>
@@ -38776,52 +37339,138 @@
         <w:color w:val="A67C27"/>
       </w:rPr>
     </w:lvl>
-    <w:lvl w:ilvl="1" w:tplc="5D3C3FA2">
+    <w:lvl w:ilvl="1" w:tplc="FF96E7BC">
       <w:numFmt w:val="decimal"/>
       <w:lvlText w:val=""/>
       <w:lvlJc w:val="left"/>
     </w:lvl>
-    <w:lvl w:ilvl="2" w:tplc="825C90BC">
+    <w:lvl w:ilvl="2" w:tplc="BCE2D5BA">
       <w:numFmt w:val="decimal"/>
       <w:lvlText w:val=""/>
       <w:lvlJc w:val="left"/>
     </w:lvl>
-    <w:lvl w:ilvl="3" w:tplc="EB5CD51A">
+    <w:lvl w:ilvl="3" w:tplc="D7CE7EF8">
       <w:numFmt w:val="decimal"/>
       <w:lvlText w:val=""/>
       <w:lvlJc w:val="left"/>
     </w:lvl>
-    <w:lvl w:ilvl="4" w:tplc="BCDE275A">
+    <w:lvl w:ilvl="4" w:tplc="6C0474F2">
       <w:numFmt w:val="decimal"/>
       <w:lvlText w:val=""/>
       <w:lvlJc w:val="left"/>
     </w:lvl>
-    <w:lvl w:ilvl="5" w:tplc="2FE81D64">
+    <w:lvl w:ilvl="5" w:tplc="EC66C510">
       <w:numFmt w:val="decimal"/>
       <w:lvlText w:val=""/>
       <w:lvlJc w:val="left"/>
     </w:lvl>
-    <w:lvl w:ilvl="6" w:tplc="E500C616">
+    <w:lvl w:ilvl="6" w:tplc="94702D66">
       <w:numFmt w:val="decimal"/>
       <w:lvlText w:val=""/>
       <w:lvlJc w:val="left"/>
     </w:lvl>
-    <w:lvl w:ilvl="7" w:tplc="F2E28F8A">
+    <w:lvl w:ilvl="7" w:tplc="02667AC8">
       <w:numFmt w:val="decimal"/>
       <w:lvlText w:val=""/>
       <w:lvlJc w:val="left"/>
     </w:lvl>
-    <w:lvl w:ilvl="8" w:tplc="46EA0488">
+    <w:lvl w:ilvl="8" w:tplc="C8169EE6">
       <w:numFmt w:val="decimal"/>
       <w:lvlText w:val=""/>
       <w:lvlJc w:val="left"/>
     </w:lvl>
   </w:abstractNum>
-  <w:abstractNum w:abstractNumId="17" w15:restartNumberingAfterBreak="0">
-    <w:nsid w:val="3B380EE3"/>
+  <w:abstractNum w:abstractNumId="18" w15:restartNumberingAfterBreak="0">
+    <w:nsid w:val="5DA41422"/>
     <w:multiLevelType w:val="hybridMultilevel"/>
-    <w:tmpl w:val="7474180E"/>
-    <w:lvl w:ilvl="0" w:tplc="4080E216">
+    <w:tmpl w:val="1FE4C434"/>
+    <w:lvl w:ilvl="0" w:tplc="AE72D19A">
+      <w:start w:val="1"/>
+      <w:numFmt w:val="bullet"/>
+      <w:lvlText w:val="●"/>
+      <w:lvlJc w:val="left"/>
+      <w:pPr>
+        <w:ind w:left="720" w:hanging="360"/>
+      </w:pPr>
+    </w:lvl>
+    <w:lvl w:ilvl="1" w:tplc="9F9CACD2">
+      <w:start w:val="1"/>
+      <w:numFmt w:val="bullet"/>
+      <w:lvlText w:val="○"/>
+      <w:lvlJc w:val="left"/>
+      <w:pPr>
+        <w:ind w:left="1440" w:hanging="360"/>
+      </w:pPr>
+    </w:lvl>
+    <w:lvl w:ilvl="2" w:tplc="A8D6AAFE">
+      <w:start w:val="1"/>
+      <w:numFmt w:val="bullet"/>
+      <w:lvlText w:val="■"/>
+      <w:lvlJc w:val="left"/>
+      <w:pPr>
+        <w:ind w:left="2160" w:hanging="360"/>
+      </w:pPr>
+    </w:lvl>
+    <w:lvl w:ilvl="3" w:tplc="3E523C82">
+      <w:start w:val="1"/>
+      <w:numFmt w:val="bullet"/>
+      <w:lvlText w:val="●"/>
+      <w:lvlJc w:val="left"/>
+      <w:pPr>
+        <w:ind w:left="2880" w:hanging="360"/>
+      </w:pPr>
+    </w:lvl>
+    <w:lvl w:ilvl="4" w:tplc="A490D516">
+      <w:start w:val="1"/>
+      <w:numFmt w:val="bullet"/>
+      <w:lvlText w:val="○"/>
+      <w:lvlJc w:val="left"/>
+      <w:pPr>
+        <w:ind w:left="3600" w:hanging="360"/>
+      </w:pPr>
+    </w:lvl>
+    <w:lvl w:ilvl="5" w:tplc="25D23206">
+      <w:start w:val="1"/>
+      <w:numFmt w:val="bullet"/>
+      <w:lvlText w:val="■"/>
+      <w:lvlJc w:val="left"/>
+      <w:pPr>
+        <w:ind w:left="4320" w:hanging="360"/>
+      </w:pPr>
+    </w:lvl>
+    <w:lvl w:ilvl="6" w:tplc="9A1A589A">
+      <w:start w:val="1"/>
+      <w:numFmt w:val="bullet"/>
+      <w:lvlText w:val="●"/>
+      <w:lvlJc w:val="left"/>
+      <w:pPr>
+        <w:ind w:left="5040" w:hanging="360"/>
+      </w:pPr>
+    </w:lvl>
+    <w:lvl w:ilvl="7" w:tplc="9618C66A">
+      <w:start w:val="1"/>
+      <w:numFmt w:val="bullet"/>
+      <w:lvlText w:val="●"/>
+      <w:lvlJc w:val="left"/>
+      <w:pPr>
+        <w:ind w:left="5760" w:hanging="360"/>
+      </w:pPr>
+    </w:lvl>
+    <w:lvl w:ilvl="8" w:tplc="8C763106">
+      <w:start w:val="1"/>
+      <w:numFmt w:val="bullet"/>
+      <w:lvlText w:val="●"/>
+      <w:lvlJc w:val="left"/>
+      <w:pPr>
+        <w:ind w:left="6480" w:hanging="360"/>
+      </w:pPr>
+    </w:lvl>
+  </w:abstractNum>
+  <w:abstractNum w:abstractNumId="19" w15:restartNumberingAfterBreak="0">
+    <w:nsid w:val="609E5134"/>
+    <w:multiLevelType w:val="hybridMultilevel"/>
+    <w:tmpl w:val="DCA67AFA"/>
+    <w:lvl w:ilvl="0" w:tplc="3C2AA964">
       <w:start w:val="1"/>
       <w:numFmt w:val="decimal"/>
       <w:lvlText w:val="%1."/>
@@ -38835,52 +37484,52 @@
         <w:color w:val="A67C27"/>
       </w:rPr>
     </w:lvl>
-    <w:lvl w:ilvl="1" w:tplc="2854A154">
+    <w:lvl w:ilvl="1" w:tplc="F4A63A36">
       <w:numFmt w:val="decimal"/>
       <w:lvlText w:val=""/>
       <w:lvlJc w:val="left"/>
     </w:lvl>
-    <w:lvl w:ilvl="2" w:tplc="BE567A92">
+    <w:lvl w:ilvl="2" w:tplc="927AD824">
       <w:numFmt w:val="decimal"/>
       <w:lvlText w:val=""/>
       <w:lvlJc w:val="left"/>
     </w:lvl>
-    <w:lvl w:ilvl="3" w:tplc="94889064">
+    <w:lvl w:ilvl="3" w:tplc="620A6F02">
       <w:numFmt w:val="decimal"/>
       <w:lvlText w:val=""/>
       <w:lvlJc w:val="left"/>
     </w:lvl>
-    <w:lvl w:ilvl="4" w:tplc="EB8AA20E">
+    <w:lvl w:ilvl="4" w:tplc="F954D3C0">
       <w:numFmt w:val="decimal"/>
       <w:lvlText w:val=""/>
       <w:lvlJc w:val="left"/>
     </w:lvl>
-    <w:lvl w:ilvl="5" w:tplc="679E8C24">
+    <w:lvl w:ilvl="5" w:tplc="04E06E8A">
       <w:numFmt w:val="decimal"/>
       <w:lvlText w:val=""/>
       <w:lvlJc w:val="left"/>
     </w:lvl>
-    <w:lvl w:ilvl="6" w:tplc="DAB86602">
+    <w:lvl w:ilvl="6" w:tplc="1F58FBBE">
       <w:numFmt w:val="decimal"/>
       <w:lvlText w:val=""/>
       <w:lvlJc w:val="left"/>
     </w:lvl>
-    <w:lvl w:ilvl="7" w:tplc="BADE7FFE">
+    <w:lvl w:ilvl="7" w:tplc="72D27B00">
       <w:numFmt w:val="decimal"/>
       <w:lvlText w:val=""/>
       <w:lvlJc w:val="left"/>
     </w:lvl>
-    <w:lvl w:ilvl="8" w:tplc="D7CEAA6C">
+    <w:lvl w:ilvl="8" w:tplc="171041CA">
       <w:numFmt w:val="decimal"/>
       <w:lvlText w:val=""/>
       <w:lvlJc w:val="left"/>
     </w:lvl>
   </w:abstractNum>
-  <w:abstractNum w:abstractNumId="18" w15:restartNumberingAfterBreak="0">
-    <w:nsid w:val="3FED27B9"/>
+  <w:abstractNum w:abstractNumId="20" w15:restartNumberingAfterBreak="0">
+    <w:nsid w:val="6A103F99"/>
     <w:multiLevelType w:val="hybridMultilevel"/>
-    <w:tmpl w:val="5A223660"/>
-    <w:lvl w:ilvl="0" w:tplc="72A46974">
+    <w:tmpl w:val="3B9655BE"/>
+    <w:lvl w:ilvl="0" w:tplc="E77C34A8">
       <w:start w:val="1"/>
       <w:numFmt w:val="decimal"/>
       <w:lvlText w:val="%1."/>
@@ -38894,52 +37543,52 @@
         <w:color w:val="A67C27"/>
       </w:rPr>
     </w:lvl>
-    <w:lvl w:ilvl="1" w:tplc="FE989900">
+    <w:lvl w:ilvl="1" w:tplc="7BDC2A84">
       <w:numFmt w:val="decimal"/>
       <w:lvlText w:val=""/>
       <w:lvlJc w:val="left"/>
     </w:lvl>
-    <w:lvl w:ilvl="2" w:tplc="336654E2">
+    <w:lvl w:ilvl="2" w:tplc="702CA50A">
       <w:numFmt w:val="decimal"/>
       <w:lvlText w:val=""/>
       <w:lvlJc w:val="left"/>
     </w:lvl>
-    <w:lvl w:ilvl="3" w:tplc="E9146580">
+    <w:lvl w:ilvl="3" w:tplc="200CEB0A">
       <w:numFmt w:val="decimal"/>
       <w:lvlText w:val=""/>
       <w:lvlJc w:val="left"/>
     </w:lvl>
-    <w:lvl w:ilvl="4" w:tplc="60BCA5F2">
+    <w:lvl w:ilvl="4" w:tplc="990E1EDA">
       <w:numFmt w:val="decimal"/>
       <w:lvlText w:val=""/>
       <w:lvlJc w:val="left"/>
     </w:lvl>
-    <w:lvl w:ilvl="5" w:tplc="B5ECC1CC">
+    <w:lvl w:ilvl="5" w:tplc="09545504">
       <w:numFmt w:val="decimal"/>
       <w:lvlText w:val=""/>
       <w:lvlJc w:val="left"/>
     </w:lvl>
-    <w:lvl w:ilvl="6" w:tplc="5D8A12D4">
+    <w:lvl w:ilvl="6" w:tplc="F27865FC">
       <w:numFmt w:val="decimal"/>
       <w:lvlText w:val=""/>
       <w:lvlJc w:val="left"/>
     </w:lvl>
-    <w:lvl w:ilvl="7" w:tplc="AF1EB73A">
+    <w:lvl w:ilvl="7" w:tplc="11C4ECCC">
       <w:numFmt w:val="decimal"/>
       <w:lvlText w:val=""/>
       <w:lvlJc w:val="left"/>
     </w:lvl>
-    <w:lvl w:ilvl="8" w:tplc="A7F87850">
+    <w:lvl w:ilvl="8" w:tplc="F6E0830E">
       <w:numFmt w:val="decimal"/>
       <w:lvlText w:val=""/>
       <w:lvlJc w:val="left"/>
     </w:lvl>
   </w:abstractNum>
-  <w:abstractNum w:abstractNumId="19" w15:restartNumberingAfterBreak="0">
-    <w:nsid w:val="451925B7"/>
+  <w:abstractNum w:abstractNumId="21" w15:restartNumberingAfterBreak="0">
+    <w:nsid w:val="6C304993"/>
     <w:multiLevelType w:val="hybridMultilevel"/>
-    <w:tmpl w:val="0A42029A"/>
-    <w:lvl w:ilvl="0" w:tplc="25EAEB36">
+    <w:tmpl w:val="B6F456F0"/>
+    <w:lvl w:ilvl="0" w:tplc="90C0870A">
       <w:start w:val="1"/>
       <w:numFmt w:val="decimal"/>
       <w:lvlText w:val="%1."/>
@@ -38953,52 +37602,52 @@
         <w:color w:val="A67C27"/>
       </w:rPr>
     </w:lvl>
-    <w:lvl w:ilvl="1" w:tplc="34C611BC">
+    <w:lvl w:ilvl="1" w:tplc="17B82EBA">
       <w:numFmt w:val="decimal"/>
       <w:lvlText w:val=""/>
       <w:lvlJc w:val="left"/>
     </w:lvl>
-    <w:lvl w:ilvl="2" w:tplc="A3ACA796">
+    <w:lvl w:ilvl="2" w:tplc="0FD49AB0">
       <w:numFmt w:val="decimal"/>
       <w:lvlText w:val=""/>
       <w:lvlJc w:val="left"/>
     </w:lvl>
-    <w:lvl w:ilvl="3" w:tplc="A23449EA">
+    <w:lvl w:ilvl="3" w:tplc="FD2E677E">
       <w:numFmt w:val="decimal"/>
       <w:lvlText w:val=""/>
       <w:lvlJc w:val="left"/>
     </w:lvl>
-    <w:lvl w:ilvl="4" w:tplc="27EE3ACE">
+    <w:lvl w:ilvl="4" w:tplc="D32AAB56">
       <w:numFmt w:val="decimal"/>
       <w:lvlText w:val=""/>
       <w:lvlJc w:val="left"/>
     </w:lvl>
-    <w:lvl w:ilvl="5" w:tplc="3E1E612E">
+    <w:lvl w:ilvl="5" w:tplc="B40CBE30">
       <w:numFmt w:val="decimal"/>
       <w:lvlText w:val=""/>
       <w:lvlJc w:val="left"/>
     </w:lvl>
-    <w:lvl w:ilvl="6" w:tplc="99143A06">
+    <w:lvl w:ilvl="6" w:tplc="B8AE7566">
       <w:numFmt w:val="decimal"/>
       <w:lvlText w:val=""/>
       <w:lvlJc w:val="left"/>
     </w:lvl>
-    <w:lvl w:ilvl="7" w:tplc="7BDAD89E">
+    <w:lvl w:ilvl="7" w:tplc="2E0E43EA">
       <w:numFmt w:val="decimal"/>
       <w:lvlText w:val=""/>
       <w:lvlJc w:val="left"/>
     </w:lvl>
-    <w:lvl w:ilvl="8" w:tplc="B7D262BA">
+    <w:lvl w:ilvl="8" w:tplc="FC68BF74">
       <w:numFmt w:val="decimal"/>
       <w:lvlText w:val=""/>
       <w:lvlJc w:val="left"/>
     </w:lvl>
   </w:abstractNum>
-  <w:abstractNum w:abstractNumId="20" w15:restartNumberingAfterBreak="0">
-    <w:nsid w:val="48B22A55"/>
+  <w:abstractNum w:abstractNumId="22" w15:restartNumberingAfterBreak="0">
+    <w:nsid w:val="6E5035CB"/>
     <w:multiLevelType w:val="hybridMultilevel"/>
-    <w:tmpl w:val="653635B8"/>
-    <w:lvl w:ilvl="0" w:tplc="27BA4EEE">
+    <w:tmpl w:val="F9D03B68"/>
+    <w:lvl w:ilvl="0" w:tplc="84DA2AC6">
       <w:start w:val="1"/>
       <w:numFmt w:val="decimal"/>
       <w:lvlText w:val="%1."/>
@@ -39012,52 +37661,52 @@
         <w:color w:val="A67C27"/>
       </w:rPr>
     </w:lvl>
-    <w:lvl w:ilvl="1" w:tplc="6A3010AA">
+    <w:lvl w:ilvl="1" w:tplc="6E2A9A4C">
       <w:numFmt w:val="decimal"/>
       <w:lvlText w:val=""/>
       <w:lvlJc w:val="left"/>
     </w:lvl>
-    <w:lvl w:ilvl="2" w:tplc="CB168510">
+    <w:lvl w:ilvl="2" w:tplc="BA4C8E94">
       <w:numFmt w:val="decimal"/>
       <w:lvlText w:val=""/>
       <w:lvlJc w:val="left"/>
     </w:lvl>
-    <w:lvl w:ilvl="3" w:tplc="2E1E9058">
+    <w:lvl w:ilvl="3" w:tplc="359AD1E0">
       <w:numFmt w:val="decimal"/>
       <w:lvlText w:val=""/>
       <w:lvlJc w:val="left"/>
     </w:lvl>
-    <w:lvl w:ilvl="4" w:tplc="EEE68970">
+    <w:lvl w:ilvl="4" w:tplc="18EC670C">
       <w:numFmt w:val="decimal"/>
       <w:lvlText w:val=""/>
       <w:lvlJc w:val="left"/>
     </w:lvl>
-    <w:lvl w:ilvl="5" w:tplc="2826C368">
+    <w:lvl w:ilvl="5" w:tplc="B0E25702">
       <w:numFmt w:val="decimal"/>
       <w:lvlText w:val=""/>
       <w:lvlJc w:val="left"/>
     </w:lvl>
-    <w:lvl w:ilvl="6" w:tplc="F7285B58">
+    <w:lvl w:ilvl="6" w:tplc="76DA185A">
       <w:numFmt w:val="decimal"/>
       <w:lvlText w:val=""/>
       <w:lvlJc w:val="left"/>
     </w:lvl>
-    <w:lvl w:ilvl="7" w:tplc="CBA04E9A">
+    <w:lvl w:ilvl="7" w:tplc="88EEB6FA">
       <w:numFmt w:val="decimal"/>
       <w:lvlText w:val=""/>
       <w:lvlJc w:val="left"/>
     </w:lvl>
-    <w:lvl w:ilvl="8" w:tplc="F96E88F8">
+    <w:lvl w:ilvl="8" w:tplc="28221B70">
       <w:numFmt w:val="decimal"/>
       <w:lvlText w:val=""/>
       <w:lvlJc w:val="left"/>
     </w:lvl>
   </w:abstractNum>
-  <w:abstractNum w:abstractNumId="21" w15:restartNumberingAfterBreak="0">
-    <w:nsid w:val="4CBA34BD"/>
+  <w:abstractNum w:abstractNumId="23" w15:restartNumberingAfterBreak="0">
+    <w:nsid w:val="6ED6678A"/>
     <w:multiLevelType w:val="hybridMultilevel"/>
-    <w:tmpl w:val="00A2C724"/>
-    <w:lvl w:ilvl="0" w:tplc="3A18F7BA">
+    <w:tmpl w:val="D444D5C4"/>
+    <w:lvl w:ilvl="0" w:tplc="41E66C0E">
       <w:start w:val="1"/>
       <w:numFmt w:val="decimal"/>
       <w:lvlText w:val="%1."/>
@@ -39071,52 +37720,52 @@
         <w:color w:val="A67C27"/>
       </w:rPr>
     </w:lvl>
-    <w:lvl w:ilvl="1" w:tplc="1C7890AA">
+    <w:lvl w:ilvl="1" w:tplc="F522B6FA">
       <w:numFmt w:val="decimal"/>
       <w:lvlText w:val=""/>
       <w:lvlJc w:val="left"/>
     </w:lvl>
-    <w:lvl w:ilvl="2" w:tplc="68307278">
+    <w:lvl w:ilvl="2" w:tplc="3920DACA">
       <w:numFmt w:val="decimal"/>
       <w:lvlText w:val=""/>
       <w:lvlJc w:val="left"/>
     </w:lvl>
-    <w:lvl w:ilvl="3" w:tplc="D85A95EC">
+    <w:lvl w:ilvl="3" w:tplc="F36AD066">
       <w:numFmt w:val="decimal"/>
       <w:lvlText w:val=""/>
       <w:lvlJc w:val="left"/>
     </w:lvl>
-    <w:lvl w:ilvl="4" w:tplc="FDBCC816">
+    <w:lvl w:ilvl="4" w:tplc="7DC20C28">
       <w:numFmt w:val="decimal"/>
       <w:lvlText w:val=""/>
       <w:lvlJc w:val="left"/>
     </w:lvl>
-    <w:lvl w:ilvl="5" w:tplc="A0AA047A">
+    <w:lvl w:ilvl="5" w:tplc="B00C4630">
       <w:numFmt w:val="decimal"/>
       <w:lvlText w:val=""/>
       <w:lvlJc w:val="left"/>
     </w:lvl>
-    <w:lvl w:ilvl="6" w:tplc="18A6E560">
+    <w:lvl w:ilvl="6" w:tplc="226CE6F4">
       <w:numFmt w:val="decimal"/>
       <w:lvlText w:val=""/>
       <w:lvlJc w:val="left"/>
     </w:lvl>
-    <w:lvl w:ilvl="7" w:tplc="1A9C22AC">
+    <w:lvl w:ilvl="7" w:tplc="C41ABF96">
       <w:numFmt w:val="decimal"/>
       <w:lvlText w:val=""/>
       <w:lvlJc w:val="left"/>
     </w:lvl>
-    <w:lvl w:ilvl="8" w:tplc="6D7E1E0C">
+    <w:lvl w:ilvl="8" w:tplc="4D8E8E7A">
       <w:numFmt w:val="decimal"/>
       <w:lvlText w:val=""/>
       <w:lvlJc w:val="left"/>
     </w:lvl>
   </w:abstractNum>
-  <w:abstractNum w:abstractNumId="22" w15:restartNumberingAfterBreak="0">
-    <w:nsid w:val="4E67132D"/>
+  <w:abstractNum w:abstractNumId="24" w15:restartNumberingAfterBreak="0">
+    <w:nsid w:val="702D4280"/>
     <w:multiLevelType w:val="hybridMultilevel"/>
-    <w:tmpl w:val="D58E267E"/>
-    <w:lvl w:ilvl="0" w:tplc="F33E52D6">
+    <w:tmpl w:val="FB988D92"/>
+    <w:lvl w:ilvl="0" w:tplc="A53695CA">
       <w:start w:val="1"/>
       <w:numFmt w:val="decimal"/>
       <w:lvlText w:val="%1."/>
@@ -39130,52 +37779,52 @@
         <w:color w:val="A67C27"/>
       </w:rPr>
     </w:lvl>
-    <w:lvl w:ilvl="1" w:tplc="75D25420">
+    <w:lvl w:ilvl="1" w:tplc="D92CFBAC">
       <w:numFmt w:val="decimal"/>
       <w:lvlText w:val=""/>
       <w:lvlJc w:val="left"/>
     </w:lvl>
-    <w:lvl w:ilvl="2" w:tplc="BD4C8482">
+    <w:lvl w:ilvl="2" w:tplc="924279CA">
       <w:numFmt w:val="decimal"/>
       <w:lvlText w:val=""/>
       <w:lvlJc w:val="left"/>
     </w:lvl>
-    <w:lvl w:ilvl="3" w:tplc="0F0A645C">
+    <w:lvl w:ilvl="3" w:tplc="A2B21048">
       <w:numFmt w:val="decimal"/>
       <w:lvlText w:val=""/>
       <w:lvlJc w:val="left"/>
     </w:lvl>
-    <w:lvl w:ilvl="4" w:tplc="931C1CD8">
+    <w:lvl w:ilvl="4" w:tplc="1452E5C6">
       <w:numFmt w:val="decimal"/>
       <w:lvlText w:val=""/>
       <w:lvlJc w:val="left"/>
     </w:lvl>
-    <w:lvl w:ilvl="5" w:tplc="F97CA3E0">
+    <w:lvl w:ilvl="5" w:tplc="A14A0522">
       <w:numFmt w:val="decimal"/>
       <w:lvlText w:val=""/>
       <w:lvlJc w:val="left"/>
     </w:lvl>
-    <w:lvl w:ilvl="6" w:tplc="4AB2F9F8">
+    <w:lvl w:ilvl="6" w:tplc="3354AC3C">
       <w:numFmt w:val="decimal"/>
       <w:lvlText w:val=""/>
       <w:lvlJc w:val="left"/>
     </w:lvl>
-    <w:lvl w:ilvl="7" w:tplc="5060CAA2">
+    <w:lvl w:ilvl="7" w:tplc="EE34F0AC">
       <w:numFmt w:val="decimal"/>
       <w:lvlText w:val=""/>
       <w:lvlJc w:val="left"/>
     </w:lvl>
-    <w:lvl w:ilvl="8" w:tplc="1F3A69C6">
+    <w:lvl w:ilvl="8" w:tplc="A47C921A">
       <w:numFmt w:val="decimal"/>
       <w:lvlText w:val=""/>
       <w:lvlJc w:val="left"/>
     </w:lvl>
   </w:abstractNum>
-  <w:abstractNum w:abstractNumId="23" w15:restartNumberingAfterBreak="0">
-    <w:nsid w:val="505A4F1F"/>
+  <w:abstractNum w:abstractNumId="25" w15:restartNumberingAfterBreak="0">
+    <w:nsid w:val="72087F2E"/>
     <w:multiLevelType w:val="hybridMultilevel"/>
-    <w:tmpl w:val="4580D154"/>
-    <w:lvl w:ilvl="0" w:tplc="27E029D4">
+    <w:tmpl w:val="CE8ED6B4"/>
+    <w:lvl w:ilvl="0" w:tplc="5D584E28">
       <w:start w:val="1"/>
       <w:numFmt w:val="decimal"/>
       <w:lvlText w:val="%1."/>
@@ -39189,52 +37838,52 @@
         <w:color w:val="A67C27"/>
       </w:rPr>
     </w:lvl>
-    <w:lvl w:ilvl="1" w:tplc="0812E6AC">
+    <w:lvl w:ilvl="1" w:tplc="C15EE788">
       <w:numFmt w:val="decimal"/>
       <w:lvlText w:val=""/>
       <w:lvlJc w:val="left"/>
     </w:lvl>
-    <w:lvl w:ilvl="2" w:tplc="EAA4238A">
+    <w:lvl w:ilvl="2" w:tplc="D4E28CEA">
       <w:numFmt w:val="decimal"/>
       <w:lvlText w:val=""/>
       <w:lvlJc w:val="left"/>
     </w:lvl>
-    <w:lvl w:ilvl="3" w:tplc="A6B4E21E">
+    <w:lvl w:ilvl="3" w:tplc="93B4DE4A">
       <w:numFmt w:val="decimal"/>
       <w:lvlText w:val=""/>
       <w:lvlJc w:val="left"/>
     </w:lvl>
-    <w:lvl w:ilvl="4" w:tplc="48D45718">
+    <w:lvl w:ilvl="4" w:tplc="45B2488E">
       <w:numFmt w:val="decimal"/>
       <w:lvlText w:val=""/>
       <w:lvlJc w:val="left"/>
     </w:lvl>
-    <w:lvl w:ilvl="5" w:tplc="B84A7598">
+    <w:lvl w:ilvl="5" w:tplc="C9962EA8">
       <w:numFmt w:val="decimal"/>
       <w:lvlText w:val=""/>
       <w:lvlJc w:val="left"/>
     </w:lvl>
-    <w:lvl w:ilvl="6" w:tplc="B9F6B7D0">
+    <w:lvl w:ilvl="6" w:tplc="448E4D80">
       <w:numFmt w:val="decimal"/>
       <w:lvlText w:val=""/>
       <w:lvlJc w:val="left"/>
     </w:lvl>
-    <w:lvl w:ilvl="7" w:tplc="4E92B358">
+    <w:lvl w:ilvl="7" w:tplc="BFCEE04A">
       <w:numFmt w:val="decimal"/>
       <w:lvlText w:val=""/>
       <w:lvlJc w:val="left"/>
     </w:lvl>
-    <w:lvl w:ilvl="8" w:tplc="D83AA4DA">
+    <w:lvl w:ilvl="8" w:tplc="29F88CAC">
       <w:numFmt w:val="decimal"/>
       <w:lvlText w:val=""/>
       <w:lvlJc w:val="left"/>
     </w:lvl>
   </w:abstractNum>
-  <w:abstractNum w:abstractNumId="24" w15:restartNumberingAfterBreak="0">
-    <w:nsid w:val="54B26917"/>
+  <w:abstractNum w:abstractNumId="26" w15:restartNumberingAfterBreak="0">
+    <w:nsid w:val="78424FE1"/>
     <w:multiLevelType w:val="hybridMultilevel"/>
-    <w:tmpl w:val="D83CFB08"/>
-    <w:lvl w:ilvl="0" w:tplc="EC9CBA98">
+    <w:tmpl w:val="79BA5758"/>
+    <w:lvl w:ilvl="0" w:tplc="2D92AEF2">
       <w:start w:val="1"/>
       <w:numFmt w:val="decimal"/>
       <w:lvlText w:val="%1."/>
@@ -39248,52 +37897,52 @@
         <w:color w:val="A67C27"/>
       </w:rPr>
     </w:lvl>
-    <w:lvl w:ilvl="1" w:tplc="ED3EE638">
+    <w:lvl w:ilvl="1" w:tplc="0A98ACA8">
       <w:numFmt w:val="decimal"/>
       <w:lvlText w:val=""/>
       <w:lvlJc w:val="left"/>
     </w:lvl>
-    <w:lvl w:ilvl="2" w:tplc="ACB41368">
+    <w:lvl w:ilvl="2" w:tplc="354ADCAA">
       <w:numFmt w:val="decimal"/>
       <w:lvlText w:val=""/>
       <w:lvlJc w:val="left"/>
     </w:lvl>
-    <w:lvl w:ilvl="3" w:tplc="D1A08D0A">
+    <w:lvl w:ilvl="3" w:tplc="00DC3EAA">
       <w:numFmt w:val="decimal"/>
       <w:lvlText w:val=""/>
       <w:lvlJc w:val="left"/>
     </w:lvl>
-    <w:lvl w:ilvl="4" w:tplc="3628EA80">
+    <w:lvl w:ilvl="4" w:tplc="880A88AE">
       <w:numFmt w:val="decimal"/>
       <w:lvlText w:val=""/>
       <w:lvlJc w:val="left"/>
     </w:lvl>
-    <w:lvl w:ilvl="5" w:tplc="D220D424">
+    <w:lvl w:ilvl="5" w:tplc="082CE1F0">
       <w:numFmt w:val="decimal"/>
       <w:lvlText w:val=""/>
       <w:lvlJc w:val="left"/>
     </w:lvl>
-    <w:lvl w:ilvl="6" w:tplc="28F82DEE">
+    <w:lvl w:ilvl="6" w:tplc="2E36560C">
       <w:numFmt w:val="decimal"/>
       <w:lvlText w:val=""/>
       <w:lvlJc w:val="left"/>
     </w:lvl>
-    <w:lvl w:ilvl="7" w:tplc="4FCA5EB6">
+    <w:lvl w:ilvl="7" w:tplc="6D3278D4">
       <w:numFmt w:val="decimal"/>
       <w:lvlText w:val=""/>
       <w:lvlJc w:val="left"/>
     </w:lvl>
-    <w:lvl w:ilvl="8" w:tplc="C4740798">
+    <w:lvl w:ilvl="8" w:tplc="C97AF5BA">
       <w:numFmt w:val="decimal"/>
       <w:lvlText w:val=""/>
       <w:lvlJc w:val="left"/>
     </w:lvl>
   </w:abstractNum>
-  <w:abstractNum w:abstractNumId="25" w15:restartNumberingAfterBreak="0">
-    <w:nsid w:val="608641F2"/>
+  <w:abstractNum w:abstractNumId="27" w15:restartNumberingAfterBreak="0">
+    <w:nsid w:val="78FA7463"/>
     <w:multiLevelType w:val="hybridMultilevel"/>
-    <w:tmpl w:val="29EC87AC"/>
-    <w:lvl w:ilvl="0" w:tplc="5EA8DE96">
+    <w:tmpl w:val="77381BAC"/>
+    <w:lvl w:ilvl="0" w:tplc="DAE41CC2">
       <w:start w:val="1"/>
       <w:numFmt w:val="decimal"/>
       <w:lvlText w:val="%1."/>
@@ -39307,52 +37956,52 @@
         <w:color w:val="A67C27"/>
       </w:rPr>
     </w:lvl>
-    <w:lvl w:ilvl="1" w:tplc="DABE5A34">
+    <w:lvl w:ilvl="1" w:tplc="9438B60C">
       <w:numFmt w:val="decimal"/>
       <w:lvlText w:val=""/>
       <w:lvlJc w:val="left"/>
     </w:lvl>
-    <w:lvl w:ilvl="2" w:tplc="E70C5DFA">
+    <w:lvl w:ilvl="2" w:tplc="75B4D5AE">
       <w:numFmt w:val="decimal"/>
       <w:lvlText w:val=""/>
       <w:lvlJc w:val="left"/>
     </w:lvl>
-    <w:lvl w:ilvl="3" w:tplc="B15EEEE8">
+    <w:lvl w:ilvl="3" w:tplc="F2869E50">
       <w:numFmt w:val="decimal"/>
       <w:lvlText w:val=""/>
       <w:lvlJc w:val="left"/>
     </w:lvl>
-    <w:lvl w:ilvl="4" w:tplc="C3D08916">
+    <w:lvl w:ilvl="4" w:tplc="EEA60E78">
       <w:numFmt w:val="decimal"/>
       <w:lvlText w:val=""/>
       <w:lvlJc w:val="left"/>
     </w:lvl>
-    <w:lvl w:ilvl="5" w:tplc="9F50418A">
+    <w:lvl w:ilvl="5" w:tplc="4F143160">
       <w:numFmt w:val="decimal"/>
       <w:lvlText w:val=""/>
       <w:lvlJc w:val="left"/>
     </w:lvl>
-    <w:lvl w:ilvl="6" w:tplc="9C528054">
+    <w:lvl w:ilvl="6" w:tplc="AB64B154">
       <w:numFmt w:val="decimal"/>
       <w:lvlText w:val=""/>
       <w:lvlJc w:val="left"/>
     </w:lvl>
-    <w:lvl w:ilvl="7" w:tplc="8AF42E08">
+    <w:lvl w:ilvl="7" w:tplc="522AA186">
       <w:numFmt w:val="decimal"/>
       <w:lvlText w:val=""/>
       <w:lvlJc w:val="left"/>
     </w:lvl>
-    <w:lvl w:ilvl="8" w:tplc="2F50645C">
+    <w:lvl w:ilvl="8" w:tplc="34C0F5A6">
       <w:numFmt w:val="decimal"/>
       <w:lvlText w:val=""/>
       <w:lvlJc w:val="left"/>
     </w:lvl>
   </w:abstractNum>
-  <w:abstractNum w:abstractNumId="26" w15:restartNumberingAfterBreak="0">
-    <w:nsid w:val="6EB30A6C"/>
+  <w:abstractNum w:abstractNumId="28" w15:restartNumberingAfterBreak="0">
+    <w:nsid w:val="79660339"/>
     <w:multiLevelType w:val="hybridMultilevel"/>
-    <w:tmpl w:val="EBDABCB8"/>
-    <w:lvl w:ilvl="0" w:tplc="8C6C827C">
+    <w:tmpl w:val="7D2A21EC"/>
+    <w:lvl w:ilvl="0" w:tplc="A99EBAEA">
       <w:start w:val="1"/>
       <w:numFmt w:val="decimal"/>
       <w:lvlText w:val="%1."/>
@@ -39366,52 +38015,52 @@
         <w:color w:val="A67C27"/>
       </w:rPr>
     </w:lvl>
-    <w:lvl w:ilvl="1" w:tplc="784A10EC">
+    <w:lvl w:ilvl="1" w:tplc="508A5232">
       <w:numFmt w:val="decimal"/>
       <w:lvlText w:val=""/>
       <w:lvlJc w:val="left"/>
     </w:lvl>
-    <w:lvl w:ilvl="2" w:tplc="961E74E6">
+    <w:lvl w:ilvl="2" w:tplc="97DE8E9C">
       <w:numFmt w:val="decimal"/>
       <w:lvlText w:val=""/>
       <w:lvlJc w:val="left"/>
     </w:lvl>
-    <w:lvl w:ilvl="3" w:tplc="27EC0D9A">
+    <w:lvl w:ilvl="3" w:tplc="82DA5F00">
       <w:numFmt w:val="decimal"/>
       <w:lvlText w:val=""/>
       <w:lvlJc w:val="left"/>
     </w:lvl>
-    <w:lvl w:ilvl="4" w:tplc="34F63AFE">
+    <w:lvl w:ilvl="4" w:tplc="EEACF3A2">
       <w:numFmt w:val="decimal"/>
       <w:lvlText w:val=""/>
       <w:lvlJc w:val="left"/>
     </w:lvl>
-    <w:lvl w:ilvl="5" w:tplc="8ED2A32C">
+    <w:lvl w:ilvl="5" w:tplc="58646684">
       <w:numFmt w:val="decimal"/>
       <w:lvlText w:val=""/>
       <w:lvlJc w:val="left"/>
     </w:lvl>
-    <w:lvl w:ilvl="6" w:tplc="401A9F70">
+    <w:lvl w:ilvl="6" w:tplc="73A635D0">
       <w:numFmt w:val="decimal"/>
       <w:lvlText w:val=""/>
       <w:lvlJc w:val="left"/>
     </w:lvl>
-    <w:lvl w:ilvl="7" w:tplc="2E7EEC08">
+    <w:lvl w:ilvl="7" w:tplc="F34C620C">
       <w:numFmt w:val="decimal"/>
       <w:lvlText w:val=""/>
       <w:lvlJc w:val="left"/>
     </w:lvl>
-    <w:lvl w:ilvl="8" w:tplc="A650E010">
+    <w:lvl w:ilvl="8" w:tplc="C900C204">
       <w:numFmt w:val="decimal"/>
       <w:lvlText w:val=""/>
       <w:lvlJc w:val="left"/>
     </w:lvl>
   </w:abstractNum>
-  <w:abstractNum w:abstractNumId="27" w15:restartNumberingAfterBreak="0">
-    <w:nsid w:val="706D48EF"/>
+  <w:abstractNum w:abstractNumId="29" w15:restartNumberingAfterBreak="0">
+    <w:nsid w:val="7E8A55BB"/>
     <w:multiLevelType w:val="hybridMultilevel"/>
-    <w:tmpl w:val="81A4122E"/>
-    <w:lvl w:ilvl="0" w:tplc="C2EA29D6">
+    <w:tmpl w:val="38FEDD40"/>
+    <w:lvl w:ilvl="0" w:tplc="58F40608">
       <w:start w:val="1"/>
       <w:numFmt w:val="decimal"/>
       <w:lvlText w:val="%1."/>
@@ -39425,52 +38074,52 @@
         <w:color w:val="A67C27"/>
       </w:rPr>
     </w:lvl>
-    <w:lvl w:ilvl="1" w:tplc="3FCAB270">
+    <w:lvl w:ilvl="1" w:tplc="C8D2A5CA">
       <w:numFmt w:val="decimal"/>
       <w:lvlText w:val=""/>
       <w:lvlJc w:val="left"/>
     </w:lvl>
-    <w:lvl w:ilvl="2" w:tplc="03BEF7B0">
+    <w:lvl w:ilvl="2" w:tplc="A672EE8A">
       <w:numFmt w:val="decimal"/>
       <w:lvlText w:val=""/>
       <w:lvlJc w:val="left"/>
     </w:lvl>
-    <w:lvl w:ilvl="3" w:tplc="ADE494D2">
+    <w:lvl w:ilvl="3" w:tplc="E39EC526">
       <w:numFmt w:val="decimal"/>
       <w:lvlText w:val=""/>
       <w:lvlJc w:val="left"/>
     </w:lvl>
-    <w:lvl w:ilvl="4" w:tplc="A860E776">
+    <w:lvl w:ilvl="4" w:tplc="F2987272">
       <w:numFmt w:val="decimal"/>
       <w:lvlText w:val=""/>
       <w:lvlJc w:val="left"/>
     </w:lvl>
-    <w:lvl w:ilvl="5" w:tplc="581A6984">
+    <w:lvl w:ilvl="5" w:tplc="1F648EE8">
       <w:numFmt w:val="decimal"/>
       <w:lvlText w:val=""/>
       <w:lvlJc w:val="left"/>
     </w:lvl>
-    <w:lvl w:ilvl="6" w:tplc="898C658E">
+    <w:lvl w:ilvl="6" w:tplc="D1AC738C">
       <w:numFmt w:val="decimal"/>
       <w:lvlText w:val=""/>
       <w:lvlJc w:val="left"/>
     </w:lvl>
-    <w:lvl w:ilvl="7" w:tplc="99B2B816">
+    <w:lvl w:ilvl="7" w:tplc="27404AA6">
       <w:numFmt w:val="decimal"/>
       <w:lvlText w:val=""/>
       <w:lvlJc w:val="left"/>
     </w:lvl>
-    <w:lvl w:ilvl="8" w:tplc="D3889F4A">
+    <w:lvl w:ilvl="8" w:tplc="1056EE50">
       <w:numFmt w:val="decimal"/>
       <w:lvlText w:val=""/>
       <w:lvlJc w:val="left"/>
     </w:lvl>
   </w:abstractNum>
-  <w:abstractNum w:abstractNumId="28" w15:restartNumberingAfterBreak="0">
-    <w:nsid w:val="73746E81"/>
+  <w:abstractNum w:abstractNumId="30" w15:restartNumberingAfterBreak="0">
+    <w:nsid w:val="7F884C8A"/>
     <w:multiLevelType w:val="hybridMultilevel"/>
-    <w:tmpl w:val="3FCE3CCC"/>
-    <w:lvl w:ilvl="0" w:tplc="C71E502A">
+    <w:tmpl w:val="299A72DE"/>
+    <w:lvl w:ilvl="0" w:tplc="41222862">
       <w:start w:val="1"/>
       <w:numFmt w:val="decimal"/>
       <w:lvlText w:val="%1."/>
@@ -39484,373 +38133,228 @@
         <w:color w:val="A67C27"/>
       </w:rPr>
     </w:lvl>
-    <w:lvl w:ilvl="1" w:tplc="AC220990">
+    <w:lvl w:ilvl="1" w:tplc="C1E61BB2">
       <w:numFmt w:val="decimal"/>
       <w:lvlText w:val=""/>
       <w:lvlJc w:val="left"/>
     </w:lvl>
-    <w:lvl w:ilvl="2" w:tplc="15B8AD84">
+    <w:lvl w:ilvl="2" w:tplc="C40A62BC">
       <w:numFmt w:val="decimal"/>
       <w:lvlText w:val=""/>
       <w:lvlJc w:val="left"/>
     </w:lvl>
-    <w:lvl w:ilvl="3" w:tplc="17767BD8">
+    <w:lvl w:ilvl="3" w:tplc="4C04907A">
       <w:numFmt w:val="decimal"/>
       <w:lvlText w:val=""/>
       <w:lvlJc w:val="left"/>
     </w:lvl>
-    <w:lvl w:ilvl="4" w:tplc="6CA6AB70">
+    <w:lvl w:ilvl="4" w:tplc="27B80162">
       <w:numFmt w:val="decimal"/>
       <w:lvlText w:val=""/>
       <w:lvlJc w:val="left"/>
     </w:lvl>
-    <w:lvl w:ilvl="5" w:tplc="8D26671C">
+    <w:lvl w:ilvl="5" w:tplc="8A5C5474">
       <w:numFmt w:val="decimal"/>
       <w:lvlText w:val=""/>
       <w:lvlJc w:val="left"/>
     </w:lvl>
-    <w:lvl w:ilvl="6" w:tplc="FF18FE70">
+    <w:lvl w:ilvl="6" w:tplc="738C48E8">
       <w:numFmt w:val="decimal"/>
       <w:lvlText w:val=""/>
       <w:lvlJc w:val="left"/>
     </w:lvl>
-    <w:lvl w:ilvl="7" w:tplc="DBAAC75C">
+    <w:lvl w:ilvl="7" w:tplc="68E6D4B4">
       <w:numFmt w:val="decimal"/>
       <w:lvlText w:val=""/>
       <w:lvlJc w:val="left"/>
     </w:lvl>
-    <w:lvl w:ilvl="8" w:tplc="B3B008FE">
+    <w:lvl w:ilvl="8" w:tplc="A7C84FBA">
       <w:numFmt w:val="decimal"/>
       <w:lvlText w:val=""/>
       <w:lvlJc w:val="left"/>
     </w:lvl>
   </w:abstractNum>
-  <w:abstractNum w:abstractNumId="29" w15:restartNumberingAfterBreak="0">
-    <w:nsid w:val="78D728C3"/>
-    <w:multiLevelType w:val="hybridMultilevel"/>
-    <w:tmpl w:val="05A612AE"/>
-    <w:lvl w:ilvl="0" w:tplc="DE5C01AE">
-      <w:start w:val="1"/>
-      <w:numFmt w:val="bullet"/>
-      <w:lvlText w:val="●"/>
-      <w:lvlJc w:val="left"/>
-      <w:pPr>
-        <w:ind w:left="720" w:hanging="360"/>
-      </w:pPr>
-    </w:lvl>
-    <w:lvl w:ilvl="1" w:tplc="BF06E760">
-      <w:start w:val="1"/>
-      <w:numFmt w:val="bullet"/>
-      <w:lvlText w:val="○"/>
-      <w:lvlJc w:val="left"/>
-      <w:pPr>
-        <w:ind w:left="1440" w:hanging="360"/>
-      </w:pPr>
-    </w:lvl>
-    <w:lvl w:ilvl="2" w:tplc="F30EEC46">
-      <w:start w:val="1"/>
-      <w:numFmt w:val="bullet"/>
-      <w:lvlText w:val="■"/>
-      <w:lvlJc w:val="left"/>
-      <w:pPr>
-        <w:ind w:left="2160" w:hanging="360"/>
-      </w:pPr>
-    </w:lvl>
-    <w:lvl w:ilvl="3" w:tplc="EA4E3D80">
-      <w:start w:val="1"/>
-      <w:numFmt w:val="bullet"/>
-      <w:lvlText w:val="●"/>
-      <w:lvlJc w:val="left"/>
-      <w:pPr>
-        <w:ind w:left="2880" w:hanging="360"/>
-      </w:pPr>
-    </w:lvl>
-    <w:lvl w:ilvl="4" w:tplc="E85EDBEC">
-      <w:start w:val="1"/>
-      <w:numFmt w:val="bullet"/>
-      <w:lvlText w:val="○"/>
-      <w:lvlJc w:val="left"/>
-      <w:pPr>
-        <w:ind w:left="3600" w:hanging="360"/>
-      </w:pPr>
-    </w:lvl>
-    <w:lvl w:ilvl="5" w:tplc="66E01C94">
-      <w:start w:val="1"/>
-      <w:numFmt w:val="bullet"/>
-      <w:lvlText w:val="■"/>
-      <w:lvlJc w:val="left"/>
-      <w:pPr>
-        <w:ind w:left="4320" w:hanging="360"/>
-      </w:pPr>
-    </w:lvl>
-    <w:lvl w:ilvl="6" w:tplc="A872B570">
-      <w:start w:val="1"/>
-      <w:numFmt w:val="bullet"/>
-      <w:lvlText w:val="●"/>
-      <w:lvlJc w:val="left"/>
-      <w:pPr>
-        <w:ind w:left="5040" w:hanging="360"/>
-      </w:pPr>
-    </w:lvl>
-    <w:lvl w:ilvl="7" w:tplc="36FCC250">
-      <w:start w:val="1"/>
-      <w:numFmt w:val="bullet"/>
-      <w:lvlText w:val="●"/>
-      <w:lvlJc w:val="left"/>
-      <w:pPr>
-        <w:ind w:left="5760" w:hanging="360"/>
-      </w:pPr>
-    </w:lvl>
-    <w:lvl w:ilvl="8" w:tplc="FB38253C">
-      <w:start w:val="1"/>
-      <w:numFmt w:val="bullet"/>
-      <w:lvlText w:val="●"/>
-      <w:lvlJc w:val="left"/>
-      <w:pPr>
-        <w:ind w:left="6480" w:hanging="360"/>
-      </w:pPr>
-    </w:lvl>
-  </w:abstractNum>
-  <w:abstractNum w:abstractNumId="30" w15:restartNumberingAfterBreak="0">
-    <w:nsid w:val="792149C8"/>
-    <w:multiLevelType w:val="hybridMultilevel"/>
-    <w:tmpl w:val="830E2166"/>
-    <w:lvl w:ilvl="0" w:tplc="D2D26924">
-      <w:start w:val="1"/>
-      <w:numFmt w:val="decimal"/>
-      <w:lvlText w:val="%1."/>
-      <w:lvlJc w:val="left"/>
-      <w:pPr>
-        <w:ind w:left="460" w:hanging="360"/>
-      </w:pPr>
-      <w:rPr>
-        <w:b/>
-        <w:bCs/>
-        <w:color w:val="A67C27"/>
-      </w:rPr>
-    </w:lvl>
-    <w:lvl w:ilvl="1" w:tplc="0230432E">
-      <w:numFmt w:val="decimal"/>
-      <w:lvlText w:val=""/>
-      <w:lvlJc w:val="left"/>
-    </w:lvl>
-    <w:lvl w:ilvl="2" w:tplc="B882FD4A">
-      <w:numFmt w:val="decimal"/>
-      <w:lvlText w:val=""/>
-      <w:lvlJc w:val="left"/>
-    </w:lvl>
-    <w:lvl w:ilvl="3" w:tplc="9738CEC4">
-      <w:numFmt w:val="decimal"/>
-      <w:lvlText w:val=""/>
-      <w:lvlJc w:val="left"/>
-    </w:lvl>
-    <w:lvl w:ilvl="4" w:tplc="B75AA85A">
-      <w:numFmt w:val="decimal"/>
-      <w:lvlText w:val=""/>
-      <w:lvlJc w:val="left"/>
-    </w:lvl>
-    <w:lvl w:ilvl="5" w:tplc="38CC60A4">
-      <w:numFmt w:val="decimal"/>
-      <w:lvlText w:val=""/>
-      <w:lvlJc w:val="left"/>
-    </w:lvl>
-    <w:lvl w:ilvl="6" w:tplc="DE4CBDF6">
-      <w:numFmt w:val="decimal"/>
-      <w:lvlText w:val=""/>
-      <w:lvlJc w:val="left"/>
-    </w:lvl>
-    <w:lvl w:ilvl="7" w:tplc="21AE6CD2">
-      <w:numFmt w:val="decimal"/>
-      <w:lvlText w:val=""/>
-      <w:lvlJc w:val="left"/>
-    </w:lvl>
-    <w:lvl w:ilvl="8" w:tplc="488A2DEA">
-      <w:numFmt w:val="decimal"/>
-      <w:lvlText w:val=""/>
-      <w:lvlJc w:val="left"/>
-    </w:lvl>
-  </w:abstractNum>
-  <w:num w:numId="1" w16cid:durableId="602692337">
+  <w:num w:numId="1" w16cid:durableId="1997876921">
+    <w:abstractNumId w:val="18"/>
+    <w:lvlOverride w:ilvl="0">
+      <w:startOverride w:val="1"/>
+    </w:lvlOverride>
+  </w:num>
+  <w:num w:numId="2" w16cid:durableId="1284576916">
+    <w:abstractNumId w:val="15"/>
+    <w:lvlOverride w:ilvl="0">
+      <w:startOverride w:val="1"/>
+    </w:lvlOverride>
+  </w:num>
+  <w:num w:numId="3" w16cid:durableId="1929995390">
+    <w:abstractNumId w:val="21"/>
+    <w:lvlOverride w:ilvl="0">
+      <w:startOverride w:val="1"/>
+    </w:lvlOverride>
+  </w:num>
+  <w:num w:numId="4" w16cid:durableId="570624413">
+    <w:abstractNumId w:val="9"/>
+    <w:lvlOverride w:ilvl="0">
+      <w:startOverride w:val="1"/>
+    </w:lvlOverride>
+  </w:num>
+  <w:num w:numId="5" w16cid:durableId="2011103485">
+    <w:abstractNumId w:val="14"/>
+    <w:lvlOverride w:ilvl="0">
+      <w:startOverride w:val="1"/>
+    </w:lvlOverride>
+  </w:num>
+  <w:num w:numId="6" w16cid:durableId="878786683">
+    <w:abstractNumId w:val="4"/>
+    <w:lvlOverride w:ilvl="0">
+      <w:startOverride w:val="1"/>
+    </w:lvlOverride>
+  </w:num>
+  <w:num w:numId="7" w16cid:durableId="1913269253">
     <w:abstractNumId w:val="29"/>
     <w:lvlOverride w:ilvl="0">
       <w:startOverride w:val="1"/>
     </w:lvlOverride>
   </w:num>
-  <w:num w:numId="2" w16cid:durableId="19481289">
+  <w:num w:numId="8" w16cid:durableId="137722329">
+    <w:abstractNumId w:val="22"/>
+    <w:lvlOverride w:ilvl="0">
+      <w:startOverride w:val="1"/>
+    </w:lvlOverride>
+  </w:num>
+  <w:num w:numId="9" w16cid:durableId="193009535">
+    <w:abstractNumId w:val="20"/>
+    <w:lvlOverride w:ilvl="0">
+      <w:startOverride w:val="1"/>
+    </w:lvlOverride>
+  </w:num>
+  <w:num w:numId="10" w16cid:durableId="190999121">
+    <w:abstractNumId w:val="6"/>
+    <w:lvlOverride w:ilvl="0">
+      <w:startOverride w:val="1"/>
+    </w:lvlOverride>
+  </w:num>
+  <w:num w:numId="11" w16cid:durableId="243422934">
     <w:abstractNumId w:val="12"/>
     <w:lvlOverride w:ilvl="0">
       <w:startOverride w:val="1"/>
     </w:lvlOverride>
   </w:num>
-  <w:num w:numId="3" w16cid:durableId="55785963">
-    <w:abstractNumId w:val="20"/>
+  <w:num w:numId="12" w16cid:durableId="1244221179">
+    <w:abstractNumId w:val="30"/>
     <w:lvlOverride w:ilvl="0">
       <w:startOverride w:val="1"/>
     </w:lvlOverride>
   </w:num>
-  <w:num w:numId="4" w16cid:durableId="398208654">
+  <w:num w:numId="13" w16cid:durableId="1729576004">
+    <w:abstractNumId w:val="23"/>
+    <w:lvlOverride w:ilvl="0">
+      <w:startOverride w:val="1"/>
+    </w:lvlOverride>
+  </w:num>
+  <w:num w:numId="14" w16cid:durableId="779030019">
+    <w:abstractNumId w:val="10"/>
+    <w:lvlOverride w:ilvl="0">
+      <w:startOverride w:val="1"/>
+    </w:lvlOverride>
+  </w:num>
+  <w:num w:numId="15" w16cid:durableId="1134834088">
+    <w:abstractNumId w:val="24"/>
+    <w:lvlOverride w:ilvl="0">
+      <w:startOverride w:val="1"/>
+    </w:lvlOverride>
+  </w:num>
+  <w:num w:numId="16" w16cid:durableId="1774788373">
+    <w:abstractNumId w:val="0"/>
+    <w:lvlOverride w:ilvl="0">
+      <w:startOverride w:val="1"/>
+    </w:lvlOverride>
+  </w:num>
+  <w:num w:numId="17" w16cid:durableId="1979995153">
     <w:abstractNumId w:val="28"/>
     <w:lvlOverride w:ilvl="0">
       <w:startOverride w:val="1"/>
     </w:lvlOverride>
   </w:num>
-  <w:num w:numId="5" w16cid:durableId="214633132">
+  <w:num w:numId="18" w16cid:durableId="1963071606">
+    <w:abstractNumId w:val="3"/>
+    <w:lvlOverride w:ilvl="0">
+      <w:startOverride w:val="1"/>
+    </w:lvlOverride>
+  </w:num>
+  <w:num w:numId="19" w16cid:durableId="1446772961">
+    <w:abstractNumId w:val="8"/>
+    <w:lvlOverride w:ilvl="0">
+      <w:startOverride w:val="1"/>
+    </w:lvlOverride>
+  </w:num>
+  <w:num w:numId="20" w16cid:durableId="1502238941">
+    <w:abstractNumId w:val="13"/>
+    <w:lvlOverride w:ilvl="0">
+      <w:startOverride w:val="1"/>
+    </w:lvlOverride>
+  </w:num>
+  <w:num w:numId="21" w16cid:durableId="531962634">
+    <w:abstractNumId w:val="5"/>
+    <w:lvlOverride w:ilvl="0">
+      <w:startOverride w:val="1"/>
+    </w:lvlOverride>
+  </w:num>
+  <w:num w:numId="22" w16cid:durableId="1495995467">
     <w:abstractNumId w:val="25"/>
     <w:lvlOverride w:ilvl="0">
       <w:startOverride w:val="1"/>
     </w:lvlOverride>
   </w:num>
-  <w:num w:numId="6" w16cid:durableId="137261721">
-    <w:abstractNumId w:val="3"/>
+  <w:num w:numId="23" w16cid:durableId="1653365589">
+    <w:abstractNumId w:val="7"/>
     <w:lvlOverride w:ilvl="0">
       <w:startOverride w:val="1"/>
     </w:lvlOverride>
   </w:num>
-  <w:num w:numId="7" w16cid:durableId="1843860287">
-    <w:abstractNumId w:val="0"/>
+  <w:num w:numId="24" w16cid:durableId="1101997074">
+    <w:abstractNumId w:val="17"/>
     <w:lvlOverride w:ilvl="0">
       <w:startOverride w:val="1"/>
     </w:lvlOverride>
   </w:num>
-  <w:num w:numId="8" w16cid:durableId="1600940816">
+  <w:num w:numId="25" w16cid:durableId="14428970">
+    <w:abstractNumId w:val="26"/>
+    <w:lvlOverride w:ilvl="0">
+      <w:startOverride w:val="1"/>
+    </w:lvlOverride>
+  </w:num>
+  <w:num w:numId="26" w16cid:durableId="1908222858">
+    <w:abstractNumId w:val="11"/>
+    <w:lvlOverride w:ilvl="0">
+      <w:startOverride w:val="1"/>
+    </w:lvlOverride>
+  </w:num>
+  <w:num w:numId="27" w16cid:durableId="1033190876">
+    <w:abstractNumId w:val="1"/>
+    <w:lvlOverride w:ilvl="0">
+      <w:startOverride w:val="1"/>
+    </w:lvlOverride>
+  </w:num>
+  <w:num w:numId="28" w16cid:durableId="1558205761">
     <w:abstractNumId w:val="27"/>
     <w:lvlOverride w:ilvl="0">
       <w:startOverride w:val="1"/>
     </w:lvlOverride>
   </w:num>
-  <w:num w:numId="9" w16cid:durableId="604115758">
-    <w:abstractNumId w:val="1"/>
+  <w:num w:numId="29" w16cid:durableId="1690177139">
+    <w:abstractNumId w:val="16"/>
     <w:lvlOverride w:ilvl="0">
       <w:startOverride w:val="1"/>
     </w:lvlOverride>
   </w:num>
-  <w:num w:numId="10" w16cid:durableId="138429054">
-    <w:abstractNumId w:val="8"/>
-    <w:lvlOverride w:ilvl="0">
-      <w:startOverride w:val="1"/>
-    </w:lvlOverride>
-  </w:num>
-  <w:num w:numId="11" w16cid:durableId="1610964206">
+  <w:num w:numId="30" w16cid:durableId="346441347">
     <w:abstractNumId w:val="2"/>
     <w:lvlOverride w:ilvl="0">
       <w:startOverride w:val="1"/>
     </w:lvlOverride>
   </w:num>
-  <w:num w:numId="12" w16cid:durableId="1978336499">
-    <w:abstractNumId w:val="15"/>
-    <w:lvlOverride w:ilvl="0">
-      <w:startOverride w:val="1"/>
-    </w:lvlOverride>
-  </w:num>
-  <w:num w:numId="13" w16cid:durableId="1070300527">
-    <w:abstractNumId w:val="26"/>
-    <w:lvlOverride w:ilvl="0">
-      <w:startOverride w:val="1"/>
-    </w:lvlOverride>
-  </w:num>
-  <w:num w:numId="14" w16cid:durableId="25643702">
-    <w:abstractNumId w:val="18"/>
-    <w:lvlOverride w:ilvl="0">
-      <w:startOverride w:val="1"/>
-    </w:lvlOverride>
-  </w:num>
-  <w:num w:numId="15" w16cid:durableId="1256092731">
-    <w:abstractNumId w:val="30"/>
-    <w:lvlOverride w:ilvl="0">
-      <w:startOverride w:val="1"/>
-    </w:lvlOverride>
-  </w:num>
-  <w:num w:numId="16" w16cid:durableId="840658649">
-    <w:abstractNumId w:val="6"/>
-    <w:lvlOverride w:ilvl="0">
-      <w:startOverride w:val="1"/>
-    </w:lvlOverride>
-  </w:num>
-  <w:num w:numId="17" w16cid:durableId="784081100">
-    <w:abstractNumId w:val="4"/>
-    <w:lvlOverride w:ilvl="0">
-      <w:startOverride w:val="1"/>
-    </w:lvlOverride>
-  </w:num>
-  <w:num w:numId="18" w16cid:durableId="226112684">
-    <w:abstractNumId w:val="10"/>
-    <w:lvlOverride w:ilvl="0">
-      <w:startOverride w:val="1"/>
-    </w:lvlOverride>
-  </w:num>
-  <w:num w:numId="19" w16cid:durableId="138306886">
-    <w:abstractNumId w:val="11"/>
-    <w:lvlOverride w:ilvl="0">
-      <w:startOverride w:val="1"/>
-    </w:lvlOverride>
-  </w:num>
-  <w:num w:numId="20" w16cid:durableId="204291660">
-    <w:abstractNumId w:val="24"/>
-    <w:lvlOverride w:ilvl="0">
-      <w:startOverride w:val="1"/>
-    </w:lvlOverride>
-  </w:num>
-  <w:num w:numId="21" w16cid:durableId="1113675471">
-    <w:abstractNumId w:val="23"/>
-    <w:lvlOverride w:ilvl="0">
-      <w:startOverride w:val="1"/>
-    </w:lvlOverride>
-  </w:num>
-  <w:num w:numId="22" w16cid:durableId="1376546216">
-    <w:abstractNumId w:val="13"/>
-    <w:lvlOverride w:ilvl="0">
-      <w:startOverride w:val="1"/>
-    </w:lvlOverride>
-  </w:num>
-  <w:num w:numId="23" w16cid:durableId="454494548">
-    <w:abstractNumId w:val="22"/>
-    <w:lvlOverride w:ilvl="0">
-      <w:startOverride w:val="1"/>
-    </w:lvlOverride>
-  </w:num>
-  <w:num w:numId="24" w16cid:durableId="1092628364">
-    <w:abstractNumId w:val="16"/>
-    <w:lvlOverride w:ilvl="0">
-      <w:startOverride w:val="1"/>
-    </w:lvlOverride>
-  </w:num>
-  <w:num w:numId="25" w16cid:durableId="63767840">
-    <w:abstractNumId w:val="7"/>
-    <w:lvlOverride w:ilvl="0">
-      <w:startOverride w:val="1"/>
-    </w:lvlOverride>
-  </w:num>
-  <w:num w:numId="26" w16cid:durableId="1381858028">
-    <w:abstractNumId w:val="9"/>
-    <w:lvlOverride w:ilvl="0">
-      <w:startOverride w:val="1"/>
-    </w:lvlOverride>
-  </w:num>
-  <w:num w:numId="27" w16cid:durableId="389501152">
-    <w:abstractNumId w:val="5"/>
-    <w:lvlOverride w:ilvl="0">
-      <w:startOverride w:val="1"/>
-    </w:lvlOverride>
-  </w:num>
-  <w:num w:numId="28" w16cid:durableId="1690567806">
-    <w:abstractNumId w:val="14"/>
-    <w:lvlOverride w:ilvl="0">
-      <w:startOverride w:val="1"/>
-    </w:lvlOverride>
-  </w:num>
-  <w:num w:numId="29" w16cid:durableId="783814448">
-    <w:abstractNumId w:val="17"/>
-    <w:lvlOverride w:ilvl="0">
-      <w:startOverride w:val="1"/>
-    </w:lvlOverride>
-  </w:num>
-  <w:num w:numId="30" w16cid:durableId="762800392">
-    <w:abstractNumId w:val="21"/>
-    <w:lvlOverride w:ilvl="0">
-      <w:startOverride w:val="1"/>
-    </w:lvlOverride>
-  </w:num>
-  <w:num w:numId="31" w16cid:durableId="1446584466">
+  <w:num w:numId="31" w16cid:durableId="2017027049">
     <w:abstractNumId w:val="19"/>
     <w:lvlOverride w:ilvl="0">
       <w:startOverride w:val="1"/>
@@ -40476,7 +38980,7 @@
     <w:autoRedefine/>
     <w:uiPriority w:val="39"/>
     <w:unhideWhenUsed/>
-    <w:rsid w:val="00A3496B"/>
+    <w:rsid w:val="00D71D7F"/>
     <w:pPr>
       <w:spacing w:after="100"/>
     </w:pPr>
@@ -40488,7 +38992,7 @@
     <w:autoRedefine/>
     <w:uiPriority w:val="39"/>
     <w:unhideWhenUsed/>
-    <w:rsid w:val="00A3496B"/>
+    <w:rsid w:val="00D71D7F"/>
     <w:pPr>
       <w:spacing w:after="100"/>
       <w:ind w:left="210"/>

--- a/docs/manuals/ABF-FST_Portal_System_Manual.docx
+++ b/docs/manuals/ABF-FST_Portal_System_Manual.docx
@@ -450,7 +450,7 @@
                 <w:sz w:val="19"/>
                 <w:szCs w:val="19"/>
               </w:rPr>
-              <w:t xml:space="preserve">Version 1.36 · 13 October 2026</w:t>
+              <w:t xml:space="preserve">Version 1.37 · 13 October 2026</w:t>
             </w:r>
           </w:p>
         </w:tc>
@@ -36041,7 +36041,7 @@
                 <w:sz w:val="19"/>
                 <w:szCs w:val="19"/>
               </w:rPr>
-              <w:t xml:space="preserve">WhatsApp stays unavailable until Meta approves the invitation template: the panel shows the template as pending and the batch refuses WhatsApp, because a message on an unapproved template is accepted and then silently not delivered.</w:t>
+              <w:t xml:space="preserve">WhatsApp stays unavailable until Meta approves the invitation template: the panel shows the template as pending and the batch refuses WhatsApp, because a message on an unapproved template is accepted and then silently not delivered. The same applies everywhere the portal sends WhatsApp (a single invitation, an introduction, a reminder): it says Meta hasn't approved the template yet, and introductions go by SMS with the reply link instead.</w:t>
             </w:r>
           </w:p>
           <w:p>
@@ -36522,7 +36522,7 @@
         <w:spacing w:after="120" w:line="288"/>
       </w:pPr>
       <w:r>
-        <w:t xml:space="preserve">Once SMS or WhatsApp is set up, the portal sends the Day 2 and Day 7 reminders itself every morning at 08:00: by WhatsApp when its approved template is set up, otherwise by SMS, to the respondent's mobile. </w:t>
+        <w:t xml:space="preserve">Once SMS or WhatsApp is set up, the portal sends the Day 2 and Day 7 reminders itself every morning at 08:00: by WhatsApp once Meta has approved its template, otherwise by SMS, to the respondent's mobile. While Meta still has a template pending, that reminder is not sent by WhatsApp at all: it goes by SMS if SMS is set up, or waits on Follow-ups. </w:t>
       </w:r>
       <w:r>
         <w:rPr>
@@ -46580,7 +46580,7 @@
         <w:sz w:val="16"/>
         <w:szCs w:val="16"/>
       </w:rPr>
-      <w:t xml:space="preserve">Version 1.36 · 13 October 2026</w:t>
+      <w:t xml:space="preserve">Version 1.37 · 13 October 2026</w:t>
     </w:r>
     <w:r>
       <w:rPr>

--- a/docs/manuals/ABF-FST_Portal_System_Manual.docx
+++ b/docs/manuals/ABF-FST_Portal_System_Manual.docx
@@ -450,7 +450,7 @@
                 <w:sz w:val="19"/>
                 <w:szCs w:val="19"/>
               </w:rPr>
-              <w:t xml:space="preserve">Version 1.37 · 13 October 2026</w:t>
+              <w:t xml:space="preserve">Version 1.38 · 13 October 2026</w:t>
             </w:r>
           </w:p>
         </w:tc>
@@ -46580,7 +46580,7 @@
         <w:sz w:val="16"/>
         <w:szCs w:val="16"/>
       </w:rPr>
-      <w:t xml:space="preserve">Version 1.37 · 13 October 2026</w:t>
+      <w:t xml:space="preserve">Version 1.38 · 13 October 2026</w:t>
     </w:r>
     <w:r>
       <w:rPr>

--- a/docs/manuals/ABF-FST_Portal_System_Manual.docx
+++ b/docs/manuals/ABF-FST_Portal_System_Manual.docx
@@ -450,7 +450,7 @@
                 <w:sz w:val="19"/>
                 <w:szCs w:val="19"/>
               </w:rPr>
-              <w:t xml:space="preserve">Version 1.38 · 13 October 2026</w:t>
+              <w:t xml:space="preserve">Version 1.39 · 14 October 2026</w:t>
             </w:r>
           </w:p>
         </w:tc>
@@ -24138,7 +24138,7 @@
         <w:pStyle w:val="Heading3"/>
       </w:pPr>
       <w:r>
-        <w:t xml:space="preserve">Sending KII invitations in batches (PI and Field Coordinator)</w:t>
+        <w:t xml:space="preserve">Ask first: introduce the interview, then send the link automatically</w:t>
       </w:r>
     </w:p>
     <w:p>
@@ -24146,37 +24146,27 @@
         <w:spacing w:after="120" w:line="288"/>
       </w:pPr>
       <w:r>
-        <w:t xml:space="preserve">Instead of opening each record, the PI or Field Coordinator can have the portal send the links. Only records </w:t>
-      </w:r>
-      <w:r>
-        <w:rPr>
-          <w:b/>
-          <w:bCs/>
-        </w:rPr>
-        <w:t xml:space="preserve">never invited</w:t>
-      </w:r>
-      <w:r>
-        <w:t xml:space="preserve"> (PROSPECT) with a contact and no open link are included, Core-60 first, then Reserve-30, then the additional organisations, each in KII ID order. Each gets </w:t>
-      </w:r>
-      <w:r>
-        <w:rPr>
-          <w:b/>
-          <w:bCs/>
-        </w:rPr>
-        <w:t xml:space="preserve">one</w:t>
-      </w:r>
-      <w:r>
-        <w:t xml:space="preserve"> link (valid 14 days) and code, sent on every way chosen that it has a contact for, and moves to </w:t>
-      </w:r>
-      <w:r>
-        <w:rPr>
-          <w:b/>
-          <w:bCs/>
-        </w:rPr>
-        <w:t xml:space="preserve">INVITED</w:t>
-      </w:r>
-      <w:r>
-        <w:t xml:space="preserve">. From then on the informant's consent, fact check, KII Guide and coding are recorded by themselves.</w:t>
+        <w:t xml:space="preserve">As for Main-400, a KII informant can be asked first instead of receiving the link straight away. They get a short WhatsApp message in Happyson Saina's name about a confidential key informant interview of about 30 minutes, with </w:t>
+      </w:r>
+      <w:r>
+        <w:rPr>
+          <w:b/>
+          <w:bCs/>
+        </w:rPr>
+        <w:t xml:space="preserve">Yes, send it</w:t>
+      </w:r>
+      <w:r>
+        <w:t xml:space="preserve"> and </w:t>
+      </w:r>
+      <w:r>
+        <w:rPr>
+          <w:b/>
+          <w:bCs/>
+        </w:rPr>
+        <w:t xml:space="preserve">No, thank you</w:t>
+      </w:r>
+      <w:r>
+        <w:t xml:space="preserve"> buttons. A record with no named informant is greeted by its organisation's name. Until Meta approves the KII introduction template, and where WhatsApp isn't set up, it goes by SMS with a link that opens the study's WhatsApp chat with “YES” typed in.</w:t>
       </w:r>
     </w:p>
     <w:p>
@@ -24189,17 +24179,27 @@
         <w:spacing w:after="80" w:line="276"/>
       </w:pPr>
       <w:r>
-        <w:t xml:space="preserve">Open </w:t>
-      </w:r>
-      <w:r>
-        <w:rPr>
-          <w:b/>
-          <w:bCs/>
-        </w:rPr>
-        <w:t xml:space="preserve">KII Register</w:t>
-      </w:r>
-      <w:r>
-        <w:t xml:space="preserve"> and find </w:t>
+        <w:t xml:space="preserve">For one informant: open the record and, under </w:t>
+      </w:r>
+      <w:r>
+        <w:rPr>
+          <w:b/>
+          <w:bCs/>
+        </w:rPr>
+        <w:t xml:space="preserve">Ask first (introduction)</w:t>
+      </w:r>
+      <w:r>
+        <w:t xml:space="preserve">, select </w:t>
+      </w:r>
+      <w:r>
+        <w:rPr>
+          <w:b/>
+          <w:bCs/>
+        </w:rPr>
+        <w:t xml:space="preserve">Send introduction</w:t>
+      </w:r>
+      <w:r>
+        <w:t xml:space="preserve">. The record must not be invited yet (PROSPECT) and must have a mobile number. For many: on </w:t>
       </w:r>
       <w:r>
         <w:rPr>
@@ -24209,7 +24209,17 @@
         <w:t xml:space="preserve">Send KII invitations</w:t>
       </w:r>
       <w:r>
-        <w:t xml:space="preserve">.</w:t>
+        <w:t xml:space="preserve">, choose </w:t>
+      </w:r>
+      <w:r>
+        <w:rPr>
+          <w:b/>
+          <w:bCs/>
+        </w:rPr>
+        <w:t xml:space="preserve">Ask first (introduction)</w:t>
+      </w:r>
+      <w:r>
+        <w:t xml:space="preserve"> (next section).</w:t>
       </w:r>
     </w:p>
     <w:p>
@@ -24222,57 +24232,24 @@
         <w:spacing w:after="80" w:line="276"/>
       </w:pPr>
       <w:r>
-        <w:t xml:space="preserve">Under </w:t>
-      </w:r>
-      <w:r>
-        <w:rPr>
-          <w:b/>
-          <w:bCs/>
-        </w:rPr>
-        <w:t xml:space="preserve">From</w:t>
-      </w:r>
-      <w:r>
-        <w:t xml:space="preserve">, tick the groups to invite: </w:t>
-      </w:r>
-      <w:r>
-        <w:rPr>
-          <w:b/>
-          <w:bCs/>
-        </w:rPr>
-        <w:t xml:space="preserve">Core-60</w:t>
-      </w:r>
-      <w:r>
-        <w:t xml:space="preserve">, </w:t>
-      </w:r>
-      <w:r>
-        <w:rPr>
-          <w:b/>
-          <w:bCs/>
-        </w:rPr>
-        <w:t xml:space="preserve">Reserve-30</w:t>
-      </w:r>
-      <w:r>
-        <w:t xml:space="preserve"> and/or </w:t>
-      </w:r>
-      <w:r>
-        <w:rPr>
-          <w:b/>
-          <w:bCs/>
-        </w:rPr>
-        <w:t xml:space="preserve">Additional organisations</w:t>
-      </w:r>
-      <w:r>
-        <w:t xml:space="preserve">, each with how many are ready. Tick </w:t>
-      </w:r>
-      <w:r>
-        <w:rPr>
-          <w:b/>
-          <w:bCs/>
-        </w:rPr>
-        <w:t xml:space="preserve">Named informants only</w:t>
-      </w:r>
-      <w:r>
-        <w:t xml:space="preserve"> to leave out records still marked “contact not yet identified” (those go to the organisation and ask for the role).</w:t>
+        <w:rPr>
+          <w:b/>
+          <w:bCs/>
+        </w:rPr>
+        <w:t xml:space="preserve">They reply YES:</w:t>
+      </w:r>
+      <w:r>
+        <w:t xml:space="preserve"> the portal issues their personal link and sends it back in the same WhatsApp chat straight away, and the record moves to </w:t>
+      </w:r>
+      <w:r>
+        <w:rPr>
+          <w:b/>
+          <w:bCs/>
+        </w:rPr>
+        <w:t xml:space="preserve">INVITED</w:t>
+      </w:r>
+      <w:r>
+        <w:t xml:space="preserve">. From there their consent, fact check, KII Guide and coding are recorded by themselves.</w:t>
       </w:r>
     </w:p>
     <w:p>
@@ -24285,47 +24262,24 @@
         <w:spacing w:after="80" w:line="276"/>
       </w:pPr>
       <w:r>
-        <w:t xml:space="preserve">Under </w:t>
-      </w:r>
-      <w:r>
-        <w:rPr>
-          <w:b/>
-          <w:bCs/>
-        </w:rPr>
-        <w:t xml:space="preserve">Send by</w:t>
-      </w:r>
-      <w:r>
-        <w:t xml:space="preserve">, tick </w:t>
-      </w:r>
-      <w:r>
-        <w:rPr>
-          <w:b/>
-          <w:bCs/>
-        </w:rPr>
-        <w:t xml:space="preserve">Email</w:t>
-      </w:r>
-      <w:r>
-        <w:t xml:space="preserve">, and </w:t>
-      </w:r>
-      <w:r>
-        <w:rPr>
-          <w:b/>
-          <w:bCs/>
-        </w:rPr>
-        <w:t xml:space="preserve">SMS</w:t>
-      </w:r>
-      <w:r>
-        <w:t xml:space="preserve"> or </w:t>
-      </w:r>
-      <w:r>
-        <w:rPr>
-          <w:b/>
-          <w:bCs/>
-        </w:rPr>
-        <w:t xml:space="preserve">WhatsApp</w:t>
-      </w:r>
-      <w:r>
-        <w:t xml:space="preserve"> once they are set up and Meta has approved the KII invitation template.</w:t>
+        <w:rPr>
+          <w:b/>
+          <w:bCs/>
+        </w:rPr>
+        <w:t xml:space="preserve">They reply NO</w:t>
+      </w:r>
+      <w:r>
+        <w:t xml:space="preserve"> (or STOP, Hapana, Aihwa, Cha): the record moves to </w:t>
+      </w:r>
+      <w:r>
+        <w:rPr>
+          <w:b/>
+          <w:bCs/>
+        </w:rPr>
+        <w:t xml:space="preserve">DECLINED</w:t>
+      </w:r>
+      <w:r>
+        <w:t xml:space="preserve">, any open link is revoked, and they get one message saying they won't be contacted again.</w:t>
       </w:r>
     </w:p>
     <w:p>
@@ -24338,47 +24292,24 @@
         <w:spacing w:after="80" w:line="276"/>
       </w:pPr>
       <w:r>
-        <w:t xml:space="preserve">Open </w:t>
-      </w:r>
-      <w:r>
-        <w:rPr>
-          <w:b/>
-          <w:bCs/>
-        </w:rPr>
-        <w:t xml:space="preserve">Next in line</w:t>
-      </w:r>
-      <w:r>
-        <w:t xml:space="preserve"> to check the first records, with partly hidden addresses and numbers. Type </w:t>
-      </w:r>
-      <w:r>
-        <w:rPr>
-          <w:b/>
-          <w:bCs/>
-        </w:rPr>
-        <w:t xml:space="preserve">How many</w:t>
-      </w:r>
-      <w:r>
-        <w:t xml:space="preserve"> (up to 100) and select </w:t>
-      </w:r>
-      <w:r>
-        <w:rPr>
-          <w:b/>
-          <w:bCs/>
-        </w:rPr>
-        <w:t xml:space="preserve">Review and send</w:t>
-      </w:r>
-      <w:r>
-        <w:t xml:space="preserve">, then </w:t>
-      </w:r>
-      <w:r>
-        <w:rPr>
-          <w:b/>
-          <w:bCs/>
-        </w:rPr>
-        <w:t xml:space="preserve">Send N invitations</w:t>
-      </w:r>
-      <w:r>
-        <w:t xml:space="preserve">.</w:t>
+        <w:rPr>
+          <w:b/>
+          <w:bCs/>
+        </w:rPr>
+        <w:t xml:space="preserve">They write anything else:</w:t>
+      </w:r>
+      <w:r>
+        <w:t xml:space="preserve"> they get one automatic answer with the study contact, and the message waits on </w:t>
+      </w:r>
+      <w:r>
+        <w:rPr>
+          <w:b/>
+          <w:bCs/>
+        </w:rPr>
+        <w:t xml:space="preserve">Communications</w:t>
+      </w:r>
+      <w:r>
+        <w:t xml:space="preserve"> for you to answer.</w:t>
       </w:r>
     </w:p>
     <w:p>
@@ -24387,6 +24318,342 @@
         <w:numPr>
           <w:ilvl w:val="0"/>
           <w:numId w:val="28"/>
+        </w:numPr>
+        <w:spacing w:after="80" w:line="276"/>
+      </w:pPr>
+      <w:r>
+        <w:rPr>
+          <w:b/>
+          <w:bCs/>
+        </w:rPr>
+        <w:t xml:space="preserve">No reply:</w:t>
+      </w:r>
+      <w:r>
+        <w:t xml:space="preserve"> one reminder after 3 days; after 4 more days with no answer, the record is listed on the </w:t>
+      </w:r>
+      <w:r>
+        <w:rPr>
+          <w:b/>
+          <w:bCs/>
+        </w:rPr>
+        <w:t xml:space="preserve">KII Register</w:t>
+      </w:r>
+      <w:r>
+        <w:t xml:space="preserve"> under </w:t>
+      </w:r>
+      <w:r>
+        <w:rPr>
+          <w:b/>
+          <w:bCs/>
+        </w:rPr>
+        <w:t xml:space="preserve">Asked, no reply: phone them</w:t>
+      </w:r>
+      <w:r>
+        <w:t xml:space="preserve">.</w:t>
+      </w:r>
+    </w:p>
+    <w:p>
+      <w:pPr>
+        <w:spacing w:after="80"/>
+      </w:pPr>
+    </w:p>
+    <w:p>
+      <w:pPr>
+        <w:pStyle w:val="Heading3"/>
+      </w:pPr>
+      <w:r>
+        <w:t xml:space="preserve">Sending KII invitations in batches (PI and Field Coordinator)</w:t>
+      </w:r>
+    </w:p>
+    <w:p>
+      <w:pPr>
+        <w:spacing w:after="120" w:line="288"/>
+      </w:pPr>
+      <w:r>
+        <w:t xml:space="preserve">Instead of opening each record, the PI or Field Coordinator can have the portal send the links. Only records </w:t>
+      </w:r>
+      <w:r>
+        <w:rPr>
+          <w:b/>
+          <w:bCs/>
+        </w:rPr>
+        <w:t xml:space="preserve">never invited</w:t>
+      </w:r>
+      <w:r>
+        <w:t xml:space="preserve"> (PROSPECT) with a contact and no open link are included, Core-60 first, then Reserve-30, then the additional organisations, each in KII ID order. Each gets </w:t>
+      </w:r>
+      <w:r>
+        <w:rPr>
+          <w:b/>
+          <w:bCs/>
+        </w:rPr>
+        <w:t xml:space="preserve">one</w:t>
+      </w:r>
+      <w:r>
+        <w:t xml:space="preserve"> link (valid 14 days) and code, sent on every way chosen that it has a contact for, and moves to </w:t>
+      </w:r>
+      <w:r>
+        <w:rPr>
+          <w:b/>
+          <w:bCs/>
+        </w:rPr>
+        <w:t xml:space="preserve">INVITED</w:t>
+      </w:r>
+      <w:r>
+        <w:t xml:space="preserve">. From then on the informant's consent, fact check, KII Guide and coding are recorded by themselves.</w:t>
+      </w:r>
+    </w:p>
+    <w:p>
+      <w:pPr>
+        <w:pStyle w:val="ListParagraph"/>
+        <w:numPr>
+          <w:ilvl w:val="0"/>
+          <w:numId w:val="29"/>
+        </w:numPr>
+        <w:spacing w:after="80" w:line="276"/>
+      </w:pPr>
+      <w:r>
+        <w:t xml:space="preserve">Open </w:t>
+      </w:r>
+      <w:r>
+        <w:rPr>
+          <w:b/>
+          <w:bCs/>
+        </w:rPr>
+        <w:t xml:space="preserve">KII Register</w:t>
+      </w:r>
+      <w:r>
+        <w:t xml:space="preserve"> and find </w:t>
+      </w:r>
+      <w:r>
+        <w:rPr>
+          <w:b/>
+          <w:bCs/>
+        </w:rPr>
+        <w:t xml:space="preserve">Send KII invitations</w:t>
+      </w:r>
+      <w:r>
+        <w:t xml:space="preserve">.</w:t>
+      </w:r>
+    </w:p>
+    <w:p>
+      <w:pPr>
+        <w:pStyle w:val="ListParagraph"/>
+        <w:numPr>
+          <w:ilvl w:val="0"/>
+          <w:numId w:val="29"/>
+        </w:numPr>
+        <w:spacing w:after="80" w:line="276"/>
+      </w:pPr>
+      <w:r>
+        <w:t xml:space="preserve">Under </w:t>
+      </w:r>
+      <w:r>
+        <w:rPr>
+          <w:b/>
+          <w:bCs/>
+        </w:rPr>
+        <w:t xml:space="preserve">How</w:t>
+      </w:r>
+      <w:r>
+        <w:t xml:space="preserve">, choose </w:t>
+      </w:r>
+      <w:r>
+        <w:rPr>
+          <w:b/>
+          <w:bCs/>
+        </w:rPr>
+        <w:t xml:space="preserve">Ask first (introduction)</w:t>
+      </w:r>
+      <w:r>
+        <w:t xml:space="preserve"> to send the introduction (a YES then sends each link by itself), or </w:t>
+      </w:r>
+      <w:r>
+        <w:rPr>
+          <w:b/>
+          <w:bCs/>
+        </w:rPr>
+        <w:t xml:space="preserve">Send the invitation now</w:t>
+      </w:r>
+      <w:r>
+        <w:t xml:space="preserve"> to send the links straight away.</w:t>
+      </w:r>
+    </w:p>
+    <w:p>
+      <w:pPr>
+        <w:pStyle w:val="ListParagraph"/>
+        <w:numPr>
+          <w:ilvl w:val="0"/>
+          <w:numId w:val="29"/>
+        </w:numPr>
+        <w:spacing w:after="80" w:line="276"/>
+      </w:pPr>
+      <w:r>
+        <w:t xml:space="preserve">Under </w:t>
+      </w:r>
+      <w:r>
+        <w:rPr>
+          <w:b/>
+          <w:bCs/>
+        </w:rPr>
+        <w:t xml:space="preserve">From</w:t>
+      </w:r>
+      <w:r>
+        <w:t xml:space="preserve">, tick the groups to invite: </w:t>
+      </w:r>
+      <w:r>
+        <w:rPr>
+          <w:b/>
+          <w:bCs/>
+        </w:rPr>
+        <w:t xml:space="preserve">Core-60</w:t>
+      </w:r>
+      <w:r>
+        <w:t xml:space="preserve">, </w:t>
+      </w:r>
+      <w:r>
+        <w:rPr>
+          <w:b/>
+          <w:bCs/>
+        </w:rPr>
+        <w:t xml:space="preserve">Reserve-30</w:t>
+      </w:r>
+      <w:r>
+        <w:t xml:space="preserve"> and/or </w:t>
+      </w:r>
+      <w:r>
+        <w:rPr>
+          <w:b/>
+          <w:bCs/>
+        </w:rPr>
+        <w:t xml:space="preserve">Additional organisations</w:t>
+      </w:r>
+      <w:r>
+        <w:t xml:space="preserve">, each with how many are ready. Tick </w:t>
+      </w:r>
+      <w:r>
+        <w:rPr>
+          <w:b/>
+          <w:bCs/>
+        </w:rPr>
+        <w:t xml:space="preserve">Named informants only</w:t>
+      </w:r>
+      <w:r>
+        <w:t xml:space="preserve"> to leave out records still marked “contact not yet identified” (those go to the organisation and ask for the role).</w:t>
+      </w:r>
+    </w:p>
+    <w:p>
+      <w:pPr>
+        <w:pStyle w:val="ListParagraph"/>
+        <w:numPr>
+          <w:ilvl w:val="0"/>
+          <w:numId w:val="29"/>
+        </w:numPr>
+        <w:spacing w:after="80" w:line="276"/>
+      </w:pPr>
+      <w:r>
+        <w:t xml:space="preserve">Under </w:t>
+      </w:r>
+      <w:r>
+        <w:rPr>
+          <w:b/>
+          <w:bCs/>
+        </w:rPr>
+        <w:t xml:space="preserve">Send by</w:t>
+      </w:r>
+      <w:r>
+        <w:t xml:space="preserve">, tick </w:t>
+      </w:r>
+      <w:r>
+        <w:rPr>
+          <w:b/>
+          <w:bCs/>
+        </w:rPr>
+        <w:t xml:space="preserve">Email</w:t>
+      </w:r>
+      <w:r>
+        <w:t xml:space="preserve">, and </w:t>
+      </w:r>
+      <w:r>
+        <w:rPr>
+          <w:b/>
+          <w:bCs/>
+        </w:rPr>
+        <w:t xml:space="preserve">SMS</w:t>
+      </w:r>
+      <w:r>
+        <w:t xml:space="preserve"> or </w:t>
+      </w:r>
+      <w:r>
+        <w:rPr>
+          <w:b/>
+          <w:bCs/>
+        </w:rPr>
+        <w:t xml:space="preserve">WhatsApp</w:t>
+      </w:r>
+      <w:r>
+        <w:t xml:space="preserve"> once they are set up and Meta has approved the KII invitation template.</w:t>
+      </w:r>
+    </w:p>
+    <w:p>
+      <w:pPr>
+        <w:pStyle w:val="ListParagraph"/>
+        <w:numPr>
+          <w:ilvl w:val="0"/>
+          <w:numId w:val="29"/>
+        </w:numPr>
+        <w:spacing w:after="80" w:line="276"/>
+      </w:pPr>
+      <w:r>
+        <w:t xml:space="preserve">Open </w:t>
+      </w:r>
+      <w:r>
+        <w:rPr>
+          <w:b/>
+          <w:bCs/>
+        </w:rPr>
+        <w:t xml:space="preserve">Next in line</w:t>
+      </w:r>
+      <w:r>
+        <w:t xml:space="preserve"> to check the first records, with partly hidden addresses and numbers. Type </w:t>
+      </w:r>
+      <w:r>
+        <w:rPr>
+          <w:b/>
+          <w:bCs/>
+        </w:rPr>
+        <w:t xml:space="preserve">How many</w:t>
+      </w:r>
+      <w:r>
+        <w:t xml:space="preserve"> (up to 100) and select </w:t>
+      </w:r>
+      <w:r>
+        <w:rPr>
+          <w:b/>
+          <w:bCs/>
+        </w:rPr>
+        <w:t xml:space="preserve">Review and send</w:t>
+      </w:r>
+      <w:r>
+        <w:t xml:space="preserve">, then </w:t>
+      </w:r>
+      <w:r>
+        <w:rPr>
+          <w:b/>
+          <w:bCs/>
+        </w:rPr>
+        <w:t xml:space="preserve">Send N invitations</w:t>
+      </w:r>
+      <w:r>
+        <w:t xml:space="preserve">.</w:t>
+      </w:r>
+    </w:p>
+    <w:p>
+      <w:pPr>
+        <w:pStyle w:val="ListParagraph"/>
+        <w:numPr>
+          <w:ilvl w:val="0"/>
+          <w:numId w:val="29"/>
         </w:numPr>
         <w:spacing w:after="80" w:line="276"/>
       </w:pPr>
@@ -24490,7 +24757,7 @@
         <w:pStyle w:val="ListParagraph"/>
         <w:numPr>
           <w:ilvl w:val="0"/>
-          <w:numId w:val="29"/>
+          <w:numId w:val="30"/>
         </w:numPr>
         <w:spacing w:after="80" w:line="276"/>
       </w:pPr>
@@ -24596,7 +24863,7 @@
         <w:pStyle w:val="ListParagraph"/>
         <w:numPr>
           <w:ilvl w:val="0"/>
-          <w:numId w:val="29"/>
+          <w:numId w:val="30"/>
         </w:numPr>
         <w:spacing w:after="80" w:line="276"/>
       </w:pPr>
@@ -24609,7 +24876,7 @@
         <w:pStyle w:val="ListParagraph"/>
         <w:numPr>
           <w:ilvl w:val="0"/>
-          <w:numId w:val="29"/>
+          <w:numId w:val="30"/>
         </w:numPr>
         <w:spacing w:after="80" w:line="276"/>
       </w:pPr>
@@ -24676,7 +24943,7 @@
         <w:pStyle w:val="ListParagraph"/>
         <w:numPr>
           <w:ilvl w:val="0"/>
-          <w:numId w:val="29"/>
+          <w:numId w:val="30"/>
         </w:numPr>
         <w:spacing w:after="80" w:line="276"/>
       </w:pPr>
@@ -24692,146 +24959,6 @@
       </w:r>
       <w:r>
         <w:t xml:space="preserve">. The record is created straight away and the review screen opens, showing “Step 1 of 2: reading the document’s details”, then “Step 2 of 2: drafting the coding form”. You can leave the page; the draft will be there when you return.</w:t>
-      </w:r>
-    </w:p>
-    <w:p>
-      <w:pPr>
-        <w:pStyle w:val="ListParagraph"/>
-        <w:numPr>
-          <w:ilvl w:val="0"/>
-          <w:numId w:val="29"/>
-        </w:numPr>
-        <w:spacing w:after="80" w:line="276"/>
-      </w:pPr>
-      <w:r>
-        <w:t xml:space="preserve">The AI has filled in the title, author, date, document type, geographic scope, value chain and source it found in the document, and left blank anything the document does not state. Check them on the record page under </w:t>
-      </w:r>
-      <w:r>
-        <w:rPr>
-          <w:b/>
-          <w:bCs/>
-        </w:rPr>
-        <w:t xml:space="preserve">Record details</w:t>
-      </w:r>
-      <w:r>
-        <w:t xml:space="preserve"> and correct anything wrong; a correction shows in the draft at once and is used when you submit.</w:t>
-      </w:r>
-    </w:p>
-    <w:p>
-      <w:pPr>
-        <w:pStyle w:val="ListParagraph"/>
-        <w:numPr>
-          <w:ilvl w:val="0"/>
-          <w:numId w:val="29"/>
-        </w:numPr>
-        <w:spacing w:after="80" w:line="276"/>
-      </w:pPr>
-      <w:r>
-        <w:t xml:space="preserve">You still make the human decisions: assess </w:t>
-      </w:r>
-      <w:r>
-        <w:rPr>
-          <w:b/>
-          <w:bCs/>
-        </w:rPr>
-        <w:t xml:space="preserve">authenticity</w:t>
-      </w:r>
-      <w:r>
-        <w:t xml:space="preserve"> (Verified or Disputed) and </w:t>
-      </w:r>
-      <w:r>
-        <w:rPr>
-          <w:b/>
-          <w:bCs/>
-        </w:rPr>
-        <w:t xml:space="preserve">Include</w:t>
-      </w:r>
-      <w:r>
-        <w:t xml:space="preserve"> or </w:t>
-      </w:r>
-      <w:r>
-        <w:rPr>
-          <w:b/>
-          <w:bCs/>
-        </w:rPr>
-        <w:t xml:space="preserve">Exclude</w:t>
-      </w:r>
-      <w:r>
-        <w:t xml:space="preserve"> the document, as described below.</w:t>
-      </w:r>
-    </w:p>
-    <w:p>
-      <w:pPr>
-        <w:pStyle w:val="ListParagraph"/>
-        <w:numPr>
-          <w:ilvl w:val="0"/>
-          <w:numId w:val="29"/>
-        </w:numPr>
-        <w:spacing w:after="80" w:line="276"/>
-      </w:pPr>
-      <w:r>
-        <w:t xml:space="preserve">Review every section of the draft, </w:t>
-      </w:r>
-      <w:r>
-        <w:rPr>
-          <w:b/>
-          <w:bCs/>
-        </w:rPr>
-        <w:t xml:space="preserve">Save changes</w:t>
-      </w:r>
-      <w:r>
-        <w:t xml:space="preserve">, then </w:t>
-      </w:r>
-      <w:r>
-        <w:rPr>
-          <w:b/>
-          <w:bCs/>
-        </w:rPr>
-        <w:t xml:space="preserve">Submit to KoboToolbox</w:t>
-      </w:r>
-      <w:r>
-        <w:t xml:space="preserve"> (see “Auto-fill: the AI drafts, you review”). The portal keeps its own copy of the completed form; </w:t>
-      </w:r>
-      <w:r>
-        <w:rPr>
-          <w:b/>
-          <w:bCs/>
-        </w:rPr>
-        <w:t xml:space="preserve">Sync now</w:t>
-      </w:r>
-      <w:r>
-        <w:t xml:space="preserve"> on </w:t>
-      </w:r>
-      <w:r>
-        <w:rPr>
-          <w:b/>
-          <w:bCs/>
-        </w:rPr>
-        <w:t xml:space="preserve">Form PDFs</w:t>
-      </w:r>
-      <w:r>
-        <w:t xml:space="preserve"> confirms the portal and KoboToolbox match.</w:t>
-      </w:r>
-    </w:p>
-    <w:p>
-      <w:pPr>
-        <w:spacing w:after="80"/>
-      </w:pPr>
-    </w:p>
-    <w:p>
-      <w:pPr>
-        <w:pStyle w:val="Heading2"/>
-      </w:pPr>
-      <w:r>
-        <w:t xml:space="preserve">7.17a Coding another chapter of the same document (Copy for another chapter)</w:t>
-      </w:r>
-    </w:p>
-    <w:p>
-      <w:pPr>
-        <w:spacing w:after="120" w:line="288"/>
-      </w:pPr>
-      <w:r>
-        <w:t xml:space="preserve">A long report holds several evidence units. Give each chapter you want coded its own record, so each gets its own ratings, its own DOC ID and its own row in the export. You do not upload the file again or retype the details:</w:t>
       </w:r>
     </w:p>
     <w:p>
@@ -24840,6 +24967,146 @@
         <w:numPr>
           <w:ilvl w:val="0"/>
           <w:numId w:val="30"/>
+        </w:numPr>
+        <w:spacing w:after="80" w:line="276"/>
+      </w:pPr>
+      <w:r>
+        <w:t xml:space="preserve">The AI has filled in the title, author, date, document type, geographic scope, value chain and source it found in the document, and left blank anything the document does not state. Check them on the record page under </w:t>
+      </w:r>
+      <w:r>
+        <w:rPr>
+          <w:b/>
+          <w:bCs/>
+        </w:rPr>
+        <w:t xml:space="preserve">Record details</w:t>
+      </w:r>
+      <w:r>
+        <w:t xml:space="preserve"> and correct anything wrong; a correction shows in the draft at once and is used when you submit.</w:t>
+      </w:r>
+    </w:p>
+    <w:p>
+      <w:pPr>
+        <w:pStyle w:val="ListParagraph"/>
+        <w:numPr>
+          <w:ilvl w:val="0"/>
+          <w:numId w:val="30"/>
+        </w:numPr>
+        <w:spacing w:after="80" w:line="276"/>
+      </w:pPr>
+      <w:r>
+        <w:t xml:space="preserve">You still make the human decisions: assess </w:t>
+      </w:r>
+      <w:r>
+        <w:rPr>
+          <w:b/>
+          <w:bCs/>
+        </w:rPr>
+        <w:t xml:space="preserve">authenticity</w:t>
+      </w:r>
+      <w:r>
+        <w:t xml:space="preserve"> (Verified or Disputed) and </w:t>
+      </w:r>
+      <w:r>
+        <w:rPr>
+          <w:b/>
+          <w:bCs/>
+        </w:rPr>
+        <w:t xml:space="preserve">Include</w:t>
+      </w:r>
+      <w:r>
+        <w:t xml:space="preserve"> or </w:t>
+      </w:r>
+      <w:r>
+        <w:rPr>
+          <w:b/>
+          <w:bCs/>
+        </w:rPr>
+        <w:t xml:space="preserve">Exclude</w:t>
+      </w:r>
+      <w:r>
+        <w:t xml:space="preserve"> the document, as described below.</w:t>
+      </w:r>
+    </w:p>
+    <w:p>
+      <w:pPr>
+        <w:pStyle w:val="ListParagraph"/>
+        <w:numPr>
+          <w:ilvl w:val="0"/>
+          <w:numId w:val="30"/>
+        </w:numPr>
+        <w:spacing w:after="80" w:line="276"/>
+      </w:pPr>
+      <w:r>
+        <w:t xml:space="preserve">Review every section of the draft, </w:t>
+      </w:r>
+      <w:r>
+        <w:rPr>
+          <w:b/>
+          <w:bCs/>
+        </w:rPr>
+        <w:t xml:space="preserve">Save changes</w:t>
+      </w:r>
+      <w:r>
+        <w:t xml:space="preserve">, then </w:t>
+      </w:r>
+      <w:r>
+        <w:rPr>
+          <w:b/>
+          <w:bCs/>
+        </w:rPr>
+        <w:t xml:space="preserve">Submit to KoboToolbox</w:t>
+      </w:r>
+      <w:r>
+        <w:t xml:space="preserve"> (see “Auto-fill: the AI drafts, you review”). The portal keeps its own copy of the completed form; </w:t>
+      </w:r>
+      <w:r>
+        <w:rPr>
+          <w:b/>
+          <w:bCs/>
+        </w:rPr>
+        <w:t xml:space="preserve">Sync now</w:t>
+      </w:r>
+      <w:r>
+        <w:t xml:space="preserve"> on </w:t>
+      </w:r>
+      <w:r>
+        <w:rPr>
+          <w:b/>
+          <w:bCs/>
+        </w:rPr>
+        <w:t xml:space="preserve">Form PDFs</w:t>
+      </w:r>
+      <w:r>
+        <w:t xml:space="preserve"> confirms the portal and KoboToolbox match.</w:t>
+      </w:r>
+    </w:p>
+    <w:p>
+      <w:pPr>
+        <w:spacing w:after="80"/>
+      </w:pPr>
+    </w:p>
+    <w:p>
+      <w:pPr>
+        <w:pStyle w:val="Heading2"/>
+      </w:pPr>
+      <w:r>
+        <w:t xml:space="preserve">7.17a Coding another chapter of the same document (Copy for another chapter)</w:t>
+      </w:r>
+    </w:p>
+    <w:p>
+      <w:pPr>
+        <w:spacing w:after="120" w:line="288"/>
+      </w:pPr>
+      <w:r>
+        <w:t xml:space="preserve">A long report holds several evidence units. Give each chapter you want coded its own record, so each gets its own ratings, its own DOC ID and its own row in the export. You do not upload the file again or retype the details:</w:t>
+      </w:r>
+    </w:p>
+    <w:p>
+      <w:pPr>
+        <w:pStyle w:val="ListParagraph"/>
+        <w:numPr>
+          <w:ilvl w:val="0"/>
+          <w:numId w:val="31"/>
         </w:numPr>
         <w:spacing w:after="80" w:line="276"/>
       </w:pPr>
@@ -24969,7 +25236,7 @@
         <w:pStyle w:val="ListParagraph"/>
         <w:numPr>
           <w:ilvl w:val="0"/>
-          <w:numId w:val="30"/>
+          <w:numId w:val="31"/>
         </w:numPr>
         <w:spacing w:after="80" w:line="276"/>
       </w:pPr>
@@ -25012,7 +25279,7 @@
         <w:pStyle w:val="ListParagraph"/>
         <w:numPr>
           <w:ilvl w:val="0"/>
-          <w:numId w:val="30"/>
+          <w:numId w:val="31"/>
         </w:numPr>
         <w:spacing w:after="80" w:line="276"/>
       </w:pPr>
@@ -25025,7 +25292,7 @@
         <w:pStyle w:val="ListParagraph"/>
         <w:numPr>
           <w:ilvl w:val="0"/>
-          <w:numId w:val="30"/>
+          <w:numId w:val="31"/>
         </w:numPr>
         <w:spacing w:after="80" w:line="276"/>
       </w:pPr>
@@ -25137,7 +25404,7 @@
         <w:pStyle w:val="ListParagraph"/>
         <w:numPr>
           <w:ilvl w:val="0"/>
-          <w:numId w:val="31"/>
+          <w:numId w:val="32"/>
         </w:numPr>
         <w:spacing w:after="80" w:line="276"/>
       </w:pPr>
@@ -25233,42 +25500,6 @@
       </w:r>
       <w:r>
         <w:t xml:space="preserve">. The document ID (e.g. DOC-0025) is generated.</w:t>
-      </w:r>
-    </w:p>
-    <w:p>
-      <w:pPr>
-        <w:pStyle w:val="ListParagraph"/>
-        <w:numPr>
-          <w:ilvl w:val="0"/>
-          <w:numId w:val="31"/>
-        </w:numPr>
-        <w:spacing w:after="80" w:line="276"/>
-      </w:pPr>
-      <w:r>
-        <w:t xml:space="preserve">Then attach the source file (below). If AI drafting is on, ticking </w:t>
-      </w:r>
-      <w:r>
-        <w:rPr>
-          <w:b/>
-          <w:bCs/>
-        </w:rPr>
-        <w:t xml:space="preserve">Start Auto-fill as soon as the file is uploaded</w:t>
-      </w:r>
-      <w:r>
-        <w:t xml:space="preserve"> sends you straight to the draft.</w:t>
-      </w:r>
-    </w:p>
-    <w:p>
-      <w:pPr>
-        <w:spacing w:after="80"/>
-      </w:pPr>
-    </w:p>
-    <w:p>
-      <w:pPr>
-        <w:pStyle w:val="Heading2"/>
-      </w:pPr>
-      <w:r>
-        <w:t xml:space="preserve">7.17c Correcting a record's details</w:t>
       </w:r>
     </w:p>
     <w:p>
@@ -25277,6 +25508,42 @@
         <w:numPr>
           <w:ilvl w:val="0"/>
           <w:numId w:val="32"/>
+        </w:numPr>
+        <w:spacing w:after="80" w:line="276"/>
+      </w:pPr>
+      <w:r>
+        <w:t xml:space="preserve">Then attach the source file (below). If AI drafting is on, ticking </w:t>
+      </w:r>
+      <w:r>
+        <w:rPr>
+          <w:b/>
+          <w:bCs/>
+        </w:rPr>
+        <w:t xml:space="preserve">Start Auto-fill as soon as the file is uploaded</w:t>
+      </w:r>
+      <w:r>
+        <w:t xml:space="preserve"> sends you straight to the draft.</w:t>
+      </w:r>
+    </w:p>
+    <w:p>
+      <w:pPr>
+        <w:spacing w:after="80"/>
+      </w:pPr>
+    </w:p>
+    <w:p>
+      <w:pPr>
+        <w:pStyle w:val="Heading2"/>
+      </w:pPr>
+      <w:r>
+        <w:t xml:space="preserve">7.17c Correcting a record's details</w:t>
+      </w:r>
+    </w:p>
+    <w:p>
+      <w:pPr>
+        <w:pStyle w:val="ListParagraph"/>
+        <w:numPr>
+          <w:ilvl w:val="0"/>
+          <w:numId w:val="33"/>
         </w:numPr>
         <w:spacing w:after="80" w:line="276"/>
       </w:pPr>
@@ -25372,7 +25639,7 @@
         <w:pStyle w:val="ListParagraph"/>
         <w:numPr>
           <w:ilvl w:val="0"/>
-          <w:numId w:val="32"/>
+          <w:numId w:val="33"/>
         </w:numPr>
         <w:spacing w:after="80" w:line="276"/>
       </w:pPr>
@@ -25408,7 +25675,7 @@
         <w:pStyle w:val="ListParagraph"/>
         <w:numPr>
           <w:ilvl w:val="0"/>
-          <w:numId w:val="33"/>
+          <w:numId w:val="34"/>
         </w:numPr>
         <w:spacing w:after="80" w:line="276"/>
       </w:pPr>
@@ -25514,7 +25781,7 @@
         <w:pStyle w:val="ListParagraph"/>
         <w:numPr>
           <w:ilvl w:val="0"/>
-          <w:numId w:val="33"/>
+          <w:numId w:val="34"/>
         </w:numPr>
         <w:spacing w:after="80" w:line="276"/>
       </w:pPr>
@@ -25547,7 +25814,7 @@
         <w:pStyle w:val="ListParagraph"/>
         <w:numPr>
           <w:ilvl w:val="0"/>
-          <w:numId w:val="33"/>
+          <w:numId w:val="34"/>
         </w:numPr>
         <w:spacing w:after="80" w:line="276"/>
       </w:pPr>
@@ -25570,7 +25837,7 @@
         <w:pStyle w:val="ListParagraph"/>
         <w:numPr>
           <w:ilvl w:val="0"/>
-          <w:numId w:val="33"/>
+          <w:numId w:val="34"/>
         </w:numPr>
         <w:spacing w:after="80" w:line="276"/>
       </w:pPr>
@@ -25656,7 +25923,7 @@
         <w:pStyle w:val="ListParagraph"/>
         <w:numPr>
           <w:ilvl w:val="0"/>
-          <w:numId w:val="34"/>
+          <w:numId w:val="35"/>
         </w:numPr>
         <w:spacing w:after="80" w:line="276"/>
       </w:pPr>
@@ -25762,7 +26029,7 @@
         <w:pStyle w:val="ListParagraph"/>
         <w:numPr>
           <w:ilvl w:val="0"/>
-          <w:numId w:val="34"/>
+          <w:numId w:val="35"/>
         </w:numPr>
         <w:spacing w:after="80" w:line="276"/>
       </w:pPr>
@@ -25868,7 +26135,7 @@
         <w:pStyle w:val="ListParagraph"/>
         <w:numPr>
           <w:ilvl w:val="0"/>
-          <w:numId w:val="34"/>
+          <w:numId w:val="35"/>
         </w:numPr>
         <w:spacing w:after="80" w:line="276"/>
       </w:pPr>
@@ -25901,7 +26168,7 @@
         <w:pStyle w:val="ListParagraph"/>
         <w:numPr>
           <w:ilvl w:val="0"/>
-          <w:numId w:val="34"/>
+          <w:numId w:val="35"/>
         </w:numPr>
         <w:spacing w:after="80" w:line="276"/>
       </w:pPr>
@@ -25934,7 +26201,7 @@
         <w:pStyle w:val="ListParagraph"/>
         <w:numPr>
           <w:ilvl w:val="0"/>
-          <w:numId w:val="34"/>
+          <w:numId w:val="35"/>
         </w:numPr>
         <w:spacing w:after="80" w:line="276"/>
       </w:pPr>
@@ -26350,7 +26617,7 @@
         <w:pStyle w:val="ListParagraph"/>
         <w:numPr>
           <w:ilvl w:val="0"/>
-          <w:numId w:val="35"/>
+          <w:numId w:val="36"/>
         </w:numPr>
         <w:spacing w:after="80" w:line="276"/>
       </w:pPr>
@@ -26383,7 +26650,7 @@
         <w:pStyle w:val="ListParagraph"/>
         <w:numPr>
           <w:ilvl w:val="0"/>
-          <w:numId w:val="35"/>
+          <w:numId w:val="36"/>
         </w:numPr>
         <w:spacing w:after="80" w:line="276"/>
       </w:pPr>
@@ -26503,7 +26770,7 @@
         <w:pStyle w:val="ListParagraph"/>
         <w:numPr>
           <w:ilvl w:val="0"/>
-          <w:numId w:val="35"/>
+          <w:numId w:val="36"/>
         </w:numPr>
         <w:spacing w:after="80" w:line="276"/>
       </w:pPr>
@@ -26599,7 +26866,7 @@
         <w:pStyle w:val="ListParagraph"/>
         <w:numPr>
           <w:ilvl w:val="0"/>
-          <w:numId w:val="35"/>
+          <w:numId w:val="36"/>
         </w:numPr>
         <w:spacing w:after="80" w:line="276"/>
       </w:pPr>
@@ -26685,7 +26952,7 @@
         <w:pStyle w:val="ListParagraph"/>
         <w:numPr>
           <w:ilvl w:val="0"/>
-          <w:numId w:val="35"/>
+          <w:numId w:val="36"/>
         </w:numPr>
         <w:spacing w:after="80" w:line="276"/>
       </w:pPr>
@@ -26771,7 +27038,7 @@
         <w:pStyle w:val="ListParagraph"/>
         <w:numPr>
           <w:ilvl w:val="0"/>
-          <w:numId w:val="35"/>
+          <w:numId w:val="36"/>
         </w:numPr>
         <w:spacing w:after="80" w:line="276"/>
       </w:pPr>
@@ -26857,7 +27124,7 @@
         <w:pStyle w:val="ListParagraph"/>
         <w:numPr>
           <w:ilvl w:val="0"/>
-          <w:numId w:val="35"/>
+          <w:numId w:val="36"/>
         </w:numPr>
         <w:spacing w:after="80" w:line="276"/>
       </w:pPr>
@@ -26890,7 +27157,7 @@
         <w:pStyle w:val="ListParagraph"/>
         <w:numPr>
           <w:ilvl w:val="0"/>
-          <w:numId w:val="35"/>
+          <w:numId w:val="36"/>
         </w:numPr>
         <w:spacing w:after="80" w:line="276"/>
       </w:pPr>
@@ -29154,7 +29421,7 @@
         <w:pStyle w:val="ListParagraph"/>
         <w:numPr>
           <w:ilvl w:val="0"/>
-          <w:numId w:val="36"/>
+          <w:numId w:val="37"/>
         </w:numPr>
         <w:spacing w:after="80" w:line="276"/>
       </w:pPr>
@@ -29250,7 +29517,7 @@
         <w:pStyle w:val="ListParagraph"/>
         <w:numPr>
           <w:ilvl w:val="0"/>
-          <w:numId w:val="36"/>
+          <w:numId w:val="37"/>
         </w:numPr>
         <w:spacing w:after="80" w:line="276"/>
       </w:pPr>
@@ -29273,7 +29540,7 @@
         <w:pStyle w:val="ListParagraph"/>
         <w:numPr>
           <w:ilvl w:val="0"/>
-          <w:numId w:val="36"/>
+          <w:numId w:val="37"/>
         </w:numPr>
         <w:spacing w:after="80" w:line="276"/>
       </w:pPr>
@@ -30009,7 +30276,7 @@
         <w:pStyle w:val="ListParagraph"/>
         <w:numPr>
           <w:ilvl w:val="0"/>
-          <w:numId w:val="37"/>
+          <w:numId w:val="38"/>
         </w:numPr>
         <w:spacing w:after="80" w:line="276"/>
       </w:pPr>
@@ -30062,7 +30329,7 @@
         <w:pStyle w:val="ListParagraph"/>
         <w:numPr>
           <w:ilvl w:val="0"/>
-          <w:numId w:val="37"/>
+          <w:numId w:val="38"/>
         </w:numPr>
         <w:spacing w:after="80" w:line="276"/>
       </w:pPr>
@@ -30141,7 +30408,7 @@
         <w:pStyle w:val="ListParagraph"/>
         <w:numPr>
           <w:ilvl w:val="0"/>
-          <w:numId w:val="37"/>
+          <w:numId w:val="38"/>
         </w:numPr>
         <w:spacing w:after="80" w:line="276"/>
       </w:pPr>
@@ -30168,7 +30435,7 @@
         <w:pStyle w:val="ListParagraph"/>
         <w:numPr>
           <w:ilvl w:val="0"/>
-          <w:numId w:val="37"/>
+          <w:numId w:val="38"/>
         </w:numPr>
         <w:spacing w:after="80" w:line="276"/>
       </w:pPr>
@@ -30219,7 +30486,7 @@
         <w:pStyle w:val="ListParagraph"/>
         <w:numPr>
           <w:ilvl w:val="0"/>
-          <w:numId w:val="37"/>
+          <w:numId w:val="38"/>
         </w:numPr>
         <w:spacing w:after="80" w:line="276"/>
       </w:pPr>
@@ -30403,7 +30670,7 @@
         <w:pStyle w:val="ListParagraph"/>
         <w:numPr>
           <w:ilvl w:val="0"/>
-          <w:numId w:val="38"/>
+          <w:numId w:val="39"/>
         </w:numPr>
         <w:spacing w:after="80" w:line="276"/>
       </w:pPr>
@@ -30426,7 +30693,7 @@
         <w:pStyle w:val="ListParagraph"/>
         <w:numPr>
           <w:ilvl w:val="0"/>
-          <w:numId w:val="38"/>
+          <w:numId w:val="39"/>
         </w:numPr>
         <w:spacing w:after="80" w:line="276"/>
       </w:pPr>
@@ -30489,7 +30756,7 @@
         <w:pStyle w:val="ListParagraph"/>
         <w:numPr>
           <w:ilvl w:val="0"/>
-          <w:numId w:val="38"/>
+          <w:numId w:val="39"/>
         </w:numPr>
         <w:spacing w:after="80" w:line="276"/>
       </w:pPr>
@@ -30512,7 +30779,7 @@
         <w:pStyle w:val="ListParagraph"/>
         <w:numPr>
           <w:ilvl w:val="0"/>
-          <w:numId w:val="38"/>
+          <w:numId w:val="39"/>
         </w:numPr>
         <w:spacing w:after="80" w:line="276"/>
       </w:pPr>
@@ -30591,7 +30858,7 @@
         <w:pStyle w:val="ListParagraph"/>
         <w:numPr>
           <w:ilvl w:val="0"/>
-          <w:numId w:val="38"/>
+          <w:numId w:val="39"/>
         </w:numPr>
         <w:spacing w:after="80" w:line="276"/>
       </w:pPr>
@@ -30687,7 +30954,7 @@
         <w:pStyle w:val="ListParagraph"/>
         <w:numPr>
           <w:ilvl w:val="0"/>
-          <w:numId w:val="39"/>
+          <w:numId w:val="40"/>
         </w:numPr>
         <w:spacing w:after="80" w:line="276"/>
       </w:pPr>
@@ -30839,7 +31106,7 @@
         <w:pStyle w:val="ListParagraph"/>
         <w:numPr>
           <w:ilvl w:val="0"/>
-          <w:numId w:val="39"/>
+          <w:numId w:val="40"/>
         </w:numPr>
         <w:spacing w:after="80" w:line="276"/>
       </w:pPr>
@@ -30913,7 +31180,7 @@
         <w:pStyle w:val="ListParagraph"/>
         <w:numPr>
           <w:ilvl w:val="0"/>
-          <w:numId w:val="40"/>
+          <w:numId w:val="41"/>
         </w:numPr>
         <w:spacing w:after="80" w:line="276"/>
       </w:pPr>
@@ -31029,7 +31296,7 @@
         <w:pStyle w:val="ListParagraph"/>
         <w:numPr>
           <w:ilvl w:val="0"/>
-          <w:numId w:val="40"/>
+          <w:numId w:val="41"/>
         </w:numPr>
         <w:spacing w:after="80" w:line="276"/>
       </w:pPr>
@@ -31042,7 +31309,7 @@
         <w:pStyle w:val="ListParagraph"/>
         <w:numPr>
           <w:ilvl w:val="0"/>
-          <w:numId w:val="40"/>
+          <w:numId w:val="41"/>
         </w:numPr>
         <w:spacing w:after="80" w:line="276"/>
       </w:pPr>
@@ -31739,7 +32006,7 @@
         <w:pStyle w:val="ListParagraph"/>
         <w:numPr>
           <w:ilvl w:val="0"/>
-          <w:numId w:val="41"/>
+          <w:numId w:val="42"/>
         </w:numPr>
         <w:spacing w:after="80" w:line="276"/>
       </w:pPr>
@@ -31752,7 +32019,7 @@
         <w:pStyle w:val="ListParagraph"/>
         <w:numPr>
           <w:ilvl w:val="0"/>
-          <w:numId w:val="41"/>
+          <w:numId w:val="42"/>
         </w:numPr>
         <w:spacing w:after="80" w:line="276"/>
       </w:pPr>
@@ -31878,7 +32145,7 @@
         <w:pStyle w:val="ListParagraph"/>
         <w:numPr>
           <w:ilvl w:val="0"/>
-          <w:numId w:val="41"/>
+          <w:numId w:val="42"/>
         </w:numPr>
         <w:spacing w:after="80" w:line="276"/>
       </w:pPr>
@@ -32184,7 +32451,7 @@
         <w:pStyle w:val="ListParagraph"/>
         <w:numPr>
           <w:ilvl w:val="0"/>
-          <w:numId w:val="42"/>
+          <w:numId w:val="43"/>
         </w:numPr>
         <w:spacing w:after="80" w:line="276"/>
       </w:pPr>
@@ -32217,7 +32484,7 @@
         <w:pStyle w:val="ListParagraph"/>
         <w:numPr>
           <w:ilvl w:val="0"/>
-          <w:numId w:val="42"/>
+          <w:numId w:val="43"/>
         </w:numPr>
         <w:spacing w:after="80" w:line="276"/>
       </w:pPr>
@@ -32323,7 +32590,7 @@
         <w:pStyle w:val="ListParagraph"/>
         <w:numPr>
           <w:ilvl w:val="0"/>
-          <w:numId w:val="42"/>
+          <w:numId w:val="43"/>
         </w:numPr>
         <w:spacing w:after="80" w:line="276"/>
       </w:pPr>
@@ -32346,7 +32613,7 @@
         <w:pStyle w:val="ListParagraph"/>
         <w:numPr>
           <w:ilvl w:val="0"/>
-          <w:numId w:val="42"/>
+          <w:numId w:val="43"/>
         </w:numPr>
         <w:spacing w:after="80" w:line="276"/>
       </w:pPr>
@@ -32389,7 +32656,7 @@
         <w:pStyle w:val="ListParagraph"/>
         <w:numPr>
           <w:ilvl w:val="0"/>
-          <w:numId w:val="42"/>
+          <w:numId w:val="43"/>
         </w:numPr>
         <w:spacing w:after="80" w:line="276"/>
       </w:pPr>
@@ -32597,7 +32864,7 @@
         <w:pStyle w:val="ListParagraph"/>
         <w:numPr>
           <w:ilvl w:val="0"/>
-          <w:numId w:val="43"/>
+          <w:numId w:val="44"/>
         </w:numPr>
         <w:spacing w:after="80" w:line="276"/>
       </w:pPr>
@@ -32723,7 +32990,7 @@
         <w:pStyle w:val="ListParagraph"/>
         <w:numPr>
           <w:ilvl w:val="0"/>
-          <w:numId w:val="43"/>
+          <w:numId w:val="44"/>
         </w:numPr>
         <w:spacing w:after="80" w:line="276"/>
       </w:pPr>
@@ -32756,7 +33023,7 @@
         <w:pStyle w:val="ListParagraph"/>
         <w:numPr>
           <w:ilvl w:val="0"/>
-          <w:numId w:val="43"/>
+          <w:numId w:val="44"/>
         </w:numPr>
         <w:spacing w:after="80" w:line="276"/>
       </w:pPr>
@@ -32779,7 +33046,7 @@
         <w:pStyle w:val="ListParagraph"/>
         <w:numPr>
           <w:ilvl w:val="0"/>
-          <w:numId w:val="43"/>
+          <w:numId w:val="44"/>
         </w:numPr>
         <w:spacing w:after="80" w:line="276"/>
       </w:pPr>
@@ -33606,7 +33873,7 @@
         <w:pStyle w:val="ListParagraph"/>
         <w:numPr>
           <w:ilvl w:val="0"/>
-          <w:numId w:val="44"/>
+          <w:numId w:val="45"/>
         </w:numPr>
         <w:spacing w:after="80" w:line="276"/>
       </w:pPr>
@@ -33639,7 +33906,7 @@
         <w:pStyle w:val="ListParagraph"/>
         <w:numPr>
           <w:ilvl w:val="0"/>
-          <w:numId w:val="44"/>
+          <w:numId w:val="45"/>
         </w:numPr>
         <w:spacing w:after="80" w:line="276"/>
       </w:pPr>
@@ -33755,7 +34022,7 @@
         <w:pStyle w:val="ListParagraph"/>
         <w:numPr>
           <w:ilvl w:val="0"/>
-          <w:numId w:val="44"/>
+          <w:numId w:val="45"/>
         </w:numPr>
         <w:spacing w:after="80" w:line="276"/>
       </w:pPr>
@@ -33778,7 +34045,7 @@
         <w:pStyle w:val="ListParagraph"/>
         <w:numPr>
           <w:ilvl w:val="0"/>
-          <w:numId w:val="44"/>
+          <w:numId w:val="45"/>
         </w:numPr>
         <w:spacing w:after="80" w:line="276"/>
       </w:pPr>
@@ -33892,7 +34159,7 @@
         <w:pStyle w:val="ListParagraph"/>
         <w:numPr>
           <w:ilvl w:val="0"/>
-          <w:numId w:val="45"/>
+          <w:numId w:val="46"/>
         </w:numPr>
         <w:spacing w:after="80" w:line="276"/>
       </w:pPr>
@@ -34018,7 +34285,7 @@
         <w:pStyle w:val="ListParagraph"/>
         <w:numPr>
           <w:ilvl w:val="0"/>
-          <w:numId w:val="45"/>
+          <w:numId w:val="46"/>
         </w:numPr>
         <w:spacing w:after="80" w:line="276"/>
       </w:pPr>
@@ -34044,118 +34311,6 @@
       </w:r>
       <w:r>
         <w:t xml:space="preserve"> row: it is a question, not something established. A weak source's value is deliberately hidden.</w:t>
-      </w:r>
-    </w:p>
-    <w:p>
-      <w:pPr>
-        <w:pStyle w:val="ListParagraph"/>
-        <w:numPr>
-          <w:ilvl w:val="0"/>
-          <w:numId w:val="45"/>
-        </w:numPr>
-        <w:spacing w:after="80" w:line="276"/>
-      </w:pPr>
-      <w:r>
-        <w:t xml:space="preserve">In </w:t>
-      </w:r>
-      <w:r>
-        <w:rPr>
-          <w:b/>
-          <w:bCs/>
-        </w:rPr>
-        <w:t xml:space="preserve">What the respondent said</w:t>
-      </w:r>
-      <w:r>
-        <w:t xml:space="preserve">, choose the answer: confirmed, corrected, partly correct or out of date, does not know, prefers not to say, or does not apply. For a correction, type </w:t>
-      </w:r>
-      <w:r>
-        <w:rPr>
-          <w:b/>
-          <w:bCs/>
-        </w:rPr>
-        <w:t xml:space="preserve">Their answer</w:t>
-      </w:r>
-      <w:r>
-        <w:t xml:space="preserve">. Add a comment if useful, then select </w:t>
-      </w:r>
-      <w:r>
-        <w:rPr>
-          <w:b/>
-          <w:bCs/>
-        </w:rPr>
-        <w:t xml:space="preserve">Save answer</w:t>
-      </w:r>
-      <w:r>
-        <w:t xml:space="preserve">.</w:t>
-      </w:r>
-    </w:p>
-    <w:p>
-      <w:pPr>
-        <w:pStyle w:val="ListParagraph"/>
-        <w:numPr>
-          <w:ilvl w:val="0"/>
-          <w:numId w:val="45"/>
-        </w:numPr>
-        <w:spacing w:after="80" w:line="276"/>
-      </w:pPr>
-      <w:r>
-        <w:t xml:space="preserve">For an </w:t>
-      </w:r>
-      <w:r>
-        <w:rPr>
-          <w:b/>
-          <w:bCs/>
-        </w:rPr>
-        <w:t xml:space="preserve">Ask</w:t>
-      </w:r>
-      <w:r>
-        <w:t xml:space="preserve"> row, choose </w:t>
-      </w:r>
-      <w:r>
-        <w:rPr>
-          <w:b/>
-          <w:bCs/>
-        </w:rPr>
-        <w:t xml:space="preserve">They told us</w:t>
-      </w:r>
-      <w:r>
-        <w:t xml:space="preserve"> and type what they said, or record that they do not know or would rather not say.</w:t>
-      </w:r>
-    </w:p>
-    <w:p>
-      <w:pPr>
-        <w:pStyle w:val="ListParagraph"/>
-        <w:numPr>
-          <w:ilvl w:val="0"/>
-          <w:numId w:val="45"/>
-        </w:numPr>
-        <w:spacing w:after="80" w:line="276"/>
-      </w:pPr>
-      <w:r>
-        <w:t xml:space="preserve">When the interview is over, select </w:t>
-      </w:r>
-      <w:r>
-        <w:rPr>
-          <w:b/>
-          <w:bCs/>
-        </w:rPr>
-        <w:t xml:space="preserve">Interview finished</w:t>
-      </w:r>
-      <w:r>
-        <w:t xml:space="preserve">.</w:t>
-      </w:r>
-    </w:p>
-    <w:p>
-      <w:pPr>
-        <w:spacing w:after="80"/>
-      </w:pPr>
-    </w:p>
-    <w:p>
-      <w:pPr>
-        <w:pStyle w:val="Heading3"/>
-      </w:pPr>
-      <w:r>
-        <w:t xml:space="preserve">After the interview: reconcile (coordinator and PI)</w:t>
       </w:r>
     </w:p>
     <w:p>
@@ -34164,6 +34319,118 @@
         <w:numPr>
           <w:ilvl w:val="0"/>
           <w:numId w:val="46"/>
+        </w:numPr>
+        <w:spacing w:after="80" w:line="276"/>
+      </w:pPr>
+      <w:r>
+        <w:t xml:space="preserve">In </w:t>
+      </w:r>
+      <w:r>
+        <w:rPr>
+          <w:b/>
+          <w:bCs/>
+        </w:rPr>
+        <w:t xml:space="preserve">What the respondent said</w:t>
+      </w:r>
+      <w:r>
+        <w:t xml:space="preserve">, choose the answer: confirmed, corrected, partly correct or out of date, does not know, prefers not to say, or does not apply. For a correction, type </w:t>
+      </w:r>
+      <w:r>
+        <w:rPr>
+          <w:b/>
+          <w:bCs/>
+        </w:rPr>
+        <w:t xml:space="preserve">Their answer</w:t>
+      </w:r>
+      <w:r>
+        <w:t xml:space="preserve">. Add a comment if useful, then select </w:t>
+      </w:r>
+      <w:r>
+        <w:rPr>
+          <w:b/>
+          <w:bCs/>
+        </w:rPr>
+        <w:t xml:space="preserve">Save answer</w:t>
+      </w:r>
+      <w:r>
+        <w:t xml:space="preserve">.</w:t>
+      </w:r>
+    </w:p>
+    <w:p>
+      <w:pPr>
+        <w:pStyle w:val="ListParagraph"/>
+        <w:numPr>
+          <w:ilvl w:val="0"/>
+          <w:numId w:val="46"/>
+        </w:numPr>
+        <w:spacing w:after="80" w:line="276"/>
+      </w:pPr>
+      <w:r>
+        <w:t xml:space="preserve">For an </w:t>
+      </w:r>
+      <w:r>
+        <w:rPr>
+          <w:b/>
+          <w:bCs/>
+        </w:rPr>
+        <w:t xml:space="preserve">Ask</w:t>
+      </w:r>
+      <w:r>
+        <w:t xml:space="preserve"> row, choose </w:t>
+      </w:r>
+      <w:r>
+        <w:rPr>
+          <w:b/>
+          <w:bCs/>
+        </w:rPr>
+        <w:t xml:space="preserve">They told us</w:t>
+      </w:r>
+      <w:r>
+        <w:t xml:space="preserve"> and type what they said, or record that they do not know or would rather not say.</w:t>
+      </w:r>
+    </w:p>
+    <w:p>
+      <w:pPr>
+        <w:pStyle w:val="ListParagraph"/>
+        <w:numPr>
+          <w:ilvl w:val="0"/>
+          <w:numId w:val="46"/>
+        </w:numPr>
+        <w:spacing w:after="80" w:line="276"/>
+      </w:pPr>
+      <w:r>
+        <w:t xml:space="preserve">When the interview is over, select </w:t>
+      </w:r>
+      <w:r>
+        <w:rPr>
+          <w:b/>
+          <w:bCs/>
+        </w:rPr>
+        <w:t xml:space="preserve">Interview finished</w:t>
+      </w:r>
+      <w:r>
+        <w:t xml:space="preserve">.</w:t>
+      </w:r>
+    </w:p>
+    <w:p>
+      <w:pPr>
+        <w:spacing w:after="80"/>
+      </w:pPr>
+    </w:p>
+    <w:p>
+      <w:pPr>
+        <w:pStyle w:val="Heading3"/>
+      </w:pPr>
+      <w:r>
+        <w:t xml:space="preserve">After the interview: reconcile (coordinator and PI)</w:t>
+      </w:r>
+    </w:p>
+    <w:p>
+      <w:pPr>
+        <w:pStyle w:val="ListParagraph"/>
+        <w:numPr>
+          <w:ilvl w:val="0"/>
+          <w:numId w:val="47"/>
         </w:numPr>
         <w:spacing w:after="80" w:line="276"/>
       </w:pPr>
@@ -34279,7 +34546,7 @@
         <w:pStyle w:val="ListParagraph"/>
         <w:numPr>
           <w:ilvl w:val="0"/>
-          <w:numId w:val="46"/>
+          <w:numId w:val="47"/>
         </w:numPr>
         <w:spacing w:after="80" w:line="276"/>
       </w:pPr>
@@ -34322,7 +34589,7 @@
         <w:pStyle w:val="ListParagraph"/>
         <w:numPr>
           <w:ilvl w:val="0"/>
-          <w:numId w:val="46"/>
+          <w:numId w:val="47"/>
         </w:numPr>
         <w:spacing w:after="80" w:line="276"/>
       </w:pPr>
@@ -34464,7 +34731,7 @@
         <w:pStyle w:val="ListParagraph"/>
         <w:numPr>
           <w:ilvl w:val="0"/>
-          <w:numId w:val="47"/>
+          <w:numId w:val="48"/>
         </w:numPr>
         <w:spacing w:after="80" w:line="276"/>
       </w:pPr>
@@ -34487,7 +34754,7 @@
         <w:pStyle w:val="ListParagraph"/>
         <w:numPr>
           <w:ilvl w:val="0"/>
-          <w:numId w:val="47"/>
+          <w:numId w:val="48"/>
         </w:numPr>
         <w:spacing w:after="80" w:line="276"/>
       </w:pPr>
@@ -34580,7 +34847,7 @@
         <w:pStyle w:val="ListParagraph"/>
         <w:numPr>
           <w:ilvl w:val="0"/>
-          <w:numId w:val="47"/>
+          <w:numId w:val="48"/>
         </w:numPr>
         <w:spacing w:after="80" w:line="276"/>
       </w:pPr>
@@ -34603,7 +34870,7 @@
         <w:pStyle w:val="ListParagraph"/>
         <w:numPr>
           <w:ilvl w:val="0"/>
-          <w:numId w:val="47"/>
+          <w:numId w:val="48"/>
         </w:numPr>
         <w:spacing w:after="80" w:line="276"/>
       </w:pPr>
@@ -34626,7 +34893,7 @@
         <w:pStyle w:val="ListParagraph"/>
         <w:numPr>
           <w:ilvl w:val="0"/>
-          <w:numId w:val="47"/>
+          <w:numId w:val="48"/>
         </w:numPr>
         <w:spacing w:after="80" w:line="276"/>
       </w:pPr>
@@ -34821,7 +35088,7 @@
         <w:pStyle w:val="ListParagraph"/>
         <w:numPr>
           <w:ilvl w:val="0"/>
-          <w:numId w:val="48"/>
+          <w:numId w:val="49"/>
         </w:numPr>
         <w:spacing w:after="80" w:line="276"/>
       </w:pPr>
@@ -34854,7 +35121,7 @@
         <w:pStyle w:val="ListParagraph"/>
         <w:numPr>
           <w:ilvl w:val="0"/>
-          <w:numId w:val="48"/>
+          <w:numId w:val="49"/>
         </w:numPr>
         <w:spacing w:after="80" w:line="276"/>
       </w:pPr>
@@ -34887,7 +35154,7 @@
         <w:pStyle w:val="ListParagraph"/>
         <w:numPr>
           <w:ilvl w:val="0"/>
-          <w:numId w:val="48"/>
+          <w:numId w:val="49"/>
         </w:numPr>
         <w:spacing w:after="80" w:line="276"/>
       </w:pPr>
@@ -34910,7 +35177,7 @@
         <w:pStyle w:val="ListParagraph"/>
         <w:numPr>
           <w:ilvl w:val="0"/>
-          <w:numId w:val="48"/>
+          <w:numId w:val="49"/>
         </w:numPr>
         <w:spacing w:after="80" w:line="276"/>
       </w:pPr>
@@ -35072,147 +35339,22 @@
         <w:pStyle w:val="ListParagraph"/>
         <w:numPr>
           <w:ilvl w:val="0"/>
-          <w:numId w:val="48"/>
-        </w:numPr>
-        <w:spacing w:after="80" w:line="276"/>
-      </w:pPr>
-      <w:r>
-        <w:t xml:space="preserve">When the case has a confirmed eligible respondent and a number, verify it to </w:t>
-      </w:r>
-      <w:r>
-        <w:rPr>
-          <w:b/>
-          <w:bCs/>
-        </w:rPr>
-        <w:t xml:space="preserve">S03</w:t>
-      </w:r>
-      <w:r>
-        <w:t xml:space="preserve"> and invite it as usual.</w:t>
-      </w:r>
-    </w:p>
-    <w:p>
-      <w:pPr>
-        <w:spacing w:after="80"/>
-      </w:pPr>
-    </w:p>
-    <w:p>
-      <w:pPr>
-        <w:pStyle w:val="Heading3"/>
-      </w:pPr>
-      <w:r>
-        <w:t xml:space="preserve">For many cases at once (coordinator and PI)</w:t>
-      </w:r>
-    </w:p>
-    <w:p>
-      <w:pPr>
-        <w:pStyle w:val="ListParagraph"/>
-        <w:numPr>
-          <w:ilvl w:val="0"/>
           <w:numId w:val="49"/>
         </w:numPr>
         <w:spacing w:after="80" w:line="276"/>
       </w:pPr>
       <w:r>
-        <w:t xml:space="preserve">Open </w:t>
-      </w:r>
-      <w:r>
-        <w:rPr>
-          <w:b/>
-          <w:bCs/>
-        </w:rPr>
-        <w:t xml:space="preserve">Main-400 Register</w:t>
-      </w:r>
-      <w:r>
-        <w:t xml:space="preserve">. The </w:t>
-      </w:r>
-      <w:r>
-        <w:rPr>
-          <w:b/>
-          <w:bCs/>
-        </w:rPr>
-        <w:t xml:space="preserve">Find contact details with AI</w:t>
-      </w:r>
-      <w:r>
-        <w:t xml:space="preserve"> panel says how many cases not yet invited have no phone, WhatsApp or email, and the rough cost per case.</w:t>
-      </w:r>
-    </w:p>
-    <w:p>
-      <w:pPr>
-        <w:pStyle w:val="ListParagraph"/>
-        <w:numPr>
-          <w:ilvl w:val="0"/>
-          <w:numId w:val="49"/>
-        </w:numPr>
-        <w:spacing w:after="80" w:line="276"/>
-      </w:pPr>
-      <w:r>
-        <w:t xml:space="preserve">Type a number in </w:t>
-      </w:r>
-      <w:r>
-        <w:rPr>
-          <w:b/>
-          <w:bCs/>
-        </w:rPr>
-        <w:t xml:space="preserve">How many cases</w:t>
-      </w:r>
-      <w:r>
-        <w:t xml:space="preserve"> (up to 25 at a time) and select </w:t>
-      </w:r>
-      <w:r>
-        <w:rPr>
-          <w:b/>
-          <w:bCs/>
-        </w:rPr>
-        <w:t xml:space="preserve">Find contacts</w:t>
-      </w:r>
-      <w:r>
-        <w:t xml:space="preserve">. Cases are searched in Sample ID order; a case searched in the last 30 days is skipped.</w:t>
-      </w:r>
-    </w:p>
-    <w:p>
-      <w:pPr>
-        <w:pStyle w:val="ListParagraph"/>
-        <w:numPr>
-          <w:ilvl w:val="0"/>
-          <w:numId w:val="49"/>
-        </w:numPr>
-        <w:spacing w:after="80" w:line="276"/>
-      </w:pPr>
-      <w:r>
-        <w:t xml:space="preserve">The searches run one at a time, about a minute each, so a batch of 25 takes around half an hour. The panel shows the progress, for example “Batch in progress: 6 done, 1 searching now, 18 waiting (of 25)”. Only one batch runs at a time: start the next when this one has finished.</w:t>
-      </w:r>
-    </w:p>
-    <w:p>
-      <w:pPr>
-        <w:pStyle w:val="ListParagraph"/>
-        <w:numPr>
-          <w:ilvl w:val="0"/>
-          <w:numId w:val="49"/>
-        </w:numPr>
-        <w:spacing w:after="80" w:line="276"/>
-      </w:pPr>
-      <w:r>
-        <w:t xml:space="preserve">Under </w:t>
-      </w:r>
-      <w:r>
-        <w:rPr>
-          <w:b/>
-          <w:bCs/>
-        </w:rPr>
-        <w:t xml:space="preserve">Findings to review</w:t>
-      </w:r>
-      <w:r>
-        <w:t xml:space="preserve">, the panel lists every case whose findings are waiting for a decision. Select </w:t>
-      </w:r>
-      <w:r>
-        <w:rPr>
-          <w:b/>
-          <w:bCs/>
-        </w:rPr>
-        <w:t xml:space="preserve">Review N findings</w:t>
-      </w:r>
-      <w:r>
-        <w:t xml:space="preserve"> to open the case and accept or reject them: a batch never saves anything by itself.</w:t>
+        <w:t xml:space="preserve">When the case has a confirmed eligible respondent and a number, verify it to </w:t>
+      </w:r>
+      <w:r>
+        <w:rPr>
+          <w:b/>
+          <w:bCs/>
+        </w:rPr>
+        <w:t xml:space="preserve">S03</w:t>
+      </w:r>
+      <w:r>
+        <w:t xml:space="preserve"> and invite it as usual.</w:t>
       </w:r>
     </w:p>
     <w:p>
@@ -35225,7 +35367,7 @@
         <w:pStyle w:val="Heading3"/>
       </w:pPr>
       <w:r>
-        <w:t xml:space="preserve">Reviewing many findings at once (coordinator and PI)</w:t>
+        <w:t xml:space="preserve">For many cases at once (coordinator and PI)</w:t>
       </w:r>
     </w:p>
     <w:p>
@@ -35238,27 +35380,27 @@
         <w:spacing w:after="80" w:line="276"/>
       </w:pPr>
       <w:r>
-        <w:t xml:space="preserve">On the register, under </w:t>
-      </w:r>
-      <w:r>
-        <w:rPr>
-          <w:b/>
-          <w:bCs/>
-        </w:rPr>
-        <w:t xml:space="preserve">Findings to review</w:t>
-      </w:r>
-      <w:r>
-        <w:t xml:space="preserve">, select </w:t>
-      </w:r>
-      <w:r>
-        <w:rPr>
-          <w:b/>
-          <w:bCs/>
-        </w:rPr>
-        <w:t xml:space="preserve">Review them all on one page</w:t>
-      </w:r>
-      <w:r>
-        <w:t xml:space="preserve">. Every waiting finding is listed, grouped by case, with its confidence, the site it came from and the passage quoted from that page.</w:t>
+        <w:t xml:space="preserve">Open </w:t>
+      </w:r>
+      <w:r>
+        <w:rPr>
+          <w:b/>
+          <w:bCs/>
+        </w:rPr>
+        <w:t xml:space="preserve">Main-400 Register</w:t>
+      </w:r>
+      <w:r>
+        <w:t xml:space="preserve">. The </w:t>
+      </w:r>
+      <w:r>
+        <w:rPr>
+          <w:b/>
+          <w:bCs/>
+        </w:rPr>
+        <w:t xml:space="preserve">Find contact details with AI</w:t>
+      </w:r>
+      <w:r>
+        <w:t xml:space="preserve"> panel says how many cases not yet invited have no phone, WhatsApp or email, and the rough cost per case.</w:t>
       </w:r>
     </w:p>
     <w:p>
@@ -35271,77 +35413,27 @@
         <w:spacing w:after="80" w:line="276"/>
       </w:pPr>
       <w:r>
-        <w:t xml:space="preserve">Use the filters to work in the most useful order. </w:t>
-      </w:r>
-      <w:r>
-        <w:rPr>
-          <w:b/>
-          <w:bCs/>
-        </w:rPr>
-        <w:t xml:space="preserve">Phones</w:t>
-      </w:r>
-      <w:r>
-        <w:t xml:space="preserve"> and </w:t>
-      </w:r>
-      <w:r>
-        <w:rPr>
-          <w:b/>
-          <w:bCs/>
-        </w:rPr>
-        <w:t xml:space="preserve">Emails</w:t>
-      </w:r>
-      <w:r>
-        <w:t xml:space="preserve"> are chosen to begin with, because they are what an invitation needs; add </w:t>
-      </w:r>
-      <w:r>
-        <w:rPr>
-          <w:b/>
-          <w:bCs/>
-        </w:rPr>
-        <w:t xml:space="preserve">Named people</w:t>
-      </w:r>
-      <w:r>
-        <w:t xml:space="preserve">, </w:t>
-      </w:r>
-      <w:r>
-        <w:rPr>
-          <w:b/>
-          <w:bCs/>
-        </w:rPr>
-        <w:t xml:space="preserve">Websites</w:t>
-      </w:r>
-      <w:r>
-        <w:t xml:space="preserve"> or </w:t>
-      </w:r>
-      <w:r>
-        <w:rPr>
-          <w:b/>
-          <w:bCs/>
-        </w:rPr>
-        <w:t xml:space="preserve">Office locations</w:t>
-      </w:r>
-      <w:r>
-        <w:t xml:space="preserve"> later. Choose </w:t>
-      </w:r>
-      <w:r>
-        <w:rPr>
-          <w:b/>
-          <w:bCs/>
-        </w:rPr>
-        <w:t xml:space="preserve">High</w:t>
-      </w:r>
-      <w:r>
-        <w:t xml:space="preserve"> confidence to start with the strongest, or pick a </w:t>
-      </w:r>
-      <w:r>
-        <w:rPr>
-          <w:b/>
-          <w:bCs/>
-        </w:rPr>
-        <w:t xml:space="preserve">Source site</w:t>
-      </w:r>
-      <w:r>
-        <w:t xml:space="preserve"> to judge one site's findings together.</w:t>
+        <w:t xml:space="preserve">Type a number in </w:t>
+      </w:r>
+      <w:r>
+        <w:rPr>
+          <w:b/>
+          <w:bCs/>
+        </w:rPr>
+        <w:t xml:space="preserve">How many cases</w:t>
+      </w:r>
+      <w:r>
+        <w:t xml:space="preserve"> (up to 25 at a time) and select </w:t>
+      </w:r>
+      <w:r>
+        <w:rPr>
+          <w:b/>
+          <w:bCs/>
+        </w:rPr>
+        <w:t xml:space="preserve">Find contacts</w:t>
+      </w:r>
+      <w:r>
+        <w:t xml:space="preserve">. Cases are searched in Sample ID order; a case searched in the last 30 days is skipped.</w:t>
       </w:r>
     </w:p>
     <w:p>
@@ -35354,37 +35446,7 @@
         <w:spacing w:after="80" w:line="276"/>
       </w:pPr>
       <w:r>
-        <w:t xml:space="preserve">For each finding, read the quote (select the title to open the page if in doubt), then </w:t>
-      </w:r>
-      <w:r>
-        <w:rPr>
-          <w:b/>
-          <w:bCs/>
-        </w:rPr>
-        <w:t xml:space="preserve">Accept</w:t>
-      </w:r>
-      <w:r>
-        <w:t xml:space="preserve"> or </w:t>
-      </w:r>
-      <w:r>
-        <w:rPr>
-          <w:b/>
-          <w:bCs/>
-        </w:rPr>
-        <w:t xml:space="preserve">Reject</w:t>
-      </w:r>
-      <w:r>
-        <w:t xml:space="preserve">. For a named person, choose their </w:t>
-      </w:r>
-      <w:r>
-        <w:rPr>
-          <w:b/>
-          <w:bCs/>
-        </w:rPr>
-        <w:t xml:space="preserve">Role</w:t>
-      </w:r>
-      <w:r>
-        <w:t xml:space="preserve"> first.</w:t>
+        <w:t xml:space="preserve">The searches run one at a time, about a minute each, so a batch of 25 takes around half an hour. The panel shows the progress, for example “Batch in progress: 6 done, 1 searching now, 18 waiting (of 25)”. Only one batch runs at a time: start the next when this one has finished.</w:t>
       </w:r>
     </w:p>
     <w:p>
@@ -35397,27 +35459,40 @@
         <w:spacing w:after="80" w:line="276"/>
       </w:pPr>
       <w:r>
-        <w:t xml:space="preserve">When everything shown for a case is right, </w:t>
-      </w:r>
-      <w:r>
-        <w:rPr>
-          <w:b/>
-          <w:bCs/>
-        </w:rPr>
-        <w:t xml:space="preserve">Accept all N shown</w:t>
-      </w:r>
-      <w:r>
-        <w:t xml:space="preserve"> accepts them in one go. It is not offered when a case shows more than one phone or more than one email (choose the right one) or a named person (accept with a role). </w:t>
-      </w:r>
-      <w:r>
-        <w:rPr>
-          <w:b/>
-          <w:bCs/>
-        </w:rPr>
-        <w:t xml:space="preserve">Reject all shown</w:t>
-      </w:r>
-      <w:r>
-        <w:t xml:space="preserve"> asks you to confirm first.</w:t>
+        <w:t xml:space="preserve">Under </w:t>
+      </w:r>
+      <w:r>
+        <w:rPr>
+          <w:b/>
+          <w:bCs/>
+        </w:rPr>
+        <w:t xml:space="preserve">Findings to review</w:t>
+      </w:r>
+      <w:r>
+        <w:t xml:space="preserve">, the panel lists every case whose findings are waiting for a decision. Select </w:t>
+      </w:r>
+      <w:r>
+        <w:rPr>
+          <w:b/>
+          <w:bCs/>
+        </w:rPr>
+        <w:t xml:space="preserve">Review N findings</w:t>
+      </w:r>
+      <w:r>
+        <w:t xml:space="preserve"> to open the case and accept or reject them: a batch never saves anything by itself.</w:t>
+      </w:r>
+    </w:p>
+    <w:p>
+      <w:pPr>
+        <w:spacing w:after="80"/>
+      </w:pPr>
+    </w:p>
+    <w:p>
+      <w:pPr>
+        <w:pStyle w:val="Heading3"/>
+      </w:pPr>
+      <w:r>
+        <w:t xml:space="preserve">Reviewing many findings at once (coordinator and PI)</w:t>
       </w:r>
     </w:p>
     <w:p>
@@ -35425,7 +35500,199 @@
         <w:pStyle w:val="ListParagraph"/>
         <w:numPr>
           <w:ilvl w:val="0"/>
-          <w:numId w:val="50"/>
+          <w:numId w:val="51"/>
+        </w:numPr>
+        <w:spacing w:after="80" w:line="276"/>
+      </w:pPr>
+      <w:r>
+        <w:t xml:space="preserve">On the register, under </w:t>
+      </w:r>
+      <w:r>
+        <w:rPr>
+          <w:b/>
+          <w:bCs/>
+        </w:rPr>
+        <w:t xml:space="preserve">Findings to review</w:t>
+      </w:r>
+      <w:r>
+        <w:t xml:space="preserve">, select </w:t>
+      </w:r>
+      <w:r>
+        <w:rPr>
+          <w:b/>
+          <w:bCs/>
+        </w:rPr>
+        <w:t xml:space="preserve">Review them all on one page</w:t>
+      </w:r>
+      <w:r>
+        <w:t xml:space="preserve">. Every waiting finding is listed, grouped by case, with its confidence, the site it came from and the passage quoted from that page.</w:t>
+      </w:r>
+    </w:p>
+    <w:p>
+      <w:pPr>
+        <w:pStyle w:val="ListParagraph"/>
+        <w:numPr>
+          <w:ilvl w:val="0"/>
+          <w:numId w:val="51"/>
+        </w:numPr>
+        <w:spacing w:after="80" w:line="276"/>
+      </w:pPr>
+      <w:r>
+        <w:t xml:space="preserve">Use the filters to work in the most useful order. </w:t>
+      </w:r>
+      <w:r>
+        <w:rPr>
+          <w:b/>
+          <w:bCs/>
+        </w:rPr>
+        <w:t xml:space="preserve">Phones</w:t>
+      </w:r>
+      <w:r>
+        <w:t xml:space="preserve"> and </w:t>
+      </w:r>
+      <w:r>
+        <w:rPr>
+          <w:b/>
+          <w:bCs/>
+        </w:rPr>
+        <w:t xml:space="preserve">Emails</w:t>
+      </w:r>
+      <w:r>
+        <w:t xml:space="preserve"> are chosen to begin with, because they are what an invitation needs; add </w:t>
+      </w:r>
+      <w:r>
+        <w:rPr>
+          <w:b/>
+          <w:bCs/>
+        </w:rPr>
+        <w:t xml:space="preserve">Named people</w:t>
+      </w:r>
+      <w:r>
+        <w:t xml:space="preserve">, </w:t>
+      </w:r>
+      <w:r>
+        <w:rPr>
+          <w:b/>
+          <w:bCs/>
+        </w:rPr>
+        <w:t xml:space="preserve">Websites</w:t>
+      </w:r>
+      <w:r>
+        <w:t xml:space="preserve"> or </w:t>
+      </w:r>
+      <w:r>
+        <w:rPr>
+          <w:b/>
+          <w:bCs/>
+        </w:rPr>
+        <w:t xml:space="preserve">Office locations</w:t>
+      </w:r>
+      <w:r>
+        <w:t xml:space="preserve"> later. Choose </w:t>
+      </w:r>
+      <w:r>
+        <w:rPr>
+          <w:b/>
+          <w:bCs/>
+        </w:rPr>
+        <w:t xml:space="preserve">High</w:t>
+      </w:r>
+      <w:r>
+        <w:t xml:space="preserve"> confidence to start with the strongest, or pick a </w:t>
+      </w:r>
+      <w:r>
+        <w:rPr>
+          <w:b/>
+          <w:bCs/>
+        </w:rPr>
+        <w:t xml:space="preserve">Source site</w:t>
+      </w:r>
+      <w:r>
+        <w:t xml:space="preserve"> to judge one site's findings together.</w:t>
+      </w:r>
+    </w:p>
+    <w:p>
+      <w:pPr>
+        <w:pStyle w:val="ListParagraph"/>
+        <w:numPr>
+          <w:ilvl w:val="0"/>
+          <w:numId w:val="51"/>
+        </w:numPr>
+        <w:spacing w:after="80" w:line="276"/>
+      </w:pPr>
+      <w:r>
+        <w:t xml:space="preserve">For each finding, read the quote (select the title to open the page if in doubt), then </w:t>
+      </w:r>
+      <w:r>
+        <w:rPr>
+          <w:b/>
+          <w:bCs/>
+        </w:rPr>
+        <w:t xml:space="preserve">Accept</w:t>
+      </w:r>
+      <w:r>
+        <w:t xml:space="preserve"> or </w:t>
+      </w:r>
+      <w:r>
+        <w:rPr>
+          <w:b/>
+          <w:bCs/>
+        </w:rPr>
+        <w:t xml:space="preserve">Reject</w:t>
+      </w:r>
+      <w:r>
+        <w:t xml:space="preserve">. For a named person, choose their </w:t>
+      </w:r>
+      <w:r>
+        <w:rPr>
+          <w:b/>
+          <w:bCs/>
+        </w:rPr>
+        <w:t xml:space="preserve">Role</w:t>
+      </w:r>
+      <w:r>
+        <w:t xml:space="preserve"> first.</w:t>
+      </w:r>
+    </w:p>
+    <w:p>
+      <w:pPr>
+        <w:pStyle w:val="ListParagraph"/>
+        <w:numPr>
+          <w:ilvl w:val="0"/>
+          <w:numId w:val="51"/>
+        </w:numPr>
+        <w:spacing w:after="80" w:line="276"/>
+      </w:pPr>
+      <w:r>
+        <w:t xml:space="preserve">When everything shown for a case is right, </w:t>
+      </w:r>
+      <w:r>
+        <w:rPr>
+          <w:b/>
+          <w:bCs/>
+        </w:rPr>
+        <w:t xml:space="preserve">Accept all N shown</w:t>
+      </w:r>
+      <w:r>
+        <w:t xml:space="preserve"> accepts them in one go. It is not offered when a case shows more than one phone or more than one email (choose the right one) or a named person (accept with a role). </w:t>
+      </w:r>
+      <w:r>
+        <w:rPr>
+          <w:b/>
+          <w:bCs/>
+        </w:rPr>
+        <w:t xml:space="preserve">Reject all shown</w:t>
+      </w:r>
+      <w:r>
+        <w:t xml:space="preserve"> asks you to confirm first.</w:t>
+      </w:r>
+    </w:p>
+    <w:p>
+      <w:pPr>
+        <w:pStyle w:val="ListParagraph"/>
+        <w:numPr>
+          <w:ilvl w:val="0"/>
+          <w:numId w:val="51"/>
         </w:numPr>
         <w:spacing w:after="80" w:line="276"/>
       </w:pPr>
@@ -35719,7 +35986,7 @@
         <w:pStyle w:val="ListParagraph"/>
         <w:numPr>
           <w:ilvl w:val="0"/>
-          <w:numId w:val="51"/>
+          <w:numId w:val="52"/>
         </w:numPr>
         <w:spacing w:after="80" w:line="276"/>
       </w:pPr>
@@ -35752,7 +36019,7 @@
         <w:pStyle w:val="ListParagraph"/>
         <w:numPr>
           <w:ilvl w:val="0"/>
-          <w:numId w:val="51"/>
+          <w:numId w:val="52"/>
         </w:numPr>
         <w:spacing w:after="80" w:line="276"/>
       </w:pPr>
@@ -35805,7 +36072,7 @@
         <w:pStyle w:val="ListParagraph"/>
         <w:numPr>
           <w:ilvl w:val="0"/>
-          <w:numId w:val="51"/>
+          <w:numId w:val="52"/>
         </w:numPr>
         <w:spacing w:after="80" w:line="276"/>
       </w:pPr>
@@ -35828,7 +36095,7 @@
         <w:pStyle w:val="ListParagraph"/>
         <w:numPr>
           <w:ilvl w:val="0"/>
-          <w:numId w:val="51"/>
+          <w:numId w:val="52"/>
         </w:numPr>
         <w:spacing w:after="80" w:line="276"/>
       </w:pPr>
@@ -35861,7 +36128,7 @@
         <w:pStyle w:val="ListParagraph"/>
         <w:numPr>
           <w:ilvl w:val="0"/>
-          <w:numId w:val="51"/>
+          <w:numId w:val="52"/>
         </w:numPr>
         <w:spacing w:after="80" w:line="276"/>
       </w:pPr>
@@ -35894,7 +36161,7 @@
         <w:pStyle w:val="ListParagraph"/>
         <w:numPr>
           <w:ilvl w:val="0"/>
-          <w:numId w:val="51"/>
+          <w:numId w:val="52"/>
         </w:numPr>
         <w:spacing w:after="80" w:line="276"/>
       </w:pPr>
@@ -36136,7 +36403,7 @@
         <w:pStyle w:val="ListParagraph"/>
         <w:numPr>
           <w:ilvl w:val="0"/>
-          <w:numId w:val="52"/>
+          <w:numId w:val="53"/>
         </w:numPr>
         <w:spacing w:after="80" w:line="276"/>
       </w:pPr>
@@ -36219,7 +36486,7 @@
         <w:pStyle w:val="ListParagraph"/>
         <w:numPr>
           <w:ilvl w:val="0"/>
-          <w:numId w:val="52"/>
+          <w:numId w:val="53"/>
         </w:numPr>
         <w:spacing w:after="80" w:line="276"/>
       </w:pPr>
@@ -36249,7 +36516,7 @@
         <w:pStyle w:val="ListParagraph"/>
         <w:numPr>
           <w:ilvl w:val="0"/>
-          <w:numId w:val="52"/>
+          <w:numId w:val="53"/>
         </w:numPr>
         <w:spacing w:after="80" w:line="276"/>
       </w:pPr>
@@ -36289,7 +36556,7 @@
         <w:pStyle w:val="ListParagraph"/>
         <w:numPr>
           <w:ilvl w:val="0"/>
-          <w:numId w:val="52"/>
+          <w:numId w:val="53"/>
         </w:numPr>
         <w:spacing w:after="80" w:line="276"/>
       </w:pPr>
@@ -36329,7 +36596,7 @@
         <w:pStyle w:val="ListParagraph"/>
         <w:numPr>
           <w:ilvl w:val="0"/>
-          <w:numId w:val="52"/>
+          <w:numId w:val="53"/>
         </w:numPr>
         <w:spacing w:after="80" w:line="276"/>
       </w:pPr>
@@ -36576,7 +36843,7 @@
         <w:pStyle w:val="ListParagraph"/>
         <w:numPr>
           <w:ilvl w:val="0"/>
-          <w:numId w:val="53"/>
+          <w:numId w:val="54"/>
         </w:numPr>
         <w:spacing w:after="80" w:line="276"/>
       </w:pPr>
@@ -36609,7 +36876,7 @@
         <w:pStyle w:val="ListParagraph"/>
         <w:numPr>
           <w:ilvl w:val="0"/>
-          <w:numId w:val="53"/>
+          <w:numId w:val="54"/>
         </w:numPr>
         <w:spacing w:after="80" w:line="276"/>
       </w:pPr>
@@ -36642,7 +36909,7 @@
         <w:pStyle w:val="ListParagraph"/>
         <w:numPr>
           <w:ilvl w:val="0"/>
-          <w:numId w:val="53"/>
+          <w:numId w:val="54"/>
         </w:numPr>
         <w:spacing w:after="80" w:line="276"/>
       </w:pPr>
@@ -36675,7 +36942,7 @@
         <w:pStyle w:val="ListParagraph"/>
         <w:numPr>
           <w:ilvl w:val="0"/>
-          <w:numId w:val="53"/>
+          <w:numId w:val="54"/>
         </w:numPr>
         <w:spacing w:after="80" w:line="276"/>
       </w:pPr>
@@ -36708,7 +36975,7 @@
         <w:pStyle w:val="ListParagraph"/>
         <w:numPr>
           <w:ilvl w:val="0"/>
-          <w:numId w:val="53"/>
+          <w:numId w:val="54"/>
         </w:numPr>
         <w:spacing w:after="80" w:line="276"/>
       </w:pPr>
@@ -38900,7 +39167,7 @@
         <w:pStyle w:val="ListParagraph"/>
         <w:numPr>
           <w:ilvl w:val="0"/>
-          <w:numId w:val="54"/>
+          <w:numId w:val="55"/>
         </w:numPr>
         <w:spacing w:after="80" w:line="276"/>
       </w:pPr>
@@ -38913,7 +39180,7 @@
         <w:pStyle w:val="ListParagraph"/>
         <w:numPr>
           <w:ilvl w:val="0"/>
-          <w:numId w:val="54"/>
+          <w:numId w:val="55"/>
         </w:numPr>
         <w:spacing w:after="80" w:line="276"/>
       </w:pPr>
@@ -38936,7 +39203,7 @@
         <w:pStyle w:val="ListParagraph"/>
         <w:numPr>
           <w:ilvl w:val="0"/>
-          <w:numId w:val="54"/>
+          <w:numId w:val="55"/>
         </w:numPr>
         <w:spacing w:after="80" w:line="276"/>
       </w:pPr>
@@ -38963,7 +39230,7 @@
         <w:pStyle w:val="ListParagraph"/>
         <w:numPr>
           <w:ilvl w:val="0"/>
-          <w:numId w:val="54"/>
+          <w:numId w:val="55"/>
         </w:numPr>
         <w:spacing w:after="80" w:line="276"/>
       </w:pPr>
@@ -39018,7 +39285,7 @@
         <w:pStyle w:val="ListParagraph"/>
         <w:numPr>
           <w:ilvl w:val="0"/>
-          <w:numId w:val="55"/>
+          <w:numId w:val="56"/>
         </w:numPr>
         <w:spacing w:after="80" w:line="276"/>
       </w:pPr>
@@ -39083,7 +39350,7 @@
         <w:pStyle w:val="ListParagraph"/>
         <w:numPr>
           <w:ilvl w:val="0"/>
-          <w:numId w:val="55"/>
+          <w:numId w:val="56"/>
         </w:numPr>
         <w:spacing w:after="80" w:line="276"/>
       </w:pPr>
@@ -39106,7 +39373,7 @@
         <w:pStyle w:val="ListParagraph"/>
         <w:numPr>
           <w:ilvl w:val="0"/>
-          <w:numId w:val="55"/>
+          <w:numId w:val="56"/>
         </w:numPr>
         <w:spacing w:after="80" w:line="276"/>
       </w:pPr>
@@ -39129,7 +39396,7 @@
         <w:pStyle w:val="ListParagraph"/>
         <w:numPr>
           <w:ilvl w:val="0"/>
-          <w:numId w:val="55"/>
+          <w:numId w:val="56"/>
         </w:numPr>
         <w:spacing w:after="80" w:line="276"/>
       </w:pPr>
@@ -39182,7 +39449,7 @@
         <w:pStyle w:val="ListParagraph"/>
         <w:numPr>
           <w:ilvl w:val="0"/>
-          <w:numId w:val="55"/>
+          <w:numId w:val="56"/>
         </w:numPr>
         <w:spacing w:after="80" w:line="276"/>
       </w:pPr>
@@ -39205,7 +39472,7 @@
         <w:pStyle w:val="ListParagraph"/>
         <w:numPr>
           <w:ilvl w:val="0"/>
-          <w:numId w:val="55"/>
+          <w:numId w:val="56"/>
         </w:numPr>
         <w:spacing w:after="80" w:line="276"/>
       </w:pPr>
@@ -39228,7 +39495,7 @@
         <w:pStyle w:val="ListParagraph"/>
         <w:numPr>
           <w:ilvl w:val="0"/>
-          <w:numId w:val="55"/>
+          <w:numId w:val="56"/>
         </w:numPr>
         <w:spacing w:after="80" w:line="276"/>
       </w:pPr>
@@ -46580,7 +46847,7 @@
         <w:sz w:val="16"/>
         <w:szCs w:val="16"/>
       </w:rPr>
-      <w:t xml:space="preserve">Version 1.38 · 13 October 2026</w:t>
+      <w:t xml:space="preserve">Version 1.39 · 14 October 2026</w:t>
     </w:r>
     <w:r>
       <w:rPr>
@@ -47677,6 +47944,23 @@
     </w:lvl>
   </w:abstractNum>
   <w:abstractNum w:abstractNumId="55" w15:restartNumberingAfterBreak="0">
+    <w:multiLevelType w:val="hybridMultilevel"/>
+    <w:lvl w:ilvl="0" w15:tentative="1">
+      <w:start w:val="1"/>
+      <w:numFmt w:val="decimal"/>
+      <w:lvlText w:val="%1."/>
+      <w:lvlJc w:val="left"/>
+      <w:pPr>
+        <w:ind w:left="460" w:hanging="360"/>
+      </w:pPr>
+      <w:rPr>
+        <w:b/>
+        <w:bCs/>
+        <w:color w:val="A67C27"/>
+      </w:rPr>
+    </w:lvl>
+  </w:abstractNum>
+  <w:abstractNum w:abstractNumId="56" w15:restartNumberingAfterBreak="0">
     <w:multiLevelType w:val="hybridMultilevel"/>
     <w:lvl w:ilvl="0" w15:tentative="1">
       <w:start w:val="1"/>
@@ -48023,6 +48307,12 @@
       <w:startOverride w:val="1"/>
     </w:lvlOverride>
   </w:num>
+  <w:num w:numId="56">
+    <w:abstractNumId w:val="56"/>
+    <w:lvlOverride w:ilvl="0">
+      <w:startOverride w:val="1"/>
+    </w:lvlOverride>
+  </w:num>
 </w:numbering>
 </file>
 

--- a/docs/manuals/ABF-FST_Portal_System_Manual.docx
+++ b/docs/manuals/ABF-FST_Portal_System_Manual.docx
@@ -450,7 +450,7 @@
                 <w:sz w:val="19"/>
                 <w:szCs w:val="19"/>
               </w:rPr>
-              <w:t xml:space="preserve">Version 1.39 · 14 October 2026</w:t>
+              <w:t xml:space="preserve">Version 1.40 · 14 October 2026</w:t>
             </w:r>
           </w:p>
         </w:tc>
@@ -24166,7 +24166,7 @@
         <w:t xml:space="preserve">No, thank you</w:t>
       </w:r>
       <w:r>
-        <w:t xml:space="preserve"> buttons. A record with no named informant is greeted by its organisation's name. Until Meta approves the KII introduction template, and where WhatsApp isn't set up, it goes by SMS with a link that opens the study's WhatsApp chat with “YES” typed in.</w:t>
+        <w:t xml:space="preserve"> buttons. A record with no named informant is greeted by its organisation's name. Until Meta approves the KII introduction template, and where WhatsApp isn't set up, it goes by SMS with a link that opens the study's WhatsApp chat with “YES” typed in. If it can't reach them at all and an email is on file, the portal emails them their link instead and the record moves to INVITED; with no email, it is listed to phone.</w:t>
       </w:r>
     </w:p>
     <w:p>
@@ -36395,7 +36395,7 @@
         <w:t xml:space="preserve">No</w:t>
       </w:r>
       <w:r>
-        <w:t xml:space="preserve"> buttons. Where WhatsApp isn't set up or the message can't be delivered, it goes by SMS with a link that opens the study's WhatsApp chat with “YES” typed in: SMS replies can't be received in Zimbabwe, so every answer arrives on WhatsApp.</w:t>
+        <w:t xml:space="preserve"> buttons. Where WhatsApp isn't set up or the message can't be delivered, it goes by SMS with a link that opens the study's WhatsApp chat with “YES” typed in: SMS replies can't be received in Zimbabwe, so every answer arrives on WhatsApp. If the introduction can't reach them at all (for example the number isn't on WhatsApp) and an email is on file, the portal sends the invitation link by email instead, and the case moves to S05; with no email, it goes on the list to phone.</w:t>
       </w:r>
     </w:p>
     <w:p>
@@ -46847,7 +46847,7 @@
         <w:sz w:val="16"/>
         <w:szCs w:val="16"/>
       </w:rPr>
-      <w:t xml:space="preserve">Version 1.39 · 14 October 2026</w:t>
+      <w:t xml:space="preserve">Version 1.40 · 14 October 2026</w:t>
     </w:r>
     <w:r>
       <w:rPr>

--- a/docs/manuals/ABF-FST_Portal_System_Manual.docx
+++ b/docs/manuals/ABF-FST_Portal_System_Manual.docx
@@ -450,7 +450,7 @@
                 <w:sz w:val="19"/>
                 <w:szCs w:val="19"/>
               </w:rPr>
-              <w:t xml:space="preserve">Version 1.40 · 14 October 2026</w:t>
+              <w:t xml:space="preserve">Version 1.41 · 14 October 2026</w:t>
             </w:r>
           </w:p>
         </w:tc>
@@ -36770,7 +36770,23 @@
                 <w:sz w:val="19"/>
                 <w:szCs w:val="19"/>
               </w:rPr>
-              <w:t xml:space="preserve"> when it's dealt with. A Contact RA sees only their own cases; messages from numbers the study has no record of go to the PI and Field Coordinator.</w:t>
+              <w:t xml:space="preserve"> when it's dealt with. Voice notes play, pictures show and a shared contact appears as its name and number in the conversation. A message that is someone's own invitation code is marked </w:t>
+            </w:r>
+            <w:r>
+              <w:rPr>
+                <w:b/>
+                <w:bCs/>
+                <w:sz w:val="19"/>
+                <w:szCs w:val="19"/>
+              </w:rPr>
+              <w:t xml:space="preserve">Wants to answer by phone: call them</w:t>
+            </w:r>
+            <w:r>
+              <w:rPr>
+                <w:sz w:val="19"/>
+                <w:szCs w:val="19"/>
+              </w:rPr>
+              <w:t xml:space="preserve">: they are asking to do the questionnaire with you on the phone. A Contact RA sees only their own cases; messages from numbers the study has no record of go to the PI and Field Coordinator.</w:t>
             </w:r>
           </w:p>
         </w:tc>
@@ -46847,7 +46863,7 @@
         <w:sz w:val="16"/>
         <w:szCs w:val="16"/>
       </w:rPr>
-      <w:t xml:space="preserve">Version 1.40 · 14 October 2026</w:t>
+      <w:t xml:space="preserve">Version 1.41 · 14 October 2026</w:t>
     </w:r>
     <w:r>
       <w:rPr>

--- a/docs/manuals/ABF-FST_Portal_System_Manual.docx
+++ b/docs/manuals/ABF-FST_Portal_System_Manual.docx
@@ -450,7 +450,7 @@
                 <w:sz w:val="19"/>
                 <w:szCs w:val="19"/>
               </w:rPr>
-              <w:t xml:space="preserve">Version 1.41 · 14 October 2026</w:t>
+              <w:t xml:space="preserve">Version 1.42 · 14 October 2026</w:t>
             </w:r>
           </w:p>
         </w:tc>
@@ -24299,7 +24299,7 @@
         <w:t xml:space="preserve">They write anything else:</w:t>
       </w:r>
       <w:r>
-        <w:t xml:space="preserve"> they get one automatic answer with the study contact, and the message waits on </w:t>
+        <w:t xml:space="preserve"> nothing is sent automatically; the message waits on </w:t>
       </w:r>
       <w:r>
         <w:rPr>
@@ -24309,7 +24309,7 @@
         <w:t xml:space="preserve">Communications</w:t>
       </w:r>
       <w:r>
-        <w:t xml:space="preserve"> for you to answer.</w:t>
+        <w:t xml:space="preserve"> for you to answer yourself.</w:t>
       </w:r>
     </w:p>
     <w:p>
@@ -36568,7 +36568,7 @@
         <w:t xml:space="preserve">They write anything else</w:t>
       </w:r>
       <w:r>
-        <w:t xml:space="preserve"> (a question, “who is this?”, “no problem”): they get one automatic answer with the study contact, and the message appears on </w:t>
+        <w:t xml:space="preserve"> (a question, “who is this?”, “no problem”): nothing is sent automatically: the message appears on </w:t>
       </w:r>
       <w:r>
         <w:rPr>
@@ -36588,7 +36588,7 @@
         <w:t xml:space="preserve">Waiting</w:t>
       </w:r>
       <w:r>
-        <w:t xml:space="preserve"> for you to answer.</w:t>
+        <w:t xml:space="preserve"> for you to answer yourself. The same goes for someone who sends their invitation code to ask for a phone interview.</w:t>
       </w:r>
     </w:p>
     <w:p>
@@ -46863,7 +46863,7 @@
         <w:sz w:val="16"/>
         <w:szCs w:val="16"/>
       </w:rPr>
-      <w:t xml:space="preserve">Version 1.41 · 14 October 2026</w:t>
+      <w:t xml:space="preserve">Version 1.42 · 14 October 2026</w:t>
     </w:r>
     <w:r>
       <w:rPr>

--- a/docs/manuals/ABF-FST_Portal_System_Manual.docx
+++ b/docs/manuals/ABF-FST_Portal_System_Manual.docx
@@ -450,7 +450,7 @@
                 <w:sz w:val="19"/>
                 <w:szCs w:val="19"/>
               </w:rPr>
-              <w:t xml:space="preserve">Version 1.42 · 14 October 2026</w:t>
+              <w:t xml:space="preserve">Version 1.43 · 14 October 2026</w:t>
             </w:r>
           </w:p>
         </w:tc>
@@ -36296,7 +36296,7 @@
                 <w:sz w:val="19"/>
                 <w:szCs w:val="19"/>
               </w:rPr>
-              <w:t xml:space="preserve">Daily limits: 300 emails (Main-400 and KII invitations together), 150 SMS and 250 WhatsApp messages (invitations and automatic reminders together). The panel shows what is left.</w:t>
+              <w:t xml:space="preserve">Daily limits: 300 emails (Main-400 and KII invitations together), 150 SMS, and on WhatsApp up to 500 different people a day started with an introduction, reminder or invitation (fewer while Meta's own limit for the study's number is lower: 250 at first, then 2,000 once Meta raises it). Replies in a conversation and the link sent after a YES never count and are never held back. The panel shows what is left.</w:t>
             </w:r>
           </w:p>
           <w:p>
@@ -46863,7 +46863,7 @@
         <w:sz w:val="16"/>
         <w:szCs w:val="16"/>
       </w:rPr>
-      <w:t xml:space="preserve">Version 1.42 · 14 October 2026</w:t>
+      <w:t xml:space="preserve">Version 1.43 · 14 October 2026</w:t>
     </w:r>
     <w:r>
       <w:rPr>

--- a/docs/manuals/ABF-FST_Portal_System_Manual.docx
+++ b/docs/manuals/ABF-FST_Portal_System_Manual.docx
@@ -450,7 +450,7 @@
                 <w:sz w:val="19"/>
                 <w:szCs w:val="19"/>
               </w:rPr>
-              <w:t xml:space="preserve">Version 1.43 · 14 October 2026</w:t>
+              <w:t xml:space="preserve">Version 1.49 · 25 October 2026</w:t>
             </w:r>
           </w:p>
         </w:tc>
@@ -8813,7 +8813,7 @@
                 <w:sz w:val="19"/>
                 <w:szCs w:val="19"/>
               </w:rPr>
-              <w:t xml:space="preserve">All 21 screens, including the Audit Log, Research Clearance and every export</w:t>
+              <w:t xml:space="preserve">All 22 screens, including the Audit Log, Research Clearance and every export</w:t>
             </w:r>
           </w:p>
         </w:tc>
@@ -8898,7 +8898,7 @@
                 <w:sz w:val="19"/>
                 <w:szCs w:val="19"/>
               </w:rPr>
-              <w:t xml:space="preserve">19 screens — everything except the Audit Log and Research Clearance. No full operational export and no KoboToolbox data download</w:t>
+              <w:t xml:space="preserve">20 screens — everything except the Audit Log and Research Clearance. No full operational export and no KoboToolbox data download</w:t>
             </w:r>
           </w:p>
         </w:tc>
@@ -8982,7 +8982,7 @@
                 <w:sz w:val="19"/>
                 <w:szCs w:val="19"/>
               </w:rPr>
-              <w:t xml:space="preserve">Main-400 Register, Appointments, Follow-ups, Communications — only the cases assigned to you</w:t>
+              <w:t xml:space="preserve">Main-400 Register, Appointments, Follow-ups, Communications, Calls — only the cases assigned to you</w:t>
             </w:r>
           </w:p>
         </w:tc>
@@ -9151,7 +9151,7 @@
                 <w:sz w:val="19"/>
                 <w:szCs w:val="19"/>
               </w:rPr>
-              <w:t xml:space="preserve">KII/Doc Dashboard, Form PDFs (KII Guide), KII Register, Communications (KII records)</w:t>
+              <w:t xml:space="preserve">KII/Doc Dashboard, Form PDFs (KII Guide), KII Register, Communications and Calls (KII records)</w:t>
             </w:r>
           </w:p>
         </w:tc>
@@ -9405,7 +9405,7 @@
                 <w:sz w:val="19"/>
                 <w:szCs w:val="19"/>
               </w:rPr>
-              <w:t xml:space="preserve">18 screens — everything except the Audit Log, Export and Research Clearance. Read-only</w:t>
+              <w:t xml:space="preserve">19 screens — everything except the Audit Log, Export and Research Clearance. Read-only</w:t>
             </w:r>
           </w:p>
         </w:tc>
@@ -10971,7 +10971,7 @@
                 <w:sz w:val="19"/>
                 <w:szCs w:val="19"/>
               </w:rPr>
-              <w:t xml:space="preserve">Record withdrawal</w:t>
+              <w:t xml:space="preserve">Phone and log calls (Calls)</w:t>
             </w:r>
           </w:p>
         </w:tc>
@@ -11052,7 +11052,7 @@
                 <w:sz w:val="19"/>
                 <w:szCs w:val="19"/>
               </w:rPr>
-              <w:t xml:space="preserve">—</w:t>
+              <w:t xml:space="preserve">own cases</w:t>
             </w:r>
           </w:p>
         </w:tc>
@@ -11106,7 +11106,7 @@
                 <w:sz w:val="19"/>
                 <w:szCs w:val="19"/>
               </w:rPr>
-              <w:t xml:space="preserve">—</w:t>
+              <w:t xml:space="preserve">KII records</w:t>
             </w:r>
           </w:p>
         </w:tc>
@@ -11187,7 +11187,7 @@
                 <w:sz w:val="19"/>
                 <w:szCs w:val="19"/>
               </w:rPr>
-              <w:t xml:space="preserve">—</w:t>
+              <w:t xml:space="preserve">view</w:t>
             </w:r>
           </w:p>
         </w:tc>
@@ -11218,7 +11218,7 @@
                 <w:sz w:val="19"/>
                 <w:szCs w:val="19"/>
               </w:rPr>
-              <w:t xml:space="preserve">Activate Reserves</w:t>
+              <w:t xml:space="preserve">Record withdrawal</w:t>
             </w:r>
           </w:p>
         </w:tc>
@@ -11426,7 +11426,7 @@
                 <w:sz w:val="19"/>
                 <w:szCs w:val="19"/>
               </w:rPr>
-              <w:t xml:space="preserve">view</w:t>
+              <w:t xml:space="preserve">—</w:t>
             </w:r>
           </w:p>
         </w:tc>
@@ -11458,7 +11458,7 @@
                 <w:sz w:val="19"/>
                 <w:szCs w:val="19"/>
               </w:rPr>
-              <w:t xml:space="preserve">QA decisions &amp; exceptions</w:t>
+              <w:t xml:space="preserve">Activate Reserves</w:t>
             </w:r>
           </w:p>
         </w:tc>
@@ -11566,7 +11566,7 @@
                 <w:sz w:val="19"/>
                 <w:szCs w:val="19"/>
               </w:rPr>
-              <w:t xml:space="preserve">✓</w:t>
+              <w:t xml:space="preserve">—</w:t>
             </w:r>
           </w:p>
         </w:tc>
@@ -11705,7 +11705,7 @@
                 <w:sz w:val="19"/>
                 <w:szCs w:val="19"/>
               </w:rPr>
-              <w:t xml:space="preserve">KII records</w:t>
+              <w:t xml:space="preserve">QA decisions &amp; exceptions</w:t>
             </w:r>
           </w:p>
         </w:tc>
@@ -11809,33 +11809,33 @@
                 <w:sz w:val="19"/>
                 <w:szCs w:val="19"/>
               </w:rPr>
+              <w:t xml:space="preserve">✓</w:t>
+            </w:r>
+          </w:p>
+        </w:tc>
+        <w:tc>
+          <w:tcPr>
+            <w:tcW w:type="dxa" w:w="941"/>
+            <w:tcMar>
+              <w:top w:type="dxa" w:w="70"/>
+              <w:left w:type="dxa" w:w="110"/>
+              <w:bottom w:type="dxa" w:w="70"/>
+              <w:right w:type="dxa" w:w="110"/>
+            </w:tcMar>
+            <w:vAlign w:val="top"/>
+          </w:tcPr>
+          <w:p>
+            <w:pPr>
+              <w:spacing w:after="40"/>
+            </w:pPr>
+            <w:r>
+              <w:rPr>
+                <w:b w:val="false"/>
+                <w:bCs w:val="false"/>
+                <w:sz w:val="19"/>
+                <w:szCs w:val="19"/>
+              </w:rPr>
               <w:t xml:space="preserve">—</w:t>
-            </w:r>
-          </w:p>
-        </w:tc>
-        <w:tc>
-          <w:tcPr>
-            <w:tcW w:type="dxa" w:w="941"/>
-            <w:tcMar>
-              <w:top w:type="dxa" w:w="70"/>
-              <w:left w:type="dxa" w:w="110"/>
-              <w:bottom w:type="dxa" w:w="70"/>
-              <w:right w:type="dxa" w:w="110"/>
-            </w:tcMar>
-            <w:vAlign w:val="top"/>
-          </w:tcPr>
-          <w:p>
-            <w:pPr>
-              <w:spacing w:after="40"/>
-            </w:pPr>
-            <w:r>
-              <w:rPr>
-                <w:b w:val="false"/>
-                <w:bCs w:val="false"/>
-                <w:sz w:val="19"/>
-                <w:szCs w:val="19"/>
-              </w:rPr>
-              <w:t xml:space="preserve">✓</w:t>
             </w:r>
           </w:p>
         </w:tc>
@@ -11945,7 +11945,7 @@
                 <w:sz w:val="19"/>
                 <w:szCs w:val="19"/>
               </w:rPr>
-              <w:t xml:space="preserve">Document records</w:t>
+              <w:t xml:space="preserve">KII records</w:t>
             </w:r>
           </w:p>
         </w:tc>
@@ -12080,7 +12080,7 @@
                 <w:sz w:val="19"/>
                 <w:szCs w:val="19"/>
               </w:rPr>
-              <w:t xml:space="preserve">—</w:t>
+              <w:t xml:space="preserve">✓</w:t>
             </w:r>
           </w:p>
         </w:tc>
@@ -12107,7 +12107,7 @@
                 <w:sz w:val="19"/>
                 <w:szCs w:val="19"/>
               </w:rPr>
-              <w:t xml:space="preserve">✓</w:t>
+              <w:t xml:space="preserve">—</w:t>
             </w:r>
           </w:p>
         </w:tc>
@@ -12192,7 +12192,7 @@
                 <w:sz w:val="19"/>
                 <w:szCs w:val="19"/>
               </w:rPr>
-              <w:t xml:space="preserve">Form PDFs (own form)</w:t>
+              <w:t xml:space="preserve">Document records</w:t>
             </w:r>
           </w:p>
         </w:tc>
@@ -12218,7 +12218,7 @@
                 <w:sz w:val="19"/>
                 <w:szCs w:val="19"/>
               </w:rPr>
-              <w:t xml:space="preserve">all</w:t>
+              <w:t xml:space="preserve">✓</w:t>
             </w:r>
           </w:p>
         </w:tc>
@@ -12244,7 +12244,7 @@
                 <w:sz w:val="19"/>
                 <w:szCs w:val="19"/>
               </w:rPr>
-              <w:t xml:space="preserve">all</w:t>
+              <w:t xml:space="preserve">✓</w:t>
             </w:r>
           </w:p>
         </w:tc>
@@ -12296,7 +12296,7 @@
                 <w:sz w:val="19"/>
                 <w:szCs w:val="19"/>
               </w:rPr>
-              <w:t xml:space="preserve">Questionnaire</w:t>
+              <w:t xml:space="preserve">—</w:t>
             </w:r>
           </w:p>
         </w:tc>
@@ -12322,7 +12322,7 @@
                 <w:sz w:val="19"/>
                 <w:szCs w:val="19"/>
               </w:rPr>
-              <w:t xml:space="preserve">KII Guide</w:t>
+              <w:t xml:space="preserve">—</w:t>
             </w:r>
           </w:p>
         </w:tc>
@@ -12348,7 +12348,7 @@
                 <w:sz w:val="19"/>
                 <w:szCs w:val="19"/>
               </w:rPr>
-              <w:t xml:space="preserve">Doc Tool</w:t>
+              <w:t xml:space="preserve">✓</w:t>
             </w:r>
           </w:p>
         </w:tc>
@@ -12400,7 +12400,7 @@
                 <w:sz w:val="19"/>
                 <w:szCs w:val="19"/>
               </w:rPr>
-              <w:t xml:space="preserve">view all</w:t>
+              <w:t xml:space="preserve">view</w:t>
             </w:r>
           </w:p>
         </w:tc>
@@ -12432,7 +12432,7 @@
                 <w:sz w:val="19"/>
                 <w:szCs w:val="19"/>
               </w:rPr>
-              <w:t xml:space="preserve">Log costs</w:t>
+              <w:t xml:space="preserve">Form PDFs (own form)</w:t>
             </w:r>
           </w:p>
         </w:tc>
@@ -12459,7 +12459,7 @@
                 <w:sz w:val="19"/>
                 <w:szCs w:val="19"/>
               </w:rPr>
-              <w:t xml:space="preserve">✓</w:t>
+              <w:t xml:space="preserve">all</w:t>
             </w:r>
           </w:p>
         </w:tc>
@@ -12486,7 +12486,7 @@
                 <w:sz w:val="19"/>
                 <w:szCs w:val="19"/>
               </w:rPr>
-              <w:t xml:space="preserve">✓</w:t>
+              <w:t xml:space="preserve">all</w:t>
             </w:r>
           </w:p>
         </w:tc>
@@ -12540,7 +12540,7 @@
                 <w:sz w:val="19"/>
                 <w:szCs w:val="19"/>
               </w:rPr>
-              <w:t xml:space="preserve">—</w:t>
+              <w:t xml:space="preserve">Questionnaire</w:t>
             </w:r>
           </w:p>
         </w:tc>
@@ -12567,7 +12567,7 @@
                 <w:sz w:val="19"/>
                 <w:szCs w:val="19"/>
               </w:rPr>
-              <w:t xml:space="preserve">—</w:t>
+              <w:t xml:space="preserve">KII Guide</w:t>
             </w:r>
           </w:p>
         </w:tc>
@@ -12594,7 +12594,7 @@
                 <w:sz w:val="19"/>
                 <w:szCs w:val="19"/>
               </w:rPr>
-              <w:t xml:space="preserve">—</w:t>
+              <w:t xml:space="preserve">Doc Tool</w:t>
             </w:r>
           </w:p>
         </w:tc>
@@ -12621,7 +12621,7 @@
                 <w:sz w:val="19"/>
                 <w:szCs w:val="19"/>
               </w:rPr>
-              <w:t xml:space="preserve">view</w:t>
+              <w:t xml:space="preserve">—</w:t>
             </w:r>
           </w:p>
         </w:tc>
@@ -12648,7 +12648,7 @@
                 <w:sz w:val="19"/>
                 <w:szCs w:val="19"/>
               </w:rPr>
-              <w:t xml:space="preserve">view</w:t>
+              <w:t xml:space="preserve">view all</w:t>
             </w:r>
           </w:p>
         </w:tc>
@@ -12679,7 +12679,7 @@
                 <w:sz w:val="19"/>
                 <w:szCs w:val="19"/>
               </w:rPr>
-              <w:t xml:space="preserve">Analysis export</w:t>
+              <w:t xml:space="preserve">Log costs</w:t>
             </w:r>
           </w:p>
         </w:tc>
@@ -12861,7 +12861,7 @@
                 <w:sz w:val="19"/>
                 <w:szCs w:val="19"/>
               </w:rPr>
-              <w:t xml:space="preserve">✓</w:t>
+              <w:t xml:space="preserve">view</w:t>
             </w:r>
           </w:p>
         </w:tc>
@@ -12887,7 +12887,7 @@
                 <w:sz w:val="19"/>
                 <w:szCs w:val="19"/>
               </w:rPr>
-              <w:t xml:space="preserve">—</w:t>
+              <w:t xml:space="preserve">view</w:t>
             </w:r>
           </w:p>
         </w:tc>
@@ -12919,7 +12919,7 @@
                 <w:sz w:val="19"/>
                 <w:szCs w:val="19"/>
               </w:rPr>
-              <w:t xml:space="preserve">Operational export, KoboToolbox data, Audit Log</w:t>
+              <w:t xml:space="preserve">Analysis export</w:t>
             </w:r>
           </w:p>
         </w:tc>
@@ -12973,7 +12973,7 @@
                 <w:sz w:val="19"/>
                 <w:szCs w:val="19"/>
               </w:rPr>
-              <w:t xml:space="preserve">—</w:t>
+              <w:t xml:space="preserve">✓</w:t>
             </w:r>
           </w:p>
         </w:tc>
@@ -13108,7 +13108,7 @@
                 <w:sz w:val="19"/>
                 <w:szCs w:val="19"/>
               </w:rPr>
-              <w:t xml:space="preserve">—</w:t>
+              <w:t xml:space="preserve">✓</w:t>
             </w:r>
           </w:p>
         </w:tc>
@@ -13166,6 +13166,246 @@
                 <w:sz w:val="19"/>
                 <w:szCs w:val="19"/>
               </w:rPr>
+              <w:t xml:space="preserve">Operational export, KoboToolbox data, Audit Log</w:t>
+            </w:r>
+          </w:p>
+        </w:tc>
+        <w:tc>
+          <w:tcPr>
+            <w:tcW w:type="dxa" w:w="659"/>
+            <w:tcMar>
+              <w:top w:type="dxa" w:w="70"/>
+              <w:left w:type="dxa" w:w="110"/>
+              <w:bottom w:type="dxa" w:w="70"/>
+              <w:right w:type="dxa" w:w="110"/>
+            </w:tcMar>
+            <w:vAlign w:val="top"/>
+          </w:tcPr>
+          <w:p>
+            <w:pPr>
+              <w:spacing w:after="40"/>
+            </w:pPr>
+            <w:r>
+              <w:rPr>
+                <w:b w:val="false"/>
+                <w:bCs w:val="false"/>
+                <w:sz w:val="19"/>
+                <w:szCs w:val="19"/>
+              </w:rPr>
+              <w:t xml:space="preserve">✓</w:t>
+            </w:r>
+          </w:p>
+        </w:tc>
+        <w:tc>
+          <w:tcPr>
+            <w:tcW w:type="dxa" w:w="659"/>
+            <w:tcMar>
+              <w:top w:type="dxa" w:w="70"/>
+              <w:left w:type="dxa" w:w="110"/>
+              <w:bottom w:type="dxa" w:w="70"/>
+              <w:right w:type="dxa" w:w="110"/>
+            </w:tcMar>
+            <w:vAlign w:val="top"/>
+          </w:tcPr>
+          <w:p>
+            <w:pPr>
+              <w:spacing w:after="40"/>
+            </w:pPr>
+            <w:r>
+              <w:rPr>
+                <w:b w:val="false"/>
+                <w:bCs w:val="false"/>
+                <w:sz w:val="19"/>
+                <w:szCs w:val="19"/>
+              </w:rPr>
+              <w:t xml:space="preserve">—</w:t>
+            </w:r>
+          </w:p>
+        </w:tc>
+        <w:tc>
+          <w:tcPr>
+            <w:tcW w:type="dxa" w:w="941"/>
+            <w:tcMar>
+              <w:top w:type="dxa" w:w="70"/>
+              <w:left w:type="dxa" w:w="110"/>
+              <w:bottom w:type="dxa" w:w="70"/>
+              <w:right w:type="dxa" w:w="110"/>
+            </w:tcMar>
+            <w:vAlign w:val="top"/>
+          </w:tcPr>
+          <w:p>
+            <w:pPr>
+              <w:spacing w:after="40"/>
+            </w:pPr>
+            <w:r>
+              <w:rPr>
+                <w:b w:val="false"/>
+                <w:bCs w:val="false"/>
+                <w:sz w:val="19"/>
+                <w:szCs w:val="19"/>
+              </w:rPr>
+              <w:t xml:space="preserve">—</w:t>
+            </w:r>
+          </w:p>
+        </w:tc>
+        <w:tc>
+          <w:tcPr>
+            <w:tcW w:type="dxa" w:w="1035"/>
+            <w:tcMar>
+              <w:top w:type="dxa" w:w="70"/>
+              <w:left w:type="dxa" w:w="110"/>
+              <w:bottom w:type="dxa" w:w="70"/>
+              <w:right w:type="dxa" w:w="110"/>
+            </w:tcMar>
+            <w:vAlign w:val="top"/>
+          </w:tcPr>
+          <w:p>
+            <w:pPr>
+              <w:spacing w:after="40"/>
+            </w:pPr>
+            <w:r>
+              <w:rPr>
+                <w:b w:val="false"/>
+                <w:bCs w:val="false"/>
+                <w:sz w:val="19"/>
+                <w:szCs w:val="19"/>
+              </w:rPr>
+              <w:t xml:space="preserve">—</w:t>
+            </w:r>
+          </w:p>
+        </w:tc>
+        <w:tc>
+          <w:tcPr>
+            <w:tcW w:type="dxa" w:w="941"/>
+            <w:tcMar>
+              <w:top w:type="dxa" w:w="70"/>
+              <w:left w:type="dxa" w:w="110"/>
+              <w:bottom w:type="dxa" w:w="70"/>
+              <w:right w:type="dxa" w:w="110"/>
+            </w:tcMar>
+            <w:vAlign w:val="top"/>
+          </w:tcPr>
+          <w:p>
+            <w:pPr>
+              <w:spacing w:after="40"/>
+            </w:pPr>
+            <w:r>
+              <w:rPr>
+                <w:b w:val="false"/>
+                <w:bCs w:val="false"/>
+                <w:sz w:val="19"/>
+                <w:szCs w:val="19"/>
+              </w:rPr>
+              <w:t xml:space="preserve">—</w:t>
+            </w:r>
+          </w:p>
+        </w:tc>
+        <w:tc>
+          <w:tcPr>
+            <w:tcW w:type="dxa" w:w="941"/>
+            <w:tcMar>
+              <w:top w:type="dxa" w:w="70"/>
+              <w:left w:type="dxa" w:w="110"/>
+              <w:bottom w:type="dxa" w:w="70"/>
+              <w:right w:type="dxa" w:w="110"/>
+            </w:tcMar>
+            <w:vAlign w:val="top"/>
+          </w:tcPr>
+          <w:p>
+            <w:pPr>
+              <w:spacing w:after="40"/>
+            </w:pPr>
+            <w:r>
+              <w:rPr>
+                <w:b w:val="false"/>
+                <w:bCs w:val="false"/>
+                <w:sz w:val="19"/>
+                <w:szCs w:val="19"/>
+              </w:rPr>
+              <w:t xml:space="preserve">—</w:t>
+            </w:r>
+          </w:p>
+        </w:tc>
+        <w:tc>
+          <w:tcPr>
+            <w:tcW w:type="dxa" w:w="941"/>
+            <w:tcMar>
+              <w:top w:type="dxa" w:w="70"/>
+              <w:left w:type="dxa" w:w="110"/>
+              <w:bottom w:type="dxa" w:w="70"/>
+              <w:right w:type="dxa" w:w="110"/>
+            </w:tcMar>
+            <w:vAlign w:val="top"/>
+          </w:tcPr>
+          <w:p>
+            <w:pPr>
+              <w:spacing w:after="40"/>
+            </w:pPr>
+            <w:r>
+              <w:rPr>
+                <w:b w:val="false"/>
+                <w:bCs w:val="false"/>
+                <w:sz w:val="19"/>
+                <w:szCs w:val="19"/>
+              </w:rPr>
+              <w:t xml:space="preserve">—</w:t>
+            </w:r>
+          </w:p>
+        </w:tc>
+        <w:tc>
+          <w:tcPr>
+            <w:tcW w:type="dxa" w:w="1036"/>
+            <w:tcMar>
+              <w:top w:type="dxa" w:w="70"/>
+              <w:left w:type="dxa" w:w="110"/>
+              <w:bottom w:type="dxa" w:w="70"/>
+              <w:right w:type="dxa" w:w="110"/>
+            </w:tcMar>
+            <w:vAlign w:val="top"/>
+          </w:tcPr>
+          <w:p>
+            <w:pPr>
+              <w:spacing w:after="40"/>
+            </w:pPr>
+            <w:r>
+              <w:rPr>
+                <w:b w:val="false"/>
+                <w:bCs w:val="false"/>
+                <w:sz w:val="19"/>
+                <w:szCs w:val="19"/>
+              </w:rPr>
+              <w:t xml:space="preserve">—</w:t>
+            </w:r>
+          </w:p>
+        </w:tc>
+      </w:tr>
+      <w:tr>
+        <w:trPr>
+          <w:cantSplit/>
+        </w:trPr>
+        <w:tc>
+          <w:tcPr>
+            <w:tcW w:type="dxa" w:w="2259"/>
+            <w:shd w:fill="F8FAFB" w:color="auto" w:val="clear"/>
+            <w:tcMar>
+              <w:top w:type="dxa" w:w="70"/>
+              <w:left w:type="dxa" w:w="110"/>
+              <w:bottom w:type="dxa" w:w="70"/>
+              <w:right w:type="dxa" w:w="110"/>
+            </w:tcMar>
+            <w:vAlign w:val="top"/>
+          </w:tcPr>
+          <w:p>
+            <w:pPr>
+              <w:spacing w:after="40"/>
+            </w:pPr>
+            <w:r>
+              <w:rPr>
+                <w:b w:val="false"/>
+                <w:bCs w:val="false"/>
+                <w:sz w:val="19"/>
+                <w:szCs w:val="19"/>
+              </w:rPr>
               <w:t xml:space="preserve">Publish Research Clearance documents</w:t>
             </w:r>
           </w:p>
@@ -13173,6 +13413,7 @@
         <w:tc>
           <w:tcPr>
             <w:tcW w:type="dxa" w:w="659"/>
+            <w:shd w:fill="F8FAFB" w:color="auto" w:val="clear"/>
             <w:tcMar>
               <w:top w:type="dxa" w:w="70"/>
               <w:left w:type="dxa" w:w="110"/>
@@ -13199,6 +13440,7 @@
         <w:tc>
           <w:tcPr>
             <w:tcW w:type="dxa" w:w="659"/>
+            <w:shd w:fill="F8FAFB" w:color="auto" w:val="clear"/>
             <w:tcMar>
               <w:top w:type="dxa" w:w="70"/>
               <w:left w:type="dxa" w:w="110"/>
@@ -13225,6 +13467,7 @@
         <w:tc>
           <w:tcPr>
             <w:tcW w:type="dxa" w:w="941"/>
+            <w:shd w:fill="F8FAFB" w:color="auto" w:val="clear"/>
             <w:tcMar>
               <w:top w:type="dxa" w:w="70"/>
               <w:left w:type="dxa" w:w="110"/>
@@ -13251,6 +13494,7 @@
         <w:tc>
           <w:tcPr>
             <w:tcW w:type="dxa" w:w="1035"/>
+            <w:shd w:fill="F8FAFB" w:color="auto" w:val="clear"/>
             <w:tcMar>
               <w:top w:type="dxa" w:w="70"/>
               <w:left w:type="dxa" w:w="110"/>
@@ -13277,6 +13521,7 @@
         <w:tc>
           <w:tcPr>
             <w:tcW w:type="dxa" w:w="941"/>
+            <w:shd w:fill="F8FAFB" w:color="auto" w:val="clear"/>
             <w:tcMar>
               <w:top w:type="dxa" w:w="70"/>
               <w:left w:type="dxa" w:w="110"/>
@@ -13303,6 +13548,7 @@
         <w:tc>
           <w:tcPr>
             <w:tcW w:type="dxa" w:w="941"/>
+            <w:shd w:fill="F8FAFB" w:color="auto" w:val="clear"/>
             <w:tcMar>
               <w:top w:type="dxa" w:w="70"/>
               <w:left w:type="dxa" w:w="110"/>
@@ -13329,6 +13575,7 @@
         <w:tc>
           <w:tcPr>
             <w:tcW w:type="dxa" w:w="941"/>
+            <w:shd w:fill="F8FAFB" w:color="auto" w:val="clear"/>
             <w:tcMar>
               <w:top w:type="dxa" w:w="70"/>
               <w:left w:type="dxa" w:w="110"/>
@@ -13355,6 +13602,7 @@
         <w:tc>
           <w:tcPr>
             <w:tcW w:type="dxa" w:w="1036"/>
+            <w:shd w:fill="F8FAFB" w:color="auto" w:val="clear"/>
             <w:tcMar>
               <w:top w:type="dxa" w:w="70"/>
               <w:left w:type="dxa" w:w="110"/>
@@ -24236,7 +24484,17 @@
           <w:b/>
           <w:bCs/>
         </w:rPr>
-        <w:t xml:space="preserve">They reply YES:</w:t>
+        <w:t xml:space="preserve">They reply YES</w:t>
+      </w:r>
+      <w:r>
+        <w:t xml:space="preserve"> (also with a greeting, such as “Good day YES”)</w:t>
+      </w:r>
+      <w:r>
+        <w:rPr>
+          <w:b/>
+          <w:bCs/>
+        </w:rPr>
+        <w:t xml:space="preserve">:</w:t>
       </w:r>
       <w:r>
         <w:t xml:space="preserve"> the portal issues their personal link and sends it back in the same WhatsApp chat straight away, and the record moves to </w:t>
@@ -24269,7 +24527,7 @@
         <w:t xml:space="preserve">They reply NO</w:t>
       </w:r>
       <w:r>
-        <w:t xml:space="preserve"> (or STOP, Hapana, Aihwa, Cha): the record moves to </w:t>
+        <w:t xml:space="preserve"> (or STOP, Hapana, Aihwa, Cha, also “No thank you”): the record moves to </w:t>
       </w:r>
       <w:r>
         <w:rPr>
@@ -24310,6 +24568,36 @@
       </w:r>
       <w:r>
         <w:t xml:space="preserve"> for you to answer yourself.</w:t>
+      </w:r>
+    </w:p>
+    <w:p>
+      <w:pPr>
+        <w:pStyle w:val="ListParagraph"/>
+        <w:numPr>
+          <w:ilvl w:val="0"/>
+          <w:numId w:val="28"/>
+        </w:numPr>
+        <w:spacing w:after="80" w:line="276"/>
+      </w:pPr>
+      <w:r>
+        <w:rPr>
+          <w:b/>
+          <w:bCs/>
+        </w:rPr>
+        <w:t xml:space="preserve">Their WhatsApp answers automatically</w:t>
+      </w:r>
+      <w:r>
+        <w:t xml:space="preserve"> (a business greeting such as “Thank you for contacting us”): it shows in the conversation marked </w:t>
+      </w:r>
+      <w:r>
+        <w:rPr>
+          <w:b/>
+          <w:bCs/>
+        </w:rPr>
+        <w:t xml:space="preserve">Auto-reply</w:t>
+      </w:r>
+      <w:r>
+        <w:t xml:space="preserve">, does not wait for you, and the reminder still goes.</w:t>
       </w:r>
     </w:p>
     <w:p>
@@ -24868,7 +25156,7 @@
         <w:spacing w:after="80" w:line="276"/>
       </w:pPr>
       <w:r>
-        <w:t xml:space="preserve">Choose the file: a PDF, a Word (.docx) or Excel (.xlsx) file, a text or CSV file, or a JPG or PNG scan or photo (up to 20 MB). Nothing else is required.</w:t>
+        <w:t xml:space="preserve">Choose the file: a PDF, a Word (.docx) or Excel (.xlsx) file, a text or CSV file, or a JPG or PNG scan or photo (up to 60 MB). Nothing else is required.</w:t>
       </w:r>
     </w:p>
     <w:p>
@@ -25700,7 +25988,7 @@
         <w:t xml:space="preserve">Choose File</w:t>
       </w:r>
       <w:r>
-        <w:t xml:space="preserve"> and pick the source: a PDF, a scan or photo (JPG or PNG), a Word (.docx) or Excel (.xlsx) file, or a text or CSV file. Audio and video can be attached as a reference. The limit is 20 MB. The file is stored privately on the server.</w:t>
+        <w:t xml:space="preserve"> and pick the source: a PDF, a scan or photo (JPG or PNG), a Word (.docx) or Excel (.xlsx) file, or a text or CSV file. Audio and video can be attached as a reference. The limit is 60 MB. The file is stored privately on the server.</w:t>
       </w:r>
     </w:p>
     <w:p>
@@ -29529,10 +29817,30 @@
           <w:b/>
           <w:bCs/>
         </w:rPr>
-        <w:t xml:space="preserve">Log a cost event</w:t>
-      </w:r>
-      <w:r>
-        <w:t xml:space="preserve">, enter the date, choose the category (RA_ALLOWANCE, AIRTIME_DATA, TRANSPORT, ACCOMMODATION, HOSTING, MESSAGING, OTHER) and the amount in USD.</w:t>
+        <w:t xml:space="preserve">Record a cost</w:t>
+      </w:r>
+      <w:r>
+        <w:t xml:space="preserve">, enter the date, choose the category (RA allowance, Airtime / data, Transport, Accommodation, Hosting, Messaging, Software / AI tools, Other), say </w:t>
+      </w:r>
+      <w:r>
+        <w:rPr>
+          <w:b/>
+          <w:bCs/>
+        </w:rPr>
+        <w:t xml:space="preserve">what it was for</w:t>
+      </w:r>
+      <w:r>
+        <w:t xml:space="preserve"> (for example “Claude subscription, October”), who it was </w:t>
+      </w:r>
+      <w:r>
+        <w:rPr>
+          <w:b/>
+          <w:bCs/>
+        </w:rPr>
+        <w:t xml:space="preserve">paid to</w:t>
+      </w:r>
+      <w:r>
+        <w:t xml:space="preserve"> if anyone (for example the RA's name), and the amount in USD.</w:t>
       </w:r>
     </w:p>
     <w:p>
@@ -29552,10 +29860,73 @@
           <w:b/>
           <w:bCs/>
         </w:rPr>
-        <w:t xml:space="preserve">Log cost</w:t>
-      </w:r>
-      <w:r>
-        <w:t xml:space="preserve">. Keep the receipt as the study's finance rules require.</w:t>
+        <w:t xml:space="preserve">Record cost</w:t>
+      </w:r>
+      <w:r>
+        <w:t xml:space="preserve">. The entry appears in </w:t>
+      </w:r>
+      <w:r>
+        <w:rPr>
+          <w:b/>
+          <w:bCs/>
+        </w:rPr>
+        <w:t xml:space="preserve">All costs</w:t>
+      </w:r>
+      <w:r>
+        <w:t xml:space="preserve"> below, with its date and who recorded it. Keep the receipt as the study's finance rules require.</w:t>
+      </w:r>
+    </w:p>
+    <w:p>
+      <w:pPr>
+        <w:pStyle w:val="ListParagraph"/>
+        <w:numPr>
+          <w:ilvl w:val="0"/>
+          <w:numId w:val="37"/>
+        </w:numPr>
+        <w:spacing w:after="80" w:line="276"/>
+      </w:pPr>
+      <w:r>
+        <w:t xml:space="preserve">To see one month's spending, choose the month in </w:t>
+      </w:r>
+      <w:r>
+        <w:rPr>
+          <w:b/>
+          <w:bCs/>
+        </w:rPr>
+        <w:t xml:space="preserve">All costs</w:t>
+      </w:r>
+      <w:r>
+        <w:t xml:space="preserve">: the total at the bottom is for that month. </w:t>
+      </w:r>
+      <w:r>
+        <w:rPr>
+          <w:b/>
+          <w:bCs/>
+        </w:rPr>
+        <w:t xml:space="preserve">Download CSV</w:t>
+      </w:r>
+      <w:r>
+        <w:t xml:space="preserve"> saves the list for a spreadsheet. </w:t>
+      </w:r>
+      <w:r>
+        <w:rPr>
+          <w:b/>
+          <w:bCs/>
+        </w:rPr>
+        <w:t xml:space="preserve">Edit</w:t>
+      </w:r>
+      <w:r>
+        <w:t xml:space="preserve"> corrects an entry and </w:t>
+      </w:r>
+      <w:r>
+        <w:rPr>
+          <w:b/>
+          <w:bCs/>
+        </w:rPr>
+        <w:t xml:space="preserve">Delete</w:t>
+      </w:r>
+      <w:r>
+        <w:t xml:space="preserve"> removes one recorded by mistake; both are kept in the audit log.</w:t>
       </w:r>
     </w:p>
     <w:p>
@@ -36498,7 +36869,7 @@
         <w:t xml:space="preserve">They reply YES</w:t>
       </w:r>
       <w:r>
-        <w:t xml:space="preserve"> (or Hongu, Yebo, OK): the portal issues their invitation and sends the personal link and code back in the same WhatsApp chat straight away. The case moves to </w:t>
+        <w:t xml:space="preserve"> (or Hongu, Yebo, OK, also with a greeting such as “Good day YES” or “Yes please”): the portal issues their invitation and sends the personal link and code back in the same WhatsApp chat straight away. The case moves to </w:t>
       </w:r>
       <w:r>
         <w:rPr>
@@ -36528,7 +36899,7 @@
         <w:t xml:space="preserve">They reply NO</w:t>
       </w:r>
       <w:r>
-        <w:t xml:space="preserve"> (or STOP, Hapana, Aihwa, Cha): the refusal is recorded, the case moves to </w:t>
+        <w:t xml:space="preserve"> (or STOP, Hapana, Aihwa, Cha, also “No thank you”): the refusal is recorded, the case moves to </w:t>
       </w:r>
       <w:r>
         <w:rPr>
@@ -36568,7 +36939,7 @@
         <w:t xml:space="preserve">They write anything else</w:t>
       </w:r>
       <w:r>
-        <w:t xml:space="preserve"> (a question, “who is this?”, “no problem”): nothing is sent automatically: the message appears on </w:t>
+        <w:t xml:space="preserve"> (a question, “who is this?”, “no problem”, or yes and no together): nothing is sent automatically: the message appears on </w:t>
       </w:r>
       <w:r>
         <w:rPr>
@@ -36589,6 +36960,36 @@
       </w:r>
       <w:r>
         <w:t xml:space="preserve"> for you to answer yourself. The same goes for someone who sends their invitation code to ask for a phone interview.</w:t>
+      </w:r>
+    </w:p>
+    <w:p>
+      <w:pPr>
+        <w:pStyle w:val="ListParagraph"/>
+        <w:numPr>
+          <w:ilvl w:val="0"/>
+          <w:numId w:val="53"/>
+        </w:numPr>
+        <w:spacing w:after="80" w:line="276"/>
+      </w:pPr>
+      <w:r>
+        <w:rPr>
+          <w:b/>
+          <w:bCs/>
+        </w:rPr>
+        <w:t xml:space="preserve">Their WhatsApp answers automatically</w:t>
+      </w:r>
+      <w:r>
+        <w:t xml:space="preserve"> (a business greeting such as “Thank you for contacting us, please let us know how we can help you”, “We're unavailable right now”, “Welcome to…”, or a price list): the message shows in the conversation marked </w:t>
+      </w:r>
+      <w:r>
+        <w:rPr>
+          <w:b/>
+          <w:bCs/>
+        </w:rPr>
+        <w:t xml:space="preserve">Auto-reply</w:t>
+      </w:r>
+      <w:r>
+        <w:t xml:space="preserve"> but does not wait for you, nothing is sent back, and the reminder still goes, because a person hasn't answered yet. If it also holds a yes or a no, a question to us, a phone number or a shared contact, it waits like any other message.</w:t>
       </w:r>
     </w:p>
     <w:p>
@@ -36738,7 +37139,7 @@
                 <w:sz w:val="19"/>
                 <w:szCs w:val="19"/>
               </w:rPr>
-              <w:t xml:space="preserve">. WhatsApp only accepts a written message within 24 hours of their last message; after that, email or phone them. Email replies to the study address appear there too, and you can answer them under </w:t>
+              <w:t xml:space="preserve">. WhatsApp only accepts a written message within 24 hours of their last message; after that, email or phone them. WhatsApp takes at most 1,600 characters a message, so a longer one is sent as numbered parts, (1/2) and (2/2), split at paragraph breaks; the box shows how many before you send. Email replies to the study address appear there too, and you can answer them under </w:t>
             </w:r>
             <w:r>
               <w:rPr>
@@ -36786,7 +37187,39 @@
                 <w:sz w:val="19"/>
                 <w:szCs w:val="19"/>
               </w:rPr>
-              <w:t xml:space="preserve">: they are asking to do the questionnaire with you on the phone. A Contact RA sees only their own cases; messages from numbers the study has no record of go to the PI and Field Coordinator.</w:t>
+              <w:t xml:space="preserve">: they are asking to do the questionnaire with you on the phone. A business WhatsApp's automatic greeting is marked </w:t>
+            </w:r>
+            <w:r>
+              <w:rPr>
+                <w:b/>
+                <w:bCs/>
+                <w:sz w:val="19"/>
+                <w:szCs w:val="19"/>
+              </w:rPr>
+              <w:t xml:space="preserve">Auto-reply</w:t>
+            </w:r>
+            <w:r>
+              <w:rPr>
+                <w:sz w:val="19"/>
+                <w:szCs w:val="19"/>
+              </w:rPr>
+              <w:t xml:space="preserve"> and is not under </w:t>
+            </w:r>
+            <w:r>
+              <w:rPr>
+                <w:b/>
+                <w:bCs/>
+                <w:sz w:val="19"/>
+                <w:szCs w:val="19"/>
+              </w:rPr>
+              <w:t xml:space="preserve">Waiting</w:t>
+            </w:r>
+            <w:r>
+              <w:rPr>
+                <w:sz w:val="19"/>
+                <w:szCs w:val="19"/>
+              </w:rPr>
+              <w:t xml:space="preserve">: there is nothing to answer. A Contact RA sees only their own cases; messages from numbers the study has no record of go to the PI and Field Coordinator.</w:t>
             </w:r>
           </w:p>
         </w:tc>
@@ -46863,7 +47296,7 @@
         <w:sz w:val="16"/>
         <w:szCs w:val="16"/>
       </w:rPr>
-      <w:t xml:space="preserve">Version 1.43 · 14 October 2026</w:t>
+      <w:t xml:space="preserve">Version 1.49 · 25 October 2026</w:t>
     </w:r>
     <w:r>
       <w:rPr>

--- a/docs/manuals/ABF-FST_Portal_System_Manual.docx
+++ b/docs/manuals/ABF-FST_Portal_System_Manual.docx
@@ -450,7 +450,7 @@
                 <w:sz w:val="19"/>
                 <w:szCs w:val="19"/>
               </w:rPr>
-              <w:t xml:space="preserve">Version 1.49 · 25 October 2026</w:t>
+              <w:t xml:space="preserve">Version 1.50 · 25 October 2026</w:t>
             </w:r>
           </w:p>
         </w:tc>
@@ -1620,7 +1620,7 @@
                 <w:sz w:val="19"/>
                 <w:szCs w:val="19"/>
               </w:rPr>
-              <w:t xml:space="preserve">50–75 coded documents, digital platform and media sources (100 records loaded).</w:t>
+              <w:t xml:space="preserve">108 coded documents, digital platform and media sources (138 registered).</w:t>
             </w:r>
           </w:p>
         </w:tc>
@@ -13677,7 +13677,7 @@
           <wp:inline distT="0" distB="0" distL="0" distR="0">
             <wp:extent cx="5715000" cy="3571875"/>
             <wp:effectExtent t="0" r="0" b="0" l="0"/>
-            <wp:docPr id="1" name="adm_exec_dashboard.jpg" descr="Executive Dashboard: completions against the 400 / 60 / 50–75 targets, days to data lock, spend, and the lowest-filled strata." title="Executive Dashboard: completions against the 400 / 60 / 50–75 targets, days to data lock, spend, and the lowest-filled strata."/>
+            <wp:docPr id="1" name="adm_exec_dashboard.jpg" descr="Executive Dashboard: completions against the 400 / 60 / 108 targets, days to data lock, spend, and the lowest-filled strata." title="Executive Dashboard: completions against the 400 / 60 / 108 targets, days to data lock, spend, and the lowest-filled strata."/>
             <wp:cNvGraphicFramePr>
               <a:graphicFrameLocks xmlns:a="http://schemas.openxmlformats.org/drawingml/2006/main" noChangeAspect="1"/>
             </wp:cNvGraphicFramePr>
@@ -13736,7 +13736,7 @@
           <w:sz w:val="17"/>
           <w:szCs w:val="17"/>
         </w:rPr>
-        <w:t xml:space="preserve">Executive Dashboard: completions against the 400 / 60 / 50–75 targets, days to data lock, spend, and the lowest-filled strata.</w:t>
+        <w:t xml:space="preserve">Executive Dashboard: completions against the 400 / 60 / 108 targets, days to data lock, spend, and the lowest-filled strata.</w:t>
       </w:r>
     </w:p>
     <w:tbl>
@@ -13897,7 +13897,7 @@
                 <w:sz w:val="19"/>
                 <w:szCs w:val="19"/>
               </w:rPr>
-              <w:t xml:space="preserve">QUAN completed out of 400, KII completed out of 60, documents coded against 50–75, days to the 30 November 2026 data lock, spend to date, lowest-filled strata.</w:t>
+              <w:t xml:space="preserve">QUAN completed out of 400, KII completed out of 60, documents coded against 108, days to the 30 November 2026 data lock, spend to date, lowest-filled strata.</w:t>
             </w:r>
           </w:p>
         </w:tc>
@@ -45107,7 +45107,7 @@
                 <w:sz w:val="19"/>
                 <w:szCs w:val="19"/>
               </w:rPr>
-              <w:t xml:space="preserve">Documents, digital platform and media sources analysed (target 50–75).</w:t>
+              <w:t xml:space="preserve">Documents, digital platform and media sources analysed (target 108).</w:t>
             </w:r>
           </w:p>
         </w:tc>
@@ -46530,7 +46530,7 @@
                 <w:sz w:val="19"/>
                 <w:szCs w:val="19"/>
               </w:rPr>
-              <w:t xml:space="preserve">400 questionnaires · 60 KIIs · 50–75 documents</w:t>
+              <w:t xml:space="preserve">400 questionnaires · 60 KIIs · 108 documents</w:t>
             </w:r>
           </w:p>
         </w:tc>
@@ -47296,7 +47296,7 @@
         <w:sz w:val="16"/>
         <w:szCs w:val="16"/>
       </w:rPr>
-      <w:t xml:space="preserve">Version 1.49 · 25 October 2026</w:t>
+      <w:t xml:space="preserve">Version 1.50 · 25 October 2026</w:t>
     </w:r>
     <w:r>
       <w:rPr>

--- a/docs/manuals/ABF-FST_Portal_System_Manual.docx
+++ b/docs/manuals/ABF-FST_Portal_System_Manual.docx
@@ -450,7 +450,7 @@
                 <w:sz w:val="19"/>
                 <w:szCs w:val="19"/>
               </w:rPr>
-              <w:t xml:space="preserve">Version 1.50 · 25 October 2026</w:t>
+              <w:t xml:space="preserve">Version 1.51 · 26 October 2026</w:t>
             </w:r>
           </w:p>
         </w:tc>
@@ -19569,7 +19569,7 @@
                 <w:sz w:val="19"/>
                 <w:szCs w:val="19"/>
               </w:rPr>
-              <w:t xml:space="preserve">), their case leaves Follow-ups and can never become Nonresponse while the appointment is open. The reminders come back only if the appointment is marked </w:t>
+              <w:t xml:space="preserve">), their case leaves Follow-ups, can never become Nonresponse and is never replaced automatically while the appointment is open. The reminders come back only if the appointment is marked </w:t>
             </w:r>
             <w:r>
               <w:rPr>
@@ -47296,7 +47296,7 @@
         <w:sz w:val="16"/>
         <w:szCs w:val="16"/>
       </w:rPr>
-      <w:t xml:space="preserve">Version 1.50 · 25 October 2026</w:t>
+      <w:t xml:space="preserve">Version 1.51 · 26 October 2026</w:t>
     </w:r>
     <w:r>
       <w:rPr>

--- a/docs/manuals/ABF-FST_Portal_System_Manual.docx
+++ b/docs/manuals/ABF-FST_Portal_System_Manual.docx
@@ -450,7 +450,7 @@
                 <w:sz w:val="19"/>
                 <w:szCs w:val="19"/>
               </w:rPr>
-              <w:t xml:space="preserve">Version 1.51 · 26 October 2026</w:t>
+              <w:t xml:space="preserve">Version 1.52 · 26 October 2026</w:t>
             </w:r>
           </w:p>
         </w:tc>
@@ -8250,10 +8250,20 @@
           <w:b/>
           <w:bCs/>
         </w:rPr>
-        <w:t xml:space="preserve">top bar</w:t>
-      </w:r>
-      <w:r>
-        <w:t xml:space="preserve"> shows your username and role, and the screens you can use. It is not a full menu with some items greyed out: anything absent is simply not part of your role.</w:t>
+        <w:t xml:space="preserve">sidebar</w:t>
+      </w:r>
+      <w:r>
+        <w:t xml:space="preserve"> on the left shows your username and role, and the screens you can use, grouped as Dashboards, Reaching respondents, Main 400 sample, KII &amp; documents, Quality &amp; data and Administration. Select a group's heading to open it; on a phone, select </w:t>
+      </w:r>
+      <w:r>
+        <w:rPr>
+          <w:b/>
+          <w:bCs/>
+        </w:rPr>
+        <w:t xml:space="preserve">Menu</w:t>
+      </w:r>
+      <w:r>
+        <w:t xml:space="preserve"> to open the sidebar. It is not a full menu with some items greyed out: anything absent is simply not part of your role.</w:t>
       </w:r>
     </w:p>
     <w:p>
@@ -16177,7 +16187,7 @@
         <w:spacing w:after="120" w:line="288"/>
       </w:pPr>
       <w:r>
-        <w:t xml:space="preserve">Open any dashboard from the top bar; see 6.1.</w:t>
+        <w:t xml:space="preserve">Open any dashboard from the Dashboards group in the sidebar; see 6.1.</w:t>
       </w:r>
     </w:p>
     <w:p>
@@ -16208,7 +16218,7 @@
         <w:t xml:space="preserve">Reports</w:t>
       </w:r>
       <w:r>
-        <w:t xml:space="preserve"> in the top bar.</w:t>
+        <w:t xml:space="preserve"> in the sidebar (Dashboards).</w:t>
       </w:r>
     </w:p>
     <w:p>
@@ -16866,7 +16876,7 @@
         <w:t xml:space="preserve">Organisations</w:t>
       </w:r>
       <w:r>
-        <w:t xml:space="preserve"> in the top bar.</w:t>
+        <w:t xml:space="preserve"> in the sidebar (Main 400 sample).</w:t>
       </w:r>
     </w:p>
     <w:p>
@@ -47296,7 +47306,7 @@
         <w:sz w:val="16"/>
         <w:szCs w:val="16"/>
       </w:rPr>
-      <w:t xml:space="preserve">Version 1.51 · 26 October 2026</w:t>
+      <w:t xml:space="preserve">Version 1.52 · 26 October 2026</w:t>
     </w:r>
     <w:r>
       <w:rPr>
